--- a/00-首页/题组Word/第一轮·综合套卷/第一轮综合卷11（学生版-打印版）.docx
+++ b/00-首页/题组Word/第一轮·综合套卷/第一轮综合卷11（学生版-打印版）.docx
@@ -91,8 +91,8 @@
     <w:p>
       <w:pPr>
         <w:pStyle w:val="FirstParagraph"/>
+        <w:spacing w:before="0" w:after="0"/>
         <w:ind w:left="480" w:hanging="480"/>
-        <w:spacing w:after="0"/>
       </w:pPr>
       <w:r>
         <w:rPr>
@@ -222,20 +222,57 @@
     <w:p>
       <w:pPr>
         <w:pStyle w:val="FirstParagraph"/>
+        <w:spacing w:before="0" w:after="0"/>
         <w:ind w:left="480" w:hanging="480"/>
+      </w:pPr>
+      <w:r>
+        <w:rPr>
+          <w:rFonts w:ascii="Times New Roman" w:hAnsi="Times New Roman" w:eastAsia="Times New Roman" w:cs="Times New Roman"/>
+        </w:rPr>
+        <w:t xml:space="preserve">A. </w:t>
+      </w:r>
+      <w:r>
+        <w:rPr>
+          <w:rFonts w:hint="eastAsia" w:ascii="Times New Roman" w:hAnsi="Times New Roman" w:eastAsia="FangSong" w:cs="Times New Roman"/>
+        </w:rPr>
+        <w:t xml:space="preserve">平面三角形和三角锥形</w:t>
+      </w:r>
+      <w:r>
+        <w:rPr>
+          <w:rFonts w:ascii="Times New Roman" w:hAnsi="Times New Roman" w:eastAsia="Times New Roman" w:cs="Times New Roman"/>
+        </w:rPr>
+        <w:t xml:space="preserve"> </w:t>
+      </w:r>
+    </w:p>
+    <w:p>
+      <w:pPr>
+        <w:pStyle w:val="FirstParagraph"/>
         <w:spacing w:before="0" w:after="0"/>
-      </w:pPr>
-      <w:r>
-        <w:rPr>
-          <w:rFonts w:ascii="Times New Roman" w:hAnsi="Times New Roman" w:eastAsia="Times New Roman" w:cs="Times New Roman"/>
-        </w:rPr>
-        <w:t xml:space="preserve">A. </w:t>
-      </w:r>
-      <w:r>
-        <w:rPr>
-          <w:rFonts w:hint="eastAsia" w:ascii="Times New Roman" w:hAnsi="Times New Roman" w:eastAsia="FangSong" w:cs="Times New Roman"/>
-        </w:rPr>
-        <w:t xml:space="preserve">平面三角形和三角锥形</w:t>
+        <w:ind w:left="480" w:hanging="480"/>
+      </w:pPr>
+      <w:r>
+        <w:rPr>
+          <w:rFonts w:ascii="Times New Roman" w:hAnsi="Times New Roman" w:eastAsia="Times New Roman" w:cs="Times New Roman"/>
+        </w:rPr>
+        <w:t xml:space="preserve">B. </w:t>
+      </w:r>
+      <w:r>
+        <w:rPr>
+          <w:rFonts w:hint="eastAsia" w:ascii="Times New Roman" w:hAnsi="Times New Roman" w:eastAsia="FangSong" w:cs="Times New Roman"/>
+        </w:rPr>
+        <w:t xml:space="preserve">三角锥形和</w:t>
+      </w:r>
+      <w:r>
+        <w:rPr>
+          <w:rFonts w:ascii="Times New Roman" w:hAnsi="Times New Roman" w:eastAsia="Times New Roman" w:cs="Times New Roman"/>
+        </w:rPr>
+        <w:t xml:space="preserve"> T </w:t>
+      </w:r>
+      <w:r>
+        <w:rPr>
+          <w:rFonts w:hint="eastAsia" w:ascii="Times New Roman" w:hAnsi="Times New Roman" w:eastAsia="FangSong" w:cs="Times New Roman"/>
+        </w:rPr>
+        <w:t xml:space="preserve">字形</w:t>
       </w:r>
       <w:r>
         <w:rPr>
@@ -247,70 +284,33 @@
     <w:p>
       <w:pPr>
         <w:pStyle w:val="FirstParagraph"/>
+        <w:spacing w:before="0" w:after="0"/>
         <w:ind w:left="480" w:hanging="480"/>
+      </w:pPr>
+      <w:r>
+        <w:rPr>
+          <w:rFonts w:ascii="Times New Roman" w:hAnsi="Times New Roman" w:eastAsia="Times New Roman" w:cs="Times New Roman"/>
+        </w:rPr>
+        <w:t xml:space="preserve">C. T </w:t>
+      </w:r>
+      <w:r>
+        <w:rPr>
+          <w:rFonts w:hint="eastAsia" w:ascii="Times New Roman" w:hAnsi="Times New Roman" w:eastAsia="FangSong" w:cs="Times New Roman"/>
+        </w:rPr>
+        <w:t xml:space="preserve">字形和平面三角形</w:t>
+      </w:r>
+      <w:r>
+        <w:rPr>
+          <w:rFonts w:ascii="Times New Roman" w:hAnsi="Times New Roman" w:eastAsia="Times New Roman" w:cs="Times New Roman"/>
+        </w:rPr>
+        <w:t xml:space="preserve"> </w:t>
+      </w:r>
+    </w:p>
+    <w:p>
+      <w:pPr>
+        <w:pStyle w:val="FirstParagraph"/>
         <w:spacing w:before="0" w:after="0"/>
-      </w:pPr>
-      <w:r>
-        <w:rPr>
-          <w:rFonts w:ascii="Times New Roman" w:hAnsi="Times New Roman" w:eastAsia="Times New Roman" w:cs="Times New Roman"/>
-        </w:rPr>
-        <w:t xml:space="preserve">B. </w:t>
-      </w:r>
-      <w:r>
-        <w:rPr>
-          <w:rFonts w:hint="eastAsia" w:ascii="Times New Roman" w:hAnsi="Times New Roman" w:eastAsia="FangSong" w:cs="Times New Roman"/>
-        </w:rPr>
-        <w:t xml:space="preserve">三角锥形和</w:t>
-      </w:r>
-      <w:r>
-        <w:rPr>
-          <w:rFonts w:ascii="Times New Roman" w:hAnsi="Times New Roman" w:eastAsia="Times New Roman" w:cs="Times New Roman"/>
-        </w:rPr>
-        <w:t xml:space="preserve"> T </w:t>
-      </w:r>
-      <w:r>
-        <w:rPr>
-          <w:rFonts w:hint="eastAsia" w:ascii="Times New Roman" w:hAnsi="Times New Roman" w:eastAsia="FangSong" w:cs="Times New Roman"/>
-        </w:rPr>
-        <w:t xml:space="preserve">字形</w:t>
-      </w:r>
-      <w:r>
-        <w:rPr>
-          <w:rFonts w:ascii="Times New Roman" w:hAnsi="Times New Roman" w:eastAsia="Times New Roman" w:cs="Times New Roman"/>
-        </w:rPr>
-        <w:t xml:space="preserve"> </w:t>
-      </w:r>
-    </w:p>
-    <w:p>
-      <w:pPr>
-        <w:pStyle w:val="FirstParagraph"/>
         <w:ind w:left="480" w:hanging="480"/>
-        <w:spacing w:before="0" w:after="0"/>
-      </w:pPr>
-      <w:r>
-        <w:rPr>
-          <w:rFonts w:ascii="Times New Roman" w:hAnsi="Times New Roman" w:eastAsia="Times New Roman" w:cs="Times New Roman"/>
-        </w:rPr>
-        <w:t xml:space="preserve">C. T </w:t>
-      </w:r>
-      <w:r>
-        <w:rPr>
-          <w:rFonts w:hint="eastAsia" w:ascii="Times New Roman" w:hAnsi="Times New Roman" w:eastAsia="FangSong" w:cs="Times New Roman"/>
-        </w:rPr>
-        <w:t xml:space="preserve">字形和平面三角形</w:t>
-      </w:r>
-      <w:r>
-        <w:rPr>
-          <w:rFonts w:ascii="Times New Roman" w:hAnsi="Times New Roman" w:eastAsia="Times New Roman" w:cs="Times New Roman"/>
-        </w:rPr>
-        <w:t xml:space="preserve"> </w:t>
-      </w:r>
-    </w:p>
-    <w:p>
-      <w:pPr>
-        <w:pStyle w:val="FirstParagraph"/>
-        <w:ind w:left="480" w:hanging="480"/>
-        <w:spacing w:before="0" w:after="180"/>
       </w:pPr>
       <w:r>
         <w:rPr>
@@ -595,8 +595,8 @@
     <w:p>
       <w:pPr>
         <w:pStyle w:val="BodyText"/>
+        <w:spacing w:before="0" w:after="0"/>
         <w:ind w:left="480" w:hanging="480"/>
-        <w:spacing w:after="0"/>
       </w:pPr>
       <w:r>
         <w:rPr>
@@ -702,8 +702,8 @@
     <w:p>
       <w:pPr>
         <w:pStyle w:val="BodyText"/>
+        <w:spacing w:before="0" w:after="0"/>
         <w:ind w:left="480" w:hanging="480"/>
-        <w:spacing w:before="0" w:after="0"/>
       </w:pPr>
       <w:r>
         <w:rPr>
@@ -815,8 +815,8 @@
     <w:p>
       <w:pPr>
         <w:pStyle w:val="BodyText"/>
+        <w:spacing w:before="0" w:after="0"/>
         <w:ind w:left="480" w:hanging="480"/>
-        <w:spacing w:before="0" w:after="0"/>
       </w:pPr>
       <w:r>
         <w:rPr>
@@ -928,8 +928,8 @@
     <w:p>
       <w:pPr>
         <w:pStyle w:val="BodyText"/>
+        <w:spacing w:before="0" w:after="0"/>
         <w:ind w:left="480" w:hanging="480"/>
-        <w:spacing w:before="0" w:after="180"/>
       </w:pPr>
       <w:r>
         <w:rPr>
@@ -1360,8 +1360,8 @@
     <w:p>
       <w:pPr>
         <w:pStyle w:val="BodyText"/>
+        <w:spacing w:before="0" w:after="0"/>
         <w:ind w:left="480" w:hanging="480"/>
-        <w:spacing w:after="0"/>
       </w:pPr>
       <w:r>
         <w:rPr>
@@ -1461,8 +1461,8 @@
     <w:p>
       <w:pPr>
         <w:pStyle w:val="BodyText"/>
+        <w:spacing w:before="0" w:after="0"/>
         <w:ind w:left="480" w:hanging="480"/>
-        <w:spacing w:before="0" w:after="0"/>
       </w:pPr>
       <w:r>
         <w:rPr>
@@ -1562,45 +1562,45 @@
     <w:p>
       <w:pPr>
         <w:pStyle w:val="BodyText"/>
+        <w:spacing w:before="0" w:after="0"/>
         <w:ind w:left="480" w:hanging="480"/>
+      </w:pPr>
+      <w:r>
+        <w:rPr>
+          <w:rFonts w:ascii="Times New Roman" w:hAnsi="Times New Roman" w:eastAsia="Times New Roman" w:cs="Times New Roman"/>
+        </w:rPr>
+        <w:t xml:space="preserve">C. </w:t>
+      </w:r>
+      <w:r>
+        <w:rPr>
+          <w:rFonts w:hint="eastAsia" w:ascii="Times New Roman" w:hAnsi="Times New Roman" w:eastAsia="FangSong" w:cs="Times New Roman"/>
+        </w:rPr>
+        <w:t xml:space="preserve">电负性以</w:t>
+      </w:r>
+      <w:r>
+        <w:rPr>
+          <w:rFonts w:ascii="Times New Roman" w:hAnsi="Times New Roman" w:eastAsia="Times New Roman" w:cs="Times New Roman"/>
+        </w:rPr>
+        <w:t xml:space="preserve"> N &lt; O &lt; F </w:t>
+      </w:r>
+      <w:r>
+        <w:rPr>
+          <w:rFonts w:hint="eastAsia" w:ascii="Times New Roman" w:hAnsi="Times New Roman" w:eastAsia="FangSong" w:cs="Times New Roman"/>
+        </w:rPr>
+        <w:t xml:space="preserve">顺序而增大</w:t>
+      </w:r>
+      <w:r>
+        <w:rPr>
+          <w:rFonts w:ascii="Times New Roman" w:hAnsi="Times New Roman" w:eastAsia="Times New Roman" w:cs="Times New Roman"/>
+        </w:rPr>
+        <w:t xml:space="preserve"> </w:t>
+      </w:r>
+    </w:p>
+    <w:p>
+      <w:pPr>
+        <w:pStyle w:val="BodyText"/>
         <w:spacing w:before="0" w:after="0"/>
-      </w:pPr>
-      <w:r>
-        <w:rPr>
-          <w:rFonts w:ascii="Times New Roman" w:hAnsi="Times New Roman" w:eastAsia="Times New Roman" w:cs="Times New Roman"/>
-        </w:rPr>
-        <w:t xml:space="preserve">C. </w:t>
-      </w:r>
-      <w:r>
-        <w:rPr>
-          <w:rFonts w:hint="eastAsia" w:ascii="Times New Roman" w:hAnsi="Times New Roman" w:eastAsia="FangSong" w:cs="Times New Roman"/>
-        </w:rPr>
-        <w:t xml:space="preserve">电负性以</w:t>
-      </w:r>
-      <w:r>
-        <w:rPr>
-          <w:rFonts w:ascii="Times New Roman" w:hAnsi="Times New Roman" w:eastAsia="Times New Roman" w:cs="Times New Roman"/>
-        </w:rPr>
-        <w:t xml:space="preserve"> N &lt; O &lt; F </w:t>
-      </w:r>
-      <w:r>
-        <w:rPr>
-          <w:rFonts w:hint="eastAsia" w:ascii="Times New Roman" w:hAnsi="Times New Roman" w:eastAsia="FangSong" w:cs="Times New Roman"/>
-        </w:rPr>
-        <w:t xml:space="preserve">顺序而增大</w:t>
-      </w:r>
-      <w:r>
-        <w:rPr>
-          <w:rFonts w:ascii="Times New Roman" w:hAnsi="Times New Roman" w:eastAsia="Times New Roman" w:cs="Times New Roman"/>
-        </w:rPr>
-        <w:t xml:space="preserve"> </w:t>
-      </w:r>
-    </w:p>
-    <w:p>
-      <w:pPr>
-        <w:pStyle w:val="BodyText"/>
         <w:ind w:left="480" w:hanging="480"/>
-        <w:spacing w:before="0" w:after="180"/>
       </w:pPr>
       <w:r>
         <w:rPr>
@@ -1740,8 +1740,8 @@
     <w:p>
       <w:pPr>
         <w:pStyle w:val="FirstParagraph"/>
+        <w:spacing w:before="0" w:after="0"/>
         <w:ind w:left="480" w:hanging="480"/>
-        <w:spacing w:after="0"/>
       </w:pPr>
       <w:r>
         <w:rPr>
@@ -1874,8 +1874,8 @@
     <w:p>
       <w:pPr>
         <w:pStyle w:val="FirstParagraph"/>
+        <w:spacing w:before="0" w:after="0"/>
         <w:ind w:left="480" w:hanging="480"/>
-        <w:spacing w:before="0" w:after="0"/>
       </w:pPr>
       <w:r>
         <w:rPr>
@@ -1948,8 +1948,8 @@
     <w:p>
       <w:pPr>
         <w:pStyle w:val="FirstParagraph"/>
+        <w:spacing w:before="0" w:after="0"/>
         <w:ind w:left="480" w:hanging="480"/>
-        <w:spacing w:before="0" w:after="0"/>
       </w:pPr>
       <w:r>
         <w:rPr>
@@ -2022,8 +2022,8 @@
     <w:p>
       <w:pPr>
         <w:pStyle w:val="FirstParagraph"/>
+        <w:spacing w:before="0" w:after="0"/>
         <w:ind w:left="480" w:hanging="480"/>
-        <w:spacing w:before="0" w:after="0"/>
       </w:pPr>
       <w:r>
         <w:rPr>
@@ -2105,8 +2105,8 @@
     <w:p>
       <w:pPr>
         <w:pStyle w:val="FirstParagraph"/>
+        <w:spacing w:before="0" w:after="0"/>
         <w:ind w:left="480" w:hanging="480"/>
-        <w:spacing w:before="0" w:after="180"/>
       </w:pPr>
       <w:r>
         <w:rPr>
@@ -2251,6 +2251,7 @@
     <w:p>
       <w:pPr>
         <w:pStyle w:val="Compact"/>
+        <w:spacing w:before="0" w:after="0"/>
       </w:pPr>
       <w:r>
         <w:rPr>
@@ -2292,6 +2293,7 @@
     <w:p>
       <w:pPr>
         <w:pStyle w:val="Compact"/>
+        <w:spacing w:before="0" w:after="0"/>
       </w:pPr>
       <w:r>
         <w:rPr>
@@ -2321,6 +2323,7 @@
     <w:p>
       <w:pPr>
         <w:pStyle w:val="Compact"/>
+        <w:spacing w:before="0" w:after="0"/>
       </w:pPr>
       <w:r>
         <w:rPr>
@@ -2394,6 +2397,7 @@
     <w:p>
       <w:pPr>
         <w:pStyle w:val="Compact"/>
+        <w:spacing w:before="0" w:after="0"/>
       </w:pPr>
       <w:r>
         <w:rPr>
@@ -3348,8 +3352,8 @@
     <w:p>
       <w:pPr>
         <w:pStyle w:val="BodyText"/>
+        <w:spacing w:before="0" w:after="0"/>
         <w:ind w:left="480" w:hanging="480"/>
-        <w:spacing w:after="0"/>
       </w:pPr>
       <w:r>
         <w:rPr>
@@ -3379,8 +3383,8 @@
     <w:p>
       <w:pPr>
         <w:pStyle w:val="BodyText"/>
+        <w:spacing w:before="0" w:after="0"/>
         <w:ind w:left="480" w:hanging="480"/>
-        <w:spacing w:before="0" w:after="0"/>
       </w:pPr>
       <w:r>
         <w:rPr>
@@ -3524,8 +3528,8 @@
     <w:p>
       <w:pPr>
         <w:pStyle w:val="BodyText"/>
+        <w:spacing w:before="0" w:after="0"/>
         <w:ind w:left="480" w:hanging="480"/>
-        <w:spacing w:before="0" w:after="0"/>
       </w:pPr>
       <w:r>
         <w:rPr>
@@ -3660,8 +3664,8 @@
     <w:p>
       <w:pPr>
         <w:pStyle w:val="BodyText"/>
+        <w:spacing w:before="0" w:after="0"/>
         <w:ind w:left="480" w:hanging="480"/>
-        <w:spacing w:before="0" w:after="0"/>
       </w:pPr>
       <w:r>
         <w:rPr>
@@ -3769,8 +3773,8 @@
     <w:p>
       <w:pPr>
         <w:pStyle w:val="BodyText"/>
+        <w:spacing w:before="0" w:after="0"/>
         <w:ind w:left="480" w:hanging="480"/>
-        <w:spacing w:before="0" w:after="180"/>
       </w:pPr>
       <w:r>
         <w:rPr>
@@ -4406,6 +4410,14 @@
       <w:tblPr>
         <w:tblStyle w:val="Table"/>
         <w:tblW w:type="auto" w:w="0"/>
+        <w:tblBorders>
+          <w:top w:val="single" w:sz="12" w:space="0" w:color="000000"/>
+          <w:left w:val="none" w:sz="0" w:space="0" w:color="auto"/>
+          <w:bottom w:val="single" w:sz="12" w:space="0" w:color="000000"/>
+          <w:right w:val="none" w:sz="0" w:space="0" w:color="auto"/>
+          <w:insideH w:val="none" w:sz="0" w:space="0" w:color="auto"/>
+          <w:insideV w:val="none" w:sz="0" w:space="0" w:color="auto"/>
+        </w:tblBorders>
         <w:tblLook w:firstRow="1" w:lastRow="0" w:firstColumn="0" w:lastColumn="0" w:noHBand="0" w:noVBand="0" w:val="0020"/>
       </w:tblPr>
       <w:tblGrid>
@@ -4420,7 +4432,11 @@
           <w:tblHeader w:val="on"/>
         </w:trPr>
         <w:tc>
-          <w:tcPr/>
+          <w:tcPr>
+            <w:tcBorders>
+              <w:bottom w:val="single" w:sz="8" w:space="0" w:color="000000"/>
+            </w:tcBorders>
+          </w:tcPr>
           <w:p>
             <w:pPr>
               <w:pStyle w:val="Compact"/>
@@ -4443,7 +4459,11 @@
           </w:p>
         </w:tc>
         <w:tc>
-          <w:tcPr/>
+          <w:tcPr>
+            <w:tcBorders>
+              <w:bottom w:val="single" w:sz="8" w:space="0" w:color="000000"/>
+            </w:tcBorders>
+          </w:tcPr>
           <w:p>
             <w:pPr>
               <w:pStyle w:val="Compact"/>
@@ -4459,7 +4479,11 @@
           </w:p>
         </w:tc>
         <w:tc>
-          <w:tcPr/>
+          <w:tcPr>
+            <w:tcBorders>
+              <w:bottom w:val="single" w:sz="8" w:space="0" w:color="000000"/>
+            </w:tcBorders>
+          </w:tcPr>
           <w:p>
             <w:pPr>
               <w:pStyle w:val="Compact"/>
@@ -4475,7 +4499,11 @@
           </w:p>
         </w:tc>
         <w:tc>
-          <w:tcPr/>
+          <w:tcPr>
+            <w:tcBorders>
+              <w:bottom w:val="single" w:sz="8" w:space="0" w:color="000000"/>
+            </w:tcBorders>
+          </w:tcPr>
           <w:p>
             <w:pPr>
               <w:pStyle w:val="Compact"/>
@@ -4491,7 +4519,11 @@
           </w:p>
         </w:tc>
         <w:tc>
-          <w:tcPr/>
+          <w:tcPr>
+            <w:tcBorders>
+              <w:bottom w:val="single" w:sz="8" w:space="0" w:color="000000"/>
+            </w:tcBorders>
+          </w:tcPr>
           <w:p>
             <w:pPr>
               <w:pStyle w:val="Compact"/>
@@ -9559,6 +9591,7 @@
     <w:p>
       <w:pPr>
         <w:pStyle w:val="Compact"/>
+        <w:spacing w:before="0" w:after="0"/>
       </w:pPr>
       <w:r>
         <w:rPr>
@@ -9576,6 +9609,7 @@
     <w:p>
       <w:pPr>
         <w:pStyle w:val="Compact"/>
+        <w:spacing w:before="0" w:after="0"/>
       </w:pPr>
       <w:r>
         <w:rPr>
@@ -9617,6 +9651,7 @@
     <w:p>
       <w:pPr>
         <w:pStyle w:val="Compact"/>
+        <w:spacing w:before="0" w:after="0"/>
       </w:pPr>
       <w:r>
         <w:rPr>
@@ -9724,6 +9759,7 @@
     <w:p>
       <w:pPr>
         <w:pStyle w:val="Compact"/>
+        <w:spacing w:before="0" w:after="0"/>
       </w:pPr>
       <w:r>
         <w:rPr>
@@ -10304,8 +10340,8 @@
     <w:p>
       <w:pPr>
         <w:pStyle w:val="Compact"/>
+        <w:spacing w:before="0" w:after="0"/>
         <w:ind w:left="480" w:hanging="480"/>
-        <w:spacing w:after="0"/>
       </w:pPr>
       <w:r>
         <w:rPr>
@@ -10329,20 +10365,45 @@
     <w:p>
       <w:pPr>
         <w:pStyle w:val="Compact"/>
+        <w:spacing w:before="0" w:after="0"/>
         <w:ind w:left="480" w:hanging="480"/>
+      </w:pPr>
+      <w:r>
+        <w:rPr>
+          <w:rFonts w:ascii="Times New Roman" w:hAnsi="Times New Roman" w:eastAsia="Times New Roman" w:cs="Times New Roman"/>
+        </w:rPr>
+        <w:t xml:space="preserve">B. </w:t>
+      </w:r>
+      <w:r>
+        <w:rPr>
+          <w:rFonts w:hint="eastAsia" w:ascii="Times New Roman" w:hAnsi="Times New Roman" w:eastAsia="FangSong" w:cs="Times New Roman"/>
+        </w:rPr>
+        <w:t xml:space="preserve">逐渐减小</w:t>
+      </w:r>
+      <w:r>
+        <w:rPr>
+          <w:rFonts w:ascii="Times New Roman" w:hAnsi="Times New Roman" w:eastAsia="Times New Roman" w:cs="Times New Roman"/>
+        </w:rPr>
+        <w:t xml:space="preserve">　　</w:t>
+      </w:r>
+    </w:p>
+    <w:p>
+      <w:pPr>
+        <w:pStyle w:val="Compact"/>
         <w:spacing w:before="0" w:after="0"/>
-      </w:pPr>
-      <w:r>
-        <w:rPr>
-          <w:rFonts w:ascii="Times New Roman" w:hAnsi="Times New Roman" w:eastAsia="Times New Roman" w:cs="Times New Roman"/>
-        </w:rPr>
-        <w:t xml:space="preserve">B. </w:t>
-      </w:r>
-      <w:r>
-        <w:rPr>
-          <w:rFonts w:hint="eastAsia" w:ascii="Times New Roman" w:hAnsi="Times New Roman" w:eastAsia="FangSong" w:cs="Times New Roman"/>
-        </w:rPr>
-        <w:t xml:space="preserve">逐渐减小</w:t>
+        <w:ind w:left="480" w:hanging="480"/>
+      </w:pPr>
+      <w:r>
+        <w:rPr>
+          <w:rFonts w:ascii="Times New Roman" w:hAnsi="Times New Roman" w:eastAsia="Times New Roman" w:cs="Times New Roman"/>
+        </w:rPr>
+        <w:t xml:space="preserve">C. </w:t>
+      </w:r>
+      <w:r>
+        <w:rPr>
+          <w:rFonts w:hint="eastAsia" w:ascii="Times New Roman" w:hAnsi="Times New Roman" w:eastAsia="FangSong" w:cs="Times New Roman"/>
+        </w:rPr>
+        <w:t xml:space="preserve">先增大后减小</w:t>
       </w:r>
       <w:r>
         <w:rPr>
@@ -10354,33 +10415,8 @@
     <w:p>
       <w:pPr>
         <w:pStyle w:val="Compact"/>
+        <w:spacing w:before="0" w:after="0"/>
         <w:ind w:left="480" w:hanging="480"/>
-        <w:spacing w:before="0" w:after="0"/>
-      </w:pPr>
-      <w:r>
-        <w:rPr>
-          <w:rFonts w:ascii="Times New Roman" w:hAnsi="Times New Roman" w:eastAsia="Times New Roman" w:cs="Times New Roman"/>
-        </w:rPr>
-        <w:t xml:space="preserve">C. </w:t>
-      </w:r>
-      <w:r>
-        <w:rPr>
-          <w:rFonts w:hint="eastAsia" w:ascii="Times New Roman" w:hAnsi="Times New Roman" w:eastAsia="FangSong" w:cs="Times New Roman"/>
-        </w:rPr>
-        <w:t xml:space="preserve">先增大后减小</w:t>
-      </w:r>
-      <w:r>
-        <w:rPr>
-          <w:rFonts w:ascii="Times New Roman" w:hAnsi="Times New Roman" w:eastAsia="Times New Roman" w:cs="Times New Roman"/>
-        </w:rPr>
-        <w:t xml:space="preserve">　　</w:t>
-      </w:r>
-    </w:p>
-    <w:p>
-      <w:pPr>
-        <w:pStyle w:val="Compact"/>
-        <w:ind w:left="480" w:hanging="480"/>
-        <w:spacing w:before="0" w:after="36"/>
       </w:pPr>
       <w:r>
         <w:rPr>
@@ -10760,6 +10796,7 @@
     <w:p>
       <w:pPr>
         <w:pStyle w:val="Compact"/>
+        <w:spacing w:before="0" w:after="0"/>
       </w:pPr>
       <w:r>
         <w:rPr>
@@ -10849,6 +10886,7 @@
     <w:p>
       <w:pPr>
         <w:pStyle w:val="Compact"/>
+        <w:spacing w:before="0" w:after="0"/>
       </w:pPr>
       <w:r>
         <w:rPr>
@@ -10915,6 +10953,7 @@
     <w:p>
       <w:pPr>
         <w:pStyle w:val="Compact"/>
+        <w:spacing w:before="0" w:after="0"/>
       </w:pPr>
       <w:r>
         <w:rPr>
@@ -10996,6 +11035,7 @@
     <w:p>
       <w:pPr>
         <w:pStyle w:val="Compact"/>
+        <w:spacing w:before="0" w:after="0"/>
       </w:pPr>
       <w:r>
         <w:rPr>
@@ -12121,6 +12161,14 @@
       <w:tblPr>
         <w:tblStyle w:val="Table"/>
         <w:tblW w:type="auto" w:w="0"/>
+        <w:tblBorders>
+          <w:top w:val="single" w:sz="12" w:space="0" w:color="000000"/>
+          <w:left w:val="none" w:sz="0" w:space="0" w:color="auto"/>
+          <w:bottom w:val="single" w:sz="12" w:space="0" w:color="000000"/>
+          <w:right w:val="none" w:sz="0" w:space="0" w:color="auto"/>
+          <w:insideH w:val="none" w:sz="0" w:space="0" w:color="auto"/>
+          <w:insideV w:val="none" w:sz="0" w:space="0" w:color="auto"/>
+        </w:tblBorders>
         <w:tblLook w:firstRow="1" w:lastRow="0" w:firstColumn="0" w:lastColumn="0" w:noHBand="0" w:noVBand="0" w:val="0020"/>
       </w:tblPr>
       <w:tblGrid>
@@ -12136,7 +12184,11 @@
           <w:tblHeader w:val="on"/>
         </w:trPr>
         <w:tc>
-          <w:tcPr/>
+          <w:tcPr>
+            <w:tcBorders>
+              <w:bottom w:val="single" w:sz="8" w:space="0" w:color="000000"/>
+            </w:tcBorders>
+          </w:tcPr>
           <w:p>
             <w:pPr>
               <w:pStyle w:val="Compact"/>
@@ -12182,7 +12234,11 @@
           </w:p>
         </w:tc>
         <w:tc>
-          <w:tcPr/>
+          <w:tcPr>
+            <w:tcBorders>
+              <w:bottom w:val="single" w:sz="8" w:space="0" w:color="000000"/>
+            </w:tcBorders>
+          </w:tcPr>
           <w:p>
             <w:pPr>
               <w:pStyle w:val="Compact"/>
@@ -12198,7 +12254,11 @@
           </w:p>
         </w:tc>
         <w:tc>
-          <w:tcPr/>
+          <w:tcPr>
+            <w:tcBorders>
+              <w:bottom w:val="single" w:sz="8" w:space="0" w:color="000000"/>
+            </w:tcBorders>
+          </w:tcPr>
           <w:p>
             <w:pPr>
               <w:pStyle w:val="Compact"/>
@@ -12214,7 +12274,11 @@
           </w:p>
         </w:tc>
         <w:tc>
-          <w:tcPr/>
+          <w:tcPr>
+            <w:tcBorders>
+              <w:bottom w:val="single" w:sz="8" w:space="0" w:color="000000"/>
+            </w:tcBorders>
+          </w:tcPr>
           <w:p>
             <w:pPr>
               <w:pStyle w:val="Compact"/>
@@ -12230,7 +12294,11 @@
           </w:p>
         </w:tc>
         <w:tc>
-          <w:tcPr/>
+          <w:tcPr>
+            <w:tcBorders>
+              <w:bottom w:val="single" w:sz="8" w:space="0" w:color="000000"/>
+            </w:tcBorders>
+          </w:tcPr>
           <w:p>
             <w:pPr>
               <w:pStyle w:val="Compact"/>
@@ -12246,7 +12314,11 @@
           </w:p>
         </w:tc>
         <w:tc>
-          <w:tcPr/>
+          <w:tcPr>
+            <w:tcBorders>
+              <w:bottom w:val="single" w:sz="8" w:space="0" w:color="000000"/>
+            </w:tcBorders>
+          </w:tcPr>
           <w:p>
             <w:pPr>
               <w:pStyle w:val="Compact"/>
@@ -15111,7 +15183,6 @@
     <w:bookmarkEnd w:id="50"/>
     <w:bookmarkEnd w:id="51"/>
     <w:sectPr>
-      <w:headerReference w:type="default" r:id="rId45"/>
       <w:footerReference w:type="default" r:id="rId9"/>
       <w:footnotePr>
         <w:numRestart w:val="eachSect"/>
@@ -15138,16 +15209,6 @@
       <w:rPr>
         <w:rFonts w:ascii="Times New Roman" w:hAnsi="Times New Roman" w:eastAsia="Times New Roman" w:cs="Times New Roman"/>
         <w:b w:val="0"/>
-        <w:color w:val="000000"/>
-        <w:sz w:val="20"/>
-      </w:rPr>
-      <w:t xml:space="preserve">第 </w:t>
-    </w:r>
-    <w:r>
-      <w:rPr>
-        <w:rFonts w:ascii="Times New Roman" w:hAnsi="Times New Roman" w:eastAsia="Times New Roman" w:cs="Times New Roman"/>
-        <w:b w:val="0"/>
-        <w:color w:val="000000"/>
         <w:sz w:val="20"/>
       </w:rPr>
       <w:fldChar w:fldCharType="begin"/>
@@ -15156,7 +15217,6 @@
       <w:rPr>
         <w:rFonts w:ascii="Times New Roman" w:hAnsi="Times New Roman" w:eastAsia="Times New Roman" w:cs="Times New Roman"/>
         <w:b w:val="0"/>
-        <w:color w:val="000000"/>
         <w:sz w:val="20"/>
       </w:rPr>
       <w:instrText xml:space="preserve"> PAGE </w:instrText>
@@ -15165,91 +15225,9 @@
       <w:rPr>
         <w:rFonts w:ascii="Times New Roman" w:hAnsi="Times New Roman" w:eastAsia="Times New Roman" w:cs="Times New Roman"/>
         <w:b w:val="0"/>
-        <w:color w:val="000000"/>
-        <w:sz w:val="20"/>
-      </w:rPr>
-      <w:fldChar w:fldCharType="separate"/>
-    </w:r>
-    <w:r>
-      <w:rPr>
-        <w:rFonts w:ascii="Times New Roman" w:hAnsi="Times New Roman" w:eastAsia="Times New Roman" w:cs="Times New Roman"/>
-        <w:b w:val="0"/>
-        <w:color w:val="000000"/>
-        <w:sz w:val="20"/>
-      </w:rPr>
-      <w:t>1</w:t>
-    </w:r>
-    <w:r>
-      <w:rPr>
-        <w:rFonts w:ascii="Times New Roman" w:hAnsi="Times New Roman" w:eastAsia="Times New Roman" w:cs="Times New Roman"/>
-        <w:b w:val="0"/>
-        <w:color w:val="000000"/>
         <w:sz w:val="20"/>
       </w:rPr>
       <w:fldChar w:fldCharType="end"/>
-    </w:r>
-    <w:r>
-      <w:rPr>
-        <w:rFonts w:ascii="Times New Roman" w:hAnsi="Times New Roman" w:eastAsia="Times New Roman" w:cs="Times New Roman"/>
-        <w:b w:val="0"/>
-        <w:color w:val="000000"/>
-        <w:sz w:val="20"/>
-      </w:rPr>
-      <w:t xml:space="preserve"> 页 / 共 </w:t>
-    </w:r>
-    <w:r>
-      <w:rPr>
-        <w:rFonts w:ascii="Times New Roman" w:hAnsi="Times New Roman" w:eastAsia="Times New Roman" w:cs="Times New Roman"/>
-        <w:b w:val="0"/>
-        <w:color w:val="000000"/>
-        <w:sz w:val="20"/>
-      </w:rPr>
-      <w:fldChar w:fldCharType="begin"/>
-    </w:r>
-    <w:r>
-      <w:rPr>
-        <w:rFonts w:ascii="Times New Roman" w:hAnsi="Times New Roman" w:eastAsia="Times New Roman" w:cs="Times New Roman"/>
-        <w:b w:val="0"/>
-        <w:color w:val="000000"/>
-        <w:sz w:val="20"/>
-      </w:rPr>
-      <w:instrText xml:space="preserve"> NUMPAGES </w:instrText>
-    </w:r>
-    <w:r>
-      <w:rPr>
-        <w:rFonts w:ascii="Times New Roman" w:hAnsi="Times New Roman" w:eastAsia="Times New Roman" w:cs="Times New Roman"/>
-        <w:b w:val="0"/>
-        <w:color w:val="000000"/>
-        <w:sz w:val="20"/>
-      </w:rPr>
-      <w:fldChar w:fldCharType="separate"/>
-    </w:r>
-    <w:r>
-      <w:rPr>
-        <w:rFonts w:ascii="Times New Roman" w:hAnsi="Times New Roman" w:eastAsia="Times New Roman" w:cs="Times New Roman"/>
-        <w:b w:val="0"/>
-        <w:color w:val="000000"/>
-        <w:sz w:val="20"/>
-      </w:rPr>
-      <w:t>1</w:t>
-    </w:r>
-    <w:r>
-      <w:rPr>
-        <w:rFonts w:ascii="Times New Roman" w:hAnsi="Times New Roman" w:eastAsia="Times New Roman" w:cs="Times New Roman"/>
-        <w:b w:val="0"/>
-        <w:color w:val="000000"/>
-        <w:sz w:val="20"/>
-      </w:rPr>
-      <w:fldChar w:fldCharType="end"/>
-    </w:r>
-    <w:r>
-      <w:rPr>
-        <w:rFonts w:ascii="Times New Roman" w:hAnsi="Times New Roman" w:eastAsia="Times New Roman" w:cs="Times New Roman"/>
-        <w:b w:val="0"/>
-        <w:color w:val="000000"/>
-        <w:sz w:val="20"/>
-      </w:rPr>
-      <w:t xml:space="preserve"> 页</w:t>
     </w:r>
   </w:p>
 </w:ftr>
@@ -15272,28 +15250,6 @@
     </w:p>
   </w:footnote>
 </w:footnotes>
-</file>
-
-<file path=word/header1.xml><?xml version="1.0" encoding="utf-8"?>
-<w:hdr xmlns:m="http://schemas.openxmlformats.org/officeDocument/2006/math" xmlns:mc="http://schemas.openxmlformats.org/markup-compatibility/2006" xmlns:mo="http://schemas.microsoft.com/office/mac/office/2008/main" xmlns:mv="urn:schemas-microsoft-com:mac:vml" xmlns:o="urn:schemas-microsoft-com:office:office" xmlns:r="http://schemas.openxmlformats.org/officeDocument/2006/relationships" xmlns:v="urn:schemas-microsoft-com:vml" xmlns:w10="urn:schemas-microsoft-com:office:word" xmlns:w14="http://schemas.microsoft.com/office/word/2010/wordml" xmlns:w="http://schemas.openxmlformats.org/wordprocessingml/2006/main" xmlns:wne="http://schemas.microsoft.com/office/word/2006/wordml" xmlns:wp14="http://schemas.microsoft.com/office/word/2010/wordprocessingDrawing" xmlns:wp="http://schemas.openxmlformats.org/drawingml/2006/wordprocessingDrawing" xmlns:wpc="http://schemas.microsoft.com/office/word/2010/wordprocessingCanvas" xmlns:wpg="http://schemas.microsoft.com/office/word/2010/wordprocessingGroup" xmlns:wpi="http://schemas.microsoft.com/office/word/2010/wordprocessingInk" xmlns:wps="http://schemas.microsoft.com/office/word/2010/wordprocessingShape" mc:Ignorable="w14 wp14">
-  <w:p>
-    <w:pPr>
-      <w:jc w:val="right"/>
-      <w:pBdr>
-        <w:bottom w:val="single" w:sz="4" w:space="2" w:color="000000"/>
-      </w:pBdr>
-    </w:pPr>
-    <w:r>
-      <w:rPr>
-        <w:rFonts w:ascii="Times New Roman" w:hAnsi="Times New Roman" w:eastAsia="Times New Roman" w:cs="Times New Roman"/>
-        <w:b w:val="0"/>
-        <w:color w:val="000000"/>
-        <w:sz w:val="18"/>
-      </w:rPr>
-      <w:t xml:space="preserve">第一轮综合练习 · 第11卷</w:t>
-    </w:r>
-  </w:p>
-</w:hdr>
 </file>
 
 <file path=word/numbering.xml><?xml version="1.0" encoding="utf-8"?>

--- a/00-首页/题组Word/第一轮·综合套卷/第一轮综合卷11（学生版-打印版）.docx
+++ b/00-首页/题组Word/第一轮·综合套卷/第一轮综合卷11（学生版-打印版）.docx
@@ -6,8 +6,9 @@
     <w:p>
       <w:pPr>
         <w:pStyle w:val="Heading1"/>
-        <w:spacing w:before="280" w:after="120"/>
+        <w:spacing w:before="0" w:after="240"/>
         <w:jc w:val="center"/>
+        <w:keepNext/>
       </w:pPr>
       <w:r>
         <w:rPr>
@@ -54,7 +55,8 @@
     <w:p>
       <w:pPr>
         <w:pStyle w:val="Heading2"/>
-        <w:spacing w:before="280" w:after="120"/>
+        <w:spacing w:before="280" w:after="80"/>
+        <w:keepNext/>
       </w:pPr>
       <w:r>
         <w:rPr>
@@ -91,8 +93,6 @@
     <w:p>
       <w:pPr>
         <w:pStyle w:val="FirstParagraph"/>
-        <w:spacing w:before="0" w:after="0"/>
-        <w:ind w:left="480" w:hanging="480"/>
       </w:pPr>
       <w:r>
         <w:rPr>
@@ -218,13 +218,6 @@
         </w:rPr>
         <w:t xml:space="preserve"> </w:t>
       </w:r>
-    </w:p>
-    <w:p>
-      <w:pPr>
-        <w:pStyle w:val="FirstParagraph"/>
-        <w:spacing w:before="0" w:after="0"/>
-        <w:ind w:left="480" w:hanging="480"/>
-      </w:pPr>
       <w:r>
         <w:rPr>
           <w:rFonts w:ascii="Times New Roman" w:hAnsi="Times New Roman" w:eastAsia="Times New Roman" w:cs="Times New Roman"/>
@@ -243,13 +236,6 @@
         </w:rPr>
         <w:t xml:space="preserve"> </w:t>
       </w:r>
-    </w:p>
-    <w:p>
-      <w:pPr>
-        <w:pStyle w:val="FirstParagraph"/>
-        <w:spacing w:before="0" w:after="0"/>
-        <w:ind w:left="480" w:hanging="480"/>
-      </w:pPr>
       <w:r>
         <w:rPr>
           <w:rFonts w:ascii="Times New Roman" w:hAnsi="Times New Roman" w:eastAsia="Times New Roman" w:cs="Times New Roman"/>
@@ -280,13 +266,6 @@
         </w:rPr>
         <w:t xml:space="preserve"> </w:t>
       </w:r>
-    </w:p>
-    <w:p>
-      <w:pPr>
-        <w:pStyle w:val="FirstParagraph"/>
-        <w:spacing w:before="0" w:after="0"/>
-        <w:ind w:left="480" w:hanging="480"/>
-      </w:pPr>
       <w:r>
         <w:rPr>
           <w:rFonts w:ascii="Times New Roman" w:hAnsi="Times New Roman" w:eastAsia="Times New Roman" w:cs="Times New Roman"/>
@@ -305,13 +284,6 @@
         </w:rPr>
         <w:t xml:space="preserve"> </w:t>
       </w:r>
-    </w:p>
-    <w:p>
-      <w:pPr>
-        <w:pStyle w:val="FirstParagraph"/>
-        <w:spacing w:before="0" w:after="0"/>
-        <w:ind w:left="480" w:hanging="480"/>
-      </w:pPr>
       <w:r>
         <w:rPr>
           <w:rFonts w:ascii="Times New Roman" w:hAnsi="Times New Roman" w:eastAsia="Times New Roman" w:cs="Times New Roman"/>
@@ -324,16 +296,6 @@
         </w:rPr>
         <w:t xml:space="preserve">三角锥形和平面三角形</w:t>
       </w:r>
-    </w:p>
-    <w:p>
-      <w:pPr>
-        <w:spacing w:before="0" w:after="0"/>
-      </w:pPr>
-    </w:p>
-    <w:p>
-      <w:pPr>
-        <w:spacing w:before="0" w:after="0"/>
-      </w:pPr>
     </w:p>
     <w:p>
       <w:pPr>
@@ -595,8 +557,6 @@
     <w:p>
       <w:pPr>
         <w:pStyle w:val="BodyText"/>
-        <w:spacing w:before="0" w:after="0"/>
-        <w:ind w:left="480" w:hanging="480"/>
       </w:pPr>
       <w:r>
         <w:rPr>
@@ -698,13 +658,6 @@
         </w:rPr>
         <w:t xml:space="preserve"> </w:t>
       </w:r>
-    </w:p>
-    <w:p>
-      <w:pPr>
-        <w:pStyle w:val="BodyText"/>
-        <w:spacing w:before="0" w:after="0"/>
-        <w:ind w:left="480" w:hanging="480"/>
-      </w:pPr>
       <w:r>
         <w:rPr>
           <w:rFonts w:ascii="Times New Roman" w:hAnsi="Times New Roman" w:eastAsia="Times New Roman" w:cs="Times New Roman"/>
@@ -811,13 +764,6 @@
         </w:rPr>
         <w:t xml:space="preserve"> </w:t>
       </w:r>
-    </w:p>
-    <w:p>
-      <w:pPr>
-        <w:pStyle w:val="BodyText"/>
-        <w:spacing w:before="0" w:after="0"/>
-        <w:ind w:left="480" w:hanging="480"/>
-      </w:pPr>
       <w:r>
         <w:rPr>
           <w:rFonts w:ascii="Times New Roman" w:hAnsi="Times New Roman" w:eastAsia="Times New Roman" w:cs="Times New Roman"/>
@@ -924,13 +870,6 @@
         </w:rPr>
         <w:t xml:space="preserve"> </w:t>
       </w:r>
-    </w:p>
-    <w:p>
-      <w:pPr>
-        <w:pStyle w:val="BodyText"/>
-        <w:spacing w:before="0" w:after="0"/>
-        <w:ind w:left="480" w:hanging="480"/>
-      </w:pPr>
       <w:r>
         <w:rPr>
           <w:rFonts w:ascii="Times New Roman" w:hAnsi="Times New Roman" w:eastAsia="Times New Roman" w:cs="Times New Roman"/>
@@ -1097,16 +1036,6 @@
         </w:rPr>
         <w:t xml:space="preserve">分子中没有</w:t>
       </w:r>
-    </w:p>
-    <w:p>
-      <w:pPr>
-        <w:spacing w:before="0" w:after="0"/>
-      </w:pPr>
-    </w:p>
-    <w:p>
-      <w:pPr>
-        <w:spacing w:before="0" w:after="0"/>
-      </w:pPr>
     </w:p>
     <w:p>
       <w:pPr>
@@ -1360,8 +1289,6 @@
     <w:p>
       <w:pPr>
         <w:pStyle w:val="BodyText"/>
-        <w:spacing w:before="0" w:after="0"/>
-        <w:ind w:left="480" w:hanging="480"/>
       </w:pPr>
       <w:r>
         <w:rPr>
@@ -1457,13 +1384,6 @@
         </w:rPr>
         <w:t xml:space="preserve"> </w:t>
       </w:r>
-    </w:p>
-    <w:p>
-      <w:pPr>
-        <w:pStyle w:val="BodyText"/>
-        <w:spacing w:before="0" w:after="0"/>
-        <w:ind w:left="480" w:hanging="480"/>
-      </w:pPr>
       <w:r>
         <w:rPr>
           <w:rFonts w:ascii="Times New Roman" w:hAnsi="Times New Roman" w:eastAsia="Times New Roman" w:cs="Times New Roman"/>
@@ -1558,13 +1478,6 @@
         </w:rPr>
         <w:t xml:space="preserve"> </w:t>
       </w:r>
-    </w:p>
-    <w:p>
-      <w:pPr>
-        <w:pStyle w:val="BodyText"/>
-        <w:spacing w:before="0" w:after="0"/>
-        <w:ind w:left="480" w:hanging="480"/>
-      </w:pPr>
       <w:r>
         <w:rPr>
           <w:rFonts w:ascii="Times New Roman" w:hAnsi="Times New Roman" w:eastAsia="Times New Roman" w:cs="Times New Roman"/>
@@ -1595,13 +1508,6 @@
         </w:rPr>
         <w:t xml:space="preserve"> </w:t>
       </w:r>
-    </w:p>
-    <w:p>
-      <w:pPr>
-        <w:pStyle w:val="BodyText"/>
-        <w:spacing w:before="0" w:after="0"/>
-        <w:ind w:left="480" w:hanging="480"/>
-      </w:pPr>
       <w:r>
         <w:rPr>
           <w:rFonts w:ascii="Times New Roman" w:hAnsi="Times New Roman" w:eastAsia="Times New Roman" w:cs="Times New Roman"/>
@@ -1693,16 +1599,6 @@
     </w:p>
     <w:p>
       <w:pPr>
-        <w:spacing w:before="0" w:after="0"/>
-      </w:pPr>
-    </w:p>
-    <w:p>
-      <w:pPr>
-        <w:spacing w:before="0" w:after="0"/>
-      </w:pPr>
-    </w:p>
-    <w:p>
-      <w:pPr>
         <w:spacing w:before="160" w:after="80"/>
       </w:pPr>
       <w:r>
@@ -1740,8 +1636,6 @@
     <w:p>
       <w:pPr>
         <w:pStyle w:val="FirstParagraph"/>
-        <w:spacing w:before="0" w:after="0"/>
-        <w:ind w:left="480" w:hanging="480"/>
       </w:pPr>
       <w:r>
         <w:rPr>
@@ -1870,13 +1764,6 @@
         </w:rPr>
         <w:t xml:space="preserve"> </w:t>
       </w:r>
-    </w:p>
-    <w:p>
-      <w:pPr>
-        <w:pStyle w:val="FirstParagraph"/>
-        <w:spacing w:before="0" w:after="0"/>
-        <w:ind w:left="480" w:hanging="480"/>
-      </w:pPr>
       <w:r>
         <w:rPr>
           <w:rFonts w:ascii="Times New Roman" w:hAnsi="Times New Roman" w:eastAsia="Times New Roman" w:cs="Times New Roman"/>
@@ -1944,13 +1831,6 @@
         </w:rPr>
         <w:t xml:space="preserve"> </w:t>
       </w:r>
-    </w:p>
-    <w:p>
-      <w:pPr>
-        <w:pStyle w:val="FirstParagraph"/>
-        <w:spacing w:before="0" w:after="0"/>
-        <w:ind w:left="480" w:hanging="480"/>
-      </w:pPr>
       <w:r>
         <w:rPr>
           <w:rFonts w:ascii="Times New Roman" w:hAnsi="Times New Roman" w:eastAsia="Times New Roman" w:cs="Times New Roman"/>
@@ -2018,13 +1898,6 @@
         </w:rPr>
         <w:t xml:space="preserve"> </w:t>
       </w:r>
-    </w:p>
-    <w:p>
-      <w:pPr>
-        <w:pStyle w:val="FirstParagraph"/>
-        <w:spacing w:before="0" w:after="0"/>
-        <w:ind w:left="480" w:hanging="480"/>
-      </w:pPr>
       <w:r>
         <w:rPr>
           <w:rFonts w:ascii="Times New Roman" w:hAnsi="Times New Roman" w:eastAsia="Times New Roman" w:cs="Times New Roman"/>
@@ -2101,13 +1974,6 @@
         </w:rPr>
         <w:t xml:space="preserve"> </w:t>
       </w:r>
-    </w:p>
-    <w:p>
-      <w:pPr>
-        <w:pStyle w:val="FirstParagraph"/>
-        <w:spacing w:before="0" w:after="0"/>
-        <w:ind w:left="480" w:hanging="480"/>
-      </w:pPr>
       <w:r>
         <w:rPr>
           <w:rFonts w:ascii="Times New Roman" w:hAnsi="Times New Roman" w:eastAsia="Times New Roman" w:cs="Times New Roman"/>
@@ -2181,16 +2047,6 @@
     </w:p>
     <w:p>
       <w:pPr>
-        <w:spacing w:before="0" w:after="0"/>
-      </w:pPr>
-    </w:p>
-    <w:p>
-      <w:pPr>
-        <w:spacing w:before="0" w:after="0"/>
-      </w:pPr>
-    </w:p>
-    <w:p>
-      <w:pPr>
         <w:spacing w:before="160" w:after="80"/>
       </w:pPr>
       <w:r>
@@ -2251,7 +2107,10 @@
     <w:p>
       <w:pPr>
         <w:pStyle w:val="Compact"/>
-        <w:spacing w:before="0" w:after="0"/>
+        <w:numPr>
+          <w:ilvl w:val="0"/>
+          <w:numId w:val="1001"/>
+        </w:numPr>
       </w:pPr>
       <w:r>
         <w:rPr>
@@ -2293,7 +2152,10 @@
     <w:p>
       <w:pPr>
         <w:pStyle w:val="Compact"/>
-        <w:spacing w:before="0" w:after="0"/>
+        <w:numPr>
+          <w:ilvl w:val="0"/>
+          <w:numId w:val="1001"/>
+        </w:numPr>
       </w:pPr>
       <w:r>
         <w:rPr>
@@ -2323,7 +2185,10 @@
     <w:p>
       <w:pPr>
         <w:pStyle w:val="Compact"/>
-        <w:spacing w:before="0" w:after="0"/>
+        <w:numPr>
+          <w:ilvl w:val="0"/>
+          <w:numId w:val="1001"/>
+        </w:numPr>
       </w:pPr>
       <w:r>
         <w:rPr>
@@ -2397,7 +2262,10 @@
     <w:p>
       <w:pPr>
         <w:pStyle w:val="Compact"/>
-        <w:spacing w:before="0" w:after="0"/>
+        <w:numPr>
+          <w:ilvl w:val="0"/>
+          <w:numId w:val="1001"/>
+        </w:numPr>
       </w:pPr>
       <w:r>
         <w:rPr>
@@ -2454,16 +2322,6 @@
         </w:rPr>
         <w:t xml:space="preserve"> ΔH &gt; 0</w:t>
       </w:r>
-    </w:p>
-    <w:p>
-      <w:pPr>
-        <w:spacing w:before="0" w:after="0"/>
-      </w:pPr>
-    </w:p>
-    <w:p>
-      <w:pPr>
-        <w:spacing w:before="0" w:after="0"/>
-      </w:pPr>
     </w:p>
     <w:p>
       <w:pPr>
@@ -3352,8 +3210,6 @@
     <w:p>
       <w:pPr>
         <w:pStyle w:val="BodyText"/>
-        <w:spacing w:before="0" w:after="0"/>
-        <w:ind w:left="480" w:hanging="480"/>
       </w:pPr>
       <w:r>
         <w:rPr>
@@ -3379,13 +3235,6 @@
         </w:rPr>
         <w:t xml:space="preserve"> </w:t>
       </w:r>
-    </w:p>
-    <w:p>
-      <w:pPr>
-        <w:pStyle w:val="BodyText"/>
-        <w:spacing w:before="0" w:after="0"/>
-        <w:ind w:left="480" w:hanging="480"/>
-      </w:pPr>
       <w:r>
         <w:rPr>
           <w:rFonts w:ascii="Times New Roman" w:hAnsi="Times New Roman" w:eastAsia="Times New Roman" w:cs="Times New Roman"/>
@@ -3524,13 +3373,6 @@
         </w:rPr>
         <w:t xml:space="preserve"> </w:t>
       </w:r>
-    </w:p>
-    <w:p>
-      <w:pPr>
-        <w:pStyle w:val="BodyText"/>
-        <w:spacing w:before="0" w:after="0"/>
-        <w:ind w:left="480" w:hanging="480"/>
-      </w:pPr>
       <w:r>
         <w:rPr>
           <w:rFonts w:ascii="Times New Roman" w:hAnsi="Times New Roman" w:eastAsia="Times New Roman" w:cs="Times New Roman"/>
@@ -3660,13 +3502,6 @@
         </w:rPr>
         <w:t xml:space="preserve"> </w:t>
       </w:r>
-    </w:p>
-    <w:p>
-      <w:pPr>
-        <w:pStyle w:val="BodyText"/>
-        <w:spacing w:before="0" w:after="0"/>
-        <w:ind w:left="480" w:hanging="480"/>
-      </w:pPr>
       <w:r>
         <w:rPr>
           <w:rFonts w:ascii="Times New Roman" w:hAnsi="Times New Roman" w:eastAsia="Times New Roman" w:cs="Times New Roman"/>
@@ -3769,13 +3604,6 @@
         </w:rPr>
         <w:t xml:space="preserve"> </w:t>
       </w:r>
-    </w:p>
-    <w:p>
-      <w:pPr>
-        <w:pStyle w:val="BodyText"/>
-        <w:spacing w:before="0" w:after="0"/>
-        <w:ind w:left="480" w:hanging="480"/>
-      </w:pPr>
       <w:r>
         <w:rPr>
           <w:rFonts w:ascii="Times New Roman" w:hAnsi="Times New Roman" w:eastAsia="Times New Roman" w:cs="Times New Roman"/>
@@ -3884,16 +3712,6 @@
     </w:p>
     <w:p>
       <w:pPr>
-        <w:spacing w:before="0" w:after="0"/>
-      </w:pPr>
-    </w:p>
-    <w:p>
-      <w:pPr>
-        <w:spacing w:before="0" w:after="0"/>
-      </w:pPr>
-    </w:p>
-    <w:p>
-      <w:pPr>
         <w:spacing w:before="160" w:after="80"/>
       </w:pPr>
       <w:r>
@@ -4004,21 +3822,6 @@
         </w:rPr>
         <w:t>。</w:t>
       </w:r>
-    </w:p>
-    <w:p>
-      <w:pPr>
-        <w:spacing w:before="0" w:after="0"/>
-      </w:pPr>
-    </w:p>
-    <w:p>
-      <w:pPr>
-        <w:spacing w:before="0" w:after="0"/>
-      </w:pPr>
-    </w:p>
-    <w:p>
-      <w:pPr>
-        <w:spacing w:before="0" w:after="0"/>
-      </w:pPr>
     </w:p>
     <w:p>
       <w:pPr>
@@ -4410,14 +4213,6 @@
       <w:tblPr>
         <w:tblStyle w:val="Table"/>
         <w:tblW w:type="auto" w:w="0"/>
-        <w:tblBorders>
-          <w:top w:val="single" w:sz="12" w:space="0" w:color="000000"/>
-          <w:left w:val="none" w:sz="0" w:space="0" w:color="auto"/>
-          <w:bottom w:val="single" w:sz="12" w:space="0" w:color="000000"/>
-          <w:right w:val="none" w:sz="0" w:space="0" w:color="auto"/>
-          <w:insideH w:val="none" w:sz="0" w:space="0" w:color="auto"/>
-          <w:insideV w:val="none" w:sz="0" w:space="0" w:color="auto"/>
-        </w:tblBorders>
         <w:tblLook w:firstRow="1" w:lastRow="0" w:firstColumn="0" w:lastColumn="0" w:noHBand="0" w:noVBand="0" w:val="0020"/>
       </w:tblPr>
       <w:tblGrid>
@@ -4432,11 +4227,7 @@
           <w:tblHeader w:val="on"/>
         </w:trPr>
         <w:tc>
-          <w:tcPr>
-            <w:tcBorders>
-              <w:bottom w:val="single" w:sz="8" w:space="0" w:color="000000"/>
-            </w:tcBorders>
-          </w:tcPr>
+          <w:tcPr/>
           <w:p>
             <w:pPr>
               <w:pStyle w:val="Compact"/>
@@ -4459,11 +4250,7 @@
           </w:p>
         </w:tc>
         <w:tc>
-          <w:tcPr>
-            <w:tcBorders>
-              <w:bottom w:val="single" w:sz="8" w:space="0" w:color="000000"/>
-            </w:tcBorders>
-          </w:tcPr>
+          <w:tcPr/>
           <w:p>
             <w:pPr>
               <w:pStyle w:val="Compact"/>
@@ -4479,11 +4266,7 @@
           </w:p>
         </w:tc>
         <w:tc>
-          <w:tcPr>
-            <w:tcBorders>
-              <w:bottom w:val="single" w:sz="8" w:space="0" w:color="000000"/>
-            </w:tcBorders>
-          </w:tcPr>
+          <w:tcPr/>
           <w:p>
             <w:pPr>
               <w:pStyle w:val="Compact"/>
@@ -4499,11 +4282,7 @@
           </w:p>
         </w:tc>
         <w:tc>
-          <w:tcPr>
-            <w:tcBorders>
-              <w:bottom w:val="single" w:sz="8" w:space="0" w:color="000000"/>
-            </w:tcBorders>
-          </w:tcPr>
+          <w:tcPr/>
           <w:p>
             <w:pPr>
               <w:pStyle w:val="Compact"/>
@@ -4519,11 +4298,7 @@
           </w:p>
         </w:tc>
         <w:tc>
-          <w:tcPr>
-            <w:tcBorders>
-              <w:bottom w:val="single" w:sz="8" w:space="0" w:color="000000"/>
-            </w:tcBorders>
-          </w:tcPr>
+          <w:tcPr/>
           <w:p>
             <w:pPr>
               <w:pStyle w:val="Compact"/>
@@ -4649,46 +4424,6 @@
     </w:p>
     <w:p>
       <w:pPr>
-        <w:spacing w:before="0" w:after="0"/>
-      </w:pPr>
-    </w:p>
-    <w:p>
-      <w:pPr>
-        <w:spacing w:before="0" w:after="0"/>
-      </w:pPr>
-    </w:p>
-    <w:p>
-      <w:pPr>
-        <w:spacing w:before="0" w:after="0"/>
-      </w:pPr>
-    </w:p>
-    <w:p>
-      <w:pPr>
-        <w:spacing w:before="0" w:after="0"/>
-      </w:pPr>
-    </w:p>
-    <w:p>
-      <w:pPr>
-        <w:spacing w:before="0" w:after="0"/>
-      </w:pPr>
-    </w:p>
-    <w:p>
-      <w:pPr>
-        <w:spacing w:before="0" w:after="0"/>
-      </w:pPr>
-    </w:p>
-    <w:p>
-      <w:pPr>
-        <w:spacing w:before="0" w:after="0"/>
-      </w:pPr>
-    </w:p>
-    <w:p>
-      <w:pPr>
-        <w:spacing w:before="0" w:after="0"/>
-      </w:pPr>
-    </w:p>
-    <w:p>
-      <w:pPr>
         <w:spacing w:before="160" w:after="80"/>
       </w:pPr>
       <w:r>
@@ -5616,46 +5351,6 @@
     </w:p>
     <w:p>
       <w:pPr>
-        <w:spacing w:before="0" w:after="0"/>
-      </w:pPr>
-    </w:p>
-    <w:p>
-      <w:pPr>
-        <w:spacing w:before="0" w:after="0"/>
-      </w:pPr>
-    </w:p>
-    <w:p>
-      <w:pPr>
-        <w:spacing w:before="0" w:after="0"/>
-      </w:pPr>
-    </w:p>
-    <w:p>
-      <w:pPr>
-        <w:spacing w:before="0" w:after="0"/>
-      </w:pPr>
-    </w:p>
-    <w:p>
-      <w:pPr>
-        <w:spacing w:before="0" w:after="0"/>
-      </w:pPr>
-    </w:p>
-    <w:p>
-      <w:pPr>
-        <w:spacing w:before="0" w:after="0"/>
-      </w:pPr>
-    </w:p>
-    <w:p>
-      <w:pPr>
-        <w:spacing w:before="0" w:after="0"/>
-      </w:pPr>
-    </w:p>
-    <w:p>
-      <w:pPr>
-        <w:spacing w:before="0" w:after="0"/>
-      </w:pPr>
-    </w:p>
-    <w:p>
-      <w:pPr>
         <w:spacing w:before="160" w:after="80"/>
       </w:pPr>
       <w:r>
@@ -5778,21 +5473,6 @@
         </w:rPr>
         <w:t xml:space="preserve"> a=670pm。</w:t>
       </w:r>
-    </w:p>
-    <w:p>
-      <w:pPr>
-        <w:spacing w:before="0" w:after="0"/>
-      </w:pPr>
-    </w:p>
-    <w:p>
-      <w:pPr>
-        <w:spacing w:before="0" w:after="0"/>
-      </w:pPr>
-    </w:p>
-    <w:p>
-      <w:pPr>
-        <w:spacing w:before="0" w:after="0"/>
-      </w:pPr>
     </w:p>
     <w:p>
       <w:pPr>
@@ -6805,46 +6485,6 @@
     </w:p>
     <w:p>
       <w:pPr>
-        <w:spacing w:before="0" w:after="0"/>
-      </w:pPr>
-    </w:p>
-    <w:p>
-      <w:pPr>
-        <w:spacing w:before="0" w:after="0"/>
-      </w:pPr>
-    </w:p>
-    <w:p>
-      <w:pPr>
-        <w:spacing w:before="0" w:after="0"/>
-      </w:pPr>
-    </w:p>
-    <w:p>
-      <w:pPr>
-        <w:spacing w:before="0" w:after="0"/>
-      </w:pPr>
-    </w:p>
-    <w:p>
-      <w:pPr>
-        <w:spacing w:before="0" w:after="0"/>
-      </w:pPr>
-    </w:p>
-    <w:p>
-      <w:pPr>
-        <w:spacing w:before="0" w:after="0"/>
-      </w:pPr>
-    </w:p>
-    <w:p>
-      <w:pPr>
-        <w:spacing w:before="0" w:after="0"/>
-      </w:pPr>
-    </w:p>
-    <w:p>
-      <w:pPr>
-        <w:spacing w:before="0" w:after="0"/>
-      </w:pPr>
-    </w:p>
-    <w:p>
-      <w:pPr>
         <w:spacing w:before="160" w:after="80"/>
       </w:pPr>
       <w:r>
@@ -7271,46 +6911,6 @@
         </w:rPr>
         <w:t>。</w:t>
       </w:r>
-    </w:p>
-    <w:p>
-      <w:pPr>
-        <w:spacing w:before="0" w:after="0"/>
-      </w:pPr>
-    </w:p>
-    <w:p>
-      <w:pPr>
-        <w:spacing w:before="0" w:after="0"/>
-      </w:pPr>
-    </w:p>
-    <w:p>
-      <w:pPr>
-        <w:spacing w:before="0" w:after="0"/>
-      </w:pPr>
-    </w:p>
-    <w:p>
-      <w:pPr>
-        <w:spacing w:before="0" w:after="0"/>
-      </w:pPr>
-    </w:p>
-    <w:p>
-      <w:pPr>
-        <w:spacing w:before="0" w:after="0"/>
-      </w:pPr>
-    </w:p>
-    <w:p>
-      <w:pPr>
-        <w:spacing w:before="0" w:after="0"/>
-      </w:pPr>
-    </w:p>
-    <w:p>
-      <w:pPr>
-        <w:spacing w:before="0" w:after="0"/>
-      </w:pPr>
-    </w:p>
-    <w:p>
-      <w:pPr>
-        <w:spacing w:before="0" w:after="0"/>
-      </w:pPr>
     </w:p>
     <w:p>
       <w:pPr>
@@ -7541,31 +7141,6 @@
     </w:p>
     <w:p>
       <w:pPr>
-        <w:spacing w:before="0" w:after="0"/>
-      </w:pPr>
-    </w:p>
-    <w:p>
-      <w:pPr>
-        <w:spacing w:before="0" w:after="0"/>
-      </w:pPr>
-    </w:p>
-    <w:p>
-      <w:pPr>
-        <w:spacing w:before="0" w:after="0"/>
-      </w:pPr>
-    </w:p>
-    <w:p>
-      <w:pPr>
-        <w:spacing w:before="0" w:after="0"/>
-      </w:pPr>
-    </w:p>
-    <w:p>
-      <w:pPr>
-        <w:spacing w:before="0" w:after="0"/>
-      </w:pPr>
-    </w:p>
-    <w:p>
-      <w:pPr>
         <w:spacing w:before="160" w:after="80"/>
       </w:pPr>
       <w:r>
@@ -7993,46 +7568,6 @@
         </w:rPr>
         <w:t>。</w:t>
       </w:r>
-    </w:p>
-    <w:p>
-      <w:pPr>
-        <w:spacing w:before="0" w:after="0"/>
-      </w:pPr>
-    </w:p>
-    <w:p>
-      <w:pPr>
-        <w:spacing w:before="0" w:after="0"/>
-      </w:pPr>
-    </w:p>
-    <w:p>
-      <w:pPr>
-        <w:spacing w:before="0" w:after="0"/>
-      </w:pPr>
-    </w:p>
-    <w:p>
-      <w:pPr>
-        <w:spacing w:before="0" w:after="0"/>
-      </w:pPr>
-    </w:p>
-    <w:p>
-      <w:pPr>
-        <w:spacing w:before="0" w:after="0"/>
-      </w:pPr>
-    </w:p>
-    <w:p>
-      <w:pPr>
-        <w:spacing w:before="0" w:after="0"/>
-      </w:pPr>
-    </w:p>
-    <w:p>
-      <w:pPr>
-        <w:spacing w:before="0" w:after="0"/>
-      </w:pPr>
-    </w:p>
-    <w:p>
-      <w:pPr>
-        <w:spacing w:before="0" w:after="0"/>
-      </w:pPr>
     </w:p>
     <w:p>
       <w:pPr>
@@ -8731,7 +8266,7 @@
         </w:rPr>
         <w:drawing>
           <wp:inline>
-            <wp:extent cx="3600000" cy="2341667"/>
+            <wp:extent cx="3600000" cy="2426086"/>
             <wp:effectExtent b="0" l="0" r="0" t="0"/>
             <wp:docPr descr="" title="" id="24" name="Picture"/>
             <a:graphic>
@@ -8752,7 +8287,7 @@
                   <pic:spPr bwMode="auto">
                     <a:xfrm>
                       <a:off x="0" y="0"/>
-                      <a:ext cx="3600000" cy="2341667"/>
+                      <a:ext cx="3600000" cy="2426086"/>
                     </a:xfrm>
                     <a:prstGeom prst="rect">
                       <a:avLst/>
@@ -8773,46 +8308,6 @@
     </w:p>
     <w:p>
       <w:pPr>
-        <w:spacing w:before="0" w:after="0"/>
-      </w:pPr>
-    </w:p>
-    <w:p>
-      <w:pPr>
-        <w:spacing w:before="0" w:after="0"/>
-      </w:pPr>
-    </w:p>
-    <w:p>
-      <w:pPr>
-        <w:spacing w:before="0" w:after="0"/>
-      </w:pPr>
-    </w:p>
-    <w:p>
-      <w:pPr>
-        <w:spacing w:before="0" w:after="0"/>
-      </w:pPr>
-    </w:p>
-    <w:p>
-      <w:pPr>
-        <w:spacing w:before="0" w:after="0"/>
-      </w:pPr>
-    </w:p>
-    <w:p>
-      <w:pPr>
-        <w:spacing w:before="0" w:after="0"/>
-      </w:pPr>
-    </w:p>
-    <w:p>
-      <w:pPr>
-        <w:spacing w:before="0" w:after="0"/>
-      </w:pPr>
-    </w:p>
-    <w:p>
-      <w:pPr>
-        <w:spacing w:before="0" w:after="0"/>
-      </w:pPr>
-    </w:p>
-    <w:p>
-      <w:pPr>
         <w:spacing w:before="160" w:after="80"/>
       </w:pPr>
       <w:r>
@@ -9518,31 +9013,6 @@
     </w:p>
     <w:p>
       <w:pPr>
-        <w:spacing w:before="0" w:after="0"/>
-      </w:pPr>
-    </w:p>
-    <w:p>
-      <w:pPr>
-        <w:spacing w:before="0" w:after="0"/>
-      </w:pPr>
-    </w:p>
-    <w:p>
-      <w:pPr>
-        <w:spacing w:before="0" w:after="0"/>
-      </w:pPr>
-    </w:p>
-    <w:p>
-      <w:pPr>
-        <w:spacing w:before="0" w:after="0"/>
-      </w:pPr>
-    </w:p>
-    <w:p>
-      <w:pPr>
-        <w:spacing w:before="0" w:after="0"/>
-      </w:pPr>
-    </w:p>
-    <w:p>
-      <w:pPr>
         <w:spacing w:before="160" w:after="80"/>
       </w:pPr>
       <w:r>
@@ -9591,7 +9061,10 @@
     <w:p>
       <w:pPr>
         <w:pStyle w:val="Compact"/>
-        <w:spacing w:before="0" w:after="0"/>
+        <w:numPr>
+          <w:ilvl w:val="0"/>
+          <w:numId w:val="1008"/>
+        </w:numPr>
       </w:pPr>
       <w:r>
         <w:rPr>
@@ -9609,7 +9082,10 @@
     <w:p>
       <w:pPr>
         <w:pStyle w:val="Compact"/>
-        <w:spacing w:before="0" w:after="0"/>
+        <w:numPr>
+          <w:ilvl w:val="0"/>
+          <w:numId w:val="1008"/>
+        </w:numPr>
       </w:pPr>
       <w:r>
         <w:rPr>
@@ -9651,7 +9127,10 @@
     <w:p>
       <w:pPr>
         <w:pStyle w:val="Compact"/>
-        <w:spacing w:before="0" w:after="0"/>
+        <w:numPr>
+          <w:ilvl w:val="0"/>
+          <w:numId w:val="1008"/>
+        </w:numPr>
       </w:pPr>
       <w:r>
         <w:rPr>
@@ -9759,7 +9238,10 @@
     <w:p>
       <w:pPr>
         <w:pStyle w:val="Compact"/>
-        <w:spacing w:before="0" w:after="0"/>
+        <w:numPr>
+          <w:ilvl w:val="0"/>
+          <w:numId w:val="1008"/>
+        </w:numPr>
       </w:pPr>
       <w:r>
         <w:rPr>
@@ -9877,16 +9359,6 @@
         </w:rPr>
         <w:t xml:space="preserve"> p</w:t>
       </w:r>
-    </w:p>
-    <w:p>
-      <w:pPr>
-        <w:spacing w:before="0" w:after="0"/>
-      </w:pPr>
-    </w:p>
-    <w:p>
-      <w:pPr>
-        <w:spacing w:before="0" w:after="0"/>
-      </w:pPr>
     </w:p>
     <w:p>
       <w:pPr>
@@ -9959,7 +9431,7 @@
         </w:rPr>
         <w:drawing>
           <wp:inline>
-            <wp:extent cx="3600000" cy="729975"/>
+            <wp:extent cx="3600000" cy="737078"/>
             <wp:effectExtent b="0" l="0" r="0" t="0"/>
             <wp:docPr descr="" title="" id="30" name="Picture"/>
             <a:graphic>
@@ -9980,7 +9452,7 @@
                   <pic:spPr bwMode="auto">
                     <a:xfrm>
                       <a:off x="0" y="0"/>
-                      <a:ext cx="3600000" cy="729975"/>
+                      <a:ext cx="3600000" cy="737078"/>
                     </a:xfrm>
                     <a:prstGeom prst="rect">
                       <a:avLst/>
@@ -10001,21 +9473,6 @@
     </w:p>
     <w:p>
       <w:pPr>
-        <w:spacing w:before="0" w:after="0"/>
-      </w:pPr>
-    </w:p>
-    <w:p>
-      <w:pPr>
-        <w:spacing w:before="0" w:after="0"/>
-      </w:pPr>
-    </w:p>
-    <w:p>
-      <w:pPr>
-        <w:spacing w:before="0" w:after="0"/>
-      </w:pPr>
-    </w:p>
-    <w:p>
-      <w:pPr>
         <w:spacing w:before="160" w:after="80"/>
       </w:pPr>
       <w:r>
@@ -10340,8 +9797,10 @@
     <w:p>
       <w:pPr>
         <w:pStyle w:val="Compact"/>
-        <w:spacing w:before="0" w:after="0"/>
-        <w:ind w:left="480" w:hanging="480"/>
+        <w:numPr>
+          <w:ilvl w:val="0"/>
+          <w:numId w:val="1009"/>
+        </w:numPr>
       </w:pPr>
       <w:r>
         <w:rPr>
@@ -10359,20 +9818,7 @@
         <w:rPr>
           <w:rFonts w:ascii="Times New Roman" w:hAnsi="Times New Roman" w:eastAsia="Times New Roman" w:cs="Times New Roman"/>
         </w:rPr>
-        <w:t xml:space="preserve">　　</w:t>
-      </w:r>
-    </w:p>
-    <w:p>
-      <w:pPr>
-        <w:pStyle w:val="Compact"/>
-        <w:spacing w:before="0" w:after="0"/>
-        <w:ind w:left="480" w:hanging="480"/>
-      </w:pPr>
-      <w:r>
-        <w:rPr>
-          <w:rFonts w:ascii="Times New Roman" w:hAnsi="Times New Roman" w:eastAsia="Times New Roman" w:cs="Times New Roman"/>
-        </w:rPr>
-        <w:t xml:space="preserve">B. </w:t>
+        <w:t xml:space="preserve">　　B. </w:t>
       </w:r>
       <w:r>
         <w:rPr>
@@ -10384,20 +9830,7 @@
         <w:rPr>
           <w:rFonts w:ascii="Times New Roman" w:hAnsi="Times New Roman" w:eastAsia="Times New Roman" w:cs="Times New Roman"/>
         </w:rPr>
-        <w:t xml:space="preserve">　　</w:t>
-      </w:r>
-    </w:p>
-    <w:p>
-      <w:pPr>
-        <w:pStyle w:val="Compact"/>
-        <w:spacing w:before="0" w:after="0"/>
-        <w:ind w:left="480" w:hanging="480"/>
-      </w:pPr>
-      <w:r>
-        <w:rPr>
-          <w:rFonts w:ascii="Times New Roman" w:hAnsi="Times New Roman" w:eastAsia="Times New Roman" w:cs="Times New Roman"/>
-        </w:rPr>
-        <w:t xml:space="preserve">C. </w:t>
+        <w:t xml:space="preserve">　　C. </w:t>
       </w:r>
       <w:r>
         <w:rPr>
@@ -10409,20 +9842,7 @@
         <w:rPr>
           <w:rFonts w:ascii="Times New Roman" w:hAnsi="Times New Roman" w:eastAsia="Times New Roman" w:cs="Times New Roman"/>
         </w:rPr>
-        <w:t xml:space="preserve">　　</w:t>
-      </w:r>
-    </w:p>
-    <w:p>
-      <w:pPr>
-        <w:pStyle w:val="Compact"/>
-        <w:spacing w:before="0" w:after="0"/>
-        <w:ind w:left="480" w:hanging="480"/>
-      </w:pPr>
-      <w:r>
-        <w:rPr>
-          <w:rFonts w:ascii="Times New Roman" w:hAnsi="Times New Roman" w:eastAsia="Times New Roman" w:cs="Times New Roman"/>
-        </w:rPr>
-        <w:t xml:space="preserve">D. </w:t>
+        <w:t xml:space="preserve">　　D. </w:t>
       </w:r>
       <w:r>
         <w:rPr>
@@ -10430,16 +9850,6 @@
         </w:rPr>
         <w:t xml:space="preserve">先减小后增大</w:t>
       </w:r>
-    </w:p>
-    <w:p>
-      <w:pPr>
-        <w:spacing w:before="0" w:after="0"/>
-      </w:pPr>
-    </w:p>
-    <w:p>
-      <w:pPr>
-        <w:spacing w:before="0" w:after="0"/>
-      </w:pPr>
     </w:p>
     <w:p>
       <w:pPr>
@@ -10753,7 +10163,7 @@
         </w:rPr>
         <w:drawing>
           <wp:inline>
-            <wp:extent cx="3600000" cy="1465798"/>
+            <wp:extent cx="3600000" cy="1489250"/>
             <wp:effectExtent b="0" l="0" r="0" t="0"/>
             <wp:docPr descr="" title="" id="35" name="Picture"/>
             <a:graphic>
@@ -10774,7 +10184,7 @@
                   <pic:spPr bwMode="auto">
                     <a:xfrm>
                       <a:off x="0" y="0"/>
-                      <a:ext cx="3600000" cy="1465798"/>
+                      <a:ext cx="3600000" cy="1489250"/>
                     </a:xfrm>
                     <a:prstGeom prst="rect">
                       <a:avLst/>
@@ -10796,7 +10206,10 @@
     <w:p>
       <w:pPr>
         <w:pStyle w:val="Compact"/>
-        <w:spacing w:before="0" w:after="0"/>
+        <w:numPr>
+          <w:ilvl w:val="0"/>
+          <w:numId w:val="1010"/>
+        </w:numPr>
       </w:pPr>
       <w:r>
         <w:rPr>
@@ -10886,7 +10299,10 @@
     <w:p>
       <w:pPr>
         <w:pStyle w:val="Compact"/>
-        <w:spacing w:before="0" w:after="0"/>
+        <w:numPr>
+          <w:ilvl w:val="0"/>
+          <w:numId w:val="1010"/>
+        </w:numPr>
       </w:pPr>
       <w:r>
         <w:rPr>
@@ -10953,7 +10369,10 @@
     <w:p>
       <w:pPr>
         <w:pStyle w:val="Compact"/>
-        <w:spacing w:before="0" w:after="0"/>
+        <w:numPr>
+          <w:ilvl w:val="0"/>
+          <w:numId w:val="1010"/>
+        </w:numPr>
       </w:pPr>
       <w:r>
         <w:rPr>
@@ -11035,7 +10454,10 @@
     <w:p>
       <w:pPr>
         <w:pStyle w:val="Compact"/>
-        <w:spacing w:before="0" w:after="0"/>
+        <w:numPr>
+          <w:ilvl w:val="0"/>
+          <w:numId w:val="1010"/>
+        </w:numPr>
       </w:pPr>
       <w:r>
         <w:rPr>
@@ -11061,16 +10483,6 @@
         </w:rPr>
         <w:t xml:space="preserve">值基本上不发生变化</w:t>
       </w:r>
-    </w:p>
-    <w:p>
-      <w:pPr>
-        <w:spacing w:before="0" w:after="0"/>
-      </w:pPr>
-    </w:p>
-    <w:p>
-      <w:pPr>
-        <w:spacing w:before="0" w:after="0"/>
-      </w:pPr>
     </w:p>
     <w:p>
       <w:pPr>
@@ -11813,31 +11225,6 @@
     </w:p>
     <w:p>
       <w:pPr>
-        <w:spacing w:before="0" w:after="0"/>
-      </w:pPr>
-    </w:p>
-    <w:p>
-      <w:pPr>
-        <w:spacing w:before="0" w:after="0"/>
-      </w:pPr>
-    </w:p>
-    <w:p>
-      <w:pPr>
-        <w:spacing w:before="0" w:after="0"/>
-      </w:pPr>
-    </w:p>
-    <w:p>
-      <w:pPr>
-        <w:spacing w:before="0" w:after="0"/>
-      </w:pPr>
-    </w:p>
-    <w:p>
-      <w:pPr>
-        <w:spacing w:before="0" w:after="0"/>
-      </w:pPr>
-    </w:p>
-    <w:p>
-      <w:pPr>
         <w:spacing w:before="160" w:after="80"/>
       </w:pPr>
       <w:r>
@@ -12015,21 +11402,6 @@
         </w:rPr>
         <w:t>。</w:t>
       </w:r>
-    </w:p>
-    <w:p>
-      <w:pPr>
-        <w:spacing w:before="0" w:after="0"/>
-      </w:pPr>
-    </w:p>
-    <w:p>
-      <w:pPr>
-        <w:spacing w:before="0" w:after="0"/>
-      </w:pPr>
-    </w:p>
-    <w:p>
-      <w:pPr>
-        <w:spacing w:before="0" w:after="0"/>
-      </w:pPr>
     </w:p>
     <w:p>
       <w:pPr>
@@ -12161,14 +11533,6 @@
       <w:tblPr>
         <w:tblStyle w:val="Table"/>
         <w:tblW w:type="auto" w:w="0"/>
-        <w:tblBorders>
-          <w:top w:val="single" w:sz="12" w:space="0" w:color="000000"/>
-          <w:left w:val="none" w:sz="0" w:space="0" w:color="auto"/>
-          <w:bottom w:val="single" w:sz="12" w:space="0" w:color="000000"/>
-          <w:right w:val="none" w:sz="0" w:space="0" w:color="auto"/>
-          <w:insideH w:val="none" w:sz="0" w:space="0" w:color="auto"/>
-          <w:insideV w:val="none" w:sz="0" w:space="0" w:color="auto"/>
-        </w:tblBorders>
         <w:tblLook w:firstRow="1" w:lastRow="0" w:firstColumn="0" w:lastColumn="0" w:noHBand="0" w:noVBand="0" w:val="0020"/>
       </w:tblPr>
       <w:tblGrid>
@@ -12184,11 +11548,7 @@
           <w:tblHeader w:val="on"/>
         </w:trPr>
         <w:tc>
-          <w:tcPr>
-            <w:tcBorders>
-              <w:bottom w:val="single" w:sz="8" w:space="0" w:color="000000"/>
-            </w:tcBorders>
-          </w:tcPr>
+          <w:tcPr/>
           <w:p>
             <w:pPr>
               <w:pStyle w:val="Compact"/>
@@ -12234,11 +11594,7 @@
           </w:p>
         </w:tc>
         <w:tc>
-          <w:tcPr>
-            <w:tcBorders>
-              <w:bottom w:val="single" w:sz="8" w:space="0" w:color="000000"/>
-            </w:tcBorders>
-          </w:tcPr>
+          <w:tcPr/>
           <w:p>
             <w:pPr>
               <w:pStyle w:val="Compact"/>
@@ -12254,11 +11610,7 @@
           </w:p>
         </w:tc>
         <w:tc>
-          <w:tcPr>
-            <w:tcBorders>
-              <w:bottom w:val="single" w:sz="8" w:space="0" w:color="000000"/>
-            </w:tcBorders>
-          </w:tcPr>
+          <w:tcPr/>
           <w:p>
             <w:pPr>
               <w:pStyle w:val="Compact"/>
@@ -12274,11 +11626,7 @@
           </w:p>
         </w:tc>
         <w:tc>
-          <w:tcPr>
-            <w:tcBorders>
-              <w:bottom w:val="single" w:sz="8" w:space="0" w:color="000000"/>
-            </w:tcBorders>
-          </w:tcPr>
+          <w:tcPr/>
           <w:p>
             <w:pPr>
               <w:pStyle w:val="Compact"/>
@@ -12294,11 +11642,7 @@
           </w:p>
         </w:tc>
         <w:tc>
-          <w:tcPr>
-            <w:tcBorders>
-              <w:bottom w:val="single" w:sz="8" w:space="0" w:color="000000"/>
-            </w:tcBorders>
-          </w:tcPr>
+          <w:tcPr/>
           <w:p>
             <w:pPr>
               <w:pStyle w:val="Compact"/>
@@ -12314,11 +11658,7 @@
           </w:p>
         </w:tc>
         <w:tc>
-          <w:tcPr>
-            <w:tcBorders>
-              <w:bottom w:val="single" w:sz="8" w:space="0" w:color="000000"/>
-            </w:tcBorders>
-          </w:tcPr>
+          <w:tcPr/>
           <w:p>
             <w:pPr>
               <w:pStyle w:val="Compact"/>
@@ -12591,31 +11931,6 @@
     </w:tbl>
     <w:p>
       <w:pPr>
-        <w:spacing w:before="0" w:after="0"/>
-      </w:pPr>
-    </w:p>
-    <w:p>
-      <w:pPr>
-        <w:spacing w:before="0" w:after="0"/>
-      </w:pPr>
-    </w:p>
-    <w:p>
-      <w:pPr>
-        <w:spacing w:before="0" w:after="0"/>
-      </w:pPr>
-    </w:p>
-    <w:p>
-      <w:pPr>
-        <w:spacing w:before="0" w:after="0"/>
-      </w:pPr>
-    </w:p>
-    <w:p>
-      <w:pPr>
-        <w:spacing w:before="0" w:after="0"/>
-      </w:pPr>
-    </w:p>
-    <w:p>
-      <w:pPr>
         <w:spacing w:before="160" w:after="80"/>
       </w:pPr>
       <w:r>
@@ -13535,46 +12850,6 @@
         </w:rPr>
         <w:t>？</w:t>
       </w:r>
-    </w:p>
-    <w:p>
-      <w:pPr>
-        <w:spacing w:before="0" w:after="0"/>
-      </w:pPr>
-    </w:p>
-    <w:p>
-      <w:pPr>
-        <w:spacing w:before="0" w:after="0"/>
-      </w:pPr>
-    </w:p>
-    <w:p>
-      <w:pPr>
-        <w:spacing w:before="0" w:after="0"/>
-      </w:pPr>
-    </w:p>
-    <w:p>
-      <w:pPr>
-        <w:spacing w:before="0" w:after="0"/>
-      </w:pPr>
-    </w:p>
-    <w:p>
-      <w:pPr>
-        <w:spacing w:before="0" w:after="0"/>
-      </w:pPr>
-    </w:p>
-    <w:p>
-      <w:pPr>
-        <w:spacing w:before="0" w:after="0"/>
-      </w:pPr>
-    </w:p>
-    <w:p>
-      <w:pPr>
-        <w:spacing w:before="0" w:after="0"/>
-      </w:pPr>
-    </w:p>
-    <w:p>
-      <w:pPr>
-        <w:spacing w:before="0" w:after="0"/>
-      </w:pPr>
     </w:p>
     <w:p>
       <w:pPr>
@@ -14590,31 +13865,6 @@
     </w:p>
     <w:p>
       <w:pPr>
-        <w:spacing w:before="0" w:after="0"/>
-      </w:pPr>
-    </w:p>
-    <w:p>
-      <w:pPr>
-        <w:spacing w:before="0" w:after="0"/>
-      </w:pPr>
-    </w:p>
-    <w:p>
-      <w:pPr>
-        <w:spacing w:before="0" w:after="0"/>
-      </w:pPr>
-    </w:p>
-    <w:p>
-      <w:pPr>
-        <w:spacing w:before="0" w:after="0"/>
-      </w:pPr>
-    </w:p>
-    <w:p>
-      <w:pPr>
-        <w:spacing w:before="0" w:after="0"/>
-      </w:pPr>
-    </w:p>
-    <w:p>
-      <w:pPr>
         <w:spacing w:before="160" w:after="80"/>
       </w:pPr>
       <w:r>
@@ -14652,43 +13902,6 @@
     <w:p>
       <w:pPr>
         <w:pStyle w:val="FirstParagraph"/>
-      </w:pPr>
-      <w:r>
-        <w:rPr>
-          <w:rFonts w:ascii="Times New Roman" w:hAnsi="Times New Roman" w:eastAsia="Times New Roman" w:cs="Times New Roman"/>
-          <w:b/>
-          <w:bCs/>
-        </w:rPr>
-        <w:t xml:space="preserve">8 </w:t>
-      </w:r>
-      <w:r>
-        <w:rPr>
-          <w:rFonts w:hint="eastAsia" w:ascii="Times New Roman" w:hAnsi="Times New Roman" w:eastAsia="Times New Roman" w:cs="Times New Roman"/>
-          <w:b/>
-          <w:bCs/>
-        </w:rPr>
-        <w:t>(8</w:t>
-      </w:r>
-      <w:r>
-        <w:rPr>
-          <w:rFonts w:hint="eastAsia" w:ascii="Times New Roman" w:hAnsi="Times New Roman" w:eastAsia="FangSong" w:cs="Times New Roman"/>
-          <w:b/>
-          <w:bCs/>
-        </w:rPr>
-        <w:t>分</w:t>
-      </w:r>
-      <w:r>
-        <w:rPr>
-          <w:rFonts w:hint="eastAsia" w:ascii="Times New Roman" w:hAnsi="Times New Roman" w:eastAsia="Times New Roman" w:cs="Times New Roman"/>
-          <w:b/>
-          <w:bCs/>
-        </w:rPr>
-        <w:t>)&gt;&gt;&gt;</w:t>
-      </w:r>
-    </w:p>
-    <w:p>
-      <w:pPr>
-        <w:pStyle w:val="BodyText"/>
       </w:pPr>
       <w:r>
         <w:rPr>
@@ -15146,31 +14359,6 @@
     </w:p>
     <w:p>
       <w:pPr>
-        <w:spacing w:before="0" w:after="0"/>
-      </w:pPr>
-    </w:p>
-    <w:p>
-      <w:pPr>
-        <w:spacing w:before="0" w:after="0"/>
-      </w:pPr>
-    </w:p>
-    <w:p>
-      <w:pPr>
-        <w:spacing w:before="0" w:after="0"/>
-      </w:pPr>
-    </w:p>
-    <w:p>
-      <w:pPr>
-        <w:spacing w:before="0" w:after="0"/>
-      </w:pPr>
-    </w:p>
-    <w:p>
-      <w:pPr>
-        <w:spacing w:before="0" w:after="0"/>
-      </w:pPr>
-    </w:p>
-    <w:p>
-      <w:pPr>
         <w:spacing w:before="160" w:after="80"/>
       </w:pPr>
       <w:r>
@@ -15184,6 +14372,7 @@
     <w:bookmarkEnd w:id="51"/>
     <w:sectPr>
       <w:footerReference w:type="default" r:id="rId9"/>
+      <w:headerReference w:type="default" r:id="rId10"/>
       <w:footnotePr>
         <w:numRestart w:val="eachSect"/>
       </w:footnotePr>
@@ -15202,32 +14391,90 @@
 <w:ftr xmlns:m="http://schemas.openxmlformats.org/officeDocument/2006/math" xmlns:mc="http://schemas.openxmlformats.org/markup-compatibility/2006" xmlns:mo="http://schemas.microsoft.com/office/mac/office/2008/main" xmlns:mv="urn:schemas-microsoft-com:mac:vml" xmlns:o="urn:schemas-microsoft-com:office:office" xmlns:r="http://schemas.openxmlformats.org/officeDocument/2006/relationships" xmlns:v="urn:schemas-microsoft-com:vml" xmlns:w10="urn:schemas-microsoft-com:office:word" xmlns:w14="http://schemas.microsoft.com/office/word/2010/wordml" xmlns:w="http://schemas.openxmlformats.org/wordprocessingml/2006/main" xmlns:wne="http://schemas.microsoft.com/office/word/2006/wordml" xmlns:wp14="http://schemas.microsoft.com/office/word/2010/wordprocessingDrawing" xmlns:wp="http://schemas.openxmlformats.org/drawingml/2006/wordprocessingDrawing" xmlns:wpc="http://schemas.microsoft.com/office/word/2010/wordprocessingCanvas" xmlns:wpg="http://schemas.microsoft.com/office/word/2010/wordprocessingGroup" xmlns:wpi="http://schemas.microsoft.com/office/word/2010/wordprocessingInk" xmlns:wps="http://schemas.microsoft.com/office/word/2010/wordprocessingShape" mc:Ignorable="w14 wp14">
   <w:p>
     <w:pPr>
-      <w:pStyle w:val="Footer"/>
       <w:jc w:val="center"/>
     </w:pPr>
     <w:r>
       <w:rPr>
-        <w:rFonts w:ascii="Times New Roman" w:hAnsi="Times New Roman" w:eastAsia="Times New Roman" w:cs="Times New Roman"/>
-        <w:b w:val="0"/>
-        <w:sz w:val="20"/>
+        <w:color w:val="000000"/>
+        <w:sz w:val="18"/>
+      </w:rPr>
+      <w:t xml:space="preserve">第 </w:t>
+    </w:r>
+    <w:r>
+      <w:rPr>
+        <w:color w:val="000000"/>
+        <w:sz w:val="18"/>
       </w:rPr>
       <w:fldChar w:fldCharType="begin"/>
     </w:r>
     <w:r>
       <w:rPr>
-        <w:rFonts w:ascii="Times New Roman" w:hAnsi="Times New Roman" w:eastAsia="Times New Roman" w:cs="Times New Roman"/>
-        <w:b w:val="0"/>
-        <w:sz w:val="20"/>
+        <w:sz w:val="18"/>
       </w:rPr>
       <w:instrText xml:space="preserve"> PAGE </w:instrText>
     </w:r>
     <w:r>
       <w:rPr>
-        <w:rFonts w:ascii="Times New Roman" w:hAnsi="Times New Roman" w:eastAsia="Times New Roman" w:cs="Times New Roman"/>
-        <w:b w:val="0"/>
-        <w:sz w:val="20"/>
+        <w:sz w:val="18"/>
+      </w:rPr>
+      <w:fldChar w:fldCharType="separate"/>
+    </w:r>
+    <w:r>
+      <w:rPr>
+        <w:sz w:val="18"/>
+      </w:rPr>
+      <w:t>1</w:t>
+    </w:r>
+    <w:r>
+      <w:rPr>
+        <w:sz w:val="18"/>
       </w:rPr>
       <w:fldChar w:fldCharType="end"/>
+    </w:r>
+    <w:r>
+      <w:rPr>
+        <w:color w:val="000000"/>
+        <w:sz w:val="18"/>
+      </w:rPr>
+      <w:t xml:space="preserve"> 页 / 共 </w:t>
+    </w:r>
+    <w:r>
+      <w:rPr>
+        <w:color w:val="000000"/>
+        <w:sz w:val="18"/>
+      </w:rPr>
+      <w:fldChar w:fldCharType="begin"/>
+    </w:r>
+    <w:r>
+      <w:rPr>
+        <w:sz w:val="18"/>
+      </w:rPr>
+      <w:instrText xml:space="preserve"> NUMPAGES </w:instrText>
+    </w:r>
+    <w:r>
+      <w:rPr>
+        <w:sz w:val="18"/>
+      </w:rPr>
+      <w:fldChar w:fldCharType="separate"/>
+    </w:r>
+    <w:r>
+      <w:rPr>
+        <w:sz w:val="18"/>
+      </w:rPr>
+      <w:t>1</w:t>
+    </w:r>
+    <w:r>
+      <w:rPr>
+        <w:sz w:val="18"/>
+      </w:rPr>
+      <w:fldChar w:fldCharType="end"/>
+    </w:r>
+    <w:r>
+      <w:rPr>
+        <w:color w:val="000000"/>
+        <w:sz w:val="18"/>
+      </w:rPr>
+      <w:t xml:space="preserve"> 页</w:t>
     </w:r>
   </w:p>
 </w:ftr>
@@ -15250,6 +14497,26 @@
     </w:p>
   </w:footnote>
 </w:footnotes>
+</file>
+
+<file path=word/header1.xml><?xml version="1.0" encoding="utf-8"?>
+<w:hdr xmlns:m="http://schemas.openxmlformats.org/officeDocument/2006/math" xmlns:mc="http://schemas.openxmlformats.org/markup-compatibility/2006" xmlns:mo="http://schemas.microsoft.com/office/mac/office/2008/main" xmlns:mv="urn:schemas-microsoft-com:mac:vml" xmlns:o="urn:schemas-microsoft-com:office:office" xmlns:r="http://schemas.openxmlformats.org/officeDocument/2006/relationships" xmlns:v="urn:schemas-microsoft-com:vml" xmlns:w10="urn:schemas-microsoft-com:office:word" xmlns:w14="http://schemas.microsoft.com/office/word/2010/wordml" xmlns:w="http://schemas.openxmlformats.org/wordprocessingml/2006/main" xmlns:wne="http://schemas.microsoft.com/office/word/2006/wordml" xmlns:wp14="http://schemas.microsoft.com/office/word/2010/wordprocessingDrawing" xmlns:wp="http://schemas.openxmlformats.org/drawingml/2006/wordprocessingDrawing" xmlns:wpc="http://schemas.microsoft.com/office/word/2010/wordprocessingCanvas" xmlns:wpg="http://schemas.microsoft.com/office/word/2010/wordprocessingGroup" xmlns:wpi="http://schemas.microsoft.com/office/word/2010/wordprocessingInk" xmlns:wps="http://schemas.microsoft.com/office/word/2010/wordprocessingShape" mc:Ignorable="w14 wp14">
+  <w:p>
+    <w:pPr>
+      <w:jc w:val="right"/>
+      <w:pBdr>
+        <w:bottom w:val="single" w:sz="4" w:space="2" w:color="000000"/>
+      </w:pBdr>
+    </w:pPr>
+    <w:r>
+      <w:rPr>
+        <w:color w:val="000000"/>
+        <w:sz w:val="18"/>
+      </w:rPr>
+      <w:t>第一轮综合卷11（学生版）</w:t>
+    </w:r>
+  </w:p>
+</w:hdr>
 </file>
 
 <file path=word/numbering.xml><?xml version="1.0" encoding="utf-8"?>
@@ -15876,7 +15143,7 @@
     <ns0:rPr>
       <ns0:rFonts ns0:ascii="Times New Roman" ns0:cs="Times New Roman" ns0:eastAsia="SimHei" ns0:hAnsi="Times New Roman"/>
       <ns0:b/>
-      <ns0:color ns0:val="000000"/>
+      <ns0:color ns0:val="17324D"/>
       <ns0:sz ns0:val="44"/>
       <ns0:szCs ns0:val="56"/>
     </ns0:rPr>
@@ -16018,7 +15285,7 @@
     <ns0:rPr>
       <ns0:rFonts ns0:ascii="Times New Roman" ns0:cs="Times New Roman" ns0:eastAsia="SimHei" ns0:hAnsi="Times New Roman"/>
       <ns0:b/>
-      <ns0:color ns0:val="000000"/>
+      <ns0:color ns0:val="17324D"/>
       <ns0:sz ns0:val="32"/>
       <ns0:szCs ns0:val="40"/>
     </ns0:rPr>
@@ -16042,7 +15309,7 @@
     <ns0:rPr>
       <ns0:rFonts ns0:ascii="Times New Roman" ns0:cs="Times New Roman" ns0:eastAsia="SimHei" ns0:hAnsi="Times New Roman"/>
       <ns0:b/>
-      <ns0:color ns0:val="000000"/>
+      <ns0:color ns0:val="17324D"/>
       <ns0:sz ns0:val="28"/>
       <ns0:szCs ns0:val="32"/>
     </ns0:rPr>
@@ -16066,7 +15333,7 @@
     <ns0:rPr>
       <ns0:rFonts ns0:ascii="Times New Roman" ns0:cs="Times New Roman" ns0:eastAsia="SimHei" ns0:hAnsi="Times New Roman"/>
       <ns0:b/>
-      <ns0:color ns0:val="000000"/>
+      <ns0:color ns0:val="17324D"/>
       <ns0:sz ns0:val="25"/>
       <ns0:szCs ns0:val="28"/>
     </ns0:rPr>
@@ -16542,7 +15809,7 @@
     <w:rPr>
       <w:rFonts w:ascii="Times New Roman" w:hAnsi="Times New Roman" w:eastAsia="FangSong" w:cs="Times New Roman"/>
       <w:b/>
-      <w:color w:val="007020"/>
+      <w:color w:val="000000"/>
     </w:rPr>
   </w:style>
   <w:style w:type="character" w:customStyle="1" w:styleId="DataTypeTok">
@@ -16550,7 +15817,7 @@
     <w:basedOn w:val="VerbatimChar"/>
     <w:rPr>
       <w:rFonts w:ascii="Times New Roman" w:hAnsi="Times New Roman" w:eastAsia="FangSong" w:cs="Times New Roman"/>
-      <w:color w:val="902000"/>
+      <w:color w:val="000000"/>
     </w:rPr>
   </w:style>
   <w:style w:type="character" w:customStyle="1" w:styleId="DecValTok">
@@ -16558,7 +15825,7 @@
     <w:basedOn w:val="VerbatimChar"/>
     <w:rPr>
       <w:rFonts w:ascii="Times New Roman" w:hAnsi="Times New Roman" w:eastAsia="FangSong" w:cs="Times New Roman"/>
-      <w:color w:val="40a070"/>
+      <w:color w:val="000000"/>
     </w:rPr>
   </w:style>
   <w:style w:type="character" w:customStyle="1" w:styleId="BaseNTok">
@@ -16566,7 +15833,7 @@
     <w:basedOn w:val="VerbatimChar"/>
     <w:rPr>
       <w:rFonts w:ascii="Times New Roman" w:hAnsi="Times New Roman" w:eastAsia="FangSong" w:cs="Times New Roman"/>
-      <w:color w:val="40a070"/>
+      <w:color w:val="000000"/>
     </w:rPr>
   </w:style>
   <w:style w:type="character" w:customStyle="1" w:styleId="FloatTok">
@@ -16574,7 +15841,7 @@
     <w:basedOn w:val="VerbatimChar"/>
     <w:rPr>
       <w:rFonts w:ascii="Times New Roman" w:hAnsi="Times New Roman" w:eastAsia="FangSong" w:cs="Times New Roman"/>
-      <w:color w:val="40a070"/>
+      <w:color w:val="000000"/>
     </w:rPr>
   </w:style>
   <w:style w:type="character" w:customStyle="1" w:styleId="ConstantTok">
@@ -16582,7 +15849,7 @@
     <w:basedOn w:val="VerbatimChar"/>
     <w:rPr>
       <w:rFonts w:ascii="Times New Roman" w:hAnsi="Times New Roman" w:eastAsia="FangSong" w:cs="Times New Roman"/>
-      <w:color w:val="880000"/>
+      <w:color w:val="000000"/>
     </w:rPr>
   </w:style>
   <w:style w:type="character" w:customStyle="1" w:styleId="CharTok">
@@ -16590,7 +15857,7 @@
     <w:basedOn w:val="VerbatimChar"/>
     <w:rPr>
       <w:rFonts w:ascii="Times New Roman" w:hAnsi="Times New Roman" w:eastAsia="FangSong" w:cs="Times New Roman"/>
-      <w:color w:val="4070a0"/>
+      <w:color w:val="000000"/>
     </w:rPr>
   </w:style>
   <w:style w:type="character" w:customStyle="1" w:styleId="SpecialCharTok">
@@ -16598,7 +15865,7 @@
     <w:basedOn w:val="VerbatimChar"/>
     <w:rPr>
       <w:rFonts w:ascii="Times New Roman" w:hAnsi="Times New Roman" w:eastAsia="FangSong" w:cs="Times New Roman"/>
-      <w:color w:val="4070a0"/>
+      <w:color w:val="000000"/>
     </w:rPr>
   </w:style>
   <w:style w:type="character" w:customStyle="1" w:styleId="StringTok">
@@ -16606,7 +15873,7 @@
     <w:basedOn w:val="VerbatimChar"/>
     <w:rPr>
       <w:rFonts w:ascii="Times New Roman" w:hAnsi="Times New Roman" w:eastAsia="FangSong" w:cs="Times New Roman"/>
-      <w:color w:val="4070a0"/>
+      <w:color w:val="000000"/>
     </w:rPr>
   </w:style>
   <w:style w:type="character" w:customStyle="1" w:styleId="VerbatimStringTok">
@@ -16614,7 +15881,7 @@
     <w:basedOn w:val="VerbatimChar"/>
     <w:rPr>
       <w:rFonts w:ascii="Times New Roman" w:hAnsi="Times New Roman" w:eastAsia="FangSong" w:cs="Times New Roman"/>
-      <w:color w:val="4070a0"/>
+      <w:color w:val="000000"/>
     </w:rPr>
   </w:style>
   <w:style w:type="character" w:customStyle="1" w:styleId="SpecialStringTok">
@@ -16622,7 +15889,7 @@
     <w:basedOn w:val="VerbatimChar"/>
     <w:rPr>
       <w:rFonts w:ascii="Times New Roman" w:hAnsi="Times New Roman" w:eastAsia="FangSong" w:cs="Times New Roman"/>
-      <w:color w:val="bb6688"/>
+      <w:color w:val="000000"/>
     </w:rPr>
   </w:style>
   <w:style w:type="character" w:customStyle="1" w:styleId="ImportTok">
@@ -16631,7 +15898,7 @@
     <w:rPr>
       <w:rFonts w:ascii="Times New Roman" w:hAnsi="Times New Roman" w:eastAsia="FangSong" w:cs="Times New Roman"/>
       <w:b/>
-      <w:color w:val="008000"/>
+      <w:color w:val="000000"/>
     </w:rPr>
   </w:style>
   <w:style w:type="character" w:customStyle="1" w:styleId="CommentTok">
@@ -16640,7 +15907,7 @@
     <w:rPr>
       <w:rFonts w:ascii="Times New Roman" w:hAnsi="Times New Roman" w:eastAsia="FangSong" w:cs="Times New Roman"/>
       <w:i/>
-      <w:color w:val="60a0b0"/>
+      <w:color w:val="000000"/>
     </w:rPr>
   </w:style>
   <w:style w:type="character" w:customStyle="1" w:styleId="DocumentationTok">
@@ -16649,7 +15916,7 @@
     <w:rPr>
       <w:rFonts w:ascii="Times New Roman" w:hAnsi="Times New Roman" w:eastAsia="FangSong" w:cs="Times New Roman"/>
       <w:i/>
-      <w:color w:val="ba2121"/>
+      <w:color w:val="000000"/>
     </w:rPr>
   </w:style>
   <w:style w:type="character" w:customStyle="1" w:styleId="AnnotationTok">
@@ -16659,7 +15926,7 @@
       <w:rFonts w:ascii="Times New Roman" w:hAnsi="Times New Roman" w:eastAsia="FangSong" w:cs="Times New Roman"/>
       <w:b/>
       <w:i/>
-      <w:color w:val="60a0b0"/>
+      <w:color w:val="000000"/>
     </w:rPr>
   </w:style>
   <w:style w:type="character" w:customStyle="1" w:styleId="CommentVarTok">
@@ -16669,7 +15936,7 @@
       <w:rFonts w:ascii="Times New Roman" w:hAnsi="Times New Roman" w:eastAsia="FangSong" w:cs="Times New Roman"/>
       <w:b/>
       <w:i/>
-      <w:color w:val="60a0b0"/>
+      <w:color w:val="000000"/>
     </w:rPr>
   </w:style>
   <w:style w:type="character" w:customStyle="1" w:styleId="OtherTok">
@@ -16677,7 +15944,7 @@
     <w:basedOn w:val="VerbatimChar"/>
     <w:rPr>
       <w:rFonts w:ascii="Times New Roman" w:hAnsi="Times New Roman" w:eastAsia="FangSong" w:cs="Times New Roman"/>
-      <w:color w:val="007020"/>
+      <w:color w:val="000000"/>
     </w:rPr>
   </w:style>
   <w:style w:type="character" w:customStyle="1" w:styleId="FunctionTok">
@@ -16685,7 +15952,7 @@
     <w:basedOn w:val="VerbatimChar"/>
     <w:rPr>
       <w:rFonts w:ascii="Times New Roman" w:hAnsi="Times New Roman" w:eastAsia="FangSong" w:cs="Times New Roman"/>
-      <w:color w:val="06287e"/>
+      <w:color w:val="000000"/>
     </w:rPr>
   </w:style>
   <w:style w:type="character" w:customStyle="1" w:styleId="VariableTok">
@@ -16693,7 +15960,7 @@
     <w:basedOn w:val="VerbatimChar"/>
     <w:rPr>
       <w:rFonts w:ascii="Times New Roman" w:hAnsi="Times New Roman" w:eastAsia="FangSong" w:cs="Times New Roman"/>
-      <w:color w:val="19177c"/>
+      <w:color w:val="000000"/>
     </w:rPr>
   </w:style>
   <w:style w:type="character" w:customStyle="1" w:styleId="ControlFlowTok">
@@ -16702,7 +15969,7 @@
     <w:rPr>
       <w:rFonts w:ascii="Times New Roman" w:hAnsi="Times New Roman" w:eastAsia="FangSong" w:cs="Times New Roman"/>
       <w:b/>
-      <w:color w:val="007020"/>
+      <w:color w:val="000000"/>
     </w:rPr>
   </w:style>
   <w:style w:type="character" w:customStyle="1" w:styleId="OperatorTok">
@@ -16710,7 +15977,7 @@
     <w:basedOn w:val="VerbatimChar"/>
     <w:rPr>
       <w:rFonts w:ascii="Times New Roman" w:hAnsi="Times New Roman" w:eastAsia="FangSong" w:cs="Times New Roman"/>
-      <w:color w:val="666666"/>
+      <w:color w:val="000000"/>
     </w:rPr>
   </w:style>
   <w:style w:type="character" w:customStyle="1" w:styleId="BuiltInTok">
@@ -16718,7 +15985,7 @@
     <w:basedOn w:val="VerbatimChar"/>
     <w:rPr>
       <w:rFonts w:ascii="Times New Roman" w:hAnsi="Times New Roman" w:eastAsia="FangSong" w:cs="Times New Roman"/>
-      <w:color w:val="008000"/>
+      <w:color w:val="000000"/>
     </w:rPr>
   </w:style>
   <w:style w:type="character" w:customStyle="1" w:styleId="ExtensionTok">
@@ -16733,7 +16000,7 @@
     <w:basedOn w:val="VerbatimChar"/>
     <w:rPr>
       <w:rFonts w:ascii="Times New Roman" w:hAnsi="Times New Roman" w:eastAsia="FangSong" w:cs="Times New Roman"/>
-      <w:color w:val="bc7a00"/>
+      <w:color w:val="000000"/>
     </w:rPr>
   </w:style>
   <w:style w:type="character" w:customStyle="1" w:styleId="AttributeTok">
@@ -16741,7 +16008,7 @@
     <w:basedOn w:val="VerbatimChar"/>
     <w:rPr>
       <w:rFonts w:ascii="Times New Roman" w:hAnsi="Times New Roman" w:eastAsia="FangSong" w:cs="Times New Roman"/>
-      <w:color w:val="7d9029"/>
+      <w:color w:val="000000"/>
     </w:rPr>
   </w:style>
   <w:style w:type="character" w:customStyle="1" w:styleId="RegionMarkerTok">
@@ -16758,7 +16025,7 @@
       <w:rFonts w:ascii="Times New Roman" w:hAnsi="Times New Roman" w:eastAsia="FangSong" w:cs="Times New Roman"/>
       <w:b/>
       <w:i/>
-      <w:color w:val="60a0b0"/>
+      <w:color w:val="000000"/>
     </w:rPr>
   </w:style>
   <w:style w:type="character" w:customStyle="1" w:styleId="WarningTok">
@@ -16768,7 +16035,7 @@
       <w:rFonts w:ascii="Times New Roman" w:hAnsi="Times New Roman" w:eastAsia="FangSong" w:cs="Times New Roman"/>
       <w:b/>
       <w:i/>
-      <w:color w:val="60a0b0"/>
+      <w:color w:val="000000"/>
     </w:rPr>
   </w:style>
   <w:style w:type="character" w:customStyle="1" w:styleId="AlertTok">
@@ -16777,7 +16044,7 @@
     <w:rPr>
       <w:rFonts w:ascii="Times New Roman" w:hAnsi="Times New Roman" w:eastAsia="FangSong" w:cs="Times New Roman"/>
       <w:b/>
-      <w:color w:val="ff0000"/>
+      <w:color w:val="000000"/>
     </w:rPr>
   </w:style>
   <w:style w:type="character" w:customStyle="1" w:styleId="ErrorTok">
@@ -16786,7 +16053,7 @@
     <w:rPr>
       <w:rFonts w:ascii="Times New Roman" w:hAnsi="Times New Roman" w:eastAsia="FangSong" w:cs="Times New Roman"/>
       <w:b/>
-      <w:color w:val="ff0000"/>
+      <w:color w:val="000000"/>
     </w:rPr>
   </w:style>
   <w:style w:type="character" w:customStyle="1" w:styleId="NormalTok">

--- a/00-首页/题组Word/第一轮·综合套卷/第一轮综合卷11（学生版-打印版）.docx
+++ b/00-首页/题组Word/第一轮·综合套卷/第一轮综合卷11（学生版-打印版）.docx
@@ -43,6 +43,60 @@
     </w:p>
     <w:p>
       <w:pPr>
+        <w:pStyle w:val="BlockText"/>
+        <w:ind w:firstLine="420"/>
+      </w:pPr>
+      <w:r>
+        <w:rPr>
+          <w:rFonts w:hint="eastAsia" w:ascii="Times New Roman" w:hAnsi="Times New Roman" w:eastAsia="FangSong" w:cs="Times New Roman"/>
+        </w:rPr>
+        <w:t xml:space="preserve">共</w:t>
+      </w:r>
+      <w:r>
+        <w:rPr>
+          <w:rFonts w:ascii="Times New Roman" w:hAnsi="Times New Roman" w:eastAsia="Times New Roman" w:cs="Times New Roman"/>
+        </w:rPr>
+        <w:t xml:space="preserve"> 26 </w:t>
+      </w:r>
+      <w:r>
+        <w:rPr>
+          <w:rFonts w:hint="eastAsia" w:ascii="Times New Roman" w:hAnsi="Times New Roman" w:eastAsia="FangSong" w:cs="Times New Roman"/>
+        </w:rPr>
+        <w:t>题</w:t>
+      </w:r>
+      <w:r>
+        <w:rPr>
+          <w:rFonts w:hint="eastAsia" w:ascii="Times New Roman" w:hAnsi="Times New Roman" w:eastAsia="Times New Roman" w:cs="Times New Roman"/>
+        </w:rPr>
+        <w:t>。</w:t>
+      </w:r>
+      <w:r>
+        <w:rPr>
+          <w:rFonts w:hint="eastAsia" w:ascii="Times New Roman" w:hAnsi="Times New Roman" w:eastAsia="FangSong" w:cs="Times New Roman"/>
+        </w:rPr>
+        <w:t>建议先独立完成</w:t>
+      </w:r>
+      <w:r>
+        <w:rPr>
+          <w:rFonts w:hint="eastAsia" w:ascii="Times New Roman" w:hAnsi="Times New Roman" w:eastAsia="Times New Roman" w:cs="Times New Roman"/>
+        </w:rPr>
+        <w:t>，</w:t>
+      </w:r>
+      <w:r>
+        <w:rPr>
+          <w:rFonts w:hint="eastAsia" w:ascii="Times New Roman" w:hAnsi="Times New Roman" w:eastAsia="FangSong" w:cs="Times New Roman"/>
+        </w:rPr>
+        <w:t>再核对答案</w:t>
+      </w:r>
+      <w:r>
+        <w:rPr>
+          <w:rFonts w:hint="eastAsia" w:ascii="Times New Roman" w:hAnsi="Times New Roman" w:eastAsia="Times New Roman" w:cs="Times New Roman"/>
+        </w:rPr>
+        <w:t>。</w:t>
+      </w:r>
+    </w:p>
+    <w:p>
+      <w:pPr>
         <w:spacing w:before="160" w:after="80"/>
       </w:pPr>
       <w:r>
@@ -93,6 +147,7 @@
     <w:p>
       <w:pPr>
         <w:pStyle w:val="FirstParagraph"/>
+        <w:ind w:firstLine="420"/>
       </w:pPr>
       <w:r>
         <w:rPr>
@@ -307,6 +362,16 @@
         </w:pict>
       </w:r>
     </w:p>
+    <w:p>
+      <w:pPr>
+        <w:spacing w:before="160" w:after="80"/>
+      </w:pPr>
+      <w:r>
+        <w:pict>
+          <v:rect style="width:0;height:1.5pt" o:hralign="center" o:hrstd="t" o:hr="t"/>
+        </w:pict>
+      </w:r>
+    </w:p>
     <w:bookmarkEnd w:id="9"/>
     <w:bookmarkStart w:id="10" w:name="第2题"/>
     <w:p>
@@ -336,6 +401,7 @@
     <w:p>
       <w:pPr>
         <w:pStyle w:val="FirstParagraph"/>
+        <w:ind w:firstLine="420"/>
       </w:pPr>
       <m:oMath>
         <m:sSub>
@@ -557,6 +623,7 @@
     <w:p>
       <w:pPr>
         <w:pStyle w:val="BodyText"/>
+        <w:ind w:firstLine="420"/>
       </w:pPr>
       <w:r>
         <w:rPr>
@@ -1047,6 +1114,16 @@
         </w:pict>
       </w:r>
     </w:p>
+    <w:p>
+      <w:pPr>
+        <w:spacing w:before="160" w:after="80"/>
+      </w:pPr>
+      <w:r>
+        <w:pict>
+          <v:rect style="width:0;height:1.5pt" o:hralign="center" o:hrstd="t" o:hr="t"/>
+        </w:pict>
+      </w:r>
+    </w:p>
     <w:bookmarkEnd w:id="10"/>
     <w:bookmarkStart w:id="11" w:name="第3题"/>
     <w:p>
@@ -1076,6 +1153,7 @@
     <w:p>
       <w:pPr>
         <w:pStyle w:val="FirstParagraph"/>
+        <w:ind w:firstLine="420"/>
       </w:pPr>
       <w:r>
         <w:rPr>
@@ -1289,6 +1367,7 @@
     <w:p>
       <w:pPr>
         <w:pStyle w:val="BodyText"/>
+        <w:ind w:firstLine="420"/>
       </w:pPr>
       <w:r>
         <w:rPr>
@@ -1607,6 +1686,16 @@
         </w:pict>
       </w:r>
     </w:p>
+    <w:p>
+      <w:pPr>
+        <w:spacing w:before="160" w:after="80"/>
+      </w:pPr>
+      <w:r>
+        <w:pict>
+          <v:rect style="width:0;height:1.5pt" o:hralign="center" o:hrstd="t" o:hr="t"/>
+        </w:pict>
+      </w:r>
+    </w:p>
     <w:bookmarkEnd w:id="11"/>
     <w:bookmarkStart w:id="12" w:name="第4题"/>
     <w:p>
@@ -1636,6 +1725,7 @@
     <w:p>
       <w:pPr>
         <w:pStyle w:val="FirstParagraph"/>
+        <w:ind w:firstLine="420"/>
       </w:pPr>
       <w:r>
         <w:rPr>
@@ -1768,7 +1858,7 @@
         <w:rPr>
           <w:rFonts w:ascii="Times New Roman" w:hAnsi="Times New Roman" w:eastAsia="Times New Roman" w:cs="Times New Roman"/>
         </w:rPr>
-        <w:t xml:space="preserve">A.</w:t>
+        <w:t xml:space="preserve">- A.</w:t>
       </w:r>
       <w:r>
         <w:rPr>
@@ -1835,7 +1925,7 @@
         <w:rPr>
           <w:rFonts w:ascii="Times New Roman" w:hAnsi="Times New Roman" w:eastAsia="Times New Roman" w:cs="Times New Roman"/>
         </w:rPr>
-        <w:t xml:space="preserve">B.</w:t>
+        <w:t xml:space="preserve">- B.</w:t>
       </w:r>
       <w:r>
         <w:rPr>
@@ -1902,7 +1992,7 @@
         <w:rPr>
           <w:rFonts w:ascii="Times New Roman" w:hAnsi="Times New Roman" w:eastAsia="Times New Roman" w:cs="Times New Roman"/>
         </w:rPr>
-        <w:t xml:space="preserve">C.</w:t>
+        <w:t xml:space="preserve">- C.</w:t>
       </w:r>
       <w:r>
         <w:rPr>
@@ -1978,7 +2068,7 @@
         <w:rPr>
           <w:rFonts w:ascii="Times New Roman" w:hAnsi="Times New Roman" w:eastAsia="Times New Roman" w:cs="Times New Roman"/>
         </w:rPr>
-        <w:t xml:space="preserve">D.</w:t>
+        <w:t xml:space="preserve">- D.</w:t>
       </w:r>
       <w:r>
         <w:rPr>
@@ -2055,6 +2145,16 @@
         </w:pict>
       </w:r>
     </w:p>
+    <w:p>
+      <w:pPr>
+        <w:spacing w:before="160" w:after="80"/>
+      </w:pPr>
+      <w:r>
+        <w:pict>
+          <v:rect style="width:0;height:1.5pt" o:hralign="center" o:hrstd="t" o:hr="t"/>
+        </w:pict>
+      </w:r>
+    </w:p>
     <w:bookmarkEnd w:id="12"/>
     <w:bookmarkStart w:id="13" w:name="第5题"/>
     <w:p>
@@ -2084,6 +2184,7 @@
     <w:p>
       <w:pPr>
         <w:pStyle w:val="FirstParagraph"/>
+        <w:ind w:firstLine="420"/>
       </w:pPr>
       <w:r>
         <w:rPr>
@@ -2111,6 +2212,7 @@
           <w:ilvl w:val="0"/>
           <w:numId w:val="1001"/>
         </w:numPr>
+        <w:ind w:firstLine="420"/>
       </w:pPr>
       <w:r>
         <w:rPr>
@@ -2156,6 +2258,7 @@
           <w:ilvl w:val="0"/>
           <w:numId w:val="1001"/>
         </w:numPr>
+        <w:ind w:firstLine="420"/>
       </w:pPr>
       <w:r>
         <w:rPr>
@@ -2189,6 +2292,7 @@
           <w:ilvl w:val="0"/>
           <w:numId w:val="1001"/>
         </w:numPr>
+        <w:ind w:firstLine="420"/>
       </w:pPr>
       <w:r>
         <w:rPr>
@@ -2266,6 +2370,7 @@
           <w:ilvl w:val="0"/>
           <w:numId w:val="1001"/>
         </w:numPr>
+        <w:ind w:firstLine="420"/>
       </w:pPr>
       <w:r>
         <w:rPr>
@@ -2333,6 +2438,16 @@
         </w:pict>
       </w:r>
     </w:p>
+    <w:p>
+      <w:pPr>
+        <w:spacing w:before="160" w:after="80"/>
+      </w:pPr>
+      <w:r>
+        <w:pict>
+          <v:rect style="width:0;height:1.5pt" o:hralign="center" o:hrstd="t" o:hr="t"/>
+        </w:pict>
+      </w:r>
+    </w:p>
     <w:bookmarkEnd w:id="13"/>
     <w:bookmarkStart w:id="14" w:name="第6题"/>
     <w:p>
@@ -2362,6 +2477,7 @@
     <w:p>
       <w:pPr>
         <w:pStyle w:val="FirstParagraph"/>
+        <w:ind w:firstLine="420"/>
       </w:pPr>
       <w:r>
         <w:rPr>
@@ -3210,6 +3326,7 @@
     <w:p>
       <w:pPr>
         <w:pStyle w:val="BodyText"/>
+        <w:ind w:firstLine="420"/>
       </w:pPr>
       <w:r>
         <w:rPr>
@@ -3239,7 +3356,7 @@
         <w:rPr>
           <w:rFonts w:ascii="Times New Roman" w:hAnsi="Times New Roman" w:eastAsia="Times New Roman" w:cs="Times New Roman"/>
         </w:rPr>
-        <w:t xml:space="preserve">A.</w:t>
+        <w:t xml:space="preserve">- A.</w:t>
       </w:r>
       <w:r>
         <w:rPr>
@@ -3377,7 +3494,7 @@
         <w:rPr>
           <w:rFonts w:ascii="Times New Roman" w:hAnsi="Times New Roman" w:eastAsia="Times New Roman" w:cs="Times New Roman"/>
         </w:rPr>
-        <w:t xml:space="preserve">B.</w:t>
+        <w:t xml:space="preserve">- B.</w:t>
       </w:r>
       <w:r>
         <w:rPr>
@@ -3506,7 +3623,7 @@
         <w:rPr>
           <w:rFonts w:ascii="Times New Roman" w:hAnsi="Times New Roman" w:eastAsia="Times New Roman" w:cs="Times New Roman"/>
         </w:rPr>
-        <w:t xml:space="preserve">C.</w:t>
+        <w:t xml:space="preserve">- C.</w:t>
       </w:r>
       <w:r>
         <w:rPr>
@@ -3608,7 +3725,7 @@
         <w:rPr>
           <w:rFonts w:ascii="Times New Roman" w:hAnsi="Times New Roman" w:eastAsia="Times New Roman" w:cs="Times New Roman"/>
         </w:rPr>
-        <w:t xml:space="preserve">D.</w:t>
+        <w:t xml:space="preserve">- D.</w:t>
       </w:r>
       <w:r>
         <w:rPr>
@@ -3720,109 +3837,6 @@
         </w:pict>
       </w:r>
     </w:p>
-    <w:bookmarkEnd w:id="14"/>
-    <w:bookmarkStart w:id="15" w:name="第7题"/>
-    <w:p>
-      <w:pPr>
-        <w:pStyle w:val="Heading3"/>
-        <w:spacing w:before="280" w:after="120"/>
-      </w:pPr>
-      <w:r>
-        <w:rPr>
-          <w:rFonts w:hint="eastAsia" w:ascii="Times New Roman" w:hAnsi="Times New Roman" w:eastAsia="SimHei" w:cs="Times New Roman"/>
-        </w:rPr>
-        <w:t>第</w:t>
-      </w:r>
-      <w:r>
-        <w:rPr>
-          <w:rFonts w:hint="eastAsia" w:ascii="Times New Roman" w:hAnsi="Times New Roman" w:eastAsia="Times New Roman" w:cs="Times New Roman"/>
-        </w:rPr>
-        <w:t>7</w:t>
-      </w:r>
-      <w:r>
-        <w:rPr>
-          <w:rFonts w:hint="eastAsia" w:ascii="Times New Roman" w:hAnsi="Times New Roman" w:eastAsia="SimHei" w:cs="Times New Roman"/>
-        </w:rPr>
-        <w:t>题</w:t>
-      </w:r>
-    </w:p>
-    <w:p>
-      <w:pPr>
-        <w:pStyle w:val="FirstParagraph"/>
-      </w:pPr>
-      <w:r>
-        <w:rPr>
-          <w:rFonts w:hint="eastAsia" w:ascii="Times New Roman" w:hAnsi="Times New Roman" w:eastAsia="FangSong" w:cs="Times New Roman"/>
-        </w:rPr>
-        <w:t>在第一过渡系元素的电子结构中</w:t>
-      </w:r>
-      <w:r>
-        <w:rPr>
-          <w:rFonts w:hint="eastAsia" w:ascii="Times New Roman" w:hAnsi="Times New Roman" w:eastAsia="Times New Roman" w:cs="Times New Roman"/>
-        </w:rPr>
-        <w:t>，</w:t>
-      </w:r>
-      <w:r>
-        <w:rPr>
-          <w:rFonts w:hint="eastAsia" w:ascii="Times New Roman" w:hAnsi="Times New Roman" w:eastAsia="FangSong" w:cs="Times New Roman"/>
-        </w:rPr>
-        <w:t>经验表明</w:t>
-      </w:r>
-      <w:r>
-        <w:rPr>
-          <w:rFonts w:hint="eastAsia" w:ascii="Times New Roman" w:hAnsi="Times New Roman" w:eastAsia="Times New Roman" w:cs="Times New Roman"/>
-        </w:rPr>
-        <w:t>，</w:t>
-      </w:r>
-      <w:r>
-        <w:rPr>
-          <w:rFonts w:hint="eastAsia" w:ascii="Times New Roman" w:hAnsi="Times New Roman" w:eastAsia="FangSong" w:cs="Times New Roman"/>
-        </w:rPr>
-        <w:t>电子总是先填</w:t>
-      </w:r>
-      <w:r>
-        <w:rPr>
-          <w:rFonts w:ascii="Times New Roman" w:hAnsi="Times New Roman" w:eastAsia="Times New Roman" w:cs="Times New Roman"/>
-        </w:rPr>
-        <w:t xml:space="preserve"> 4s </w:t>
-      </w:r>
-      <w:r>
-        <w:rPr>
-          <w:rFonts w:hint="eastAsia" w:ascii="Times New Roman" w:hAnsi="Times New Roman" w:eastAsia="FangSong" w:cs="Times New Roman"/>
-        </w:rPr>
-        <w:t xml:space="preserve">轨道却又是</w:t>
-      </w:r>
-      <w:r>
-        <w:rPr>
-          <w:rFonts w:ascii="Times New Roman" w:hAnsi="Times New Roman" w:eastAsia="Times New Roman" w:cs="Times New Roman"/>
-        </w:rPr>
-        <w:t xml:space="preserve"> 4s </w:t>
-      </w:r>
-      <w:r>
-        <w:rPr>
-          <w:rFonts w:hint="eastAsia" w:ascii="Times New Roman" w:hAnsi="Times New Roman" w:eastAsia="FangSong" w:cs="Times New Roman"/>
-        </w:rPr>
-        <w:t>轨道上的电子优先电离</w:t>
-      </w:r>
-      <w:r>
-        <w:rPr>
-          <w:rFonts w:hint="eastAsia" w:ascii="Times New Roman" w:hAnsi="Times New Roman" w:eastAsia="Times New Roman" w:cs="Times New Roman"/>
-        </w:rPr>
-        <w:t>。</w:t>
-      </w:r>
-      <w:r>
-        <w:rPr>
-          <w:rFonts w:hint="eastAsia" w:ascii="Times New Roman" w:hAnsi="Times New Roman" w:eastAsia="FangSong" w:cs="Times New Roman"/>
-        </w:rPr>
-        <w:t>定性解释原因</w:t>
-      </w:r>
-      <w:r>
-        <w:rPr>
-          <w:rFonts w:hint="eastAsia" w:ascii="Times New Roman" w:hAnsi="Times New Roman" w:eastAsia="Times New Roman" w:cs="Times New Roman"/>
-        </w:rPr>
-        <w:t>。</w:t>
-      </w:r>
-    </w:p>
     <w:p>
       <w:pPr>
         <w:spacing w:before="160" w:after="80"/>
@@ -3833,6 +3847,130 @@
         </w:pict>
       </w:r>
     </w:p>
+    <w:bookmarkEnd w:id="14"/>
+    <w:bookmarkStart w:id="15" w:name="第7题"/>
+    <w:p>
+      <w:pPr>
+        <w:pStyle w:val="Heading3"/>
+        <w:spacing w:before="280" w:after="120"/>
+      </w:pPr>
+      <w:r>
+        <w:rPr>
+          <w:rFonts w:hint="eastAsia" w:ascii="Times New Roman" w:hAnsi="Times New Roman" w:eastAsia="SimHei" w:cs="Times New Roman"/>
+        </w:rPr>
+        <w:t>第</w:t>
+      </w:r>
+      <w:r>
+        <w:rPr>
+          <w:rFonts w:hint="eastAsia" w:ascii="Times New Roman" w:hAnsi="Times New Roman" w:eastAsia="Times New Roman" w:cs="Times New Roman"/>
+        </w:rPr>
+        <w:t>7</w:t>
+      </w:r>
+      <w:r>
+        <w:rPr>
+          <w:rFonts w:hint="eastAsia" w:ascii="Times New Roman" w:hAnsi="Times New Roman" w:eastAsia="SimHei" w:cs="Times New Roman"/>
+        </w:rPr>
+        <w:t>题</w:t>
+      </w:r>
+    </w:p>
+    <w:p>
+      <w:pPr>
+        <w:pStyle w:val="FirstParagraph"/>
+        <w:ind w:firstLine="420"/>
+      </w:pPr>
+      <w:r>
+        <w:rPr>
+          <w:rFonts w:hint="eastAsia" w:ascii="Times New Roman" w:hAnsi="Times New Roman" w:eastAsia="FangSong" w:cs="Times New Roman"/>
+        </w:rPr>
+        <w:t>在第一过渡系元素的电子结构中</w:t>
+      </w:r>
+      <w:r>
+        <w:rPr>
+          <w:rFonts w:hint="eastAsia" w:ascii="Times New Roman" w:hAnsi="Times New Roman" w:eastAsia="Times New Roman" w:cs="Times New Roman"/>
+        </w:rPr>
+        <w:t>，</w:t>
+      </w:r>
+      <w:r>
+        <w:rPr>
+          <w:rFonts w:hint="eastAsia" w:ascii="Times New Roman" w:hAnsi="Times New Roman" w:eastAsia="FangSong" w:cs="Times New Roman"/>
+        </w:rPr>
+        <w:t>经验表明</w:t>
+      </w:r>
+      <w:r>
+        <w:rPr>
+          <w:rFonts w:hint="eastAsia" w:ascii="Times New Roman" w:hAnsi="Times New Roman" w:eastAsia="Times New Roman" w:cs="Times New Roman"/>
+        </w:rPr>
+        <w:t>，</w:t>
+      </w:r>
+      <w:r>
+        <w:rPr>
+          <w:rFonts w:hint="eastAsia" w:ascii="Times New Roman" w:hAnsi="Times New Roman" w:eastAsia="FangSong" w:cs="Times New Roman"/>
+        </w:rPr>
+        <w:t>电子总是先填</w:t>
+      </w:r>
+      <w:r>
+        <w:rPr>
+          <w:rFonts w:ascii="Times New Roman" w:hAnsi="Times New Roman" w:eastAsia="Times New Roman" w:cs="Times New Roman"/>
+        </w:rPr>
+        <w:t xml:space="preserve"> 4s </w:t>
+      </w:r>
+      <w:r>
+        <w:rPr>
+          <w:rFonts w:hint="eastAsia" w:ascii="Times New Roman" w:hAnsi="Times New Roman" w:eastAsia="FangSong" w:cs="Times New Roman"/>
+        </w:rPr>
+        <w:t xml:space="preserve">轨道却又是</w:t>
+      </w:r>
+      <w:r>
+        <w:rPr>
+          <w:rFonts w:ascii="Times New Roman" w:hAnsi="Times New Roman" w:eastAsia="Times New Roman" w:cs="Times New Roman"/>
+        </w:rPr>
+        <w:t xml:space="preserve"> 4s </w:t>
+      </w:r>
+      <w:r>
+        <w:rPr>
+          <w:rFonts w:hint="eastAsia" w:ascii="Times New Roman" w:hAnsi="Times New Roman" w:eastAsia="FangSong" w:cs="Times New Roman"/>
+        </w:rPr>
+        <w:t>轨道上的电子优先电离</w:t>
+      </w:r>
+      <w:r>
+        <w:rPr>
+          <w:rFonts w:hint="eastAsia" w:ascii="Times New Roman" w:hAnsi="Times New Roman" w:eastAsia="Times New Roman" w:cs="Times New Roman"/>
+        </w:rPr>
+        <w:t>。</w:t>
+      </w:r>
+      <w:r>
+        <w:rPr>
+          <w:rFonts w:hint="eastAsia" w:ascii="Times New Roman" w:hAnsi="Times New Roman" w:eastAsia="FangSong" w:cs="Times New Roman"/>
+        </w:rPr>
+        <w:t>定性解释原因</w:t>
+      </w:r>
+      <w:r>
+        <w:rPr>
+          <w:rFonts w:hint="eastAsia" w:ascii="Times New Roman" w:hAnsi="Times New Roman" w:eastAsia="Times New Roman" w:cs="Times New Roman"/>
+        </w:rPr>
+        <w:t>。</w:t>
+      </w:r>
+    </w:p>
+    <w:p>
+      <w:pPr>
+        <w:spacing w:before="160" w:after="80"/>
+      </w:pPr>
+      <w:r>
+        <w:pict>
+          <v:rect style="width:0;height:1.5pt" o:hralign="center" o:hrstd="t" o:hr="t"/>
+        </w:pict>
+      </w:r>
+    </w:p>
+    <w:p>
+      <w:pPr>
+        <w:spacing w:before="160" w:after="80"/>
+      </w:pPr>
+      <w:r>
+        <w:pict>
+          <v:rect style="width:0;height:1.5pt" o:hralign="center" o:hrstd="t" o:hr="t"/>
+        </w:pict>
+      </w:r>
+    </w:p>
     <w:bookmarkEnd w:id="15"/>
     <w:bookmarkStart w:id="16" w:name="第8题"/>
     <w:p>
@@ -3862,6 +4000,7 @@
     <w:p>
       <w:pPr>
         <w:pStyle w:val="FirstParagraph"/>
+        <w:ind w:firstLine="420"/>
       </w:pPr>
       <w:r>
         <w:rPr>
@@ -3943,6 +4082,7 @@
           <w:ilvl w:val="0"/>
           <w:numId w:val="1002"/>
         </w:numPr>
+        <w:ind w:firstLine="420"/>
       </w:pPr>
       <w:r>
         <w:rPr>
@@ -3976,6 +4116,7 @@
           <w:ilvl w:val="0"/>
           <w:numId w:val="1002"/>
         </w:numPr>
+        <w:ind w:firstLine="420"/>
       </w:pPr>
       <w:r>
         <w:rPr>
@@ -4088,6 +4229,7 @@
           <w:numId w:val="1002"/>
         </w:numPr>
         <w:spacing w:after="80"/>
+        <w:ind w:firstLine="420"/>
       </w:pPr>
       <w:r>
         <w:rPr>
@@ -4214,6 +4356,15 @@
         <w:tblStyle w:val="Table"/>
         <w:tblW w:type="auto" w:w="0"/>
         <w:tblLook w:firstRow="1" w:lastRow="0" w:firstColumn="0" w:lastColumn="0" w:noHBand="0" w:noVBand="0" w:val="0020"/>
+        <w:jc w:val="center"/>
+        <w:tblBorders>
+          <w:top w:val="single" w:sz="12" w:space="0" w:color="000000"/>
+          <w:bottom w:val="single" w:sz="12" w:space="0" w:color="000000"/>
+          <w:left w:val="none"/>
+          <w:right w:val="none"/>
+          <w:insideH w:val="none"/>
+          <w:insideV w:val="none"/>
+        </w:tblBorders>
       </w:tblPr>
       <w:tblGrid>
         <w:gridCol w:w="1584"/>
@@ -4227,7 +4378,11 @@
           <w:tblHeader w:val="on"/>
         </w:trPr>
         <w:tc>
-          <w:tcPr/>
+          <w:tcPr>
+            <w:tcBorders>
+              <w:bottom w:val="single" w:sz="6" w:space="0" w:color="000000"/>
+            </w:tcBorders>
+          </w:tcPr>
           <w:p>
             <w:pPr>
               <w:pStyle w:val="Compact"/>
@@ -4250,7 +4405,11 @@
           </w:p>
         </w:tc>
         <w:tc>
-          <w:tcPr/>
+          <w:tcPr>
+            <w:tcBorders>
+              <w:bottom w:val="single" w:sz="6" w:space="0" w:color="000000"/>
+            </w:tcBorders>
+          </w:tcPr>
           <w:p>
             <w:pPr>
               <w:pStyle w:val="Compact"/>
@@ -4266,7 +4425,11 @@
           </w:p>
         </w:tc>
         <w:tc>
-          <w:tcPr/>
+          <w:tcPr>
+            <w:tcBorders>
+              <w:bottom w:val="single" w:sz="6" w:space="0" w:color="000000"/>
+            </w:tcBorders>
+          </w:tcPr>
           <w:p>
             <w:pPr>
               <w:pStyle w:val="Compact"/>
@@ -4282,7 +4445,11 @@
           </w:p>
         </w:tc>
         <w:tc>
-          <w:tcPr/>
+          <w:tcPr>
+            <w:tcBorders>
+              <w:bottom w:val="single" w:sz="6" w:space="0" w:color="000000"/>
+            </w:tcBorders>
+          </w:tcPr>
           <w:p>
             <w:pPr>
               <w:pStyle w:val="Compact"/>
@@ -4298,7 +4465,11 @@
           </w:p>
         </w:tc>
         <w:tc>
-          <w:tcPr/>
+          <w:tcPr>
+            <w:tcBorders>
+              <w:bottom w:val="single" w:sz="6" w:space="0" w:color="000000"/>
+            </w:tcBorders>
+          </w:tcPr>
           <w:p>
             <w:pPr>
               <w:pStyle w:val="Compact"/>
@@ -4396,6 +4567,7 @@
       <w:pPr>
         <w:pStyle w:val="BodyText"/>
         <w:spacing w:before="120"/>
+        <w:ind w:firstLine="420"/>
       </w:pPr>
       <w:r>
         <w:rPr>
@@ -4432,6 +4604,16 @@
         </w:pict>
       </w:r>
     </w:p>
+    <w:p>
+      <w:pPr>
+        <w:spacing w:before="160" w:after="80"/>
+      </w:pPr>
+      <w:r>
+        <w:pict>
+          <v:rect style="width:0;height:1.5pt" o:hralign="center" o:hrstd="t" o:hr="t"/>
+        </w:pict>
+      </w:r>
+    </w:p>
     <w:bookmarkEnd w:id="16"/>
     <w:bookmarkStart w:id="17" w:name="第9题"/>
     <w:p>
@@ -4461,6 +4643,7 @@
     <w:p>
       <w:pPr>
         <w:pStyle w:val="FirstParagraph"/>
+        <w:ind w:firstLine="420"/>
       </w:pPr>
       <w:r>
         <w:rPr>
@@ -4826,6 +5009,7 @@
     <w:p>
       <w:pPr>
         <w:pStyle w:val="BodyText"/>
+        <w:ind w:firstLine="420"/>
       </w:pPr>
       <w:r>
         <w:rPr>
@@ -4833,7 +5017,7 @@
           <w:b/>
           <w:bCs/>
         </w:rPr>
-        <w:t xml:space="preserve">73-1</w:t>
+        <w:t xml:space="preserve">(1)</w:t>
       </w:r>
       <w:r>
         <w:rPr>
@@ -4881,6 +5065,7 @@
     <w:p>
       <w:pPr>
         <w:pStyle w:val="BodyText"/>
+        <w:ind w:firstLine="420"/>
       </w:pPr>
       <w:r>
         <w:rPr>
@@ -4888,7 +5073,7 @@
           <w:b/>
           <w:bCs/>
         </w:rPr>
-        <w:t xml:space="preserve">73-2</w:t>
+        <w:t xml:space="preserve">(2)</w:t>
       </w:r>
       <w:r>
         <w:rPr>
@@ -5359,121 +5544,6 @@
         </w:pict>
       </w:r>
     </w:p>
-    <w:bookmarkEnd w:id="17"/>
-    <w:bookmarkStart w:id="18" w:name="第10题"/>
-    <w:p>
-      <w:pPr>
-        <w:pStyle w:val="Heading3"/>
-        <w:spacing w:before="280" w:after="120"/>
-      </w:pPr>
-      <w:r>
-        <w:rPr>
-          <w:rFonts w:hint="eastAsia" w:ascii="Times New Roman" w:hAnsi="Times New Roman" w:eastAsia="SimHei" w:cs="Times New Roman"/>
-        </w:rPr>
-        <w:t>第</w:t>
-      </w:r>
-      <w:r>
-        <w:rPr>
-          <w:rFonts w:hint="eastAsia" w:ascii="Times New Roman" w:hAnsi="Times New Roman" w:eastAsia="Times New Roman" w:cs="Times New Roman"/>
-        </w:rPr>
-        <w:t>10</w:t>
-      </w:r>
-      <w:r>
-        <w:rPr>
-          <w:rFonts w:hint="eastAsia" w:ascii="Times New Roman" w:hAnsi="Times New Roman" w:eastAsia="SimHei" w:cs="Times New Roman"/>
-        </w:rPr>
-        <w:t>题</w:t>
-      </w:r>
-    </w:p>
-    <w:p>
-      <w:pPr>
-        <w:pStyle w:val="FirstParagraph"/>
-      </w:pPr>
-      <w:r>
-        <w:rPr>
-          <w:rFonts w:ascii="Times New Roman" w:hAnsi="Times New Roman" w:eastAsia="Times New Roman" w:cs="Times New Roman"/>
-        </w:rPr>
-        <w:t xml:space="preserve">γ-MgAgSb </w:t>
-      </w:r>
-      <w:r>
-        <w:rPr>
-          <w:rFonts w:hint="eastAsia" w:ascii="Times New Roman" w:hAnsi="Times New Roman" w:eastAsia="FangSong" w:cs="Times New Roman"/>
-        </w:rPr>
-        <w:t>属立方晶系</w:t>
-      </w:r>
-      <w:r>
-        <w:rPr>
-          <w:rFonts w:hint="eastAsia" w:ascii="Times New Roman" w:hAnsi="Times New Roman" w:eastAsia="Times New Roman" w:cs="Times New Roman"/>
-        </w:rPr>
-        <w:t>，</w:t>
-      </w:r>
-      <w:r>
-        <w:rPr>
-          <w:rFonts w:hint="eastAsia" w:ascii="Times New Roman" w:hAnsi="Times New Roman" w:eastAsia="FangSong" w:cs="Times New Roman"/>
-        </w:rPr>
-        <w:t>其晶体结构可以视为</w:t>
-      </w:r>
-      <w:r>
-        <w:rPr>
-          <w:rFonts w:ascii="Times New Roman" w:hAnsi="Times New Roman" w:eastAsia="Times New Roman" w:cs="Times New Roman"/>
-        </w:rPr>
-        <w:t xml:space="preserve"> MgSb </w:t>
-      </w:r>
-      <w:r>
-        <w:rPr>
-          <w:rFonts w:hint="eastAsia" w:ascii="Times New Roman" w:hAnsi="Times New Roman" w:eastAsia="FangSong" w:cs="Times New Roman"/>
-        </w:rPr>
-        <w:t xml:space="preserve">作</w:t>
-      </w:r>
-      <w:r>
-        <w:rPr>
-          <w:rFonts w:ascii="Times New Roman" w:hAnsi="Times New Roman" w:eastAsia="Times New Roman" w:cs="Times New Roman"/>
-        </w:rPr>
-        <w:t xml:space="preserve"> NaCl </w:t>
-      </w:r>
-      <w:r>
-        <w:rPr>
-          <w:rFonts w:hint="eastAsia" w:ascii="Times New Roman" w:hAnsi="Times New Roman" w:eastAsia="FangSong" w:cs="Times New Roman"/>
-        </w:rPr>
-        <w:t>结构</w:t>
-      </w:r>
-      <w:r>
-        <w:rPr>
-          <w:rFonts w:hint="eastAsia" w:ascii="Times New Roman" w:hAnsi="Times New Roman" w:eastAsia="Times New Roman" w:cs="Times New Roman"/>
-        </w:rPr>
-        <w:t>，Ag</w:t>
-      </w:r>
-      <w:r>
-        <w:rPr>
-          <w:rFonts w:ascii="Times New Roman" w:hAnsi="Times New Roman" w:eastAsia="Times New Roman" w:cs="Times New Roman"/>
-        </w:rPr>
-        <w:t xml:space="preserve"> </w:t>
-      </w:r>
-      <w:r>
-        <w:rPr>
-          <w:rFonts w:hint="eastAsia" w:ascii="Times New Roman" w:hAnsi="Times New Roman" w:eastAsia="FangSong" w:cs="Times New Roman"/>
-        </w:rPr>
-        <w:t>掺杂入某种空隙得到</w:t>
-      </w:r>
-      <w:r>
-        <w:rPr>
-          <w:rFonts w:hint="eastAsia" w:ascii="Times New Roman" w:hAnsi="Times New Roman" w:eastAsia="Times New Roman" w:cs="Times New Roman"/>
-        </w:rPr>
-        <w:t>。</w:t>
-      </w:r>
-      <w:r>
-        <w:rPr>
-          <w:rFonts w:hint="eastAsia" w:ascii="Times New Roman" w:hAnsi="Times New Roman" w:eastAsia="FangSong" w:cs="Times New Roman"/>
-        </w:rPr>
-        <w:t>晶胞参数</w:t>
-      </w:r>
-      <w:r>
-        <w:rPr>
-          <w:rFonts w:ascii="Times New Roman" w:hAnsi="Times New Roman" w:eastAsia="Times New Roman" w:cs="Times New Roman"/>
-        </w:rPr>
-        <w:t xml:space="preserve"> a=670pm。</w:t>
-      </w:r>
-    </w:p>
     <w:p>
       <w:pPr>
         <w:spacing w:before="160" w:after="80"/>
@@ -5484,8 +5554,8 @@
         </w:pict>
       </w:r>
     </w:p>
-    <w:bookmarkEnd w:id="18"/>
-    <w:bookmarkStart w:id="19" w:name="第11题"/>
+    <w:bookmarkEnd w:id="17"/>
+    <w:bookmarkStart w:id="18" w:name="第10题"/>
     <w:p>
       <w:pPr>
         <w:pStyle w:val="Heading3"/>
@@ -5501,7 +5571,7 @@
         <w:rPr>
           <w:rFonts w:hint="eastAsia" w:ascii="Times New Roman" w:hAnsi="Times New Roman" w:eastAsia="Times New Roman" w:cs="Times New Roman"/>
         </w:rPr>
-        <w:t>11</w:t>
+        <w:t>10</w:t>
       </w:r>
       <w:r>
         <w:rPr>
@@ -5513,50 +5583,184 @@
     <w:p>
       <w:pPr>
         <w:pStyle w:val="FirstParagraph"/>
-      </w:pPr>
-      <w:r>
-        <w:rPr>
-          <w:rFonts w:ascii="Times New Roman" w:hAnsi="Times New Roman" w:eastAsia="Times New Roman" w:cs="Times New Roman"/>
-          <w:b/>
-          <w:bCs/>
-        </w:rPr>
-        <w:t xml:space="preserve">75-1</w:t>
-      </w:r>
-      <w:r>
-        <w:rPr>
-          <w:rFonts w:ascii="Times New Roman" w:hAnsi="Times New Roman" w:eastAsia="Times New Roman" w:cs="Times New Roman"/>
-        </w:rPr>
-        <w:t xml:space="preserve"> </w:t>
-      </w:r>
-      <w:r>
-        <w:rPr>
-          <w:rFonts w:hint="eastAsia" w:ascii="Times New Roman" w:hAnsi="Times New Roman" w:eastAsia="FangSong" w:cs="Times New Roman"/>
-        </w:rPr>
-        <w:t xml:space="preserve">将</w:t>
-      </w:r>
-      <w:r>
-        <w:rPr>
-          <w:rFonts w:ascii="Times New Roman" w:hAnsi="Times New Roman" w:eastAsia="Times New Roman" w:cs="Times New Roman"/>
-        </w:rPr>
-        <w:t xml:space="preserve"> ZnO </w:t>
-      </w:r>
-      <w:r>
-        <w:rPr>
-          <w:rFonts w:hint="eastAsia" w:ascii="Times New Roman" w:hAnsi="Times New Roman" w:eastAsia="FangSong" w:cs="Times New Roman"/>
-        </w:rPr>
-        <w:t xml:space="preserve">和</w:t>
-      </w:r>
-      <w:r>
-        <w:rPr>
-          <w:rFonts w:ascii="Times New Roman" w:hAnsi="Times New Roman" w:eastAsia="Times New Roman" w:cs="Times New Roman"/>
-        </w:rPr>
-        <w:t xml:space="preserve"> Zn </w:t>
-      </w:r>
-      <w:r>
-        <w:rPr>
-          <w:rFonts w:hint="eastAsia" w:ascii="Times New Roman" w:hAnsi="Times New Roman" w:eastAsia="FangSong" w:cs="Times New Roman"/>
-        </w:rPr>
-        <w:t xml:space="preserve">混合后隔绝空气加热可得到</w:t>
+        <w:ind w:firstLine="420"/>
+      </w:pPr>
+      <w:r>
+        <w:rPr>
+          <w:rFonts w:ascii="Times New Roman" w:hAnsi="Times New Roman" w:eastAsia="Times New Roman" w:cs="Times New Roman"/>
+        </w:rPr>
+        <w:t xml:space="preserve">γ-MgAgSb </w:t>
+      </w:r>
+      <w:r>
+        <w:rPr>
+          <w:rFonts w:hint="eastAsia" w:ascii="Times New Roman" w:hAnsi="Times New Roman" w:eastAsia="FangSong" w:cs="Times New Roman"/>
+        </w:rPr>
+        <w:t>属立方晶系</w:t>
+      </w:r>
+      <w:r>
+        <w:rPr>
+          <w:rFonts w:hint="eastAsia" w:ascii="Times New Roman" w:hAnsi="Times New Roman" w:eastAsia="Times New Roman" w:cs="Times New Roman"/>
+        </w:rPr>
+        <w:t>，</w:t>
+      </w:r>
+      <w:r>
+        <w:rPr>
+          <w:rFonts w:hint="eastAsia" w:ascii="Times New Roman" w:hAnsi="Times New Roman" w:eastAsia="FangSong" w:cs="Times New Roman"/>
+        </w:rPr>
+        <w:t>其晶体结构可以视为</w:t>
+      </w:r>
+      <w:r>
+        <w:rPr>
+          <w:rFonts w:ascii="Times New Roman" w:hAnsi="Times New Roman" w:eastAsia="Times New Roman" w:cs="Times New Roman"/>
+        </w:rPr>
+        <w:t xml:space="preserve"> MgSb </w:t>
+      </w:r>
+      <w:r>
+        <w:rPr>
+          <w:rFonts w:hint="eastAsia" w:ascii="Times New Roman" w:hAnsi="Times New Roman" w:eastAsia="FangSong" w:cs="Times New Roman"/>
+        </w:rPr>
+        <w:t xml:space="preserve">作</w:t>
+      </w:r>
+      <w:r>
+        <w:rPr>
+          <w:rFonts w:ascii="Times New Roman" w:hAnsi="Times New Roman" w:eastAsia="Times New Roman" w:cs="Times New Roman"/>
+        </w:rPr>
+        <w:t xml:space="preserve"> NaCl </w:t>
+      </w:r>
+      <w:r>
+        <w:rPr>
+          <w:rFonts w:hint="eastAsia" w:ascii="Times New Roman" w:hAnsi="Times New Roman" w:eastAsia="FangSong" w:cs="Times New Roman"/>
+        </w:rPr>
+        <w:t>结构</w:t>
+      </w:r>
+      <w:r>
+        <w:rPr>
+          <w:rFonts w:hint="eastAsia" w:ascii="Times New Roman" w:hAnsi="Times New Roman" w:eastAsia="Times New Roman" w:cs="Times New Roman"/>
+        </w:rPr>
+        <w:t>，Ag</w:t>
+      </w:r>
+      <w:r>
+        <w:rPr>
+          <w:rFonts w:ascii="Times New Roman" w:hAnsi="Times New Roman" w:eastAsia="Times New Roman" w:cs="Times New Roman"/>
+        </w:rPr>
+        <w:t xml:space="preserve"> </w:t>
+      </w:r>
+      <w:r>
+        <w:rPr>
+          <w:rFonts w:hint="eastAsia" w:ascii="Times New Roman" w:hAnsi="Times New Roman" w:eastAsia="FangSong" w:cs="Times New Roman"/>
+        </w:rPr>
+        <w:t>掺杂入某种空隙得到</w:t>
+      </w:r>
+      <w:r>
+        <w:rPr>
+          <w:rFonts w:hint="eastAsia" w:ascii="Times New Roman" w:hAnsi="Times New Roman" w:eastAsia="Times New Roman" w:cs="Times New Roman"/>
+        </w:rPr>
+        <w:t>。</w:t>
+      </w:r>
+      <w:r>
+        <w:rPr>
+          <w:rFonts w:hint="eastAsia" w:ascii="Times New Roman" w:hAnsi="Times New Roman" w:eastAsia="FangSong" w:cs="Times New Roman"/>
+        </w:rPr>
+        <w:t>晶胞参数</w:t>
+      </w:r>
+      <w:r>
+        <w:rPr>
+          <w:rFonts w:ascii="Times New Roman" w:hAnsi="Times New Roman" w:eastAsia="Times New Roman" w:cs="Times New Roman"/>
+        </w:rPr>
+        <w:t xml:space="preserve"> a=670pm。</w:t>
+      </w:r>
+    </w:p>
+    <w:p>
+      <w:pPr>
+        <w:spacing w:before="160" w:after="80"/>
+      </w:pPr>
+      <w:r>
+        <w:pict>
+          <v:rect style="width:0;height:1.5pt" o:hralign="center" o:hrstd="t" o:hr="t"/>
+        </w:pict>
+      </w:r>
+    </w:p>
+    <w:p>
+      <w:pPr>
+        <w:numPr>
+          <w:ilvl w:val="0"/>
+          <w:numId w:val="1003"/>
+        </w:numPr>
+        <w:ind w:firstLine="420"/>
+      </w:pPr>
+      <w:r>
+        <w:rPr>
+          <w:rFonts w:hint="eastAsia" w:ascii="Times New Roman" w:hAnsi="Times New Roman" w:eastAsia="FangSong" w:cs="Times New Roman"/>
+        </w:rPr>
+        <w:t xml:space="preserve">请画出</w:t>
+      </w:r>
+      <w:r>
+        <w:rPr>
+          <w:rFonts w:ascii="Times New Roman" w:hAnsi="Times New Roman" w:eastAsia="Times New Roman" w:cs="Times New Roman"/>
+        </w:rPr>
+        <w:t xml:space="preserve"> </w:t>
+      </w:r>
+      <m:oMath>
+        <m:r>
+          <m:t>γ</m:t>
+        </m:r>
+      </m:oMath>
+      <w:r>
+        <w:rPr>
+          <w:rFonts w:ascii="Times New Roman" w:hAnsi="Times New Roman" w:eastAsia="Times New Roman" w:cs="Times New Roman"/>
+        </w:rPr>
+        <w:t xml:space="preserve"> </w:t>
+      </w:r>
+      <w:r>
+        <w:rPr>
+          <w:rFonts w:ascii="Times New Roman" w:hAnsi="Times New Roman" w:eastAsia="Times New Roman" w:cs="Times New Roman"/>
+        </w:rPr>
+        <w:t xml:space="preserve">-MgAgSb </w:t>
+      </w:r>
+      <w:r>
+        <w:rPr>
+          <w:rFonts w:hint="eastAsia" w:ascii="Times New Roman" w:hAnsi="Times New Roman" w:eastAsia="FangSong" w:cs="Times New Roman"/>
+        </w:rPr>
+        <w:t>的正当晶胞</w:t>
+      </w:r>
+      <w:r>
+        <w:rPr>
+          <w:rFonts w:hint="eastAsia" w:ascii="Times New Roman" w:hAnsi="Times New Roman" w:eastAsia="Times New Roman" w:cs="Times New Roman"/>
+        </w:rPr>
+        <w:t>。</w:t>
+      </w:r>
+    </w:p>
+    <w:p>
+      <w:pPr>
+        <w:numPr>
+          <w:ilvl w:val="0"/>
+          <w:numId w:val="1003"/>
+        </w:numPr>
+        <w:ind w:firstLine="420"/>
+      </w:pPr>
+      <w:r>
+        <w:rPr>
+          <w:rFonts w:hint="eastAsia" w:ascii="Times New Roman" w:hAnsi="Times New Roman" w:eastAsia="FangSong" w:cs="Times New Roman"/>
+        </w:rPr>
+        <w:t>计算说明在高温下银离子能否自由移动而导电</w:t>
+      </w:r>
+      <w:r>
+        <w:rPr>
+          <w:rFonts w:hint="eastAsia" w:ascii="Times New Roman" w:hAnsi="Times New Roman" w:eastAsia="Times New Roman" w:cs="Times New Roman"/>
+        </w:rPr>
+        <w:t>。</w:t>
+      </w:r>
+      <w:r>
+        <w:rPr>
+          <w:rFonts w:hint="eastAsia" w:ascii="Times New Roman" w:hAnsi="Times New Roman" w:eastAsia="FangSong" w:cs="Times New Roman"/>
+        </w:rPr>
+        <w:t>离子半径数据</w:t>
+      </w:r>
+      <w:r>
+        <w:rPr>
+          <w:rFonts w:hint="eastAsia" w:ascii="Times New Roman" w:hAnsi="Times New Roman" w:eastAsia="Times New Roman" w:cs="Times New Roman"/>
+        </w:rPr>
+        <w:t>：</w:t>
       </w:r>
       <w:r>
         <w:rPr>
@@ -5574,207 +5778,87 @@
           </m:ctrlPr>
         </m:oMathPr>
         <m:r>
+          <m:t>r</m:t>
+        </m:r>
+        <m:r>
           <m:rPr>
             <m:sty m:val="p"/>
           </m:rPr>
-          <m:t>Z</m:t>
-        </m:r>
+          <m:t>(</m:t>
+        </m:r>
+        <m:sSup>
+          <m:e>
+            <m:r>
+              <m:rPr>
+                <m:sty m:val="p"/>
+              </m:rPr>
+              <m:t>M</m:t>
+            </m:r>
+            <m:r>
+              <m:rPr>
+                <m:sty m:val="p"/>
+              </m:rPr>
+              <m:t>g</m:t>
+            </m:r>
+          </m:e>
+          <m:sup>
+            <m:r>
+              <m:t>2</m:t>
+            </m:r>
+            <m:r>
+              <m:rPr>
+                <m:sty m:val="p"/>
+              </m:rPr>
+              <m:t>+</m:t>
+            </m:r>
+          </m:sup>
+        </m:sSup>
         <m:r>
           <m:rPr>
             <m:sty m:val="p"/>
           </m:rPr>
-          <m:t>n</m:t>
-        </m:r>
-        <m:sSub>
-          <m:e>
-            <m:r>
-              <m:rPr>
-                <m:sty m:val="p"/>
-              </m:rPr>
-              <m:t>O</m:t>
-            </m:r>
-          </m:e>
-          <m:sub>
-            <m:r>
-              <m:rPr>
-                <m:sty m:val="p"/>
-              </m:rPr>
-              <m:t>1</m:t>
-            </m:r>
-            <m:r>
-              <m:rPr>
-                <m:sty m:val="p"/>
-              </m:rPr>
-              <m:t>−</m:t>
-            </m:r>
-            <m:r>
-              <m:rPr>
-                <m:sty m:val="p"/>
-              </m:rPr>
-              <m:t>x</m:t>
-            </m:r>
-          </m:sub>
-        </m:sSub>
+          <m:t>)</m:t>
+        </m:r>
+        <m:r>
+          <m:rPr>
+            <m:sty m:val="p"/>
+          </m:rPr>
+          <m:t>=</m:t>
+        </m:r>
+        <m:r>
+          <m:t>72</m:t>
+        </m:r>
+        <m:r>
+          <m:rPr>
+            <m:sty m:val="p"/>
+          </m:rPr>
+          <m:t>p</m:t>
+        </m:r>
+        <m:r>
+          <m:rPr>
+            <m:sty m:val="p"/>
+          </m:rPr>
+          <m:t>m</m:t>
+        </m:r>
       </m:oMath>
       <w:r>
         <w:rPr>
-          <w:rFonts w:hint="eastAsia" w:ascii="Times New Roman" w:hAnsi="Times New Roman" w:eastAsia="Times New Roman" w:cs="Times New Roman"/>
-        </w:rPr>
-        <w:t>，</w:t>
-      </w:r>
-      <w:r>
-        <w:rPr>
-          <w:rFonts w:hint="eastAsia" w:ascii="Times New Roman" w:hAnsi="Times New Roman" w:eastAsia="FangSong" w:cs="Times New Roman"/>
-        </w:rPr>
-        <w:t>通过调整</w:t>
-      </w:r>
-      <w:r>
-        <w:rPr>
-          <w:rFonts w:ascii="Times New Roman" w:hAnsi="Times New Roman" w:eastAsia="Times New Roman" w:cs="Times New Roman"/>
-        </w:rPr>
-        <w:t xml:space="preserve"> ZnO/Zn </w:t>
-      </w:r>
-      <w:r>
-        <w:rPr>
-          <w:rFonts w:hint="eastAsia" w:ascii="Times New Roman" w:hAnsi="Times New Roman" w:eastAsia="FangSong" w:cs="Times New Roman"/>
-        </w:rPr>
-        <w:t>的比例可以得到不同颜色的化合物</w:t>
-      </w:r>
-      <w:r>
-        <w:rPr>
-          <w:rFonts w:hint="eastAsia" w:ascii="Times New Roman" w:hAnsi="Times New Roman" w:eastAsia="Times New Roman" w:cs="Times New Roman"/>
-        </w:rPr>
-        <w:t>，</w:t>
-      </w:r>
-      <w:r>
-        <w:rPr>
-          <w:rFonts w:hint="eastAsia" w:ascii="Times New Roman" w:hAnsi="Times New Roman" w:eastAsia="FangSong" w:cs="Times New Roman"/>
-        </w:rPr>
-        <w:t>解释原因</w:t>
-      </w:r>
-      <w:r>
-        <w:rPr>
-          <w:rFonts w:hint="eastAsia" w:ascii="Times New Roman" w:hAnsi="Times New Roman" w:eastAsia="Times New Roman" w:cs="Times New Roman"/>
-        </w:rPr>
-        <w:t>。</w:t>
-      </w:r>
-    </w:p>
-    <w:p>
-      <w:pPr>
-        <w:pStyle w:val="BodyText"/>
-      </w:pPr>
-      <w:r>
-        <w:rPr>
-          <w:rFonts w:ascii="Times New Roman" w:hAnsi="Times New Roman" w:eastAsia="Times New Roman" w:cs="Times New Roman"/>
-          <w:b/>
-          <w:bCs/>
-        </w:rPr>
-        <w:t xml:space="preserve">75-2</w:t>
-      </w:r>
-      <w:r>
-        <w:rPr>
-          <w:rFonts w:ascii="Times New Roman" w:hAnsi="Times New Roman" w:eastAsia="Times New Roman" w:cs="Times New Roman"/>
-        </w:rPr>
-        <w:t xml:space="preserve"> </w:t>
-      </w:r>
-      <w:r>
-        <w:rPr>
-          <w:rFonts w:ascii="Times New Roman" w:hAnsi="Times New Roman" w:eastAsia="Times New Roman" w:cs="Times New Roman"/>
-        </w:rPr>
-        <w:t xml:space="preserve">ZnO </w:t>
-      </w:r>
-      <w:r>
-        <w:rPr>
-          <w:rFonts w:hint="eastAsia" w:ascii="Times New Roman" w:hAnsi="Times New Roman" w:eastAsia="FangSong" w:cs="Times New Roman"/>
-        </w:rPr>
-        <w:t>呈白色</w:t>
-      </w:r>
-      <w:r>
-        <w:rPr>
-          <w:rFonts w:hint="eastAsia" w:ascii="Times New Roman" w:hAnsi="Times New Roman" w:eastAsia="Times New Roman" w:cs="Times New Roman"/>
-        </w:rPr>
-        <w:t>，</w:t>
-      </w:r>
-      <w:r>
-        <w:rPr>
-          <w:rFonts w:hint="eastAsia" w:ascii="Times New Roman" w:hAnsi="Times New Roman" w:eastAsia="FangSong" w:cs="Times New Roman"/>
-        </w:rPr>
-        <w:t>而</w:t>
-      </w:r>
-      <w:r>
-        <w:rPr>
-          <w:rFonts w:ascii="Times New Roman" w:hAnsi="Times New Roman" w:eastAsia="Times New Roman" w:cs="Times New Roman"/>
-        </w:rPr>
-        <w:t xml:space="preserve"> HgO </w:t>
-      </w:r>
-      <w:r>
-        <w:rPr>
-          <w:rFonts w:hint="eastAsia" w:ascii="Times New Roman" w:hAnsi="Times New Roman" w:eastAsia="FangSong" w:cs="Times New Roman"/>
-        </w:rPr>
-        <w:t>有红色</w:t>
-      </w:r>
-      <w:r>
-        <w:rPr>
-          <w:rFonts w:hint="eastAsia" w:ascii="Times New Roman" w:hAnsi="Times New Roman" w:eastAsia="Times New Roman" w:cs="Times New Roman"/>
-        </w:rPr>
-        <w:t>、</w:t>
-      </w:r>
-      <w:r>
-        <w:rPr>
-          <w:rFonts w:hint="eastAsia" w:ascii="Times New Roman" w:hAnsi="Times New Roman" w:eastAsia="FangSong" w:cs="Times New Roman"/>
-        </w:rPr>
-        <w:t>黄色</w:t>
-      </w:r>
-      <w:r>
-        <w:rPr>
-          <w:rFonts w:hint="eastAsia" w:ascii="Times New Roman" w:hAnsi="Times New Roman" w:eastAsia="Times New Roman" w:cs="Times New Roman"/>
-        </w:rPr>
-        <w:t>。</w:t>
-      </w:r>
-      <w:r>
-        <w:rPr>
-          <w:rFonts w:hint="eastAsia" w:ascii="Times New Roman" w:hAnsi="Times New Roman" w:eastAsia="FangSong" w:cs="Times New Roman"/>
-        </w:rPr>
-        <w:t>红黄颜色的差异是由颗粒大小决定的</w:t>
-      </w:r>
-      <w:r>
-        <w:rPr>
-          <w:rFonts w:hint="eastAsia" w:ascii="Times New Roman" w:hAnsi="Times New Roman" w:eastAsia="Times New Roman" w:cs="Times New Roman"/>
-        </w:rPr>
-        <w:t>，</w:t>
-      </w:r>
-      <w:r>
-        <w:rPr>
-          <w:rFonts w:hint="eastAsia" w:ascii="Times New Roman" w:hAnsi="Times New Roman" w:eastAsia="FangSong" w:cs="Times New Roman"/>
-        </w:rPr>
-        <w:t>黄色氧化汞的颗粒较小</w:t>
-      </w:r>
-      <w:r>
-        <w:rPr>
-          <w:rFonts w:hint="eastAsia" w:ascii="Times New Roman" w:hAnsi="Times New Roman" w:eastAsia="Times New Roman" w:cs="Times New Roman"/>
-        </w:rPr>
-        <w:t>。</w:t>
-      </w:r>
-      <w:r>
-        <w:rPr>
-          <w:rFonts w:hint="eastAsia" w:ascii="Times New Roman" w:hAnsi="Times New Roman" w:eastAsia="FangSong" w:cs="Times New Roman"/>
-        </w:rPr>
-        <w:t>试写出以下方程式并推测固体产物的颜色</w:t>
-      </w:r>
-      <w:r>
-        <w:rPr>
-          <w:rFonts w:hint="eastAsia" w:ascii="Times New Roman" w:hAnsi="Times New Roman" w:eastAsia="Times New Roman" w:cs="Times New Roman"/>
-        </w:rPr>
-        <w:t>：</w:t>
-      </w:r>
-    </w:p>
-    <w:p>
-      <w:pPr>
-        <w:numPr>
-          <w:ilvl w:val="0"/>
-          <w:numId w:val="1003"/>
-        </w:numPr>
-      </w:pPr>
+          <w:rFonts w:ascii="Times New Roman" w:hAnsi="Times New Roman" w:eastAsia="Times New Roman" w:cs="Times New Roman"/>
+        </w:rPr>
+        <w:t xml:space="preserve"> </w:t>
+      </w:r>
+      <w:r>
+        <w:rPr>
+          <w:rFonts w:hint="eastAsia" w:ascii="Times New Roman" w:hAnsi="Times New Roman" w:eastAsia="Times New Roman" w:cs="Times New Roman"/>
+        </w:rPr>
+        <w:t xml:space="preserve">，</w:t>
+      </w:r>
+      <w:r>
+        <w:rPr>
+          <w:rFonts w:ascii="Times New Roman" w:hAnsi="Times New Roman" w:eastAsia="Times New Roman" w:cs="Times New Roman"/>
+        </w:rPr>
+        <w:t xml:space="preserve"> </w:t>
+      </w:r>
       <m:oMath>
         <m:oMathPr>
           <m:ctrlPr>
@@ -5785,16 +5869,7 @@
           </m:ctrlPr>
         </m:oMathPr>
         <m:r>
-          <m:rPr>
-            <m:sty m:val="p"/>
-          </m:rPr>
-          <m:t>H</m:t>
-        </m:r>
-        <m:r>
-          <m:rPr>
-            <m:sty m:val="p"/>
-          </m:rPr>
-          <m:t>g</m:t>
+          <m:t>r</m:t>
         </m:r>
         <m:r>
           <m:rPr>
@@ -5802,48 +5877,60 @@
           </m:rPr>
           <m:t>(</m:t>
         </m:r>
+        <m:sSup>
+          <m:e>
+            <m:r>
+              <m:rPr>
+                <m:sty m:val="p"/>
+              </m:rPr>
+              <m:t>S</m:t>
+            </m:r>
+            <m:r>
+              <m:rPr>
+                <m:sty m:val="p"/>
+              </m:rPr>
+              <m:t>b</m:t>
+            </m:r>
+          </m:e>
+          <m:sup>
+            <m:r>
+              <m:t>3</m:t>
+            </m:r>
+            <m:r>
+              <m:rPr>
+                <m:sty m:val="p"/>
+              </m:rPr>
+              <m:t>−</m:t>
+            </m:r>
+          </m:sup>
+        </m:sSup>
         <m:r>
           <m:rPr>
             <m:sty m:val="p"/>
           </m:rPr>
-          <m:t>N</m:t>
-        </m:r>
-        <m:sSub>
-          <m:e>
-            <m:r>
-              <m:rPr>
-                <m:sty m:val="p"/>
-              </m:rPr>
-              <m:t>O</m:t>
-            </m:r>
-          </m:e>
-          <m:sub>
-            <m:r>
-              <m:rPr>
-                <m:sty m:val="p"/>
-              </m:rPr>
-              <m:t>3</m:t>
-            </m:r>
-          </m:sub>
-        </m:sSub>
-        <m:sSub>
-          <m:e>
-            <m:r>
-              <m:rPr>
-                <m:sty m:val="p"/>
-              </m:rPr>
-              <m:t>)</m:t>
-            </m:r>
-          </m:e>
-          <m:sub>
-            <m:r>
-              <m:rPr>
-                <m:sty m:val="p"/>
-              </m:rPr>
-              <m:t>2</m:t>
-            </m:r>
-          </m:sub>
-        </m:sSub>
+          <m:t>)</m:t>
+        </m:r>
+        <m:r>
+          <m:rPr>
+            <m:sty m:val="p"/>
+          </m:rPr>
+          <m:t>=</m:t>
+        </m:r>
+        <m:r>
+          <m:t>220</m:t>
+        </m:r>
+        <m:r>
+          <m:rPr>
+            <m:sty m:val="p"/>
+          </m:rPr>
+          <m:t>p</m:t>
+        </m:r>
+        <m:r>
+          <m:rPr>
+            <m:sty m:val="p"/>
+          </m:rPr>
+          <m:t>m</m:t>
+        </m:r>
       </m:oMath>
       <w:r>
         <w:rPr>
@@ -5853,30 +5940,16 @@
       </w:r>
       <w:r>
         <w:rPr>
-          <w:rFonts w:hint="eastAsia" w:ascii="Times New Roman" w:hAnsi="Times New Roman" w:eastAsia="FangSong" w:cs="Times New Roman"/>
-        </w:rPr>
-        <w:t xml:space="preserve">热分解为</w:t>
-      </w:r>
-      <w:r>
-        <w:rPr>
-          <w:rFonts w:ascii="Times New Roman" w:hAnsi="Times New Roman" w:eastAsia="Times New Roman" w:cs="Times New Roman"/>
-        </w:rPr>
-        <w:t xml:space="preserve"> </w:t>
-      </w:r>
-      <w:r>
-        <w:rPr>
-          <w:rFonts w:hint="eastAsia" w:ascii="Times New Roman" w:hAnsi="Times New Roman" w:eastAsia="Times New Roman" w:cs="Times New Roman"/>
-        </w:rPr>
-        <w:t xml:space="preserve">HgO；</w:t>
-      </w:r>
-    </w:p>
-    <w:p>
-      <w:pPr>
-        <w:numPr>
-          <w:ilvl w:val="0"/>
-          <w:numId w:val="1003"/>
-        </w:numPr>
-      </w:pPr>
+          <w:rFonts w:hint="eastAsia" w:ascii="Times New Roman" w:hAnsi="Times New Roman" w:eastAsia="Times New Roman" w:cs="Times New Roman"/>
+        </w:rPr>
+        <w:t xml:space="preserve">，</w:t>
+      </w:r>
+      <w:r>
+        <w:rPr>
+          <w:rFonts w:ascii="Times New Roman" w:hAnsi="Times New Roman" w:eastAsia="Times New Roman" w:cs="Times New Roman"/>
+        </w:rPr>
+        <w:t xml:space="preserve"> </w:t>
+      </w:r>
       <m:oMath>
         <m:oMathPr>
           <m:ctrlPr>
@@ -5887,16 +5960,7 @@
           </m:ctrlPr>
         </m:oMathPr>
         <m:r>
-          <m:rPr>
-            <m:sty m:val="p"/>
-          </m:rPr>
-          <m:t>H</m:t>
-        </m:r>
-        <m:r>
-          <m:rPr>
-            <m:sty m:val="p"/>
-          </m:rPr>
-          <m:t>g</m:t>
+          <m:t>r</m:t>
         </m:r>
         <m:r>
           <m:rPr>
@@ -5904,48 +5968,57 @@
           </m:rPr>
           <m:t>(</m:t>
         </m:r>
+        <m:sSup>
+          <m:e>
+            <m:r>
+              <m:rPr>
+                <m:sty m:val="p"/>
+              </m:rPr>
+              <m:t>A</m:t>
+            </m:r>
+            <m:r>
+              <m:rPr>
+                <m:sty m:val="p"/>
+              </m:rPr>
+              <m:t>g</m:t>
+            </m:r>
+          </m:e>
+          <m:sup>
+            <m:r>
+              <m:rPr>
+                <m:sty m:val="p"/>
+              </m:rPr>
+              <m:t>+</m:t>
+            </m:r>
+          </m:sup>
+        </m:sSup>
         <m:r>
           <m:rPr>
             <m:sty m:val="p"/>
           </m:rPr>
-          <m:t>N</m:t>
-        </m:r>
-        <m:sSub>
-          <m:e>
-            <m:r>
-              <m:rPr>
-                <m:sty m:val="p"/>
-              </m:rPr>
-              <m:t>O</m:t>
-            </m:r>
-          </m:e>
-          <m:sub>
-            <m:r>
-              <m:rPr>
-                <m:sty m:val="p"/>
-              </m:rPr>
-              <m:t>3</m:t>
-            </m:r>
-          </m:sub>
-        </m:sSub>
-        <m:sSub>
-          <m:e>
-            <m:r>
-              <m:rPr>
-                <m:sty m:val="p"/>
-              </m:rPr>
-              <m:t>)</m:t>
-            </m:r>
-          </m:e>
-          <m:sub>
-            <m:r>
-              <m:rPr>
-                <m:sty m:val="p"/>
-              </m:rPr>
-              <m:t>2</m:t>
-            </m:r>
-          </m:sub>
-        </m:sSub>
+          <m:t>)</m:t>
+        </m:r>
+        <m:r>
+          <m:rPr>
+            <m:sty m:val="p"/>
+          </m:rPr>
+          <m:t>=</m:t>
+        </m:r>
+        <m:r>
+          <m:t>115</m:t>
+        </m:r>
+        <m:r>
+          <m:rPr>
+            <m:sty m:val="p"/>
+          </m:rPr>
+          <m:t>p</m:t>
+        </m:r>
+        <m:r>
+          <m:rPr>
+            <m:sty m:val="p"/>
+          </m:rPr>
+          <m:t>m</m:t>
+        </m:r>
       </m:oMath>
       <w:r>
         <w:rPr>
@@ -5955,161 +6028,51 @@
       </w:r>
       <w:r>
         <w:rPr>
-          <w:rFonts w:hint="eastAsia" w:ascii="Times New Roman" w:hAnsi="Times New Roman" w:eastAsia="FangSong" w:cs="Times New Roman"/>
-        </w:rPr>
-        <w:t xml:space="preserve">与足量</w:t>
-      </w:r>
-      <w:r>
-        <w:rPr>
-          <w:rFonts w:ascii="Times New Roman" w:hAnsi="Times New Roman" w:eastAsia="Times New Roman" w:cs="Times New Roman"/>
-        </w:rPr>
-        <w:t xml:space="preserve"> NaOH </w:t>
-      </w:r>
-      <w:r>
-        <w:rPr>
-          <w:rFonts w:hint="eastAsia" w:ascii="Times New Roman" w:hAnsi="Times New Roman" w:eastAsia="FangSong" w:cs="Times New Roman"/>
-        </w:rPr>
-        <w:t xml:space="preserve">溶液反应</w:t>
-      </w:r>
-      <w:r>
-        <w:rPr>
-          <w:rFonts w:ascii="Times New Roman" w:hAnsi="Times New Roman" w:eastAsia="Times New Roman" w:cs="Times New Roman"/>
-        </w:rPr>
-        <w:t xml:space="preserve"> HgO。</w:t>
+          <w:rFonts w:ascii="Times New Roman" w:hAnsi="Times New Roman" w:eastAsia="Times New Roman" w:cs="Times New Roman"/>
+        </w:rPr>
+        <w:t xml:space="preserve">。</w:t>
+      </w:r>
+    </w:p>
+    <w:p>
+      <w:pPr>
+        <w:spacing w:before="160" w:after="80"/>
+      </w:pPr>
+      <w:r>
+        <w:pict>
+          <v:rect style="width:0;height:1.5pt" o:hralign="center" o:hrstd="t" o:hr="t"/>
+        </w:pict>
+      </w:r>
+    </w:p>
+    <w:bookmarkEnd w:id="18"/>
+    <w:bookmarkStart w:id="19" w:name="第11题"/>
+    <w:p>
+      <w:pPr>
+        <w:pStyle w:val="Heading3"/>
+        <w:spacing w:before="280" w:after="120"/>
+      </w:pPr>
+      <w:r>
+        <w:rPr>
+          <w:rFonts w:hint="eastAsia" w:ascii="Times New Roman" w:hAnsi="Times New Roman" w:eastAsia="SimHei" w:cs="Times New Roman"/>
+        </w:rPr>
+        <w:t>第</w:t>
+      </w:r>
+      <w:r>
+        <w:rPr>
+          <w:rFonts w:hint="eastAsia" w:ascii="Times New Roman" w:hAnsi="Times New Roman" w:eastAsia="Times New Roman" w:cs="Times New Roman"/>
+        </w:rPr>
+        <w:t>11</w:t>
+      </w:r>
+      <w:r>
+        <w:rPr>
+          <w:rFonts w:hint="eastAsia" w:ascii="Times New Roman" w:hAnsi="Times New Roman" w:eastAsia="SimHei" w:cs="Times New Roman"/>
+        </w:rPr>
+        <w:t>题</w:t>
       </w:r>
     </w:p>
     <w:p>
       <w:pPr>
         <w:pStyle w:val="FirstParagraph"/>
-      </w:pPr>
-      <w:r>
-        <w:rPr>
-          <w:rFonts w:ascii="Times New Roman" w:hAnsi="Times New Roman" w:eastAsia="Times New Roman" w:cs="Times New Roman"/>
-        </w:rPr>
-        <w:t xml:space="preserve">HgS </w:t>
-      </w:r>
-      <w:r>
-        <w:rPr>
-          <w:rFonts w:hint="eastAsia" w:ascii="Times New Roman" w:hAnsi="Times New Roman" w:eastAsia="FangSong" w:cs="Times New Roman"/>
-        </w:rPr>
-        <w:t>同样有红</w:t>
-      </w:r>
-      <w:r>
-        <w:rPr>
-          <w:rFonts w:hint="eastAsia" w:ascii="Times New Roman" w:hAnsi="Times New Roman" w:eastAsia="Times New Roman" w:cs="Times New Roman"/>
-        </w:rPr>
-        <w:t>、</w:t>
-      </w:r>
-      <w:r>
-        <w:rPr>
-          <w:rFonts w:hint="eastAsia" w:ascii="Times New Roman" w:hAnsi="Times New Roman" w:eastAsia="FangSong" w:cs="Times New Roman"/>
-        </w:rPr>
-        <w:t>黑两种颜色</w:t>
-      </w:r>
-      <w:r>
-        <w:rPr>
-          <w:rFonts w:hint="eastAsia" w:ascii="Times New Roman" w:hAnsi="Times New Roman" w:eastAsia="Times New Roman" w:cs="Times New Roman"/>
-        </w:rPr>
-        <w:t>，</w:t>
-      </w:r>
-      <w:r>
-        <w:rPr>
-          <w:rFonts w:hint="eastAsia" w:ascii="Times New Roman" w:hAnsi="Times New Roman" w:eastAsia="FangSong" w:cs="Times New Roman"/>
-        </w:rPr>
-        <w:t>两者晶型不同</w:t>
-      </w:r>
-      <w:r>
-        <w:rPr>
-          <w:rFonts w:hint="eastAsia" w:ascii="Times New Roman" w:hAnsi="Times New Roman" w:eastAsia="Times New Roman" w:cs="Times New Roman"/>
-        </w:rPr>
-        <w:t>：</w:t>
-      </w:r>
-      <w:r>
-        <w:rPr>
-          <w:rFonts w:hint="eastAsia" w:ascii="Times New Roman" w:hAnsi="Times New Roman" w:eastAsia="FangSong" w:cs="Times New Roman"/>
-        </w:rPr>
-        <w:t>红色的</w:t>
-      </w:r>
-      <w:r>
-        <w:rPr>
-          <w:rFonts w:ascii="Times New Roman" w:hAnsi="Times New Roman" w:eastAsia="Times New Roman" w:cs="Times New Roman"/>
-        </w:rPr>
-        <w:t xml:space="preserve"> </w:t>
-      </w:r>
-      <m:oMath>
-        <m:r>
-          <m:t>α</m:t>
-        </m:r>
-      </m:oMath>
-      <w:r>
-        <w:rPr>
-          <w:rFonts w:ascii="Times New Roman" w:hAnsi="Times New Roman" w:eastAsia="Times New Roman" w:cs="Times New Roman"/>
-        </w:rPr>
-        <w:t xml:space="preserve">-HgS </w:t>
-      </w:r>
-      <w:r>
-        <w:rPr>
-          <w:rFonts w:hint="eastAsia" w:ascii="Times New Roman" w:hAnsi="Times New Roman" w:eastAsia="FangSong" w:cs="Times New Roman"/>
-        </w:rPr>
-        <w:t>为岩盐</w:t>
-      </w:r>
-      <w:r>
-        <w:rPr>
-          <w:rFonts w:hint="eastAsia" w:ascii="Times New Roman" w:hAnsi="Times New Roman" w:eastAsia="Times New Roman" w:cs="Times New Roman"/>
-        </w:rPr>
-        <w:t>（NaCl）</w:t>
-      </w:r>
-      <w:r>
-        <w:rPr>
-          <w:rFonts w:hint="eastAsia" w:ascii="Times New Roman" w:hAnsi="Times New Roman" w:eastAsia="FangSong" w:cs="Times New Roman"/>
-        </w:rPr>
-        <w:t>型</w:t>
-      </w:r>
-      <w:r>
-        <w:rPr>
-          <w:rFonts w:hint="eastAsia" w:ascii="Times New Roman" w:hAnsi="Times New Roman" w:eastAsia="Times New Roman" w:cs="Times New Roman"/>
-        </w:rPr>
-        <w:t>，</w:t>
-      </w:r>
-      <w:r>
-        <w:rPr>
-          <w:rFonts w:hint="eastAsia" w:ascii="Times New Roman" w:hAnsi="Times New Roman" w:eastAsia="FangSong" w:cs="Times New Roman"/>
-        </w:rPr>
-        <w:t>黑色的</w:t>
-      </w:r>
-      <w:r>
-        <w:rPr>
-          <w:rFonts w:ascii="Times New Roman" w:hAnsi="Times New Roman" w:eastAsia="Times New Roman" w:cs="Times New Roman"/>
-        </w:rPr>
-        <w:t xml:space="preserve"> </w:t>
-      </w:r>
-      <m:oMath>
-        <m:r>
-          <m:t>β</m:t>
-        </m:r>
-      </m:oMath>
-      <w:r>
-        <w:rPr>
-          <w:rFonts w:ascii="Times New Roman" w:hAnsi="Times New Roman" w:eastAsia="Times New Roman" w:cs="Times New Roman"/>
-        </w:rPr>
-        <w:t xml:space="preserve">-HgS </w:t>
-      </w:r>
-      <w:r>
-        <w:rPr>
-          <w:rFonts w:hint="eastAsia" w:ascii="Times New Roman" w:hAnsi="Times New Roman" w:eastAsia="FangSong" w:cs="Times New Roman"/>
-        </w:rPr>
-        <w:t>为闪锌矿型</w:t>
-      </w:r>
-      <w:r>
-        <w:rPr>
-          <w:rFonts w:hint="eastAsia" w:ascii="Times New Roman" w:hAnsi="Times New Roman" w:eastAsia="Times New Roman" w:cs="Times New Roman"/>
-        </w:rPr>
-        <w:t>。</w:t>
-      </w:r>
-    </w:p>
-    <w:p>
-      <w:pPr>
-        <w:pStyle w:val="BodyText"/>
+        <w:ind w:firstLine="420"/>
       </w:pPr>
       <w:r>
         <w:rPr>
@@ -6117,60 +6080,25 @@
           <w:b/>
           <w:bCs/>
         </w:rPr>
-        <w:t xml:space="preserve">75-3</w:t>
-      </w:r>
-      <w:r>
-        <w:rPr>
-          <w:rFonts w:ascii="Times New Roman" w:hAnsi="Times New Roman" w:eastAsia="Times New Roman" w:cs="Times New Roman"/>
-        </w:rPr>
-        <w:t xml:space="preserve"> </w:t>
-      </w:r>
-      <w:r>
-        <w:rPr>
-          <w:rFonts w:hint="eastAsia" w:ascii="Times New Roman" w:hAnsi="Times New Roman" w:eastAsia="FangSong" w:cs="Times New Roman"/>
-        </w:rPr>
-        <w:t xml:space="preserve">假设两种矿石中</w:t>
-      </w:r>
-      <w:r>
-        <w:rPr>
-          <w:rFonts w:ascii="Times New Roman" w:hAnsi="Times New Roman" w:eastAsia="Times New Roman" w:cs="Times New Roman"/>
-        </w:rPr>
-        <w:t xml:space="preserve"> Hg—S </w:t>
-      </w:r>
-      <w:r>
-        <w:rPr>
-          <w:rFonts w:hint="eastAsia" w:ascii="Times New Roman" w:hAnsi="Times New Roman" w:eastAsia="FangSong" w:cs="Times New Roman"/>
-        </w:rPr>
-        <w:t>键长相同</w:t>
-      </w:r>
-      <w:r>
-        <w:rPr>
-          <w:rFonts w:hint="eastAsia" w:ascii="Times New Roman" w:hAnsi="Times New Roman" w:eastAsia="Times New Roman" w:cs="Times New Roman"/>
-        </w:rPr>
-        <w:t>，</w:t>
-      </w:r>
-      <w:r>
-        <w:rPr>
-          <w:rFonts w:hint="eastAsia" w:ascii="Times New Roman" w:hAnsi="Times New Roman" w:eastAsia="FangSong" w:cs="Times New Roman"/>
-        </w:rPr>
-        <w:t>求</w:t>
-      </w:r>
-      <w:r>
-        <w:rPr>
-          <w:rFonts w:ascii="Times New Roman" w:hAnsi="Times New Roman" w:eastAsia="Times New Roman" w:cs="Times New Roman"/>
-        </w:rPr>
-        <w:t xml:space="preserve"> </w:t>
-      </w:r>
-      <m:oMath>
-        <m:r>
-          <m:t>α</m:t>
-        </m:r>
-      </m:oMath>
-      <w:r>
-        <w:rPr>
-          <w:rFonts w:ascii="Times New Roman" w:hAnsi="Times New Roman" w:eastAsia="Times New Roman" w:cs="Times New Roman"/>
-        </w:rPr>
-        <w:t xml:space="preserve">-HgS </w:t>
+        <w:t xml:space="preserve">(1)</w:t>
+      </w:r>
+      <w:r>
+        <w:rPr>
+          <w:rFonts w:ascii="Times New Roman" w:hAnsi="Times New Roman" w:eastAsia="Times New Roman" w:cs="Times New Roman"/>
+        </w:rPr>
+        <w:t xml:space="preserve"> </w:t>
+      </w:r>
+      <w:r>
+        <w:rPr>
+          <w:rFonts w:hint="eastAsia" w:ascii="Times New Roman" w:hAnsi="Times New Roman" w:eastAsia="FangSong" w:cs="Times New Roman"/>
+        </w:rPr>
+        <w:t xml:space="preserve">将</w:t>
+      </w:r>
+      <w:r>
+        <w:rPr>
+          <w:rFonts w:ascii="Times New Roman" w:hAnsi="Times New Roman" w:eastAsia="Times New Roman" w:cs="Times New Roman"/>
+        </w:rPr>
+        <w:t xml:space="preserve"> ZnO </w:t>
       </w:r>
       <w:r>
         <w:rPr>
@@ -6182,101 +6110,13 @@
         <w:rPr>
           <w:rFonts w:ascii="Times New Roman" w:hAnsi="Times New Roman" w:eastAsia="Times New Roman" w:cs="Times New Roman"/>
         </w:rPr>
-        <w:t xml:space="preserve"> </w:t>
-      </w:r>
-      <m:oMath>
-        <m:r>
-          <m:t>β</m:t>
-        </m:r>
-      </m:oMath>
-      <w:r>
-        <w:rPr>
-          <w:rFonts w:ascii="Times New Roman" w:hAnsi="Times New Roman" w:eastAsia="Times New Roman" w:cs="Times New Roman"/>
-        </w:rPr>
-        <w:t xml:space="preserve">-HgS </w:t>
-      </w:r>
-      <w:r>
-        <w:rPr>
-          <w:rFonts w:hint="eastAsia" w:ascii="Times New Roman" w:hAnsi="Times New Roman" w:eastAsia="FangSong" w:cs="Times New Roman"/>
-        </w:rPr>
-        <w:t>的密度比</w:t>
-      </w:r>
-      <w:r>
-        <w:rPr>
-          <w:rFonts w:hint="eastAsia" w:ascii="Times New Roman" w:hAnsi="Times New Roman" w:eastAsia="Times New Roman" w:cs="Times New Roman"/>
-        </w:rPr>
-        <w:t>。</w:t>
-      </w:r>
-    </w:p>
-    <w:p>
-      <w:pPr>
-        <w:pStyle w:val="BodyText"/>
-      </w:pPr>
-      <w:r>
-        <w:rPr>
-          <w:rFonts w:ascii="Times New Roman" w:hAnsi="Times New Roman" w:eastAsia="Times New Roman" w:cs="Times New Roman"/>
-          <w:b/>
-          <w:bCs/>
-        </w:rPr>
-        <w:t xml:space="preserve">75-4</w:t>
-      </w:r>
-      <w:r>
-        <w:rPr>
-          <w:rFonts w:ascii="Times New Roman" w:hAnsi="Times New Roman" w:eastAsia="Times New Roman" w:cs="Times New Roman"/>
-        </w:rPr>
-        <w:t xml:space="preserve"> </w:t>
-      </w:r>
-      <w:r>
-        <w:rPr>
-          <w:rFonts w:hint="eastAsia" w:ascii="Times New Roman" w:hAnsi="Times New Roman" w:eastAsia="FangSong" w:cs="Times New Roman"/>
-        </w:rPr>
-        <w:t>实际上</w:t>
-      </w:r>
-      <w:r>
-        <w:rPr>
-          <w:rFonts w:hint="eastAsia" w:ascii="Times New Roman" w:hAnsi="Times New Roman" w:eastAsia="Times New Roman" w:cs="Times New Roman"/>
-        </w:rPr>
-        <w:t>，</w:t>
-      </w:r>
-      <m:oMath>
-        <m:r>
-          <m:t>α</m:t>
-        </m:r>
-      </m:oMath>
-      <w:r>
-        <w:rPr>
-          <w:rFonts w:ascii="Times New Roman" w:hAnsi="Times New Roman" w:eastAsia="Times New Roman" w:cs="Times New Roman"/>
-        </w:rPr>
-        <w:t xml:space="preserve">-HgS </w:t>
-      </w:r>
-      <w:r>
-        <w:rPr>
-          <w:rFonts w:hint="eastAsia" w:ascii="Times New Roman" w:hAnsi="Times New Roman" w:eastAsia="FangSong" w:cs="Times New Roman"/>
-        </w:rPr>
-        <w:t xml:space="preserve">和</w:t>
-      </w:r>
-      <w:r>
-        <w:rPr>
-          <w:rFonts w:ascii="Times New Roman" w:hAnsi="Times New Roman" w:eastAsia="Times New Roman" w:cs="Times New Roman"/>
-        </w:rPr>
-        <w:t xml:space="preserve"> </w:t>
-      </w:r>
-      <m:oMath>
-        <m:r>
-          <m:t>β</m:t>
-        </m:r>
-      </m:oMath>
-      <w:r>
-        <w:rPr>
-          <w:rFonts w:ascii="Times New Roman" w:hAnsi="Times New Roman" w:eastAsia="Times New Roman" w:cs="Times New Roman"/>
-        </w:rPr>
-        <w:t xml:space="preserve">-HgS </w:t>
-      </w:r>
-      <w:r>
-        <w:rPr>
-          <w:rFonts w:hint="eastAsia" w:ascii="Times New Roman" w:hAnsi="Times New Roman" w:eastAsia="FangSong" w:cs="Times New Roman"/>
-        </w:rPr>
-        <w:t xml:space="preserve">的密度分别为</w:t>
+        <w:t xml:space="preserve"> Zn </w:t>
+      </w:r>
+      <w:r>
+        <w:rPr>
+          <w:rFonts w:hint="eastAsia" w:ascii="Times New Roman" w:hAnsi="Times New Roman" w:eastAsia="FangSong" w:cs="Times New Roman"/>
+        </w:rPr>
+        <w:t xml:space="preserve">混合后隔绝空气加热可得到</w:t>
       </w:r>
       <w:r>
         <w:rPr>
@@ -6294,66 +6134,209 @@
           </m:ctrlPr>
         </m:oMathPr>
         <m:r>
-          <m:t>8.10</m:t>
-        </m:r>
-        <m:r>
-          <m:t> </m:t>
-        </m:r>
-        <m:r>
           <m:rPr>
             <m:sty m:val="p"/>
           </m:rPr>
-          <m:t>g</m:t>
+          <m:t>Z</m:t>
         </m:r>
         <m:r>
           <m:rPr>
             <m:sty m:val="p"/>
           </m:rPr>
-          <m:t>/</m:t>
-        </m:r>
-        <m:r>
-          <m:rPr>
-            <m:sty m:val="p"/>
-          </m:rPr>
-          <m:t>c</m:t>
-        </m:r>
-        <m:sSup>
+          <m:t>n</m:t>
+        </m:r>
+        <m:sSub>
           <m:e>
             <m:r>
               <m:rPr>
                 <m:sty m:val="p"/>
               </m:rPr>
-              <m:t>m</m:t>
+              <m:t>O</m:t>
             </m:r>
           </m:e>
-          <m:sup>
+          <m:sub>
             <m:r>
               <m:rPr>
                 <m:sty m:val="p"/>
               </m:rPr>
-              <m:t>3</m:t>
-            </m:r>
-          </m:sup>
-        </m:sSup>
+              <m:t>1</m:t>
+            </m:r>
+            <m:r>
+              <m:rPr>
+                <m:sty m:val="p"/>
+              </m:rPr>
+              <m:t>−</m:t>
+            </m:r>
+            <m:r>
+              <m:rPr>
+                <m:sty m:val="p"/>
+              </m:rPr>
+              <m:t>x</m:t>
+            </m:r>
+          </m:sub>
+        </m:sSub>
       </m:oMath>
       <w:r>
         <w:rPr>
-          <w:rFonts w:ascii="Times New Roman" w:hAnsi="Times New Roman" w:eastAsia="Times New Roman" w:cs="Times New Roman"/>
-        </w:rPr>
-        <w:t xml:space="preserve"> </w:t>
-      </w:r>
-      <w:r>
-        <w:rPr>
-          <w:rFonts w:hint="eastAsia" w:ascii="Times New Roman" w:hAnsi="Times New Roman" w:eastAsia="FangSong" w:cs="Times New Roman"/>
-        </w:rPr>
-        <w:t xml:space="preserve">和</w:t>
-      </w:r>
-      <w:r>
-        <w:rPr>
-          <w:rFonts w:ascii="Times New Roman" w:hAnsi="Times New Roman" w:eastAsia="Times New Roman" w:cs="Times New Roman"/>
-        </w:rPr>
-        <w:t xml:space="preserve"> </w:t>
-      </w:r>
+          <w:rFonts w:hint="eastAsia" w:ascii="Times New Roman" w:hAnsi="Times New Roman" w:eastAsia="Times New Roman" w:cs="Times New Roman"/>
+        </w:rPr>
+        <w:t>，</w:t>
+      </w:r>
+      <w:r>
+        <w:rPr>
+          <w:rFonts w:hint="eastAsia" w:ascii="Times New Roman" w:hAnsi="Times New Roman" w:eastAsia="FangSong" w:cs="Times New Roman"/>
+        </w:rPr>
+        <w:t>通过调整</w:t>
+      </w:r>
+      <w:r>
+        <w:rPr>
+          <w:rFonts w:ascii="Times New Roman" w:hAnsi="Times New Roman" w:eastAsia="Times New Roman" w:cs="Times New Roman"/>
+        </w:rPr>
+        <w:t xml:space="preserve"> ZnO/Zn </w:t>
+      </w:r>
+      <w:r>
+        <w:rPr>
+          <w:rFonts w:hint="eastAsia" w:ascii="Times New Roman" w:hAnsi="Times New Roman" w:eastAsia="FangSong" w:cs="Times New Roman"/>
+        </w:rPr>
+        <w:t>的比例可以得到不同颜色的化合物</w:t>
+      </w:r>
+      <w:r>
+        <w:rPr>
+          <w:rFonts w:hint="eastAsia" w:ascii="Times New Roman" w:hAnsi="Times New Roman" w:eastAsia="Times New Roman" w:cs="Times New Roman"/>
+        </w:rPr>
+        <w:t>，</w:t>
+      </w:r>
+      <w:r>
+        <w:rPr>
+          <w:rFonts w:hint="eastAsia" w:ascii="Times New Roman" w:hAnsi="Times New Roman" w:eastAsia="FangSong" w:cs="Times New Roman"/>
+        </w:rPr>
+        <w:t>解释原因</w:t>
+      </w:r>
+      <w:r>
+        <w:rPr>
+          <w:rFonts w:hint="eastAsia" w:ascii="Times New Roman" w:hAnsi="Times New Roman" w:eastAsia="Times New Roman" w:cs="Times New Roman"/>
+        </w:rPr>
+        <w:t>。</w:t>
+      </w:r>
+    </w:p>
+    <w:p>
+      <w:pPr>
+        <w:pStyle w:val="BodyText"/>
+        <w:ind w:firstLine="420"/>
+      </w:pPr>
+      <w:r>
+        <w:rPr>
+          <w:rFonts w:ascii="Times New Roman" w:hAnsi="Times New Roman" w:eastAsia="Times New Roman" w:cs="Times New Roman"/>
+          <w:b/>
+          <w:bCs/>
+        </w:rPr>
+        <w:t xml:space="preserve">(2)</w:t>
+      </w:r>
+      <w:r>
+        <w:rPr>
+          <w:rFonts w:ascii="Times New Roman" w:hAnsi="Times New Roman" w:eastAsia="Times New Roman" w:cs="Times New Roman"/>
+        </w:rPr>
+        <w:t xml:space="preserve"> </w:t>
+      </w:r>
+      <w:r>
+        <w:rPr>
+          <w:rFonts w:ascii="Times New Roman" w:hAnsi="Times New Roman" w:eastAsia="Times New Roman" w:cs="Times New Roman"/>
+        </w:rPr>
+        <w:t xml:space="preserve">ZnO </w:t>
+      </w:r>
+      <w:r>
+        <w:rPr>
+          <w:rFonts w:hint="eastAsia" w:ascii="Times New Roman" w:hAnsi="Times New Roman" w:eastAsia="FangSong" w:cs="Times New Roman"/>
+        </w:rPr>
+        <w:t>呈白色</w:t>
+      </w:r>
+      <w:r>
+        <w:rPr>
+          <w:rFonts w:hint="eastAsia" w:ascii="Times New Roman" w:hAnsi="Times New Roman" w:eastAsia="Times New Roman" w:cs="Times New Roman"/>
+        </w:rPr>
+        <w:t>，</w:t>
+      </w:r>
+      <w:r>
+        <w:rPr>
+          <w:rFonts w:hint="eastAsia" w:ascii="Times New Roman" w:hAnsi="Times New Roman" w:eastAsia="FangSong" w:cs="Times New Roman"/>
+        </w:rPr>
+        <w:t>而</w:t>
+      </w:r>
+      <w:r>
+        <w:rPr>
+          <w:rFonts w:ascii="Times New Roman" w:hAnsi="Times New Roman" w:eastAsia="Times New Roman" w:cs="Times New Roman"/>
+        </w:rPr>
+        <w:t xml:space="preserve"> HgO </w:t>
+      </w:r>
+      <w:r>
+        <w:rPr>
+          <w:rFonts w:hint="eastAsia" w:ascii="Times New Roman" w:hAnsi="Times New Roman" w:eastAsia="FangSong" w:cs="Times New Roman"/>
+        </w:rPr>
+        <w:t>有红色</w:t>
+      </w:r>
+      <w:r>
+        <w:rPr>
+          <w:rFonts w:hint="eastAsia" w:ascii="Times New Roman" w:hAnsi="Times New Roman" w:eastAsia="Times New Roman" w:cs="Times New Roman"/>
+        </w:rPr>
+        <w:t>、</w:t>
+      </w:r>
+      <w:r>
+        <w:rPr>
+          <w:rFonts w:hint="eastAsia" w:ascii="Times New Roman" w:hAnsi="Times New Roman" w:eastAsia="FangSong" w:cs="Times New Roman"/>
+        </w:rPr>
+        <w:t>黄色</w:t>
+      </w:r>
+      <w:r>
+        <w:rPr>
+          <w:rFonts w:hint="eastAsia" w:ascii="Times New Roman" w:hAnsi="Times New Roman" w:eastAsia="Times New Roman" w:cs="Times New Roman"/>
+        </w:rPr>
+        <w:t>。</w:t>
+      </w:r>
+      <w:r>
+        <w:rPr>
+          <w:rFonts w:hint="eastAsia" w:ascii="Times New Roman" w:hAnsi="Times New Roman" w:eastAsia="FangSong" w:cs="Times New Roman"/>
+        </w:rPr>
+        <w:t>红黄颜色的差异是由颗粒大小决定的</w:t>
+      </w:r>
+      <w:r>
+        <w:rPr>
+          <w:rFonts w:hint="eastAsia" w:ascii="Times New Roman" w:hAnsi="Times New Roman" w:eastAsia="Times New Roman" w:cs="Times New Roman"/>
+        </w:rPr>
+        <w:t>，</w:t>
+      </w:r>
+      <w:r>
+        <w:rPr>
+          <w:rFonts w:hint="eastAsia" w:ascii="Times New Roman" w:hAnsi="Times New Roman" w:eastAsia="FangSong" w:cs="Times New Roman"/>
+        </w:rPr>
+        <w:t>黄色氧化汞的颗粒较小</w:t>
+      </w:r>
+      <w:r>
+        <w:rPr>
+          <w:rFonts w:hint="eastAsia" w:ascii="Times New Roman" w:hAnsi="Times New Roman" w:eastAsia="Times New Roman" w:cs="Times New Roman"/>
+        </w:rPr>
+        <w:t>。</w:t>
+      </w:r>
+      <w:r>
+        <w:rPr>
+          <w:rFonts w:hint="eastAsia" w:ascii="Times New Roman" w:hAnsi="Times New Roman" w:eastAsia="FangSong" w:cs="Times New Roman"/>
+        </w:rPr>
+        <w:t>试写出以下方程式并推测固体产物的颜色</w:t>
+      </w:r>
+      <w:r>
+        <w:rPr>
+          <w:rFonts w:hint="eastAsia" w:ascii="Times New Roman" w:hAnsi="Times New Roman" w:eastAsia="Times New Roman" w:cs="Times New Roman"/>
+        </w:rPr>
+        <w:t>：</w:t>
+      </w:r>
+    </w:p>
+    <w:p>
+      <w:pPr>
+        <w:numPr>
+          <w:ilvl w:val="0"/>
+          <w:numId w:val="1004"/>
+        </w:numPr>
+        <w:ind w:firstLine="420"/>
+      </w:pPr>
       <m:oMath>
         <m:oMathPr>
           <m:ctrlPr>
@@ -6364,10 +6347,10 @@
           </m:ctrlPr>
         </m:oMathPr>
         <m:r>
-          <m:t>7.73</m:t>
-        </m:r>
-        <m:r>
-          <m:t> </m:t>
+          <m:rPr>
+            <m:sty m:val="p"/>
+          </m:rPr>
+          <m:t>H</m:t>
         </m:r>
         <m:r>
           <m:rPr>
@@ -6379,237 +6362,46 @@
           <m:rPr>
             <m:sty m:val="p"/>
           </m:rPr>
-          <m:t>/</m:t>
+          <m:t>(</m:t>
         </m:r>
         <m:r>
           <m:rPr>
             <m:sty m:val="p"/>
           </m:rPr>
-          <m:t>c</m:t>
-        </m:r>
-        <m:sSup>
+          <m:t>N</m:t>
+        </m:r>
+        <m:sSub>
           <m:e>
             <m:r>
               <m:rPr>
                 <m:sty m:val="p"/>
               </m:rPr>
-              <m:t>m</m:t>
+              <m:t>O</m:t>
             </m:r>
           </m:e>
-          <m:sup>
+          <m:sub>
             <m:r>
               <m:rPr>
                 <m:sty m:val="p"/>
               </m:rPr>
               <m:t>3</m:t>
             </m:r>
-          </m:sup>
-        </m:sSup>
-      </m:oMath>
-      <w:r>
-        <w:rPr>
-          <w:rFonts w:hint="eastAsia" w:ascii="Times New Roman" w:hAnsi="Times New Roman" w:eastAsia="Times New Roman" w:cs="Times New Roman"/>
-        </w:rPr>
-        <w:t>。</w:t>
-      </w:r>
-      <w:r>
-        <w:rPr>
-          <w:rFonts w:hint="eastAsia" w:ascii="Times New Roman" w:hAnsi="Times New Roman" w:eastAsia="FangSong" w:cs="Times New Roman"/>
-        </w:rPr>
-        <w:t>通过计算写出</w:t>
-      </w:r>
-      <w:r>
-        <w:rPr>
-          <w:rFonts w:ascii="Times New Roman" w:hAnsi="Times New Roman" w:eastAsia="Times New Roman" w:cs="Times New Roman"/>
-        </w:rPr>
-        <w:t xml:space="preserve"> </w:t>
-      </w:r>
-      <m:oMath>
-        <m:r>
-          <m:t>α</m:t>
-        </m:r>
-      </m:oMath>
-      <w:r>
-        <w:rPr>
-          <w:rFonts w:ascii="Times New Roman" w:hAnsi="Times New Roman" w:eastAsia="Times New Roman" w:cs="Times New Roman"/>
-        </w:rPr>
-        <w:t xml:space="preserve">-HgS </w:t>
-      </w:r>
-      <w:r>
-        <w:rPr>
-          <w:rFonts w:hint="eastAsia" w:ascii="Times New Roman" w:hAnsi="Times New Roman" w:eastAsia="FangSong" w:cs="Times New Roman"/>
-        </w:rPr>
-        <w:t xml:space="preserve">和</w:t>
-      </w:r>
-      <w:r>
-        <w:rPr>
-          <w:rFonts w:ascii="Times New Roman" w:hAnsi="Times New Roman" w:eastAsia="Times New Roman" w:cs="Times New Roman"/>
-        </w:rPr>
-        <w:t xml:space="preserve"> </w:t>
-      </w:r>
-      <m:oMath>
-        <m:r>
-          <m:t>β</m:t>
-        </m:r>
-      </m:oMath>
-      <w:r>
-        <w:rPr>
-          <w:rFonts w:ascii="Times New Roman" w:hAnsi="Times New Roman" w:eastAsia="Times New Roman" w:cs="Times New Roman"/>
-        </w:rPr>
-        <w:t xml:space="preserve">-HgS </w:t>
-      </w:r>
-      <w:r>
-        <w:rPr>
-          <w:rFonts w:hint="eastAsia" w:ascii="Times New Roman" w:hAnsi="Times New Roman" w:eastAsia="FangSong" w:cs="Times New Roman"/>
-        </w:rPr>
-        <w:t xml:space="preserve">中</w:t>
-      </w:r>
-      <w:r>
-        <w:rPr>
-          <w:rFonts w:ascii="Times New Roman" w:hAnsi="Times New Roman" w:eastAsia="Times New Roman" w:cs="Times New Roman"/>
-        </w:rPr>
-        <w:t xml:space="preserve"> Hg—S </w:t>
-      </w:r>
-      <w:r>
-        <w:rPr>
-          <w:rFonts w:hint="eastAsia" w:ascii="Times New Roman" w:hAnsi="Times New Roman" w:eastAsia="FangSong" w:cs="Times New Roman"/>
-        </w:rPr>
-        <w:t>键长并解释这种差异</w:t>
-      </w:r>
-      <w:r>
-        <w:rPr>
-          <w:rFonts w:hint="eastAsia" w:ascii="Times New Roman" w:hAnsi="Times New Roman" w:eastAsia="Times New Roman" w:cs="Times New Roman"/>
-        </w:rPr>
-        <w:t>。</w:t>
-      </w:r>
-    </w:p>
-    <w:p>
-      <w:pPr>
-        <w:spacing w:before="160" w:after="80"/>
-      </w:pPr>
-      <w:r>
-        <w:pict>
-          <v:rect style="width:0;height:1.5pt" o:hralign="center" o:hrstd="t" o:hr="t"/>
-        </w:pict>
-      </w:r>
-    </w:p>
-    <w:bookmarkEnd w:id="19"/>
-    <w:bookmarkStart w:id="20" w:name="第12题"/>
-    <w:p>
-      <w:pPr>
-        <w:pStyle w:val="Heading3"/>
-        <w:spacing w:before="280" w:after="120"/>
-      </w:pPr>
-      <w:r>
-        <w:rPr>
-          <w:rFonts w:hint="eastAsia" w:ascii="Times New Roman" w:hAnsi="Times New Roman" w:eastAsia="SimHei" w:cs="Times New Roman"/>
-        </w:rPr>
-        <w:t>第</w:t>
-      </w:r>
-      <w:r>
-        <w:rPr>
-          <w:rFonts w:hint="eastAsia" w:ascii="Times New Roman" w:hAnsi="Times New Roman" w:eastAsia="Times New Roman" w:cs="Times New Roman"/>
-        </w:rPr>
-        <w:t>12</w:t>
-      </w:r>
-      <w:r>
-        <w:rPr>
-          <w:rFonts w:hint="eastAsia" w:ascii="Times New Roman" w:hAnsi="Times New Roman" w:eastAsia="SimHei" w:cs="Times New Roman"/>
-        </w:rPr>
-        <w:t>题</w:t>
-      </w:r>
-    </w:p>
-    <w:p>
-      <w:pPr>
-        <w:pStyle w:val="FirstParagraph"/>
-      </w:pPr>
-      <w:r>
-        <w:rPr>
-          <w:rFonts w:hint="eastAsia" w:ascii="Times New Roman" w:hAnsi="Times New Roman" w:eastAsia="FangSong" w:cs="Times New Roman"/>
-        </w:rPr>
-        <w:t>已知以下数据</w:t>
-      </w:r>
-      <w:r>
-        <w:rPr>
-          <w:rFonts w:hint="eastAsia" w:ascii="Times New Roman" w:hAnsi="Times New Roman" w:eastAsia="Times New Roman" w:cs="Times New Roman"/>
-        </w:rPr>
-        <w:t>：Ca</w:t>
-      </w:r>
-      <w:r>
-        <w:rPr>
-          <w:rFonts w:ascii="Times New Roman" w:hAnsi="Times New Roman" w:eastAsia="Times New Roman" w:cs="Times New Roman"/>
-        </w:rPr>
-        <w:t xml:space="preserve"> </w:t>
-      </w:r>
-      <w:r>
-        <w:rPr>
-          <w:rFonts w:hint="eastAsia" w:ascii="Times New Roman" w:hAnsi="Times New Roman" w:eastAsia="FangSong" w:cs="Times New Roman"/>
-        </w:rPr>
-        <w:t xml:space="preserve">的升华热为</w:t>
-      </w:r>
-      <w:r>
-        <w:rPr>
-          <w:rFonts w:ascii="Times New Roman" w:hAnsi="Times New Roman" w:eastAsia="Times New Roman" w:cs="Times New Roman"/>
-        </w:rPr>
-        <w:t xml:space="preserve"> </w:t>
-      </w:r>
-      <w:r>
-        <w:rPr>
-          <w:rFonts w:hint="eastAsia" w:ascii="Times New Roman" w:hAnsi="Times New Roman" w:eastAsia="Times New Roman" w:cs="Times New Roman"/>
-        </w:rPr>
-        <w:t xml:space="preserve">193kJ/mol，Ca</w:t>
-      </w:r>
-      <w:r>
-        <w:rPr>
-          <w:rFonts w:ascii="Times New Roman" w:hAnsi="Times New Roman" w:eastAsia="Times New Roman" w:cs="Times New Roman"/>
-        </w:rPr>
-        <w:t xml:space="preserve"> </w:t>
-      </w:r>
-      <w:r>
-        <w:rPr>
-          <w:rFonts w:hint="eastAsia" w:ascii="Times New Roman" w:hAnsi="Times New Roman" w:eastAsia="FangSong" w:cs="Times New Roman"/>
-        </w:rPr>
-        <w:t xml:space="preserve">的第一和第二电离能分别为</w:t>
-      </w:r>
-      <w:r>
-        <w:rPr>
-          <w:rFonts w:ascii="Times New Roman" w:hAnsi="Times New Roman" w:eastAsia="Times New Roman" w:cs="Times New Roman"/>
-        </w:rPr>
-        <w:t xml:space="preserve"> 590 </w:t>
-      </w:r>
-      <w:r>
-        <w:rPr>
-          <w:rFonts w:hint="eastAsia" w:ascii="Times New Roman" w:hAnsi="Times New Roman" w:eastAsia="FangSong" w:cs="Times New Roman"/>
-        </w:rPr>
-        <w:t xml:space="preserve">和</w:t>
-      </w:r>
-      <w:r>
-        <w:rPr>
-          <w:rFonts w:ascii="Times New Roman" w:hAnsi="Times New Roman" w:eastAsia="Times New Roman" w:cs="Times New Roman"/>
-        </w:rPr>
-        <w:t xml:space="preserve"> </w:t>
-      </w:r>
-      <w:r>
-        <w:rPr>
-          <w:rFonts w:hint="eastAsia" w:ascii="Times New Roman" w:hAnsi="Times New Roman" w:eastAsia="Times New Roman" w:cs="Times New Roman"/>
-        </w:rPr>
-        <w:t xml:space="preserve">1010kJ/mol，</w:t>
-      </w:r>
-      <w:r>
-        <w:rPr>
-          <w:rFonts w:ascii="Times New Roman" w:hAnsi="Times New Roman" w:eastAsia="Times New Roman" w:cs="Times New Roman"/>
-        </w:rPr>
-        <w:t xml:space="preserve"> </w:t>
-      </w:r>
-      <m:oMath>
+          </m:sub>
+        </m:sSub>
         <m:sSub>
           <m:e>
             <m:r>
-              <m:t>O</m:t>
+              <m:rPr>
+                <m:sty m:val="p"/>
+              </m:rPr>
+              <m:t>)</m:t>
             </m:r>
           </m:e>
           <m:sub>
             <m:r>
+              <m:rPr>
+                <m:sty m:val="p"/>
+              </m:rPr>
               <m:t>2</m:t>
             </m:r>
           </m:sub>
@@ -6625,989 +6417,28 @@
         <w:rPr>
           <w:rFonts w:hint="eastAsia" w:ascii="Times New Roman" w:hAnsi="Times New Roman" w:eastAsia="FangSong" w:cs="Times New Roman"/>
         </w:rPr>
-        <w:t xml:space="preserve">的键能为</w:t>
-      </w:r>
-      <w:r>
-        <w:rPr>
-          <w:rFonts w:ascii="Times New Roman" w:hAnsi="Times New Roman" w:eastAsia="Times New Roman" w:cs="Times New Roman"/>
-        </w:rPr>
-        <w:t xml:space="preserve"> </w:t>
-      </w:r>
-      <w:r>
-        <w:rPr>
-          <w:rFonts w:hint="eastAsia" w:ascii="Times New Roman" w:hAnsi="Times New Roman" w:eastAsia="Times New Roman" w:cs="Times New Roman"/>
-        </w:rPr>
-        <w:t xml:space="preserve">498kJ/mol，O</w:t>
-      </w:r>
-      <w:r>
-        <w:rPr>
-          <w:rFonts w:ascii="Times New Roman" w:hAnsi="Times New Roman" w:eastAsia="Times New Roman" w:cs="Times New Roman"/>
-        </w:rPr>
-        <w:t xml:space="preserve"> </w:t>
-      </w:r>
-      <w:r>
-        <w:rPr>
-          <w:rFonts w:hint="eastAsia" w:ascii="Times New Roman" w:hAnsi="Times New Roman" w:eastAsia="FangSong" w:cs="Times New Roman"/>
-        </w:rPr>
-        <w:t xml:space="preserve">的第一和第二电子亲和能分别为</w:t>
-      </w:r>
-      <w:r>
-        <w:rPr>
-          <w:rFonts w:ascii="Times New Roman" w:hAnsi="Times New Roman" w:eastAsia="Times New Roman" w:cs="Times New Roman"/>
-        </w:rPr>
-        <w:t xml:space="preserve"> 141 </w:t>
-      </w:r>
-      <w:r>
-        <w:rPr>
-          <w:rFonts w:hint="eastAsia" w:ascii="Times New Roman" w:hAnsi="Times New Roman" w:eastAsia="FangSong" w:cs="Times New Roman"/>
-        </w:rPr>
-        <w:t xml:space="preserve">和</w:t>
-      </w:r>
-      <w:r>
-        <w:rPr>
-          <w:rFonts w:ascii="Times New Roman" w:hAnsi="Times New Roman" w:eastAsia="Times New Roman" w:cs="Times New Roman"/>
-        </w:rPr>
-        <w:t xml:space="preserve"> </w:t>
-      </w:r>
-      <w:r>
-        <w:rPr>
-          <w:rFonts w:hint="eastAsia" w:ascii="Times New Roman" w:hAnsi="Times New Roman" w:eastAsia="Times New Roman" w:cs="Times New Roman"/>
-        </w:rPr>
-        <w:t xml:space="preserve">-878kJ/mol，CaO</w:t>
-      </w:r>
-      <w:r>
-        <w:rPr>
-          <w:rFonts w:ascii="Times New Roman" w:hAnsi="Times New Roman" w:eastAsia="Times New Roman" w:cs="Times New Roman"/>
-        </w:rPr>
-        <w:t xml:space="preserve"> </w:t>
-      </w:r>
-      <w:r>
-        <w:rPr>
-          <w:rFonts w:hint="eastAsia" w:ascii="Times New Roman" w:hAnsi="Times New Roman" w:eastAsia="FangSong" w:cs="Times New Roman"/>
-        </w:rPr>
-        <w:t xml:space="preserve">的标准摩尔生成焓为</w:t>
-      </w:r>
-      <w:r>
-        <w:rPr>
-          <w:rFonts w:ascii="Times New Roman" w:hAnsi="Times New Roman" w:eastAsia="Times New Roman" w:cs="Times New Roman"/>
-        </w:rPr>
-        <w:t xml:space="preserve"> -635kJ/mol。</w:t>
-      </w:r>
-    </w:p>
-    <w:p>
-      <w:pPr>
-        <w:pStyle w:val="BodyText"/>
-      </w:pPr>
-      <w:r>
-        <w:rPr>
-          <w:rFonts w:ascii="Times New Roman" w:hAnsi="Times New Roman" w:eastAsia="Times New Roman" w:cs="Times New Roman"/>
-        </w:rPr>
-        <w:t xml:space="preserve">76-1 </w:t>
-      </w:r>
-      <w:r>
-        <w:rPr>
-          <w:rFonts w:hint="eastAsia" w:ascii="Times New Roman" w:hAnsi="Times New Roman" w:eastAsia="FangSong" w:cs="Times New Roman"/>
-        </w:rPr>
-        <w:t xml:space="preserve">从实验数据中求出</w:t>
-      </w:r>
-      <w:r>
-        <w:rPr>
-          <w:rFonts w:ascii="Times New Roman" w:hAnsi="Times New Roman" w:eastAsia="Times New Roman" w:cs="Times New Roman"/>
-        </w:rPr>
-        <w:t xml:space="preserve"> CaO </w:t>
-      </w:r>
-      <w:r>
-        <w:rPr>
-          <w:rFonts w:hint="eastAsia" w:ascii="Times New Roman" w:hAnsi="Times New Roman" w:eastAsia="FangSong" w:cs="Times New Roman"/>
-        </w:rPr>
-        <w:t>的晶格能</w:t>
-      </w:r>
-      <w:r>
-        <w:rPr>
-          <w:rFonts w:hint="eastAsia" w:ascii="Times New Roman" w:hAnsi="Times New Roman" w:eastAsia="Times New Roman" w:cs="Times New Roman"/>
-        </w:rPr>
-        <w:t>。</w:t>
-      </w:r>
-    </w:p>
-    <w:p>
-      <w:pPr>
-        <w:pStyle w:val="BodyText"/>
-      </w:pPr>
-      <w:r>
-        <w:rPr>
-          <w:rFonts w:ascii="Times New Roman" w:hAnsi="Times New Roman" w:eastAsia="Times New Roman" w:cs="Times New Roman"/>
-        </w:rPr>
-        <w:t xml:space="preserve">76-2 </w:t>
-      </w:r>
-      <w:r>
-        <w:rPr>
-          <w:rFonts w:hint="eastAsia" w:ascii="Times New Roman" w:hAnsi="Times New Roman" w:eastAsia="FangSong" w:cs="Times New Roman"/>
-        </w:rPr>
-        <w:t>晶格能也可以从理论上求出</w:t>
-      </w:r>
-      <w:r>
-        <w:rPr>
-          <w:rFonts w:hint="eastAsia" w:ascii="Times New Roman" w:hAnsi="Times New Roman" w:eastAsia="Times New Roman" w:cs="Times New Roman"/>
-        </w:rPr>
-        <w:t>。</w:t>
-      </w:r>
-      <w:r>
-        <w:rPr>
-          <w:rFonts w:hint="eastAsia" w:ascii="Times New Roman" w:hAnsi="Times New Roman" w:eastAsia="FangSong" w:cs="Times New Roman"/>
-        </w:rPr>
-        <w:t>已知</w:t>
-      </w:r>
-      <w:r>
-        <w:rPr>
-          <w:rFonts w:ascii="Times New Roman" w:hAnsi="Times New Roman" w:eastAsia="Times New Roman" w:cs="Times New Roman"/>
-        </w:rPr>
-        <w:t xml:space="preserve"> CaO </w:t>
-      </w:r>
-      <w:r>
-        <w:rPr>
-          <w:rFonts w:hint="eastAsia" w:ascii="Times New Roman" w:hAnsi="Times New Roman" w:eastAsia="FangSong" w:cs="Times New Roman"/>
-        </w:rPr>
-        <w:t xml:space="preserve">是</w:t>
-      </w:r>
-      <w:r>
-        <w:rPr>
-          <w:rFonts w:ascii="Times New Roman" w:hAnsi="Times New Roman" w:eastAsia="Times New Roman" w:cs="Times New Roman"/>
-        </w:rPr>
-        <w:t xml:space="preserve"> NaCl </w:t>
-      </w:r>
-      <w:r>
-        <w:rPr>
-          <w:rFonts w:hint="eastAsia" w:ascii="Times New Roman" w:hAnsi="Times New Roman" w:eastAsia="FangSong" w:cs="Times New Roman"/>
-        </w:rPr>
-        <w:t>型结构</w:t>
-      </w:r>
-      <w:r>
-        <w:rPr>
-          <w:rFonts w:hint="eastAsia" w:ascii="Times New Roman" w:hAnsi="Times New Roman" w:eastAsia="Times New Roman" w:cs="Times New Roman"/>
-        </w:rPr>
-        <w:t>，</w:t>
-      </w:r>
-      <w:r>
-        <w:rPr>
-          <w:rFonts w:hint="eastAsia" w:ascii="Times New Roman" w:hAnsi="Times New Roman" w:eastAsia="FangSong" w:cs="Times New Roman"/>
-        </w:rPr>
-        <w:t>晶胞参数为</w:t>
-      </w:r>
-      <w:r>
-        <w:rPr>
-          <w:rFonts w:ascii="Times New Roman" w:hAnsi="Times New Roman" w:eastAsia="Times New Roman" w:cs="Times New Roman"/>
-        </w:rPr>
-        <w:t xml:space="preserve"> </w:t>
-      </w:r>
-      <w:r>
-        <w:rPr>
-          <w:rFonts w:hint="eastAsia" w:ascii="Times New Roman" w:hAnsi="Times New Roman" w:eastAsia="Times New Roman" w:cs="Times New Roman"/>
-        </w:rPr>
-        <w:t>0.480nm。</w:t>
-      </w:r>
-      <w:r>
-        <w:rPr>
-          <w:rFonts w:hint="eastAsia" w:ascii="Times New Roman" w:hAnsi="Times New Roman" w:eastAsia="FangSong" w:cs="Times New Roman"/>
-        </w:rPr>
-        <w:t>假设我们只考虑一个</w:t>
-      </w:r>
-      <w:r>
-        <w:rPr>
-          <w:rFonts w:ascii="Times New Roman" w:hAnsi="Times New Roman" w:eastAsia="Times New Roman" w:cs="Times New Roman"/>
-        </w:rPr>
-        <w:t xml:space="preserve"> </w:t>
-      </w:r>
-      <m:oMath>
-        <m:r>
-          <m:t>C</m:t>
-        </m:r>
-        <m:sSup>
-          <m:e>
-            <m:r>
-              <m:t>a</m:t>
-            </m:r>
-          </m:e>
-          <m:sup>
-            <m:r>
-              <m:t>2</m:t>
-            </m:r>
-            <m:r>
-              <m:rPr>
-                <m:sty m:val="p"/>
-              </m:rPr>
-              <m:t>+</m:t>
-            </m:r>
-          </m:sup>
-        </m:sSup>
-      </m:oMath>
-      <w:r>
-        <w:rPr>
-          <w:rFonts w:ascii="Times New Roman" w:hAnsi="Times New Roman" w:eastAsia="Times New Roman" w:cs="Times New Roman"/>
-        </w:rPr>
-        <w:t xml:space="preserve"> </w:t>
-      </w:r>
-      <w:r>
-        <w:rPr>
-          <w:rFonts w:hint="eastAsia" w:ascii="Times New Roman" w:hAnsi="Times New Roman" w:eastAsia="FangSong" w:cs="Times New Roman"/>
-        </w:rPr>
-        <w:t>周围最近和次近的离子</w:t>
-      </w:r>
-      <w:r>
-        <w:rPr>
-          <w:rFonts w:hint="eastAsia" w:ascii="Times New Roman" w:hAnsi="Times New Roman" w:eastAsia="Times New Roman" w:cs="Times New Roman"/>
-        </w:rPr>
-        <w:t>，</w:t>
-      </w:r>
-      <w:r>
-        <w:rPr>
-          <w:rFonts w:hint="eastAsia" w:ascii="Times New Roman" w:hAnsi="Times New Roman" w:eastAsia="FangSong" w:cs="Times New Roman"/>
-        </w:rPr>
-        <w:t>求该</w:t>
-      </w:r>
-      <w:r>
-        <w:rPr>
-          <w:rFonts w:ascii="Times New Roman" w:hAnsi="Times New Roman" w:eastAsia="Times New Roman" w:cs="Times New Roman"/>
-        </w:rPr>
-        <w:t xml:space="preserve"> </w:t>
-      </w:r>
-      <m:oMath>
-        <m:r>
-          <m:t>C</m:t>
-        </m:r>
-        <m:sSup>
-          <m:e>
-            <m:r>
-              <m:t>a</m:t>
-            </m:r>
-          </m:e>
-          <m:sup>
-            <m:r>
-              <m:t>2</m:t>
-            </m:r>
-            <m:r>
-              <m:rPr>
-                <m:sty m:val="p"/>
-              </m:rPr>
-              <m:t>+</m:t>
-            </m:r>
-          </m:sup>
-        </m:sSup>
-      </m:oMath>
-      <w:r>
-        <w:rPr>
-          <w:rFonts w:ascii="Times New Roman" w:hAnsi="Times New Roman" w:eastAsia="Times New Roman" w:cs="Times New Roman"/>
-        </w:rPr>
-        <w:t xml:space="preserve"> </w:t>
-      </w:r>
-      <w:r>
-        <w:rPr>
-          <w:rFonts w:hint="eastAsia" w:ascii="Times New Roman" w:hAnsi="Times New Roman" w:eastAsia="FangSong" w:cs="Times New Roman"/>
-        </w:rPr>
-        <w:t>静电势能的大小</w:t>
-      </w:r>
-      <w:r>
-        <w:rPr>
-          <w:rFonts w:hint="eastAsia" w:ascii="Times New Roman" w:hAnsi="Times New Roman" w:eastAsia="Times New Roman" w:cs="Times New Roman"/>
-        </w:rPr>
-        <w:t>。</w:t>
-      </w:r>
-    </w:p>
-    <w:p>
-      <w:pPr>
-        <w:spacing w:before="160" w:after="80"/>
-      </w:pPr>
-      <w:r>
-        <w:pict>
-          <v:rect style="width:0;height:1.5pt" o:hralign="center" o:hrstd="t" o:hr="t"/>
-        </w:pict>
-      </w:r>
-    </w:p>
-    <w:bookmarkEnd w:id="20"/>
-    <w:bookmarkStart w:id="21" w:name="第13题"/>
-    <w:p>
-      <w:pPr>
-        <w:pStyle w:val="Heading3"/>
-        <w:spacing w:before="280" w:after="120"/>
-      </w:pPr>
-      <w:r>
-        <w:rPr>
-          <w:rFonts w:hint="eastAsia" w:ascii="Times New Roman" w:hAnsi="Times New Roman" w:eastAsia="SimHei" w:cs="Times New Roman"/>
-        </w:rPr>
-        <w:t>第</w:t>
-      </w:r>
-      <w:r>
-        <w:rPr>
-          <w:rFonts w:hint="eastAsia" w:ascii="Times New Roman" w:hAnsi="Times New Roman" w:eastAsia="Times New Roman" w:cs="Times New Roman"/>
-        </w:rPr>
-        <w:t>13</w:t>
-      </w:r>
-      <w:r>
-        <w:rPr>
-          <w:rFonts w:hint="eastAsia" w:ascii="Times New Roman" w:hAnsi="Times New Roman" w:eastAsia="SimHei" w:cs="Times New Roman"/>
-        </w:rPr>
-        <w:t>题</w:t>
-      </w:r>
-    </w:p>
-    <w:p>
-      <w:pPr>
-        <w:pStyle w:val="FirstParagraph"/>
-      </w:pPr>
-      <w:r>
-        <w:rPr>
-          <w:rFonts w:hint="eastAsia" w:ascii="Times New Roman" w:hAnsi="Times New Roman" w:eastAsia="FangSong" w:cs="Times New Roman"/>
-        </w:rPr>
-        <w:t xml:space="preserve">钒与</w:t>
-      </w:r>
-      <w:r>
-        <w:rPr>
-          <w:rFonts w:ascii="Times New Roman" w:hAnsi="Times New Roman" w:eastAsia="Times New Roman" w:cs="Times New Roman"/>
-        </w:rPr>
-        <w:t xml:space="preserve"> </w:t>
-      </w:r>
-      <w:r>
-        <w:rPr>
-          <w:rFonts w:hint="eastAsia" w:ascii="Times New Roman" w:hAnsi="Times New Roman" w:eastAsia="Times New Roman" w:cs="Times New Roman"/>
-        </w:rPr>
-        <w:t>N-</w:t>
-      </w:r>
-      <w:r>
-        <w:rPr>
-          <w:rFonts w:hint="eastAsia" w:ascii="Times New Roman" w:hAnsi="Times New Roman" w:eastAsia="FangSong" w:cs="Times New Roman"/>
-        </w:rPr>
-        <w:t>苯甲酰</w:t>
-      </w:r>
-      <w:r>
-        <w:rPr>
-          <w:rFonts w:hint="eastAsia" w:ascii="Times New Roman" w:hAnsi="Times New Roman" w:eastAsia="Times New Roman" w:cs="Times New Roman"/>
-        </w:rPr>
-        <w:t>-N-</w:t>
-      </w:r>
-      <w:r>
-        <w:rPr>
-          <w:rFonts w:hint="eastAsia" w:ascii="Times New Roman" w:hAnsi="Times New Roman" w:eastAsia="FangSong" w:cs="Times New Roman"/>
-        </w:rPr>
-        <w:t>苯基羟胺</w:t>
-      </w:r>
-      <w:r>
-        <w:rPr>
-          <w:rFonts w:hint="eastAsia" w:ascii="Times New Roman" w:hAnsi="Times New Roman" w:eastAsia="Times New Roman" w:cs="Times New Roman"/>
-        </w:rPr>
-        <w:t>(213g/mol)</w:t>
-      </w:r>
-      <w:r>
-        <w:rPr>
-          <w:rFonts w:hint="eastAsia" w:ascii="Times New Roman" w:hAnsi="Times New Roman" w:eastAsia="FangSong" w:cs="Times New Roman"/>
-        </w:rPr>
-        <w:t>根离子在</w:t>
-      </w:r>
-      <w:r>
-        <w:rPr>
-          <w:rFonts w:ascii="Times New Roman" w:hAnsi="Times New Roman" w:eastAsia="Times New Roman" w:cs="Times New Roman"/>
-        </w:rPr>
-        <w:t xml:space="preserve"> 4mol/L </w:t>
-      </w:r>
-      <w:r>
-        <w:rPr>
-          <w:rFonts w:hint="eastAsia" w:ascii="Times New Roman" w:hAnsi="Times New Roman" w:eastAsia="FangSong" w:cs="Times New Roman"/>
-        </w:rPr>
-        <w:t>盐酸介质中形成紫红色的单核配合物</w:t>
-      </w:r>
-      <w:r>
-        <w:rPr>
-          <w:rFonts w:hint="eastAsia" w:ascii="Times New Roman" w:hAnsi="Times New Roman" w:eastAsia="Times New Roman" w:cs="Times New Roman"/>
-        </w:rPr>
-        <w:t>，</w:t>
-      </w:r>
-      <w:r>
-        <w:rPr>
-          <w:rFonts w:hint="eastAsia" w:ascii="Times New Roman" w:hAnsi="Times New Roman" w:eastAsia="FangSong" w:cs="Times New Roman"/>
-        </w:rPr>
-        <w:t>该配合物溶液可进行比色测定</w:t>
-      </w:r>
-      <w:r>
-        <w:rPr>
-          <w:rFonts w:hint="eastAsia" w:ascii="Times New Roman" w:hAnsi="Times New Roman" w:eastAsia="Times New Roman" w:cs="Times New Roman"/>
-        </w:rPr>
-        <w:t>，</w:t>
-      </w:r>
-      <w:r>
-        <w:rPr>
-          <w:rFonts w:hint="eastAsia" w:ascii="Times New Roman" w:hAnsi="Times New Roman" w:eastAsia="FangSong" w:cs="Times New Roman"/>
-        </w:rPr>
-        <w:t>用以定量测定钢中钒的含量</w:t>
-      </w:r>
-      <w:r>
-        <w:rPr>
-          <w:rFonts w:hint="eastAsia" w:ascii="Times New Roman" w:hAnsi="Times New Roman" w:eastAsia="Times New Roman" w:cs="Times New Roman"/>
-        </w:rPr>
-        <w:t>。</w:t>
-      </w:r>
-      <w:r>
-        <w:rPr>
-          <w:rFonts w:hint="eastAsia" w:ascii="Times New Roman" w:hAnsi="Times New Roman" w:eastAsia="FangSong" w:cs="Times New Roman"/>
-        </w:rPr>
-        <w:t>该配合物是电中性分子</w:t>
-      </w:r>
-      <w:r>
-        <w:rPr>
-          <w:rFonts w:hint="eastAsia" w:ascii="Times New Roman" w:hAnsi="Times New Roman" w:eastAsia="Times New Roman" w:cs="Times New Roman"/>
-        </w:rPr>
-        <w:t>，</w:t>
-      </w:r>
-      <w:r>
-        <w:rPr>
-          <w:rFonts w:hint="eastAsia" w:ascii="Times New Roman" w:hAnsi="Times New Roman" w:eastAsia="FangSong" w:cs="Times New Roman"/>
-        </w:rPr>
-        <w:t>实验测得其氧的质量分数为</w:t>
-      </w:r>
-      <w:r>
-        <w:rPr>
-          <w:rFonts w:ascii="Times New Roman" w:hAnsi="Times New Roman" w:eastAsia="Times New Roman" w:cs="Times New Roman"/>
-        </w:rPr>
-        <w:t xml:space="preserve"> 15.2%。</w:t>
-      </w:r>
-    </w:p>
-    <w:p>
-      <w:pPr>
-        <w:pStyle w:val="Compact"/>
+        <w:t xml:space="preserve">热分解为</w:t>
+      </w:r>
+      <w:r>
+        <w:rPr>
+          <w:rFonts w:ascii="Times New Roman" w:hAnsi="Times New Roman" w:eastAsia="Times New Roman" w:cs="Times New Roman"/>
+        </w:rPr>
+        <w:t xml:space="preserve"> </w:t>
+      </w:r>
+      <w:r>
+        <w:rPr>
+          <w:rFonts w:hint="eastAsia" w:ascii="Times New Roman" w:hAnsi="Times New Roman" w:eastAsia="Times New Roman" w:cs="Times New Roman"/>
+        </w:rPr>
+        <w:t xml:space="preserve">HgO；</w:t>
+      </w:r>
+    </w:p>
+    <w:p>
+      <w:pPr>
         <w:numPr>
           <w:ilvl w:val="0"/>
           <w:numId w:val="1004"/>
         </w:numPr>
-      </w:pPr>
-      <w:r>
-        <w:rPr>
-          <w:rFonts w:hint="eastAsia" w:ascii="Times New Roman" w:hAnsi="Times New Roman" w:eastAsia="FangSong" w:cs="Times New Roman"/>
-        </w:rPr>
-        <w:t>通过计算确定该配合物的化学式</w:t>
-      </w:r>
-      <w:r>
-        <w:rPr>
-          <w:rFonts w:hint="eastAsia" w:ascii="Times New Roman" w:hAnsi="Times New Roman" w:eastAsia="Times New Roman" w:cs="Times New Roman"/>
-        </w:rPr>
-        <w:t>。</w:t>
-      </w:r>
-    </w:p>
-    <w:p>
-      <w:pPr>
-        <w:pStyle w:val="Compact"/>
-        <w:numPr>
-          <w:ilvl w:val="0"/>
-          <w:numId w:val="1004"/>
-        </w:numPr>
-      </w:pPr>
-      <w:r>
-        <w:rPr>
-          <w:rFonts w:hint="eastAsia" w:ascii="Times New Roman" w:hAnsi="Times New Roman" w:eastAsia="FangSong" w:cs="Times New Roman"/>
-        </w:rPr>
-        <w:t>该配合物共有几种可能立体结构体</w:t>
-      </w:r>
-      <w:r>
-        <w:rPr>
-          <w:rFonts w:hint="eastAsia" w:ascii="Times New Roman" w:hAnsi="Times New Roman" w:eastAsia="Times New Roman" w:cs="Times New Roman"/>
-        </w:rPr>
-        <w:t>(</w:t>
-      </w:r>
-      <w:r>
-        <w:rPr>
-          <w:rFonts w:hint="eastAsia" w:ascii="Times New Roman" w:hAnsi="Times New Roman" w:eastAsia="FangSong" w:cs="Times New Roman"/>
-        </w:rPr>
-        <w:t>不包括光学异构体</w:t>
-      </w:r>
-      <w:r>
-        <w:rPr>
-          <w:rFonts w:hint="eastAsia" w:ascii="Times New Roman" w:hAnsi="Times New Roman" w:eastAsia="Times New Roman" w:cs="Times New Roman"/>
-        </w:rPr>
-        <w:t>)?</w:t>
-      </w:r>
-      <w:r>
-        <w:rPr>
-          <w:rFonts w:ascii="Times New Roman" w:hAnsi="Times New Roman" w:eastAsia="Times New Roman" w:cs="Times New Roman"/>
-        </w:rPr>
-        <w:t xml:space="preserve"> </w:t>
-      </w:r>
-      <w:r>
-        <w:rPr>
-          <w:rFonts w:hint="eastAsia" w:ascii="Times New Roman" w:hAnsi="Times New Roman" w:eastAsia="FangSong" w:cs="Times New Roman"/>
-        </w:rPr>
-        <w:t>画出其中最稳定的一种</w:t>
-      </w:r>
-      <w:r>
-        <w:rPr>
-          <w:rFonts w:hint="eastAsia" w:ascii="Times New Roman" w:hAnsi="Times New Roman" w:eastAsia="Times New Roman" w:cs="Times New Roman"/>
-        </w:rPr>
-        <w:t>。</w:t>
-      </w:r>
-    </w:p>
-    <w:p>
-      <w:pPr>
-        <w:spacing w:before="160" w:after="80"/>
-      </w:pPr>
-      <w:r>
-        <w:pict>
-          <v:rect style="width:0;height:1.5pt" o:hralign="center" o:hrstd="t" o:hr="t"/>
-        </w:pict>
-      </w:r>
-    </w:p>
-    <w:bookmarkEnd w:id="21"/>
-    <w:bookmarkStart w:id="22" w:name="第14题"/>
-    <w:p>
-      <w:pPr>
-        <w:pStyle w:val="Heading3"/>
-        <w:spacing w:before="280" w:after="120"/>
-      </w:pPr>
-      <w:r>
-        <w:rPr>
-          <w:rFonts w:hint="eastAsia" w:ascii="Times New Roman" w:hAnsi="Times New Roman" w:eastAsia="SimHei" w:cs="Times New Roman"/>
-        </w:rPr>
-        <w:t>第</w:t>
-      </w:r>
-      <w:r>
-        <w:rPr>
-          <w:rFonts w:hint="eastAsia" w:ascii="Times New Roman" w:hAnsi="Times New Roman" w:eastAsia="Times New Roman" w:cs="Times New Roman"/>
-        </w:rPr>
-        <w:t>14</w:t>
-      </w:r>
-      <w:r>
-        <w:rPr>
-          <w:rFonts w:hint="eastAsia" w:ascii="Times New Roman" w:hAnsi="Times New Roman" w:eastAsia="SimHei" w:cs="Times New Roman"/>
-        </w:rPr>
-        <w:t>题</w:t>
-      </w:r>
-    </w:p>
-    <w:p>
-      <w:pPr>
-        <w:pStyle w:val="FirstParagraph"/>
-      </w:pPr>
-      <w:r>
-        <w:rPr>
-          <w:rFonts w:hint="eastAsia" w:ascii="Times New Roman" w:hAnsi="Times New Roman" w:eastAsia="FangSong" w:cs="Times New Roman"/>
-        </w:rPr>
-        <w:t>一般说来</w:t>
-      </w:r>
-      <w:r>
-        <w:rPr>
-          <w:rFonts w:hint="eastAsia" w:ascii="Times New Roman" w:hAnsi="Times New Roman" w:eastAsia="Times New Roman" w:cs="Times New Roman"/>
-        </w:rPr>
-        <w:t>,</w:t>
-      </w:r>
-      <w:r>
-        <w:rPr>
-          <w:rFonts w:ascii="Times New Roman" w:hAnsi="Times New Roman" w:eastAsia="Times New Roman" w:cs="Times New Roman"/>
-        </w:rPr>
-        <w:t xml:space="preserve"> Co(Ⅲ) </w:t>
-      </w:r>
-      <w:r>
-        <w:rPr>
-          <w:rFonts w:hint="eastAsia" w:ascii="Times New Roman" w:hAnsi="Times New Roman" w:eastAsia="FangSong" w:cs="Times New Roman"/>
-        </w:rPr>
-        <w:t>具有强氧化性</w:t>
-      </w:r>
-      <w:r>
-        <w:rPr>
-          <w:rFonts w:hint="eastAsia" w:ascii="Times New Roman" w:hAnsi="Times New Roman" w:eastAsia="Times New Roman" w:cs="Times New Roman"/>
-        </w:rPr>
-        <w:t>,</w:t>
-      </w:r>
-      <w:r>
-        <w:rPr>
-          <w:rFonts w:ascii="Times New Roman" w:hAnsi="Times New Roman" w:eastAsia="Times New Roman" w:cs="Times New Roman"/>
-        </w:rPr>
-        <w:t xml:space="preserve"> </w:t>
-      </w:r>
-      <w:r>
-        <w:rPr>
-          <w:rFonts w:hint="eastAsia" w:ascii="Times New Roman" w:hAnsi="Times New Roman" w:eastAsia="FangSong" w:cs="Times New Roman"/>
-        </w:rPr>
-        <w:t xml:space="preserve">极易被还原为</w:t>
-      </w:r>
-      <w:r>
-        <w:rPr>
-          <w:rFonts w:ascii="Times New Roman" w:hAnsi="Times New Roman" w:eastAsia="Times New Roman" w:cs="Times New Roman"/>
-        </w:rPr>
-        <w:t xml:space="preserve"> </w:t>
-      </w:r>
-      <w:r>
-        <w:rPr>
-          <w:rFonts w:hint="eastAsia" w:ascii="Times New Roman" w:hAnsi="Times New Roman" w:eastAsia="Times New Roman" w:cs="Times New Roman"/>
-        </w:rPr>
-        <w:t>Co(Ⅱ)。</w:t>
-      </w:r>
-      <w:r>
-        <w:rPr>
-          <w:rFonts w:hint="eastAsia" w:ascii="Times New Roman" w:hAnsi="Times New Roman" w:eastAsia="FangSong" w:cs="Times New Roman"/>
-        </w:rPr>
-        <w:t>然而在配合物中</w:t>
-      </w:r>
-      <w:r>
-        <w:rPr>
-          <w:rFonts w:hint="eastAsia" w:ascii="Times New Roman" w:hAnsi="Times New Roman" w:eastAsia="Times New Roman" w:cs="Times New Roman"/>
-        </w:rPr>
-        <w:t>,</w:t>
-      </w:r>
-      <w:r>
-        <w:rPr>
-          <w:rFonts w:ascii="Times New Roman" w:hAnsi="Times New Roman" w:eastAsia="Times New Roman" w:cs="Times New Roman"/>
-        </w:rPr>
-        <w:t xml:space="preserve"> Co(Ⅲ) </w:t>
-      </w:r>
-      <w:r>
-        <w:rPr>
-          <w:rFonts w:hint="eastAsia" w:ascii="Times New Roman" w:hAnsi="Times New Roman" w:eastAsia="FangSong" w:cs="Times New Roman"/>
-        </w:rPr>
-        <w:t xml:space="preserve">配合物的稳定性却大于</w:t>
-      </w:r>
-      <w:r>
-        <w:rPr>
-          <w:rFonts w:ascii="Times New Roman" w:hAnsi="Times New Roman" w:eastAsia="Times New Roman" w:cs="Times New Roman"/>
-        </w:rPr>
-        <w:t xml:space="preserve"> </w:t>
-      </w:r>
-      <w:r>
-        <w:rPr>
-          <w:rFonts w:hint="eastAsia" w:ascii="Times New Roman" w:hAnsi="Times New Roman" w:eastAsia="Times New Roman" w:cs="Times New Roman"/>
-        </w:rPr>
-        <w:t>Co(Ⅱ)。</w:t>
-      </w:r>
-      <w:r>
-        <w:rPr>
-          <w:rFonts w:hint="eastAsia" w:ascii="Times New Roman" w:hAnsi="Times New Roman" w:eastAsia="FangSong" w:cs="Times New Roman"/>
-        </w:rPr>
-        <w:t>有人通过</w:t>
-      </w:r>
-      <w:r>
-        <w:rPr>
-          <w:rFonts w:ascii="Times New Roman" w:hAnsi="Times New Roman" w:eastAsia="Times New Roman" w:cs="Times New Roman"/>
-        </w:rPr>
-        <w:t xml:space="preserve"> 8.076g CoCl</w:t>
-      </w:r>
-      <w:r>
-        <w:rPr>
-          <w:rFonts w:ascii="Times New Roman" w:hAnsi="Times New Roman" w:eastAsia="Times New Roman" w:cs="Times New Roman"/>
-          <w:vertAlign w:val="subscript"/>
-        </w:rPr>
-        <w:t>2</w:t>
-      </w:r>
-      <w:r>
-        <w:rPr>
-          <w:rFonts w:ascii="Times New Roman" w:hAnsi="Times New Roman" w:eastAsia="Times New Roman" w:cs="Times New Roman"/>
-        </w:rPr>
-        <w:t>·4H</w:t>
-      </w:r>
-      <w:r>
-        <w:rPr>
-          <w:rFonts w:ascii="Times New Roman" w:hAnsi="Times New Roman" w:eastAsia="Times New Roman" w:cs="Times New Roman"/>
-          <w:vertAlign w:val="subscript"/>
-        </w:rPr>
-        <w:t>2</w:t>
-      </w:r>
-      <w:r>
-        <w:rPr>
-          <w:rFonts w:ascii="Times New Roman" w:hAnsi="Times New Roman" w:eastAsia="Times New Roman" w:cs="Times New Roman"/>
-        </w:rPr>
-        <w:t xml:space="preserve">O </w:t>
-      </w:r>
-      <w:r>
-        <w:rPr>
-          <w:rFonts w:hint="eastAsia" w:ascii="Times New Roman" w:hAnsi="Times New Roman" w:eastAsia="FangSong" w:cs="Times New Roman"/>
-        </w:rPr>
-        <w:t xml:space="preserve">与过量过氧化氢和足量氨的乙醇溶液反应正好得</w:t>
-      </w:r>
-      <w:r>
-        <w:rPr>
-          <w:rFonts w:ascii="Times New Roman" w:hAnsi="Times New Roman" w:eastAsia="Times New Roman" w:cs="Times New Roman"/>
-        </w:rPr>
-        <w:t xml:space="preserve"> 8.076g </w:t>
-      </w:r>
-      <w:r>
-        <w:rPr>
-          <w:rFonts w:hint="eastAsia" w:ascii="Times New Roman" w:hAnsi="Times New Roman" w:eastAsia="FangSong" w:cs="Times New Roman"/>
-        </w:rPr>
-        <w:t xml:space="preserve">的</w:t>
-      </w:r>
-      <w:r>
-        <w:rPr>
-          <w:rFonts w:ascii="Times New Roman" w:hAnsi="Times New Roman" w:eastAsia="Times New Roman" w:cs="Times New Roman"/>
-        </w:rPr>
-        <w:t xml:space="preserve"> A </w:t>
-      </w:r>
-      <w:r>
-        <w:rPr>
-          <w:rFonts w:hint="eastAsia" w:ascii="Times New Roman" w:hAnsi="Times New Roman" w:eastAsia="FangSong" w:cs="Times New Roman"/>
-        </w:rPr>
-        <w:t>物质</w:t>
-      </w:r>
-      <w:r>
-        <w:rPr>
-          <w:rFonts w:hint="eastAsia" w:ascii="Times New Roman" w:hAnsi="Times New Roman" w:eastAsia="Times New Roman" w:cs="Times New Roman"/>
-        </w:rPr>
-        <w:t>,</w:t>
-      </w:r>
-      <w:r>
-        <w:rPr>
-          <w:rFonts w:ascii="Times New Roman" w:hAnsi="Times New Roman" w:eastAsia="Times New Roman" w:cs="Times New Roman"/>
-        </w:rPr>
-        <w:t xml:space="preserve"> </w:t>
-      </w:r>
-      <w:r>
-        <w:rPr>
-          <w:rFonts w:hint="eastAsia" w:ascii="Times New Roman" w:hAnsi="Times New Roman" w:eastAsia="FangSong" w:cs="Times New Roman"/>
-        </w:rPr>
-        <w:t xml:space="preserve">产率为</w:t>
-      </w:r>
-      <w:r>
-        <w:rPr>
-          <w:rFonts w:ascii="Times New Roman" w:hAnsi="Times New Roman" w:eastAsia="Times New Roman" w:cs="Times New Roman"/>
-        </w:rPr>
-        <w:t xml:space="preserve"> </w:t>
-      </w:r>
-      <w:r>
-        <w:rPr>
-          <w:rFonts w:hint="eastAsia" w:ascii="Times New Roman" w:hAnsi="Times New Roman" w:eastAsia="Times New Roman" w:cs="Times New Roman"/>
-        </w:rPr>
-        <w:t>90.96%。</w:t>
-      </w:r>
-      <w:r>
-        <w:rPr>
-          <w:rFonts w:hint="eastAsia" w:ascii="Times New Roman" w:hAnsi="Times New Roman" w:eastAsia="FangSong" w:cs="Times New Roman"/>
-        </w:rPr>
-        <w:t>元素分析表明</w:t>
-      </w:r>
-      <w:r>
-        <w:rPr>
-          <w:rFonts w:ascii="Times New Roman" w:hAnsi="Times New Roman" w:eastAsia="Times New Roman" w:cs="Times New Roman"/>
-        </w:rPr>
-        <w:t xml:space="preserve"> A </w:t>
-      </w:r>
-      <w:r>
-        <w:rPr>
-          <w:rFonts w:hint="eastAsia" w:ascii="Times New Roman" w:hAnsi="Times New Roman" w:eastAsia="FangSong" w:cs="Times New Roman"/>
-        </w:rPr>
-        <w:t xml:space="preserve">中含</w:t>
-      </w:r>
-      <w:r>
-        <w:rPr>
-          <w:rFonts w:ascii="Times New Roman" w:hAnsi="Times New Roman" w:eastAsia="Times New Roman" w:cs="Times New Roman"/>
-        </w:rPr>
-        <w:t xml:space="preserve"> Cl 31.94%, </w:t>
-      </w:r>
-      <w:r>
-        <w:rPr>
-          <w:rFonts w:hint="eastAsia" w:ascii="Times New Roman" w:hAnsi="Times New Roman" w:eastAsia="FangSong" w:cs="Times New Roman"/>
-        </w:rPr>
-        <w:t xml:space="preserve">含</w:t>
-      </w:r>
-      <w:r>
-        <w:rPr>
-          <w:rFonts w:ascii="Times New Roman" w:hAnsi="Times New Roman" w:eastAsia="Times New Roman" w:cs="Times New Roman"/>
-        </w:rPr>
-        <w:t xml:space="preserve"> N </w:t>
-      </w:r>
-      <w:r>
-        <w:rPr>
-          <w:rFonts w:hint="eastAsia" w:ascii="Times New Roman" w:hAnsi="Times New Roman" w:eastAsia="Times New Roman" w:cs="Times New Roman"/>
-        </w:rPr>
-        <w:t>28.40%。</w:t>
-      </w:r>
-      <w:r>
-        <w:rPr>
-          <w:rFonts w:hint="eastAsia" w:ascii="Times New Roman" w:hAnsi="Times New Roman" w:eastAsia="FangSong" w:cs="Times New Roman"/>
-        </w:rPr>
-        <w:t>红外光谱中没有发现</w:t>
-      </w:r>
-      <w:r>
-        <w:rPr>
-          <w:rFonts w:ascii="Times New Roman" w:hAnsi="Times New Roman" w:eastAsia="Times New Roman" w:cs="Times New Roman"/>
-        </w:rPr>
-        <w:t xml:space="preserve"> Co—Cl </w:t>
-      </w:r>
-      <w:r>
-        <w:rPr>
-          <w:rFonts w:hint="eastAsia" w:ascii="Times New Roman" w:hAnsi="Times New Roman" w:eastAsia="FangSong" w:cs="Times New Roman"/>
-        </w:rPr>
-        <w:t>键</w:t>
-      </w:r>
-      <w:r>
-        <w:rPr>
-          <w:rFonts w:hint="eastAsia" w:ascii="Times New Roman" w:hAnsi="Times New Roman" w:eastAsia="Times New Roman" w:cs="Times New Roman"/>
-        </w:rPr>
-        <w:t>。</w:t>
-      </w:r>
-      <w:r>
-        <w:rPr>
-          <w:rFonts w:hint="eastAsia" w:ascii="Times New Roman" w:hAnsi="Times New Roman" w:eastAsia="FangSong" w:cs="Times New Roman"/>
-        </w:rPr>
-        <w:t>单晶衍射表明</w:t>
-      </w:r>
-      <w:r>
-        <w:rPr>
-          <w:rFonts w:ascii="Times New Roman" w:hAnsi="Times New Roman" w:eastAsia="Times New Roman" w:cs="Times New Roman"/>
-        </w:rPr>
-        <w:t xml:space="preserve"> A </w:t>
-      </w:r>
-      <w:r>
-        <w:rPr>
-          <w:rFonts w:hint="eastAsia" w:ascii="Times New Roman" w:hAnsi="Times New Roman" w:eastAsia="FangSong" w:cs="Times New Roman"/>
-        </w:rPr>
-        <w:t>分子中含有对称面</w:t>
-      </w:r>
-      <w:r>
-        <w:rPr>
-          <w:rFonts w:hint="eastAsia" w:ascii="Times New Roman" w:hAnsi="Times New Roman" w:eastAsia="Times New Roman" w:cs="Times New Roman"/>
-        </w:rPr>
-        <w:t>。</w:t>
-      </w:r>
-      <w:r>
-        <w:rPr>
-          <w:rFonts w:hint="eastAsia" w:ascii="Times New Roman" w:hAnsi="Times New Roman" w:eastAsia="FangSong" w:cs="Times New Roman"/>
-        </w:rPr>
-        <w:t>分子呈顺磁性</w:t>
-      </w:r>
-      <w:r>
-        <w:rPr>
-          <w:rFonts w:hint="eastAsia" w:ascii="Times New Roman" w:hAnsi="Times New Roman" w:eastAsia="Times New Roman" w:cs="Times New Roman"/>
-        </w:rPr>
-        <w:t>。</w:t>
-      </w:r>
-    </w:p>
-    <w:p>
-      <w:pPr>
-        <w:pStyle w:val="Compact"/>
-        <w:numPr>
-          <w:ilvl w:val="0"/>
-          <w:numId w:val="1005"/>
-        </w:numPr>
-      </w:pPr>
-      <w:r>
-        <w:rPr>
-          <w:rFonts w:hint="eastAsia" w:ascii="Times New Roman" w:hAnsi="Times New Roman" w:eastAsia="FangSong" w:cs="Times New Roman"/>
-        </w:rPr>
-        <w:t xml:space="preserve">推出</w:t>
-      </w:r>
-      <w:r>
-        <w:rPr>
-          <w:rFonts w:ascii="Times New Roman" w:hAnsi="Times New Roman" w:eastAsia="Times New Roman" w:cs="Times New Roman"/>
-        </w:rPr>
-        <w:t xml:space="preserve"> A </w:t>
-      </w:r>
-      <w:r>
-        <w:rPr>
-          <w:rFonts w:hint="eastAsia" w:ascii="Times New Roman" w:hAnsi="Times New Roman" w:eastAsia="FangSong" w:cs="Times New Roman"/>
-        </w:rPr>
-        <w:t>的分子式并画出其结构式</w:t>
-      </w:r>
-      <w:r>
-        <w:rPr>
-          <w:rFonts w:hint="eastAsia" w:ascii="Times New Roman" w:hAnsi="Times New Roman" w:eastAsia="Times New Roman" w:cs="Times New Roman"/>
-        </w:rPr>
-        <w:t>。</w:t>
-      </w:r>
-    </w:p>
-    <w:p>
-      <w:pPr>
-        <w:pStyle w:val="Compact"/>
-        <w:numPr>
-          <w:ilvl w:val="0"/>
-          <w:numId w:val="1005"/>
-        </w:numPr>
-      </w:pPr>
-      <w:r>
-        <w:rPr>
-          <w:rFonts w:hint="eastAsia" w:ascii="Times New Roman" w:hAnsi="Times New Roman" w:eastAsia="FangSong" w:cs="Times New Roman"/>
-        </w:rPr>
-        <w:t xml:space="preserve">写出合成</w:t>
-      </w:r>
-      <w:r>
-        <w:rPr>
-          <w:rFonts w:ascii="Times New Roman" w:hAnsi="Times New Roman" w:eastAsia="Times New Roman" w:cs="Times New Roman"/>
-        </w:rPr>
-        <w:t xml:space="preserve"> A </w:t>
-      </w:r>
-      <w:r>
-        <w:rPr>
-          <w:rFonts w:hint="eastAsia" w:ascii="Times New Roman" w:hAnsi="Times New Roman" w:eastAsia="FangSong" w:cs="Times New Roman"/>
-        </w:rPr>
-        <w:t>的反应方程式</w:t>
-      </w:r>
-      <w:r>
-        <w:rPr>
-          <w:rFonts w:hint="eastAsia" w:ascii="Times New Roman" w:hAnsi="Times New Roman" w:eastAsia="Times New Roman" w:cs="Times New Roman"/>
-        </w:rPr>
-        <w:t>。</w:t>
-      </w:r>
-    </w:p>
-    <w:p>
-      <w:pPr>
-        <w:pStyle w:val="Compact"/>
-        <w:numPr>
-          <w:ilvl w:val="0"/>
-          <w:numId w:val="1005"/>
-        </w:numPr>
-      </w:pPr>
-      <w:r>
-        <w:rPr>
-          <w:rFonts w:hint="eastAsia" w:ascii="Times New Roman" w:hAnsi="Times New Roman" w:eastAsia="FangSong" w:cs="Times New Roman"/>
-        </w:rPr>
-        <w:t xml:space="preserve">指出</w:t>
-      </w:r>
-      <w:r>
-        <w:rPr>
-          <w:rFonts w:ascii="Times New Roman" w:hAnsi="Times New Roman" w:eastAsia="Times New Roman" w:cs="Times New Roman"/>
-        </w:rPr>
-        <w:t xml:space="preserve"> A </w:t>
-      </w:r>
-      <w:r>
-        <w:rPr>
-          <w:rFonts w:hint="eastAsia" w:ascii="Times New Roman" w:hAnsi="Times New Roman" w:eastAsia="FangSong" w:cs="Times New Roman"/>
-        </w:rPr>
-        <w:t>中氧元素的氧化态以及中心钴离子的价电子排布和杂化方式</w:t>
-      </w:r>
-      <w:r>
-        <w:rPr>
-          <w:rFonts w:hint="eastAsia" w:ascii="Times New Roman" w:hAnsi="Times New Roman" w:eastAsia="Times New Roman" w:cs="Times New Roman"/>
-        </w:rPr>
-        <w:t>。</w:t>
-      </w:r>
-    </w:p>
-    <w:p>
-      <w:pPr>
-        <w:spacing w:before="160" w:after="80"/>
-      </w:pPr>
-      <w:r>
-        <w:pict>
-          <v:rect style="width:0;height:1.5pt" o:hralign="center" o:hrstd="t" o:hr="t"/>
-        </w:pict>
-      </w:r>
-    </w:p>
-    <w:bookmarkEnd w:id="22"/>
-    <w:bookmarkStart w:id="26" w:name="第15题"/>
-    <w:p>
-      <w:pPr>
-        <w:pStyle w:val="Heading3"/>
-        <w:spacing w:before="280" w:after="120"/>
-      </w:pPr>
-      <w:r>
-        <w:rPr>
-          <w:rFonts w:hint="eastAsia" w:ascii="Times New Roman" w:hAnsi="Times New Roman" w:eastAsia="SimHei" w:cs="Times New Roman"/>
-        </w:rPr>
-        <w:t>第</w:t>
-      </w:r>
-      <w:r>
-        <w:rPr>
-          <w:rFonts w:hint="eastAsia" w:ascii="Times New Roman" w:hAnsi="Times New Roman" w:eastAsia="Times New Roman" w:cs="Times New Roman"/>
-        </w:rPr>
-        <w:t>15</w:t>
-      </w:r>
-      <w:r>
-        <w:rPr>
-          <w:rFonts w:hint="eastAsia" w:ascii="Times New Roman" w:hAnsi="Times New Roman" w:eastAsia="SimHei" w:cs="Times New Roman"/>
-        </w:rPr>
-        <w:t>题</w:t>
-      </w:r>
-    </w:p>
-    <w:p>
-      <w:pPr>
-        <w:pStyle w:val="FirstParagraph"/>
+        <w:ind w:firstLine="420"/>
       </w:pPr>
       <m:oMath>
         <m:oMathPr>
@@ -7622,28 +6453,28 @@
           <m:rPr>
             <m:sty m:val="p"/>
           </m:rPr>
-          <m:t>C</m:t>
+          <m:t>H</m:t>
         </m:r>
         <m:r>
           <m:rPr>
             <m:sty m:val="p"/>
           </m:rPr>
-          <m:t>O</m:t>
+          <m:t>g</m:t>
         </m:r>
         <m:r>
           <m:rPr>
             <m:sty m:val="p"/>
           </m:rPr>
-          <m:t>,</m:t>
+          <m:t>(</m:t>
+        </m:r>
+        <m:r>
+          <m:rPr>
+            <m:sty m:val="p"/>
+          </m:rPr>
+          <m:t>N</m:t>
         </m:r>
         <m:sSub>
           <m:e>
-            <m:r>
-              <m:rPr>
-                <m:sty m:val="p"/>
-              </m:rPr>
-              <m:t>C</m:t>
-            </m:r>
             <m:r>
               <m:rPr>
                 <m:sty m:val="p"/>
@@ -7653,6 +6484,27 @@
           </m:e>
           <m:sub>
             <m:r>
+              <m:rPr>
+                <m:sty m:val="p"/>
+              </m:rPr>
+              <m:t>3</m:t>
+            </m:r>
+          </m:sub>
+        </m:sSub>
+        <m:sSub>
+          <m:e>
+            <m:r>
+              <m:rPr>
+                <m:sty m:val="p"/>
+              </m:rPr>
+              <m:t>)</m:t>
+            </m:r>
+          </m:e>
+          <m:sub>
+            <m:r>
+              <m:rPr>
+                <m:sty m:val="p"/>
+              </m:rPr>
               <m:t>2</m:t>
             </m:r>
           </m:sub>
@@ -7668,7 +6520,149 @@
         <w:rPr>
           <w:rFonts w:hint="eastAsia" w:ascii="Times New Roman" w:hAnsi="Times New Roman" w:eastAsia="FangSong" w:cs="Times New Roman"/>
         </w:rPr>
-        <w:t>是常见的碳族氧化物</w:t>
+        <w:t xml:space="preserve">与足量</w:t>
+      </w:r>
+      <w:r>
+        <w:rPr>
+          <w:rFonts w:ascii="Times New Roman" w:hAnsi="Times New Roman" w:eastAsia="Times New Roman" w:cs="Times New Roman"/>
+        </w:rPr>
+        <w:t xml:space="preserve"> NaOH </w:t>
+      </w:r>
+      <w:r>
+        <w:rPr>
+          <w:rFonts w:hint="eastAsia" w:ascii="Times New Roman" w:hAnsi="Times New Roman" w:eastAsia="FangSong" w:cs="Times New Roman"/>
+        </w:rPr>
+        <w:t xml:space="preserve">溶液反应</w:t>
+      </w:r>
+      <w:r>
+        <w:rPr>
+          <w:rFonts w:ascii="Times New Roman" w:hAnsi="Times New Roman" w:eastAsia="Times New Roman" w:cs="Times New Roman"/>
+        </w:rPr>
+        <w:t xml:space="preserve"> HgO。</w:t>
+      </w:r>
+    </w:p>
+    <w:p>
+      <w:pPr>
+        <w:pStyle w:val="FirstParagraph"/>
+        <w:ind w:firstLine="420"/>
+      </w:pPr>
+      <w:r>
+        <w:rPr>
+          <w:rFonts w:ascii="Times New Roman" w:hAnsi="Times New Roman" w:eastAsia="Times New Roman" w:cs="Times New Roman"/>
+        </w:rPr>
+        <w:t xml:space="preserve">HgS </w:t>
+      </w:r>
+      <w:r>
+        <w:rPr>
+          <w:rFonts w:hint="eastAsia" w:ascii="Times New Roman" w:hAnsi="Times New Roman" w:eastAsia="FangSong" w:cs="Times New Roman"/>
+        </w:rPr>
+        <w:t>同样有红</w:t>
+      </w:r>
+      <w:r>
+        <w:rPr>
+          <w:rFonts w:hint="eastAsia" w:ascii="Times New Roman" w:hAnsi="Times New Roman" w:eastAsia="Times New Roman" w:cs="Times New Roman"/>
+        </w:rPr>
+        <w:t>、</w:t>
+      </w:r>
+      <w:r>
+        <w:rPr>
+          <w:rFonts w:hint="eastAsia" w:ascii="Times New Roman" w:hAnsi="Times New Roman" w:eastAsia="FangSong" w:cs="Times New Roman"/>
+        </w:rPr>
+        <w:t>黑两种颜色</w:t>
+      </w:r>
+      <w:r>
+        <w:rPr>
+          <w:rFonts w:hint="eastAsia" w:ascii="Times New Roman" w:hAnsi="Times New Roman" w:eastAsia="Times New Roman" w:cs="Times New Roman"/>
+        </w:rPr>
+        <w:t>，</w:t>
+      </w:r>
+      <w:r>
+        <w:rPr>
+          <w:rFonts w:hint="eastAsia" w:ascii="Times New Roman" w:hAnsi="Times New Roman" w:eastAsia="FangSong" w:cs="Times New Roman"/>
+        </w:rPr>
+        <w:t>两者晶型不同</w:t>
+      </w:r>
+      <w:r>
+        <w:rPr>
+          <w:rFonts w:hint="eastAsia" w:ascii="Times New Roman" w:hAnsi="Times New Roman" w:eastAsia="Times New Roman" w:cs="Times New Roman"/>
+        </w:rPr>
+        <w:t>：</w:t>
+      </w:r>
+      <w:r>
+        <w:rPr>
+          <w:rFonts w:hint="eastAsia" w:ascii="Times New Roman" w:hAnsi="Times New Roman" w:eastAsia="FangSong" w:cs="Times New Roman"/>
+        </w:rPr>
+        <w:t>红色的</w:t>
+      </w:r>
+      <w:r>
+        <w:rPr>
+          <w:rFonts w:ascii="Times New Roman" w:hAnsi="Times New Roman" w:eastAsia="Times New Roman" w:cs="Times New Roman"/>
+        </w:rPr>
+        <w:t xml:space="preserve"> </w:t>
+      </w:r>
+      <m:oMath>
+        <m:r>
+          <m:t>α</m:t>
+        </m:r>
+      </m:oMath>
+      <w:r>
+        <w:rPr>
+          <w:rFonts w:ascii="Times New Roman" w:hAnsi="Times New Roman" w:eastAsia="Times New Roman" w:cs="Times New Roman"/>
+        </w:rPr>
+        <w:t xml:space="preserve">-HgS </w:t>
+      </w:r>
+      <w:r>
+        <w:rPr>
+          <w:rFonts w:hint="eastAsia" w:ascii="Times New Roman" w:hAnsi="Times New Roman" w:eastAsia="FangSong" w:cs="Times New Roman"/>
+        </w:rPr>
+        <w:t>为岩盐</w:t>
+      </w:r>
+      <w:r>
+        <w:rPr>
+          <w:rFonts w:hint="eastAsia" w:ascii="Times New Roman" w:hAnsi="Times New Roman" w:eastAsia="Times New Roman" w:cs="Times New Roman"/>
+        </w:rPr>
+        <w:t>（NaCl）</w:t>
+      </w:r>
+      <w:r>
+        <w:rPr>
+          <w:rFonts w:hint="eastAsia" w:ascii="Times New Roman" w:hAnsi="Times New Roman" w:eastAsia="FangSong" w:cs="Times New Roman"/>
+        </w:rPr>
+        <w:t>型</w:t>
+      </w:r>
+      <w:r>
+        <w:rPr>
+          <w:rFonts w:hint="eastAsia" w:ascii="Times New Roman" w:hAnsi="Times New Roman" w:eastAsia="Times New Roman" w:cs="Times New Roman"/>
+        </w:rPr>
+        <w:t>，</w:t>
+      </w:r>
+      <w:r>
+        <w:rPr>
+          <w:rFonts w:hint="eastAsia" w:ascii="Times New Roman" w:hAnsi="Times New Roman" w:eastAsia="FangSong" w:cs="Times New Roman"/>
+        </w:rPr>
+        <w:t>黑色的</w:t>
+      </w:r>
+      <w:r>
+        <w:rPr>
+          <w:rFonts w:ascii="Times New Roman" w:hAnsi="Times New Roman" w:eastAsia="Times New Roman" w:cs="Times New Roman"/>
+        </w:rPr>
+        <w:t xml:space="preserve"> </w:t>
+      </w:r>
+      <m:oMath>
+        <m:r>
+          <m:t>β</m:t>
+        </m:r>
+      </m:oMath>
+      <w:r>
+        <w:rPr>
+          <w:rFonts w:ascii="Times New Roman" w:hAnsi="Times New Roman" w:eastAsia="Times New Roman" w:cs="Times New Roman"/>
+        </w:rPr>
+        <w:t xml:space="preserve">-HgS </w:t>
+      </w:r>
+      <w:r>
+        <w:rPr>
+          <w:rFonts w:hint="eastAsia" w:ascii="Times New Roman" w:hAnsi="Times New Roman" w:eastAsia="FangSong" w:cs="Times New Roman"/>
+        </w:rPr>
+        <w:t>为闪锌矿型</w:t>
       </w:r>
       <w:r>
         <w:rPr>
@@ -7676,11 +6670,43 @@
         </w:rPr>
         <w:t>。</w:t>
       </w:r>
-      <w:r>
-        <w:rPr>
-          <w:rFonts w:hint="eastAsia" w:ascii="Times New Roman" w:hAnsi="Times New Roman" w:eastAsia="FangSong" w:cs="Times New Roman"/>
-        </w:rPr>
-        <w:t>与之类似的硅不同</w:t>
+    </w:p>
+    <w:p>
+      <w:pPr>
+        <w:pStyle w:val="BodyText"/>
+        <w:ind w:firstLine="420"/>
+      </w:pPr>
+      <w:r>
+        <w:rPr>
+          <w:rFonts w:ascii="Times New Roman" w:hAnsi="Times New Roman" w:eastAsia="Times New Roman" w:cs="Times New Roman"/>
+          <w:b/>
+          <w:bCs/>
+        </w:rPr>
+        <w:t xml:space="preserve">(3)</w:t>
+      </w:r>
+      <w:r>
+        <w:rPr>
+          <w:rFonts w:ascii="Times New Roman" w:hAnsi="Times New Roman" w:eastAsia="Times New Roman" w:cs="Times New Roman"/>
+        </w:rPr>
+        <w:t xml:space="preserve"> </w:t>
+      </w:r>
+      <w:r>
+        <w:rPr>
+          <w:rFonts w:hint="eastAsia" w:ascii="Times New Roman" w:hAnsi="Times New Roman" w:eastAsia="FangSong" w:cs="Times New Roman"/>
+        </w:rPr>
+        <w:t xml:space="preserve">假设两种矿石中</w:t>
+      </w:r>
+      <w:r>
+        <w:rPr>
+          <w:rFonts w:ascii="Times New Roman" w:hAnsi="Times New Roman" w:eastAsia="Times New Roman" w:cs="Times New Roman"/>
+        </w:rPr>
+        <w:t xml:space="preserve"> Hg—S </w:t>
+      </w:r>
+      <w:r>
+        <w:rPr>
+          <w:rFonts w:hint="eastAsia" w:ascii="Times New Roman" w:hAnsi="Times New Roman" w:eastAsia="FangSong" w:cs="Times New Roman"/>
+        </w:rPr>
+        <w:t>键长相同</w:t>
       </w:r>
       <w:r>
         <w:rPr>
@@ -7692,7 +6718,459 @@
         <w:rPr>
           <w:rFonts w:hint="eastAsia" w:ascii="Times New Roman" w:hAnsi="Times New Roman" w:eastAsia="FangSong" w:cs="Times New Roman"/>
         </w:rPr>
-        <w:t>虽然</w:t>
+        <w:t>求</w:t>
+      </w:r>
+      <w:r>
+        <w:rPr>
+          <w:rFonts w:ascii="Times New Roman" w:hAnsi="Times New Roman" w:eastAsia="Times New Roman" w:cs="Times New Roman"/>
+        </w:rPr>
+        <w:t xml:space="preserve"> </w:t>
+      </w:r>
+      <m:oMath>
+        <m:r>
+          <m:t>α</m:t>
+        </m:r>
+      </m:oMath>
+      <w:r>
+        <w:rPr>
+          <w:rFonts w:ascii="Times New Roman" w:hAnsi="Times New Roman" w:eastAsia="Times New Roman" w:cs="Times New Roman"/>
+        </w:rPr>
+        <w:t xml:space="preserve">-HgS </w:t>
+      </w:r>
+      <w:r>
+        <w:rPr>
+          <w:rFonts w:hint="eastAsia" w:ascii="Times New Roman" w:hAnsi="Times New Roman" w:eastAsia="FangSong" w:cs="Times New Roman"/>
+        </w:rPr>
+        <w:t xml:space="preserve">和</w:t>
+      </w:r>
+      <w:r>
+        <w:rPr>
+          <w:rFonts w:ascii="Times New Roman" w:hAnsi="Times New Roman" w:eastAsia="Times New Roman" w:cs="Times New Roman"/>
+        </w:rPr>
+        <w:t xml:space="preserve"> </w:t>
+      </w:r>
+      <m:oMath>
+        <m:r>
+          <m:t>β</m:t>
+        </m:r>
+      </m:oMath>
+      <w:r>
+        <w:rPr>
+          <w:rFonts w:ascii="Times New Roman" w:hAnsi="Times New Roman" w:eastAsia="Times New Roman" w:cs="Times New Roman"/>
+        </w:rPr>
+        <w:t xml:space="preserve">-HgS </w:t>
+      </w:r>
+      <w:r>
+        <w:rPr>
+          <w:rFonts w:hint="eastAsia" w:ascii="Times New Roman" w:hAnsi="Times New Roman" w:eastAsia="FangSong" w:cs="Times New Roman"/>
+        </w:rPr>
+        <w:t>的密度比</w:t>
+      </w:r>
+      <w:r>
+        <w:rPr>
+          <w:rFonts w:hint="eastAsia" w:ascii="Times New Roman" w:hAnsi="Times New Roman" w:eastAsia="Times New Roman" w:cs="Times New Roman"/>
+        </w:rPr>
+        <w:t>。</w:t>
+      </w:r>
+    </w:p>
+    <w:p>
+      <w:pPr>
+        <w:pStyle w:val="BodyText"/>
+        <w:ind w:firstLine="420"/>
+      </w:pPr>
+      <w:r>
+        <w:rPr>
+          <w:rFonts w:ascii="Times New Roman" w:hAnsi="Times New Roman" w:eastAsia="Times New Roman" w:cs="Times New Roman"/>
+          <w:b/>
+          <w:bCs/>
+        </w:rPr>
+        <w:t xml:space="preserve">(4)</w:t>
+      </w:r>
+      <w:r>
+        <w:rPr>
+          <w:rFonts w:ascii="Times New Roman" w:hAnsi="Times New Roman" w:eastAsia="Times New Roman" w:cs="Times New Roman"/>
+        </w:rPr>
+        <w:t xml:space="preserve"> </w:t>
+      </w:r>
+      <w:r>
+        <w:rPr>
+          <w:rFonts w:hint="eastAsia" w:ascii="Times New Roman" w:hAnsi="Times New Roman" w:eastAsia="FangSong" w:cs="Times New Roman"/>
+        </w:rPr>
+        <w:t>实际上</w:t>
+      </w:r>
+      <w:r>
+        <w:rPr>
+          <w:rFonts w:hint="eastAsia" w:ascii="Times New Roman" w:hAnsi="Times New Roman" w:eastAsia="Times New Roman" w:cs="Times New Roman"/>
+        </w:rPr>
+        <w:t>，</w:t>
+      </w:r>
+      <m:oMath>
+        <m:r>
+          <m:t>α</m:t>
+        </m:r>
+      </m:oMath>
+      <w:r>
+        <w:rPr>
+          <w:rFonts w:ascii="Times New Roman" w:hAnsi="Times New Roman" w:eastAsia="Times New Roman" w:cs="Times New Roman"/>
+        </w:rPr>
+        <w:t xml:space="preserve">-HgS </w:t>
+      </w:r>
+      <w:r>
+        <w:rPr>
+          <w:rFonts w:hint="eastAsia" w:ascii="Times New Roman" w:hAnsi="Times New Roman" w:eastAsia="FangSong" w:cs="Times New Roman"/>
+        </w:rPr>
+        <w:t xml:space="preserve">和</w:t>
+      </w:r>
+      <w:r>
+        <w:rPr>
+          <w:rFonts w:ascii="Times New Roman" w:hAnsi="Times New Roman" w:eastAsia="Times New Roman" w:cs="Times New Roman"/>
+        </w:rPr>
+        <w:t xml:space="preserve"> </w:t>
+      </w:r>
+      <m:oMath>
+        <m:r>
+          <m:t>β</m:t>
+        </m:r>
+      </m:oMath>
+      <w:r>
+        <w:rPr>
+          <w:rFonts w:ascii="Times New Roman" w:hAnsi="Times New Roman" w:eastAsia="Times New Roman" w:cs="Times New Roman"/>
+        </w:rPr>
+        <w:t xml:space="preserve">-HgS </w:t>
+      </w:r>
+      <w:r>
+        <w:rPr>
+          <w:rFonts w:hint="eastAsia" w:ascii="Times New Roman" w:hAnsi="Times New Roman" w:eastAsia="FangSong" w:cs="Times New Roman"/>
+        </w:rPr>
+        <w:t xml:space="preserve">的密度分别为</w:t>
+      </w:r>
+      <w:r>
+        <w:rPr>
+          <w:rFonts w:ascii="Times New Roman" w:hAnsi="Times New Roman" w:eastAsia="Times New Roman" w:cs="Times New Roman"/>
+        </w:rPr>
+        <w:t xml:space="preserve"> </w:t>
+      </w:r>
+      <m:oMath>
+        <m:oMathPr>
+          <m:ctrlPr>
+            <w:rPr>
+              <w:sz w:val="28"/>
+              <w:szCs w:val="28"/>
+            </w:rPr>
+          </m:ctrlPr>
+        </m:oMathPr>
+        <m:r>
+          <m:t>8.10</m:t>
+        </m:r>
+        <m:r>
+          <m:t> </m:t>
+        </m:r>
+        <m:r>
+          <m:rPr>
+            <m:sty m:val="p"/>
+          </m:rPr>
+          <m:t>g</m:t>
+        </m:r>
+        <m:r>
+          <m:rPr>
+            <m:sty m:val="p"/>
+          </m:rPr>
+          <m:t>/</m:t>
+        </m:r>
+        <m:r>
+          <m:rPr>
+            <m:sty m:val="p"/>
+          </m:rPr>
+          <m:t>c</m:t>
+        </m:r>
+        <m:sSup>
+          <m:e>
+            <m:r>
+              <m:rPr>
+                <m:sty m:val="p"/>
+              </m:rPr>
+              <m:t>m</m:t>
+            </m:r>
+          </m:e>
+          <m:sup>
+            <m:r>
+              <m:rPr>
+                <m:sty m:val="p"/>
+              </m:rPr>
+              <m:t>3</m:t>
+            </m:r>
+          </m:sup>
+        </m:sSup>
+      </m:oMath>
+      <w:r>
+        <w:rPr>
+          <w:rFonts w:ascii="Times New Roman" w:hAnsi="Times New Roman" w:eastAsia="Times New Roman" w:cs="Times New Roman"/>
+        </w:rPr>
+        <w:t xml:space="preserve"> </w:t>
+      </w:r>
+      <w:r>
+        <w:rPr>
+          <w:rFonts w:hint="eastAsia" w:ascii="Times New Roman" w:hAnsi="Times New Roman" w:eastAsia="FangSong" w:cs="Times New Roman"/>
+        </w:rPr>
+        <w:t xml:space="preserve">和</w:t>
+      </w:r>
+      <w:r>
+        <w:rPr>
+          <w:rFonts w:ascii="Times New Roman" w:hAnsi="Times New Roman" w:eastAsia="Times New Roman" w:cs="Times New Roman"/>
+        </w:rPr>
+        <w:t xml:space="preserve"> </w:t>
+      </w:r>
+      <m:oMath>
+        <m:oMathPr>
+          <m:ctrlPr>
+            <w:rPr>
+              <w:sz w:val="28"/>
+              <w:szCs w:val="28"/>
+            </w:rPr>
+          </m:ctrlPr>
+        </m:oMathPr>
+        <m:r>
+          <m:t>7.73</m:t>
+        </m:r>
+        <m:r>
+          <m:t> </m:t>
+        </m:r>
+        <m:r>
+          <m:rPr>
+            <m:sty m:val="p"/>
+          </m:rPr>
+          <m:t>g</m:t>
+        </m:r>
+        <m:r>
+          <m:rPr>
+            <m:sty m:val="p"/>
+          </m:rPr>
+          <m:t>/</m:t>
+        </m:r>
+        <m:r>
+          <m:rPr>
+            <m:sty m:val="p"/>
+          </m:rPr>
+          <m:t>c</m:t>
+        </m:r>
+        <m:sSup>
+          <m:e>
+            <m:r>
+              <m:rPr>
+                <m:sty m:val="p"/>
+              </m:rPr>
+              <m:t>m</m:t>
+            </m:r>
+          </m:e>
+          <m:sup>
+            <m:r>
+              <m:rPr>
+                <m:sty m:val="p"/>
+              </m:rPr>
+              <m:t>3</m:t>
+            </m:r>
+          </m:sup>
+        </m:sSup>
+      </m:oMath>
+      <w:r>
+        <w:rPr>
+          <w:rFonts w:hint="eastAsia" w:ascii="Times New Roman" w:hAnsi="Times New Roman" w:eastAsia="Times New Roman" w:cs="Times New Roman"/>
+        </w:rPr>
+        <w:t>。</w:t>
+      </w:r>
+      <w:r>
+        <w:rPr>
+          <w:rFonts w:hint="eastAsia" w:ascii="Times New Roman" w:hAnsi="Times New Roman" w:eastAsia="FangSong" w:cs="Times New Roman"/>
+        </w:rPr>
+        <w:t>通过计算写出</w:t>
+      </w:r>
+      <w:r>
+        <w:rPr>
+          <w:rFonts w:ascii="Times New Roman" w:hAnsi="Times New Roman" w:eastAsia="Times New Roman" w:cs="Times New Roman"/>
+        </w:rPr>
+        <w:t xml:space="preserve"> </w:t>
+      </w:r>
+      <m:oMath>
+        <m:r>
+          <m:t>α</m:t>
+        </m:r>
+      </m:oMath>
+      <w:r>
+        <w:rPr>
+          <w:rFonts w:ascii="Times New Roman" w:hAnsi="Times New Roman" w:eastAsia="Times New Roman" w:cs="Times New Roman"/>
+        </w:rPr>
+        <w:t xml:space="preserve">-HgS </w:t>
+      </w:r>
+      <w:r>
+        <w:rPr>
+          <w:rFonts w:hint="eastAsia" w:ascii="Times New Roman" w:hAnsi="Times New Roman" w:eastAsia="FangSong" w:cs="Times New Roman"/>
+        </w:rPr>
+        <w:t xml:space="preserve">和</w:t>
+      </w:r>
+      <w:r>
+        <w:rPr>
+          <w:rFonts w:ascii="Times New Roman" w:hAnsi="Times New Roman" w:eastAsia="Times New Roman" w:cs="Times New Roman"/>
+        </w:rPr>
+        <w:t xml:space="preserve"> </w:t>
+      </w:r>
+      <m:oMath>
+        <m:r>
+          <m:t>β</m:t>
+        </m:r>
+      </m:oMath>
+      <w:r>
+        <w:rPr>
+          <w:rFonts w:ascii="Times New Roman" w:hAnsi="Times New Roman" w:eastAsia="Times New Roman" w:cs="Times New Roman"/>
+        </w:rPr>
+        <w:t xml:space="preserve">-HgS </w:t>
+      </w:r>
+      <w:r>
+        <w:rPr>
+          <w:rFonts w:hint="eastAsia" w:ascii="Times New Roman" w:hAnsi="Times New Roman" w:eastAsia="FangSong" w:cs="Times New Roman"/>
+        </w:rPr>
+        <w:t xml:space="preserve">中</w:t>
+      </w:r>
+      <w:r>
+        <w:rPr>
+          <w:rFonts w:ascii="Times New Roman" w:hAnsi="Times New Roman" w:eastAsia="Times New Roman" w:cs="Times New Roman"/>
+        </w:rPr>
+        <w:t xml:space="preserve"> Hg—S </w:t>
+      </w:r>
+      <w:r>
+        <w:rPr>
+          <w:rFonts w:hint="eastAsia" w:ascii="Times New Roman" w:hAnsi="Times New Roman" w:eastAsia="FangSong" w:cs="Times New Roman"/>
+        </w:rPr>
+        <w:t>键长并解释这种差异</w:t>
+      </w:r>
+      <w:r>
+        <w:rPr>
+          <w:rFonts w:hint="eastAsia" w:ascii="Times New Roman" w:hAnsi="Times New Roman" w:eastAsia="Times New Roman" w:cs="Times New Roman"/>
+        </w:rPr>
+        <w:t>。</w:t>
+      </w:r>
+    </w:p>
+    <w:p>
+      <w:pPr>
+        <w:spacing w:before="160" w:after="80"/>
+      </w:pPr>
+      <w:r>
+        <w:pict>
+          <v:rect style="width:0;height:1.5pt" o:hralign="center" o:hrstd="t" o:hr="t"/>
+        </w:pict>
+      </w:r>
+    </w:p>
+    <w:p>
+      <w:pPr>
+        <w:spacing w:before="160" w:after="80"/>
+      </w:pPr>
+      <w:r>
+        <w:pict>
+          <v:rect style="width:0;height:1.5pt" o:hralign="center" o:hrstd="t" o:hr="t"/>
+        </w:pict>
+      </w:r>
+    </w:p>
+    <w:bookmarkEnd w:id="19"/>
+    <w:bookmarkStart w:id="20" w:name="第12题"/>
+    <w:p>
+      <w:pPr>
+        <w:pStyle w:val="Heading3"/>
+        <w:spacing w:before="280" w:after="120"/>
+      </w:pPr>
+      <w:r>
+        <w:rPr>
+          <w:rFonts w:hint="eastAsia" w:ascii="Times New Roman" w:hAnsi="Times New Roman" w:eastAsia="SimHei" w:cs="Times New Roman"/>
+        </w:rPr>
+        <w:t>第</w:t>
+      </w:r>
+      <w:r>
+        <w:rPr>
+          <w:rFonts w:hint="eastAsia" w:ascii="Times New Roman" w:hAnsi="Times New Roman" w:eastAsia="Times New Roman" w:cs="Times New Roman"/>
+        </w:rPr>
+        <w:t>12</w:t>
+      </w:r>
+      <w:r>
+        <w:rPr>
+          <w:rFonts w:hint="eastAsia" w:ascii="Times New Roman" w:hAnsi="Times New Roman" w:eastAsia="SimHei" w:cs="Times New Roman"/>
+        </w:rPr>
+        <w:t>题</w:t>
+      </w:r>
+    </w:p>
+    <w:p>
+      <w:pPr>
+        <w:pStyle w:val="FirstParagraph"/>
+        <w:ind w:firstLine="420"/>
+      </w:pPr>
+      <w:r>
+        <w:rPr>
+          <w:rFonts w:hint="eastAsia" w:ascii="Times New Roman" w:hAnsi="Times New Roman" w:eastAsia="FangSong" w:cs="Times New Roman"/>
+        </w:rPr>
+        <w:t>已知以下数据</w:t>
+      </w:r>
+      <w:r>
+        <w:rPr>
+          <w:rFonts w:hint="eastAsia" w:ascii="Times New Roman" w:hAnsi="Times New Roman" w:eastAsia="Times New Roman" w:cs="Times New Roman"/>
+        </w:rPr>
+        <w:t>：Ca</w:t>
+      </w:r>
+      <w:r>
+        <w:rPr>
+          <w:rFonts w:ascii="Times New Roman" w:hAnsi="Times New Roman" w:eastAsia="Times New Roman" w:cs="Times New Roman"/>
+        </w:rPr>
+        <w:t xml:space="preserve"> </w:t>
+      </w:r>
+      <w:r>
+        <w:rPr>
+          <w:rFonts w:hint="eastAsia" w:ascii="Times New Roman" w:hAnsi="Times New Roman" w:eastAsia="FangSong" w:cs="Times New Roman"/>
+        </w:rPr>
+        <w:t xml:space="preserve">的升华热为</w:t>
+      </w:r>
+      <w:r>
+        <w:rPr>
+          <w:rFonts w:ascii="Times New Roman" w:hAnsi="Times New Roman" w:eastAsia="Times New Roman" w:cs="Times New Roman"/>
+        </w:rPr>
+        <w:t xml:space="preserve"> </w:t>
+      </w:r>
+      <w:r>
+        <w:rPr>
+          <w:rFonts w:hint="eastAsia" w:ascii="Times New Roman" w:hAnsi="Times New Roman" w:eastAsia="Times New Roman" w:cs="Times New Roman"/>
+        </w:rPr>
+        <w:t xml:space="preserve">193kJ/mol，Ca</w:t>
+      </w:r>
+      <w:r>
+        <w:rPr>
+          <w:rFonts w:ascii="Times New Roman" w:hAnsi="Times New Roman" w:eastAsia="Times New Roman" w:cs="Times New Roman"/>
+        </w:rPr>
+        <w:t xml:space="preserve"> </w:t>
+      </w:r>
+      <w:r>
+        <w:rPr>
+          <w:rFonts w:hint="eastAsia" w:ascii="Times New Roman" w:hAnsi="Times New Roman" w:eastAsia="FangSong" w:cs="Times New Roman"/>
+        </w:rPr>
+        <w:t xml:space="preserve">的第一和第二电离能分别为</w:t>
+      </w:r>
+      <w:r>
+        <w:rPr>
+          <w:rFonts w:ascii="Times New Roman" w:hAnsi="Times New Roman" w:eastAsia="Times New Roman" w:cs="Times New Roman"/>
+        </w:rPr>
+        <w:t xml:space="preserve"> 590 </w:t>
+      </w:r>
+      <w:r>
+        <w:rPr>
+          <w:rFonts w:hint="eastAsia" w:ascii="Times New Roman" w:hAnsi="Times New Roman" w:eastAsia="FangSong" w:cs="Times New Roman"/>
+        </w:rPr>
+        <w:t xml:space="preserve">和</w:t>
+      </w:r>
+      <w:r>
+        <w:rPr>
+          <w:rFonts w:ascii="Times New Roman" w:hAnsi="Times New Roman" w:eastAsia="Times New Roman" w:cs="Times New Roman"/>
+        </w:rPr>
+        <w:t xml:space="preserve"> </w:t>
+      </w:r>
+      <w:r>
+        <w:rPr>
+          <w:rFonts w:hint="eastAsia" w:ascii="Times New Roman" w:hAnsi="Times New Roman" w:eastAsia="Times New Roman" w:cs="Times New Roman"/>
+        </w:rPr>
+        <w:t xml:space="preserve">1010kJ/mol，</w:t>
       </w:r>
       <w:r>
         <w:rPr>
@@ -7704,30 +7182,289 @@
         <m:sSub>
           <m:e>
             <m:r>
+              <m:t>O</m:t>
+            </m:r>
+          </m:e>
+          <m:sub>
+            <m:r>
+              <m:t>2</m:t>
+            </m:r>
+          </m:sub>
+        </m:sSub>
+      </m:oMath>
+      <w:r>
+        <w:rPr>
+          <w:rFonts w:ascii="Times New Roman" w:hAnsi="Times New Roman" w:eastAsia="Times New Roman" w:cs="Times New Roman"/>
+        </w:rPr>
+        <w:t xml:space="preserve"> </w:t>
+      </w:r>
+      <w:r>
+        <w:rPr>
+          <w:rFonts w:hint="eastAsia" w:ascii="Times New Roman" w:hAnsi="Times New Roman" w:eastAsia="FangSong" w:cs="Times New Roman"/>
+        </w:rPr>
+        <w:t xml:space="preserve">的键能为</w:t>
+      </w:r>
+      <w:r>
+        <w:rPr>
+          <w:rFonts w:ascii="Times New Roman" w:hAnsi="Times New Roman" w:eastAsia="Times New Roman" w:cs="Times New Roman"/>
+        </w:rPr>
+        <w:t xml:space="preserve"> </w:t>
+      </w:r>
+      <w:r>
+        <w:rPr>
+          <w:rFonts w:hint="eastAsia" w:ascii="Times New Roman" w:hAnsi="Times New Roman" w:eastAsia="Times New Roman" w:cs="Times New Roman"/>
+        </w:rPr>
+        <w:t xml:space="preserve">498kJ/mol，O</w:t>
+      </w:r>
+      <w:r>
+        <w:rPr>
+          <w:rFonts w:ascii="Times New Roman" w:hAnsi="Times New Roman" w:eastAsia="Times New Roman" w:cs="Times New Roman"/>
+        </w:rPr>
+        <w:t xml:space="preserve"> </w:t>
+      </w:r>
+      <w:r>
+        <w:rPr>
+          <w:rFonts w:hint="eastAsia" w:ascii="Times New Roman" w:hAnsi="Times New Roman" w:eastAsia="FangSong" w:cs="Times New Roman"/>
+        </w:rPr>
+        <w:t xml:space="preserve">的第一和第二电子亲和能分别为</w:t>
+      </w:r>
+      <w:r>
+        <w:rPr>
+          <w:rFonts w:ascii="Times New Roman" w:hAnsi="Times New Roman" w:eastAsia="Times New Roman" w:cs="Times New Roman"/>
+        </w:rPr>
+        <w:t xml:space="preserve"> 141 </w:t>
+      </w:r>
+      <w:r>
+        <w:rPr>
+          <w:rFonts w:hint="eastAsia" w:ascii="Times New Roman" w:hAnsi="Times New Roman" w:eastAsia="FangSong" w:cs="Times New Roman"/>
+        </w:rPr>
+        <w:t xml:space="preserve">和</w:t>
+      </w:r>
+      <w:r>
+        <w:rPr>
+          <w:rFonts w:ascii="Times New Roman" w:hAnsi="Times New Roman" w:eastAsia="Times New Roman" w:cs="Times New Roman"/>
+        </w:rPr>
+        <w:t xml:space="preserve"> </w:t>
+      </w:r>
+      <w:r>
+        <w:rPr>
+          <w:rFonts w:hint="eastAsia" w:ascii="Times New Roman" w:hAnsi="Times New Roman" w:eastAsia="Times New Roman" w:cs="Times New Roman"/>
+        </w:rPr>
+        <w:t xml:space="preserve">-878kJ/mol，CaO</w:t>
+      </w:r>
+      <w:r>
+        <w:rPr>
+          <w:rFonts w:ascii="Times New Roman" w:hAnsi="Times New Roman" w:eastAsia="Times New Roman" w:cs="Times New Roman"/>
+        </w:rPr>
+        <w:t xml:space="preserve"> </w:t>
+      </w:r>
+      <w:r>
+        <w:rPr>
+          <w:rFonts w:hint="eastAsia" w:ascii="Times New Roman" w:hAnsi="Times New Roman" w:eastAsia="FangSong" w:cs="Times New Roman"/>
+        </w:rPr>
+        <w:t xml:space="preserve">的标准摩尔生成焓为</w:t>
+      </w:r>
+      <w:r>
+        <w:rPr>
+          <w:rFonts w:ascii="Times New Roman" w:hAnsi="Times New Roman" w:eastAsia="Times New Roman" w:cs="Times New Roman"/>
+        </w:rPr>
+        <w:t xml:space="preserve"> -635kJ/mol。</w:t>
+      </w:r>
+    </w:p>
+    <w:p>
+      <w:pPr>
+        <w:numPr>
+          <w:ilvl w:val="0"/>
+          <w:numId w:val="1005"/>
+        </w:numPr>
+        <w:ind w:firstLine="420"/>
+      </w:pPr>
+      <w:r>
+        <w:rPr>
+          <w:rFonts w:hint="eastAsia" w:ascii="Times New Roman" w:hAnsi="Times New Roman" w:eastAsia="FangSong" w:cs="Times New Roman"/>
+        </w:rPr>
+        <w:t xml:space="preserve">从实验数据中求出</w:t>
+      </w:r>
+      <w:r>
+        <w:rPr>
+          <w:rFonts w:ascii="Times New Roman" w:hAnsi="Times New Roman" w:eastAsia="Times New Roman" w:cs="Times New Roman"/>
+        </w:rPr>
+        <w:t xml:space="preserve"> CaO </w:t>
+      </w:r>
+      <w:r>
+        <w:rPr>
+          <w:rFonts w:hint="eastAsia" w:ascii="Times New Roman" w:hAnsi="Times New Roman" w:eastAsia="FangSong" w:cs="Times New Roman"/>
+        </w:rPr>
+        <w:t>的晶格能</w:t>
+      </w:r>
+      <w:r>
+        <w:rPr>
+          <w:rFonts w:hint="eastAsia" w:ascii="Times New Roman" w:hAnsi="Times New Roman" w:eastAsia="Times New Roman" w:cs="Times New Roman"/>
+        </w:rPr>
+        <w:t>。</w:t>
+      </w:r>
+    </w:p>
+    <w:p>
+      <w:pPr>
+        <w:numPr>
+          <w:ilvl w:val="0"/>
+          <w:numId w:val="1005"/>
+        </w:numPr>
+        <w:ind w:firstLine="420"/>
+      </w:pPr>
+      <w:r>
+        <w:rPr>
+          <w:rFonts w:hint="eastAsia" w:ascii="Times New Roman" w:hAnsi="Times New Roman" w:eastAsia="FangSong" w:cs="Times New Roman"/>
+        </w:rPr>
+        <w:t>晶格能也可以从理论上求出</w:t>
+      </w:r>
+      <w:r>
+        <w:rPr>
+          <w:rFonts w:hint="eastAsia" w:ascii="Times New Roman" w:hAnsi="Times New Roman" w:eastAsia="Times New Roman" w:cs="Times New Roman"/>
+        </w:rPr>
+        <w:t>。</w:t>
+      </w:r>
+      <w:r>
+        <w:rPr>
+          <w:rFonts w:hint="eastAsia" w:ascii="Times New Roman" w:hAnsi="Times New Roman" w:eastAsia="FangSong" w:cs="Times New Roman"/>
+        </w:rPr>
+        <w:t>已知</w:t>
+      </w:r>
+      <w:r>
+        <w:rPr>
+          <w:rFonts w:ascii="Times New Roman" w:hAnsi="Times New Roman" w:eastAsia="Times New Roman" w:cs="Times New Roman"/>
+        </w:rPr>
+        <w:t xml:space="preserve"> CaO </w:t>
+      </w:r>
+      <w:r>
+        <w:rPr>
+          <w:rFonts w:hint="eastAsia" w:ascii="Times New Roman" w:hAnsi="Times New Roman" w:eastAsia="FangSong" w:cs="Times New Roman"/>
+        </w:rPr>
+        <w:t xml:space="preserve">是</w:t>
+      </w:r>
+      <w:r>
+        <w:rPr>
+          <w:rFonts w:ascii="Times New Roman" w:hAnsi="Times New Roman" w:eastAsia="Times New Roman" w:cs="Times New Roman"/>
+        </w:rPr>
+        <w:t xml:space="preserve"> NaCl </w:t>
+      </w:r>
+      <w:r>
+        <w:rPr>
+          <w:rFonts w:hint="eastAsia" w:ascii="Times New Roman" w:hAnsi="Times New Roman" w:eastAsia="FangSong" w:cs="Times New Roman"/>
+        </w:rPr>
+        <w:t>型结构</w:t>
+      </w:r>
+      <w:r>
+        <w:rPr>
+          <w:rFonts w:hint="eastAsia" w:ascii="Times New Roman" w:hAnsi="Times New Roman" w:eastAsia="Times New Roman" w:cs="Times New Roman"/>
+        </w:rPr>
+        <w:t>，</w:t>
+      </w:r>
+      <w:r>
+        <w:rPr>
+          <w:rFonts w:hint="eastAsia" w:ascii="Times New Roman" w:hAnsi="Times New Roman" w:eastAsia="FangSong" w:cs="Times New Roman"/>
+        </w:rPr>
+        <w:t>晶胞参数为</w:t>
+      </w:r>
+      <w:r>
+        <w:rPr>
+          <w:rFonts w:ascii="Times New Roman" w:hAnsi="Times New Roman" w:eastAsia="Times New Roman" w:cs="Times New Roman"/>
+        </w:rPr>
+        <w:t xml:space="preserve"> </w:t>
+      </w:r>
+      <w:r>
+        <w:rPr>
+          <w:rFonts w:hint="eastAsia" w:ascii="Times New Roman" w:hAnsi="Times New Roman" w:eastAsia="Times New Roman" w:cs="Times New Roman"/>
+        </w:rPr>
+        <w:t>0.480nm。</w:t>
+      </w:r>
+      <w:r>
+        <w:rPr>
+          <w:rFonts w:hint="eastAsia" w:ascii="Times New Roman" w:hAnsi="Times New Roman" w:eastAsia="FangSong" w:cs="Times New Roman"/>
+        </w:rPr>
+        <w:t>假设我们只考虑一个</w:t>
+      </w:r>
+      <w:r>
+        <w:rPr>
+          <w:rFonts w:ascii="Times New Roman" w:hAnsi="Times New Roman" w:eastAsia="Times New Roman" w:cs="Times New Roman"/>
+        </w:rPr>
+        <w:t xml:space="preserve"> </w:t>
+      </w:r>
+      <m:oMath>
+        <m:r>
+          <m:t>C</m:t>
+        </m:r>
+        <m:sSup>
+          <m:e>
+            <m:r>
+              <m:t>a</m:t>
+            </m:r>
+          </m:e>
+          <m:sup>
+            <m:r>
+              <m:t>2</m:t>
+            </m:r>
+            <m:r>
               <m:rPr>
                 <m:sty m:val="p"/>
               </m:rPr>
-              <m:t>S</m:t>
+              <m:t>+</m:t>
+            </m:r>
+          </m:sup>
+        </m:sSup>
+      </m:oMath>
+      <w:r>
+        <w:rPr>
+          <w:rFonts w:ascii="Times New Roman" w:hAnsi="Times New Roman" w:eastAsia="Times New Roman" w:cs="Times New Roman"/>
+        </w:rPr>
+        <w:t xml:space="preserve"> </w:t>
+      </w:r>
+      <w:r>
+        <w:rPr>
+          <w:rFonts w:hint="eastAsia" w:ascii="Times New Roman" w:hAnsi="Times New Roman" w:eastAsia="FangSong" w:cs="Times New Roman"/>
+        </w:rPr>
+        <w:t>周围最近和次近的离子</w:t>
+      </w:r>
+      <w:r>
+        <w:rPr>
+          <w:rFonts w:hint="eastAsia" w:ascii="Times New Roman" w:hAnsi="Times New Roman" w:eastAsia="Times New Roman" w:cs="Times New Roman"/>
+        </w:rPr>
+        <w:t>，</w:t>
+      </w:r>
+      <w:r>
+        <w:rPr>
+          <w:rFonts w:hint="eastAsia" w:ascii="Times New Roman" w:hAnsi="Times New Roman" w:eastAsia="FangSong" w:cs="Times New Roman"/>
+        </w:rPr>
+        <w:t>求该</w:t>
+      </w:r>
+      <w:r>
+        <w:rPr>
+          <w:rFonts w:ascii="Times New Roman" w:hAnsi="Times New Roman" w:eastAsia="Times New Roman" w:cs="Times New Roman"/>
+        </w:rPr>
+        <w:t xml:space="preserve"> </w:t>
+      </w:r>
+      <m:oMath>
+        <m:r>
+          <m:t>C</m:t>
+        </m:r>
+        <m:sSup>
+          <m:e>
+            <m:r>
+              <m:t>a</m:t>
+            </m:r>
+          </m:e>
+          <m:sup>
+            <m:r>
+              <m:t>2</m:t>
             </m:r>
             <m:r>
               <m:rPr>
                 <m:sty m:val="p"/>
               </m:rPr>
-              <m:t>i</m:t>
-            </m:r>
-            <m:r>
-              <m:rPr>
-                <m:sty m:val="p"/>
-              </m:rPr>
-              <m:t>O</m:t>
-            </m:r>
-          </m:e>
-          <m:sub>
-            <m:r>
-              <m:t>2</m:t>
-            </m:r>
-          </m:sub>
-        </m:sSub>
+              <m:t>+</m:t>
+            </m:r>
+          </m:sup>
+        </m:sSup>
       </m:oMath>
       <w:r>
         <w:rPr>
@@ -7739,7 +7476,125 @@
         <w:rPr>
           <w:rFonts w:hint="eastAsia" w:ascii="Times New Roman" w:hAnsi="Times New Roman" w:eastAsia="FangSong" w:cs="Times New Roman"/>
         </w:rPr>
-        <w:t>是常见的</w:t>
+        <w:t>静电势能的大小</w:t>
+      </w:r>
+      <w:r>
+        <w:rPr>
+          <w:rFonts w:hint="eastAsia" w:ascii="Times New Roman" w:hAnsi="Times New Roman" w:eastAsia="Times New Roman" w:cs="Times New Roman"/>
+        </w:rPr>
+        <w:t>。</w:t>
+      </w:r>
+    </w:p>
+    <w:p>
+      <w:pPr>
+        <w:spacing w:before="160" w:after="80"/>
+      </w:pPr>
+      <w:r>
+        <w:pict>
+          <v:rect style="width:0;height:1.5pt" o:hralign="center" o:hrstd="t" o:hr="t"/>
+        </w:pict>
+      </w:r>
+    </w:p>
+    <w:p>
+      <w:pPr>
+        <w:spacing w:before="160" w:after="80"/>
+      </w:pPr>
+      <w:r>
+        <w:pict>
+          <v:rect style="width:0;height:1.5pt" o:hralign="center" o:hrstd="t" o:hr="t"/>
+        </w:pict>
+      </w:r>
+    </w:p>
+    <w:bookmarkEnd w:id="20"/>
+    <w:bookmarkStart w:id="21" w:name="第13题"/>
+    <w:p>
+      <w:pPr>
+        <w:pStyle w:val="Heading3"/>
+        <w:spacing w:before="280" w:after="120"/>
+      </w:pPr>
+      <w:r>
+        <w:rPr>
+          <w:rFonts w:hint="eastAsia" w:ascii="Times New Roman" w:hAnsi="Times New Roman" w:eastAsia="SimHei" w:cs="Times New Roman"/>
+        </w:rPr>
+        <w:t>第</w:t>
+      </w:r>
+      <w:r>
+        <w:rPr>
+          <w:rFonts w:hint="eastAsia" w:ascii="Times New Roman" w:hAnsi="Times New Roman" w:eastAsia="Times New Roman" w:cs="Times New Roman"/>
+        </w:rPr>
+        <w:t>13</w:t>
+      </w:r>
+      <w:r>
+        <w:rPr>
+          <w:rFonts w:hint="eastAsia" w:ascii="Times New Roman" w:hAnsi="Times New Roman" w:eastAsia="SimHei" w:cs="Times New Roman"/>
+        </w:rPr>
+        <w:t>题</w:t>
+      </w:r>
+    </w:p>
+    <w:p>
+      <w:pPr>
+        <w:pStyle w:val="FirstParagraph"/>
+        <w:ind w:firstLine="420"/>
+      </w:pPr>
+      <w:r>
+        <w:rPr>
+          <w:rFonts w:hint="eastAsia" w:ascii="Times New Roman" w:hAnsi="Times New Roman" w:eastAsia="FangSong" w:cs="Times New Roman"/>
+        </w:rPr>
+        <w:t xml:space="preserve">钒与</w:t>
+      </w:r>
+      <w:r>
+        <w:rPr>
+          <w:rFonts w:ascii="Times New Roman" w:hAnsi="Times New Roman" w:eastAsia="Times New Roman" w:cs="Times New Roman"/>
+        </w:rPr>
+        <w:t xml:space="preserve"> </w:t>
+      </w:r>
+      <w:r>
+        <w:rPr>
+          <w:rFonts w:hint="eastAsia" w:ascii="Times New Roman" w:hAnsi="Times New Roman" w:eastAsia="Times New Roman" w:cs="Times New Roman"/>
+        </w:rPr>
+        <w:t>N-</w:t>
+      </w:r>
+      <w:r>
+        <w:rPr>
+          <w:rFonts w:hint="eastAsia" w:ascii="Times New Roman" w:hAnsi="Times New Roman" w:eastAsia="FangSong" w:cs="Times New Roman"/>
+        </w:rPr>
+        <w:t>苯甲酰</w:t>
+      </w:r>
+      <w:r>
+        <w:rPr>
+          <w:rFonts w:hint="eastAsia" w:ascii="Times New Roman" w:hAnsi="Times New Roman" w:eastAsia="Times New Roman" w:cs="Times New Roman"/>
+        </w:rPr>
+        <w:t>-N-</w:t>
+      </w:r>
+      <w:r>
+        <w:rPr>
+          <w:rFonts w:hint="eastAsia" w:ascii="Times New Roman" w:hAnsi="Times New Roman" w:eastAsia="FangSong" w:cs="Times New Roman"/>
+        </w:rPr>
+        <w:t>苯基羟胺</w:t>
+      </w:r>
+      <w:r>
+        <w:rPr>
+          <w:rFonts w:hint="eastAsia" w:ascii="Times New Roman" w:hAnsi="Times New Roman" w:eastAsia="Times New Roman" w:cs="Times New Roman"/>
+        </w:rPr>
+        <w:t>(213g/mol)</w:t>
+      </w:r>
+      <w:r>
+        <w:rPr>
+          <w:rFonts w:hint="eastAsia" w:ascii="Times New Roman" w:hAnsi="Times New Roman" w:eastAsia="FangSong" w:cs="Times New Roman"/>
+        </w:rPr>
+        <w:t>根离子在</w:t>
+      </w:r>
+      <w:r>
+        <w:rPr>
+          <w:rFonts w:ascii="Times New Roman" w:hAnsi="Times New Roman" w:eastAsia="Times New Roman" w:cs="Times New Roman"/>
+        </w:rPr>
+        <w:t xml:space="preserve"> 4mol/L </w:t>
+      </w:r>
+      <w:r>
+        <w:rPr>
+          <w:rFonts w:hint="eastAsia" w:ascii="Times New Roman" w:hAnsi="Times New Roman" w:eastAsia="FangSong" w:cs="Times New Roman"/>
+        </w:rPr>
+        <w:t>盐酸介质中形成紫红色的单核配合物</w:t>
       </w:r>
       <w:r>
         <w:rPr>
@@ -7751,19 +7606,19 @@
         <w:rPr>
           <w:rFonts w:hint="eastAsia" w:ascii="Times New Roman" w:hAnsi="Times New Roman" w:eastAsia="FangSong" w:cs="Times New Roman"/>
         </w:rPr>
-        <w:t>但是</w:t>
-      </w:r>
-      <w:r>
-        <w:rPr>
-          <w:rFonts w:hint="eastAsia" w:ascii="Times New Roman" w:hAnsi="Times New Roman" w:eastAsia="Times New Roman" w:cs="Times New Roman"/>
-        </w:rPr>
-        <w:t>SiO</w:t>
-      </w:r>
-      <w:r>
-        <w:rPr>
-          <w:rFonts w:hint="eastAsia" w:ascii="Times New Roman" w:hAnsi="Times New Roman" w:eastAsia="FangSong" w:cs="Times New Roman"/>
-        </w:rPr>
-        <w:t>却是非常不稳定的物种</w:t>
+        <w:t>该配合物溶液可进行比色测定</w:t>
+      </w:r>
+      <w:r>
+        <w:rPr>
+          <w:rFonts w:hint="eastAsia" w:ascii="Times New Roman" w:hAnsi="Times New Roman" w:eastAsia="Times New Roman" w:cs="Times New Roman"/>
+        </w:rPr>
+        <w:t>，</w:t>
+      </w:r>
+      <w:r>
+        <w:rPr>
+          <w:rFonts w:hint="eastAsia" w:ascii="Times New Roman" w:hAnsi="Times New Roman" w:eastAsia="FangSong" w:cs="Times New Roman"/>
+        </w:rPr>
+        <w:t>用以定量测定钢中钒的含量</w:t>
       </w:r>
       <w:r>
         <w:rPr>
@@ -7775,19 +7630,7 @@
         <w:rPr>
           <w:rFonts w:hint="eastAsia" w:ascii="Times New Roman" w:hAnsi="Times New Roman" w:eastAsia="FangSong" w:cs="Times New Roman"/>
         </w:rPr>
-        <w:t>通过配位化学中的给</w:t>
-      </w:r>
-      <w:r>
-        <w:rPr>
-          <w:rFonts w:hint="eastAsia" w:ascii="Times New Roman" w:hAnsi="Times New Roman" w:eastAsia="Times New Roman" w:cs="Times New Roman"/>
-        </w:rPr>
-        <w:t>-</w:t>
-      </w:r>
-      <w:r>
-        <w:rPr>
-          <w:rFonts w:hint="eastAsia" w:ascii="Times New Roman" w:hAnsi="Times New Roman" w:eastAsia="FangSong" w:cs="Times New Roman"/>
-        </w:rPr>
-        <w:t>受体作用的合成策略</w:t>
+        <w:t>该配合物是电中性分子</w:t>
       </w:r>
       <w:r>
         <w:rPr>
@@ -7799,291 +7642,13 @@
         <w:rPr>
           <w:rFonts w:hint="eastAsia" w:ascii="Times New Roman" w:hAnsi="Times New Roman" w:eastAsia="FangSong" w:cs="Times New Roman"/>
         </w:rPr>
-        <w:t>可以在下面的反应观察到一种特殊的</w:t>
-      </w:r>
-      <w:r>
-        <w:rPr>
-          <w:rFonts w:hint="eastAsia" w:ascii="Times New Roman" w:hAnsi="Times New Roman" w:eastAsia="Times New Roman" w:cs="Times New Roman"/>
-        </w:rPr>
-        <w:t>SiO</w:t>
-      </w:r>
-      <w:r>
-        <w:rPr>
-          <w:rFonts w:hint="eastAsia" w:ascii="Times New Roman" w:hAnsi="Times New Roman" w:eastAsia="FangSong" w:cs="Times New Roman"/>
-        </w:rPr>
-        <w:t>结构</w:t>
-      </w:r>
-      <w:r>
-        <w:rPr>
-          <w:rFonts w:hint="eastAsia" w:ascii="Times New Roman" w:hAnsi="Times New Roman" w:eastAsia="Times New Roman" w:cs="Times New Roman"/>
-        </w:rPr>
-        <w:t>B。</w:t>
-      </w:r>
-      <w:r>
-        <w:rPr>
-          <w:rFonts w:hint="eastAsia" w:ascii="Times New Roman" w:hAnsi="Times New Roman" w:eastAsia="FangSong" w:cs="Times New Roman"/>
-        </w:rPr>
-        <w:t>其中</w:t>
-      </w:r>
-      <w:r>
-        <w:rPr>
-          <w:rFonts w:hint="eastAsia" w:ascii="Times New Roman" w:hAnsi="Times New Roman" w:eastAsia="Times New Roman" w:cs="Times New Roman"/>
-        </w:rPr>
-        <w:t>，A</w:t>
-      </w:r>
-      <w:r>
-        <w:rPr>
-          <w:rFonts w:hint="eastAsia" w:ascii="Times New Roman" w:hAnsi="Times New Roman" w:eastAsia="FangSong" w:cs="Times New Roman"/>
-        </w:rPr>
-        <w:t>为最终产物</w:t>
-      </w:r>
-      <w:r>
-        <w:rPr>
-          <w:rFonts w:hint="eastAsia" w:ascii="Times New Roman" w:hAnsi="Times New Roman" w:eastAsia="Times New Roman" w:cs="Times New Roman"/>
-        </w:rPr>
-        <w:t>，</w:t>
-      </w:r>
-      <w:r>
-        <w:rPr>
-          <w:rFonts w:hint="eastAsia" w:ascii="Times New Roman" w:hAnsi="Times New Roman" w:eastAsia="FangSong" w:cs="Times New Roman"/>
-        </w:rPr>
-        <w:t>底物和等量</w:t>
-      </w:r>
-      <w:r>
-        <w:rPr>
-          <w:rFonts w:ascii="Times New Roman" w:hAnsi="Times New Roman" w:eastAsia="Times New Roman" w:cs="Times New Roman"/>
-        </w:rPr>
-        <w:t xml:space="preserve"> </w:t>
-      </w:r>
-      <m:oMath>
-        <m:sSub>
-          <m:e>
-            <m:r>
-              <m:rPr>
-                <m:sty m:val="p"/>
-              </m:rPr>
-              <m:t>C</m:t>
-            </m:r>
-            <m:r>
-              <m:rPr>
-                <m:sty m:val="p"/>
-              </m:rPr>
-              <m:t>O</m:t>
-            </m:r>
-          </m:e>
-          <m:sub>
-            <m:r>
-              <m:t>2</m:t>
-            </m:r>
-          </m:sub>
-        </m:sSub>
-      </m:oMath>
-      <w:r>
-        <w:rPr>
-          <w:rFonts w:ascii="Times New Roman" w:hAnsi="Times New Roman" w:eastAsia="Times New Roman" w:cs="Times New Roman"/>
-        </w:rPr>
-        <w:t xml:space="preserve"> </w:t>
-      </w:r>
-      <w:r>
-        <w:rPr>
-          <w:rFonts w:hint="eastAsia" w:ascii="Times New Roman" w:hAnsi="Times New Roman" w:eastAsia="FangSong" w:cs="Times New Roman"/>
-        </w:rPr>
-        <w:t>反应并脱去等量</w:t>
-      </w:r>
-      <w:r>
-        <w:rPr>
-          <w:rFonts w:hint="eastAsia" w:ascii="Times New Roman" w:hAnsi="Times New Roman" w:eastAsia="Times New Roman" w:cs="Times New Roman"/>
-        </w:rPr>
-        <w:t>CO</w:t>
-      </w:r>
-      <w:r>
-        <w:rPr>
-          <w:rFonts w:hint="eastAsia" w:ascii="Times New Roman" w:hAnsi="Times New Roman" w:eastAsia="FangSong" w:cs="Times New Roman"/>
-        </w:rPr>
-        <w:t>得到</w:t>
-      </w:r>
-      <w:r>
-        <w:rPr>
-          <w:rFonts w:hint="eastAsia" w:ascii="Times New Roman" w:hAnsi="Times New Roman" w:eastAsia="Times New Roman" w:cs="Times New Roman"/>
-        </w:rPr>
-        <w:t>B，</w:t>
-      </w:r>
-      <w:r>
-        <w:rPr>
-          <w:rFonts w:hint="eastAsia" w:ascii="Times New Roman" w:hAnsi="Times New Roman" w:eastAsia="FangSong" w:cs="Times New Roman"/>
-        </w:rPr>
-        <w:t>再和等量</w:t>
-      </w:r>
-      <w:r>
-        <w:rPr>
-          <w:rFonts w:ascii="Times New Roman" w:hAnsi="Times New Roman" w:eastAsia="Times New Roman" w:cs="Times New Roman"/>
-        </w:rPr>
-        <w:t xml:space="preserve"> </w:t>
-      </w:r>
-      <m:oMath>
-        <m:sSub>
-          <m:e>
-            <m:r>
-              <m:rPr>
-                <m:sty m:val="p"/>
-              </m:rPr>
-              <m:t>C</m:t>
-            </m:r>
-            <m:r>
-              <m:rPr>
-                <m:sty m:val="p"/>
-              </m:rPr>
-              <m:t>O</m:t>
-            </m:r>
-          </m:e>
-          <m:sub>
-            <m:r>
-              <m:t>2</m:t>
-            </m:r>
-          </m:sub>
-        </m:sSub>
-      </m:oMath>
-      <w:r>
-        <w:rPr>
-          <w:rFonts w:ascii="Times New Roman" w:hAnsi="Times New Roman" w:eastAsia="Times New Roman" w:cs="Times New Roman"/>
-        </w:rPr>
-        <w:t xml:space="preserve"> </w:t>
-      </w:r>
-      <w:r>
-        <w:rPr>
-          <w:rFonts w:hint="eastAsia" w:ascii="Times New Roman" w:hAnsi="Times New Roman" w:eastAsia="FangSong" w:cs="Times New Roman"/>
-        </w:rPr>
-        <w:t>反应并脱去等量</w:t>
-      </w:r>
-      <w:r>
-        <w:rPr>
-          <w:rFonts w:hint="eastAsia" w:ascii="Times New Roman" w:hAnsi="Times New Roman" w:eastAsia="Times New Roman" w:cs="Times New Roman"/>
-        </w:rPr>
-        <w:t>CO</w:t>
-      </w:r>
-      <w:r>
-        <w:rPr>
-          <w:rFonts w:hint="eastAsia" w:ascii="Times New Roman" w:hAnsi="Times New Roman" w:eastAsia="FangSong" w:cs="Times New Roman"/>
-        </w:rPr>
-        <w:t>得到</w:t>
-      </w:r>
-      <w:r>
-        <w:rPr>
-          <w:rFonts w:hint="eastAsia" w:ascii="Times New Roman" w:hAnsi="Times New Roman" w:eastAsia="Times New Roman" w:cs="Times New Roman"/>
-        </w:rPr>
-        <w:t>C，</w:t>
-      </w:r>
-      <w:r>
-        <w:rPr>
-          <w:rFonts w:hint="eastAsia" w:ascii="Times New Roman" w:hAnsi="Times New Roman" w:eastAsia="FangSong" w:cs="Times New Roman"/>
-        </w:rPr>
-        <w:t>最后和两当量</w:t>
-      </w:r>
-      <w:r>
-        <w:rPr>
-          <w:rFonts w:ascii="Times New Roman" w:hAnsi="Times New Roman" w:eastAsia="Times New Roman" w:cs="Times New Roman"/>
-        </w:rPr>
-        <w:t xml:space="preserve"> </w:t>
-      </w:r>
-      <m:oMath>
-        <m:sSub>
-          <m:e>
-            <m:r>
-              <m:rPr>
-                <m:sty m:val="p"/>
-              </m:rPr>
-              <m:t>C</m:t>
-            </m:r>
-            <m:r>
-              <m:rPr>
-                <m:sty m:val="p"/>
-              </m:rPr>
-              <m:t>O</m:t>
-            </m:r>
-          </m:e>
-          <m:sub>
-            <m:r>
-              <m:t>2</m:t>
-            </m:r>
-          </m:sub>
-        </m:sSub>
-      </m:oMath>
-      <w:r>
-        <w:rPr>
-          <w:rFonts w:ascii="Times New Roman" w:hAnsi="Times New Roman" w:eastAsia="Times New Roman" w:cs="Times New Roman"/>
-        </w:rPr>
-        <w:t xml:space="preserve"> </w:t>
-      </w:r>
-      <w:r>
-        <w:rPr>
-          <w:rFonts w:hint="eastAsia" w:ascii="Times New Roman" w:hAnsi="Times New Roman" w:eastAsia="FangSong" w:cs="Times New Roman"/>
-        </w:rPr>
-        <w:t>反应得到</w:t>
-      </w:r>
-      <w:r>
-        <w:rPr>
-          <w:rFonts w:hint="eastAsia" w:ascii="Times New Roman" w:hAnsi="Times New Roman" w:eastAsia="Times New Roman" w:cs="Times New Roman"/>
-        </w:rPr>
-        <w:t>A，R</w:t>
-      </w:r>
-      <w:r>
-        <w:rPr>
-          <w:rFonts w:hint="eastAsia" w:ascii="Times New Roman" w:hAnsi="Times New Roman" w:eastAsia="FangSong" w:cs="Times New Roman"/>
-        </w:rPr>
-        <w:t>为大体积芳基</w:t>
-      </w:r>
-      <w:r>
-        <w:rPr>
-          <w:rFonts w:hint="eastAsia" w:ascii="Times New Roman" w:hAnsi="Times New Roman" w:eastAsia="Times New Roman" w:cs="Times New Roman"/>
-        </w:rPr>
-        <w:t>。</w:t>
-      </w:r>
-    </w:p>
-    <w:p>
-      <w:pPr>
-        <w:pStyle w:val="BodyText"/>
-      </w:pPr>
-      <w:r>
-        <w:rPr>
-          <w:rFonts w:hint="eastAsia" w:ascii="Times New Roman" w:hAnsi="Times New Roman" w:eastAsia="Times New Roman" w:cs="Times New Roman"/>
-        </w:rPr>
-        <w:t>（</w:t>
-      </w:r>
-      <w:r>
-        <w:rPr>
-          <w:rFonts w:hint="eastAsia" w:ascii="Times New Roman" w:hAnsi="Times New Roman" w:eastAsia="FangSong" w:cs="Times New Roman"/>
-        </w:rPr>
-        <w:t>注</w:t>
-      </w:r>
-      <w:r>
-        <w:rPr>
-          <w:rFonts w:hint="eastAsia" w:ascii="Times New Roman" w:hAnsi="Times New Roman" w:eastAsia="Times New Roman" w:cs="Times New Roman"/>
-        </w:rPr>
-        <w:t>：</w:t>
-      </w:r>
-      <w:r>
-        <w:rPr>
-          <w:rFonts w:hint="eastAsia" w:ascii="Times New Roman" w:hAnsi="Times New Roman" w:eastAsia="FangSong" w:cs="Times New Roman"/>
-        </w:rPr>
-        <w:t>原题含化学反应方程式图片</w:t>
-      </w:r>
-      <w:r>
-        <w:rPr>
-          <w:rFonts w:hint="eastAsia" w:ascii="Times New Roman" w:hAnsi="Times New Roman" w:eastAsia="Times New Roman" w:cs="Times New Roman"/>
-        </w:rPr>
-        <w:t>，OCR</w:t>
-      </w:r>
-      <w:r>
-        <w:rPr>
-          <w:rFonts w:hint="eastAsia" w:ascii="Times New Roman" w:hAnsi="Times New Roman" w:eastAsia="FangSong" w:cs="Times New Roman"/>
-        </w:rPr>
-        <w:t>原文中为图片引用</w:t>
-      </w:r>
-      <w:r>
-        <w:rPr>
-          <w:rFonts w:hint="eastAsia" w:ascii="Times New Roman" w:hAnsi="Times New Roman" w:eastAsia="Times New Roman" w:cs="Times New Roman"/>
-        </w:rPr>
-        <w:t>）</w:t>
+        <w:t>实验测得其氧的质量分数为</w:t>
+      </w:r>
+      <w:r>
+        <w:rPr>
+          <w:rFonts w:ascii="Times New Roman" w:hAnsi="Times New Roman" w:eastAsia="Times New Roman" w:cs="Times New Roman"/>
+        </w:rPr>
+        <w:t xml:space="preserve"> 15.2%。</w:t>
       </w:r>
     </w:p>
     <w:p>
@@ -8093,90 +7658,13 @@
           <w:ilvl w:val="0"/>
           <w:numId w:val="1006"/>
         </w:numPr>
-      </w:pPr>
-      <w:r>
-        <w:rPr>
-          <w:rFonts w:hint="eastAsia" w:ascii="Times New Roman" w:hAnsi="Times New Roman" w:eastAsia="FangSong" w:cs="Times New Roman"/>
-        </w:rPr>
-        <w:t xml:space="preserve">已知</w:t>
-      </w:r>
-      <w:r>
-        <w:rPr>
-          <w:rFonts w:ascii="Times New Roman" w:hAnsi="Times New Roman" w:eastAsia="Times New Roman" w:cs="Times New Roman"/>
-        </w:rPr>
-        <w:t xml:space="preserve"> A </w:t>
-      </w:r>
-      <w:r>
-        <w:rPr>
-          <w:rFonts w:hint="eastAsia" w:ascii="Times New Roman" w:hAnsi="Times New Roman" w:eastAsia="FangSong" w:cs="Times New Roman"/>
-        </w:rPr>
-        <w:t xml:space="preserve">中</w:t>
-      </w:r>
-      <w:r>
-        <w:rPr>
-          <w:rFonts w:ascii="Times New Roman" w:hAnsi="Times New Roman" w:eastAsia="Times New Roman" w:cs="Times New Roman"/>
-        </w:rPr>
-        <w:t xml:space="preserve"> Si </w:t>
-      </w:r>
-      <w:r>
-        <w:rPr>
-          <w:rFonts w:hint="eastAsia" w:ascii="Times New Roman" w:hAnsi="Times New Roman" w:eastAsia="FangSong" w:cs="Times New Roman"/>
-        </w:rPr>
-        <w:t xml:space="preserve">的配位数为</w:t>
-      </w:r>
-      <w:r>
-        <w:rPr>
-          <w:rFonts w:ascii="Times New Roman" w:hAnsi="Times New Roman" w:eastAsia="Times New Roman" w:cs="Times New Roman"/>
-        </w:rPr>
-        <w:t xml:space="preserve"> </w:t>
-      </w:r>
-      <w:r>
-        <w:rPr>
-          <w:rFonts w:hint="eastAsia" w:ascii="Times New Roman" w:hAnsi="Times New Roman" w:eastAsia="Times New Roman" w:cs="Times New Roman"/>
-        </w:rPr>
-        <w:t>6，</w:t>
-      </w:r>
-      <w:r>
-        <w:rPr>
-          <w:rFonts w:hint="eastAsia" w:ascii="Times New Roman" w:hAnsi="Times New Roman" w:eastAsia="FangSong" w:cs="Times New Roman"/>
-        </w:rPr>
-        <w:t>给出</w:t>
-      </w:r>
-      <w:r>
-        <w:rPr>
-          <w:rFonts w:ascii="Times New Roman" w:hAnsi="Times New Roman" w:eastAsia="Times New Roman" w:cs="Times New Roman"/>
-        </w:rPr>
-        <w:t xml:space="preserve"> A、B、C </w:t>
-      </w:r>
-      <w:r>
-        <w:rPr>
-          <w:rFonts w:hint="eastAsia" w:ascii="Times New Roman" w:hAnsi="Times New Roman" w:eastAsia="FangSong" w:cs="Times New Roman"/>
-        </w:rPr>
-        <w:t>的结构</w:t>
-      </w:r>
-      <w:r>
-        <w:rPr>
-          <w:rFonts w:hint="eastAsia" w:ascii="Times New Roman" w:hAnsi="Times New Roman" w:eastAsia="Times New Roman" w:cs="Times New Roman"/>
-        </w:rPr>
-        <w:t>，</w:t>
-      </w:r>
-      <w:r>
-        <w:rPr>
-          <w:rFonts w:hint="eastAsia" w:ascii="Times New Roman" w:hAnsi="Times New Roman" w:eastAsia="FangSong" w:cs="Times New Roman"/>
-        </w:rPr>
-        <w:t>其中</w:t>
-      </w:r>
-      <w:r>
-        <w:rPr>
-          <w:rFonts w:ascii="Times New Roman" w:hAnsi="Times New Roman" w:eastAsia="Times New Roman" w:cs="Times New Roman"/>
-        </w:rPr>
-        <w:t xml:space="preserve"> C </w:t>
-      </w:r>
-      <w:r>
-        <w:rPr>
-          <w:rFonts w:hint="eastAsia" w:ascii="Times New Roman" w:hAnsi="Times New Roman" w:eastAsia="FangSong" w:cs="Times New Roman"/>
-        </w:rPr>
-        <w:t>请另写出共振式</w:t>
+        <w:ind w:firstLine="420"/>
+      </w:pPr>
+      <w:r>
+        <w:rPr>
+          <w:rFonts w:hint="eastAsia" w:ascii="Times New Roman" w:hAnsi="Times New Roman" w:eastAsia="FangSong" w:cs="Times New Roman"/>
+        </w:rPr>
+        <w:t>通过计算确定该配合物的化学式</w:t>
       </w:r>
       <w:r>
         <w:rPr>
@@ -8192,6 +7680,1132 @@
           <w:ilvl w:val="0"/>
           <w:numId w:val="1006"/>
         </w:numPr>
+        <w:ind w:firstLine="420"/>
+      </w:pPr>
+      <w:r>
+        <w:rPr>
+          <w:rFonts w:hint="eastAsia" w:ascii="Times New Roman" w:hAnsi="Times New Roman" w:eastAsia="FangSong" w:cs="Times New Roman"/>
+        </w:rPr>
+        <w:t>该配合物共有几种可能立体结构体</w:t>
+      </w:r>
+      <w:r>
+        <w:rPr>
+          <w:rFonts w:hint="eastAsia" w:ascii="Times New Roman" w:hAnsi="Times New Roman" w:eastAsia="Times New Roman" w:cs="Times New Roman"/>
+        </w:rPr>
+        <w:t>(</w:t>
+      </w:r>
+      <w:r>
+        <w:rPr>
+          <w:rFonts w:hint="eastAsia" w:ascii="Times New Roman" w:hAnsi="Times New Roman" w:eastAsia="FangSong" w:cs="Times New Roman"/>
+        </w:rPr>
+        <w:t>不包括光学异构体</w:t>
+      </w:r>
+      <w:r>
+        <w:rPr>
+          <w:rFonts w:hint="eastAsia" w:ascii="Times New Roman" w:hAnsi="Times New Roman" w:eastAsia="Times New Roman" w:cs="Times New Roman"/>
+        </w:rPr>
+        <w:t>)?</w:t>
+      </w:r>
+      <w:r>
+        <w:rPr>
+          <w:rFonts w:ascii="Times New Roman" w:hAnsi="Times New Roman" w:eastAsia="Times New Roman" w:cs="Times New Roman"/>
+        </w:rPr>
+        <w:t xml:space="preserve"> </w:t>
+      </w:r>
+      <w:r>
+        <w:rPr>
+          <w:rFonts w:hint="eastAsia" w:ascii="Times New Roman" w:hAnsi="Times New Roman" w:eastAsia="FangSong" w:cs="Times New Roman"/>
+        </w:rPr>
+        <w:t>画出其中最稳定的一种</w:t>
+      </w:r>
+      <w:r>
+        <w:rPr>
+          <w:rFonts w:hint="eastAsia" w:ascii="Times New Roman" w:hAnsi="Times New Roman" w:eastAsia="Times New Roman" w:cs="Times New Roman"/>
+        </w:rPr>
+        <w:t>。</w:t>
+      </w:r>
+    </w:p>
+    <w:p>
+      <w:pPr>
+        <w:spacing w:before="160" w:after="80"/>
+      </w:pPr>
+      <w:r>
+        <w:pict>
+          <v:rect style="width:0;height:1.5pt" o:hralign="center" o:hrstd="t" o:hr="t"/>
+        </w:pict>
+      </w:r>
+    </w:p>
+    <w:p>
+      <w:pPr>
+        <w:spacing w:before="160" w:after="80"/>
+      </w:pPr>
+      <w:r>
+        <w:pict>
+          <v:rect style="width:0;height:1.5pt" o:hralign="center" o:hrstd="t" o:hr="t"/>
+        </w:pict>
+      </w:r>
+    </w:p>
+    <w:bookmarkEnd w:id="21"/>
+    <w:bookmarkStart w:id="22" w:name="第14题"/>
+    <w:p>
+      <w:pPr>
+        <w:pStyle w:val="Heading3"/>
+        <w:spacing w:before="280" w:after="120"/>
+      </w:pPr>
+      <w:r>
+        <w:rPr>
+          <w:rFonts w:hint="eastAsia" w:ascii="Times New Roman" w:hAnsi="Times New Roman" w:eastAsia="SimHei" w:cs="Times New Roman"/>
+        </w:rPr>
+        <w:t>第</w:t>
+      </w:r>
+      <w:r>
+        <w:rPr>
+          <w:rFonts w:hint="eastAsia" w:ascii="Times New Roman" w:hAnsi="Times New Roman" w:eastAsia="Times New Roman" w:cs="Times New Roman"/>
+        </w:rPr>
+        <w:t>14</w:t>
+      </w:r>
+      <w:r>
+        <w:rPr>
+          <w:rFonts w:hint="eastAsia" w:ascii="Times New Roman" w:hAnsi="Times New Roman" w:eastAsia="SimHei" w:cs="Times New Roman"/>
+        </w:rPr>
+        <w:t>题</w:t>
+      </w:r>
+    </w:p>
+    <w:p>
+      <w:pPr>
+        <w:pStyle w:val="FirstParagraph"/>
+        <w:ind w:firstLine="420"/>
+      </w:pPr>
+      <w:r>
+        <w:rPr>
+          <w:rFonts w:hint="eastAsia" w:ascii="Times New Roman" w:hAnsi="Times New Roman" w:eastAsia="FangSong" w:cs="Times New Roman"/>
+        </w:rPr>
+        <w:t>一般说来</w:t>
+      </w:r>
+      <w:r>
+        <w:rPr>
+          <w:rFonts w:hint="eastAsia" w:ascii="Times New Roman" w:hAnsi="Times New Roman" w:eastAsia="Times New Roman" w:cs="Times New Roman"/>
+        </w:rPr>
+        <w:t>,</w:t>
+      </w:r>
+      <w:r>
+        <w:rPr>
+          <w:rFonts w:ascii="Times New Roman" w:hAnsi="Times New Roman" w:eastAsia="Times New Roman" w:cs="Times New Roman"/>
+        </w:rPr>
+        <w:t xml:space="preserve"> Co(Ⅲ) </w:t>
+      </w:r>
+      <w:r>
+        <w:rPr>
+          <w:rFonts w:hint="eastAsia" w:ascii="Times New Roman" w:hAnsi="Times New Roman" w:eastAsia="FangSong" w:cs="Times New Roman"/>
+        </w:rPr>
+        <w:t>具有强氧化性</w:t>
+      </w:r>
+      <w:r>
+        <w:rPr>
+          <w:rFonts w:hint="eastAsia" w:ascii="Times New Roman" w:hAnsi="Times New Roman" w:eastAsia="Times New Roman" w:cs="Times New Roman"/>
+        </w:rPr>
+        <w:t>,</w:t>
+      </w:r>
+      <w:r>
+        <w:rPr>
+          <w:rFonts w:ascii="Times New Roman" w:hAnsi="Times New Roman" w:eastAsia="Times New Roman" w:cs="Times New Roman"/>
+        </w:rPr>
+        <w:t xml:space="preserve"> </w:t>
+      </w:r>
+      <w:r>
+        <w:rPr>
+          <w:rFonts w:hint="eastAsia" w:ascii="Times New Roman" w:hAnsi="Times New Roman" w:eastAsia="FangSong" w:cs="Times New Roman"/>
+        </w:rPr>
+        <w:t xml:space="preserve">极易被还原为</w:t>
+      </w:r>
+      <w:r>
+        <w:rPr>
+          <w:rFonts w:ascii="Times New Roman" w:hAnsi="Times New Roman" w:eastAsia="Times New Roman" w:cs="Times New Roman"/>
+        </w:rPr>
+        <w:t xml:space="preserve"> </w:t>
+      </w:r>
+      <w:r>
+        <w:rPr>
+          <w:rFonts w:hint="eastAsia" w:ascii="Times New Roman" w:hAnsi="Times New Roman" w:eastAsia="Times New Roman" w:cs="Times New Roman"/>
+        </w:rPr>
+        <w:t>Co(Ⅱ)。</w:t>
+      </w:r>
+      <w:r>
+        <w:rPr>
+          <w:rFonts w:hint="eastAsia" w:ascii="Times New Roman" w:hAnsi="Times New Roman" w:eastAsia="FangSong" w:cs="Times New Roman"/>
+        </w:rPr>
+        <w:t>然而在配合物中</w:t>
+      </w:r>
+      <w:r>
+        <w:rPr>
+          <w:rFonts w:hint="eastAsia" w:ascii="Times New Roman" w:hAnsi="Times New Roman" w:eastAsia="Times New Roman" w:cs="Times New Roman"/>
+        </w:rPr>
+        <w:t>,</w:t>
+      </w:r>
+      <w:r>
+        <w:rPr>
+          <w:rFonts w:ascii="Times New Roman" w:hAnsi="Times New Roman" w:eastAsia="Times New Roman" w:cs="Times New Roman"/>
+        </w:rPr>
+        <w:t xml:space="preserve"> Co(Ⅲ) </w:t>
+      </w:r>
+      <w:r>
+        <w:rPr>
+          <w:rFonts w:hint="eastAsia" w:ascii="Times New Roman" w:hAnsi="Times New Roman" w:eastAsia="FangSong" w:cs="Times New Roman"/>
+        </w:rPr>
+        <w:t xml:space="preserve">配合物的稳定性却大于</w:t>
+      </w:r>
+      <w:r>
+        <w:rPr>
+          <w:rFonts w:ascii="Times New Roman" w:hAnsi="Times New Roman" w:eastAsia="Times New Roman" w:cs="Times New Roman"/>
+        </w:rPr>
+        <w:t xml:space="preserve"> </w:t>
+      </w:r>
+      <w:r>
+        <w:rPr>
+          <w:rFonts w:hint="eastAsia" w:ascii="Times New Roman" w:hAnsi="Times New Roman" w:eastAsia="Times New Roman" w:cs="Times New Roman"/>
+        </w:rPr>
+        <w:t>Co(Ⅱ)。</w:t>
+      </w:r>
+      <w:r>
+        <w:rPr>
+          <w:rFonts w:hint="eastAsia" w:ascii="Times New Roman" w:hAnsi="Times New Roman" w:eastAsia="FangSong" w:cs="Times New Roman"/>
+        </w:rPr>
+        <w:t>有人通过</w:t>
+      </w:r>
+      <w:r>
+        <w:rPr>
+          <w:rFonts w:ascii="Times New Roman" w:hAnsi="Times New Roman" w:eastAsia="Times New Roman" w:cs="Times New Roman"/>
+        </w:rPr>
+        <w:t xml:space="preserve"> 8.076g CoCl</w:t>
+      </w:r>
+      <w:r>
+        <w:rPr>
+          <w:rFonts w:ascii="Times New Roman" w:hAnsi="Times New Roman" w:eastAsia="Times New Roman" w:cs="Times New Roman"/>
+          <w:vertAlign w:val="subscript"/>
+        </w:rPr>
+        <w:t>2</w:t>
+      </w:r>
+      <w:r>
+        <w:rPr>
+          <w:rFonts w:ascii="Times New Roman" w:hAnsi="Times New Roman" w:eastAsia="Times New Roman" w:cs="Times New Roman"/>
+        </w:rPr>
+        <w:t>·4H</w:t>
+      </w:r>
+      <w:r>
+        <w:rPr>
+          <w:rFonts w:ascii="Times New Roman" w:hAnsi="Times New Roman" w:eastAsia="Times New Roman" w:cs="Times New Roman"/>
+          <w:vertAlign w:val="subscript"/>
+        </w:rPr>
+        <w:t>2</w:t>
+      </w:r>
+      <w:r>
+        <w:rPr>
+          <w:rFonts w:ascii="Times New Roman" w:hAnsi="Times New Roman" w:eastAsia="Times New Roman" w:cs="Times New Roman"/>
+        </w:rPr>
+        <w:t xml:space="preserve">O </w:t>
+      </w:r>
+      <w:r>
+        <w:rPr>
+          <w:rFonts w:hint="eastAsia" w:ascii="Times New Roman" w:hAnsi="Times New Roman" w:eastAsia="FangSong" w:cs="Times New Roman"/>
+        </w:rPr>
+        <w:t xml:space="preserve">与过量过氧化氢和足量氨的乙醇溶液反应正好得</w:t>
+      </w:r>
+      <w:r>
+        <w:rPr>
+          <w:rFonts w:ascii="Times New Roman" w:hAnsi="Times New Roman" w:eastAsia="Times New Roman" w:cs="Times New Roman"/>
+        </w:rPr>
+        <w:t xml:space="preserve"> 8.076g </w:t>
+      </w:r>
+      <w:r>
+        <w:rPr>
+          <w:rFonts w:hint="eastAsia" w:ascii="Times New Roman" w:hAnsi="Times New Roman" w:eastAsia="FangSong" w:cs="Times New Roman"/>
+        </w:rPr>
+        <w:t xml:space="preserve">的</w:t>
+      </w:r>
+      <w:r>
+        <w:rPr>
+          <w:rFonts w:ascii="Times New Roman" w:hAnsi="Times New Roman" w:eastAsia="Times New Roman" w:cs="Times New Roman"/>
+        </w:rPr>
+        <w:t xml:space="preserve"> A </w:t>
+      </w:r>
+      <w:r>
+        <w:rPr>
+          <w:rFonts w:hint="eastAsia" w:ascii="Times New Roman" w:hAnsi="Times New Roman" w:eastAsia="FangSong" w:cs="Times New Roman"/>
+        </w:rPr>
+        <w:t>物质</w:t>
+      </w:r>
+      <w:r>
+        <w:rPr>
+          <w:rFonts w:hint="eastAsia" w:ascii="Times New Roman" w:hAnsi="Times New Roman" w:eastAsia="Times New Roman" w:cs="Times New Roman"/>
+        </w:rPr>
+        <w:t>,</w:t>
+      </w:r>
+      <w:r>
+        <w:rPr>
+          <w:rFonts w:ascii="Times New Roman" w:hAnsi="Times New Roman" w:eastAsia="Times New Roman" w:cs="Times New Roman"/>
+        </w:rPr>
+        <w:t xml:space="preserve"> </w:t>
+      </w:r>
+      <w:r>
+        <w:rPr>
+          <w:rFonts w:hint="eastAsia" w:ascii="Times New Roman" w:hAnsi="Times New Roman" w:eastAsia="FangSong" w:cs="Times New Roman"/>
+        </w:rPr>
+        <w:t xml:space="preserve">产率为</w:t>
+      </w:r>
+      <w:r>
+        <w:rPr>
+          <w:rFonts w:ascii="Times New Roman" w:hAnsi="Times New Roman" w:eastAsia="Times New Roman" w:cs="Times New Roman"/>
+        </w:rPr>
+        <w:t xml:space="preserve"> </w:t>
+      </w:r>
+      <w:r>
+        <w:rPr>
+          <w:rFonts w:hint="eastAsia" w:ascii="Times New Roman" w:hAnsi="Times New Roman" w:eastAsia="Times New Roman" w:cs="Times New Roman"/>
+        </w:rPr>
+        <w:t>90.96%。</w:t>
+      </w:r>
+      <w:r>
+        <w:rPr>
+          <w:rFonts w:hint="eastAsia" w:ascii="Times New Roman" w:hAnsi="Times New Roman" w:eastAsia="FangSong" w:cs="Times New Roman"/>
+        </w:rPr>
+        <w:t>元素分析表明</w:t>
+      </w:r>
+      <w:r>
+        <w:rPr>
+          <w:rFonts w:ascii="Times New Roman" w:hAnsi="Times New Roman" w:eastAsia="Times New Roman" w:cs="Times New Roman"/>
+        </w:rPr>
+        <w:t xml:space="preserve"> A </w:t>
+      </w:r>
+      <w:r>
+        <w:rPr>
+          <w:rFonts w:hint="eastAsia" w:ascii="Times New Roman" w:hAnsi="Times New Roman" w:eastAsia="FangSong" w:cs="Times New Roman"/>
+        </w:rPr>
+        <w:t xml:space="preserve">中含</w:t>
+      </w:r>
+      <w:r>
+        <w:rPr>
+          <w:rFonts w:ascii="Times New Roman" w:hAnsi="Times New Roman" w:eastAsia="Times New Roman" w:cs="Times New Roman"/>
+        </w:rPr>
+        <w:t xml:space="preserve"> Cl 31.94%, </w:t>
+      </w:r>
+      <w:r>
+        <w:rPr>
+          <w:rFonts w:hint="eastAsia" w:ascii="Times New Roman" w:hAnsi="Times New Roman" w:eastAsia="FangSong" w:cs="Times New Roman"/>
+        </w:rPr>
+        <w:t xml:space="preserve">含</w:t>
+      </w:r>
+      <w:r>
+        <w:rPr>
+          <w:rFonts w:ascii="Times New Roman" w:hAnsi="Times New Roman" w:eastAsia="Times New Roman" w:cs="Times New Roman"/>
+        </w:rPr>
+        <w:t xml:space="preserve"> N </w:t>
+      </w:r>
+      <w:r>
+        <w:rPr>
+          <w:rFonts w:hint="eastAsia" w:ascii="Times New Roman" w:hAnsi="Times New Roman" w:eastAsia="Times New Roman" w:cs="Times New Roman"/>
+        </w:rPr>
+        <w:t>28.40%。</w:t>
+      </w:r>
+      <w:r>
+        <w:rPr>
+          <w:rFonts w:hint="eastAsia" w:ascii="Times New Roman" w:hAnsi="Times New Roman" w:eastAsia="FangSong" w:cs="Times New Roman"/>
+        </w:rPr>
+        <w:t>红外光谱中没有发现</w:t>
+      </w:r>
+      <w:r>
+        <w:rPr>
+          <w:rFonts w:ascii="Times New Roman" w:hAnsi="Times New Roman" w:eastAsia="Times New Roman" w:cs="Times New Roman"/>
+        </w:rPr>
+        <w:t xml:space="preserve"> Co—Cl </w:t>
+      </w:r>
+      <w:r>
+        <w:rPr>
+          <w:rFonts w:hint="eastAsia" w:ascii="Times New Roman" w:hAnsi="Times New Roman" w:eastAsia="FangSong" w:cs="Times New Roman"/>
+        </w:rPr>
+        <w:t>键</w:t>
+      </w:r>
+      <w:r>
+        <w:rPr>
+          <w:rFonts w:hint="eastAsia" w:ascii="Times New Roman" w:hAnsi="Times New Roman" w:eastAsia="Times New Roman" w:cs="Times New Roman"/>
+        </w:rPr>
+        <w:t>。</w:t>
+      </w:r>
+      <w:r>
+        <w:rPr>
+          <w:rFonts w:hint="eastAsia" w:ascii="Times New Roman" w:hAnsi="Times New Roman" w:eastAsia="FangSong" w:cs="Times New Roman"/>
+        </w:rPr>
+        <w:t>单晶衍射表明</w:t>
+      </w:r>
+      <w:r>
+        <w:rPr>
+          <w:rFonts w:ascii="Times New Roman" w:hAnsi="Times New Roman" w:eastAsia="Times New Roman" w:cs="Times New Roman"/>
+        </w:rPr>
+        <w:t xml:space="preserve"> A </w:t>
+      </w:r>
+      <w:r>
+        <w:rPr>
+          <w:rFonts w:hint="eastAsia" w:ascii="Times New Roman" w:hAnsi="Times New Roman" w:eastAsia="FangSong" w:cs="Times New Roman"/>
+        </w:rPr>
+        <w:t>分子中含有对称面</w:t>
+      </w:r>
+      <w:r>
+        <w:rPr>
+          <w:rFonts w:hint="eastAsia" w:ascii="Times New Roman" w:hAnsi="Times New Roman" w:eastAsia="Times New Roman" w:cs="Times New Roman"/>
+        </w:rPr>
+        <w:t>。</w:t>
+      </w:r>
+      <w:r>
+        <w:rPr>
+          <w:rFonts w:hint="eastAsia" w:ascii="Times New Roman" w:hAnsi="Times New Roman" w:eastAsia="FangSong" w:cs="Times New Roman"/>
+        </w:rPr>
+        <w:t>分子呈顺磁性</w:t>
+      </w:r>
+      <w:r>
+        <w:rPr>
+          <w:rFonts w:hint="eastAsia" w:ascii="Times New Roman" w:hAnsi="Times New Roman" w:eastAsia="Times New Roman" w:cs="Times New Roman"/>
+        </w:rPr>
+        <w:t>。</w:t>
+      </w:r>
+    </w:p>
+    <w:p>
+      <w:pPr>
+        <w:pStyle w:val="Compact"/>
+        <w:numPr>
+          <w:ilvl w:val="0"/>
+          <w:numId w:val="1007"/>
+        </w:numPr>
+        <w:ind w:firstLine="420"/>
+      </w:pPr>
+      <w:r>
+        <w:rPr>
+          <w:rFonts w:hint="eastAsia" w:ascii="Times New Roman" w:hAnsi="Times New Roman" w:eastAsia="FangSong" w:cs="Times New Roman"/>
+        </w:rPr>
+        <w:t xml:space="preserve">推出</w:t>
+      </w:r>
+      <w:r>
+        <w:rPr>
+          <w:rFonts w:ascii="Times New Roman" w:hAnsi="Times New Roman" w:eastAsia="Times New Roman" w:cs="Times New Roman"/>
+        </w:rPr>
+        <w:t xml:space="preserve"> A </w:t>
+      </w:r>
+      <w:r>
+        <w:rPr>
+          <w:rFonts w:hint="eastAsia" w:ascii="Times New Roman" w:hAnsi="Times New Roman" w:eastAsia="FangSong" w:cs="Times New Roman"/>
+        </w:rPr>
+        <w:t>的分子式并画出其结构式</w:t>
+      </w:r>
+      <w:r>
+        <w:rPr>
+          <w:rFonts w:hint="eastAsia" w:ascii="Times New Roman" w:hAnsi="Times New Roman" w:eastAsia="Times New Roman" w:cs="Times New Roman"/>
+        </w:rPr>
+        <w:t>。</w:t>
+      </w:r>
+    </w:p>
+    <w:p>
+      <w:pPr>
+        <w:pStyle w:val="Compact"/>
+        <w:numPr>
+          <w:ilvl w:val="0"/>
+          <w:numId w:val="1007"/>
+        </w:numPr>
+        <w:ind w:firstLine="420"/>
+      </w:pPr>
+      <w:r>
+        <w:rPr>
+          <w:rFonts w:hint="eastAsia" w:ascii="Times New Roman" w:hAnsi="Times New Roman" w:eastAsia="FangSong" w:cs="Times New Roman"/>
+        </w:rPr>
+        <w:t xml:space="preserve">写出合成</w:t>
+      </w:r>
+      <w:r>
+        <w:rPr>
+          <w:rFonts w:ascii="Times New Roman" w:hAnsi="Times New Roman" w:eastAsia="Times New Roman" w:cs="Times New Roman"/>
+        </w:rPr>
+        <w:t xml:space="preserve"> A </w:t>
+      </w:r>
+      <w:r>
+        <w:rPr>
+          <w:rFonts w:hint="eastAsia" w:ascii="Times New Roman" w:hAnsi="Times New Roman" w:eastAsia="FangSong" w:cs="Times New Roman"/>
+        </w:rPr>
+        <w:t>的反应方程式</w:t>
+      </w:r>
+      <w:r>
+        <w:rPr>
+          <w:rFonts w:hint="eastAsia" w:ascii="Times New Roman" w:hAnsi="Times New Roman" w:eastAsia="Times New Roman" w:cs="Times New Roman"/>
+        </w:rPr>
+        <w:t>。</w:t>
+      </w:r>
+    </w:p>
+    <w:p>
+      <w:pPr>
+        <w:pStyle w:val="Compact"/>
+        <w:numPr>
+          <w:ilvl w:val="0"/>
+          <w:numId w:val="1007"/>
+        </w:numPr>
+        <w:ind w:firstLine="420"/>
+      </w:pPr>
+      <w:r>
+        <w:rPr>
+          <w:rFonts w:hint="eastAsia" w:ascii="Times New Roman" w:hAnsi="Times New Roman" w:eastAsia="FangSong" w:cs="Times New Roman"/>
+        </w:rPr>
+        <w:t xml:space="preserve">指出</w:t>
+      </w:r>
+      <w:r>
+        <w:rPr>
+          <w:rFonts w:ascii="Times New Roman" w:hAnsi="Times New Roman" w:eastAsia="Times New Roman" w:cs="Times New Roman"/>
+        </w:rPr>
+        <w:t xml:space="preserve"> A </w:t>
+      </w:r>
+      <w:r>
+        <w:rPr>
+          <w:rFonts w:hint="eastAsia" w:ascii="Times New Roman" w:hAnsi="Times New Roman" w:eastAsia="FangSong" w:cs="Times New Roman"/>
+        </w:rPr>
+        <w:t>中氧元素的氧化态以及中心钴离子的价电子排布和杂化方式</w:t>
+      </w:r>
+      <w:r>
+        <w:rPr>
+          <w:rFonts w:hint="eastAsia" w:ascii="Times New Roman" w:hAnsi="Times New Roman" w:eastAsia="Times New Roman" w:cs="Times New Roman"/>
+        </w:rPr>
+        <w:t>。</w:t>
+      </w:r>
+    </w:p>
+    <w:p>
+      <w:pPr>
+        <w:spacing w:before="160" w:after="80"/>
+      </w:pPr>
+      <w:r>
+        <w:pict>
+          <v:rect style="width:0;height:1.5pt" o:hralign="center" o:hrstd="t" o:hr="t"/>
+        </w:pict>
+      </w:r>
+    </w:p>
+    <w:p>
+      <w:pPr>
+        <w:spacing w:before="160" w:after="80"/>
+      </w:pPr>
+      <w:r>
+        <w:pict>
+          <v:rect style="width:0;height:1.5pt" o:hralign="center" o:hrstd="t" o:hr="t"/>
+        </w:pict>
+      </w:r>
+    </w:p>
+    <w:bookmarkEnd w:id="22"/>
+    <w:bookmarkStart w:id="26" w:name="第15题"/>
+    <w:p>
+      <w:pPr>
+        <w:pStyle w:val="Heading3"/>
+        <w:spacing w:before="280" w:after="120"/>
+      </w:pPr>
+      <w:r>
+        <w:rPr>
+          <w:rFonts w:hint="eastAsia" w:ascii="Times New Roman" w:hAnsi="Times New Roman" w:eastAsia="SimHei" w:cs="Times New Roman"/>
+        </w:rPr>
+        <w:t>第</w:t>
+      </w:r>
+      <w:r>
+        <w:rPr>
+          <w:rFonts w:hint="eastAsia" w:ascii="Times New Roman" w:hAnsi="Times New Roman" w:eastAsia="Times New Roman" w:cs="Times New Roman"/>
+        </w:rPr>
+        <w:t>15</w:t>
+      </w:r>
+      <w:r>
+        <w:rPr>
+          <w:rFonts w:hint="eastAsia" w:ascii="Times New Roman" w:hAnsi="Times New Roman" w:eastAsia="SimHei" w:cs="Times New Roman"/>
+        </w:rPr>
+        <w:t>题</w:t>
+      </w:r>
+    </w:p>
+    <w:p>
+      <w:pPr>
+        <w:pStyle w:val="FirstParagraph"/>
+        <w:ind w:firstLine="420"/>
+      </w:pPr>
+      <m:oMath>
+        <m:oMathPr>
+          <m:ctrlPr>
+            <w:rPr>
+              <w:sz w:val="28"/>
+              <w:szCs w:val="28"/>
+            </w:rPr>
+          </m:ctrlPr>
+        </m:oMathPr>
+        <m:r>
+          <m:rPr>
+            <m:sty m:val="p"/>
+          </m:rPr>
+          <m:t>C</m:t>
+        </m:r>
+        <m:r>
+          <m:rPr>
+            <m:sty m:val="p"/>
+          </m:rPr>
+          <m:t>O</m:t>
+        </m:r>
+        <m:r>
+          <m:rPr>
+            <m:sty m:val="p"/>
+          </m:rPr>
+          <m:t>,</m:t>
+        </m:r>
+        <m:sSub>
+          <m:e>
+            <m:r>
+              <m:rPr>
+                <m:sty m:val="p"/>
+              </m:rPr>
+              <m:t>C</m:t>
+            </m:r>
+            <m:r>
+              <m:rPr>
+                <m:sty m:val="p"/>
+              </m:rPr>
+              <m:t>O</m:t>
+            </m:r>
+          </m:e>
+          <m:sub>
+            <m:r>
+              <m:t>2</m:t>
+            </m:r>
+          </m:sub>
+        </m:sSub>
+      </m:oMath>
+      <w:r>
+        <w:rPr>
+          <w:rFonts w:ascii="Times New Roman" w:hAnsi="Times New Roman" w:eastAsia="Times New Roman" w:cs="Times New Roman"/>
+        </w:rPr>
+        <w:t xml:space="preserve"> </w:t>
+      </w:r>
+      <w:r>
+        <w:rPr>
+          <w:rFonts w:hint="eastAsia" w:ascii="Times New Roman" w:hAnsi="Times New Roman" w:eastAsia="FangSong" w:cs="Times New Roman"/>
+        </w:rPr>
+        <w:t>是常见的碳族氧化物</w:t>
+      </w:r>
+      <w:r>
+        <w:rPr>
+          <w:rFonts w:hint="eastAsia" w:ascii="Times New Roman" w:hAnsi="Times New Roman" w:eastAsia="Times New Roman" w:cs="Times New Roman"/>
+        </w:rPr>
+        <w:t>。</w:t>
+      </w:r>
+      <w:r>
+        <w:rPr>
+          <w:rFonts w:hint="eastAsia" w:ascii="Times New Roman" w:hAnsi="Times New Roman" w:eastAsia="FangSong" w:cs="Times New Roman"/>
+        </w:rPr>
+        <w:t>与之类似的硅不同</w:t>
+      </w:r>
+      <w:r>
+        <w:rPr>
+          <w:rFonts w:hint="eastAsia" w:ascii="Times New Roman" w:hAnsi="Times New Roman" w:eastAsia="Times New Roman" w:cs="Times New Roman"/>
+        </w:rPr>
+        <w:t>，</w:t>
+      </w:r>
+      <w:r>
+        <w:rPr>
+          <w:rFonts w:hint="eastAsia" w:ascii="Times New Roman" w:hAnsi="Times New Roman" w:eastAsia="FangSong" w:cs="Times New Roman"/>
+        </w:rPr>
+        <w:t>虽然</w:t>
+      </w:r>
+      <w:r>
+        <w:rPr>
+          <w:rFonts w:ascii="Times New Roman" w:hAnsi="Times New Roman" w:eastAsia="Times New Roman" w:cs="Times New Roman"/>
+        </w:rPr>
+        <w:t xml:space="preserve"> </w:t>
+      </w:r>
+      <m:oMath>
+        <m:sSub>
+          <m:e>
+            <m:r>
+              <m:rPr>
+                <m:sty m:val="p"/>
+              </m:rPr>
+              <m:t>S</m:t>
+            </m:r>
+            <m:r>
+              <m:rPr>
+                <m:sty m:val="p"/>
+              </m:rPr>
+              <m:t>i</m:t>
+            </m:r>
+            <m:r>
+              <m:rPr>
+                <m:sty m:val="p"/>
+              </m:rPr>
+              <m:t>O</m:t>
+            </m:r>
+          </m:e>
+          <m:sub>
+            <m:r>
+              <m:t>2</m:t>
+            </m:r>
+          </m:sub>
+        </m:sSub>
+      </m:oMath>
+      <w:r>
+        <w:rPr>
+          <w:rFonts w:ascii="Times New Roman" w:hAnsi="Times New Roman" w:eastAsia="Times New Roman" w:cs="Times New Roman"/>
+        </w:rPr>
+        <w:t xml:space="preserve"> </w:t>
+      </w:r>
+      <w:r>
+        <w:rPr>
+          <w:rFonts w:hint="eastAsia" w:ascii="Times New Roman" w:hAnsi="Times New Roman" w:eastAsia="FangSong" w:cs="Times New Roman"/>
+        </w:rPr>
+        <w:t>是常见的</w:t>
+      </w:r>
+      <w:r>
+        <w:rPr>
+          <w:rFonts w:hint="eastAsia" w:ascii="Times New Roman" w:hAnsi="Times New Roman" w:eastAsia="Times New Roman" w:cs="Times New Roman"/>
+        </w:rPr>
+        <w:t>，</w:t>
+      </w:r>
+      <w:r>
+        <w:rPr>
+          <w:rFonts w:hint="eastAsia" w:ascii="Times New Roman" w:hAnsi="Times New Roman" w:eastAsia="FangSong" w:cs="Times New Roman"/>
+        </w:rPr>
+        <w:t>但是</w:t>
+      </w:r>
+      <w:r>
+        <w:rPr>
+          <w:rFonts w:hint="eastAsia" w:ascii="Times New Roman" w:hAnsi="Times New Roman" w:eastAsia="Times New Roman" w:cs="Times New Roman"/>
+        </w:rPr>
+        <w:t>SiO</w:t>
+      </w:r>
+      <w:r>
+        <w:rPr>
+          <w:rFonts w:hint="eastAsia" w:ascii="Times New Roman" w:hAnsi="Times New Roman" w:eastAsia="FangSong" w:cs="Times New Roman"/>
+        </w:rPr>
+        <w:t>却是非常不稳定的物种</w:t>
+      </w:r>
+      <w:r>
+        <w:rPr>
+          <w:rFonts w:hint="eastAsia" w:ascii="Times New Roman" w:hAnsi="Times New Roman" w:eastAsia="Times New Roman" w:cs="Times New Roman"/>
+        </w:rPr>
+        <w:t>。</w:t>
+      </w:r>
+      <w:r>
+        <w:rPr>
+          <w:rFonts w:hint="eastAsia" w:ascii="Times New Roman" w:hAnsi="Times New Roman" w:eastAsia="FangSong" w:cs="Times New Roman"/>
+        </w:rPr>
+        <w:t>通过配位化学中的给</w:t>
+      </w:r>
+      <w:r>
+        <w:rPr>
+          <w:rFonts w:hint="eastAsia" w:ascii="Times New Roman" w:hAnsi="Times New Roman" w:eastAsia="Times New Roman" w:cs="Times New Roman"/>
+        </w:rPr>
+        <w:t>-</w:t>
+      </w:r>
+      <w:r>
+        <w:rPr>
+          <w:rFonts w:hint="eastAsia" w:ascii="Times New Roman" w:hAnsi="Times New Roman" w:eastAsia="FangSong" w:cs="Times New Roman"/>
+        </w:rPr>
+        <w:t>受体作用的合成策略</w:t>
+      </w:r>
+      <w:r>
+        <w:rPr>
+          <w:rFonts w:hint="eastAsia" w:ascii="Times New Roman" w:hAnsi="Times New Roman" w:eastAsia="Times New Roman" w:cs="Times New Roman"/>
+        </w:rPr>
+        <w:t>，</w:t>
+      </w:r>
+      <w:r>
+        <w:rPr>
+          <w:rFonts w:hint="eastAsia" w:ascii="Times New Roman" w:hAnsi="Times New Roman" w:eastAsia="FangSong" w:cs="Times New Roman"/>
+        </w:rPr>
+        <w:t>可以在下面的反应观察到一种特殊的</w:t>
+      </w:r>
+      <w:r>
+        <w:rPr>
+          <w:rFonts w:hint="eastAsia" w:ascii="Times New Roman" w:hAnsi="Times New Roman" w:eastAsia="Times New Roman" w:cs="Times New Roman"/>
+        </w:rPr>
+        <w:t>SiO</w:t>
+      </w:r>
+      <w:r>
+        <w:rPr>
+          <w:rFonts w:hint="eastAsia" w:ascii="Times New Roman" w:hAnsi="Times New Roman" w:eastAsia="FangSong" w:cs="Times New Roman"/>
+        </w:rPr>
+        <w:t>结构</w:t>
+      </w:r>
+      <w:r>
+        <w:rPr>
+          <w:rFonts w:hint="eastAsia" w:ascii="Times New Roman" w:hAnsi="Times New Roman" w:eastAsia="Times New Roman" w:cs="Times New Roman"/>
+        </w:rPr>
+        <w:t>B。</w:t>
+      </w:r>
+      <w:r>
+        <w:rPr>
+          <w:rFonts w:hint="eastAsia" w:ascii="Times New Roman" w:hAnsi="Times New Roman" w:eastAsia="FangSong" w:cs="Times New Roman"/>
+        </w:rPr>
+        <w:t>其中</w:t>
+      </w:r>
+      <w:r>
+        <w:rPr>
+          <w:rFonts w:hint="eastAsia" w:ascii="Times New Roman" w:hAnsi="Times New Roman" w:eastAsia="Times New Roman" w:cs="Times New Roman"/>
+        </w:rPr>
+        <w:t>，A</w:t>
+      </w:r>
+      <w:r>
+        <w:rPr>
+          <w:rFonts w:hint="eastAsia" w:ascii="Times New Roman" w:hAnsi="Times New Roman" w:eastAsia="FangSong" w:cs="Times New Roman"/>
+        </w:rPr>
+        <w:t>为最终产物</w:t>
+      </w:r>
+      <w:r>
+        <w:rPr>
+          <w:rFonts w:hint="eastAsia" w:ascii="Times New Roman" w:hAnsi="Times New Roman" w:eastAsia="Times New Roman" w:cs="Times New Roman"/>
+        </w:rPr>
+        <w:t>，</w:t>
+      </w:r>
+      <w:r>
+        <w:rPr>
+          <w:rFonts w:hint="eastAsia" w:ascii="Times New Roman" w:hAnsi="Times New Roman" w:eastAsia="FangSong" w:cs="Times New Roman"/>
+        </w:rPr>
+        <w:t>底物和等量</w:t>
+      </w:r>
+      <w:r>
+        <w:rPr>
+          <w:rFonts w:ascii="Times New Roman" w:hAnsi="Times New Roman" w:eastAsia="Times New Roman" w:cs="Times New Roman"/>
+        </w:rPr>
+        <w:t xml:space="preserve"> </w:t>
+      </w:r>
+      <m:oMath>
+        <m:sSub>
+          <m:e>
+            <m:r>
+              <m:rPr>
+                <m:sty m:val="p"/>
+              </m:rPr>
+              <m:t>C</m:t>
+            </m:r>
+            <m:r>
+              <m:rPr>
+                <m:sty m:val="p"/>
+              </m:rPr>
+              <m:t>O</m:t>
+            </m:r>
+          </m:e>
+          <m:sub>
+            <m:r>
+              <m:t>2</m:t>
+            </m:r>
+          </m:sub>
+        </m:sSub>
+      </m:oMath>
+      <w:r>
+        <w:rPr>
+          <w:rFonts w:ascii="Times New Roman" w:hAnsi="Times New Roman" w:eastAsia="Times New Roman" w:cs="Times New Roman"/>
+        </w:rPr>
+        <w:t xml:space="preserve"> </w:t>
+      </w:r>
+      <w:r>
+        <w:rPr>
+          <w:rFonts w:hint="eastAsia" w:ascii="Times New Roman" w:hAnsi="Times New Roman" w:eastAsia="FangSong" w:cs="Times New Roman"/>
+        </w:rPr>
+        <w:t>反应并脱去等量</w:t>
+      </w:r>
+      <w:r>
+        <w:rPr>
+          <w:rFonts w:hint="eastAsia" w:ascii="Times New Roman" w:hAnsi="Times New Roman" w:eastAsia="Times New Roman" w:cs="Times New Roman"/>
+        </w:rPr>
+        <w:t>CO</w:t>
+      </w:r>
+      <w:r>
+        <w:rPr>
+          <w:rFonts w:hint="eastAsia" w:ascii="Times New Roman" w:hAnsi="Times New Roman" w:eastAsia="FangSong" w:cs="Times New Roman"/>
+        </w:rPr>
+        <w:t>得到</w:t>
+      </w:r>
+      <w:r>
+        <w:rPr>
+          <w:rFonts w:hint="eastAsia" w:ascii="Times New Roman" w:hAnsi="Times New Roman" w:eastAsia="Times New Roman" w:cs="Times New Roman"/>
+        </w:rPr>
+        <w:t>B，</w:t>
+      </w:r>
+      <w:r>
+        <w:rPr>
+          <w:rFonts w:hint="eastAsia" w:ascii="Times New Roman" w:hAnsi="Times New Roman" w:eastAsia="FangSong" w:cs="Times New Roman"/>
+        </w:rPr>
+        <w:t>再和等量</w:t>
+      </w:r>
+      <w:r>
+        <w:rPr>
+          <w:rFonts w:ascii="Times New Roman" w:hAnsi="Times New Roman" w:eastAsia="Times New Roman" w:cs="Times New Roman"/>
+        </w:rPr>
+        <w:t xml:space="preserve"> </w:t>
+      </w:r>
+      <m:oMath>
+        <m:sSub>
+          <m:e>
+            <m:r>
+              <m:rPr>
+                <m:sty m:val="p"/>
+              </m:rPr>
+              <m:t>C</m:t>
+            </m:r>
+            <m:r>
+              <m:rPr>
+                <m:sty m:val="p"/>
+              </m:rPr>
+              <m:t>O</m:t>
+            </m:r>
+          </m:e>
+          <m:sub>
+            <m:r>
+              <m:t>2</m:t>
+            </m:r>
+          </m:sub>
+        </m:sSub>
+      </m:oMath>
+      <w:r>
+        <w:rPr>
+          <w:rFonts w:ascii="Times New Roman" w:hAnsi="Times New Roman" w:eastAsia="Times New Roman" w:cs="Times New Roman"/>
+        </w:rPr>
+        <w:t xml:space="preserve"> </w:t>
+      </w:r>
+      <w:r>
+        <w:rPr>
+          <w:rFonts w:hint="eastAsia" w:ascii="Times New Roman" w:hAnsi="Times New Roman" w:eastAsia="FangSong" w:cs="Times New Roman"/>
+        </w:rPr>
+        <w:t>反应并脱去等量</w:t>
+      </w:r>
+      <w:r>
+        <w:rPr>
+          <w:rFonts w:hint="eastAsia" w:ascii="Times New Roman" w:hAnsi="Times New Roman" w:eastAsia="Times New Roman" w:cs="Times New Roman"/>
+        </w:rPr>
+        <w:t>CO</w:t>
+      </w:r>
+      <w:r>
+        <w:rPr>
+          <w:rFonts w:hint="eastAsia" w:ascii="Times New Roman" w:hAnsi="Times New Roman" w:eastAsia="FangSong" w:cs="Times New Roman"/>
+        </w:rPr>
+        <w:t>得到</w:t>
+      </w:r>
+      <w:r>
+        <w:rPr>
+          <w:rFonts w:hint="eastAsia" w:ascii="Times New Roman" w:hAnsi="Times New Roman" w:eastAsia="Times New Roman" w:cs="Times New Roman"/>
+        </w:rPr>
+        <w:t>C，</w:t>
+      </w:r>
+      <w:r>
+        <w:rPr>
+          <w:rFonts w:hint="eastAsia" w:ascii="Times New Roman" w:hAnsi="Times New Roman" w:eastAsia="FangSong" w:cs="Times New Roman"/>
+        </w:rPr>
+        <w:t>最后和两当量</w:t>
+      </w:r>
+      <w:r>
+        <w:rPr>
+          <w:rFonts w:ascii="Times New Roman" w:hAnsi="Times New Roman" w:eastAsia="Times New Roman" w:cs="Times New Roman"/>
+        </w:rPr>
+        <w:t xml:space="preserve"> </w:t>
+      </w:r>
+      <m:oMath>
+        <m:sSub>
+          <m:e>
+            <m:r>
+              <m:rPr>
+                <m:sty m:val="p"/>
+              </m:rPr>
+              <m:t>C</m:t>
+            </m:r>
+            <m:r>
+              <m:rPr>
+                <m:sty m:val="p"/>
+              </m:rPr>
+              <m:t>O</m:t>
+            </m:r>
+          </m:e>
+          <m:sub>
+            <m:r>
+              <m:t>2</m:t>
+            </m:r>
+          </m:sub>
+        </m:sSub>
+      </m:oMath>
+      <w:r>
+        <w:rPr>
+          <w:rFonts w:ascii="Times New Roman" w:hAnsi="Times New Roman" w:eastAsia="Times New Roman" w:cs="Times New Roman"/>
+        </w:rPr>
+        <w:t xml:space="preserve"> </w:t>
+      </w:r>
+      <w:r>
+        <w:rPr>
+          <w:rFonts w:hint="eastAsia" w:ascii="Times New Roman" w:hAnsi="Times New Roman" w:eastAsia="FangSong" w:cs="Times New Roman"/>
+        </w:rPr>
+        <w:t>反应得到</w:t>
+      </w:r>
+      <w:r>
+        <w:rPr>
+          <w:rFonts w:hint="eastAsia" w:ascii="Times New Roman" w:hAnsi="Times New Roman" w:eastAsia="Times New Roman" w:cs="Times New Roman"/>
+        </w:rPr>
+        <w:t>A，R</w:t>
+      </w:r>
+      <w:r>
+        <w:rPr>
+          <w:rFonts w:hint="eastAsia" w:ascii="Times New Roman" w:hAnsi="Times New Roman" w:eastAsia="FangSong" w:cs="Times New Roman"/>
+        </w:rPr>
+        <w:t>为大体积芳基</w:t>
+      </w:r>
+      <w:r>
+        <w:rPr>
+          <w:rFonts w:hint="eastAsia" w:ascii="Times New Roman" w:hAnsi="Times New Roman" w:eastAsia="Times New Roman" w:cs="Times New Roman"/>
+        </w:rPr>
+        <w:t>。</w:t>
+      </w:r>
+    </w:p>
+    <w:p>
+      <w:pPr>
+        <w:pStyle w:val="BodyText"/>
+        <w:ind w:firstLine="420"/>
+      </w:pPr>
+      <w:r>
+        <w:rPr>
+          <w:rFonts w:hint="eastAsia" w:ascii="Times New Roman" w:hAnsi="Times New Roman" w:eastAsia="Times New Roman" w:cs="Times New Roman"/>
+        </w:rPr>
+        <w:t>（</w:t>
+      </w:r>
+      <w:r>
+        <w:rPr>
+          <w:rFonts w:hint="eastAsia" w:ascii="Times New Roman" w:hAnsi="Times New Roman" w:eastAsia="FangSong" w:cs="Times New Roman"/>
+        </w:rPr>
+        <w:t>注</w:t>
+      </w:r>
+      <w:r>
+        <w:rPr>
+          <w:rFonts w:hint="eastAsia" w:ascii="Times New Roman" w:hAnsi="Times New Roman" w:eastAsia="Times New Roman" w:cs="Times New Roman"/>
+        </w:rPr>
+        <w:t>：</w:t>
+      </w:r>
+      <w:r>
+        <w:rPr>
+          <w:rFonts w:hint="eastAsia" w:ascii="Times New Roman" w:hAnsi="Times New Roman" w:eastAsia="FangSong" w:cs="Times New Roman"/>
+        </w:rPr>
+        <w:t>原题含化学反应方程式图片</w:t>
+      </w:r>
+      <w:r>
+        <w:rPr>
+          <w:rFonts w:hint="eastAsia" w:ascii="Times New Roman" w:hAnsi="Times New Roman" w:eastAsia="Times New Roman" w:cs="Times New Roman"/>
+        </w:rPr>
+        <w:t>，OCR</w:t>
+      </w:r>
+      <w:r>
+        <w:rPr>
+          <w:rFonts w:hint="eastAsia" w:ascii="Times New Roman" w:hAnsi="Times New Roman" w:eastAsia="FangSong" w:cs="Times New Roman"/>
+        </w:rPr>
+        <w:t>原文中为图片引用</w:t>
+      </w:r>
+      <w:r>
+        <w:rPr>
+          <w:rFonts w:hint="eastAsia" w:ascii="Times New Roman" w:hAnsi="Times New Roman" w:eastAsia="Times New Roman" w:cs="Times New Roman"/>
+        </w:rPr>
+        <w:t>）</w:t>
+      </w:r>
+    </w:p>
+    <w:p>
+      <w:pPr>
+        <w:pStyle w:val="Compact"/>
+        <w:numPr>
+          <w:ilvl w:val="0"/>
+          <w:numId w:val="1008"/>
+        </w:numPr>
+        <w:ind w:firstLine="420"/>
+      </w:pPr>
+      <w:r>
+        <w:rPr>
+          <w:rFonts w:hint="eastAsia" w:ascii="Times New Roman" w:hAnsi="Times New Roman" w:eastAsia="FangSong" w:cs="Times New Roman"/>
+        </w:rPr>
+        <w:t xml:space="preserve">已知</w:t>
+      </w:r>
+      <w:r>
+        <w:rPr>
+          <w:rFonts w:ascii="Times New Roman" w:hAnsi="Times New Roman" w:eastAsia="Times New Roman" w:cs="Times New Roman"/>
+        </w:rPr>
+        <w:t xml:space="preserve"> A </w:t>
+      </w:r>
+      <w:r>
+        <w:rPr>
+          <w:rFonts w:hint="eastAsia" w:ascii="Times New Roman" w:hAnsi="Times New Roman" w:eastAsia="FangSong" w:cs="Times New Roman"/>
+        </w:rPr>
+        <w:t xml:space="preserve">中</w:t>
+      </w:r>
+      <w:r>
+        <w:rPr>
+          <w:rFonts w:ascii="Times New Roman" w:hAnsi="Times New Roman" w:eastAsia="Times New Roman" w:cs="Times New Roman"/>
+        </w:rPr>
+        <w:t xml:space="preserve"> Si </w:t>
+      </w:r>
+      <w:r>
+        <w:rPr>
+          <w:rFonts w:hint="eastAsia" w:ascii="Times New Roman" w:hAnsi="Times New Roman" w:eastAsia="FangSong" w:cs="Times New Roman"/>
+        </w:rPr>
+        <w:t xml:space="preserve">的配位数为</w:t>
+      </w:r>
+      <w:r>
+        <w:rPr>
+          <w:rFonts w:ascii="Times New Roman" w:hAnsi="Times New Roman" w:eastAsia="Times New Roman" w:cs="Times New Roman"/>
+        </w:rPr>
+        <w:t xml:space="preserve"> </w:t>
+      </w:r>
+      <w:r>
+        <w:rPr>
+          <w:rFonts w:hint="eastAsia" w:ascii="Times New Roman" w:hAnsi="Times New Roman" w:eastAsia="Times New Roman" w:cs="Times New Roman"/>
+        </w:rPr>
+        <w:t>6，</w:t>
+      </w:r>
+      <w:r>
+        <w:rPr>
+          <w:rFonts w:hint="eastAsia" w:ascii="Times New Roman" w:hAnsi="Times New Roman" w:eastAsia="FangSong" w:cs="Times New Roman"/>
+        </w:rPr>
+        <w:t>给出</w:t>
+      </w:r>
+      <w:r>
+        <w:rPr>
+          <w:rFonts w:ascii="Times New Roman" w:hAnsi="Times New Roman" w:eastAsia="Times New Roman" w:cs="Times New Roman"/>
+        </w:rPr>
+        <w:t xml:space="preserve"> A、B、C </w:t>
+      </w:r>
+      <w:r>
+        <w:rPr>
+          <w:rFonts w:hint="eastAsia" w:ascii="Times New Roman" w:hAnsi="Times New Roman" w:eastAsia="FangSong" w:cs="Times New Roman"/>
+        </w:rPr>
+        <w:t>的结构</w:t>
+      </w:r>
+      <w:r>
+        <w:rPr>
+          <w:rFonts w:hint="eastAsia" w:ascii="Times New Roman" w:hAnsi="Times New Roman" w:eastAsia="Times New Roman" w:cs="Times New Roman"/>
+        </w:rPr>
+        <w:t>，</w:t>
+      </w:r>
+      <w:r>
+        <w:rPr>
+          <w:rFonts w:hint="eastAsia" w:ascii="Times New Roman" w:hAnsi="Times New Roman" w:eastAsia="FangSong" w:cs="Times New Roman"/>
+        </w:rPr>
+        <w:t>其中</w:t>
+      </w:r>
+      <w:r>
+        <w:rPr>
+          <w:rFonts w:ascii="Times New Roman" w:hAnsi="Times New Roman" w:eastAsia="Times New Roman" w:cs="Times New Roman"/>
+        </w:rPr>
+        <w:t xml:space="preserve"> C </w:t>
+      </w:r>
+      <w:r>
+        <w:rPr>
+          <w:rFonts w:hint="eastAsia" w:ascii="Times New Roman" w:hAnsi="Times New Roman" w:eastAsia="FangSong" w:cs="Times New Roman"/>
+        </w:rPr>
+        <w:t>请另写出共振式</w:t>
+      </w:r>
+      <w:r>
+        <w:rPr>
+          <w:rFonts w:hint="eastAsia" w:ascii="Times New Roman" w:hAnsi="Times New Roman" w:eastAsia="Times New Roman" w:cs="Times New Roman"/>
+        </w:rPr>
+        <w:t>。</w:t>
+      </w:r>
+    </w:p>
+    <w:p>
+      <w:pPr>
+        <w:pStyle w:val="Compact"/>
+        <w:numPr>
+          <w:ilvl w:val="0"/>
+          <w:numId w:val="1008"/>
+        </w:numPr>
+        <w:ind w:firstLine="420"/>
       </w:pPr>
       <w:r>
         <w:rPr>
@@ -8266,7 +8880,7 @@
         </w:rPr>
         <w:drawing>
           <wp:inline>
-            <wp:extent cx="3600000" cy="2426086"/>
+            <wp:extent cx="3600000" cy="2308332"/>
             <wp:effectExtent b="0" l="0" r="0" t="0"/>
             <wp:docPr descr="" title="" id="24" name="Picture"/>
             <a:graphic>
@@ -8287,7 +8901,7 @@
                   <pic:spPr bwMode="auto">
                     <a:xfrm>
                       <a:off x="0" y="0"/>
-                      <a:ext cx="3600000" cy="2426086"/>
+                      <a:ext cx="3600000" cy="2308332"/>
                     </a:xfrm>
                     <a:prstGeom prst="rect">
                       <a:avLst/>
@@ -8316,6 +8930,16 @@
         </w:pict>
       </w:r>
     </w:p>
+    <w:p>
+      <w:pPr>
+        <w:spacing w:before="160" w:after="80"/>
+      </w:pPr>
+      <w:r>
+        <w:pict>
+          <v:rect style="width:0;height:1.5pt" o:hralign="center" o:hrstd="t" o:hr="t"/>
+        </w:pict>
+      </w:r>
+    </w:p>
     <w:bookmarkEnd w:id="26"/>
     <w:bookmarkStart w:id="27" w:name="第16题"/>
     <w:p>
@@ -8345,6 +8969,7 @@
     <w:p>
       <w:pPr>
         <w:pStyle w:val="FirstParagraph"/>
+        <w:ind w:firstLine="420"/>
       </w:pPr>
       <w:r>
         <w:rPr>
@@ -8460,8 +9085,9 @@
         <w:pStyle w:val="Compact"/>
         <w:numPr>
           <w:ilvl w:val="0"/>
-          <w:numId w:val="1007"/>
+          <w:numId w:val="1009"/>
         </w:numPr>
+        <w:ind w:firstLine="420"/>
       </w:pPr>
       <w:r>
         <w:rPr>
@@ -8765,8 +9391,9 @@
         <w:pStyle w:val="Compact"/>
         <w:numPr>
           <w:ilvl w:val="0"/>
-          <w:numId w:val="1007"/>
+          <w:numId w:val="1009"/>
         </w:numPr>
+        <w:ind w:firstLine="420"/>
       </w:pPr>
       <w:r>
         <w:rPr>
@@ -9021,6 +9648,16 @@
         </w:pict>
       </w:r>
     </w:p>
+    <w:p>
+      <w:pPr>
+        <w:spacing w:before="160" w:after="80"/>
+      </w:pPr>
+      <w:r>
+        <w:pict>
+          <v:rect style="width:0;height:1.5pt" o:hralign="center" o:hrstd="t" o:hr="t"/>
+        </w:pict>
+      </w:r>
+    </w:p>
     <w:bookmarkEnd w:id="27"/>
     <w:bookmarkStart w:id="28" w:name="第17题"/>
     <w:p>
@@ -9050,6 +9687,7 @@
     <w:p>
       <w:pPr>
         <w:pStyle w:val="FirstParagraph"/>
+        <w:ind w:firstLine="420"/>
       </w:pPr>
       <w:r>
         <w:rPr>
@@ -9063,8 +9701,9 @@
         <w:pStyle w:val="Compact"/>
         <w:numPr>
           <w:ilvl w:val="0"/>
-          <w:numId w:val="1008"/>
+          <w:numId w:val="1010"/>
         </w:numPr>
+        <w:ind w:firstLine="420"/>
       </w:pPr>
       <w:r>
         <w:rPr>
@@ -9084,8 +9723,9 @@
         <w:pStyle w:val="Compact"/>
         <w:numPr>
           <w:ilvl w:val="0"/>
-          <w:numId w:val="1008"/>
+          <w:numId w:val="1010"/>
         </w:numPr>
+        <w:ind w:firstLine="420"/>
       </w:pPr>
       <w:r>
         <w:rPr>
@@ -9129,8 +9769,9 @@
         <w:pStyle w:val="Compact"/>
         <w:numPr>
           <w:ilvl w:val="0"/>
-          <w:numId w:val="1008"/>
+          <w:numId w:val="1010"/>
         </w:numPr>
+        <w:ind w:firstLine="420"/>
       </w:pPr>
       <w:r>
         <w:rPr>
@@ -9240,8 +9881,9 @@
         <w:pStyle w:val="Compact"/>
         <w:numPr>
           <w:ilvl w:val="0"/>
-          <w:numId w:val="1008"/>
+          <w:numId w:val="1010"/>
         </w:numPr>
+        <w:ind w:firstLine="420"/>
       </w:pPr>
       <w:r>
         <w:rPr>
@@ -9370,6 +10012,16 @@
         </w:pict>
       </w:r>
     </w:p>
+    <w:p>
+      <w:pPr>
+        <w:spacing w:before="160" w:after="80"/>
+      </w:pPr>
+      <w:r>
+        <w:pict>
+          <v:rect style="width:0;height:1.5pt" o:hralign="center" o:hrstd="t" o:hr="t"/>
+        </w:pict>
+      </w:r>
+    </w:p>
     <w:bookmarkEnd w:id="28"/>
     <w:bookmarkStart w:id="32" w:name="第18题"/>
     <w:p>
@@ -9399,6 +10051,7 @@
     <w:p>
       <w:pPr>
         <w:pStyle w:val="FirstParagraph"/>
+        <w:ind w:firstLine="420"/>
       </w:pPr>
       <w:r>
         <w:rPr>
@@ -9431,7 +10084,7 @@
         </w:rPr>
         <w:drawing>
           <wp:inline>
-            <wp:extent cx="3600000" cy="737078"/>
+            <wp:extent cx="3600000" cy="690908"/>
             <wp:effectExtent b="0" l="0" r="0" t="0"/>
             <wp:docPr descr="" title="" id="30" name="Picture"/>
             <a:graphic>
@@ -9452,7 +10105,7 @@
                   <pic:spPr bwMode="auto">
                     <a:xfrm>
                       <a:off x="0" y="0"/>
-                      <a:ext cx="3600000" cy="737078"/>
+                      <a:ext cx="3600000" cy="690908"/>
                     </a:xfrm>
                     <a:prstGeom prst="rect">
                       <a:avLst/>
@@ -9481,6 +10134,16 @@
         </w:pict>
       </w:r>
     </w:p>
+    <w:p>
+      <w:pPr>
+        <w:spacing w:before="160" w:after="80"/>
+      </w:pPr>
+      <w:r>
+        <w:pict>
+          <v:rect style="width:0;height:1.5pt" o:hralign="center" o:hrstd="t" o:hr="t"/>
+        </w:pict>
+      </w:r>
+    </w:p>
     <w:bookmarkEnd w:id="32"/>
     <w:bookmarkStart w:id="33" w:name="第19题"/>
     <w:p>
@@ -9510,6 +10173,7 @@
     <w:p>
       <w:pPr>
         <w:pStyle w:val="FirstParagraph"/>
+        <w:ind w:firstLine="420"/>
       </w:pPr>
       <w:r>
         <w:rPr>
@@ -9799,8 +10463,9 @@
         <w:pStyle w:val="Compact"/>
         <w:numPr>
           <w:ilvl w:val="0"/>
-          <w:numId w:val="1009"/>
+          <w:numId w:val="1011"/>
         </w:numPr>
+        <w:ind w:firstLine="420"/>
       </w:pPr>
       <w:r>
         <w:rPr>
@@ -9814,11 +10479,21 @@
         </w:rPr>
         <w:t xml:space="preserve">逐渐增大</w:t>
       </w:r>
-      <w:r>
-        <w:rPr>
-          <w:rFonts w:ascii="Times New Roman" w:hAnsi="Times New Roman" w:eastAsia="Times New Roman" w:cs="Times New Roman"/>
-        </w:rPr>
-        <w:t xml:space="preserve">　　B. </w:t>
+    </w:p>
+    <w:p>
+      <w:pPr>
+        <w:pStyle w:val="Compact"/>
+        <w:numPr>
+          <w:ilvl w:val="0"/>
+          <w:numId w:val="1011"/>
+        </w:numPr>
+        <w:ind w:firstLine="420"/>
+      </w:pPr>
+      <w:r>
+        <w:rPr>
+          <w:rFonts w:ascii="Times New Roman" w:hAnsi="Times New Roman" w:eastAsia="Times New Roman" w:cs="Times New Roman"/>
+        </w:rPr>
+        <w:t xml:space="preserve">B. </w:t>
       </w:r>
       <w:r>
         <w:rPr>
@@ -9826,11 +10501,21 @@
         </w:rPr>
         <w:t xml:space="preserve">逐渐减小</w:t>
       </w:r>
-      <w:r>
-        <w:rPr>
-          <w:rFonts w:ascii="Times New Roman" w:hAnsi="Times New Roman" w:eastAsia="Times New Roman" w:cs="Times New Roman"/>
-        </w:rPr>
-        <w:t xml:space="preserve">　　C. </w:t>
+    </w:p>
+    <w:p>
+      <w:pPr>
+        <w:pStyle w:val="Compact"/>
+        <w:numPr>
+          <w:ilvl w:val="0"/>
+          <w:numId w:val="1011"/>
+        </w:numPr>
+        <w:ind w:firstLine="420"/>
+      </w:pPr>
+      <w:r>
+        <w:rPr>
+          <w:rFonts w:ascii="Times New Roman" w:hAnsi="Times New Roman" w:eastAsia="Times New Roman" w:cs="Times New Roman"/>
+        </w:rPr>
+        <w:t xml:space="preserve">C. </w:t>
       </w:r>
       <w:r>
         <w:rPr>
@@ -9838,11 +10523,21 @@
         </w:rPr>
         <w:t xml:space="preserve">先增大后减小</w:t>
       </w:r>
-      <w:r>
-        <w:rPr>
-          <w:rFonts w:ascii="Times New Roman" w:hAnsi="Times New Roman" w:eastAsia="Times New Roman" w:cs="Times New Roman"/>
-        </w:rPr>
-        <w:t xml:space="preserve">　　D. </w:t>
+    </w:p>
+    <w:p>
+      <w:pPr>
+        <w:pStyle w:val="Compact"/>
+        <w:numPr>
+          <w:ilvl w:val="0"/>
+          <w:numId w:val="1011"/>
+        </w:numPr>
+        <w:ind w:firstLine="420"/>
+      </w:pPr>
+      <w:r>
+        <w:rPr>
+          <w:rFonts w:ascii="Times New Roman" w:hAnsi="Times New Roman" w:eastAsia="Times New Roman" w:cs="Times New Roman"/>
+        </w:rPr>
+        <w:t xml:space="preserve">D. </w:t>
       </w:r>
       <w:r>
         <w:rPr>
@@ -9861,6 +10556,16 @@
         </w:pict>
       </w:r>
     </w:p>
+    <w:p>
+      <w:pPr>
+        <w:spacing w:before="160" w:after="80"/>
+      </w:pPr>
+      <w:r>
+        <w:pict>
+          <v:rect style="width:0;height:1.5pt" o:hralign="center" o:hrstd="t" o:hr="t"/>
+        </w:pict>
+      </w:r>
+    </w:p>
     <w:bookmarkEnd w:id="33"/>
     <w:bookmarkStart w:id="37" w:name="第20题"/>
     <w:p>
@@ -9890,6 +10595,7 @@
     <w:p>
       <w:pPr>
         <w:pStyle w:val="FirstParagraph"/>
+        <w:ind w:firstLine="420"/>
       </w:pPr>
       <w:r>
         <w:rPr>
@@ -10208,8 +10914,9 @@
         <w:pStyle w:val="Compact"/>
         <w:numPr>
           <w:ilvl w:val="0"/>
-          <w:numId w:val="1010"/>
+          <w:numId w:val="1012"/>
         </w:numPr>
+        <w:ind w:firstLine="420"/>
       </w:pPr>
       <w:r>
         <w:rPr>
@@ -10301,8 +11008,9 @@
         <w:pStyle w:val="Compact"/>
         <w:numPr>
           <w:ilvl w:val="0"/>
-          <w:numId w:val="1010"/>
+          <w:numId w:val="1012"/>
         </w:numPr>
+        <w:ind w:firstLine="420"/>
       </w:pPr>
       <w:r>
         <w:rPr>
@@ -10371,8 +11079,9 @@
         <w:pStyle w:val="Compact"/>
         <w:numPr>
           <w:ilvl w:val="0"/>
-          <w:numId w:val="1010"/>
+          <w:numId w:val="1012"/>
         </w:numPr>
+        <w:ind w:firstLine="420"/>
       </w:pPr>
       <w:r>
         <w:rPr>
@@ -10456,8 +11165,9 @@
         <w:pStyle w:val="Compact"/>
         <w:numPr>
           <w:ilvl w:val="0"/>
-          <w:numId w:val="1010"/>
+          <w:numId w:val="1012"/>
         </w:numPr>
+        <w:ind w:firstLine="420"/>
       </w:pPr>
       <w:r>
         <w:rPr>
@@ -10494,6 +11204,16 @@
         </w:pict>
       </w:r>
     </w:p>
+    <w:p>
+      <w:pPr>
+        <w:spacing w:before="160" w:after="80"/>
+      </w:pPr>
+      <w:r>
+        <w:pict>
+          <v:rect style="width:0;height:1.5pt" o:hralign="center" o:hrstd="t" o:hr="t"/>
+        </w:pict>
+      </w:r>
+    </w:p>
     <w:bookmarkEnd w:id="37"/>
     <w:bookmarkStart w:id="38" w:name="第21题"/>
     <w:p>
@@ -10523,6 +11243,7 @@
     <w:p>
       <w:pPr>
         <w:pStyle w:val="FirstParagraph"/>
+        <w:ind w:firstLine="420"/>
       </w:pPr>
       <w:r>
         <w:rPr>
@@ -10665,6 +11386,7 @@
     <w:p>
       <w:pPr>
         <w:pStyle w:val="BodyText"/>
+        <w:ind w:firstLine="420"/>
       </w:pPr>
       <w:r>
         <w:rPr>
@@ -10860,6 +11582,7 @@
     <w:p>
       <w:pPr>
         <w:pStyle w:val="BodyText"/>
+        <w:ind w:firstLine="420"/>
       </w:pPr>
       <w:r>
         <w:rPr>
@@ -11050,6 +11773,7 @@
     <w:p>
       <w:pPr>
         <w:pStyle w:val="BodyText"/>
+        <w:ind w:firstLine="420"/>
       </w:pPr>
       <w:r>
         <w:rPr>
@@ -11225,6 +11949,48 @@
     </w:p>
     <w:p>
       <w:pPr>
+        <w:pStyle w:val="BodyText"/>
+        <w:ind w:firstLine="420"/>
+      </w:pPr>
+      <w:r>
+        <w:rPr>
+          <w:rFonts w:hint="eastAsia" w:ascii="Times New Roman" w:hAnsi="Times New Roman" w:eastAsia="FangSong" w:cs="Times New Roman"/>
+        </w:rPr>
+        <w:t>写出上述各反应的化学方程式</w:t>
+      </w:r>
+      <w:r>
+        <w:rPr>
+          <w:rFonts w:hint="eastAsia" w:ascii="Times New Roman" w:hAnsi="Times New Roman" w:eastAsia="Times New Roman" w:cs="Times New Roman"/>
+        </w:rPr>
+        <w:t>（</w:t>
+      </w:r>
+      <w:r>
+        <w:rPr>
+          <w:rFonts w:hint="eastAsia" w:ascii="Times New Roman" w:hAnsi="Times New Roman" w:eastAsia="FangSong" w:cs="Times New Roman"/>
+        </w:rPr>
+        <w:t>若为溶液中的离子反应</w:t>
+      </w:r>
+      <w:r>
+        <w:rPr>
+          <w:rFonts w:hint="eastAsia" w:ascii="Times New Roman" w:hAnsi="Times New Roman" w:eastAsia="Times New Roman" w:cs="Times New Roman"/>
+        </w:rPr>
+        <w:t>，</w:t>
+      </w:r>
+      <w:r>
+        <w:rPr>
+          <w:rFonts w:hint="eastAsia" w:ascii="Times New Roman" w:hAnsi="Times New Roman" w:eastAsia="FangSong" w:cs="Times New Roman"/>
+        </w:rPr>
+        <w:t>同时写出离子方程式</w:t>
+      </w:r>
+      <w:r>
+        <w:rPr>
+          <w:rFonts w:hint="eastAsia" w:ascii="Times New Roman" w:hAnsi="Times New Roman" w:eastAsia="Times New Roman" w:cs="Times New Roman"/>
+        </w:rPr>
+        <w:t>）。</w:t>
+      </w:r>
+    </w:p>
+    <w:p>
+      <w:pPr>
         <w:spacing w:before="160" w:after="80"/>
       </w:pPr>
       <w:r>
@@ -11233,6 +11999,16 @@
         </w:pict>
       </w:r>
     </w:p>
+    <w:p>
+      <w:pPr>
+        <w:spacing w:before="160" w:after="80"/>
+      </w:pPr>
+      <w:r>
+        <w:pict>
+          <v:rect style="width:0;height:1.5pt" o:hralign="center" o:hrstd="t" o:hr="t"/>
+        </w:pict>
+      </w:r>
+    </w:p>
     <w:bookmarkEnd w:id="38"/>
     <w:bookmarkStart w:id="39" w:name="第22题"/>
     <w:p>
@@ -11262,6 +12038,7 @@
     <w:p>
       <w:pPr>
         <w:pStyle w:val="FirstParagraph"/>
+        <w:ind w:firstLine="420"/>
       </w:pPr>
       <m:oMath>
         <m:sSub>
@@ -11413,6 +12190,16 @@
         </w:pict>
       </w:r>
     </w:p>
+    <w:p>
+      <w:pPr>
+        <w:spacing w:before="160" w:after="80"/>
+      </w:pPr>
+      <w:r>
+        <w:pict>
+          <v:rect style="width:0;height:1.5pt" o:hralign="center" o:hrstd="t" o:hr="t"/>
+        </w:pict>
+      </w:r>
+    </w:p>
     <w:bookmarkEnd w:id="39"/>
     <w:bookmarkStart w:id="40" w:name="第23题"/>
     <w:p>
@@ -11443,6 +12230,7 @@
       <w:pPr>
         <w:pStyle w:val="FirstParagraph"/>
         <w:spacing w:after="80"/>
+        <w:ind w:firstLine="420"/>
       </w:pPr>
       <w:r>
         <w:rPr>
@@ -11534,6 +12322,15 @@
         <w:tblStyle w:val="Table"/>
         <w:tblW w:type="auto" w:w="0"/>
         <w:tblLook w:firstRow="1" w:lastRow="0" w:firstColumn="0" w:lastColumn="0" w:noHBand="0" w:noVBand="0" w:val="0020"/>
+        <w:jc w:val="center"/>
+        <w:tblBorders>
+          <w:top w:val="single" w:sz="12" w:space="0" w:color="000000"/>
+          <w:bottom w:val="single" w:sz="12" w:space="0" w:color="000000"/>
+          <w:left w:val="none"/>
+          <w:right w:val="none"/>
+          <w:insideH w:val="none"/>
+          <w:insideV w:val="none"/>
+        </w:tblBorders>
       </w:tblPr>
       <w:tblGrid>
         <w:gridCol w:w="1320"/>
@@ -11548,7 +12345,11 @@
           <w:tblHeader w:val="on"/>
         </w:trPr>
         <w:tc>
-          <w:tcPr/>
+          <w:tcPr>
+            <w:tcBorders>
+              <w:bottom w:val="single" w:sz="6" w:space="0" w:color="000000"/>
+            </w:tcBorders>
+          </w:tcPr>
           <w:p>
             <w:pPr>
               <w:pStyle w:val="Compact"/>
@@ -11594,7 +12395,11 @@
           </w:p>
         </w:tc>
         <w:tc>
-          <w:tcPr/>
+          <w:tcPr>
+            <w:tcBorders>
+              <w:bottom w:val="single" w:sz="6" w:space="0" w:color="000000"/>
+            </w:tcBorders>
+          </w:tcPr>
           <w:p>
             <w:pPr>
               <w:pStyle w:val="Compact"/>
@@ -11610,7 +12415,11 @@
           </w:p>
         </w:tc>
         <w:tc>
-          <w:tcPr/>
+          <w:tcPr>
+            <w:tcBorders>
+              <w:bottom w:val="single" w:sz="6" w:space="0" w:color="000000"/>
+            </w:tcBorders>
+          </w:tcPr>
           <w:p>
             <w:pPr>
               <w:pStyle w:val="Compact"/>
@@ -11626,7 +12435,11 @@
           </w:p>
         </w:tc>
         <w:tc>
-          <w:tcPr/>
+          <w:tcPr>
+            <w:tcBorders>
+              <w:bottom w:val="single" w:sz="6" w:space="0" w:color="000000"/>
+            </w:tcBorders>
+          </w:tcPr>
           <w:p>
             <w:pPr>
               <w:pStyle w:val="Compact"/>
@@ -11642,7 +12455,11 @@
           </w:p>
         </w:tc>
         <w:tc>
-          <w:tcPr/>
+          <w:tcPr>
+            <w:tcBorders>
+              <w:bottom w:val="single" w:sz="6" w:space="0" w:color="000000"/>
+            </w:tcBorders>
+          </w:tcPr>
           <w:p>
             <w:pPr>
               <w:pStyle w:val="Compact"/>
@@ -11658,7 +12475,11 @@
           </w:p>
         </w:tc>
         <w:tc>
-          <w:tcPr/>
+          <w:tcPr>
+            <w:tcBorders>
+              <w:bottom w:val="single" w:sz="6" w:space="0" w:color="000000"/>
+            </w:tcBorders>
+          </w:tcPr>
           <w:p>
             <w:pPr>
               <w:pStyle w:val="Compact"/>
@@ -11939,6 +12760,16 @@
         </w:pict>
       </w:r>
     </w:p>
+    <w:p>
+      <w:pPr>
+        <w:spacing w:before="160" w:after="80"/>
+      </w:pPr>
+      <w:r>
+        <w:pict>
+          <v:rect style="width:0;height:1.5pt" o:hralign="center" o:hrstd="t" o:hr="t"/>
+        </w:pict>
+      </w:r>
+    </w:p>
     <w:bookmarkEnd w:id="40"/>
     <w:bookmarkStart w:id="47" w:name="第24题"/>
     <w:p>
@@ -11968,6 +12799,7 @@
     <w:p>
       <w:pPr>
         <w:pStyle w:val="FirstParagraph"/>
+        <w:ind w:firstLine="420"/>
       </w:pPr>
       <w:r>
         <w:rPr>
@@ -12033,6 +12865,7 @@
     <w:p>
       <w:pPr>
         <w:pStyle w:val="BodyText"/>
+        <w:ind w:firstLine="420"/>
       </w:pPr>
       <w:r>
         <w:rPr>
@@ -12214,6 +13047,7 @@
     <w:p>
       <w:pPr>
         <w:pStyle w:val="BodyText"/>
+        <w:ind w:firstLine="420"/>
       </w:pPr>
       <w:r>
         <w:rPr>
@@ -12439,6 +13273,7 @@
     <w:p>
       <w:pPr>
         <w:pStyle w:val="BodyText"/>
+        <w:ind w:firstLine="420"/>
       </w:pPr>
       <w:r>
         <w:rPr>
@@ -12580,6 +13415,7 @@
     <w:p>
       <w:pPr>
         <w:pStyle w:val="BodyText"/>
+        <w:ind w:firstLine="420"/>
       </w:pPr>
       <w:r>
         <w:rPr>
@@ -12603,6 +13439,7 @@
     <w:p>
       <w:pPr>
         <w:pStyle w:val="BodyText"/>
+        <w:ind w:firstLine="420"/>
       </w:pPr>
       <w:r>
         <w:rPr>
@@ -12619,14 +13456,12 @@
     </w:p>
     <w:p>
       <w:pPr>
-        <w:pStyle w:val="BodyText"/>
-      </w:pPr>
-      <w:r>
-        <w:rPr>
-          <w:rFonts w:ascii="Times New Roman" w:hAnsi="Times New Roman" w:eastAsia="Times New Roman" w:cs="Times New Roman"/>
-        </w:rPr>
-        <w:t xml:space="preserve">10-1 </w:t>
-      </w:r>
+        <w:numPr>
+          <w:ilvl w:val="0"/>
+          <w:numId w:val="1013"/>
+        </w:numPr>
+        <w:ind w:firstLine="420"/>
+      </w:pPr>
       <w:r>
         <w:rPr>
           <w:rFonts w:hint="eastAsia" w:ascii="Times New Roman" w:hAnsi="Times New Roman" w:eastAsia="FangSong" w:cs="Times New Roman"/>
@@ -12678,14 +13513,12 @@
     </w:p>
     <w:p>
       <w:pPr>
-        <w:pStyle w:val="BodyText"/>
-      </w:pPr>
-      <w:r>
-        <w:rPr>
-          <w:rFonts w:ascii="Times New Roman" w:hAnsi="Times New Roman" w:eastAsia="Times New Roman" w:cs="Times New Roman"/>
-        </w:rPr>
-        <w:t xml:space="preserve">10-2 </w:t>
-      </w:r>
+        <w:numPr>
+          <w:ilvl w:val="0"/>
+          <w:numId w:val="1013"/>
+        </w:numPr>
+        <w:ind w:firstLine="420"/>
+      </w:pPr>
       <w:r>
         <w:rPr>
           <w:rFonts w:hint="eastAsia" w:ascii="Times New Roman" w:hAnsi="Times New Roman" w:eastAsia="FangSong" w:cs="Times New Roman"/>
@@ -12795,14 +13628,12 @@
     </w:p>
     <w:p>
       <w:pPr>
-        <w:pStyle w:val="BodyText"/>
-      </w:pPr>
-      <w:r>
-        <w:rPr>
-          <w:rFonts w:ascii="Times New Roman" w:hAnsi="Times New Roman" w:eastAsia="Times New Roman" w:cs="Times New Roman"/>
-        </w:rPr>
-        <w:t xml:space="preserve">10-3 </w:t>
-      </w:r>
+        <w:numPr>
+          <w:ilvl w:val="0"/>
+          <w:numId w:val="1013"/>
+        </w:numPr>
+        <w:ind w:firstLine="420"/>
+      </w:pPr>
       <w:r>
         <w:rPr>
           <w:rFonts w:hint="eastAsia" w:ascii="Times New Roman" w:hAnsi="Times New Roman" w:eastAsia="FangSong" w:cs="Times New Roman"/>
@@ -12818,14 +13649,12 @@
     </w:p>
     <w:p>
       <w:pPr>
-        <w:pStyle w:val="BodyText"/>
-      </w:pPr>
-      <w:r>
-        <w:rPr>
-          <w:rFonts w:ascii="Times New Roman" w:hAnsi="Times New Roman" w:eastAsia="Times New Roman" w:cs="Times New Roman"/>
-        </w:rPr>
-        <w:t xml:space="preserve">10-4 </w:t>
-      </w:r>
+        <w:numPr>
+          <w:ilvl w:val="0"/>
+          <w:numId w:val="1013"/>
+        </w:numPr>
+        <w:ind w:firstLine="420"/>
+      </w:pPr>
       <w:r>
         <w:rPr>
           <w:rFonts w:hint="eastAsia" w:ascii="Times New Roman" w:hAnsi="Times New Roman" w:eastAsia="FangSong" w:cs="Times New Roman"/>
@@ -12861,6 +13690,16 @@
         </w:pict>
       </w:r>
     </w:p>
+    <w:p>
+      <w:pPr>
+        <w:spacing w:before="160" w:after="80"/>
+      </w:pPr>
+      <w:r>
+        <w:pict>
+          <v:rect style="width:0;height:1.5pt" o:hralign="center" o:hrstd="t" o:hr="t"/>
+        </w:pict>
+      </w:r>
+    </w:p>
     <w:bookmarkEnd w:id="47"/>
     <w:bookmarkStart w:id="48" w:name="第25题"/>
     <w:p>
@@ -12890,6 +13729,7 @@
     <w:p>
       <w:pPr>
         <w:pStyle w:val="FirstParagraph"/>
+        <w:ind w:firstLine="420"/>
       </w:pPr>
       <w:r>
         <w:rPr>
@@ -13629,6 +14469,7 @@
     <w:p>
       <w:pPr>
         <w:pStyle w:val="FirstParagraph"/>
+        <w:ind w:firstLine="420"/>
       </w:pPr>
       <w:r>
         <w:rPr>
@@ -13775,14 +14616,12 @@
     </w:p>
     <w:p>
       <w:pPr>
-        <w:pStyle w:val="BodyText"/>
-      </w:pPr>
-      <w:r>
-        <w:rPr>
-          <w:rFonts w:ascii="Times New Roman" w:hAnsi="Times New Roman" w:eastAsia="Times New Roman" w:cs="Times New Roman"/>
-        </w:rPr>
-        <w:t xml:space="preserve">7-1 </w:t>
-      </w:r>
+        <w:numPr>
+          <w:ilvl w:val="0"/>
+          <w:numId w:val="1014"/>
+        </w:numPr>
+        <w:ind w:firstLine="420"/>
+      </w:pPr>
       <w:r>
         <w:rPr>
           <w:rFonts w:hint="eastAsia" w:ascii="Times New Roman" w:hAnsi="Times New Roman" w:eastAsia="FangSong" w:cs="Times New Roman"/>
@@ -13798,14 +14637,12 @@
     </w:p>
     <w:p>
       <w:pPr>
-        <w:pStyle w:val="BodyText"/>
-      </w:pPr>
-      <w:r>
-        <w:rPr>
-          <w:rFonts w:ascii="Times New Roman" w:hAnsi="Times New Roman" w:eastAsia="Times New Roman" w:cs="Times New Roman"/>
-        </w:rPr>
-        <w:t xml:space="preserve">7-2 </w:t>
-      </w:r>
+        <w:numPr>
+          <w:ilvl w:val="0"/>
+          <w:numId w:val="1014"/>
+        </w:numPr>
+        <w:ind w:firstLine="420"/>
+      </w:pPr>
       <w:r>
         <w:rPr>
           <w:rFonts w:hint="eastAsia" w:ascii="Times New Roman" w:hAnsi="Times New Roman" w:eastAsia="FangSong" w:cs="Times New Roman"/>
@@ -13873,6 +14710,16 @@
         </w:pict>
       </w:r>
     </w:p>
+    <w:p>
+      <w:pPr>
+        <w:spacing w:before="160" w:after="80"/>
+      </w:pPr>
+      <w:r>
+        <w:pict>
+          <v:rect style="width:0;height:1.5pt" o:hralign="center" o:hrstd="t" o:hr="t"/>
+        </w:pict>
+      </w:r>
+    </w:p>
     <w:bookmarkEnd w:id="48"/>
     <w:bookmarkStart w:id="49" w:name="第26题"/>
     <w:p>
@@ -13902,6 +14749,7 @@
     <w:p>
       <w:pPr>
         <w:pStyle w:val="FirstParagraph"/>
+        <w:ind w:firstLine="420"/>
       </w:pPr>
       <w:r>
         <w:rPr>
@@ -14355,6 +15203,16 @@
           <w:rFonts w:hint="eastAsia" w:ascii="Times New Roman" w:hAnsi="Times New Roman" w:eastAsia="Times New Roman" w:cs="Times New Roman"/>
         </w:rPr>
         <w:t>。</w:t>
+      </w:r>
+    </w:p>
+    <w:p>
+      <w:pPr>
+        <w:spacing w:before="160" w:after="80"/>
+      </w:pPr>
+      <w:r>
+        <w:pict>
+          <v:rect style="width:0;height:1.5pt" o:hralign="center" o:hrstd="t" o:hr="t"/>
+        </w:pict>
       </w:r>
     </w:p>
     <w:p>
@@ -14785,6 +15643,91 @@
       </w:pPr>
     </w:lvl>
   </w:abstractNum>
+  <w:abstractNum w:abstractNumId="99431">
+    <w:nsid w:val="00A99431"/>
+    <w:multiLevelType w:val="multilevel"/>
+    <w:lvl w:ilvl="0">
+      <w:start w:val="1"/>
+      <w:numFmt w:val="decimal"/>
+      <w:lvlText w:val="(%1)"/>
+      <w:lvlJc w:val="left"/>
+      <w:pPr>
+        <w:ind w:left="720" w:hanging="360"/>
+      </w:pPr>
+    </w:lvl>
+    <w:lvl w:ilvl="1">
+      <w:start w:val="1"/>
+      <w:numFmt w:val="decimal"/>
+      <w:lvlText w:val="(%2)"/>
+      <w:lvlJc w:val="left"/>
+      <w:pPr>
+        <w:ind w:left="1440" w:hanging="360"/>
+      </w:pPr>
+    </w:lvl>
+    <w:lvl w:ilvl="2">
+      <w:start w:val="1"/>
+      <w:numFmt w:val="decimal"/>
+      <w:lvlText w:val="(%3)"/>
+      <w:lvlJc w:val="left"/>
+      <w:pPr>
+        <w:ind w:left="2160" w:hanging="360"/>
+      </w:pPr>
+    </w:lvl>
+    <w:lvl w:ilvl="3">
+      <w:start w:val="1"/>
+      <w:numFmt w:val="decimal"/>
+      <w:lvlText w:val="(%4)"/>
+      <w:lvlJc w:val="left"/>
+      <w:pPr>
+        <w:ind w:left="2880" w:hanging="360"/>
+      </w:pPr>
+    </w:lvl>
+    <w:lvl w:ilvl="4">
+      <w:start w:val="1"/>
+      <w:numFmt w:val="decimal"/>
+      <w:lvlText w:val="(%5)"/>
+      <w:lvlJc w:val="left"/>
+      <w:pPr>
+        <w:ind w:left="3600" w:hanging="360"/>
+      </w:pPr>
+    </w:lvl>
+    <w:lvl w:ilvl="5">
+      <w:start w:val="1"/>
+      <w:numFmt w:val="decimal"/>
+      <w:lvlText w:val="(%6)"/>
+      <w:lvlJc w:val="left"/>
+      <w:pPr>
+        <w:ind w:left="4320" w:hanging="360"/>
+      </w:pPr>
+    </w:lvl>
+    <w:lvl w:ilvl="6">
+      <w:start w:val="1"/>
+      <w:numFmt w:val="decimal"/>
+      <w:lvlText w:val="(%7)"/>
+      <w:lvlJc w:val="left"/>
+      <w:pPr>
+        <w:ind w:left="5040" w:hanging="360"/>
+      </w:pPr>
+    </w:lvl>
+    <w:lvl w:ilvl="7">
+      <w:start w:val="1"/>
+      <w:numFmt w:val="decimal"/>
+      <w:lvlText w:val="(%8)"/>
+      <w:lvlJc w:val="left"/>
+      <w:pPr>
+        <w:ind w:left="5760" w:hanging="360"/>
+      </w:pPr>
+    </w:lvl>
+    <w:lvl w:ilvl="8">
+      <w:start w:val="1"/>
+      <w:numFmt w:val="decimal"/>
+      <w:lvlText w:val="(%9)"/>
+      <w:lvlJc w:val="left"/>
+      <w:pPr>
+        <w:ind w:left="6480" w:hanging="360"/>
+      </w:pPr>
+    </w:lvl>
+  </w:abstractNum>
   <w:abstractNum w:abstractNumId="99731">
     <w:nsid w:val="00A99731"/>
     <w:multiLevelType w:val="multilevel"/>
@@ -14907,6 +15850,36 @@
     </w:lvlOverride>
   </w:num>
   <w:num w:numId="1003">
+    <w:abstractNumId w:val="99431"/>
+    <w:lvlOverride w:ilvl="0">
+      <w:startOverride w:val="1"/>
+    </w:lvlOverride>
+    <w:lvlOverride w:ilvl="1">
+      <w:startOverride w:val="1"/>
+    </w:lvlOverride>
+    <w:lvlOverride w:ilvl="2">
+      <w:startOverride w:val="1"/>
+    </w:lvlOverride>
+    <w:lvlOverride w:ilvl="3">
+      <w:startOverride w:val="1"/>
+    </w:lvlOverride>
+    <w:lvlOverride w:ilvl="4">
+      <w:startOverride w:val="1"/>
+    </w:lvlOverride>
+    <w:lvlOverride w:ilvl="5">
+      <w:startOverride w:val="1"/>
+    </w:lvlOverride>
+    <w:lvlOverride w:ilvl="6">
+      <w:startOverride w:val="1"/>
+    </w:lvlOverride>
+    <w:lvlOverride w:ilvl="7">
+      <w:startOverride w:val="1"/>
+    </w:lvlOverride>
+    <w:lvlOverride w:ilvl="8">
+      <w:startOverride w:val="1"/>
+    </w:lvlOverride>
+  </w:num>
+  <w:num w:numId="1004">
     <w:abstractNumId w:val="99731"/>
     <w:lvlOverride w:ilvl="0">
       <w:startOverride w:val="1"/>
@@ -14936,38 +15909,8 @@
       <w:startOverride w:val="1"/>
     </w:lvlOverride>
   </w:num>
-  <w:num w:numId="1004">
-    <w:abstractNumId w:val="99411"/>
-    <w:lvlOverride w:ilvl="0">
-      <w:startOverride w:val="1"/>
-    </w:lvlOverride>
-    <w:lvlOverride w:ilvl="1">
-      <w:startOverride w:val="1"/>
-    </w:lvlOverride>
-    <w:lvlOverride w:ilvl="2">
-      <w:startOverride w:val="1"/>
-    </w:lvlOverride>
-    <w:lvlOverride w:ilvl="3">
-      <w:startOverride w:val="1"/>
-    </w:lvlOverride>
-    <w:lvlOverride w:ilvl="4">
-      <w:startOverride w:val="1"/>
-    </w:lvlOverride>
-    <w:lvlOverride w:ilvl="5">
-      <w:startOverride w:val="1"/>
-    </w:lvlOverride>
-    <w:lvlOverride w:ilvl="6">
-      <w:startOverride w:val="1"/>
-    </w:lvlOverride>
-    <w:lvlOverride w:ilvl="7">
-      <w:startOverride w:val="1"/>
-    </w:lvlOverride>
-    <w:lvlOverride w:ilvl="8">
-      <w:startOverride w:val="1"/>
-    </w:lvlOverride>
-  </w:num>
   <w:num w:numId="1005">
-    <w:abstractNumId w:val="99411"/>
+    <w:abstractNumId w:val="99431"/>
     <w:lvlOverride w:ilvl="0">
       <w:startOverride w:val="1"/>
     </w:lvlOverride>
@@ -15057,13 +16000,133 @@
     </w:lvlOverride>
   </w:num>
   <w:num w:numId="1008">
-    <w:abstractNumId w:val="991"/>
+    <w:abstractNumId w:val="99411"/>
+    <w:lvlOverride w:ilvl="0">
+      <w:startOverride w:val="1"/>
+    </w:lvlOverride>
+    <w:lvlOverride w:ilvl="1">
+      <w:startOverride w:val="1"/>
+    </w:lvlOverride>
+    <w:lvlOverride w:ilvl="2">
+      <w:startOverride w:val="1"/>
+    </w:lvlOverride>
+    <w:lvlOverride w:ilvl="3">
+      <w:startOverride w:val="1"/>
+    </w:lvlOverride>
+    <w:lvlOverride w:ilvl="4">
+      <w:startOverride w:val="1"/>
+    </w:lvlOverride>
+    <w:lvlOverride w:ilvl="5">
+      <w:startOverride w:val="1"/>
+    </w:lvlOverride>
+    <w:lvlOverride w:ilvl="6">
+      <w:startOverride w:val="1"/>
+    </w:lvlOverride>
+    <w:lvlOverride w:ilvl="7">
+      <w:startOverride w:val="1"/>
+    </w:lvlOverride>
+    <w:lvlOverride w:ilvl="8">
+      <w:startOverride w:val="1"/>
+    </w:lvlOverride>
   </w:num>
   <w:num w:numId="1009">
-    <w:abstractNumId w:val="991"/>
+    <w:abstractNumId w:val="99411"/>
+    <w:lvlOverride w:ilvl="0">
+      <w:startOverride w:val="1"/>
+    </w:lvlOverride>
+    <w:lvlOverride w:ilvl="1">
+      <w:startOverride w:val="1"/>
+    </w:lvlOverride>
+    <w:lvlOverride w:ilvl="2">
+      <w:startOverride w:val="1"/>
+    </w:lvlOverride>
+    <w:lvlOverride w:ilvl="3">
+      <w:startOverride w:val="1"/>
+    </w:lvlOverride>
+    <w:lvlOverride w:ilvl="4">
+      <w:startOverride w:val="1"/>
+    </w:lvlOverride>
+    <w:lvlOverride w:ilvl="5">
+      <w:startOverride w:val="1"/>
+    </w:lvlOverride>
+    <w:lvlOverride w:ilvl="6">
+      <w:startOverride w:val="1"/>
+    </w:lvlOverride>
+    <w:lvlOverride w:ilvl="7">
+      <w:startOverride w:val="1"/>
+    </w:lvlOverride>
+    <w:lvlOverride w:ilvl="8">
+      <w:startOverride w:val="1"/>
+    </w:lvlOverride>
   </w:num>
   <w:num w:numId="1010">
     <w:abstractNumId w:val="991"/>
+  </w:num>
+  <w:num w:numId="1011">
+    <w:abstractNumId w:val="991"/>
+  </w:num>
+  <w:num w:numId="1012">
+    <w:abstractNumId w:val="991"/>
+  </w:num>
+  <w:num w:numId="1013">
+    <w:abstractNumId w:val="99431"/>
+    <w:lvlOverride w:ilvl="0">
+      <w:startOverride w:val="1"/>
+    </w:lvlOverride>
+    <w:lvlOverride w:ilvl="1">
+      <w:startOverride w:val="1"/>
+    </w:lvlOverride>
+    <w:lvlOverride w:ilvl="2">
+      <w:startOverride w:val="1"/>
+    </w:lvlOverride>
+    <w:lvlOverride w:ilvl="3">
+      <w:startOverride w:val="1"/>
+    </w:lvlOverride>
+    <w:lvlOverride w:ilvl="4">
+      <w:startOverride w:val="1"/>
+    </w:lvlOverride>
+    <w:lvlOverride w:ilvl="5">
+      <w:startOverride w:val="1"/>
+    </w:lvlOverride>
+    <w:lvlOverride w:ilvl="6">
+      <w:startOverride w:val="1"/>
+    </w:lvlOverride>
+    <w:lvlOverride w:ilvl="7">
+      <w:startOverride w:val="1"/>
+    </w:lvlOverride>
+    <w:lvlOverride w:ilvl="8">
+      <w:startOverride w:val="1"/>
+    </w:lvlOverride>
+  </w:num>
+  <w:num w:numId="1014">
+    <w:abstractNumId w:val="99431"/>
+    <w:lvlOverride w:ilvl="0">
+      <w:startOverride w:val="1"/>
+    </w:lvlOverride>
+    <w:lvlOverride w:ilvl="1">
+      <w:startOverride w:val="1"/>
+    </w:lvlOverride>
+    <w:lvlOverride w:ilvl="2">
+      <w:startOverride w:val="1"/>
+    </w:lvlOverride>
+    <w:lvlOverride w:ilvl="3">
+      <w:startOverride w:val="1"/>
+    </w:lvlOverride>
+    <w:lvlOverride w:ilvl="4">
+      <w:startOverride w:val="1"/>
+    </w:lvlOverride>
+    <w:lvlOverride w:ilvl="5">
+      <w:startOverride w:val="1"/>
+    </w:lvlOverride>
+    <w:lvlOverride w:ilvl="6">
+      <w:startOverride w:val="1"/>
+    </w:lvlOverride>
+    <w:lvlOverride w:ilvl="7">
+      <w:startOverride w:val="1"/>
+    </w:lvlOverride>
+    <w:lvlOverride w:ilvl="8">
+      <w:startOverride w:val="1"/>
+    </w:lvlOverride>
   </w:num>
 </w:numbering>
 </file>

--- a/00-首页/题组Word/第一轮·综合套卷/第一轮综合卷11（学生版-打印版）.docx
+++ b/00-首页/题组Word/第一轮·综合套卷/第一轮综合卷11（学生版-打印版）.docx
@@ -350,16 +350,6 @@
           <w:rFonts w:hint="eastAsia" w:ascii="Times New Roman" w:hAnsi="Times New Roman" w:eastAsia="FangSong" w:cs="Times New Roman"/>
         </w:rPr>
         <w:t xml:space="preserve">三角锥形和平面三角形</w:t>
-      </w:r>
-    </w:p>
-    <w:p>
-      <w:pPr>
-        <w:spacing w:before="160" w:after="80"/>
-      </w:pPr>
-      <w:r>
-        <w:pict>
-          <v:rect style="width:0;height:1.5pt" o:hralign="center" o:hrstd="t" o:hr="t"/>
-        </w:pict>
       </w:r>
     </w:p>
     <w:p>
@@ -1102,16 +1092,6 @@
           <w:rFonts w:hint="eastAsia" w:ascii="Times New Roman" w:hAnsi="Times New Roman" w:eastAsia="FangSong" w:cs="Times New Roman"/>
         </w:rPr>
         <w:t xml:space="preserve">分子中没有</w:t>
-      </w:r>
-    </w:p>
-    <w:p>
-      <w:pPr>
-        <w:spacing w:before="160" w:after="80"/>
-      </w:pPr>
-      <w:r>
-        <w:pict>
-          <v:rect style="width:0;height:1.5pt" o:hralign="center" o:hrstd="t" o:hr="t"/>
-        </w:pict>
       </w:r>
     </w:p>
     <w:p>
@@ -1686,16 +1666,6 @@
         </w:pict>
       </w:r>
     </w:p>
-    <w:p>
-      <w:pPr>
-        <w:spacing w:before="160" w:after="80"/>
-      </w:pPr>
-      <w:r>
-        <w:pict>
-          <v:rect style="width:0;height:1.5pt" o:hralign="center" o:hrstd="t" o:hr="t"/>
-        </w:pict>
-      </w:r>
-    </w:p>
     <w:bookmarkEnd w:id="11"/>
     <w:bookmarkStart w:id="12" w:name="第4题"/>
     <w:p>
@@ -1858,7 +1828,7 @@
         <w:rPr>
           <w:rFonts w:ascii="Times New Roman" w:hAnsi="Times New Roman" w:eastAsia="Times New Roman" w:cs="Times New Roman"/>
         </w:rPr>
-        <w:t xml:space="preserve">- A.</w:t>
+        <w:t xml:space="preserve">A.</w:t>
       </w:r>
       <w:r>
         <w:rPr>
@@ -1925,7 +1895,7 @@
         <w:rPr>
           <w:rFonts w:ascii="Times New Roman" w:hAnsi="Times New Roman" w:eastAsia="Times New Roman" w:cs="Times New Roman"/>
         </w:rPr>
-        <w:t xml:space="preserve">- B.</w:t>
+        <w:t xml:space="preserve">B.</w:t>
       </w:r>
       <w:r>
         <w:rPr>
@@ -1992,7 +1962,7 @@
         <w:rPr>
           <w:rFonts w:ascii="Times New Roman" w:hAnsi="Times New Roman" w:eastAsia="Times New Roman" w:cs="Times New Roman"/>
         </w:rPr>
-        <w:t xml:space="preserve">- C.</w:t>
+        <w:t xml:space="preserve">C.</w:t>
       </w:r>
       <w:r>
         <w:rPr>
@@ -2068,7 +2038,7 @@
         <w:rPr>
           <w:rFonts w:ascii="Times New Roman" w:hAnsi="Times New Roman" w:eastAsia="Times New Roman" w:cs="Times New Roman"/>
         </w:rPr>
-        <w:t xml:space="preserve">- D.</w:t>
+        <w:t xml:space="preserve">D.</w:t>
       </w:r>
       <w:r>
         <w:rPr>
@@ -2145,16 +2115,6 @@
         </w:pict>
       </w:r>
     </w:p>
-    <w:p>
-      <w:pPr>
-        <w:spacing w:before="160" w:after="80"/>
-      </w:pPr>
-      <w:r>
-        <w:pict>
-          <v:rect style="width:0;height:1.5pt" o:hralign="center" o:hrstd="t" o:hr="t"/>
-        </w:pict>
-      </w:r>
-    </w:p>
     <w:bookmarkEnd w:id="12"/>
     <w:bookmarkStart w:id="13" w:name="第5题"/>
     <w:p>
@@ -2426,16 +2386,6 @@
           <w:rFonts w:ascii="Times New Roman" w:hAnsi="Times New Roman" w:eastAsia="Times New Roman" w:cs="Times New Roman"/>
         </w:rPr>
         <w:t xml:space="preserve"> ΔH &gt; 0</w:t>
-      </w:r>
-    </w:p>
-    <w:p>
-      <w:pPr>
-        <w:spacing w:before="160" w:after="80"/>
-      </w:pPr>
-      <w:r>
-        <w:pict>
-          <v:rect style="width:0;height:1.5pt" o:hralign="center" o:hrstd="t" o:hr="t"/>
-        </w:pict>
       </w:r>
     </w:p>
     <w:p>
@@ -3356,7 +3306,7 @@
         <w:rPr>
           <w:rFonts w:ascii="Times New Roman" w:hAnsi="Times New Roman" w:eastAsia="Times New Roman" w:cs="Times New Roman"/>
         </w:rPr>
-        <w:t xml:space="preserve">- A.</w:t>
+        <w:t xml:space="preserve">A.</w:t>
       </w:r>
       <w:r>
         <w:rPr>
@@ -3494,7 +3444,7 @@
         <w:rPr>
           <w:rFonts w:ascii="Times New Roman" w:hAnsi="Times New Roman" w:eastAsia="Times New Roman" w:cs="Times New Roman"/>
         </w:rPr>
-        <w:t xml:space="preserve">- B.</w:t>
+        <w:t xml:space="preserve">B.</w:t>
       </w:r>
       <w:r>
         <w:rPr>
@@ -3623,7 +3573,7 @@
         <w:rPr>
           <w:rFonts w:ascii="Times New Roman" w:hAnsi="Times New Roman" w:eastAsia="Times New Roman" w:cs="Times New Roman"/>
         </w:rPr>
-        <w:t xml:space="preserve">- C.</w:t>
+        <w:t xml:space="preserve">C.</w:t>
       </w:r>
       <w:r>
         <w:rPr>
@@ -3725,7 +3675,7 @@
         <w:rPr>
           <w:rFonts w:ascii="Times New Roman" w:hAnsi="Times New Roman" w:eastAsia="Times New Roman" w:cs="Times New Roman"/>
         </w:rPr>
-        <w:t xml:space="preserve">- D.</w:t>
+        <w:t xml:space="preserve">D.</w:t>
       </w:r>
       <w:r>
         <w:rPr>
@@ -3837,16 +3787,6 @@
         </w:pict>
       </w:r>
     </w:p>
-    <w:p>
-      <w:pPr>
-        <w:spacing w:before="160" w:after="80"/>
-      </w:pPr>
-      <w:r>
-        <w:pict>
-          <v:rect style="width:0;height:1.5pt" o:hralign="center" o:hrstd="t" o:hr="t"/>
-        </w:pict>
-      </w:r>
-    </w:p>
     <w:bookmarkEnd w:id="14"/>
     <w:bookmarkStart w:id="15" w:name="第7题"/>
     <w:p>
@@ -3949,16 +3889,6 @@
           <w:rFonts w:hint="eastAsia" w:ascii="Times New Roman" w:hAnsi="Times New Roman" w:eastAsia="Times New Roman" w:cs="Times New Roman"/>
         </w:rPr>
         <w:t>。</w:t>
-      </w:r>
-    </w:p>
-    <w:p>
-      <w:pPr>
-        <w:spacing w:before="160" w:after="80"/>
-      </w:pPr>
-      <w:r>
-        <w:pict>
-          <v:rect style="width:0;height:1.5pt" o:hralign="center" o:hrstd="t" o:hr="t"/>
-        </w:pict>
       </w:r>
     </w:p>
     <w:p>
@@ -4604,16 +4534,6 @@
         </w:pict>
       </w:r>
     </w:p>
-    <w:p>
-      <w:pPr>
-        <w:spacing w:before="160" w:after="80"/>
-      </w:pPr>
-      <w:r>
-        <w:pict>
-          <v:rect style="width:0;height:1.5pt" o:hralign="center" o:hrstd="t" o:hr="t"/>
-        </w:pict>
-      </w:r>
-    </w:p>
     <w:bookmarkEnd w:id="16"/>
     <w:bookmarkStart w:id="17" w:name="第9题"/>
     <w:p>
@@ -5017,7 +4937,7 @@
           <w:b/>
           <w:bCs/>
         </w:rPr>
-        <w:t xml:space="preserve">(1)</w:t>
+        <w:t xml:space="preserve">73-1</w:t>
       </w:r>
       <w:r>
         <w:rPr>
@@ -5073,7 +4993,7 @@
           <w:b/>
           <w:bCs/>
         </w:rPr>
-        <w:t xml:space="preserve">(2)</w:t>
+        <w:t xml:space="preserve">73-2</w:t>
       </w:r>
       <w:r>
         <w:rPr>
@@ -5544,6 +5464,122 @@
         </w:pict>
       </w:r>
     </w:p>
+    <w:bookmarkEnd w:id="17"/>
+    <w:bookmarkStart w:id="18" w:name="第10题"/>
+    <w:p>
+      <w:pPr>
+        <w:pStyle w:val="Heading3"/>
+        <w:spacing w:before="280" w:after="120"/>
+      </w:pPr>
+      <w:r>
+        <w:rPr>
+          <w:rFonts w:hint="eastAsia" w:ascii="Times New Roman" w:hAnsi="Times New Roman" w:eastAsia="SimHei" w:cs="Times New Roman"/>
+        </w:rPr>
+        <w:t>第</w:t>
+      </w:r>
+      <w:r>
+        <w:rPr>
+          <w:rFonts w:hint="eastAsia" w:ascii="Times New Roman" w:hAnsi="Times New Roman" w:eastAsia="Times New Roman" w:cs="Times New Roman"/>
+        </w:rPr>
+        <w:t>10</w:t>
+      </w:r>
+      <w:r>
+        <w:rPr>
+          <w:rFonts w:hint="eastAsia" w:ascii="Times New Roman" w:hAnsi="Times New Roman" w:eastAsia="SimHei" w:cs="Times New Roman"/>
+        </w:rPr>
+        <w:t>题</w:t>
+      </w:r>
+    </w:p>
+    <w:p>
+      <w:pPr>
+        <w:pStyle w:val="FirstParagraph"/>
+        <w:ind w:firstLine="420"/>
+      </w:pPr>
+      <w:r>
+        <w:rPr>
+          <w:rFonts w:ascii="Times New Roman" w:hAnsi="Times New Roman" w:eastAsia="Times New Roman" w:cs="Times New Roman"/>
+        </w:rPr>
+        <w:t xml:space="preserve">γ-MgAgSb </w:t>
+      </w:r>
+      <w:r>
+        <w:rPr>
+          <w:rFonts w:hint="eastAsia" w:ascii="Times New Roman" w:hAnsi="Times New Roman" w:eastAsia="FangSong" w:cs="Times New Roman"/>
+        </w:rPr>
+        <w:t>属立方晶系</w:t>
+      </w:r>
+      <w:r>
+        <w:rPr>
+          <w:rFonts w:hint="eastAsia" w:ascii="Times New Roman" w:hAnsi="Times New Roman" w:eastAsia="Times New Roman" w:cs="Times New Roman"/>
+        </w:rPr>
+        <w:t>，</w:t>
+      </w:r>
+      <w:r>
+        <w:rPr>
+          <w:rFonts w:hint="eastAsia" w:ascii="Times New Roman" w:hAnsi="Times New Roman" w:eastAsia="FangSong" w:cs="Times New Roman"/>
+        </w:rPr>
+        <w:t>其晶体结构可以视为</w:t>
+      </w:r>
+      <w:r>
+        <w:rPr>
+          <w:rFonts w:ascii="Times New Roman" w:hAnsi="Times New Roman" w:eastAsia="Times New Roman" w:cs="Times New Roman"/>
+        </w:rPr>
+        <w:t xml:space="preserve"> MgSb </w:t>
+      </w:r>
+      <w:r>
+        <w:rPr>
+          <w:rFonts w:hint="eastAsia" w:ascii="Times New Roman" w:hAnsi="Times New Roman" w:eastAsia="FangSong" w:cs="Times New Roman"/>
+        </w:rPr>
+        <w:t xml:space="preserve">作</w:t>
+      </w:r>
+      <w:r>
+        <w:rPr>
+          <w:rFonts w:ascii="Times New Roman" w:hAnsi="Times New Roman" w:eastAsia="Times New Roman" w:cs="Times New Roman"/>
+        </w:rPr>
+        <w:t xml:space="preserve"> NaCl </w:t>
+      </w:r>
+      <w:r>
+        <w:rPr>
+          <w:rFonts w:hint="eastAsia" w:ascii="Times New Roman" w:hAnsi="Times New Roman" w:eastAsia="FangSong" w:cs="Times New Roman"/>
+        </w:rPr>
+        <w:t>结构</w:t>
+      </w:r>
+      <w:r>
+        <w:rPr>
+          <w:rFonts w:hint="eastAsia" w:ascii="Times New Roman" w:hAnsi="Times New Roman" w:eastAsia="Times New Roman" w:cs="Times New Roman"/>
+        </w:rPr>
+        <w:t>，Ag</w:t>
+      </w:r>
+      <w:r>
+        <w:rPr>
+          <w:rFonts w:ascii="Times New Roman" w:hAnsi="Times New Roman" w:eastAsia="Times New Roman" w:cs="Times New Roman"/>
+        </w:rPr>
+        <w:t xml:space="preserve"> </w:t>
+      </w:r>
+      <w:r>
+        <w:rPr>
+          <w:rFonts w:hint="eastAsia" w:ascii="Times New Roman" w:hAnsi="Times New Roman" w:eastAsia="FangSong" w:cs="Times New Roman"/>
+        </w:rPr>
+        <w:t>掺杂入某种空隙得到</w:t>
+      </w:r>
+      <w:r>
+        <w:rPr>
+          <w:rFonts w:hint="eastAsia" w:ascii="Times New Roman" w:hAnsi="Times New Roman" w:eastAsia="Times New Roman" w:cs="Times New Roman"/>
+        </w:rPr>
+        <w:t>。</w:t>
+      </w:r>
+      <w:r>
+        <w:rPr>
+          <w:rFonts w:hint="eastAsia" w:ascii="Times New Roman" w:hAnsi="Times New Roman" w:eastAsia="FangSong" w:cs="Times New Roman"/>
+        </w:rPr>
+        <w:t>晶胞参数</w:t>
+      </w:r>
+      <w:r>
+        <w:rPr>
+          <w:rFonts w:ascii="Times New Roman" w:hAnsi="Times New Roman" w:eastAsia="Times New Roman" w:cs="Times New Roman"/>
+        </w:rPr>
+        <w:t xml:space="preserve"> a=670pm。</w:t>
+      </w:r>
+    </w:p>
     <w:p>
       <w:pPr>
         <w:spacing w:before="160" w:after="80"/>
@@ -5554,8 +5590,8 @@
         </w:pict>
       </w:r>
     </w:p>
-    <w:bookmarkEnd w:id="17"/>
-    <w:bookmarkStart w:id="18" w:name="第10题"/>
+    <w:bookmarkEnd w:id="18"/>
+    <w:bookmarkStart w:id="19" w:name="第11题"/>
     <w:p>
       <w:pPr>
         <w:pStyle w:val="Heading3"/>
@@ -5571,7 +5607,7 @@
         <w:rPr>
           <w:rFonts w:hint="eastAsia" w:ascii="Times New Roman" w:hAnsi="Times New Roman" w:eastAsia="Times New Roman" w:cs="Times New Roman"/>
         </w:rPr>
-        <w:t>10</w:t>
+        <w:t>11</w:t>
       </w:r>
       <w:r>
         <w:rPr>
@@ -5588,179 +5624,46 @@
       <w:r>
         <w:rPr>
           <w:rFonts w:ascii="Times New Roman" w:hAnsi="Times New Roman" w:eastAsia="Times New Roman" w:cs="Times New Roman"/>
-        </w:rPr>
-        <w:t xml:space="preserve">γ-MgAgSb </w:t>
-      </w:r>
-      <w:r>
-        <w:rPr>
-          <w:rFonts w:hint="eastAsia" w:ascii="Times New Roman" w:hAnsi="Times New Roman" w:eastAsia="FangSong" w:cs="Times New Roman"/>
-        </w:rPr>
-        <w:t>属立方晶系</w:t>
-      </w:r>
-      <w:r>
-        <w:rPr>
-          <w:rFonts w:hint="eastAsia" w:ascii="Times New Roman" w:hAnsi="Times New Roman" w:eastAsia="Times New Roman" w:cs="Times New Roman"/>
-        </w:rPr>
-        <w:t>，</w:t>
-      </w:r>
-      <w:r>
-        <w:rPr>
-          <w:rFonts w:hint="eastAsia" w:ascii="Times New Roman" w:hAnsi="Times New Roman" w:eastAsia="FangSong" w:cs="Times New Roman"/>
-        </w:rPr>
-        <w:t>其晶体结构可以视为</w:t>
-      </w:r>
-      <w:r>
-        <w:rPr>
-          <w:rFonts w:ascii="Times New Roman" w:hAnsi="Times New Roman" w:eastAsia="Times New Roman" w:cs="Times New Roman"/>
-        </w:rPr>
-        <w:t xml:space="preserve"> MgSb </w:t>
-      </w:r>
-      <w:r>
-        <w:rPr>
-          <w:rFonts w:hint="eastAsia" w:ascii="Times New Roman" w:hAnsi="Times New Roman" w:eastAsia="FangSong" w:cs="Times New Roman"/>
-        </w:rPr>
-        <w:t xml:space="preserve">作</w:t>
-      </w:r>
-      <w:r>
-        <w:rPr>
-          <w:rFonts w:ascii="Times New Roman" w:hAnsi="Times New Roman" w:eastAsia="Times New Roman" w:cs="Times New Roman"/>
-        </w:rPr>
-        <w:t xml:space="preserve"> NaCl </w:t>
-      </w:r>
-      <w:r>
-        <w:rPr>
-          <w:rFonts w:hint="eastAsia" w:ascii="Times New Roman" w:hAnsi="Times New Roman" w:eastAsia="FangSong" w:cs="Times New Roman"/>
-        </w:rPr>
-        <w:t>结构</w:t>
-      </w:r>
-      <w:r>
-        <w:rPr>
-          <w:rFonts w:hint="eastAsia" w:ascii="Times New Roman" w:hAnsi="Times New Roman" w:eastAsia="Times New Roman" w:cs="Times New Roman"/>
-        </w:rPr>
-        <w:t>，Ag</w:t>
-      </w:r>
-      <w:r>
-        <w:rPr>
-          <w:rFonts w:ascii="Times New Roman" w:hAnsi="Times New Roman" w:eastAsia="Times New Roman" w:cs="Times New Roman"/>
-        </w:rPr>
-        <w:t xml:space="preserve"> </w:t>
-      </w:r>
-      <w:r>
-        <w:rPr>
-          <w:rFonts w:hint="eastAsia" w:ascii="Times New Roman" w:hAnsi="Times New Roman" w:eastAsia="FangSong" w:cs="Times New Roman"/>
-        </w:rPr>
-        <w:t>掺杂入某种空隙得到</w:t>
-      </w:r>
-      <w:r>
-        <w:rPr>
-          <w:rFonts w:hint="eastAsia" w:ascii="Times New Roman" w:hAnsi="Times New Roman" w:eastAsia="Times New Roman" w:cs="Times New Roman"/>
-        </w:rPr>
-        <w:t>。</w:t>
-      </w:r>
-      <w:r>
-        <w:rPr>
-          <w:rFonts w:hint="eastAsia" w:ascii="Times New Roman" w:hAnsi="Times New Roman" w:eastAsia="FangSong" w:cs="Times New Roman"/>
-        </w:rPr>
-        <w:t>晶胞参数</w:t>
-      </w:r>
-      <w:r>
-        <w:rPr>
-          <w:rFonts w:ascii="Times New Roman" w:hAnsi="Times New Roman" w:eastAsia="Times New Roman" w:cs="Times New Roman"/>
-        </w:rPr>
-        <w:t xml:space="preserve"> a=670pm。</w:t>
-      </w:r>
-    </w:p>
-    <w:p>
-      <w:pPr>
-        <w:spacing w:before="160" w:after="80"/>
-      </w:pPr>
-      <w:r>
-        <w:pict>
-          <v:rect style="width:0;height:1.5pt" o:hralign="center" o:hrstd="t" o:hr="t"/>
-        </w:pict>
-      </w:r>
-    </w:p>
-    <w:p>
-      <w:pPr>
-        <w:numPr>
-          <w:ilvl w:val="0"/>
-          <w:numId w:val="1003"/>
-        </w:numPr>
-        <w:ind w:firstLine="420"/>
-      </w:pPr>
-      <w:r>
-        <w:rPr>
-          <w:rFonts w:hint="eastAsia" w:ascii="Times New Roman" w:hAnsi="Times New Roman" w:eastAsia="FangSong" w:cs="Times New Roman"/>
-        </w:rPr>
-        <w:t xml:space="preserve">请画出</w:t>
-      </w:r>
-      <w:r>
-        <w:rPr>
-          <w:rFonts w:ascii="Times New Roman" w:hAnsi="Times New Roman" w:eastAsia="Times New Roman" w:cs="Times New Roman"/>
-        </w:rPr>
-        <w:t xml:space="preserve"> </w:t>
-      </w:r>
-      <m:oMath>
-        <m:r>
-          <m:t>γ</m:t>
-        </m:r>
-      </m:oMath>
-      <w:r>
-        <w:rPr>
-          <w:rFonts w:ascii="Times New Roman" w:hAnsi="Times New Roman" w:eastAsia="Times New Roman" w:cs="Times New Roman"/>
-        </w:rPr>
-        <w:t xml:space="preserve"> </w:t>
-      </w:r>
-      <w:r>
-        <w:rPr>
-          <w:rFonts w:ascii="Times New Roman" w:hAnsi="Times New Roman" w:eastAsia="Times New Roman" w:cs="Times New Roman"/>
-        </w:rPr>
-        <w:t xml:space="preserve">-MgAgSb </w:t>
-      </w:r>
-      <w:r>
-        <w:rPr>
-          <w:rFonts w:hint="eastAsia" w:ascii="Times New Roman" w:hAnsi="Times New Roman" w:eastAsia="FangSong" w:cs="Times New Roman"/>
-        </w:rPr>
-        <w:t>的正当晶胞</w:t>
-      </w:r>
-      <w:r>
-        <w:rPr>
-          <w:rFonts w:hint="eastAsia" w:ascii="Times New Roman" w:hAnsi="Times New Roman" w:eastAsia="Times New Roman" w:cs="Times New Roman"/>
-        </w:rPr>
-        <w:t>。</w:t>
-      </w:r>
-    </w:p>
-    <w:p>
-      <w:pPr>
-        <w:numPr>
-          <w:ilvl w:val="0"/>
-          <w:numId w:val="1003"/>
-        </w:numPr>
-        <w:ind w:firstLine="420"/>
-      </w:pPr>
-      <w:r>
-        <w:rPr>
-          <w:rFonts w:hint="eastAsia" w:ascii="Times New Roman" w:hAnsi="Times New Roman" w:eastAsia="FangSong" w:cs="Times New Roman"/>
-        </w:rPr>
-        <w:t>计算说明在高温下银离子能否自由移动而导电</w:t>
-      </w:r>
-      <w:r>
-        <w:rPr>
-          <w:rFonts w:hint="eastAsia" w:ascii="Times New Roman" w:hAnsi="Times New Roman" w:eastAsia="Times New Roman" w:cs="Times New Roman"/>
-        </w:rPr>
-        <w:t>。</w:t>
-      </w:r>
-      <w:r>
-        <w:rPr>
-          <w:rFonts w:hint="eastAsia" w:ascii="Times New Roman" w:hAnsi="Times New Roman" w:eastAsia="FangSong" w:cs="Times New Roman"/>
-        </w:rPr>
-        <w:t>离子半径数据</w:t>
-      </w:r>
-      <w:r>
-        <w:rPr>
-          <w:rFonts w:hint="eastAsia" w:ascii="Times New Roman" w:hAnsi="Times New Roman" w:eastAsia="Times New Roman" w:cs="Times New Roman"/>
-        </w:rPr>
-        <w:t>：</w:t>
+          <w:b/>
+          <w:bCs/>
+        </w:rPr>
+        <w:t xml:space="preserve">75-1</w:t>
+      </w:r>
+      <w:r>
+        <w:rPr>
+          <w:rFonts w:ascii="Times New Roman" w:hAnsi="Times New Roman" w:eastAsia="Times New Roman" w:cs="Times New Roman"/>
+        </w:rPr>
+        <w:t xml:space="preserve"> </w:t>
+      </w:r>
+      <w:r>
+        <w:rPr>
+          <w:rFonts w:hint="eastAsia" w:ascii="Times New Roman" w:hAnsi="Times New Roman" w:eastAsia="FangSong" w:cs="Times New Roman"/>
+        </w:rPr>
+        <w:t xml:space="preserve">将</w:t>
+      </w:r>
+      <w:r>
+        <w:rPr>
+          <w:rFonts w:ascii="Times New Roman" w:hAnsi="Times New Roman" w:eastAsia="Times New Roman" w:cs="Times New Roman"/>
+        </w:rPr>
+        <w:t xml:space="preserve"> ZnO </w:t>
+      </w:r>
+      <w:r>
+        <w:rPr>
+          <w:rFonts w:hint="eastAsia" w:ascii="Times New Roman" w:hAnsi="Times New Roman" w:eastAsia="FangSong" w:cs="Times New Roman"/>
+        </w:rPr>
+        <w:t xml:space="preserve">和</w:t>
+      </w:r>
+      <w:r>
+        <w:rPr>
+          <w:rFonts w:ascii="Times New Roman" w:hAnsi="Times New Roman" w:eastAsia="Times New Roman" w:cs="Times New Roman"/>
+        </w:rPr>
+        <w:t xml:space="preserve"> Zn </w:t>
+      </w:r>
+      <w:r>
+        <w:rPr>
+          <w:rFonts w:hint="eastAsia" w:ascii="Times New Roman" w:hAnsi="Times New Roman" w:eastAsia="FangSong" w:cs="Times New Roman"/>
+        </w:rPr>
+        <w:t xml:space="preserve">混合后隔绝空气加热可得到</w:t>
       </w:r>
       <w:r>
         <w:rPr>
@@ -5778,87 +5681,209 @@
           </m:ctrlPr>
         </m:oMathPr>
         <m:r>
-          <m:t>r</m:t>
-        </m:r>
-        <m:r>
           <m:rPr>
             <m:sty m:val="p"/>
           </m:rPr>
-          <m:t>(</m:t>
-        </m:r>
-        <m:sSup>
+          <m:t>Z</m:t>
+        </m:r>
+        <m:r>
+          <m:rPr>
+            <m:sty m:val="p"/>
+          </m:rPr>
+          <m:t>n</m:t>
+        </m:r>
+        <m:sSub>
           <m:e>
             <m:r>
               <m:rPr>
                 <m:sty m:val="p"/>
               </m:rPr>
-              <m:t>M</m:t>
-            </m:r>
+              <m:t>O</m:t>
+            </m:r>
+          </m:e>
+          <m:sub>
             <m:r>
               <m:rPr>
                 <m:sty m:val="p"/>
               </m:rPr>
-              <m:t>g</m:t>
-            </m:r>
-          </m:e>
-          <m:sup>
-            <m:r>
-              <m:t>2</m:t>
+              <m:t>1</m:t>
             </m:r>
             <m:r>
               <m:rPr>
                 <m:sty m:val="p"/>
               </m:rPr>
-              <m:t>+</m:t>
-            </m:r>
-          </m:sup>
-        </m:sSup>
-        <m:r>
-          <m:rPr>
-            <m:sty m:val="p"/>
-          </m:rPr>
-          <m:t>)</m:t>
-        </m:r>
-        <m:r>
-          <m:rPr>
-            <m:sty m:val="p"/>
-          </m:rPr>
-          <m:t>=</m:t>
-        </m:r>
-        <m:r>
-          <m:t>72</m:t>
-        </m:r>
-        <m:r>
-          <m:rPr>
-            <m:sty m:val="p"/>
-          </m:rPr>
-          <m:t>p</m:t>
-        </m:r>
-        <m:r>
-          <m:rPr>
-            <m:sty m:val="p"/>
-          </m:rPr>
-          <m:t>m</m:t>
-        </m:r>
+              <m:t>−</m:t>
+            </m:r>
+            <m:r>
+              <m:rPr>
+                <m:sty m:val="p"/>
+              </m:rPr>
+              <m:t>x</m:t>
+            </m:r>
+          </m:sub>
+        </m:sSub>
       </m:oMath>
       <w:r>
         <w:rPr>
-          <w:rFonts w:ascii="Times New Roman" w:hAnsi="Times New Roman" w:eastAsia="Times New Roman" w:cs="Times New Roman"/>
-        </w:rPr>
-        <w:t xml:space="preserve"> </w:t>
-      </w:r>
-      <w:r>
-        <w:rPr>
-          <w:rFonts w:hint="eastAsia" w:ascii="Times New Roman" w:hAnsi="Times New Roman" w:eastAsia="Times New Roman" w:cs="Times New Roman"/>
-        </w:rPr>
-        <w:t xml:space="preserve">，</w:t>
-      </w:r>
-      <w:r>
-        <w:rPr>
-          <w:rFonts w:ascii="Times New Roman" w:hAnsi="Times New Roman" w:eastAsia="Times New Roman" w:cs="Times New Roman"/>
-        </w:rPr>
-        <w:t xml:space="preserve"> </w:t>
-      </w:r>
+          <w:rFonts w:hint="eastAsia" w:ascii="Times New Roman" w:hAnsi="Times New Roman" w:eastAsia="Times New Roman" w:cs="Times New Roman"/>
+        </w:rPr>
+        <w:t>，</w:t>
+      </w:r>
+      <w:r>
+        <w:rPr>
+          <w:rFonts w:hint="eastAsia" w:ascii="Times New Roman" w:hAnsi="Times New Roman" w:eastAsia="FangSong" w:cs="Times New Roman"/>
+        </w:rPr>
+        <w:t>通过调整</w:t>
+      </w:r>
+      <w:r>
+        <w:rPr>
+          <w:rFonts w:ascii="Times New Roman" w:hAnsi="Times New Roman" w:eastAsia="Times New Roman" w:cs="Times New Roman"/>
+        </w:rPr>
+        <w:t xml:space="preserve"> ZnO/Zn </w:t>
+      </w:r>
+      <w:r>
+        <w:rPr>
+          <w:rFonts w:hint="eastAsia" w:ascii="Times New Roman" w:hAnsi="Times New Roman" w:eastAsia="FangSong" w:cs="Times New Roman"/>
+        </w:rPr>
+        <w:t>的比例可以得到不同颜色的化合物</w:t>
+      </w:r>
+      <w:r>
+        <w:rPr>
+          <w:rFonts w:hint="eastAsia" w:ascii="Times New Roman" w:hAnsi="Times New Roman" w:eastAsia="Times New Roman" w:cs="Times New Roman"/>
+        </w:rPr>
+        <w:t>，</w:t>
+      </w:r>
+      <w:r>
+        <w:rPr>
+          <w:rFonts w:hint="eastAsia" w:ascii="Times New Roman" w:hAnsi="Times New Roman" w:eastAsia="FangSong" w:cs="Times New Roman"/>
+        </w:rPr>
+        <w:t>解释原因</w:t>
+      </w:r>
+      <w:r>
+        <w:rPr>
+          <w:rFonts w:hint="eastAsia" w:ascii="Times New Roman" w:hAnsi="Times New Roman" w:eastAsia="Times New Roman" w:cs="Times New Roman"/>
+        </w:rPr>
+        <w:t>。</w:t>
+      </w:r>
+    </w:p>
+    <w:p>
+      <w:pPr>
+        <w:pStyle w:val="BodyText"/>
+        <w:ind w:firstLine="420"/>
+      </w:pPr>
+      <w:r>
+        <w:rPr>
+          <w:rFonts w:ascii="Times New Roman" w:hAnsi="Times New Roman" w:eastAsia="Times New Roman" w:cs="Times New Roman"/>
+          <w:b/>
+          <w:bCs/>
+        </w:rPr>
+        <w:t xml:space="preserve">75-2</w:t>
+      </w:r>
+      <w:r>
+        <w:rPr>
+          <w:rFonts w:ascii="Times New Roman" w:hAnsi="Times New Roman" w:eastAsia="Times New Roman" w:cs="Times New Roman"/>
+        </w:rPr>
+        <w:t xml:space="preserve"> </w:t>
+      </w:r>
+      <w:r>
+        <w:rPr>
+          <w:rFonts w:ascii="Times New Roman" w:hAnsi="Times New Roman" w:eastAsia="Times New Roman" w:cs="Times New Roman"/>
+        </w:rPr>
+        <w:t xml:space="preserve">ZnO </w:t>
+      </w:r>
+      <w:r>
+        <w:rPr>
+          <w:rFonts w:hint="eastAsia" w:ascii="Times New Roman" w:hAnsi="Times New Roman" w:eastAsia="FangSong" w:cs="Times New Roman"/>
+        </w:rPr>
+        <w:t>呈白色</w:t>
+      </w:r>
+      <w:r>
+        <w:rPr>
+          <w:rFonts w:hint="eastAsia" w:ascii="Times New Roman" w:hAnsi="Times New Roman" w:eastAsia="Times New Roman" w:cs="Times New Roman"/>
+        </w:rPr>
+        <w:t>，</w:t>
+      </w:r>
+      <w:r>
+        <w:rPr>
+          <w:rFonts w:hint="eastAsia" w:ascii="Times New Roman" w:hAnsi="Times New Roman" w:eastAsia="FangSong" w:cs="Times New Roman"/>
+        </w:rPr>
+        <w:t>而</w:t>
+      </w:r>
+      <w:r>
+        <w:rPr>
+          <w:rFonts w:ascii="Times New Roman" w:hAnsi="Times New Roman" w:eastAsia="Times New Roman" w:cs="Times New Roman"/>
+        </w:rPr>
+        <w:t xml:space="preserve"> HgO </w:t>
+      </w:r>
+      <w:r>
+        <w:rPr>
+          <w:rFonts w:hint="eastAsia" w:ascii="Times New Roman" w:hAnsi="Times New Roman" w:eastAsia="FangSong" w:cs="Times New Roman"/>
+        </w:rPr>
+        <w:t>有红色</w:t>
+      </w:r>
+      <w:r>
+        <w:rPr>
+          <w:rFonts w:hint="eastAsia" w:ascii="Times New Roman" w:hAnsi="Times New Roman" w:eastAsia="Times New Roman" w:cs="Times New Roman"/>
+        </w:rPr>
+        <w:t>、</w:t>
+      </w:r>
+      <w:r>
+        <w:rPr>
+          <w:rFonts w:hint="eastAsia" w:ascii="Times New Roman" w:hAnsi="Times New Roman" w:eastAsia="FangSong" w:cs="Times New Roman"/>
+        </w:rPr>
+        <w:t>黄色</w:t>
+      </w:r>
+      <w:r>
+        <w:rPr>
+          <w:rFonts w:hint="eastAsia" w:ascii="Times New Roman" w:hAnsi="Times New Roman" w:eastAsia="Times New Roman" w:cs="Times New Roman"/>
+        </w:rPr>
+        <w:t>。</w:t>
+      </w:r>
+      <w:r>
+        <w:rPr>
+          <w:rFonts w:hint="eastAsia" w:ascii="Times New Roman" w:hAnsi="Times New Roman" w:eastAsia="FangSong" w:cs="Times New Roman"/>
+        </w:rPr>
+        <w:t>红黄颜色的差异是由颗粒大小决定的</w:t>
+      </w:r>
+      <w:r>
+        <w:rPr>
+          <w:rFonts w:hint="eastAsia" w:ascii="Times New Roman" w:hAnsi="Times New Roman" w:eastAsia="Times New Roman" w:cs="Times New Roman"/>
+        </w:rPr>
+        <w:t>，</w:t>
+      </w:r>
+      <w:r>
+        <w:rPr>
+          <w:rFonts w:hint="eastAsia" w:ascii="Times New Roman" w:hAnsi="Times New Roman" w:eastAsia="FangSong" w:cs="Times New Roman"/>
+        </w:rPr>
+        <w:t>黄色氧化汞的颗粒较小</w:t>
+      </w:r>
+      <w:r>
+        <w:rPr>
+          <w:rFonts w:hint="eastAsia" w:ascii="Times New Roman" w:hAnsi="Times New Roman" w:eastAsia="Times New Roman" w:cs="Times New Roman"/>
+        </w:rPr>
+        <w:t>。</w:t>
+      </w:r>
+      <w:r>
+        <w:rPr>
+          <w:rFonts w:hint="eastAsia" w:ascii="Times New Roman" w:hAnsi="Times New Roman" w:eastAsia="FangSong" w:cs="Times New Roman"/>
+        </w:rPr>
+        <w:t>试写出以下方程式并推测固体产物的颜色</w:t>
+      </w:r>
+      <w:r>
+        <w:rPr>
+          <w:rFonts w:hint="eastAsia" w:ascii="Times New Roman" w:hAnsi="Times New Roman" w:eastAsia="Times New Roman" w:cs="Times New Roman"/>
+        </w:rPr>
+        <w:t>：</w:t>
+      </w:r>
+    </w:p>
+    <w:p>
+      <w:pPr>
+        <w:numPr>
+          <w:ilvl w:val="0"/>
+          <w:numId w:val="1003"/>
+        </w:numPr>
+        <w:ind w:firstLine="420"/>
+      </w:pPr>
       <m:oMath>
         <m:oMathPr>
           <m:ctrlPr>
@@ -5869,7 +5894,16 @@
           </m:ctrlPr>
         </m:oMathPr>
         <m:r>
-          <m:t>r</m:t>
+          <m:rPr>
+            <m:sty m:val="p"/>
+          </m:rPr>
+          <m:t>H</m:t>
+        </m:r>
+        <m:r>
+          <m:rPr>
+            <m:sty m:val="p"/>
+          </m:rPr>
+          <m:t>g</m:t>
         </m:r>
         <m:r>
           <m:rPr>
@@ -5877,60 +5911,48 @@
           </m:rPr>
           <m:t>(</m:t>
         </m:r>
-        <m:sSup>
+        <m:r>
+          <m:rPr>
+            <m:sty m:val="p"/>
+          </m:rPr>
+          <m:t>N</m:t>
+        </m:r>
+        <m:sSub>
           <m:e>
             <m:r>
               <m:rPr>
                 <m:sty m:val="p"/>
               </m:rPr>
-              <m:t>S</m:t>
-            </m:r>
+              <m:t>O</m:t>
+            </m:r>
+          </m:e>
+          <m:sub>
             <m:r>
               <m:rPr>
                 <m:sty m:val="p"/>
               </m:rPr>
-              <m:t>b</m:t>
-            </m:r>
-          </m:e>
-          <m:sup>
-            <m:r>
               <m:t>3</m:t>
             </m:r>
+          </m:sub>
+        </m:sSub>
+        <m:sSub>
+          <m:e>
             <m:r>
               <m:rPr>
                 <m:sty m:val="p"/>
               </m:rPr>
-              <m:t>−</m:t>
-            </m:r>
-          </m:sup>
-        </m:sSup>
-        <m:r>
-          <m:rPr>
-            <m:sty m:val="p"/>
-          </m:rPr>
-          <m:t>)</m:t>
-        </m:r>
-        <m:r>
-          <m:rPr>
-            <m:sty m:val="p"/>
-          </m:rPr>
-          <m:t>=</m:t>
-        </m:r>
-        <m:r>
-          <m:t>220</m:t>
-        </m:r>
-        <m:r>
-          <m:rPr>
-            <m:sty m:val="p"/>
-          </m:rPr>
-          <m:t>p</m:t>
-        </m:r>
-        <m:r>
-          <m:rPr>
-            <m:sty m:val="p"/>
-          </m:rPr>
-          <m:t>m</m:t>
-        </m:r>
+              <m:t>)</m:t>
+            </m:r>
+          </m:e>
+          <m:sub>
+            <m:r>
+              <m:rPr>
+                <m:sty m:val="p"/>
+              </m:rPr>
+              <m:t>2</m:t>
+            </m:r>
+          </m:sub>
+        </m:sSub>
       </m:oMath>
       <w:r>
         <w:rPr>
@@ -5940,16 +5962,31 @@
       </w:r>
       <w:r>
         <w:rPr>
-          <w:rFonts w:hint="eastAsia" w:ascii="Times New Roman" w:hAnsi="Times New Roman" w:eastAsia="Times New Roman" w:cs="Times New Roman"/>
-        </w:rPr>
-        <w:t xml:space="preserve">，</w:t>
-      </w:r>
-      <w:r>
-        <w:rPr>
-          <w:rFonts w:ascii="Times New Roman" w:hAnsi="Times New Roman" w:eastAsia="Times New Roman" w:cs="Times New Roman"/>
-        </w:rPr>
-        <w:t xml:space="preserve"> </w:t>
-      </w:r>
+          <w:rFonts w:hint="eastAsia" w:ascii="Times New Roman" w:hAnsi="Times New Roman" w:eastAsia="FangSong" w:cs="Times New Roman"/>
+        </w:rPr>
+        <w:t xml:space="preserve">热分解为</w:t>
+      </w:r>
+      <w:r>
+        <w:rPr>
+          <w:rFonts w:ascii="Times New Roman" w:hAnsi="Times New Roman" w:eastAsia="Times New Roman" w:cs="Times New Roman"/>
+        </w:rPr>
+        <w:t xml:space="preserve"> </w:t>
+      </w:r>
+      <w:r>
+        <w:rPr>
+          <w:rFonts w:hint="eastAsia" w:ascii="Times New Roman" w:hAnsi="Times New Roman" w:eastAsia="Times New Roman" w:cs="Times New Roman"/>
+        </w:rPr>
+        <w:t xml:space="preserve">HgO；</w:t>
+      </w:r>
+    </w:p>
+    <w:p>
+      <w:pPr>
+        <w:numPr>
+          <w:ilvl w:val="0"/>
+          <w:numId w:val="1003"/>
+        </w:numPr>
+        <w:ind w:firstLine="420"/>
+      </w:pPr>
       <m:oMath>
         <m:oMathPr>
           <m:ctrlPr>
@@ -5960,7 +5997,16 @@
           </m:ctrlPr>
         </m:oMathPr>
         <m:r>
-          <m:t>r</m:t>
+          <m:rPr>
+            <m:sty m:val="p"/>
+          </m:rPr>
+          <m:t>H</m:t>
+        </m:r>
+        <m:r>
+          <m:rPr>
+            <m:sty m:val="p"/>
+          </m:rPr>
+          <m:t>g</m:t>
         </m:r>
         <m:r>
           <m:rPr>
@@ -5968,57 +6014,48 @@
           </m:rPr>
           <m:t>(</m:t>
         </m:r>
-        <m:sSup>
+        <m:r>
+          <m:rPr>
+            <m:sty m:val="p"/>
+          </m:rPr>
+          <m:t>N</m:t>
+        </m:r>
+        <m:sSub>
           <m:e>
             <m:r>
               <m:rPr>
                 <m:sty m:val="p"/>
               </m:rPr>
-              <m:t>A</m:t>
-            </m:r>
+              <m:t>O</m:t>
+            </m:r>
+          </m:e>
+          <m:sub>
             <m:r>
               <m:rPr>
                 <m:sty m:val="p"/>
               </m:rPr>
-              <m:t>g</m:t>
-            </m:r>
-          </m:e>
-          <m:sup>
+              <m:t>3</m:t>
+            </m:r>
+          </m:sub>
+        </m:sSub>
+        <m:sSub>
+          <m:e>
             <m:r>
               <m:rPr>
                 <m:sty m:val="p"/>
               </m:rPr>
-              <m:t>+</m:t>
-            </m:r>
-          </m:sup>
-        </m:sSup>
-        <m:r>
-          <m:rPr>
-            <m:sty m:val="p"/>
-          </m:rPr>
-          <m:t>)</m:t>
-        </m:r>
-        <m:r>
-          <m:rPr>
-            <m:sty m:val="p"/>
-          </m:rPr>
-          <m:t>=</m:t>
-        </m:r>
-        <m:r>
-          <m:t>115</m:t>
-        </m:r>
-        <m:r>
-          <m:rPr>
-            <m:sty m:val="p"/>
-          </m:rPr>
-          <m:t>p</m:t>
-        </m:r>
-        <m:r>
-          <m:rPr>
-            <m:sty m:val="p"/>
-          </m:rPr>
-          <m:t>m</m:t>
-        </m:r>
+              <m:t>)</m:t>
+            </m:r>
+          </m:e>
+          <m:sub>
+            <m:r>
+              <m:rPr>
+                <m:sty m:val="p"/>
+              </m:rPr>
+              <m:t>2</m:t>
+            </m:r>
+          </m:sub>
+        </m:sSub>
       </m:oMath>
       <w:r>
         <w:rPr>
@@ -6028,50 +6065,162 @@
       </w:r>
       <w:r>
         <w:rPr>
-          <w:rFonts w:ascii="Times New Roman" w:hAnsi="Times New Roman" w:eastAsia="Times New Roman" w:cs="Times New Roman"/>
-        </w:rPr>
-        <w:t xml:space="preserve">。</w:t>
+          <w:rFonts w:hint="eastAsia" w:ascii="Times New Roman" w:hAnsi="Times New Roman" w:eastAsia="FangSong" w:cs="Times New Roman"/>
+        </w:rPr>
+        <w:t xml:space="preserve">与足量</w:t>
+      </w:r>
+      <w:r>
+        <w:rPr>
+          <w:rFonts w:ascii="Times New Roman" w:hAnsi="Times New Roman" w:eastAsia="Times New Roman" w:cs="Times New Roman"/>
+        </w:rPr>
+        <w:t xml:space="preserve"> NaOH </w:t>
+      </w:r>
+      <w:r>
+        <w:rPr>
+          <w:rFonts w:hint="eastAsia" w:ascii="Times New Roman" w:hAnsi="Times New Roman" w:eastAsia="FangSong" w:cs="Times New Roman"/>
+        </w:rPr>
+        <w:t xml:space="preserve">溶液反应</w:t>
+      </w:r>
+      <w:r>
+        <w:rPr>
+          <w:rFonts w:ascii="Times New Roman" w:hAnsi="Times New Roman" w:eastAsia="Times New Roman" w:cs="Times New Roman"/>
+        </w:rPr>
+        <w:t xml:space="preserve"> HgO。</w:t>
       </w:r>
     </w:p>
     <w:p>
       <w:pPr>
-        <w:spacing w:before="160" w:after="80"/>
-      </w:pPr>
-      <w:r>
-        <w:pict>
-          <v:rect style="width:0;height:1.5pt" o:hralign="center" o:hrstd="t" o:hr="t"/>
-        </w:pict>
-      </w:r>
-    </w:p>
-    <w:bookmarkEnd w:id="18"/>
-    <w:bookmarkStart w:id="19" w:name="第11题"/>
-    <w:p>
-      <w:pPr>
-        <w:pStyle w:val="Heading3"/>
-        <w:spacing w:before="280" w:after="120"/>
-      </w:pPr>
-      <w:r>
-        <w:rPr>
-          <w:rFonts w:hint="eastAsia" w:ascii="Times New Roman" w:hAnsi="Times New Roman" w:eastAsia="SimHei" w:cs="Times New Roman"/>
-        </w:rPr>
-        <w:t>第</w:t>
-      </w:r>
-      <w:r>
-        <w:rPr>
-          <w:rFonts w:hint="eastAsia" w:ascii="Times New Roman" w:hAnsi="Times New Roman" w:eastAsia="Times New Roman" w:cs="Times New Roman"/>
-        </w:rPr>
-        <w:t>11</w:t>
-      </w:r>
-      <w:r>
-        <w:rPr>
-          <w:rFonts w:hint="eastAsia" w:ascii="Times New Roman" w:hAnsi="Times New Roman" w:eastAsia="SimHei" w:cs="Times New Roman"/>
-        </w:rPr>
-        <w:t>题</w:t>
+        <w:pStyle w:val="FirstParagraph"/>
+        <w:ind w:firstLine="420"/>
+      </w:pPr>
+      <w:r>
+        <w:rPr>
+          <w:rFonts w:ascii="Times New Roman" w:hAnsi="Times New Roman" w:eastAsia="Times New Roman" w:cs="Times New Roman"/>
+        </w:rPr>
+        <w:t xml:space="preserve">HgS </w:t>
+      </w:r>
+      <w:r>
+        <w:rPr>
+          <w:rFonts w:hint="eastAsia" w:ascii="Times New Roman" w:hAnsi="Times New Roman" w:eastAsia="FangSong" w:cs="Times New Roman"/>
+        </w:rPr>
+        <w:t>同样有红</w:t>
+      </w:r>
+      <w:r>
+        <w:rPr>
+          <w:rFonts w:hint="eastAsia" w:ascii="Times New Roman" w:hAnsi="Times New Roman" w:eastAsia="Times New Roman" w:cs="Times New Roman"/>
+        </w:rPr>
+        <w:t>、</w:t>
+      </w:r>
+      <w:r>
+        <w:rPr>
+          <w:rFonts w:hint="eastAsia" w:ascii="Times New Roman" w:hAnsi="Times New Roman" w:eastAsia="FangSong" w:cs="Times New Roman"/>
+        </w:rPr>
+        <w:t>黑两种颜色</w:t>
+      </w:r>
+      <w:r>
+        <w:rPr>
+          <w:rFonts w:hint="eastAsia" w:ascii="Times New Roman" w:hAnsi="Times New Roman" w:eastAsia="Times New Roman" w:cs="Times New Roman"/>
+        </w:rPr>
+        <w:t>，</w:t>
+      </w:r>
+      <w:r>
+        <w:rPr>
+          <w:rFonts w:hint="eastAsia" w:ascii="Times New Roman" w:hAnsi="Times New Roman" w:eastAsia="FangSong" w:cs="Times New Roman"/>
+        </w:rPr>
+        <w:t>两者晶型不同</w:t>
+      </w:r>
+      <w:r>
+        <w:rPr>
+          <w:rFonts w:hint="eastAsia" w:ascii="Times New Roman" w:hAnsi="Times New Roman" w:eastAsia="Times New Roman" w:cs="Times New Roman"/>
+        </w:rPr>
+        <w:t>：</w:t>
+      </w:r>
+      <w:r>
+        <w:rPr>
+          <w:rFonts w:hint="eastAsia" w:ascii="Times New Roman" w:hAnsi="Times New Roman" w:eastAsia="FangSong" w:cs="Times New Roman"/>
+        </w:rPr>
+        <w:t>红色的</w:t>
+      </w:r>
+      <w:r>
+        <w:rPr>
+          <w:rFonts w:ascii="Times New Roman" w:hAnsi="Times New Roman" w:eastAsia="Times New Roman" w:cs="Times New Roman"/>
+        </w:rPr>
+        <w:t xml:space="preserve"> </w:t>
+      </w:r>
+      <m:oMath>
+        <m:r>
+          <m:t>α</m:t>
+        </m:r>
+      </m:oMath>
+      <w:r>
+        <w:rPr>
+          <w:rFonts w:ascii="Times New Roman" w:hAnsi="Times New Roman" w:eastAsia="Times New Roman" w:cs="Times New Roman"/>
+        </w:rPr>
+        <w:t xml:space="preserve">-HgS </w:t>
+      </w:r>
+      <w:r>
+        <w:rPr>
+          <w:rFonts w:hint="eastAsia" w:ascii="Times New Roman" w:hAnsi="Times New Roman" w:eastAsia="FangSong" w:cs="Times New Roman"/>
+        </w:rPr>
+        <w:t>为岩盐</w:t>
+      </w:r>
+      <w:r>
+        <w:rPr>
+          <w:rFonts w:hint="eastAsia" w:ascii="Times New Roman" w:hAnsi="Times New Roman" w:eastAsia="Times New Roman" w:cs="Times New Roman"/>
+        </w:rPr>
+        <w:t>（NaCl）</w:t>
+      </w:r>
+      <w:r>
+        <w:rPr>
+          <w:rFonts w:hint="eastAsia" w:ascii="Times New Roman" w:hAnsi="Times New Roman" w:eastAsia="FangSong" w:cs="Times New Roman"/>
+        </w:rPr>
+        <w:t>型</w:t>
+      </w:r>
+      <w:r>
+        <w:rPr>
+          <w:rFonts w:hint="eastAsia" w:ascii="Times New Roman" w:hAnsi="Times New Roman" w:eastAsia="Times New Roman" w:cs="Times New Roman"/>
+        </w:rPr>
+        <w:t>，</w:t>
+      </w:r>
+      <w:r>
+        <w:rPr>
+          <w:rFonts w:hint="eastAsia" w:ascii="Times New Roman" w:hAnsi="Times New Roman" w:eastAsia="FangSong" w:cs="Times New Roman"/>
+        </w:rPr>
+        <w:t>黑色的</w:t>
+      </w:r>
+      <w:r>
+        <w:rPr>
+          <w:rFonts w:ascii="Times New Roman" w:hAnsi="Times New Roman" w:eastAsia="Times New Roman" w:cs="Times New Roman"/>
+        </w:rPr>
+        <w:t xml:space="preserve"> </w:t>
+      </w:r>
+      <m:oMath>
+        <m:r>
+          <m:t>β</m:t>
+        </m:r>
+      </m:oMath>
+      <w:r>
+        <w:rPr>
+          <w:rFonts w:ascii="Times New Roman" w:hAnsi="Times New Roman" w:eastAsia="Times New Roman" w:cs="Times New Roman"/>
+        </w:rPr>
+        <w:t xml:space="preserve">-HgS </w:t>
+      </w:r>
+      <w:r>
+        <w:rPr>
+          <w:rFonts w:hint="eastAsia" w:ascii="Times New Roman" w:hAnsi="Times New Roman" w:eastAsia="FangSong" w:cs="Times New Roman"/>
+        </w:rPr>
+        <w:t>为闪锌矿型</w:t>
+      </w:r>
+      <w:r>
+        <w:rPr>
+          <w:rFonts w:hint="eastAsia" w:ascii="Times New Roman" w:hAnsi="Times New Roman" w:eastAsia="Times New Roman" w:cs="Times New Roman"/>
+        </w:rPr>
+        <w:t>。</w:t>
       </w:r>
     </w:p>
     <w:p>
       <w:pPr>
-        <w:pStyle w:val="FirstParagraph"/>
+        <w:pStyle w:val="BodyText"/>
         <w:ind w:firstLine="420"/>
       </w:pPr>
       <w:r>
@@ -6080,25 +6229,60 @@
           <w:b/>
           <w:bCs/>
         </w:rPr>
-        <w:t xml:space="preserve">(1)</w:t>
-      </w:r>
-      <w:r>
-        <w:rPr>
-          <w:rFonts w:ascii="Times New Roman" w:hAnsi="Times New Roman" w:eastAsia="Times New Roman" w:cs="Times New Roman"/>
-        </w:rPr>
-        <w:t xml:space="preserve"> </w:t>
-      </w:r>
-      <w:r>
-        <w:rPr>
-          <w:rFonts w:hint="eastAsia" w:ascii="Times New Roman" w:hAnsi="Times New Roman" w:eastAsia="FangSong" w:cs="Times New Roman"/>
-        </w:rPr>
-        <w:t xml:space="preserve">将</w:t>
-      </w:r>
-      <w:r>
-        <w:rPr>
-          <w:rFonts w:ascii="Times New Roman" w:hAnsi="Times New Roman" w:eastAsia="Times New Roman" w:cs="Times New Roman"/>
-        </w:rPr>
-        <w:t xml:space="preserve"> ZnO </w:t>
+        <w:t xml:space="preserve">75-3</w:t>
+      </w:r>
+      <w:r>
+        <w:rPr>
+          <w:rFonts w:ascii="Times New Roman" w:hAnsi="Times New Roman" w:eastAsia="Times New Roman" w:cs="Times New Roman"/>
+        </w:rPr>
+        <w:t xml:space="preserve"> </w:t>
+      </w:r>
+      <w:r>
+        <w:rPr>
+          <w:rFonts w:hint="eastAsia" w:ascii="Times New Roman" w:hAnsi="Times New Roman" w:eastAsia="FangSong" w:cs="Times New Roman"/>
+        </w:rPr>
+        <w:t xml:space="preserve">假设两种矿石中</w:t>
+      </w:r>
+      <w:r>
+        <w:rPr>
+          <w:rFonts w:ascii="Times New Roman" w:hAnsi="Times New Roman" w:eastAsia="Times New Roman" w:cs="Times New Roman"/>
+        </w:rPr>
+        <w:t xml:space="preserve"> Hg—S </w:t>
+      </w:r>
+      <w:r>
+        <w:rPr>
+          <w:rFonts w:hint="eastAsia" w:ascii="Times New Roman" w:hAnsi="Times New Roman" w:eastAsia="FangSong" w:cs="Times New Roman"/>
+        </w:rPr>
+        <w:t>键长相同</w:t>
+      </w:r>
+      <w:r>
+        <w:rPr>
+          <w:rFonts w:hint="eastAsia" w:ascii="Times New Roman" w:hAnsi="Times New Roman" w:eastAsia="Times New Roman" w:cs="Times New Roman"/>
+        </w:rPr>
+        <w:t>，</w:t>
+      </w:r>
+      <w:r>
+        <w:rPr>
+          <w:rFonts w:hint="eastAsia" w:ascii="Times New Roman" w:hAnsi="Times New Roman" w:eastAsia="FangSong" w:cs="Times New Roman"/>
+        </w:rPr>
+        <w:t>求</w:t>
+      </w:r>
+      <w:r>
+        <w:rPr>
+          <w:rFonts w:ascii="Times New Roman" w:hAnsi="Times New Roman" w:eastAsia="Times New Roman" w:cs="Times New Roman"/>
+        </w:rPr>
+        <w:t xml:space="preserve"> </w:t>
+      </w:r>
+      <m:oMath>
+        <m:r>
+          <m:t>α</m:t>
+        </m:r>
+      </m:oMath>
+      <w:r>
+        <w:rPr>
+          <w:rFonts w:ascii="Times New Roman" w:hAnsi="Times New Roman" w:eastAsia="Times New Roman" w:cs="Times New Roman"/>
+        </w:rPr>
+        <w:t xml:space="preserve">-HgS </w:t>
       </w:r>
       <w:r>
         <w:rPr>
@@ -6110,13 +6294,102 @@
         <w:rPr>
           <w:rFonts w:ascii="Times New Roman" w:hAnsi="Times New Roman" w:eastAsia="Times New Roman" w:cs="Times New Roman"/>
         </w:rPr>
-        <w:t xml:space="preserve"> Zn </w:t>
-      </w:r>
-      <w:r>
-        <w:rPr>
-          <w:rFonts w:hint="eastAsia" w:ascii="Times New Roman" w:hAnsi="Times New Roman" w:eastAsia="FangSong" w:cs="Times New Roman"/>
-        </w:rPr>
-        <w:t xml:space="preserve">混合后隔绝空气加热可得到</w:t>
+        <w:t xml:space="preserve"> </w:t>
+      </w:r>
+      <m:oMath>
+        <m:r>
+          <m:t>β</m:t>
+        </m:r>
+      </m:oMath>
+      <w:r>
+        <w:rPr>
+          <w:rFonts w:ascii="Times New Roman" w:hAnsi="Times New Roman" w:eastAsia="Times New Roman" w:cs="Times New Roman"/>
+        </w:rPr>
+        <w:t xml:space="preserve">-HgS </w:t>
+      </w:r>
+      <w:r>
+        <w:rPr>
+          <w:rFonts w:hint="eastAsia" w:ascii="Times New Roman" w:hAnsi="Times New Roman" w:eastAsia="FangSong" w:cs="Times New Roman"/>
+        </w:rPr>
+        <w:t>的密度比</w:t>
+      </w:r>
+      <w:r>
+        <w:rPr>
+          <w:rFonts w:hint="eastAsia" w:ascii="Times New Roman" w:hAnsi="Times New Roman" w:eastAsia="Times New Roman" w:cs="Times New Roman"/>
+        </w:rPr>
+        <w:t>。</w:t>
+      </w:r>
+    </w:p>
+    <w:p>
+      <w:pPr>
+        <w:pStyle w:val="BodyText"/>
+        <w:ind w:firstLine="420"/>
+      </w:pPr>
+      <w:r>
+        <w:rPr>
+          <w:rFonts w:ascii="Times New Roman" w:hAnsi="Times New Roman" w:eastAsia="Times New Roman" w:cs="Times New Roman"/>
+          <w:b/>
+          <w:bCs/>
+        </w:rPr>
+        <w:t xml:space="preserve">75-4</w:t>
+      </w:r>
+      <w:r>
+        <w:rPr>
+          <w:rFonts w:ascii="Times New Roman" w:hAnsi="Times New Roman" w:eastAsia="Times New Roman" w:cs="Times New Roman"/>
+        </w:rPr>
+        <w:t xml:space="preserve"> </w:t>
+      </w:r>
+      <w:r>
+        <w:rPr>
+          <w:rFonts w:hint="eastAsia" w:ascii="Times New Roman" w:hAnsi="Times New Roman" w:eastAsia="FangSong" w:cs="Times New Roman"/>
+        </w:rPr>
+        <w:t>实际上</w:t>
+      </w:r>
+      <w:r>
+        <w:rPr>
+          <w:rFonts w:hint="eastAsia" w:ascii="Times New Roman" w:hAnsi="Times New Roman" w:eastAsia="Times New Roman" w:cs="Times New Roman"/>
+        </w:rPr>
+        <w:t>，</w:t>
+      </w:r>
+      <m:oMath>
+        <m:r>
+          <m:t>α</m:t>
+        </m:r>
+      </m:oMath>
+      <w:r>
+        <w:rPr>
+          <w:rFonts w:ascii="Times New Roman" w:hAnsi="Times New Roman" w:eastAsia="Times New Roman" w:cs="Times New Roman"/>
+        </w:rPr>
+        <w:t xml:space="preserve">-HgS </w:t>
+      </w:r>
+      <w:r>
+        <w:rPr>
+          <w:rFonts w:hint="eastAsia" w:ascii="Times New Roman" w:hAnsi="Times New Roman" w:eastAsia="FangSong" w:cs="Times New Roman"/>
+        </w:rPr>
+        <w:t xml:space="preserve">和</w:t>
+      </w:r>
+      <w:r>
+        <w:rPr>
+          <w:rFonts w:ascii="Times New Roman" w:hAnsi="Times New Roman" w:eastAsia="Times New Roman" w:cs="Times New Roman"/>
+        </w:rPr>
+        <w:t xml:space="preserve"> </w:t>
+      </w:r>
+      <m:oMath>
+        <m:r>
+          <m:t>β</m:t>
+        </m:r>
+      </m:oMath>
+      <w:r>
+        <w:rPr>
+          <w:rFonts w:ascii="Times New Roman" w:hAnsi="Times New Roman" w:eastAsia="Times New Roman" w:cs="Times New Roman"/>
+        </w:rPr>
+        <w:t xml:space="preserve">-HgS </w:t>
+      </w:r>
+      <w:r>
+        <w:rPr>
+          <w:rFonts w:hint="eastAsia" w:ascii="Times New Roman" w:hAnsi="Times New Roman" w:eastAsia="FangSong" w:cs="Times New Roman"/>
+        </w:rPr>
+        <w:t xml:space="preserve">的密度分别为</w:t>
       </w:r>
       <w:r>
         <w:rPr>
@@ -6134,209 +6407,66 @@
           </m:ctrlPr>
         </m:oMathPr>
         <m:r>
+          <m:t>8.10</m:t>
+        </m:r>
+        <m:r>
+          <m:t> </m:t>
+        </m:r>
+        <m:r>
           <m:rPr>
             <m:sty m:val="p"/>
           </m:rPr>
-          <m:t>Z</m:t>
+          <m:t>g</m:t>
         </m:r>
         <m:r>
           <m:rPr>
             <m:sty m:val="p"/>
           </m:rPr>
-          <m:t>n</m:t>
-        </m:r>
-        <m:sSub>
+          <m:t>/</m:t>
+        </m:r>
+        <m:r>
+          <m:rPr>
+            <m:sty m:val="p"/>
+          </m:rPr>
+          <m:t>c</m:t>
+        </m:r>
+        <m:sSup>
           <m:e>
             <m:r>
               <m:rPr>
                 <m:sty m:val="p"/>
               </m:rPr>
-              <m:t>O</m:t>
+              <m:t>m</m:t>
             </m:r>
           </m:e>
-          <m:sub>
+          <m:sup>
             <m:r>
               <m:rPr>
                 <m:sty m:val="p"/>
               </m:rPr>
-              <m:t>1</m:t>
-            </m:r>
-            <m:r>
-              <m:rPr>
-                <m:sty m:val="p"/>
-              </m:rPr>
-              <m:t>−</m:t>
-            </m:r>
-            <m:r>
-              <m:rPr>
-                <m:sty m:val="p"/>
-              </m:rPr>
-              <m:t>x</m:t>
-            </m:r>
-          </m:sub>
-        </m:sSub>
+              <m:t>3</m:t>
+            </m:r>
+          </m:sup>
+        </m:sSup>
       </m:oMath>
       <w:r>
         <w:rPr>
-          <w:rFonts w:hint="eastAsia" w:ascii="Times New Roman" w:hAnsi="Times New Roman" w:eastAsia="Times New Roman" w:cs="Times New Roman"/>
-        </w:rPr>
-        <w:t>，</w:t>
-      </w:r>
-      <w:r>
-        <w:rPr>
-          <w:rFonts w:hint="eastAsia" w:ascii="Times New Roman" w:hAnsi="Times New Roman" w:eastAsia="FangSong" w:cs="Times New Roman"/>
-        </w:rPr>
-        <w:t>通过调整</w:t>
-      </w:r>
-      <w:r>
-        <w:rPr>
-          <w:rFonts w:ascii="Times New Roman" w:hAnsi="Times New Roman" w:eastAsia="Times New Roman" w:cs="Times New Roman"/>
-        </w:rPr>
-        <w:t xml:space="preserve"> ZnO/Zn </w:t>
-      </w:r>
-      <w:r>
-        <w:rPr>
-          <w:rFonts w:hint="eastAsia" w:ascii="Times New Roman" w:hAnsi="Times New Roman" w:eastAsia="FangSong" w:cs="Times New Roman"/>
-        </w:rPr>
-        <w:t>的比例可以得到不同颜色的化合物</w:t>
-      </w:r>
-      <w:r>
-        <w:rPr>
-          <w:rFonts w:hint="eastAsia" w:ascii="Times New Roman" w:hAnsi="Times New Roman" w:eastAsia="Times New Roman" w:cs="Times New Roman"/>
-        </w:rPr>
-        <w:t>，</w:t>
-      </w:r>
-      <w:r>
-        <w:rPr>
-          <w:rFonts w:hint="eastAsia" w:ascii="Times New Roman" w:hAnsi="Times New Roman" w:eastAsia="FangSong" w:cs="Times New Roman"/>
-        </w:rPr>
-        <w:t>解释原因</w:t>
-      </w:r>
-      <w:r>
-        <w:rPr>
-          <w:rFonts w:hint="eastAsia" w:ascii="Times New Roman" w:hAnsi="Times New Roman" w:eastAsia="Times New Roman" w:cs="Times New Roman"/>
-        </w:rPr>
-        <w:t>。</w:t>
-      </w:r>
-    </w:p>
-    <w:p>
-      <w:pPr>
-        <w:pStyle w:val="BodyText"/>
-        <w:ind w:firstLine="420"/>
-      </w:pPr>
-      <w:r>
-        <w:rPr>
-          <w:rFonts w:ascii="Times New Roman" w:hAnsi="Times New Roman" w:eastAsia="Times New Roman" w:cs="Times New Roman"/>
-          <w:b/>
-          <w:bCs/>
-        </w:rPr>
-        <w:t xml:space="preserve">(2)</w:t>
-      </w:r>
-      <w:r>
-        <w:rPr>
-          <w:rFonts w:ascii="Times New Roman" w:hAnsi="Times New Roman" w:eastAsia="Times New Roman" w:cs="Times New Roman"/>
-        </w:rPr>
-        <w:t xml:space="preserve"> </w:t>
-      </w:r>
-      <w:r>
-        <w:rPr>
-          <w:rFonts w:ascii="Times New Roman" w:hAnsi="Times New Roman" w:eastAsia="Times New Roman" w:cs="Times New Roman"/>
-        </w:rPr>
-        <w:t xml:space="preserve">ZnO </w:t>
-      </w:r>
-      <w:r>
-        <w:rPr>
-          <w:rFonts w:hint="eastAsia" w:ascii="Times New Roman" w:hAnsi="Times New Roman" w:eastAsia="FangSong" w:cs="Times New Roman"/>
-        </w:rPr>
-        <w:t>呈白色</w:t>
-      </w:r>
-      <w:r>
-        <w:rPr>
-          <w:rFonts w:hint="eastAsia" w:ascii="Times New Roman" w:hAnsi="Times New Roman" w:eastAsia="Times New Roman" w:cs="Times New Roman"/>
-        </w:rPr>
-        <w:t>，</w:t>
-      </w:r>
-      <w:r>
-        <w:rPr>
-          <w:rFonts w:hint="eastAsia" w:ascii="Times New Roman" w:hAnsi="Times New Roman" w:eastAsia="FangSong" w:cs="Times New Roman"/>
-        </w:rPr>
-        <w:t>而</w:t>
-      </w:r>
-      <w:r>
-        <w:rPr>
-          <w:rFonts w:ascii="Times New Roman" w:hAnsi="Times New Roman" w:eastAsia="Times New Roman" w:cs="Times New Roman"/>
-        </w:rPr>
-        <w:t xml:space="preserve"> HgO </w:t>
-      </w:r>
-      <w:r>
-        <w:rPr>
-          <w:rFonts w:hint="eastAsia" w:ascii="Times New Roman" w:hAnsi="Times New Roman" w:eastAsia="FangSong" w:cs="Times New Roman"/>
-        </w:rPr>
-        <w:t>有红色</w:t>
-      </w:r>
-      <w:r>
-        <w:rPr>
-          <w:rFonts w:hint="eastAsia" w:ascii="Times New Roman" w:hAnsi="Times New Roman" w:eastAsia="Times New Roman" w:cs="Times New Roman"/>
-        </w:rPr>
-        <w:t>、</w:t>
-      </w:r>
-      <w:r>
-        <w:rPr>
-          <w:rFonts w:hint="eastAsia" w:ascii="Times New Roman" w:hAnsi="Times New Roman" w:eastAsia="FangSong" w:cs="Times New Roman"/>
-        </w:rPr>
-        <w:t>黄色</w:t>
-      </w:r>
-      <w:r>
-        <w:rPr>
-          <w:rFonts w:hint="eastAsia" w:ascii="Times New Roman" w:hAnsi="Times New Roman" w:eastAsia="Times New Roman" w:cs="Times New Roman"/>
-        </w:rPr>
-        <w:t>。</w:t>
-      </w:r>
-      <w:r>
-        <w:rPr>
-          <w:rFonts w:hint="eastAsia" w:ascii="Times New Roman" w:hAnsi="Times New Roman" w:eastAsia="FangSong" w:cs="Times New Roman"/>
-        </w:rPr>
-        <w:t>红黄颜色的差异是由颗粒大小决定的</w:t>
-      </w:r>
-      <w:r>
-        <w:rPr>
-          <w:rFonts w:hint="eastAsia" w:ascii="Times New Roman" w:hAnsi="Times New Roman" w:eastAsia="Times New Roman" w:cs="Times New Roman"/>
-        </w:rPr>
-        <w:t>，</w:t>
-      </w:r>
-      <w:r>
-        <w:rPr>
-          <w:rFonts w:hint="eastAsia" w:ascii="Times New Roman" w:hAnsi="Times New Roman" w:eastAsia="FangSong" w:cs="Times New Roman"/>
-        </w:rPr>
-        <w:t>黄色氧化汞的颗粒较小</w:t>
-      </w:r>
-      <w:r>
-        <w:rPr>
-          <w:rFonts w:hint="eastAsia" w:ascii="Times New Roman" w:hAnsi="Times New Roman" w:eastAsia="Times New Roman" w:cs="Times New Roman"/>
-        </w:rPr>
-        <w:t>。</w:t>
-      </w:r>
-      <w:r>
-        <w:rPr>
-          <w:rFonts w:hint="eastAsia" w:ascii="Times New Roman" w:hAnsi="Times New Roman" w:eastAsia="FangSong" w:cs="Times New Roman"/>
-        </w:rPr>
-        <w:t>试写出以下方程式并推测固体产物的颜色</w:t>
-      </w:r>
-      <w:r>
-        <w:rPr>
-          <w:rFonts w:hint="eastAsia" w:ascii="Times New Roman" w:hAnsi="Times New Roman" w:eastAsia="Times New Roman" w:cs="Times New Roman"/>
-        </w:rPr>
-        <w:t>：</w:t>
-      </w:r>
-    </w:p>
-    <w:p>
-      <w:pPr>
-        <w:numPr>
-          <w:ilvl w:val="0"/>
-          <w:numId w:val="1004"/>
-        </w:numPr>
-        <w:ind w:firstLine="420"/>
-      </w:pPr>
+          <w:rFonts w:ascii="Times New Roman" w:hAnsi="Times New Roman" w:eastAsia="Times New Roman" w:cs="Times New Roman"/>
+        </w:rPr>
+        <w:t xml:space="preserve"> </w:t>
+      </w:r>
+      <w:r>
+        <w:rPr>
+          <w:rFonts w:hint="eastAsia" w:ascii="Times New Roman" w:hAnsi="Times New Roman" w:eastAsia="FangSong" w:cs="Times New Roman"/>
+        </w:rPr>
+        <w:t xml:space="preserve">和</w:t>
+      </w:r>
+      <w:r>
+        <w:rPr>
+          <w:rFonts w:ascii="Times New Roman" w:hAnsi="Times New Roman" w:eastAsia="Times New Roman" w:cs="Times New Roman"/>
+        </w:rPr>
+        <w:t xml:space="preserve"> </w:t>
+      </w:r>
       <m:oMath>
         <m:oMathPr>
           <m:ctrlPr>
@@ -6347,10 +6477,10 @@
           </m:ctrlPr>
         </m:oMathPr>
         <m:r>
-          <m:rPr>
-            <m:sty m:val="p"/>
-          </m:rPr>
-          <m:t>H</m:t>
+          <m:t>7.73</m:t>
+        </m:r>
+        <m:r>
+          <m:t> </m:t>
         </m:r>
         <m:r>
           <m:rPr>
@@ -6362,50 +6492,522 @@
           <m:rPr>
             <m:sty m:val="p"/>
           </m:rPr>
-          <m:t>(</m:t>
+          <m:t>/</m:t>
         </m:r>
         <m:r>
           <m:rPr>
             <m:sty m:val="p"/>
           </m:rPr>
-          <m:t>N</m:t>
-        </m:r>
-        <m:sSub>
+          <m:t>c</m:t>
+        </m:r>
+        <m:sSup>
           <m:e>
             <m:r>
               <m:rPr>
                 <m:sty m:val="p"/>
               </m:rPr>
-              <m:t>O</m:t>
+              <m:t>m</m:t>
             </m:r>
           </m:e>
-          <m:sub>
+          <m:sup>
             <m:r>
               <m:rPr>
                 <m:sty m:val="p"/>
               </m:rPr>
               <m:t>3</m:t>
             </m:r>
+          </m:sup>
+        </m:sSup>
+      </m:oMath>
+      <w:r>
+        <w:rPr>
+          <w:rFonts w:hint="eastAsia" w:ascii="Times New Roman" w:hAnsi="Times New Roman" w:eastAsia="Times New Roman" w:cs="Times New Roman"/>
+        </w:rPr>
+        <w:t>。</w:t>
+      </w:r>
+      <w:r>
+        <w:rPr>
+          <w:rFonts w:hint="eastAsia" w:ascii="Times New Roman" w:hAnsi="Times New Roman" w:eastAsia="FangSong" w:cs="Times New Roman"/>
+        </w:rPr>
+        <w:t>通过计算写出</w:t>
+      </w:r>
+      <w:r>
+        <w:rPr>
+          <w:rFonts w:ascii="Times New Roman" w:hAnsi="Times New Roman" w:eastAsia="Times New Roman" w:cs="Times New Roman"/>
+        </w:rPr>
+        <w:t xml:space="preserve"> </w:t>
+      </w:r>
+      <m:oMath>
+        <m:r>
+          <m:t>α</m:t>
+        </m:r>
+      </m:oMath>
+      <w:r>
+        <w:rPr>
+          <w:rFonts w:ascii="Times New Roman" w:hAnsi="Times New Roman" w:eastAsia="Times New Roman" w:cs="Times New Roman"/>
+        </w:rPr>
+        <w:t xml:space="preserve">-HgS </w:t>
+      </w:r>
+      <w:r>
+        <w:rPr>
+          <w:rFonts w:hint="eastAsia" w:ascii="Times New Roman" w:hAnsi="Times New Roman" w:eastAsia="FangSong" w:cs="Times New Roman"/>
+        </w:rPr>
+        <w:t xml:space="preserve">和</w:t>
+      </w:r>
+      <w:r>
+        <w:rPr>
+          <w:rFonts w:ascii="Times New Roman" w:hAnsi="Times New Roman" w:eastAsia="Times New Roman" w:cs="Times New Roman"/>
+        </w:rPr>
+        <w:t xml:space="preserve"> </w:t>
+      </w:r>
+      <m:oMath>
+        <m:r>
+          <m:t>β</m:t>
+        </m:r>
+      </m:oMath>
+      <w:r>
+        <w:rPr>
+          <w:rFonts w:ascii="Times New Roman" w:hAnsi="Times New Roman" w:eastAsia="Times New Roman" w:cs="Times New Roman"/>
+        </w:rPr>
+        <w:t xml:space="preserve">-HgS </w:t>
+      </w:r>
+      <w:r>
+        <w:rPr>
+          <w:rFonts w:hint="eastAsia" w:ascii="Times New Roman" w:hAnsi="Times New Roman" w:eastAsia="FangSong" w:cs="Times New Roman"/>
+        </w:rPr>
+        <w:t xml:space="preserve">中</w:t>
+      </w:r>
+      <w:r>
+        <w:rPr>
+          <w:rFonts w:ascii="Times New Roman" w:hAnsi="Times New Roman" w:eastAsia="Times New Roman" w:cs="Times New Roman"/>
+        </w:rPr>
+        <w:t xml:space="preserve"> Hg—S </w:t>
+      </w:r>
+      <w:r>
+        <w:rPr>
+          <w:rFonts w:hint="eastAsia" w:ascii="Times New Roman" w:hAnsi="Times New Roman" w:eastAsia="FangSong" w:cs="Times New Roman"/>
+        </w:rPr>
+        <w:t>键长并解释这种差异</w:t>
+      </w:r>
+      <w:r>
+        <w:rPr>
+          <w:rFonts w:hint="eastAsia" w:ascii="Times New Roman" w:hAnsi="Times New Roman" w:eastAsia="Times New Roman" w:cs="Times New Roman"/>
+        </w:rPr>
+        <w:t>。</w:t>
+      </w:r>
+    </w:p>
+    <w:p>
+      <w:pPr>
+        <w:spacing w:before="160" w:after="80"/>
+      </w:pPr>
+      <w:r>
+        <w:pict>
+          <v:rect style="width:0;height:1.5pt" o:hralign="center" o:hrstd="t" o:hr="t"/>
+        </w:pict>
+      </w:r>
+    </w:p>
+    <w:bookmarkEnd w:id="19"/>
+    <w:bookmarkStart w:id="20" w:name="第12题"/>
+    <w:p>
+      <w:pPr>
+        <w:pStyle w:val="Heading3"/>
+        <w:spacing w:before="280" w:after="120"/>
+      </w:pPr>
+      <w:r>
+        <w:rPr>
+          <w:rFonts w:hint="eastAsia" w:ascii="Times New Roman" w:hAnsi="Times New Roman" w:eastAsia="SimHei" w:cs="Times New Roman"/>
+        </w:rPr>
+        <w:t>第</w:t>
+      </w:r>
+      <w:r>
+        <w:rPr>
+          <w:rFonts w:hint="eastAsia" w:ascii="Times New Roman" w:hAnsi="Times New Roman" w:eastAsia="Times New Roman" w:cs="Times New Roman"/>
+        </w:rPr>
+        <w:t>12</w:t>
+      </w:r>
+      <w:r>
+        <w:rPr>
+          <w:rFonts w:hint="eastAsia" w:ascii="Times New Roman" w:hAnsi="Times New Roman" w:eastAsia="SimHei" w:cs="Times New Roman"/>
+        </w:rPr>
+        <w:t>题</w:t>
+      </w:r>
+    </w:p>
+    <w:p>
+      <w:pPr>
+        <w:pStyle w:val="FirstParagraph"/>
+        <w:ind w:firstLine="420"/>
+      </w:pPr>
+      <w:r>
+        <w:rPr>
+          <w:rFonts w:hint="eastAsia" w:ascii="Times New Roman" w:hAnsi="Times New Roman" w:eastAsia="FangSong" w:cs="Times New Roman"/>
+        </w:rPr>
+        <w:t>已知以下数据</w:t>
+      </w:r>
+      <w:r>
+        <w:rPr>
+          <w:rFonts w:hint="eastAsia" w:ascii="Times New Roman" w:hAnsi="Times New Roman" w:eastAsia="Times New Roman" w:cs="Times New Roman"/>
+        </w:rPr>
+        <w:t>：Ca</w:t>
+      </w:r>
+      <w:r>
+        <w:rPr>
+          <w:rFonts w:ascii="Times New Roman" w:hAnsi="Times New Roman" w:eastAsia="Times New Roman" w:cs="Times New Roman"/>
+        </w:rPr>
+        <w:t xml:space="preserve"> </w:t>
+      </w:r>
+      <w:r>
+        <w:rPr>
+          <w:rFonts w:hint="eastAsia" w:ascii="Times New Roman" w:hAnsi="Times New Roman" w:eastAsia="FangSong" w:cs="Times New Roman"/>
+        </w:rPr>
+        <w:t xml:space="preserve">的升华热为</w:t>
+      </w:r>
+      <w:r>
+        <w:rPr>
+          <w:rFonts w:ascii="Times New Roman" w:hAnsi="Times New Roman" w:eastAsia="Times New Roman" w:cs="Times New Roman"/>
+        </w:rPr>
+        <w:t xml:space="preserve"> </w:t>
+      </w:r>
+      <w:r>
+        <w:rPr>
+          <w:rFonts w:hint="eastAsia" w:ascii="Times New Roman" w:hAnsi="Times New Roman" w:eastAsia="Times New Roman" w:cs="Times New Roman"/>
+        </w:rPr>
+        <w:t xml:space="preserve">193kJ/mol，Ca</w:t>
+      </w:r>
+      <w:r>
+        <w:rPr>
+          <w:rFonts w:ascii="Times New Roman" w:hAnsi="Times New Roman" w:eastAsia="Times New Roman" w:cs="Times New Roman"/>
+        </w:rPr>
+        <w:t xml:space="preserve"> </w:t>
+      </w:r>
+      <w:r>
+        <w:rPr>
+          <w:rFonts w:hint="eastAsia" w:ascii="Times New Roman" w:hAnsi="Times New Roman" w:eastAsia="FangSong" w:cs="Times New Roman"/>
+        </w:rPr>
+        <w:t xml:space="preserve">的第一和第二电离能分别为</w:t>
+      </w:r>
+      <w:r>
+        <w:rPr>
+          <w:rFonts w:ascii="Times New Roman" w:hAnsi="Times New Roman" w:eastAsia="Times New Roman" w:cs="Times New Roman"/>
+        </w:rPr>
+        <w:t xml:space="preserve"> 590 </w:t>
+      </w:r>
+      <w:r>
+        <w:rPr>
+          <w:rFonts w:hint="eastAsia" w:ascii="Times New Roman" w:hAnsi="Times New Roman" w:eastAsia="FangSong" w:cs="Times New Roman"/>
+        </w:rPr>
+        <w:t xml:space="preserve">和</w:t>
+      </w:r>
+      <w:r>
+        <w:rPr>
+          <w:rFonts w:ascii="Times New Roman" w:hAnsi="Times New Roman" w:eastAsia="Times New Roman" w:cs="Times New Roman"/>
+        </w:rPr>
+        <w:t xml:space="preserve"> </w:t>
+      </w:r>
+      <w:r>
+        <w:rPr>
+          <w:rFonts w:hint="eastAsia" w:ascii="Times New Roman" w:hAnsi="Times New Roman" w:eastAsia="Times New Roman" w:cs="Times New Roman"/>
+        </w:rPr>
+        <w:t xml:space="preserve">1010kJ/mol，</w:t>
+      </w:r>
+      <w:r>
+        <w:rPr>
+          <w:rFonts w:ascii="Times New Roman" w:hAnsi="Times New Roman" w:eastAsia="Times New Roman" w:cs="Times New Roman"/>
+        </w:rPr>
+        <w:t xml:space="preserve"> </w:t>
+      </w:r>
+      <m:oMath>
+        <m:sSub>
+          <m:e>
+            <m:r>
+              <m:t>O</m:t>
+            </m:r>
+          </m:e>
+          <m:sub>
+            <m:r>
+              <m:t>2</m:t>
+            </m:r>
           </m:sub>
         </m:sSub>
-        <m:sSub>
+      </m:oMath>
+      <w:r>
+        <w:rPr>
+          <w:rFonts w:ascii="Times New Roman" w:hAnsi="Times New Roman" w:eastAsia="Times New Roman" w:cs="Times New Roman"/>
+        </w:rPr>
+        <w:t xml:space="preserve"> </w:t>
+      </w:r>
+      <w:r>
+        <w:rPr>
+          <w:rFonts w:hint="eastAsia" w:ascii="Times New Roman" w:hAnsi="Times New Roman" w:eastAsia="FangSong" w:cs="Times New Roman"/>
+        </w:rPr>
+        <w:t xml:space="preserve">的键能为</w:t>
+      </w:r>
+      <w:r>
+        <w:rPr>
+          <w:rFonts w:ascii="Times New Roman" w:hAnsi="Times New Roman" w:eastAsia="Times New Roman" w:cs="Times New Roman"/>
+        </w:rPr>
+        <w:t xml:space="preserve"> </w:t>
+      </w:r>
+      <w:r>
+        <w:rPr>
+          <w:rFonts w:hint="eastAsia" w:ascii="Times New Roman" w:hAnsi="Times New Roman" w:eastAsia="Times New Roman" w:cs="Times New Roman"/>
+        </w:rPr>
+        <w:t xml:space="preserve">498kJ/mol，O</w:t>
+      </w:r>
+      <w:r>
+        <w:rPr>
+          <w:rFonts w:ascii="Times New Roman" w:hAnsi="Times New Roman" w:eastAsia="Times New Roman" w:cs="Times New Roman"/>
+        </w:rPr>
+        <w:t xml:space="preserve"> </w:t>
+      </w:r>
+      <w:r>
+        <w:rPr>
+          <w:rFonts w:hint="eastAsia" w:ascii="Times New Roman" w:hAnsi="Times New Roman" w:eastAsia="FangSong" w:cs="Times New Roman"/>
+        </w:rPr>
+        <w:t xml:space="preserve">的第一和第二电子亲和能分别为</w:t>
+      </w:r>
+      <w:r>
+        <w:rPr>
+          <w:rFonts w:ascii="Times New Roman" w:hAnsi="Times New Roman" w:eastAsia="Times New Roman" w:cs="Times New Roman"/>
+        </w:rPr>
+        <w:t xml:space="preserve"> 141 </w:t>
+      </w:r>
+      <w:r>
+        <w:rPr>
+          <w:rFonts w:hint="eastAsia" w:ascii="Times New Roman" w:hAnsi="Times New Roman" w:eastAsia="FangSong" w:cs="Times New Roman"/>
+        </w:rPr>
+        <w:t xml:space="preserve">和</w:t>
+      </w:r>
+      <w:r>
+        <w:rPr>
+          <w:rFonts w:ascii="Times New Roman" w:hAnsi="Times New Roman" w:eastAsia="Times New Roman" w:cs="Times New Roman"/>
+        </w:rPr>
+        <w:t xml:space="preserve"> </w:t>
+      </w:r>
+      <w:r>
+        <w:rPr>
+          <w:rFonts w:hint="eastAsia" w:ascii="Times New Roman" w:hAnsi="Times New Roman" w:eastAsia="Times New Roman" w:cs="Times New Roman"/>
+        </w:rPr>
+        <w:t xml:space="preserve">-878kJ/mol，CaO</w:t>
+      </w:r>
+      <w:r>
+        <w:rPr>
+          <w:rFonts w:ascii="Times New Roman" w:hAnsi="Times New Roman" w:eastAsia="Times New Roman" w:cs="Times New Roman"/>
+        </w:rPr>
+        <w:t xml:space="preserve"> </w:t>
+      </w:r>
+      <w:r>
+        <w:rPr>
+          <w:rFonts w:hint="eastAsia" w:ascii="Times New Roman" w:hAnsi="Times New Roman" w:eastAsia="FangSong" w:cs="Times New Roman"/>
+        </w:rPr>
+        <w:t xml:space="preserve">的标准摩尔生成焓为</w:t>
+      </w:r>
+      <w:r>
+        <w:rPr>
+          <w:rFonts w:ascii="Times New Roman" w:hAnsi="Times New Roman" w:eastAsia="Times New Roman" w:cs="Times New Roman"/>
+        </w:rPr>
+        <w:t xml:space="preserve"> -635kJ/mol。</w:t>
+      </w:r>
+    </w:p>
+    <w:p>
+      <w:pPr>
+        <w:pStyle w:val="BodyText"/>
+        <w:ind w:firstLine="420"/>
+      </w:pPr>
+      <w:r>
+        <w:rPr>
+          <w:rFonts w:ascii="Times New Roman" w:hAnsi="Times New Roman" w:eastAsia="Times New Roman" w:cs="Times New Roman"/>
+        </w:rPr>
+        <w:t xml:space="preserve">76-1 </w:t>
+      </w:r>
+      <w:r>
+        <w:rPr>
+          <w:rFonts w:hint="eastAsia" w:ascii="Times New Roman" w:hAnsi="Times New Roman" w:eastAsia="FangSong" w:cs="Times New Roman"/>
+        </w:rPr>
+        <w:t xml:space="preserve">从实验数据中求出</w:t>
+      </w:r>
+      <w:r>
+        <w:rPr>
+          <w:rFonts w:ascii="Times New Roman" w:hAnsi="Times New Roman" w:eastAsia="Times New Roman" w:cs="Times New Roman"/>
+        </w:rPr>
+        <w:t xml:space="preserve"> CaO </w:t>
+      </w:r>
+      <w:r>
+        <w:rPr>
+          <w:rFonts w:hint="eastAsia" w:ascii="Times New Roman" w:hAnsi="Times New Roman" w:eastAsia="FangSong" w:cs="Times New Roman"/>
+        </w:rPr>
+        <w:t>的晶格能</w:t>
+      </w:r>
+      <w:r>
+        <w:rPr>
+          <w:rFonts w:hint="eastAsia" w:ascii="Times New Roman" w:hAnsi="Times New Roman" w:eastAsia="Times New Roman" w:cs="Times New Roman"/>
+        </w:rPr>
+        <w:t>。</w:t>
+      </w:r>
+    </w:p>
+    <w:p>
+      <w:pPr>
+        <w:pStyle w:val="BodyText"/>
+        <w:ind w:firstLine="420"/>
+      </w:pPr>
+      <w:r>
+        <w:rPr>
+          <w:rFonts w:ascii="Times New Roman" w:hAnsi="Times New Roman" w:eastAsia="Times New Roman" w:cs="Times New Roman"/>
+        </w:rPr>
+        <w:t xml:space="preserve">76-2 </w:t>
+      </w:r>
+      <w:r>
+        <w:rPr>
+          <w:rFonts w:hint="eastAsia" w:ascii="Times New Roman" w:hAnsi="Times New Roman" w:eastAsia="FangSong" w:cs="Times New Roman"/>
+        </w:rPr>
+        <w:t>晶格能也可以从理论上求出</w:t>
+      </w:r>
+      <w:r>
+        <w:rPr>
+          <w:rFonts w:hint="eastAsia" w:ascii="Times New Roman" w:hAnsi="Times New Roman" w:eastAsia="Times New Roman" w:cs="Times New Roman"/>
+        </w:rPr>
+        <w:t>。</w:t>
+      </w:r>
+      <w:r>
+        <w:rPr>
+          <w:rFonts w:hint="eastAsia" w:ascii="Times New Roman" w:hAnsi="Times New Roman" w:eastAsia="FangSong" w:cs="Times New Roman"/>
+        </w:rPr>
+        <w:t>已知</w:t>
+      </w:r>
+      <w:r>
+        <w:rPr>
+          <w:rFonts w:ascii="Times New Roman" w:hAnsi="Times New Roman" w:eastAsia="Times New Roman" w:cs="Times New Roman"/>
+        </w:rPr>
+        <w:t xml:space="preserve"> CaO </w:t>
+      </w:r>
+      <w:r>
+        <w:rPr>
+          <w:rFonts w:hint="eastAsia" w:ascii="Times New Roman" w:hAnsi="Times New Roman" w:eastAsia="FangSong" w:cs="Times New Roman"/>
+        </w:rPr>
+        <w:t xml:space="preserve">是</w:t>
+      </w:r>
+      <w:r>
+        <w:rPr>
+          <w:rFonts w:ascii="Times New Roman" w:hAnsi="Times New Roman" w:eastAsia="Times New Roman" w:cs="Times New Roman"/>
+        </w:rPr>
+        <w:t xml:space="preserve"> NaCl </w:t>
+      </w:r>
+      <w:r>
+        <w:rPr>
+          <w:rFonts w:hint="eastAsia" w:ascii="Times New Roman" w:hAnsi="Times New Roman" w:eastAsia="FangSong" w:cs="Times New Roman"/>
+        </w:rPr>
+        <w:t>型结构</w:t>
+      </w:r>
+      <w:r>
+        <w:rPr>
+          <w:rFonts w:hint="eastAsia" w:ascii="Times New Roman" w:hAnsi="Times New Roman" w:eastAsia="Times New Roman" w:cs="Times New Roman"/>
+        </w:rPr>
+        <w:t>，</w:t>
+      </w:r>
+      <w:r>
+        <w:rPr>
+          <w:rFonts w:hint="eastAsia" w:ascii="Times New Roman" w:hAnsi="Times New Roman" w:eastAsia="FangSong" w:cs="Times New Roman"/>
+        </w:rPr>
+        <w:t>晶胞参数为</w:t>
+      </w:r>
+      <w:r>
+        <w:rPr>
+          <w:rFonts w:ascii="Times New Roman" w:hAnsi="Times New Roman" w:eastAsia="Times New Roman" w:cs="Times New Roman"/>
+        </w:rPr>
+        <w:t xml:space="preserve"> </w:t>
+      </w:r>
+      <w:r>
+        <w:rPr>
+          <w:rFonts w:hint="eastAsia" w:ascii="Times New Roman" w:hAnsi="Times New Roman" w:eastAsia="Times New Roman" w:cs="Times New Roman"/>
+        </w:rPr>
+        <w:t>0.480nm。</w:t>
+      </w:r>
+      <w:r>
+        <w:rPr>
+          <w:rFonts w:hint="eastAsia" w:ascii="Times New Roman" w:hAnsi="Times New Roman" w:eastAsia="FangSong" w:cs="Times New Roman"/>
+        </w:rPr>
+        <w:t>假设我们只考虑一个</w:t>
+      </w:r>
+      <w:r>
+        <w:rPr>
+          <w:rFonts w:ascii="Times New Roman" w:hAnsi="Times New Roman" w:eastAsia="Times New Roman" w:cs="Times New Roman"/>
+        </w:rPr>
+        <w:t xml:space="preserve"> </w:t>
+      </w:r>
+      <m:oMath>
+        <m:r>
+          <m:t>C</m:t>
+        </m:r>
+        <m:sSup>
           <m:e>
+            <m:r>
+              <m:t>a</m:t>
+            </m:r>
+          </m:e>
+          <m:sup>
+            <m:r>
+              <m:t>2</m:t>
+            </m:r>
             <m:r>
               <m:rPr>
                 <m:sty m:val="p"/>
               </m:rPr>
-              <m:t>)</m:t>
+              <m:t>+</m:t>
+            </m:r>
+          </m:sup>
+        </m:sSup>
+      </m:oMath>
+      <w:r>
+        <w:rPr>
+          <w:rFonts w:ascii="Times New Roman" w:hAnsi="Times New Roman" w:eastAsia="Times New Roman" w:cs="Times New Roman"/>
+        </w:rPr>
+        <w:t xml:space="preserve"> </w:t>
+      </w:r>
+      <w:r>
+        <w:rPr>
+          <w:rFonts w:hint="eastAsia" w:ascii="Times New Roman" w:hAnsi="Times New Roman" w:eastAsia="FangSong" w:cs="Times New Roman"/>
+        </w:rPr>
+        <w:t>周围最近和次近的离子</w:t>
+      </w:r>
+      <w:r>
+        <w:rPr>
+          <w:rFonts w:hint="eastAsia" w:ascii="Times New Roman" w:hAnsi="Times New Roman" w:eastAsia="Times New Roman" w:cs="Times New Roman"/>
+        </w:rPr>
+        <w:t>，</w:t>
+      </w:r>
+      <w:r>
+        <w:rPr>
+          <w:rFonts w:hint="eastAsia" w:ascii="Times New Roman" w:hAnsi="Times New Roman" w:eastAsia="FangSong" w:cs="Times New Roman"/>
+        </w:rPr>
+        <w:t>求该</w:t>
+      </w:r>
+      <w:r>
+        <w:rPr>
+          <w:rFonts w:ascii="Times New Roman" w:hAnsi="Times New Roman" w:eastAsia="Times New Roman" w:cs="Times New Roman"/>
+        </w:rPr>
+        <w:t xml:space="preserve"> </w:t>
+      </w:r>
+      <m:oMath>
+        <m:r>
+          <m:t>C</m:t>
+        </m:r>
+        <m:sSup>
+          <m:e>
+            <m:r>
+              <m:t>a</m:t>
             </m:r>
           </m:e>
-          <m:sub>
+          <m:sup>
+            <m:r>
+              <m:t>2</m:t>
+            </m:r>
             <m:r>
               <m:rPr>
                 <m:sty m:val="p"/>
               </m:rPr>
-              <m:t>2</m:t>
-            </m:r>
-          </m:sub>
-        </m:sSub>
+              <m:t>+</m:t>
+            </m:r>
+          </m:sup>
+        </m:sSup>
       </m:oMath>
       <w:r>
         <w:rPr>
@@ -6417,27 +7019,718 @@
         <w:rPr>
           <w:rFonts w:hint="eastAsia" w:ascii="Times New Roman" w:hAnsi="Times New Roman" w:eastAsia="FangSong" w:cs="Times New Roman"/>
         </w:rPr>
-        <w:t xml:space="preserve">热分解为</w:t>
-      </w:r>
-      <w:r>
-        <w:rPr>
-          <w:rFonts w:ascii="Times New Roman" w:hAnsi="Times New Roman" w:eastAsia="Times New Roman" w:cs="Times New Roman"/>
-        </w:rPr>
-        <w:t xml:space="preserve"> </w:t>
-      </w:r>
-      <w:r>
-        <w:rPr>
-          <w:rFonts w:hint="eastAsia" w:ascii="Times New Roman" w:hAnsi="Times New Roman" w:eastAsia="Times New Roman" w:cs="Times New Roman"/>
-        </w:rPr>
-        <w:t xml:space="preserve">HgO；</w:t>
+        <w:t>静电势能的大小</w:t>
+      </w:r>
+      <w:r>
+        <w:rPr>
+          <w:rFonts w:hint="eastAsia" w:ascii="Times New Roman" w:hAnsi="Times New Roman" w:eastAsia="Times New Roman" w:cs="Times New Roman"/>
+        </w:rPr>
+        <w:t>。</w:t>
       </w:r>
     </w:p>
     <w:p>
       <w:pPr>
+        <w:spacing w:before="160" w:after="80"/>
+      </w:pPr>
+      <w:r>
+        <w:pict>
+          <v:rect style="width:0;height:1.5pt" o:hralign="center" o:hrstd="t" o:hr="t"/>
+        </w:pict>
+      </w:r>
+    </w:p>
+    <w:bookmarkEnd w:id="20"/>
+    <w:bookmarkStart w:id="21" w:name="第13题"/>
+    <w:p>
+      <w:pPr>
+        <w:pStyle w:val="Heading3"/>
+        <w:spacing w:before="280" w:after="120"/>
+      </w:pPr>
+      <w:r>
+        <w:rPr>
+          <w:rFonts w:hint="eastAsia" w:ascii="Times New Roman" w:hAnsi="Times New Roman" w:eastAsia="SimHei" w:cs="Times New Roman"/>
+        </w:rPr>
+        <w:t>第</w:t>
+      </w:r>
+      <w:r>
+        <w:rPr>
+          <w:rFonts w:hint="eastAsia" w:ascii="Times New Roman" w:hAnsi="Times New Roman" w:eastAsia="Times New Roman" w:cs="Times New Roman"/>
+        </w:rPr>
+        <w:t>13</w:t>
+      </w:r>
+      <w:r>
+        <w:rPr>
+          <w:rFonts w:hint="eastAsia" w:ascii="Times New Roman" w:hAnsi="Times New Roman" w:eastAsia="SimHei" w:cs="Times New Roman"/>
+        </w:rPr>
+        <w:t>题</w:t>
+      </w:r>
+    </w:p>
+    <w:p>
+      <w:pPr>
+        <w:pStyle w:val="FirstParagraph"/>
+        <w:ind w:firstLine="420"/>
+      </w:pPr>
+      <w:r>
+        <w:rPr>
+          <w:rFonts w:hint="eastAsia" w:ascii="Times New Roman" w:hAnsi="Times New Roman" w:eastAsia="FangSong" w:cs="Times New Roman"/>
+        </w:rPr>
+        <w:t xml:space="preserve">钒与</w:t>
+      </w:r>
+      <w:r>
+        <w:rPr>
+          <w:rFonts w:ascii="Times New Roman" w:hAnsi="Times New Roman" w:eastAsia="Times New Roman" w:cs="Times New Roman"/>
+        </w:rPr>
+        <w:t xml:space="preserve"> </w:t>
+      </w:r>
+      <w:r>
+        <w:rPr>
+          <w:rFonts w:hint="eastAsia" w:ascii="Times New Roman" w:hAnsi="Times New Roman" w:eastAsia="Times New Roman" w:cs="Times New Roman"/>
+        </w:rPr>
+        <w:t>N-</w:t>
+      </w:r>
+      <w:r>
+        <w:rPr>
+          <w:rFonts w:hint="eastAsia" w:ascii="Times New Roman" w:hAnsi="Times New Roman" w:eastAsia="FangSong" w:cs="Times New Roman"/>
+        </w:rPr>
+        <w:t>苯甲酰</w:t>
+      </w:r>
+      <w:r>
+        <w:rPr>
+          <w:rFonts w:hint="eastAsia" w:ascii="Times New Roman" w:hAnsi="Times New Roman" w:eastAsia="Times New Roman" w:cs="Times New Roman"/>
+        </w:rPr>
+        <w:t>-N-</w:t>
+      </w:r>
+      <w:r>
+        <w:rPr>
+          <w:rFonts w:hint="eastAsia" w:ascii="Times New Roman" w:hAnsi="Times New Roman" w:eastAsia="FangSong" w:cs="Times New Roman"/>
+        </w:rPr>
+        <w:t>苯基羟胺</w:t>
+      </w:r>
+      <w:r>
+        <w:rPr>
+          <w:rFonts w:hint="eastAsia" w:ascii="Times New Roman" w:hAnsi="Times New Roman" w:eastAsia="Times New Roman" w:cs="Times New Roman"/>
+        </w:rPr>
+        <w:t>(213g/mol)</w:t>
+      </w:r>
+      <w:r>
+        <w:rPr>
+          <w:rFonts w:hint="eastAsia" w:ascii="Times New Roman" w:hAnsi="Times New Roman" w:eastAsia="FangSong" w:cs="Times New Roman"/>
+        </w:rPr>
+        <w:t>根离子在</w:t>
+      </w:r>
+      <w:r>
+        <w:rPr>
+          <w:rFonts w:ascii="Times New Roman" w:hAnsi="Times New Roman" w:eastAsia="Times New Roman" w:cs="Times New Roman"/>
+        </w:rPr>
+        <w:t xml:space="preserve"> 4mol/L </w:t>
+      </w:r>
+      <w:r>
+        <w:rPr>
+          <w:rFonts w:hint="eastAsia" w:ascii="Times New Roman" w:hAnsi="Times New Roman" w:eastAsia="FangSong" w:cs="Times New Roman"/>
+        </w:rPr>
+        <w:t>盐酸介质中形成紫红色的单核配合物</w:t>
+      </w:r>
+      <w:r>
+        <w:rPr>
+          <w:rFonts w:hint="eastAsia" w:ascii="Times New Roman" w:hAnsi="Times New Roman" w:eastAsia="Times New Roman" w:cs="Times New Roman"/>
+        </w:rPr>
+        <w:t>，</w:t>
+      </w:r>
+      <w:r>
+        <w:rPr>
+          <w:rFonts w:hint="eastAsia" w:ascii="Times New Roman" w:hAnsi="Times New Roman" w:eastAsia="FangSong" w:cs="Times New Roman"/>
+        </w:rPr>
+        <w:t>该配合物溶液可进行比色测定</w:t>
+      </w:r>
+      <w:r>
+        <w:rPr>
+          <w:rFonts w:hint="eastAsia" w:ascii="Times New Roman" w:hAnsi="Times New Roman" w:eastAsia="Times New Roman" w:cs="Times New Roman"/>
+        </w:rPr>
+        <w:t>，</w:t>
+      </w:r>
+      <w:r>
+        <w:rPr>
+          <w:rFonts w:hint="eastAsia" w:ascii="Times New Roman" w:hAnsi="Times New Roman" w:eastAsia="FangSong" w:cs="Times New Roman"/>
+        </w:rPr>
+        <w:t>用以定量测定钢中钒的含量</w:t>
+      </w:r>
+      <w:r>
+        <w:rPr>
+          <w:rFonts w:hint="eastAsia" w:ascii="Times New Roman" w:hAnsi="Times New Roman" w:eastAsia="Times New Roman" w:cs="Times New Roman"/>
+        </w:rPr>
+        <w:t>。</w:t>
+      </w:r>
+      <w:r>
+        <w:rPr>
+          <w:rFonts w:hint="eastAsia" w:ascii="Times New Roman" w:hAnsi="Times New Roman" w:eastAsia="FangSong" w:cs="Times New Roman"/>
+        </w:rPr>
+        <w:t>该配合物是电中性分子</w:t>
+      </w:r>
+      <w:r>
+        <w:rPr>
+          <w:rFonts w:hint="eastAsia" w:ascii="Times New Roman" w:hAnsi="Times New Roman" w:eastAsia="Times New Roman" w:cs="Times New Roman"/>
+        </w:rPr>
+        <w:t>，</w:t>
+      </w:r>
+      <w:r>
+        <w:rPr>
+          <w:rFonts w:hint="eastAsia" w:ascii="Times New Roman" w:hAnsi="Times New Roman" w:eastAsia="FangSong" w:cs="Times New Roman"/>
+        </w:rPr>
+        <w:t>实验测得其氧的质量分数为</w:t>
+      </w:r>
+      <w:r>
+        <w:rPr>
+          <w:rFonts w:ascii="Times New Roman" w:hAnsi="Times New Roman" w:eastAsia="Times New Roman" w:cs="Times New Roman"/>
+        </w:rPr>
+        <w:t xml:space="preserve"> 15.2%。</w:t>
+      </w:r>
+    </w:p>
+    <w:p>
+      <w:pPr>
+        <w:pStyle w:val="Compact"/>
         <w:numPr>
           <w:ilvl w:val="0"/>
           <w:numId w:val="1004"/>
         </w:numPr>
+        <w:ind w:firstLine="420"/>
+      </w:pPr>
+      <w:r>
+        <w:rPr>
+          <w:rFonts w:hint="eastAsia" w:ascii="Times New Roman" w:hAnsi="Times New Roman" w:eastAsia="FangSong" w:cs="Times New Roman"/>
+        </w:rPr>
+        <w:t>通过计算确定该配合物的化学式</w:t>
+      </w:r>
+      <w:r>
+        <w:rPr>
+          <w:rFonts w:hint="eastAsia" w:ascii="Times New Roman" w:hAnsi="Times New Roman" w:eastAsia="Times New Roman" w:cs="Times New Roman"/>
+        </w:rPr>
+        <w:t>。</w:t>
+      </w:r>
+    </w:p>
+    <w:p>
+      <w:pPr>
+        <w:pStyle w:val="Compact"/>
+        <w:numPr>
+          <w:ilvl w:val="0"/>
+          <w:numId w:val="1004"/>
+        </w:numPr>
+        <w:ind w:firstLine="420"/>
+      </w:pPr>
+      <w:r>
+        <w:rPr>
+          <w:rFonts w:hint="eastAsia" w:ascii="Times New Roman" w:hAnsi="Times New Roman" w:eastAsia="FangSong" w:cs="Times New Roman"/>
+        </w:rPr>
+        <w:t>该配合物共有几种可能立体结构体</w:t>
+      </w:r>
+      <w:r>
+        <w:rPr>
+          <w:rFonts w:hint="eastAsia" w:ascii="Times New Roman" w:hAnsi="Times New Roman" w:eastAsia="Times New Roman" w:cs="Times New Roman"/>
+        </w:rPr>
+        <w:t>(</w:t>
+      </w:r>
+      <w:r>
+        <w:rPr>
+          <w:rFonts w:hint="eastAsia" w:ascii="Times New Roman" w:hAnsi="Times New Roman" w:eastAsia="FangSong" w:cs="Times New Roman"/>
+        </w:rPr>
+        <w:t>不包括光学异构体</w:t>
+      </w:r>
+      <w:r>
+        <w:rPr>
+          <w:rFonts w:hint="eastAsia" w:ascii="Times New Roman" w:hAnsi="Times New Roman" w:eastAsia="Times New Roman" w:cs="Times New Roman"/>
+        </w:rPr>
+        <w:t>)?</w:t>
+      </w:r>
+      <w:r>
+        <w:rPr>
+          <w:rFonts w:ascii="Times New Roman" w:hAnsi="Times New Roman" w:eastAsia="Times New Roman" w:cs="Times New Roman"/>
+        </w:rPr>
+        <w:t xml:space="preserve"> </w:t>
+      </w:r>
+      <w:r>
+        <w:rPr>
+          <w:rFonts w:hint="eastAsia" w:ascii="Times New Roman" w:hAnsi="Times New Roman" w:eastAsia="FangSong" w:cs="Times New Roman"/>
+        </w:rPr>
+        <w:t>画出其中最稳定的一种</w:t>
+      </w:r>
+      <w:r>
+        <w:rPr>
+          <w:rFonts w:hint="eastAsia" w:ascii="Times New Roman" w:hAnsi="Times New Roman" w:eastAsia="Times New Roman" w:cs="Times New Roman"/>
+        </w:rPr>
+        <w:t>。</w:t>
+      </w:r>
+    </w:p>
+    <w:p>
+      <w:pPr>
+        <w:spacing w:before="160" w:after="80"/>
+      </w:pPr>
+      <w:r>
+        <w:pict>
+          <v:rect style="width:0;height:1.5pt" o:hralign="center" o:hrstd="t" o:hr="t"/>
+        </w:pict>
+      </w:r>
+    </w:p>
+    <w:bookmarkEnd w:id="21"/>
+    <w:bookmarkStart w:id="22" w:name="第14题"/>
+    <w:p>
+      <w:pPr>
+        <w:pStyle w:val="Heading3"/>
+        <w:spacing w:before="280" w:after="120"/>
+      </w:pPr>
+      <w:r>
+        <w:rPr>
+          <w:rFonts w:hint="eastAsia" w:ascii="Times New Roman" w:hAnsi="Times New Roman" w:eastAsia="SimHei" w:cs="Times New Roman"/>
+        </w:rPr>
+        <w:t>第</w:t>
+      </w:r>
+      <w:r>
+        <w:rPr>
+          <w:rFonts w:hint="eastAsia" w:ascii="Times New Roman" w:hAnsi="Times New Roman" w:eastAsia="Times New Roman" w:cs="Times New Roman"/>
+        </w:rPr>
+        <w:t>14</w:t>
+      </w:r>
+      <w:r>
+        <w:rPr>
+          <w:rFonts w:hint="eastAsia" w:ascii="Times New Roman" w:hAnsi="Times New Roman" w:eastAsia="SimHei" w:cs="Times New Roman"/>
+        </w:rPr>
+        <w:t>题</w:t>
+      </w:r>
+    </w:p>
+    <w:p>
+      <w:pPr>
+        <w:pStyle w:val="FirstParagraph"/>
+        <w:ind w:firstLine="420"/>
+      </w:pPr>
+      <w:r>
+        <w:rPr>
+          <w:rFonts w:hint="eastAsia" w:ascii="Times New Roman" w:hAnsi="Times New Roman" w:eastAsia="FangSong" w:cs="Times New Roman"/>
+        </w:rPr>
+        <w:t>一般说来</w:t>
+      </w:r>
+      <w:r>
+        <w:rPr>
+          <w:rFonts w:hint="eastAsia" w:ascii="Times New Roman" w:hAnsi="Times New Roman" w:eastAsia="Times New Roman" w:cs="Times New Roman"/>
+        </w:rPr>
+        <w:t>,</w:t>
+      </w:r>
+      <w:r>
+        <w:rPr>
+          <w:rFonts w:ascii="Times New Roman" w:hAnsi="Times New Roman" w:eastAsia="Times New Roman" w:cs="Times New Roman"/>
+        </w:rPr>
+        <w:t xml:space="preserve"> Co(Ⅲ) </w:t>
+      </w:r>
+      <w:r>
+        <w:rPr>
+          <w:rFonts w:hint="eastAsia" w:ascii="Times New Roman" w:hAnsi="Times New Roman" w:eastAsia="FangSong" w:cs="Times New Roman"/>
+        </w:rPr>
+        <w:t>具有强氧化性</w:t>
+      </w:r>
+      <w:r>
+        <w:rPr>
+          <w:rFonts w:hint="eastAsia" w:ascii="Times New Roman" w:hAnsi="Times New Roman" w:eastAsia="Times New Roman" w:cs="Times New Roman"/>
+        </w:rPr>
+        <w:t>,</w:t>
+      </w:r>
+      <w:r>
+        <w:rPr>
+          <w:rFonts w:ascii="Times New Roman" w:hAnsi="Times New Roman" w:eastAsia="Times New Roman" w:cs="Times New Roman"/>
+        </w:rPr>
+        <w:t xml:space="preserve"> </w:t>
+      </w:r>
+      <w:r>
+        <w:rPr>
+          <w:rFonts w:hint="eastAsia" w:ascii="Times New Roman" w:hAnsi="Times New Roman" w:eastAsia="FangSong" w:cs="Times New Roman"/>
+        </w:rPr>
+        <w:t xml:space="preserve">极易被还原为</w:t>
+      </w:r>
+      <w:r>
+        <w:rPr>
+          <w:rFonts w:ascii="Times New Roman" w:hAnsi="Times New Roman" w:eastAsia="Times New Roman" w:cs="Times New Roman"/>
+        </w:rPr>
+        <w:t xml:space="preserve"> </w:t>
+      </w:r>
+      <w:r>
+        <w:rPr>
+          <w:rFonts w:hint="eastAsia" w:ascii="Times New Roman" w:hAnsi="Times New Roman" w:eastAsia="Times New Roman" w:cs="Times New Roman"/>
+        </w:rPr>
+        <w:t>Co(Ⅱ)。</w:t>
+      </w:r>
+      <w:r>
+        <w:rPr>
+          <w:rFonts w:hint="eastAsia" w:ascii="Times New Roman" w:hAnsi="Times New Roman" w:eastAsia="FangSong" w:cs="Times New Roman"/>
+        </w:rPr>
+        <w:t>然而在配合物中</w:t>
+      </w:r>
+      <w:r>
+        <w:rPr>
+          <w:rFonts w:hint="eastAsia" w:ascii="Times New Roman" w:hAnsi="Times New Roman" w:eastAsia="Times New Roman" w:cs="Times New Roman"/>
+        </w:rPr>
+        <w:t>,</w:t>
+      </w:r>
+      <w:r>
+        <w:rPr>
+          <w:rFonts w:ascii="Times New Roman" w:hAnsi="Times New Roman" w:eastAsia="Times New Roman" w:cs="Times New Roman"/>
+        </w:rPr>
+        <w:t xml:space="preserve"> Co(Ⅲ) </w:t>
+      </w:r>
+      <w:r>
+        <w:rPr>
+          <w:rFonts w:hint="eastAsia" w:ascii="Times New Roman" w:hAnsi="Times New Roman" w:eastAsia="FangSong" w:cs="Times New Roman"/>
+        </w:rPr>
+        <w:t xml:space="preserve">配合物的稳定性却大于</w:t>
+      </w:r>
+      <w:r>
+        <w:rPr>
+          <w:rFonts w:ascii="Times New Roman" w:hAnsi="Times New Roman" w:eastAsia="Times New Roman" w:cs="Times New Roman"/>
+        </w:rPr>
+        <w:t xml:space="preserve"> </w:t>
+      </w:r>
+      <w:r>
+        <w:rPr>
+          <w:rFonts w:hint="eastAsia" w:ascii="Times New Roman" w:hAnsi="Times New Roman" w:eastAsia="Times New Roman" w:cs="Times New Roman"/>
+        </w:rPr>
+        <w:t>Co(Ⅱ)。</w:t>
+      </w:r>
+      <w:r>
+        <w:rPr>
+          <w:rFonts w:hint="eastAsia" w:ascii="Times New Roman" w:hAnsi="Times New Roman" w:eastAsia="FangSong" w:cs="Times New Roman"/>
+        </w:rPr>
+        <w:t>有人通过</w:t>
+      </w:r>
+      <w:r>
+        <w:rPr>
+          <w:rFonts w:ascii="Times New Roman" w:hAnsi="Times New Roman" w:eastAsia="Times New Roman" w:cs="Times New Roman"/>
+        </w:rPr>
+        <w:t xml:space="preserve"> 8.076g CoCl</w:t>
+      </w:r>
+      <w:r>
+        <w:rPr>
+          <w:rFonts w:ascii="Times New Roman" w:hAnsi="Times New Roman" w:eastAsia="Times New Roman" w:cs="Times New Roman"/>
+          <w:vertAlign w:val="subscript"/>
+        </w:rPr>
+        <w:t>2</w:t>
+      </w:r>
+      <w:r>
+        <w:rPr>
+          <w:rFonts w:ascii="Times New Roman" w:hAnsi="Times New Roman" w:eastAsia="Times New Roman" w:cs="Times New Roman"/>
+        </w:rPr>
+        <w:t>·4H</w:t>
+      </w:r>
+      <w:r>
+        <w:rPr>
+          <w:rFonts w:ascii="Times New Roman" w:hAnsi="Times New Roman" w:eastAsia="Times New Roman" w:cs="Times New Roman"/>
+          <w:vertAlign w:val="subscript"/>
+        </w:rPr>
+        <w:t>2</w:t>
+      </w:r>
+      <w:r>
+        <w:rPr>
+          <w:rFonts w:ascii="Times New Roman" w:hAnsi="Times New Roman" w:eastAsia="Times New Roman" w:cs="Times New Roman"/>
+        </w:rPr>
+        <w:t xml:space="preserve">O </w:t>
+      </w:r>
+      <w:r>
+        <w:rPr>
+          <w:rFonts w:hint="eastAsia" w:ascii="Times New Roman" w:hAnsi="Times New Roman" w:eastAsia="FangSong" w:cs="Times New Roman"/>
+        </w:rPr>
+        <w:t xml:space="preserve">与过量过氧化氢和足量氨的乙醇溶液反应正好得</w:t>
+      </w:r>
+      <w:r>
+        <w:rPr>
+          <w:rFonts w:ascii="Times New Roman" w:hAnsi="Times New Roman" w:eastAsia="Times New Roman" w:cs="Times New Roman"/>
+        </w:rPr>
+        <w:t xml:space="preserve"> 8.076g </w:t>
+      </w:r>
+      <w:r>
+        <w:rPr>
+          <w:rFonts w:hint="eastAsia" w:ascii="Times New Roman" w:hAnsi="Times New Roman" w:eastAsia="FangSong" w:cs="Times New Roman"/>
+        </w:rPr>
+        <w:t xml:space="preserve">的</w:t>
+      </w:r>
+      <w:r>
+        <w:rPr>
+          <w:rFonts w:ascii="Times New Roman" w:hAnsi="Times New Roman" w:eastAsia="Times New Roman" w:cs="Times New Roman"/>
+        </w:rPr>
+        <w:t xml:space="preserve"> A </w:t>
+      </w:r>
+      <w:r>
+        <w:rPr>
+          <w:rFonts w:hint="eastAsia" w:ascii="Times New Roman" w:hAnsi="Times New Roman" w:eastAsia="FangSong" w:cs="Times New Roman"/>
+        </w:rPr>
+        <w:t>物质</w:t>
+      </w:r>
+      <w:r>
+        <w:rPr>
+          <w:rFonts w:hint="eastAsia" w:ascii="Times New Roman" w:hAnsi="Times New Roman" w:eastAsia="Times New Roman" w:cs="Times New Roman"/>
+        </w:rPr>
+        <w:t>,</w:t>
+      </w:r>
+      <w:r>
+        <w:rPr>
+          <w:rFonts w:ascii="Times New Roman" w:hAnsi="Times New Roman" w:eastAsia="Times New Roman" w:cs="Times New Roman"/>
+        </w:rPr>
+        <w:t xml:space="preserve"> </w:t>
+      </w:r>
+      <w:r>
+        <w:rPr>
+          <w:rFonts w:hint="eastAsia" w:ascii="Times New Roman" w:hAnsi="Times New Roman" w:eastAsia="FangSong" w:cs="Times New Roman"/>
+        </w:rPr>
+        <w:t xml:space="preserve">产率为</w:t>
+      </w:r>
+      <w:r>
+        <w:rPr>
+          <w:rFonts w:ascii="Times New Roman" w:hAnsi="Times New Roman" w:eastAsia="Times New Roman" w:cs="Times New Roman"/>
+        </w:rPr>
+        <w:t xml:space="preserve"> </w:t>
+      </w:r>
+      <w:r>
+        <w:rPr>
+          <w:rFonts w:hint="eastAsia" w:ascii="Times New Roman" w:hAnsi="Times New Roman" w:eastAsia="Times New Roman" w:cs="Times New Roman"/>
+        </w:rPr>
+        <w:t>90.96%。</w:t>
+      </w:r>
+      <w:r>
+        <w:rPr>
+          <w:rFonts w:hint="eastAsia" w:ascii="Times New Roman" w:hAnsi="Times New Roman" w:eastAsia="FangSong" w:cs="Times New Roman"/>
+        </w:rPr>
+        <w:t>元素分析表明</w:t>
+      </w:r>
+      <w:r>
+        <w:rPr>
+          <w:rFonts w:ascii="Times New Roman" w:hAnsi="Times New Roman" w:eastAsia="Times New Roman" w:cs="Times New Roman"/>
+        </w:rPr>
+        <w:t xml:space="preserve"> A </w:t>
+      </w:r>
+      <w:r>
+        <w:rPr>
+          <w:rFonts w:hint="eastAsia" w:ascii="Times New Roman" w:hAnsi="Times New Roman" w:eastAsia="FangSong" w:cs="Times New Roman"/>
+        </w:rPr>
+        <w:t xml:space="preserve">中含</w:t>
+      </w:r>
+      <w:r>
+        <w:rPr>
+          <w:rFonts w:ascii="Times New Roman" w:hAnsi="Times New Roman" w:eastAsia="Times New Roman" w:cs="Times New Roman"/>
+        </w:rPr>
+        <w:t xml:space="preserve"> Cl 31.94%, </w:t>
+      </w:r>
+      <w:r>
+        <w:rPr>
+          <w:rFonts w:hint="eastAsia" w:ascii="Times New Roman" w:hAnsi="Times New Roman" w:eastAsia="FangSong" w:cs="Times New Roman"/>
+        </w:rPr>
+        <w:t xml:space="preserve">含</w:t>
+      </w:r>
+      <w:r>
+        <w:rPr>
+          <w:rFonts w:ascii="Times New Roman" w:hAnsi="Times New Roman" w:eastAsia="Times New Roman" w:cs="Times New Roman"/>
+        </w:rPr>
+        <w:t xml:space="preserve"> N </w:t>
+      </w:r>
+      <w:r>
+        <w:rPr>
+          <w:rFonts w:hint="eastAsia" w:ascii="Times New Roman" w:hAnsi="Times New Roman" w:eastAsia="Times New Roman" w:cs="Times New Roman"/>
+        </w:rPr>
+        <w:t>28.40%。</w:t>
+      </w:r>
+      <w:r>
+        <w:rPr>
+          <w:rFonts w:hint="eastAsia" w:ascii="Times New Roman" w:hAnsi="Times New Roman" w:eastAsia="FangSong" w:cs="Times New Roman"/>
+        </w:rPr>
+        <w:t>红外光谱中没有发现</w:t>
+      </w:r>
+      <w:r>
+        <w:rPr>
+          <w:rFonts w:ascii="Times New Roman" w:hAnsi="Times New Roman" w:eastAsia="Times New Roman" w:cs="Times New Roman"/>
+        </w:rPr>
+        <w:t xml:space="preserve"> Co—Cl </w:t>
+      </w:r>
+      <w:r>
+        <w:rPr>
+          <w:rFonts w:hint="eastAsia" w:ascii="Times New Roman" w:hAnsi="Times New Roman" w:eastAsia="FangSong" w:cs="Times New Roman"/>
+        </w:rPr>
+        <w:t>键</w:t>
+      </w:r>
+      <w:r>
+        <w:rPr>
+          <w:rFonts w:hint="eastAsia" w:ascii="Times New Roman" w:hAnsi="Times New Roman" w:eastAsia="Times New Roman" w:cs="Times New Roman"/>
+        </w:rPr>
+        <w:t>。</w:t>
+      </w:r>
+      <w:r>
+        <w:rPr>
+          <w:rFonts w:hint="eastAsia" w:ascii="Times New Roman" w:hAnsi="Times New Roman" w:eastAsia="FangSong" w:cs="Times New Roman"/>
+        </w:rPr>
+        <w:t>单晶衍射表明</w:t>
+      </w:r>
+      <w:r>
+        <w:rPr>
+          <w:rFonts w:ascii="Times New Roman" w:hAnsi="Times New Roman" w:eastAsia="Times New Roman" w:cs="Times New Roman"/>
+        </w:rPr>
+        <w:t xml:space="preserve"> A </w:t>
+      </w:r>
+      <w:r>
+        <w:rPr>
+          <w:rFonts w:hint="eastAsia" w:ascii="Times New Roman" w:hAnsi="Times New Roman" w:eastAsia="FangSong" w:cs="Times New Roman"/>
+        </w:rPr>
+        <w:t>分子中含有对称面</w:t>
+      </w:r>
+      <w:r>
+        <w:rPr>
+          <w:rFonts w:hint="eastAsia" w:ascii="Times New Roman" w:hAnsi="Times New Roman" w:eastAsia="Times New Roman" w:cs="Times New Roman"/>
+        </w:rPr>
+        <w:t>。</w:t>
+      </w:r>
+      <w:r>
+        <w:rPr>
+          <w:rFonts w:hint="eastAsia" w:ascii="Times New Roman" w:hAnsi="Times New Roman" w:eastAsia="FangSong" w:cs="Times New Roman"/>
+        </w:rPr>
+        <w:t>分子呈顺磁性</w:t>
+      </w:r>
+      <w:r>
+        <w:rPr>
+          <w:rFonts w:hint="eastAsia" w:ascii="Times New Roman" w:hAnsi="Times New Roman" w:eastAsia="Times New Roman" w:cs="Times New Roman"/>
+        </w:rPr>
+        <w:t>。</w:t>
+      </w:r>
+    </w:p>
+    <w:p>
+      <w:pPr>
+        <w:pStyle w:val="Compact"/>
+        <w:numPr>
+          <w:ilvl w:val="0"/>
+          <w:numId w:val="1005"/>
+        </w:numPr>
+        <w:ind w:firstLine="420"/>
+      </w:pPr>
+      <w:r>
+        <w:rPr>
+          <w:rFonts w:hint="eastAsia" w:ascii="Times New Roman" w:hAnsi="Times New Roman" w:eastAsia="FangSong" w:cs="Times New Roman"/>
+        </w:rPr>
+        <w:t xml:space="preserve">推出</w:t>
+      </w:r>
+      <w:r>
+        <w:rPr>
+          <w:rFonts w:ascii="Times New Roman" w:hAnsi="Times New Roman" w:eastAsia="Times New Roman" w:cs="Times New Roman"/>
+        </w:rPr>
+        <w:t xml:space="preserve"> A </w:t>
+      </w:r>
+      <w:r>
+        <w:rPr>
+          <w:rFonts w:hint="eastAsia" w:ascii="Times New Roman" w:hAnsi="Times New Roman" w:eastAsia="FangSong" w:cs="Times New Roman"/>
+        </w:rPr>
+        <w:t>的分子式并画出其结构式</w:t>
+      </w:r>
+      <w:r>
+        <w:rPr>
+          <w:rFonts w:hint="eastAsia" w:ascii="Times New Roman" w:hAnsi="Times New Roman" w:eastAsia="Times New Roman" w:cs="Times New Roman"/>
+        </w:rPr>
+        <w:t>。</w:t>
+      </w:r>
+    </w:p>
+    <w:p>
+      <w:pPr>
+        <w:pStyle w:val="Compact"/>
+        <w:numPr>
+          <w:ilvl w:val="0"/>
+          <w:numId w:val="1005"/>
+        </w:numPr>
+        <w:ind w:firstLine="420"/>
+      </w:pPr>
+      <w:r>
+        <w:rPr>
+          <w:rFonts w:hint="eastAsia" w:ascii="Times New Roman" w:hAnsi="Times New Roman" w:eastAsia="FangSong" w:cs="Times New Roman"/>
+        </w:rPr>
+        <w:t xml:space="preserve">写出合成</w:t>
+      </w:r>
+      <w:r>
+        <w:rPr>
+          <w:rFonts w:ascii="Times New Roman" w:hAnsi="Times New Roman" w:eastAsia="Times New Roman" w:cs="Times New Roman"/>
+        </w:rPr>
+        <w:t xml:space="preserve"> A </w:t>
+      </w:r>
+      <w:r>
+        <w:rPr>
+          <w:rFonts w:hint="eastAsia" w:ascii="Times New Roman" w:hAnsi="Times New Roman" w:eastAsia="FangSong" w:cs="Times New Roman"/>
+        </w:rPr>
+        <w:t>的反应方程式</w:t>
+      </w:r>
+      <w:r>
+        <w:rPr>
+          <w:rFonts w:hint="eastAsia" w:ascii="Times New Roman" w:hAnsi="Times New Roman" w:eastAsia="Times New Roman" w:cs="Times New Roman"/>
+        </w:rPr>
+        <w:t>。</w:t>
+      </w:r>
+    </w:p>
+    <w:p>
+      <w:pPr>
+        <w:pStyle w:val="Compact"/>
+        <w:numPr>
+          <w:ilvl w:val="0"/>
+          <w:numId w:val="1005"/>
+        </w:numPr>
+        <w:ind w:firstLine="420"/>
+      </w:pPr>
+      <w:r>
+        <w:rPr>
+          <w:rFonts w:hint="eastAsia" w:ascii="Times New Roman" w:hAnsi="Times New Roman" w:eastAsia="FangSong" w:cs="Times New Roman"/>
+        </w:rPr>
+        <w:t xml:space="preserve">指出</w:t>
+      </w:r>
+      <w:r>
+        <w:rPr>
+          <w:rFonts w:ascii="Times New Roman" w:hAnsi="Times New Roman" w:eastAsia="Times New Roman" w:cs="Times New Roman"/>
+        </w:rPr>
+        <w:t xml:space="preserve"> A </w:t>
+      </w:r>
+      <w:r>
+        <w:rPr>
+          <w:rFonts w:hint="eastAsia" w:ascii="Times New Roman" w:hAnsi="Times New Roman" w:eastAsia="FangSong" w:cs="Times New Roman"/>
+        </w:rPr>
+        <w:t>中氧元素的氧化态以及中心钴离子的价电子排布和杂化方式</w:t>
+      </w:r>
+      <w:r>
+        <w:rPr>
+          <w:rFonts w:hint="eastAsia" w:ascii="Times New Roman" w:hAnsi="Times New Roman" w:eastAsia="Times New Roman" w:cs="Times New Roman"/>
+        </w:rPr>
+        <w:t>。</w:t>
+      </w:r>
+    </w:p>
+    <w:p>
+      <w:pPr>
+        <w:spacing w:before="160" w:after="80"/>
+      </w:pPr>
+      <w:r>
+        <w:pict>
+          <v:rect style="width:0;height:1.5pt" o:hralign="center" o:hrstd="t" o:hr="t"/>
+        </w:pict>
+      </w:r>
+    </w:p>
+    <w:bookmarkEnd w:id="22"/>
+    <w:bookmarkStart w:id="26" w:name="第15题"/>
+    <w:p>
+      <w:pPr>
+        <w:pStyle w:val="Heading3"/>
+        <w:spacing w:before="280" w:after="120"/>
+      </w:pPr>
+      <w:r>
+        <w:rPr>
+          <w:rFonts w:hint="eastAsia" w:ascii="Times New Roman" w:hAnsi="Times New Roman" w:eastAsia="SimHei" w:cs="Times New Roman"/>
+        </w:rPr>
+        <w:t>第</w:t>
+      </w:r>
+      <w:r>
+        <w:rPr>
+          <w:rFonts w:hint="eastAsia" w:ascii="Times New Roman" w:hAnsi="Times New Roman" w:eastAsia="Times New Roman" w:cs="Times New Roman"/>
+        </w:rPr>
+        <w:t>15</w:t>
+      </w:r>
+      <w:r>
+        <w:rPr>
+          <w:rFonts w:hint="eastAsia" w:ascii="Times New Roman" w:hAnsi="Times New Roman" w:eastAsia="SimHei" w:cs="Times New Roman"/>
+        </w:rPr>
+        <w:t>题</w:t>
+      </w:r>
+    </w:p>
+    <w:p>
+      <w:pPr>
+        <w:pStyle w:val="FirstParagraph"/>
         <w:ind w:firstLine="420"/>
       </w:pPr>
       <m:oMath>
@@ -6453,28 +7746,28 @@
           <m:rPr>
             <m:sty m:val="p"/>
           </m:rPr>
-          <m:t>H</m:t>
+          <m:t>C</m:t>
         </m:r>
         <m:r>
           <m:rPr>
             <m:sty m:val="p"/>
           </m:rPr>
-          <m:t>g</m:t>
+          <m:t>O</m:t>
         </m:r>
         <m:r>
           <m:rPr>
             <m:sty m:val="p"/>
           </m:rPr>
-          <m:t>(</m:t>
-        </m:r>
-        <m:r>
-          <m:rPr>
-            <m:sty m:val="p"/>
-          </m:rPr>
-          <m:t>N</m:t>
+          <m:t>,</m:t>
         </m:r>
         <m:sSub>
           <m:e>
+            <m:r>
+              <m:rPr>
+                <m:sty m:val="p"/>
+              </m:rPr>
+              <m:t>C</m:t>
+            </m:r>
             <m:r>
               <m:rPr>
                 <m:sty m:val="p"/>
@@ -6484,27 +7777,77 @@
           </m:e>
           <m:sub>
             <m:r>
+              <m:t>2</m:t>
+            </m:r>
+          </m:sub>
+        </m:sSub>
+      </m:oMath>
+      <w:r>
+        <w:rPr>
+          <w:rFonts w:ascii="Times New Roman" w:hAnsi="Times New Roman" w:eastAsia="Times New Roman" w:cs="Times New Roman"/>
+        </w:rPr>
+        <w:t xml:space="preserve"> </w:t>
+      </w:r>
+      <w:r>
+        <w:rPr>
+          <w:rFonts w:hint="eastAsia" w:ascii="Times New Roman" w:hAnsi="Times New Roman" w:eastAsia="FangSong" w:cs="Times New Roman"/>
+        </w:rPr>
+        <w:t>是常见的碳族氧化物</w:t>
+      </w:r>
+      <w:r>
+        <w:rPr>
+          <w:rFonts w:hint="eastAsia" w:ascii="Times New Roman" w:hAnsi="Times New Roman" w:eastAsia="Times New Roman" w:cs="Times New Roman"/>
+        </w:rPr>
+        <w:t>。</w:t>
+      </w:r>
+      <w:r>
+        <w:rPr>
+          <w:rFonts w:hint="eastAsia" w:ascii="Times New Roman" w:hAnsi="Times New Roman" w:eastAsia="FangSong" w:cs="Times New Roman"/>
+        </w:rPr>
+        <w:t>与之类似的硅不同</w:t>
+      </w:r>
+      <w:r>
+        <w:rPr>
+          <w:rFonts w:hint="eastAsia" w:ascii="Times New Roman" w:hAnsi="Times New Roman" w:eastAsia="Times New Roman" w:cs="Times New Roman"/>
+        </w:rPr>
+        <w:t>，</w:t>
+      </w:r>
+      <w:r>
+        <w:rPr>
+          <w:rFonts w:hint="eastAsia" w:ascii="Times New Roman" w:hAnsi="Times New Roman" w:eastAsia="FangSong" w:cs="Times New Roman"/>
+        </w:rPr>
+        <w:t>虽然</w:t>
+      </w:r>
+      <w:r>
+        <w:rPr>
+          <w:rFonts w:ascii="Times New Roman" w:hAnsi="Times New Roman" w:eastAsia="Times New Roman" w:cs="Times New Roman"/>
+        </w:rPr>
+        <w:t xml:space="preserve"> </w:t>
+      </w:r>
+      <m:oMath>
+        <m:sSub>
+          <m:e>
+            <m:r>
               <m:rPr>
                 <m:sty m:val="p"/>
               </m:rPr>
-              <m:t>3</m:t>
-            </m:r>
-          </m:sub>
-        </m:sSub>
-        <m:sSub>
-          <m:e>
+              <m:t>S</m:t>
+            </m:r>
             <m:r>
               <m:rPr>
                 <m:sty m:val="p"/>
               </m:rPr>
-              <m:t>)</m:t>
-            </m:r>
-          </m:e>
-          <m:sub>
+              <m:t>i</m:t>
+            </m:r>
             <m:r>
               <m:rPr>
                 <m:sty m:val="p"/>
               </m:rPr>
+              <m:t>O</m:t>
+            </m:r>
+          </m:e>
+          <m:sub>
+            <m:r>
               <m:t>2</m:t>
             </m:r>
           </m:sub>
@@ -6520,55 +7863,7 @@
         <w:rPr>
           <w:rFonts w:hint="eastAsia" w:ascii="Times New Roman" w:hAnsi="Times New Roman" w:eastAsia="FangSong" w:cs="Times New Roman"/>
         </w:rPr>
-        <w:t xml:space="preserve">与足量</w:t>
-      </w:r>
-      <w:r>
-        <w:rPr>
-          <w:rFonts w:ascii="Times New Roman" w:hAnsi="Times New Roman" w:eastAsia="Times New Roman" w:cs="Times New Roman"/>
-        </w:rPr>
-        <w:t xml:space="preserve"> NaOH </w:t>
-      </w:r>
-      <w:r>
-        <w:rPr>
-          <w:rFonts w:hint="eastAsia" w:ascii="Times New Roman" w:hAnsi="Times New Roman" w:eastAsia="FangSong" w:cs="Times New Roman"/>
-        </w:rPr>
-        <w:t xml:space="preserve">溶液反应</w:t>
-      </w:r>
-      <w:r>
-        <w:rPr>
-          <w:rFonts w:ascii="Times New Roman" w:hAnsi="Times New Roman" w:eastAsia="Times New Roman" w:cs="Times New Roman"/>
-        </w:rPr>
-        <w:t xml:space="preserve"> HgO。</w:t>
-      </w:r>
-    </w:p>
-    <w:p>
-      <w:pPr>
-        <w:pStyle w:val="FirstParagraph"/>
-        <w:ind w:firstLine="420"/>
-      </w:pPr>
-      <w:r>
-        <w:rPr>
-          <w:rFonts w:ascii="Times New Roman" w:hAnsi="Times New Roman" w:eastAsia="Times New Roman" w:cs="Times New Roman"/>
-        </w:rPr>
-        <w:t xml:space="preserve">HgS </w:t>
-      </w:r>
-      <w:r>
-        <w:rPr>
-          <w:rFonts w:hint="eastAsia" w:ascii="Times New Roman" w:hAnsi="Times New Roman" w:eastAsia="FangSong" w:cs="Times New Roman"/>
-        </w:rPr>
-        <w:t>同样有红</w:t>
-      </w:r>
-      <w:r>
-        <w:rPr>
-          <w:rFonts w:hint="eastAsia" w:ascii="Times New Roman" w:hAnsi="Times New Roman" w:eastAsia="Times New Roman" w:cs="Times New Roman"/>
-        </w:rPr>
-        <w:t>、</w:t>
-      </w:r>
-      <w:r>
-        <w:rPr>
-          <w:rFonts w:hint="eastAsia" w:ascii="Times New Roman" w:hAnsi="Times New Roman" w:eastAsia="FangSong" w:cs="Times New Roman"/>
-        </w:rPr>
-        <w:t>黑两种颜色</w:t>
+        <w:t>是常见的</w:t>
       </w:r>
       <w:r>
         <w:rPr>
@@ -6580,19 +7875,103 @@
         <w:rPr>
           <w:rFonts w:hint="eastAsia" w:ascii="Times New Roman" w:hAnsi="Times New Roman" w:eastAsia="FangSong" w:cs="Times New Roman"/>
         </w:rPr>
-        <w:t>两者晶型不同</w:t>
-      </w:r>
-      <w:r>
-        <w:rPr>
-          <w:rFonts w:hint="eastAsia" w:ascii="Times New Roman" w:hAnsi="Times New Roman" w:eastAsia="Times New Roman" w:cs="Times New Roman"/>
-        </w:rPr>
-        <w:t>：</w:t>
-      </w:r>
-      <w:r>
-        <w:rPr>
-          <w:rFonts w:hint="eastAsia" w:ascii="Times New Roman" w:hAnsi="Times New Roman" w:eastAsia="FangSong" w:cs="Times New Roman"/>
-        </w:rPr>
-        <w:t>红色的</w:t>
+        <w:t>但是</w:t>
+      </w:r>
+      <w:r>
+        <w:rPr>
+          <w:rFonts w:hint="eastAsia" w:ascii="Times New Roman" w:hAnsi="Times New Roman" w:eastAsia="Times New Roman" w:cs="Times New Roman"/>
+        </w:rPr>
+        <w:t>SiO</w:t>
+      </w:r>
+      <w:r>
+        <w:rPr>
+          <w:rFonts w:hint="eastAsia" w:ascii="Times New Roman" w:hAnsi="Times New Roman" w:eastAsia="FangSong" w:cs="Times New Roman"/>
+        </w:rPr>
+        <w:t>却是非常不稳定的物种</w:t>
+      </w:r>
+      <w:r>
+        <w:rPr>
+          <w:rFonts w:hint="eastAsia" w:ascii="Times New Roman" w:hAnsi="Times New Roman" w:eastAsia="Times New Roman" w:cs="Times New Roman"/>
+        </w:rPr>
+        <w:t>。</w:t>
+      </w:r>
+      <w:r>
+        <w:rPr>
+          <w:rFonts w:hint="eastAsia" w:ascii="Times New Roman" w:hAnsi="Times New Roman" w:eastAsia="FangSong" w:cs="Times New Roman"/>
+        </w:rPr>
+        <w:t>通过配位化学中的给</w:t>
+      </w:r>
+      <w:r>
+        <w:rPr>
+          <w:rFonts w:hint="eastAsia" w:ascii="Times New Roman" w:hAnsi="Times New Roman" w:eastAsia="Times New Roman" w:cs="Times New Roman"/>
+        </w:rPr>
+        <w:t>-</w:t>
+      </w:r>
+      <w:r>
+        <w:rPr>
+          <w:rFonts w:hint="eastAsia" w:ascii="Times New Roman" w:hAnsi="Times New Roman" w:eastAsia="FangSong" w:cs="Times New Roman"/>
+        </w:rPr>
+        <w:t>受体作用的合成策略</w:t>
+      </w:r>
+      <w:r>
+        <w:rPr>
+          <w:rFonts w:hint="eastAsia" w:ascii="Times New Roman" w:hAnsi="Times New Roman" w:eastAsia="Times New Roman" w:cs="Times New Roman"/>
+        </w:rPr>
+        <w:t>，</w:t>
+      </w:r>
+      <w:r>
+        <w:rPr>
+          <w:rFonts w:hint="eastAsia" w:ascii="Times New Roman" w:hAnsi="Times New Roman" w:eastAsia="FangSong" w:cs="Times New Roman"/>
+        </w:rPr>
+        <w:t>可以在下面的反应观察到一种特殊的</w:t>
+      </w:r>
+      <w:r>
+        <w:rPr>
+          <w:rFonts w:hint="eastAsia" w:ascii="Times New Roman" w:hAnsi="Times New Roman" w:eastAsia="Times New Roman" w:cs="Times New Roman"/>
+        </w:rPr>
+        <w:t>SiO</w:t>
+      </w:r>
+      <w:r>
+        <w:rPr>
+          <w:rFonts w:hint="eastAsia" w:ascii="Times New Roman" w:hAnsi="Times New Roman" w:eastAsia="FangSong" w:cs="Times New Roman"/>
+        </w:rPr>
+        <w:t>结构</w:t>
+      </w:r>
+      <w:r>
+        <w:rPr>
+          <w:rFonts w:hint="eastAsia" w:ascii="Times New Roman" w:hAnsi="Times New Roman" w:eastAsia="Times New Roman" w:cs="Times New Roman"/>
+        </w:rPr>
+        <w:t>B。</w:t>
+      </w:r>
+      <w:r>
+        <w:rPr>
+          <w:rFonts w:hint="eastAsia" w:ascii="Times New Roman" w:hAnsi="Times New Roman" w:eastAsia="FangSong" w:cs="Times New Roman"/>
+        </w:rPr>
+        <w:t>其中</w:t>
+      </w:r>
+      <w:r>
+        <w:rPr>
+          <w:rFonts w:hint="eastAsia" w:ascii="Times New Roman" w:hAnsi="Times New Roman" w:eastAsia="Times New Roman" w:cs="Times New Roman"/>
+        </w:rPr>
+        <w:t>，A</w:t>
+      </w:r>
+      <w:r>
+        <w:rPr>
+          <w:rFonts w:hint="eastAsia" w:ascii="Times New Roman" w:hAnsi="Times New Roman" w:eastAsia="FangSong" w:cs="Times New Roman"/>
+        </w:rPr>
+        <w:t>为最终产物</w:t>
+      </w:r>
+      <w:r>
+        <w:rPr>
+          <w:rFonts w:hint="eastAsia" w:ascii="Times New Roman" w:hAnsi="Times New Roman" w:eastAsia="Times New Roman" w:cs="Times New Roman"/>
+        </w:rPr>
+        <w:t>，</w:t>
+      </w:r>
+      <w:r>
+        <w:rPr>
+          <w:rFonts w:hint="eastAsia" w:ascii="Times New Roman" w:hAnsi="Times New Roman" w:eastAsia="FangSong" w:cs="Times New Roman"/>
+        </w:rPr>
+        <w:t>底物和等量</w:t>
       </w:r>
       <w:r>
         <w:rPr>
@@ -6601,306 +7980,27 @@
         <w:t xml:space="preserve"> </w:t>
       </w:r>
       <m:oMath>
-        <m:r>
-          <m:t>α</m:t>
-        </m:r>
-      </m:oMath>
-      <w:r>
-        <w:rPr>
-          <w:rFonts w:ascii="Times New Roman" w:hAnsi="Times New Roman" w:eastAsia="Times New Roman" w:cs="Times New Roman"/>
-        </w:rPr>
-        <w:t xml:space="preserve">-HgS </w:t>
-      </w:r>
-      <w:r>
-        <w:rPr>
-          <w:rFonts w:hint="eastAsia" w:ascii="Times New Roman" w:hAnsi="Times New Roman" w:eastAsia="FangSong" w:cs="Times New Roman"/>
-        </w:rPr>
-        <w:t>为岩盐</w:t>
-      </w:r>
-      <w:r>
-        <w:rPr>
-          <w:rFonts w:hint="eastAsia" w:ascii="Times New Roman" w:hAnsi="Times New Roman" w:eastAsia="Times New Roman" w:cs="Times New Roman"/>
-        </w:rPr>
-        <w:t>（NaCl）</w:t>
-      </w:r>
-      <w:r>
-        <w:rPr>
-          <w:rFonts w:hint="eastAsia" w:ascii="Times New Roman" w:hAnsi="Times New Roman" w:eastAsia="FangSong" w:cs="Times New Roman"/>
-        </w:rPr>
-        <w:t>型</w:t>
-      </w:r>
-      <w:r>
-        <w:rPr>
-          <w:rFonts w:hint="eastAsia" w:ascii="Times New Roman" w:hAnsi="Times New Roman" w:eastAsia="Times New Roman" w:cs="Times New Roman"/>
-        </w:rPr>
-        <w:t>，</w:t>
-      </w:r>
-      <w:r>
-        <w:rPr>
-          <w:rFonts w:hint="eastAsia" w:ascii="Times New Roman" w:hAnsi="Times New Roman" w:eastAsia="FangSong" w:cs="Times New Roman"/>
-        </w:rPr>
-        <w:t>黑色的</w:t>
-      </w:r>
-      <w:r>
-        <w:rPr>
-          <w:rFonts w:ascii="Times New Roman" w:hAnsi="Times New Roman" w:eastAsia="Times New Roman" w:cs="Times New Roman"/>
-        </w:rPr>
-        <w:t xml:space="preserve"> </w:t>
-      </w:r>
-      <m:oMath>
-        <m:r>
-          <m:t>β</m:t>
-        </m:r>
-      </m:oMath>
-      <w:r>
-        <w:rPr>
-          <w:rFonts w:ascii="Times New Roman" w:hAnsi="Times New Roman" w:eastAsia="Times New Roman" w:cs="Times New Roman"/>
-        </w:rPr>
-        <w:t xml:space="preserve">-HgS </w:t>
-      </w:r>
-      <w:r>
-        <w:rPr>
-          <w:rFonts w:hint="eastAsia" w:ascii="Times New Roman" w:hAnsi="Times New Roman" w:eastAsia="FangSong" w:cs="Times New Roman"/>
-        </w:rPr>
-        <w:t>为闪锌矿型</w:t>
-      </w:r>
-      <w:r>
-        <w:rPr>
-          <w:rFonts w:hint="eastAsia" w:ascii="Times New Roman" w:hAnsi="Times New Roman" w:eastAsia="Times New Roman" w:cs="Times New Roman"/>
-        </w:rPr>
-        <w:t>。</w:t>
-      </w:r>
-    </w:p>
-    <w:p>
-      <w:pPr>
-        <w:pStyle w:val="BodyText"/>
-        <w:ind w:firstLine="420"/>
-      </w:pPr>
-      <w:r>
-        <w:rPr>
-          <w:rFonts w:ascii="Times New Roman" w:hAnsi="Times New Roman" w:eastAsia="Times New Roman" w:cs="Times New Roman"/>
-          <w:b/>
-          <w:bCs/>
-        </w:rPr>
-        <w:t xml:space="preserve">(3)</w:t>
-      </w:r>
-      <w:r>
-        <w:rPr>
-          <w:rFonts w:ascii="Times New Roman" w:hAnsi="Times New Roman" w:eastAsia="Times New Roman" w:cs="Times New Roman"/>
-        </w:rPr>
-        <w:t xml:space="preserve"> </w:t>
-      </w:r>
-      <w:r>
-        <w:rPr>
-          <w:rFonts w:hint="eastAsia" w:ascii="Times New Roman" w:hAnsi="Times New Roman" w:eastAsia="FangSong" w:cs="Times New Roman"/>
-        </w:rPr>
-        <w:t xml:space="preserve">假设两种矿石中</w:t>
-      </w:r>
-      <w:r>
-        <w:rPr>
-          <w:rFonts w:ascii="Times New Roman" w:hAnsi="Times New Roman" w:eastAsia="Times New Roman" w:cs="Times New Roman"/>
-        </w:rPr>
-        <w:t xml:space="preserve"> Hg—S </w:t>
-      </w:r>
-      <w:r>
-        <w:rPr>
-          <w:rFonts w:hint="eastAsia" w:ascii="Times New Roman" w:hAnsi="Times New Roman" w:eastAsia="FangSong" w:cs="Times New Roman"/>
-        </w:rPr>
-        <w:t>键长相同</w:t>
-      </w:r>
-      <w:r>
-        <w:rPr>
-          <w:rFonts w:hint="eastAsia" w:ascii="Times New Roman" w:hAnsi="Times New Roman" w:eastAsia="Times New Roman" w:cs="Times New Roman"/>
-        </w:rPr>
-        <w:t>，</w:t>
-      </w:r>
-      <w:r>
-        <w:rPr>
-          <w:rFonts w:hint="eastAsia" w:ascii="Times New Roman" w:hAnsi="Times New Roman" w:eastAsia="FangSong" w:cs="Times New Roman"/>
-        </w:rPr>
-        <w:t>求</w:t>
-      </w:r>
-      <w:r>
-        <w:rPr>
-          <w:rFonts w:ascii="Times New Roman" w:hAnsi="Times New Roman" w:eastAsia="Times New Roman" w:cs="Times New Roman"/>
-        </w:rPr>
-        <w:t xml:space="preserve"> </w:t>
-      </w:r>
-      <m:oMath>
-        <m:r>
-          <m:t>α</m:t>
-        </m:r>
-      </m:oMath>
-      <w:r>
-        <w:rPr>
-          <w:rFonts w:ascii="Times New Roman" w:hAnsi="Times New Roman" w:eastAsia="Times New Roman" w:cs="Times New Roman"/>
-        </w:rPr>
-        <w:t xml:space="preserve">-HgS </w:t>
-      </w:r>
-      <w:r>
-        <w:rPr>
-          <w:rFonts w:hint="eastAsia" w:ascii="Times New Roman" w:hAnsi="Times New Roman" w:eastAsia="FangSong" w:cs="Times New Roman"/>
-        </w:rPr>
-        <w:t xml:space="preserve">和</w:t>
-      </w:r>
-      <w:r>
-        <w:rPr>
-          <w:rFonts w:ascii="Times New Roman" w:hAnsi="Times New Roman" w:eastAsia="Times New Roman" w:cs="Times New Roman"/>
-        </w:rPr>
-        <w:t xml:space="preserve"> </w:t>
-      </w:r>
-      <m:oMath>
-        <m:r>
-          <m:t>β</m:t>
-        </m:r>
-      </m:oMath>
-      <w:r>
-        <w:rPr>
-          <w:rFonts w:ascii="Times New Roman" w:hAnsi="Times New Roman" w:eastAsia="Times New Roman" w:cs="Times New Roman"/>
-        </w:rPr>
-        <w:t xml:space="preserve">-HgS </w:t>
-      </w:r>
-      <w:r>
-        <w:rPr>
-          <w:rFonts w:hint="eastAsia" w:ascii="Times New Roman" w:hAnsi="Times New Roman" w:eastAsia="FangSong" w:cs="Times New Roman"/>
-        </w:rPr>
-        <w:t>的密度比</w:t>
-      </w:r>
-      <w:r>
-        <w:rPr>
-          <w:rFonts w:hint="eastAsia" w:ascii="Times New Roman" w:hAnsi="Times New Roman" w:eastAsia="Times New Roman" w:cs="Times New Roman"/>
-        </w:rPr>
-        <w:t>。</w:t>
-      </w:r>
-    </w:p>
-    <w:p>
-      <w:pPr>
-        <w:pStyle w:val="BodyText"/>
-        <w:ind w:firstLine="420"/>
-      </w:pPr>
-      <w:r>
-        <w:rPr>
-          <w:rFonts w:ascii="Times New Roman" w:hAnsi="Times New Roman" w:eastAsia="Times New Roman" w:cs="Times New Roman"/>
-          <w:b/>
-          <w:bCs/>
-        </w:rPr>
-        <w:t xml:space="preserve">(4)</w:t>
-      </w:r>
-      <w:r>
-        <w:rPr>
-          <w:rFonts w:ascii="Times New Roman" w:hAnsi="Times New Roman" w:eastAsia="Times New Roman" w:cs="Times New Roman"/>
-        </w:rPr>
-        <w:t xml:space="preserve"> </w:t>
-      </w:r>
-      <w:r>
-        <w:rPr>
-          <w:rFonts w:hint="eastAsia" w:ascii="Times New Roman" w:hAnsi="Times New Roman" w:eastAsia="FangSong" w:cs="Times New Roman"/>
-        </w:rPr>
-        <w:t>实际上</w:t>
-      </w:r>
-      <w:r>
-        <w:rPr>
-          <w:rFonts w:hint="eastAsia" w:ascii="Times New Roman" w:hAnsi="Times New Roman" w:eastAsia="Times New Roman" w:cs="Times New Roman"/>
-        </w:rPr>
-        <w:t>，</w:t>
-      </w:r>
-      <m:oMath>
-        <m:r>
-          <m:t>α</m:t>
-        </m:r>
-      </m:oMath>
-      <w:r>
-        <w:rPr>
-          <w:rFonts w:ascii="Times New Roman" w:hAnsi="Times New Roman" w:eastAsia="Times New Roman" w:cs="Times New Roman"/>
-        </w:rPr>
-        <w:t xml:space="preserve">-HgS </w:t>
-      </w:r>
-      <w:r>
-        <w:rPr>
-          <w:rFonts w:hint="eastAsia" w:ascii="Times New Roman" w:hAnsi="Times New Roman" w:eastAsia="FangSong" w:cs="Times New Roman"/>
-        </w:rPr>
-        <w:t xml:space="preserve">和</w:t>
-      </w:r>
-      <w:r>
-        <w:rPr>
-          <w:rFonts w:ascii="Times New Roman" w:hAnsi="Times New Roman" w:eastAsia="Times New Roman" w:cs="Times New Roman"/>
-        </w:rPr>
-        <w:t xml:space="preserve"> </w:t>
-      </w:r>
-      <m:oMath>
-        <m:r>
-          <m:t>β</m:t>
-        </m:r>
-      </m:oMath>
-      <w:r>
-        <w:rPr>
-          <w:rFonts w:ascii="Times New Roman" w:hAnsi="Times New Roman" w:eastAsia="Times New Roman" w:cs="Times New Roman"/>
-        </w:rPr>
-        <w:t xml:space="preserve">-HgS </w:t>
-      </w:r>
-      <w:r>
-        <w:rPr>
-          <w:rFonts w:hint="eastAsia" w:ascii="Times New Roman" w:hAnsi="Times New Roman" w:eastAsia="FangSong" w:cs="Times New Roman"/>
-        </w:rPr>
-        <w:t xml:space="preserve">的密度分别为</w:t>
-      </w:r>
-      <w:r>
-        <w:rPr>
-          <w:rFonts w:ascii="Times New Roman" w:hAnsi="Times New Roman" w:eastAsia="Times New Roman" w:cs="Times New Roman"/>
-        </w:rPr>
-        <w:t xml:space="preserve"> </w:t>
-      </w:r>
-      <m:oMath>
-        <m:oMathPr>
-          <m:ctrlPr>
-            <w:rPr>
-              <w:sz w:val="28"/>
-              <w:szCs w:val="28"/>
-            </w:rPr>
-          </m:ctrlPr>
-        </m:oMathPr>
-        <m:r>
-          <m:t>8.10</m:t>
-        </m:r>
-        <m:r>
-          <m:t> </m:t>
-        </m:r>
-        <m:r>
-          <m:rPr>
-            <m:sty m:val="p"/>
-          </m:rPr>
-          <m:t>g</m:t>
-        </m:r>
-        <m:r>
-          <m:rPr>
-            <m:sty m:val="p"/>
-          </m:rPr>
-          <m:t>/</m:t>
-        </m:r>
-        <m:r>
-          <m:rPr>
-            <m:sty m:val="p"/>
-          </m:rPr>
-          <m:t>c</m:t>
-        </m:r>
-        <m:sSup>
+        <m:sSub>
           <m:e>
             <m:r>
               <m:rPr>
                 <m:sty m:val="p"/>
               </m:rPr>
-              <m:t>m</m:t>
-            </m:r>
-          </m:e>
-          <m:sup>
+              <m:t>C</m:t>
+            </m:r>
             <m:r>
               <m:rPr>
                 <m:sty m:val="p"/>
               </m:rPr>
-              <m:t>3</m:t>
-            </m:r>
-          </m:sup>
-        </m:sSup>
+              <m:t>O</m:t>
+            </m:r>
+          </m:e>
+          <m:sub>
+            <m:r>
+              <m:t>2</m:t>
+            </m:r>
+          </m:sub>
+        </m:sSub>
       </m:oMath>
       <w:r>
         <w:rPr>
@@ -6912,7 +8012,31 @@
         <w:rPr>
           <w:rFonts w:hint="eastAsia" w:ascii="Times New Roman" w:hAnsi="Times New Roman" w:eastAsia="FangSong" w:cs="Times New Roman"/>
         </w:rPr>
-        <w:t xml:space="preserve">和</w:t>
+        <w:t>反应并脱去等量</w:t>
+      </w:r>
+      <w:r>
+        <w:rPr>
+          <w:rFonts w:hint="eastAsia" w:ascii="Times New Roman" w:hAnsi="Times New Roman" w:eastAsia="Times New Roman" w:cs="Times New Roman"/>
+        </w:rPr>
+        <w:t>CO</w:t>
+      </w:r>
+      <w:r>
+        <w:rPr>
+          <w:rFonts w:hint="eastAsia" w:ascii="Times New Roman" w:hAnsi="Times New Roman" w:eastAsia="FangSong" w:cs="Times New Roman"/>
+        </w:rPr>
+        <w:t>得到</w:t>
+      </w:r>
+      <w:r>
+        <w:rPr>
+          <w:rFonts w:hint="eastAsia" w:ascii="Times New Roman" w:hAnsi="Times New Roman" w:eastAsia="Times New Roman" w:cs="Times New Roman"/>
+        </w:rPr>
+        <w:t>B，</w:t>
+      </w:r>
+      <w:r>
+        <w:rPr>
+          <w:rFonts w:hint="eastAsia" w:ascii="Times New Roman" w:hAnsi="Times New Roman" w:eastAsia="FangSong" w:cs="Times New Roman"/>
+        </w:rPr>
+        <w:t>再和等量</w:t>
       </w:r>
       <w:r>
         <w:rPr>
@@ -6921,256 +8045,63 @@
         <w:t xml:space="preserve"> </w:t>
       </w:r>
       <m:oMath>
-        <m:oMathPr>
-          <m:ctrlPr>
-            <w:rPr>
-              <w:sz w:val="28"/>
-              <w:szCs w:val="28"/>
-            </w:rPr>
-          </m:ctrlPr>
-        </m:oMathPr>
-        <m:r>
-          <m:t>7.73</m:t>
-        </m:r>
-        <m:r>
-          <m:t> </m:t>
-        </m:r>
-        <m:r>
-          <m:rPr>
-            <m:sty m:val="p"/>
-          </m:rPr>
-          <m:t>g</m:t>
-        </m:r>
-        <m:r>
-          <m:rPr>
-            <m:sty m:val="p"/>
-          </m:rPr>
-          <m:t>/</m:t>
-        </m:r>
-        <m:r>
-          <m:rPr>
-            <m:sty m:val="p"/>
-          </m:rPr>
-          <m:t>c</m:t>
-        </m:r>
-        <m:sSup>
+        <m:sSub>
           <m:e>
             <m:r>
               <m:rPr>
                 <m:sty m:val="p"/>
               </m:rPr>
-              <m:t>m</m:t>
-            </m:r>
-          </m:e>
-          <m:sup>
+              <m:t>C</m:t>
+            </m:r>
             <m:r>
               <m:rPr>
                 <m:sty m:val="p"/>
               </m:rPr>
-              <m:t>3</m:t>
-            </m:r>
-          </m:sup>
-        </m:sSup>
+              <m:t>O</m:t>
+            </m:r>
+          </m:e>
+          <m:sub>
+            <m:r>
+              <m:t>2</m:t>
+            </m:r>
+          </m:sub>
+        </m:sSub>
       </m:oMath>
       <w:r>
         <w:rPr>
-          <w:rFonts w:hint="eastAsia" w:ascii="Times New Roman" w:hAnsi="Times New Roman" w:eastAsia="Times New Roman" w:cs="Times New Roman"/>
-        </w:rPr>
-        <w:t>。</w:t>
-      </w:r>
-      <w:r>
-        <w:rPr>
-          <w:rFonts w:hint="eastAsia" w:ascii="Times New Roman" w:hAnsi="Times New Roman" w:eastAsia="FangSong" w:cs="Times New Roman"/>
-        </w:rPr>
-        <w:t>通过计算写出</w:t>
-      </w:r>
-      <w:r>
-        <w:rPr>
-          <w:rFonts w:ascii="Times New Roman" w:hAnsi="Times New Roman" w:eastAsia="Times New Roman" w:cs="Times New Roman"/>
-        </w:rPr>
-        <w:t xml:space="preserve"> </w:t>
-      </w:r>
-      <m:oMath>
-        <m:r>
-          <m:t>α</m:t>
-        </m:r>
-      </m:oMath>
-      <w:r>
-        <w:rPr>
-          <w:rFonts w:ascii="Times New Roman" w:hAnsi="Times New Roman" w:eastAsia="Times New Roman" w:cs="Times New Roman"/>
-        </w:rPr>
-        <w:t xml:space="preserve">-HgS </w:t>
-      </w:r>
-      <w:r>
-        <w:rPr>
-          <w:rFonts w:hint="eastAsia" w:ascii="Times New Roman" w:hAnsi="Times New Roman" w:eastAsia="FangSong" w:cs="Times New Roman"/>
-        </w:rPr>
-        <w:t xml:space="preserve">和</w:t>
-      </w:r>
-      <w:r>
-        <w:rPr>
-          <w:rFonts w:ascii="Times New Roman" w:hAnsi="Times New Roman" w:eastAsia="Times New Roman" w:cs="Times New Roman"/>
-        </w:rPr>
-        <w:t xml:space="preserve"> </w:t>
-      </w:r>
-      <m:oMath>
-        <m:r>
-          <m:t>β</m:t>
-        </m:r>
-      </m:oMath>
-      <w:r>
-        <w:rPr>
-          <w:rFonts w:ascii="Times New Roman" w:hAnsi="Times New Roman" w:eastAsia="Times New Roman" w:cs="Times New Roman"/>
-        </w:rPr>
-        <w:t xml:space="preserve">-HgS </w:t>
-      </w:r>
-      <w:r>
-        <w:rPr>
-          <w:rFonts w:hint="eastAsia" w:ascii="Times New Roman" w:hAnsi="Times New Roman" w:eastAsia="FangSong" w:cs="Times New Roman"/>
-        </w:rPr>
-        <w:t xml:space="preserve">中</w:t>
-      </w:r>
-      <w:r>
-        <w:rPr>
-          <w:rFonts w:ascii="Times New Roman" w:hAnsi="Times New Roman" w:eastAsia="Times New Roman" w:cs="Times New Roman"/>
-        </w:rPr>
-        <w:t xml:space="preserve"> Hg—S </w:t>
-      </w:r>
-      <w:r>
-        <w:rPr>
-          <w:rFonts w:hint="eastAsia" w:ascii="Times New Roman" w:hAnsi="Times New Roman" w:eastAsia="FangSong" w:cs="Times New Roman"/>
-        </w:rPr>
-        <w:t>键长并解释这种差异</w:t>
-      </w:r>
-      <w:r>
-        <w:rPr>
-          <w:rFonts w:hint="eastAsia" w:ascii="Times New Roman" w:hAnsi="Times New Roman" w:eastAsia="Times New Roman" w:cs="Times New Roman"/>
-        </w:rPr>
-        <w:t>。</w:t>
-      </w:r>
-    </w:p>
-    <w:p>
-      <w:pPr>
-        <w:spacing w:before="160" w:after="80"/>
-      </w:pPr>
-      <w:r>
-        <w:pict>
-          <v:rect style="width:0;height:1.5pt" o:hralign="center" o:hrstd="t" o:hr="t"/>
-        </w:pict>
-      </w:r>
-    </w:p>
-    <w:p>
-      <w:pPr>
-        <w:spacing w:before="160" w:after="80"/>
-      </w:pPr>
-      <w:r>
-        <w:pict>
-          <v:rect style="width:0;height:1.5pt" o:hralign="center" o:hrstd="t" o:hr="t"/>
-        </w:pict>
-      </w:r>
-    </w:p>
-    <w:bookmarkEnd w:id="19"/>
-    <w:bookmarkStart w:id="20" w:name="第12题"/>
-    <w:p>
-      <w:pPr>
-        <w:pStyle w:val="Heading3"/>
-        <w:spacing w:before="280" w:after="120"/>
-      </w:pPr>
-      <w:r>
-        <w:rPr>
-          <w:rFonts w:hint="eastAsia" w:ascii="Times New Roman" w:hAnsi="Times New Roman" w:eastAsia="SimHei" w:cs="Times New Roman"/>
-        </w:rPr>
-        <w:t>第</w:t>
-      </w:r>
-      <w:r>
-        <w:rPr>
-          <w:rFonts w:hint="eastAsia" w:ascii="Times New Roman" w:hAnsi="Times New Roman" w:eastAsia="Times New Roman" w:cs="Times New Roman"/>
-        </w:rPr>
-        <w:t>12</w:t>
-      </w:r>
-      <w:r>
-        <w:rPr>
-          <w:rFonts w:hint="eastAsia" w:ascii="Times New Roman" w:hAnsi="Times New Roman" w:eastAsia="SimHei" w:cs="Times New Roman"/>
-        </w:rPr>
-        <w:t>题</w:t>
-      </w:r>
-    </w:p>
-    <w:p>
-      <w:pPr>
-        <w:pStyle w:val="FirstParagraph"/>
-        <w:ind w:firstLine="420"/>
-      </w:pPr>
-      <w:r>
-        <w:rPr>
-          <w:rFonts w:hint="eastAsia" w:ascii="Times New Roman" w:hAnsi="Times New Roman" w:eastAsia="FangSong" w:cs="Times New Roman"/>
-        </w:rPr>
-        <w:t>已知以下数据</w:t>
-      </w:r>
-      <w:r>
-        <w:rPr>
-          <w:rFonts w:hint="eastAsia" w:ascii="Times New Roman" w:hAnsi="Times New Roman" w:eastAsia="Times New Roman" w:cs="Times New Roman"/>
-        </w:rPr>
-        <w:t>：Ca</w:t>
-      </w:r>
-      <w:r>
-        <w:rPr>
-          <w:rFonts w:ascii="Times New Roman" w:hAnsi="Times New Roman" w:eastAsia="Times New Roman" w:cs="Times New Roman"/>
-        </w:rPr>
-        <w:t xml:space="preserve"> </w:t>
-      </w:r>
-      <w:r>
-        <w:rPr>
-          <w:rFonts w:hint="eastAsia" w:ascii="Times New Roman" w:hAnsi="Times New Roman" w:eastAsia="FangSong" w:cs="Times New Roman"/>
-        </w:rPr>
-        <w:t xml:space="preserve">的升华热为</w:t>
-      </w:r>
-      <w:r>
-        <w:rPr>
-          <w:rFonts w:ascii="Times New Roman" w:hAnsi="Times New Roman" w:eastAsia="Times New Roman" w:cs="Times New Roman"/>
-        </w:rPr>
-        <w:t xml:space="preserve"> </w:t>
-      </w:r>
-      <w:r>
-        <w:rPr>
-          <w:rFonts w:hint="eastAsia" w:ascii="Times New Roman" w:hAnsi="Times New Roman" w:eastAsia="Times New Roman" w:cs="Times New Roman"/>
-        </w:rPr>
-        <w:t xml:space="preserve">193kJ/mol，Ca</w:t>
-      </w:r>
-      <w:r>
-        <w:rPr>
-          <w:rFonts w:ascii="Times New Roman" w:hAnsi="Times New Roman" w:eastAsia="Times New Roman" w:cs="Times New Roman"/>
-        </w:rPr>
-        <w:t xml:space="preserve"> </w:t>
-      </w:r>
-      <w:r>
-        <w:rPr>
-          <w:rFonts w:hint="eastAsia" w:ascii="Times New Roman" w:hAnsi="Times New Roman" w:eastAsia="FangSong" w:cs="Times New Roman"/>
-        </w:rPr>
-        <w:t xml:space="preserve">的第一和第二电离能分别为</w:t>
-      </w:r>
-      <w:r>
-        <w:rPr>
-          <w:rFonts w:ascii="Times New Roman" w:hAnsi="Times New Roman" w:eastAsia="Times New Roman" w:cs="Times New Roman"/>
-        </w:rPr>
-        <w:t xml:space="preserve"> 590 </w:t>
-      </w:r>
-      <w:r>
-        <w:rPr>
-          <w:rFonts w:hint="eastAsia" w:ascii="Times New Roman" w:hAnsi="Times New Roman" w:eastAsia="FangSong" w:cs="Times New Roman"/>
-        </w:rPr>
-        <w:t xml:space="preserve">和</w:t>
-      </w:r>
-      <w:r>
-        <w:rPr>
-          <w:rFonts w:ascii="Times New Roman" w:hAnsi="Times New Roman" w:eastAsia="Times New Roman" w:cs="Times New Roman"/>
-        </w:rPr>
-        <w:t xml:space="preserve"> </w:t>
-      </w:r>
-      <w:r>
-        <w:rPr>
-          <w:rFonts w:hint="eastAsia" w:ascii="Times New Roman" w:hAnsi="Times New Roman" w:eastAsia="Times New Roman" w:cs="Times New Roman"/>
-        </w:rPr>
-        <w:t xml:space="preserve">1010kJ/mol，</w:t>
+          <w:rFonts w:ascii="Times New Roman" w:hAnsi="Times New Roman" w:eastAsia="Times New Roman" w:cs="Times New Roman"/>
+        </w:rPr>
+        <w:t xml:space="preserve"> </w:t>
+      </w:r>
+      <w:r>
+        <w:rPr>
+          <w:rFonts w:hint="eastAsia" w:ascii="Times New Roman" w:hAnsi="Times New Roman" w:eastAsia="FangSong" w:cs="Times New Roman"/>
+        </w:rPr>
+        <w:t>反应并脱去等量</w:t>
+      </w:r>
+      <w:r>
+        <w:rPr>
+          <w:rFonts w:hint="eastAsia" w:ascii="Times New Roman" w:hAnsi="Times New Roman" w:eastAsia="Times New Roman" w:cs="Times New Roman"/>
+        </w:rPr>
+        <w:t>CO</w:t>
+      </w:r>
+      <w:r>
+        <w:rPr>
+          <w:rFonts w:hint="eastAsia" w:ascii="Times New Roman" w:hAnsi="Times New Roman" w:eastAsia="FangSong" w:cs="Times New Roman"/>
+        </w:rPr>
+        <w:t>得到</w:t>
+      </w:r>
+      <w:r>
+        <w:rPr>
+          <w:rFonts w:hint="eastAsia" w:ascii="Times New Roman" w:hAnsi="Times New Roman" w:eastAsia="Times New Roman" w:cs="Times New Roman"/>
+        </w:rPr>
+        <w:t>C，</w:t>
+      </w:r>
+      <w:r>
+        <w:rPr>
+          <w:rFonts w:hint="eastAsia" w:ascii="Times New Roman" w:hAnsi="Times New Roman" w:eastAsia="FangSong" w:cs="Times New Roman"/>
+        </w:rPr>
+        <w:t>最后和两当量</w:t>
       </w:r>
       <w:r>
         <w:rPr>
@@ -7182,6 +8113,15 @@
         <m:sSub>
           <m:e>
             <m:r>
+              <m:rPr>
+                <m:sty m:val="p"/>
+              </m:rPr>
+              <m:t>C</m:t>
+            </m:r>
+            <m:r>
+              <m:rPr>
+                <m:sty m:val="p"/>
+              </m:rPr>
               <m:t>O</m:t>
             </m:r>
           </m:e>
@@ -7202,453 +8142,73 @@
         <w:rPr>
           <w:rFonts w:hint="eastAsia" w:ascii="Times New Roman" w:hAnsi="Times New Roman" w:eastAsia="FangSong" w:cs="Times New Roman"/>
         </w:rPr>
-        <w:t xml:space="preserve">的键能为</w:t>
-      </w:r>
-      <w:r>
-        <w:rPr>
-          <w:rFonts w:ascii="Times New Roman" w:hAnsi="Times New Roman" w:eastAsia="Times New Roman" w:cs="Times New Roman"/>
-        </w:rPr>
-        <w:t xml:space="preserve"> </w:t>
-      </w:r>
-      <w:r>
-        <w:rPr>
-          <w:rFonts w:hint="eastAsia" w:ascii="Times New Roman" w:hAnsi="Times New Roman" w:eastAsia="Times New Roman" w:cs="Times New Roman"/>
-        </w:rPr>
-        <w:t xml:space="preserve">498kJ/mol，O</w:t>
-      </w:r>
-      <w:r>
-        <w:rPr>
-          <w:rFonts w:ascii="Times New Roman" w:hAnsi="Times New Roman" w:eastAsia="Times New Roman" w:cs="Times New Roman"/>
-        </w:rPr>
-        <w:t xml:space="preserve"> </w:t>
-      </w:r>
-      <w:r>
-        <w:rPr>
-          <w:rFonts w:hint="eastAsia" w:ascii="Times New Roman" w:hAnsi="Times New Roman" w:eastAsia="FangSong" w:cs="Times New Roman"/>
-        </w:rPr>
-        <w:t xml:space="preserve">的第一和第二电子亲和能分别为</w:t>
-      </w:r>
-      <w:r>
-        <w:rPr>
-          <w:rFonts w:ascii="Times New Roman" w:hAnsi="Times New Roman" w:eastAsia="Times New Roman" w:cs="Times New Roman"/>
-        </w:rPr>
-        <w:t xml:space="preserve"> 141 </w:t>
-      </w:r>
-      <w:r>
-        <w:rPr>
-          <w:rFonts w:hint="eastAsia" w:ascii="Times New Roman" w:hAnsi="Times New Roman" w:eastAsia="FangSong" w:cs="Times New Roman"/>
-        </w:rPr>
-        <w:t xml:space="preserve">和</w:t>
-      </w:r>
-      <w:r>
-        <w:rPr>
-          <w:rFonts w:ascii="Times New Roman" w:hAnsi="Times New Roman" w:eastAsia="Times New Roman" w:cs="Times New Roman"/>
-        </w:rPr>
-        <w:t xml:space="preserve"> </w:t>
-      </w:r>
-      <w:r>
-        <w:rPr>
-          <w:rFonts w:hint="eastAsia" w:ascii="Times New Roman" w:hAnsi="Times New Roman" w:eastAsia="Times New Roman" w:cs="Times New Roman"/>
-        </w:rPr>
-        <w:t xml:space="preserve">-878kJ/mol，CaO</w:t>
-      </w:r>
-      <w:r>
-        <w:rPr>
-          <w:rFonts w:ascii="Times New Roman" w:hAnsi="Times New Roman" w:eastAsia="Times New Roman" w:cs="Times New Roman"/>
-        </w:rPr>
-        <w:t xml:space="preserve"> </w:t>
-      </w:r>
-      <w:r>
-        <w:rPr>
-          <w:rFonts w:hint="eastAsia" w:ascii="Times New Roman" w:hAnsi="Times New Roman" w:eastAsia="FangSong" w:cs="Times New Roman"/>
-        </w:rPr>
-        <w:t xml:space="preserve">的标准摩尔生成焓为</w:t>
-      </w:r>
-      <w:r>
-        <w:rPr>
-          <w:rFonts w:ascii="Times New Roman" w:hAnsi="Times New Roman" w:eastAsia="Times New Roman" w:cs="Times New Roman"/>
-        </w:rPr>
-        <w:t xml:space="preserve"> -635kJ/mol。</w:t>
+        <w:t>反应得到</w:t>
+      </w:r>
+      <w:r>
+        <w:rPr>
+          <w:rFonts w:hint="eastAsia" w:ascii="Times New Roman" w:hAnsi="Times New Roman" w:eastAsia="Times New Roman" w:cs="Times New Roman"/>
+        </w:rPr>
+        <w:t>A，R</w:t>
+      </w:r>
+      <w:r>
+        <w:rPr>
+          <w:rFonts w:hint="eastAsia" w:ascii="Times New Roman" w:hAnsi="Times New Roman" w:eastAsia="FangSong" w:cs="Times New Roman"/>
+        </w:rPr>
+        <w:t>为大体积芳基</w:t>
+      </w:r>
+      <w:r>
+        <w:rPr>
+          <w:rFonts w:hint="eastAsia" w:ascii="Times New Roman" w:hAnsi="Times New Roman" w:eastAsia="Times New Roman" w:cs="Times New Roman"/>
+        </w:rPr>
+        <w:t>。</w:t>
       </w:r>
     </w:p>
     <w:p>
       <w:pPr>
-        <w:numPr>
-          <w:ilvl w:val="0"/>
-          <w:numId w:val="1005"/>
-        </w:numPr>
+        <w:pStyle w:val="BodyText"/>
         <w:ind w:firstLine="420"/>
       </w:pPr>
       <w:r>
         <w:rPr>
-          <w:rFonts w:hint="eastAsia" w:ascii="Times New Roman" w:hAnsi="Times New Roman" w:eastAsia="FangSong" w:cs="Times New Roman"/>
-        </w:rPr>
-        <w:t xml:space="preserve">从实验数据中求出</w:t>
-      </w:r>
-      <w:r>
-        <w:rPr>
-          <w:rFonts w:ascii="Times New Roman" w:hAnsi="Times New Roman" w:eastAsia="Times New Roman" w:cs="Times New Roman"/>
-        </w:rPr>
-        <w:t xml:space="preserve"> CaO </w:t>
-      </w:r>
-      <w:r>
-        <w:rPr>
-          <w:rFonts w:hint="eastAsia" w:ascii="Times New Roman" w:hAnsi="Times New Roman" w:eastAsia="FangSong" w:cs="Times New Roman"/>
-        </w:rPr>
-        <w:t>的晶格能</w:t>
-      </w:r>
-      <w:r>
-        <w:rPr>
-          <w:rFonts w:hint="eastAsia" w:ascii="Times New Roman" w:hAnsi="Times New Roman" w:eastAsia="Times New Roman" w:cs="Times New Roman"/>
-        </w:rPr>
-        <w:t>。</w:t>
-      </w:r>
-    </w:p>
-    <w:p>
-      <w:pPr>
-        <w:numPr>
-          <w:ilvl w:val="0"/>
-          <w:numId w:val="1005"/>
-        </w:numPr>
-        <w:ind w:firstLine="420"/>
-      </w:pPr>
-      <w:r>
-        <w:rPr>
-          <w:rFonts w:hint="eastAsia" w:ascii="Times New Roman" w:hAnsi="Times New Roman" w:eastAsia="FangSong" w:cs="Times New Roman"/>
-        </w:rPr>
-        <w:t>晶格能也可以从理论上求出</w:t>
-      </w:r>
-      <w:r>
-        <w:rPr>
-          <w:rFonts w:hint="eastAsia" w:ascii="Times New Roman" w:hAnsi="Times New Roman" w:eastAsia="Times New Roman" w:cs="Times New Roman"/>
-        </w:rPr>
-        <w:t>。</w:t>
-      </w:r>
-      <w:r>
-        <w:rPr>
-          <w:rFonts w:hint="eastAsia" w:ascii="Times New Roman" w:hAnsi="Times New Roman" w:eastAsia="FangSong" w:cs="Times New Roman"/>
-        </w:rPr>
-        <w:t>已知</w:t>
-      </w:r>
-      <w:r>
-        <w:rPr>
-          <w:rFonts w:ascii="Times New Roman" w:hAnsi="Times New Roman" w:eastAsia="Times New Roman" w:cs="Times New Roman"/>
-        </w:rPr>
-        <w:t xml:space="preserve"> CaO </w:t>
-      </w:r>
-      <w:r>
-        <w:rPr>
-          <w:rFonts w:hint="eastAsia" w:ascii="Times New Roman" w:hAnsi="Times New Roman" w:eastAsia="FangSong" w:cs="Times New Roman"/>
-        </w:rPr>
-        <w:t xml:space="preserve">是</w:t>
-      </w:r>
-      <w:r>
-        <w:rPr>
-          <w:rFonts w:ascii="Times New Roman" w:hAnsi="Times New Roman" w:eastAsia="Times New Roman" w:cs="Times New Roman"/>
-        </w:rPr>
-        <w:t xml:space="preserve"> NaCl </w:t>
-      </w:r>
-      <w:r>
-        <w:rPr>
-          <w:rFonts w:hint="eastAsia" w:ascii="Times New Roman" w:hAnsi="Times New Roman" w:eastAsia="FangSong" w:cs="Times New Roman"/>
-        </w:rPr>
-        <w:t>型结构</w:t>
-      </w:r>
-      <w:r>
-        <w:rPr>
-          <w:rFonts w:hint="eastAsia" w:ascii="Times New Roman" w:hAnsi="Times New Roman" w:eastAsia="Times New Roman" w:cs="Times New Roman"/>
-        </w:rPr>
-        <w:t>，</w:t>
-      </w:r>
-      <w:r>
-        <w:rPr>
-          <w:rFonts w:hint="eastAsia" w:ascii="Times New Roman" w:hAnsi="Times New Roman" w:eastAsia="FangSong" w:cs="Times New Roman"/>
-        </w:rPr>
-        <w:t>晶胞参数为</w:t>
-      </w:r>
-      <w:r>
-        <w:rPr>
-          <w:rFonts w:ascii="Times New Roman" w:hAnsi="Times New Roman" w:eastAsia="Times New Roman" w:cs="Times New Roman"/>
-        </w:rPr>
-        <w:t xml:space="preserve"> </w:t>
-      </w:r>
-      <w:r>
-        <w:rPr>
-          <w:rFonts w:hint="eastAsia" w:ascii="Times New Roman" w:hAnsi="Times New Roman" w:eastAsia="Times New Roman" w:cs="Times New Roman"/>
-        </w:rPr>
-        <w:t>0.480nm。</w:t>
-      </w:r>
-      <w:r>
-        <w:rPr>
-          <w:rFonts w:hint="eastAsia" w:ascii="Times New Roman" w:hAnsi="Times New Roman" w:eastAsia="FangSong" w:cs="Times New Roman"/>
-        </w:rPr>
-        <w:t>假设我们只考虑一个</w:t>
-      </w:r>
-      <w:r>
-        <w:rPr>
-          <w:rFonts w:ascii="Times New Roman" w:hAnsi="Times New Roman" w:eastAsia="Times New Roman" w:cs="Times New Roman"/>
-        </w:rPr>
-        <w:t xml:space="preserve"> </w:t>
-      </w:r>
-      <m:oMath>
-        <m:r>
-          <m:t>C</m:t>
-        </m:r>
-        <m:sSup>
-          <m:e>
-            <m:r>
-              <m:t>a</m:t>
-            </m:r>
-          </m:e>
-          <m:sup>
-            <m:r>
-              <m:t>2</m:t>
-            </m:r>
-            <m:r>
-              <m:rPr>
-                <m:sty m:val="p"/>
-              </m:rPr>
-              <m:t>+</m:t>
-            </m:r>
-          </m:sup>
-        </m:sSup>
-      </m:oMath>
-      <w:r>
-        <w:rPr>
-          <w:rFonts w:ascii="Times New Roman" w:hAnsi="Times New Roman" w:eastAsia="Times New Roman" w:cs="Times New Roman"/>
-        </w:rPr>
-        <w:t xml:space="preserve"> </w:t>
-      </w:r>
-      <w:r>
-        <w:rPr>
-          <w:rFonts w:hint="eastAsia" w:ascii="Times New Roman" w:hAnsi="Times New Roman" w:eastAsia="FangSong" w:cs="Times New Roman"/>
-        </w:rPr>
-        <w:t>周围最近和次近的离子</w:t>
-      </w:r>
-      <w:r>
-        <w:rPr>
-          <w:rFonts w:hint="eastAsia" w:ascii="Times New Roman" w:hAnsi="Times New Roman" w:eastAsia="Times New Roman" w:cs="Times New Roman"/>
-        </w:rPr>
-        <w:t>，</w:t>
-      </w:r>
-      <w:r>
-        <w:rPr>
-          <w:rFonts w:hint="eastAsia" w:ascii="Times New Roman" w:hAnsi="Times New Roman" w:eastAsia="FangSong" w:cs="Times New Roman"/>
-        </w:rPr>
-        <w:t>求该</w:t>
-      </w:r>
-      <w:r>
-        <w:rPr>
-          <w:rFonts w:ascii="Times New Roman" w:hAnsi="Times New Roman" w:eastAsia="Times New Roman" w:cs="Times New Roman"/>
-        </w:rPr>
-        <w:t xml:space="preserve"> </w:t>
-      </w:r>
-      <m:oMath>
-        <m:r>
-          <m:t>C</m:t>
-        </m:r>
-        <m:sSup>
-          <m:e>
-            <m:r>
-              <m:t>a</m:t>
-            </m:r>
-          </m:e>
-          <m:sup>
-            <m:r>
-              <m:t>2</m:t>
-            </m:r>
-            <m:r>
-              <m:rPr>
-                <m:sty m:val="p"/>
-              </m:rPr>
-              <m:t>+</m:t>
-            </m:r>
-          </m:sup>
-        </m:sSup>
-      </m:oMath>
-      <w:r>
-        <w:rPr>
-          <w:rFonts w:ascii="Times New Roman" w:hAnsi="Times New Roman" w:eastAsia="Times New Roman" w:cs="Times New Roman"/>
-        </w:rPr>
-        <w:t xml:space="preserve"> </w:t>
-      </w:r>
-      <w:r>
-        <w:rPr>
-          <w:rFonts w:hint="eastAsia" w:ascii="Times New Roman" w:hAnsi="Times New Roman" w:eastAsia="FangSong" w:cs="Times New Roman"/>
-        </w:rPr>
-        <w:t>静电势能的大小</w:t>
-      </w:r>
-      <w:r>
-        <w:rPr>
-          <w:rFonts w:hint="eastAsia" w:ascii="Times New Roman" w:hAnsi="Times New Roman" w:eastAsia="Times New Roman" w:cs="Times New Roman"/>
-        </w:rPr>
-        <w:t>。</w:t>
-      </w:r>
-    </w:p>
-    <w:p>
-      <w:pPr>
-        <w:spacing w:before="160" w:after="80"/>
-      </w:pPr>
-      <w:r>
-        <w:pict>
-          <v:rect style="width:0;height:1.5pt" o:hralign="center" o:hrstd="t" o:hr="t"/>
-        </w:pict>
-      </w:r>
-    </w:p>
-    <w:p>
-      <w:pPr>
-        <w:spacing w:before="160" w:after="80"/>
-      </w:pPr>
-      <w:r>
-        <w:pict>
-          <v:rect style="width:0;height:1.5pt" o:hralign="center" o:hrstd="t" o:hr="t"/>
-        </w:pict>
-      </w:r>
-    </w:p>
-    <w:bookmarkEnd w:id="20"/>
-    <w:bookmarkStart w:id="21" w:name="第13题"/>
-    <w:p>
-      <w:pPr>
-        <w:pStyle w:val="Heading3"/>
-        <w:spacing w:before="280" w:after="120"/>
-      </w:pPr>
-      <w:r>
-        <w:rPr>
-          <w:rFonts w:hint="eastAsia" w:ascii="Times New Roman" w:hAnsi="Times New Roman" w:eastAsia="SimHei" w:cs="Times New Roman"/>
-        </w:rPr>
-        <w:t>第</w:t>
-      </w:r>
-      <w:r>
-        <w:rPr>
-          <w:rFonts w:hint="eastAsia" w:ascii="Times New Roman" w:hAnsi="Times New Roman" w:eastAsia="Times New Roman" w:cs="Times New Roman"/>
-        </w:rPr>
-        <w:t>13</w:t>
-      </w:r>
-      <w:r>
-        <w:rPr>
-          <w:rFonts w:hint="eastAsia" w:ascii="Times New Roman" w:hAnsi="Times New Roman" w:eastAsia="SimHei" w:cs="Times New Roman"/>
-        </w:rPr>
-        <w:t>题</w:t>
-      </w:r>
-    </w:p>
-    <w:p>
-      <w:pPr>
-        <w:pStyle w:val="FirstParagraph"/>
-        <w:ind w:firstLine="420"/>
-      </w:pPr>
-      <w:r>
-        <w:rPr>
-          <w:rFonts w:hint="eastAsia" w:ascii="Times New Roman" w:hAnsi="Times New Roman" w:eastAsia="FangSong" w:cs="Times New Roman"/>
-        </w:rPr>
-        <w:t xml:space="preserve">钒与</w:t>
-      </w:r>
-      <w:r>
-        <w:rPr>
-          <w:rFonts w:ascii="Times New Roman" w:hAnsi="Times New Roman" w:eastAsia="Times New Roman" w:cs="Times New Roman"/>
-        </w:rPr>
-        <w:t xml:space="preserve"> </w:t>
-      </w:r>
-      <w:r>
-        <w:rPr>
-          <w:rFonts w:hint="eastAsia" w:ascii="Times New Roman" w:hAnsi="Times New Roman" w:eastAsia="Times New Roman" w:cs="Times New Roman"/>
-        </w:rPr>
-        <w:t>N-</w:t>
-      </w:r>
-      <w:r>
-        <w:rPr>
-          <w:rFonts w:hint="eastAsia" w:ascii="Times New Roman" w:hAnsi="Times New Roman" w:eastAsia="FangSong" w:cs="Times New Roman"/>
-        </w:rPr>
-        <w:t>苯甲酰</w:t>
-      </w:r>
-      <w:r>
-        <w:rPr>
-          <w:rFonts w:hint="eastAsia" w:ascii="Times New Roman" w:hAnsi="Times New Roman" w:eastAsia="Times New Roman" w:cs="Times New Roman"/>
-        </w:rPr>
-        <w:t>-N-</w:t>
-      </w:r>
-      <w:r>
-        <w:rPr>
-          <w:rFonts w:hint="eastAsia" w:ascii="Times New Roman" w:hAnsi="Times New Roman" w:eastAsia="FangSong" w:cs="Times New Roman"/>
-        </w:rPr>
-        <w:t>苯基羟胺</w:t>
-      </w:r>
-      <w:r>
-        <w:rPr>
-          <w:rFonts w:hint="eastAsia" w:ascii="Times New Roman" w:hAnsi="Times New Roman" w:eastAsia="Times New Roman" w:cs="Times New Roman"/>
-        </w:rPr>
-        <w:t>(213g/mol)</w:t>
-      </w:r>
-      <w:r>
-        <w:rPr>
-          <w:rFonts w:hint="eastAsia" w:ascii="Times New Roman" w:hAnsi="Times New Roman" w:eastAsia="FangSong" w:cs="Times New Roman"/>
-        </w:rPr>
-        <w:t>根离子在</w:t>
-      </w:r>
-      <w:r>
-        <w:rPr>
-          <w:rFonts w:ascii="Times New Roman" w:hAnsi="Times New Roman" w:eastAsia="Times New Roman" w:cs="Times New Roman"/>
-        </w:rPr>
-        <w:t xml:space="preserve"> 4mol/L </w:t>
-      </w:r>
-      <w:r>
-        <w:rPr>
-          <w:rFonts w:hint="eastAsia" w:ascii="Times New Roman" w:hAnsi="Times New Roman" w:eastAsia="FangSong" w:cs="Times New Roman"/>
-        </w:rPr>
-        <w:t>盐酸介质中形成紫红色的单核配合物</w:t>
-      </w:r>
-      <w:r>
-        <w:rPr>
-          <w:rFonts w:hint="eastAsia" w:ascii="Times New Roman" w:hAnsi="Times New Roman" w:eastAsia="Times New Roman" w:cs="Times New Roman"/>
-        </w:rPr>
-        <w:t>，</w:t>
-      </w:r>
-      <w:r>
-        <w:rPr>
-          <w:rFonts w:hint="eastAsia" w:ascii="Times New Roman" w:hAnsi="Times New Roman" w:eastAsia="FangSong" w:cs="Times New Roman"/>
-        </w:rPr>
-        <w:t>该配合物溶液可进行比色测定</w:t>
-      </w:r>
-      <w:r>
-        <w:rPr>
-          <w:rFonts w:hint="eastAsia" w:ascii="Times New Roman" w:hAnsi="Times New Roman" w:eastAsia="Times New Roman" w:cs="Times New Roman"/>
-        </w:rPr>
-        <w:t>，</w:t>
-      </w:r>
-      <w:r>
-        <w:rPr>
-          <w:rFonts w:hint="eastAsia" w:ascii="Times New Roman" w:hAnsi="Times New Roman" w:eastAsia="FangSong" w:cs="Times New Roman"/>
-        </w:rPr>
-        <w:t>用以定量测定钢中钒的含量</w:t>
-      </w:r>
-      <w:r>
-        <w:rPr>
-          <w:rFonts w:hint="eastAsia" w:ascii="Times New Roman" w:hAnsi="Times New Roman" w:eastAsia="Times New Roman" w:cs="Times New Roman"/>
-        </w:rPr>
-        <w:t>。</w:t>
-      </w:r>
-      <w:r>
-        <w:rPr>
-          <w:rFonts w:hint="eastAsia" w:ascii="Times New Roman" w:hAnsi="Times New Roman" w:eastAsia="FangSong" w:cs="Times New Roman"/>
-        </w:rPr>
-        <w:t>该配合物是电中性分子</w:t>
-      </w:r>
-      <w:r>
-        <w:rPr>
-          <w:rFonts w:hint="eastAsia" w:ascii="Times New Roman" w:hAnsi="Times New Roman" w:eastAsia="Times New Roman" w:cs="Times New Roman"/>
-        </w:rPr>
-        <w:t>，</w:t>
-      </w:r>
-      <w:r>
-        <w:rPr>
-          <w:rFonts w:hint="eastAsia" w:ascii="Times New Roman" w:hAnsi="Times New Roman" w:eastAsia="FangSong" w:cs="Times New Roman"/>
-        </w:rPr>
-        <w:t>实验测得其氧的质量分数为</w:t>
-      </w:r>
-      <w:r>
-        <w:rPr>
-          <w:rFonts w:ascii="Times New Roman" w:hAnsi="Times New Roman" w:eastAsia="Times New Roman" w:cs="Times New Roman"/>
-        </w:rPr>
-        <w:t xml:space="preserve"> 15.2%。</w:t>
+          <w:rFonts w:hint="eastAsia" w:ascii="Times New Roman" w:hAnsi="Times New Roman" w:eastAsia="Times New Roman" w:cs="Times New Roman"/>
+        </w:rPr>
+        <w:t>（</w:t>
+      </w:r>
+      <w:r>
+        <w:rPr>
+          <w:rFonts w:hint="eastAsia" w:ascii="Times New Roman" w:hAnsi="Times New Roman" w:eastAsia="FangSong" w:cs="Times New Roman"/>
+        </w:rPr>
+        <w:t>注</w:t>
+      </w:r>
+      <w:r>
+        <w:rPr>
+          <w:rFonts w:hint="eastAsia" w:ascii="Times New Roman" w:hAnsi="Times New Roman" w:eastAsia="Times New Roman" w:cs="Times New Roman"/>
+        </w:rPr>
+        <w:t>：</w:t>
+      </w:r>
+      <w:r>
+        <w:rPr>
+          <w:rFonts w:hint="eastAsia" w:ascii="Times New Roman" w:hAnsi="Times New Roman" w:eastAsia="FangSong" w:cs="Times New Roman"/>
+        </w:rPr>
+        <w:t>原题含化学反应方程式图片</w:t>
+      </w:r>
+      <w:r>
+        <w:rPr>
+          <w:rFonts w:hint="eastAsia" w:ascii="Times New Roman" w:hAnsi="Times New Roman" w:eastAsia="Times New Roman" w:cs="Times New Roman"/>
+        </w:rPr>
+        <w:t>，OCR</w:t>
+      </w:r>
+      <w:r>
+        <w:rPr>
+          <w:rFonts w:hint="eastAsia" w:ascii="Times New Roman" w:hAnsi="Times New Roman" w:eastAsia="FangSong" w:cs="Times New Roman"/>
+        </w:rPr>
+        <w:t>原文中为图片引用</w:t>
+      </w:r>
+      <w:r>
+        <w:rPr>
+          <w:rFonts w:hint="eastAsia" w:ascii="Times New Roman" w:hAnsi="Times New Roman" w:eastAsia="Times New Roman" w:cs="Times New Roman"/>
+        </w:rPr>
+        <w:t>）</w:t>
       </w:r>
     </w:p>
     <w:p>
@@ -7664,7 +8224,85 @@
         <w:rPr>
           <w:rFonts w:hint="eastAsia" w:ascii="Times New Roman" w:hAnsi="Times New Roman" w:eastAsia="FangSong" w:cs="Times New Roman"/>
         </w:rPr>
-        <w:t>通过计算确定该配合物的化学式</w:t>
+        <w:t xml:space="preserve">已知</w:t>
+      </w:r>
+      <w:r>
+        <w:rPr>
+          <w:rFonts w:ascii="Times New Roman" w:hAnsi="Times New Roman" w:eastAsia="Times New Roman" w:cs="Times New Roman"/>
+        </w:rPr>
+        <w:t xml:space="preserve"> A </w:t>
+      </w:r>
+      <w:r>
+        <w:rPr>
+          <w:rFonts w:hint="eastAsia" w:ascii="Times New Roman" w:hAnsi="Times New Roman" w:eastAsia="FangSong" w:cs="Times New Roman"/>
+        </w:rPr>
+        <w:t xml:space="preserve">中</w:t>
+      </w:r>
+      <w:r>
+        <w:rPr>
+          <w:rFonts w:ascii="Times New Roman" w:hAnsi="Times New Roman" w:eastAsia="Times New Roman" w:cs="Times New Roman"/>
+        </w:rPr>
+        <w:t xml:space="preserve"> Si </w:t>
+      </w:r>
+      <w:r>
+        <w:rPr>
+          <w:rFonts w:hint="eastAsia" w:ascii="Times New Roman" w:hAnsi="Times New Roman" w:eastAsia="FangSong" w:cs="Times New Roman"/>
+        </w:rPr>
+        <w:t xml:space="preserve">的配位数为</w:t>
+      </w:r>
+      <w:r>
+        <w:rPr>
+          <w:rFonts w:ascii="Times New Roman" w:hAnsi="Times New Roman" w:eastAsia="Times New Roman" w:cs="Times New Roman"/>
+        </w:rPr>
+        <w:t xml:space="preserve"> </w:t>
+      </w:r>
+      <w:r>
+        <w:rPr>
+          <w:rFonts w:hint="eastAsia" w:ascii="Times New Roman" w:hAnsi="Times New Roman" w:eastAsia="Times New Roman" w:cs="Times New Roman"/>
+        </w:rPr>
+        <w:t>6，</w:t>
+      </w:r>
+      <w:r>
+        <w:rPr>
+          <w:rFonts w:hint="eastAsia" w:ascii="Times New Roman" w:hAnsi="Times New Roman" w:eastAsia="FangSong" w:cs="Times New Roman"/>
+        </w:rPr>
+        <w:t>给出</w:t>
+      </w:r>
+      <w:r>
+        <w:rPr>
+          <w:rFonts w:ascii="Times New Roman" w:hAnsi="Times New Roman" w:eastAsia="Times New Roman" w:cs="Times New Roman"/>
+        </w:rPr>
+        <w:t xml:space="preserve"> A、B、C </w:t>
+      </w:r>
+      <w:r>
+        <w:rPr>
+          <w:rFonts w:hint="eastAsia" w:ascii="Times New Roman" w:hAnsi="Times New Roman" w:eastAsia="FangSong" w:cs="Times New Roman"/>
+        </w:rPr>
+        <w:t>的结构</w:t>
+      </w:r>
+      <w:r>
+        <w:rPr>
+          <w:rFonts w:hint="eastAsia" w:ascii="Times New Roman" w:hAnsi="Times New Roman" w:eastAsia="Times New Roman" w:cs="Times New Roman"/>
+        </w:rPr>
+        <w:t>，</w:t>
+      </w:r>
+      <w:r>
+        <w:rPr>
+          <w:rFonts w:hint="eastAsia" w:ascii="Times New Roman" w:hAnsi="Times New Roman" w:eastAsia="FangSong" w:cs="Times New Roman"/>
+        </w:rPr>
+        <w:t>其中</w:t>
+      </w:r>
+      <w:r>
+        <w:rPr>
+          <w:rFonts w:ascii="Times New Roman" w:hAnsi="Times New Roman" w:eastAsia="Times New Roman" w:cs="Times New Roman"/>
+        </w:rPr>
+        <w:t xml:space="preserve"> C </w:t>
+      </w:r>
+      <w:r>
+        <w:rPr>
+          <w:rFonts w:hint="eastAsia" w:ascii="Times New Roman" w:hAnsi="Times New Roman" w:eastAsia="FangSong" w:cs="Times New Roman"/>
+        </w:rPr>
+        <w:t>请另写出共振式</w:t>
       </w:r>
       <w:r>
         <w:rPr>
@@ -7679,1131 +8317,6 @@
         <w:numPr>
           <w:ilvl w:val="0"/>
           <w:numId w:val="1006"/>
-        </w:numPr>
-        <w:ind w:firstLine="420"/>
-      </w:pPr>
-      <w:r>
-        <w:rPr>
-          <w:rFonts w:hint="eastAsia" w:ascii="Times New Roman" w:hAnsi="Times New Roman" w:eastAsia="FangSong" w:cs="Times New Roman"/>
-        </w:rPr>
-        <w:t>该配合物共有几种可能立体结构体</w:t>
-      </w:r>
-      <w:r>
-        <w:rPr>
-          <w:rFonts w:hint="eastAsia" w:ascii="Times New Roman" w:hAnsi="Times New Roman" w:eastAsia="Times New Roman" w:cs="Times New Roman"/>
-        </w:rPr>
-        <w:t>(</w:t>
-      </w:r>
-      <w:r>
-        <w:rPr>
-          <w:rFonts w:hint="eastAsia" w:ascii="Times New Roman" w:hAnsi="Times New Roman" w:eastAsia="FangSong" w:cs="Times New Roman"/>
-        </w:rPr>
-        <w:t>不包括光学异构体</w:t>
-      </w:r>
-      <w:r>
-        <w:rPr>
-          <w:rFonts w:hint="eastAsia" w:ascii="Times New Roman" w:hAnsi="Times New Roman" w:eastAsia="Times New Roman" w:cs="Times New Roman"/>
-        </w:rPr>
-        <w:t>)?</w:t>
-      </w:r>
-      <w:r>
-        <w:rPr>
-          <w:rFonts w:ascii="Times New Roman" w:hAnsi="Times New Roman" w:eastAsia="Times New Roman" w:cs="Times New Roman"/>
-        </w:rPr>
-        <w:t xml:space="preserve"> </w:t>
-      </w:r>
-      <w:r>
-        <w:rPr>
-          <w:rFonts w:hint="eastAsia" w:ascii="Times New Roman" w:hAnsi="Times New Roman" w:eastAsia="FangSong" w:cs="Times New Roman"/>
-        </w:rPr>
-        <w:t>画出其中最稳定的一种</w:t>
-      </w:r>
-      <w:r>
-        <w:rPr>
-          <w:rFonts w:hint="eastAsia" w:ascii="Times New Roman" w:hAnsi="Times New Roman" w:eastAsia="Times New Roman" w:cs="Times New Roman"/>
-        </w:rPr>
-        <w:t>。</w:t>
-      </w:r>
-    </w:p>
-    <w:p>
-      <w:pPr>
-        <w:spacing w:before="160" w:after="80"/>
-      </w:pPr>
-      <w:r>
-        <w:pict>
-          <v:rect style="width:0;height:1.5pt" o:hralign="center" o:hrstd="t" o:hr="t"/>
-        </w:pict>
-      </w:r>
-    </w:p>
-    <w:p>
-      <w:pPr>
-        <w:spacing w:before="160" w:after="80"/>
-      </w:pPr>
-      <w:r>
-        <w:pict>
-          <v:rect style="width:0;height:1.5pt" o:hralign="center" o:hrstd="t" o:hr="t"/>
-        </w:pict>
-      </w:r>
-    </w:p>
-    <w:bookmarkEnd w:id="21"/>
-    <w:bookmarkStart w:id="22" w:name="第14题"/>
-    <w:p>
-      <w:pPr>
-        <w:pStyle w:val="Heading3"/>
-        <w:spacing w:before="280" w:after="120"/>
-      </w:pPr>
-      <w:r>
-        <w:rPr>
-          <w:rFonts w:hint="eastAsia" w:ascii="Times New Roman" w:hAnsi="Times New Roman" w:eastAsia="SimHei" w:cs="Times New Roman"/>
-        </w:rPr>
-        <w:t>第</w:t>
-      </w:r>
-      <w:r>
-        <w:rPr>
-          <w:rFonts w:hint="eastAsia" w:ascii="Times New Roman" w:hAnsi="Times New Roman" w:eastAsia="Times New Roman" w:cs="Times New Roman"/>
-        </w:rPr>
-        <w:t>14</w:t>
-      </w:r>
-      <w:r>
-        <w:rPr>
-          <w:rFonts w:hint="eastAsia" w:ascii="Times New Roman" w:hAnsi="Times New Roman" w:eastAsia="SimHei" w:cs="Times New Roman"/>
-        </w:rPr>
-        <w:t>题</w:t>
-      </w:r>
-    </w:p>
-    <w:p>
-      <w:pPr>
-        <w:pStyle w:val="FirstParagraph"/>
-        <w:ind w:firstLine="420"/>
-      </w:pPr>
-      <w:r>
-        <w:rPr>
-          <w:rFonts w:hint="eastAsia" w:ascii="Times New Roman" w:hAnsi="Times New Roman" w:eastAsia="FangSong" w:cs="Times New Roman"/>
-        </w:rPr>
-        <w:t>一般说来</w:t>
-      </w:r>
-      <w:r>
-        <w:rPr>
-          <w:rFonts w:hint="eastAsia" w:ascii="Times New Roman" w:hAnsi="Times New Roman" w:eastAsia="Times New Roman" w:cs="Times New Roman"/>
-        </w:rPr>
-        <w:t>,</w:t>
-      </w:r>
-      <w:r>
-        <w:rPr>
-          <w:rFonts w:ascii="Times New Roman" w:hAnsi="Times New Roman" w:eastAsia="Times New Roman" w:cs="Times New Roman"/>
-        </w:rPr>
-        <w:t xml:space="preserve"> Co(Ⅲ) </w:t>
-      </w:r>
-      <w:r>
-        <w:rPr>
-          <w:rFonts w:hint="eastAsia" w:ascii="Times New Roman" w:hAnsi="Times New Roman" w:eastAsia="FangSong" w:cs="Times New Roman"/>
-        </w:rPr>
-        <w:t>具有强氧化性</w:t>
-      </w:r>
-      <w:r>
-        <w:rPr>
-          <w:rFonts w:hint="eastAsia" w:ascii="Times New Roman" w:hAnsi="Times New Roman" w:eastAsia="Times New Roman" w:cs="Times New Roman"/>
-        </w:rPr>
-        <w:t>,</w:t>
-      </w:r>
-      <w:r>
-        <w:rPr>
-          <w:rFonts w:ascii="Times New Roman" w:hAnsi="Times New Roman" w:eastAsia="Times New Roman" w:cs="Times New Roman"/>
-        </w:rPr>
-        <w:t xml:space="preserve"> </w:t>
-      </w:r>
-      <w:r>
-        <w:rPr>
-          <w:rFonts w:hint="eastAsia" w:ascii="Times New Roman" w:hAnsi="Times New Roman" w:eastAsia="FangSong" w:cs="Times New Roman"/>
-        </w:rPr>
-        <w:t xml:space="preserve">极易被还原为</w:t>
-      </w:r>
-      <w:r>
-        <w:rPr>
-          <w:rFonts w:ascii="Times New Roman" w:hAnsi="Times New Roman" w:eastAsia="Times New Roman" w:cs="Times New Roman"/>
-        </w:rPr>
-        <w:t xml:space="preserve"> </w:t>
-      </w:r>
-      <w:r>
-        <w:rPr>
-          <w:rFonts w:hint="eastAsia" w:ascii="Times New Roman" w:hAnsi="Times New Roman" w:eastAsia="Times New Roman" w:cs="Times New Roman"/>
-        </w:rPr>
-        <w:t>Co(Ⅱ)。</w:t>
-      </w:r>
-      <w:r>
-        <w:rPr>
-          <w:rFonts w:hint="eastAsia" w:ascii="Times New Roman" w:hAnsi="Times New Roman" w:eastAsia="FangSong" w:cs="Times New Roman"/>
-        </w:rPr>
-        <w:t>然而在配合物中</w:t>
-      </w:r>
-      <w:r>
-        <w:rPr>
-          <w:rFonts w:hint="eastAsia" w:ascii="Times New Roman" w:hAnsi="Times New Roman" w:eastAsia="Times New Roman" w:cs="Times New Roman"/>
-        </w:rPr>
-        <w:t>,</w:t>
-      </w:r>
-      <w:r>
-        <w:rPr>
-          <w:rFonts w:ascii="Times New Roman" w:hAnsi="Times New Roman" w:eastAsia="Times New Roman" w:cs="Times New Roman"/>
-        </w:rPr>
-        <w:t xml:space="preserve"> Co(Ⅲ) </w:t>
-      </w:r>
-      <w:r>
-        <w:rPr>
-          <w:rFonts w:hint="eastAsia" w:ascii="Times New Roman" w:hAnsi="Times New Roman" w:eastAsia="FangSong" w:cs="Times New Roman"/>
-        </w:rPr>
-        <w:t xml:space="preserve">配合物的稳定性却大于</w:t>
-      </w:r>
-      <w:r>
-        <w:rPr>
-          <w:rFonts w:ascii="Times New Roman" w:hAnsi="Times New Roman" w:eastAsia="Times New Roman" w:cs="Times New Roman"/>
-        </w:rPr>
-        <w:t xml:space="preserve"> </w:t>
-      </w:r>
-      <w:r>
-        <w:rPr>
-          <w:rFonts w:hint="eastAsia" w:ascii="Times New Roman" w:hAnsi="Times New Roman" w:eastAsia="Times New Roman" w:cs="Times New Roman"/>
-        </w:rPr>
-        <w:t>Co(Ⅱ)。</w:t>
-      </w:r>
-      <w:r>
-        <w:rPr>
-          <w:rFonts w:hint="eastAsia" w:ascii="Times New Roman" w:hAnsi="Times New Roman" w:eastAsia="FangSong" w:cs="Times New Roman"/>
-        </w:rPr>
-        <w:t>有人通过</w:t>
-      </w:r>
-      <w:r>
-        <w:rPr>
-          <w:rFonts w:ascii="Times New Roman" w:hAnsi="Times New Roman" w:eastAsia="Times New Roman" w:cs="Times New Roman"/>
-        </w:rPr>
-        <w:t xml:space="preserve"> 8.076g CoCl</w:t>
-      </w:r>
-      <w:r>
-        <w:rPr>
-          <w:rFonts w:ascii="Times New Roman" w:hAnsi="Times New Roman" w:eastAsia="Times New Roman" w:cs="Times New Roman"/>
-          <w:vertAlign w:val="subscript"/>
-        </w:rPr>
-        <w:t>2</w:t>
-      </w:r>
-      <w:r>
-        <w:rPr>
-          <w:rFonts w:ascii="Times New Roman" w:hAnsi="Times New Roman" w:eastAsia="Times New Roman" w:cs="Times New Roman"/>
-        </w:rPr>
-        <w:t>·4H</w:t>
-      </w:r>
-      <w:r>
-        <w:rPr>
-          <w:rFonts w:ascii="Times New Roman" w:hAnsi="Times New Roman" w:eastAsia="Times New Roman" w:cs="Times New Roman"/>
-          <w:vertAlign w:val="subscript"/>
-        </w:rPr>
-        <w:t>2</w:t>
-      </w:r>
-      <w:r>
-        <w:rPr>
-          <w:rFonts w:ascii="Times New Roman" w:hAnsi="Times New Roman" w:eastAsia="Times New Roman" w:cs="Times New Roman"/>
-        </w:rPr>
-        <w:t xml:space="preserve">O </w:t>
-      </w:r>
-      <w:r>
-        <w:rPr>
-          <w:rFonts w:hint="eastAsia" w:ascii="Times New Roman" w:hAnsi="Times New Roman" w:eastAsia="FangSong" w:cs="Times New Roman"/>
-        </w:rPr>
-        <w:t xml:space="preserve">与过量过氧化氢和足量氨的乙醇溶液反应正好得</w:t>
-      </w:r>
-      <w:r>
-        <w:rPr>
-          <w:rFonts w:ascii="Times New Roman" w:hAnsi="Times New Roman" w:eastAsia="Times New Roman" w:cs="Times New Roman"/>
-        </w:rPr>
-        <w:t xml:space="preserve"> 8.076g </w:t>
-      </w:r>
-      <w:r>
-        <w:rPr>
-          <w:rFonts w:hint="eastAsia" w:ascii="Times New Roman" w:hAnsi="Times New Roman" w:eastAsia="FangSong" w:cs="Times New Roman"/>
-        </w:rPr>
-        <w:t xml:space="preserve">的</w:t>
-      </w:r>
-      <w:r>
-        <w:rPr>
-          <w:rFonts w:ascii="Times New Roman" w:hAnsi="Times New Roman" w:eastAsia="Times New Roman" w:cs="Times New Roman"/>
-        </w:rPr>
-        <w:t xml:space="preserve"> A </w:t>
-      </w:r>
-      <w:r>
-        <w:rPr>
-          <w:rFonts w:hint="eastAsia" w:ascii="Times New Roman" w:hAnsi="Times New Roman" w:eastAsia="FangSong" w:cs="Times New Roman"/>
-        </w:rPr>
-        <w:t>物质</w:t>
-      </w:r>
-      <w:r>
-        <w:rPr>
-          <w:rFonts w:hint="eastAsia" w:ascii="Times New Roman" w:hAnsi="Times New Roman" w:eastAsia="Times New Roman" w:cs="Times New Roman"/>
-        </w:rPr>
-        <w:t>,</w:t>
-      </w:r>
-      <w:r>
-        <w:rPr>
-          <w:rFonts w:ascii="Times New Roman" w:hAnsi="Times New Roman" w:eastAsia="Times New Roman" w:cs="Times New Roman"/>
-        </w:rPr>
-        <w:t xml:space="preserve"> </w:t>
-      </w:r>
-      <w:r>
-        <w:rPr>
-          <w:rFonts w:hint="eastAsia" w:ascii="Times New Roman" w:hAnsi="Times New Roman" w:eastAsia="FangSong" w:cs="Times New Roman"/>
-        </w:rPr>
-        <w:t xml:space="preserve">产率为</w:t>
-      </w:r>
-      <w:r>
-        <w:rPr>
-          <w:rFonts w:ascii="Times New Roman" w:hAnsi="Times New Roman" w:eastAsia="Times New Roman" w:cs="Times New Roman"/>
-        </w:rPr>
-        <w:t xml:space="preserve"> </w:t>
-      </w:r>
-      <w:r>
-        <w:rPr>
-          <w:rFonts w:hint="eastAsia" w:ascii="Times New Roman" w:hAnsi="Times New Roman" w:eastAsia="Times New Roman" w:cs="Times New Roman"/>
-        </w:rPr>
-        <w:t>90.96%。</w:t>
-      </w:r>
-      <w:r>
-        <w:rPr>
-          <w:rFonts w:hint="eastAsia" w:ascii="Times New Roman" w:hAnsi="Times New Roman" w:eastAsia="FangSong" w:cs="Times New Roman"/>
-        </w:rPr>
-        <w:t>元素分析表明</w:t>
-      </w:r>
-      <w:r>
-        <w:rPr>
-          <w:rFonts w:ascii="Times New Roman" w:hAnsi="Times New Roman" w:eastAsia="Times New Roman" w:cs="Times New Roman"/>
-        </w:rPr>
-        <w:t xml:space="preserve"> A </w:t>
-      </w:r>
-      <w:r>
-        <w:rPr>
-          <w:rFonts w:hint="eastAsia" w:ascii="Times New Roman" w:hAnsi="Times New Roman" w:eastAsia="FangSong" w:cs="Times New Roman"/>
-        </w:rPr>
-        <w:t xml:space="preserve">中含</w:t>
-      </w:r>
-      <w:r>
-        <w:rPr>
-          <w:rFonts w:ascii="Times New Roman" w:hAnsi="Times New Roman" w:eastAsia="Times New Roman" w:cs="Times New Roman"/>
-        </w:rPr>
-        <w:t xml:space="preserve"> Cl 31.94%, </w:t>
-      </w:r>
-      <w:r>
-        <w:rPr>
-          <w:rFonts w:hint="eastAsia" w:ascii="Times New Roman" w:hAnsi="Times New Roman" w:eastAsia="FangSong" w:cs="Times New Roman"/>
-        </w:rPr>
-        <w:t xml:space="preserve">含</w:t>
-      </w:r>
-      <w:r>
-        <w:rPr>
-          <w:rFonts w:ascii="Times New Roman" w:hAnsi="Times New Roman" w:eastAsia="Times New Roman" w:cs="Times New Roman"/>
-        </w:rPr>
-        <w:t xml:space="preserve"> N </w:t>
-      </w:r>
-      <w:r>
-        <w:rPr>
-          <w:rFonts w:hint="eastAsia" w:ascii="Times New Roman" w:hAnsi="Times New Roman" w:eastAsia="Times New Roman" w:cs="Times New Roman"/>
-        </w:rPr>
-        <w:t>28.40%。</w:t>
-      </w:r>
-      <w:r>
-        <w:rPr>
-          <w:rFonts w:hint="eastAsia" w:ascii="Times New Roman" w:hAnsi="Times New Roman" w:eastAsia="FangSong" w:cs="Times New Roman"/>
-        </w:rPr>
-        <w:t>红外光谱中没有发现</w:t>
-      </w:r>
-      <w:r>
-        <w:rPr>
-          <w:rFonts w:ascii="Times New Roman" w:hAnsi="Times New Roman" w:eastAsia="Times New Roman" w:cs="Times New Roman"/>
-        </w:rPr>
-        <w:t xml:space="preserve"> Co—Cl </w:t>
-      </w:r>
-      <w:r>
-        <w:rPr>
-          <w:rFonts w:hint="eastAsia" w:ascii="Times New Roman" w:hAnsi="Times New Roman" w:eastAsia="FangSong" w:cs="Times New Roman"/>
-        </w:rPr>
-        <w:t>键</w:t>
-      </w:r>
-      <w:r>
-        <w:rPr>
-          <w:rFonts w:hint="eastAsia" w:ascii="Times New Roman" w:hAnsi="Times New Roman" w:eastAsia="Times New Roman" w:cs="Times New Roman"/>
-        </w:rPr>
-        <w:t>。</w:t>
-      </w:r>
-      <w:r>
-        <w:rPr>
-          <w:rFonts w:hint="eastAsia" w:ascii="Times New Roman" w:hAnsi="Times New Roman" w:eastAsia="FangSong" w:cs="Times New Roman"/>
-        </w:rPr>
-        <w:t>单晶衍射表明</w:t>
-      </w:r>
-      <w:r>
-        <w:rPr>
-          <w:rFonts w:ascii="Times New Roman" w:hAnsi="Times New Roman" w:eastAsia="Times New Roman" w:cs="Times New Roman"/>
-        </w:rPr>
-        <w:t xml:space="preserve"> A </w:t>
-      </w:r>
-      <w:r>
-        <w:rPr>
-          <w:rFonts w:hint="eastAsia" w:ascii="Times New Roman" w:hAnsi="Times New Roman" w:eastAsia="FangSong" w:cs="Times New Roman"/>
-        </w:rPr>
-        <w:t>分子中含有对称面</w:t>
-      </w:r>
-      <w:r>
-        <w:rPr>
-          <w:rFonts w:hint="eastAsia" w:ascii="Times New Roman" w:hAnsi="Times New Roman" w:eastAsia="Times New Roman" w:cs="Times New Roman"/>
-        </w:rPr>
-        <w:t>。</w:t>
-      </w:r>
-      <w:r>
-        <w:rPr>
-          <w:rFonts w:hint="eastAsia" w:ascii="Times New Roman" w:hAnsi="Times New Roman" w:eastAsia="FangSong" w:cs="Times New Roman"/>
-        </w:rPr>
-        <w:t>分子呈顺磁性</w:t>
-      </w:r>
-      <w:r>
-        <w:rPr>
-          <w:rFonts w:hint="eastAsia" w:ascii="Times New Roman" w:hAnsi="Times New Roman" w:eastAsia="Times New Roman" w:cs="Times New Roman"/>
-        </w:rPr>
-        <w:t>。</w:t>
-      </w:r>
-    </w:p>
-    <w:p>
-      <w:pPr>
-        <w:pStyle w:val="Compact"/>
-        <w:numPr>
-          <w:ilvl w:val="0"/>
-          <w:numId w:val="1007"/>
-        </w:numPr>
-        <w:ind w:firstLine="420"/>
-      </w:pPr>
-      <w:r>
-        <w:rPr>
-          <w:rFonts w:hint="eastAsia" w:ascii="Times New Roman" w:hAnsi="Times New Roman" w:eastAsia="FangSong" w:cs="Times New Roman"/>
-        </w:rPr>
-        <w:t xml:space="preserve">推出</w:t>
-      </w:r>
-      <w:r>
-        <w:rPr>
-          <w:rFonts w:ascii="Times New Roman" w:hAnsi="Times New Roman" w:eastAsia="Times New Roman" w:cs="Times New Roman"/>
-        </w:rPr>
-        <w:t xml:space="preserve"> A </w:t>
-      </w:r>
-      <w:r>
-        <w:rPr>
-          <w:rFonts w:hint="eastAsia" w:ascii="Times New Roman" w:hAnsi="Times New Roman" w:eastAsia="FangSong" w:cs="Times New Roman"/>
-        </w:rPr>
-        <w:t>的分子式并画出其结构式</w:t>
-      </w:r>
-      <w:r>
-        <w:rPr>
-          <w:rFonts w:hint="eastAsia" w:ascii="Times New Roman" w:hAnsi="Times New Roman" w:eastAsia="Times New Roman" w:cs="Times New Roman"/>
-        </w:rPr>
-        <w:t>。</w:t>
-      </w:r>
-    </w:p>
-    <w:p>
-      <w:pPr>
-        <w:pStyle w:val="Compact"/>
-        <w:numPr>
-          <w:ilvl w:val="0"/>
-          <w:numId w:val="1007"/>
-        </w:numPr>
-        <w:ind w:firstLine="420"/>
-      </w:pPr>
-      <w:r>
-        <w:rPr>
-          <w:rFonts w:hint="eastAsia" w:ascii="Times New Roman" w:hAnsi="Times New Roman" w:eastAsia="FangSong" w:cs="Times New Roman"/>
-        </w:rPr>
-        <w:t xml:space="preserve">写出合成</w:t>
-      </w:r>
-      <w:r>
-        <w:rPr>
-          <w:rFonts w:ascii="Times New Roman" w:hAnsi="Times New Roman" w:eastAsia="Times New Roman" w:cs="Times New Roman"/>
-        </w:rPr>
-        <w:t xml:space="preserve"> A </w:t>
-      </w:r>
-      <w:r>
-        <w:rPr>
-          <w:rFonts w:hint="eastAsia" w:ascii="Times New Roman" w:hAnsi="Times New Roman" w:eastAsia="FangSong" w:cs="Times New Roman"/>
-        </w:rPr>
-        <w:t>的反应方程式</w:t>
-      </w:r>
-      <w:r>
-        <w:rPr>
-          <w:rFonts w:hint="eastAsia" w:ascii="Times New Roman" w:hAnsi="Times New Roman" w:eastAsia="Times New Roman" w:cs="Times New Roman"/>
-        </w:rPr>
-        <w:t>。</w:t>
-      </w:r>
-    </w:p>
-    <w:p>
-      <w:pPr>
-        <w:pStyle w:val="Compact"/>
-        <w:numPr>
-          <w:ilvl w:val="0"/>
-          <w:numId w:val="1007"/>
-        </w:numPr>
-        <w:ind w:firstLine="420"/>
-      </w:pPr>
-      <w:r>
-        <w:rPr>
-          <w:rFonts w:hint="eastAsia" w:ascii="Times New Roman" w:hAnsi="Times New Roman" w:eastAsia="FangSong" w:cs="Times New Roman"/>
-        </w:rPr>
-        <w:t xml:space="preserve">指出</w:t>
-      </w:r>
-      <w:r>
-        <w:rPr>
-          <w:rFonts w:ascii="Times New Roman" w:hAnsi="Times New Roman" w:eastAsia="Times New Roman" w:cs="Times New Roman"/>
-        </w:rPr>
-        <w:t xml:space="preserve"> A </w:t>
-      </w:r>
-      <w:r>
-        <w:rPr>
-          <w:rFonts w:hint="eastAsia" w:ascii="Times New Roman" w:hAnsi="Times New Roman" w:eastAsia="FangSong" w:cs="Times New Roman"/>
-        </w:rPr>
-        <w:t>中氧元素的氧化态以及中心钴离子的价电子排布和杂化方式</w:t>
-      </w:r>
-      <w:r>
-        <w:rPr>
-          <w:rFonts w:hint="eastAsia" w:ascii="Times New Roman" w:hAnsi="Times New Roman" w:eastAsia="Times New Roman" w:cs="Times New Roman"/>
-        </w:rPr>
-        <w:t>。</w:t>
-      </w:r>
-    </w:p>
-    <w:p>
-      <w:pPr>
-        <w:spacing w:before="160" w:after="80"/>
-      </w:pPr>
-      <w:r>
-        <w:pict>
-          <v:rect style="width:0;height:1.5pt" o:hralign="center" o:hrstd="t" o:hr="t"/>
-        </w:pict>
-      </w:r>
-    </w:p>
-    <w:p>
-      <w:pPr>
-        <w:spacing w:before="160" w:after="80"/>
-      </w:pPr>
-      <w:r>
-        <w:pict>
-          <v:rect style="width:0;height:1.5pt" o:hralign="center" o:hrstd="t" o:hr="t"/>
-        </w:pict>
-      </w:r>
-    </w:p>
-    <w:bookmarkEnd w:id="22"/>
-    <w:bookmarkStart w:id="26" w:name="第15题"/>
-    <w:p>
-      <w:pPr>
-        <w:pStyle w:val="Heading3"/>
-        <w:spacing w:before="280" w:after="120"/>
-      </w:pPr>
-      <w:r>
-        <w:rPr>
-          <w:rFonts w:hint="eastAsia" w:ascii="Times New Roman" w:hAnsi="Times New Roman" w:eastAsia="SimHei" w:cs="Times New Roman"/>
-        </w:rPr>
-        <w:t>第</w:t>
-      </w:r>
-      <w:r>
-        <w:rPr>
-          <w:rFonts w:hint="eastAsia" w:ascii="Times New Roman" w:hAnsi="Times New Roman" w:eastAsia="Times New Roman" w:cs="Times New Roman"/>
-        </w:rPr>
-        <w:t>15</w:t>
-      </w:r>
-      <w:r>
-        <w:rPr>
-          <w:rFonts w:hint="eastAsia" w:ascii="Times New Roman" w:hAnsi="Times New Roman" w:eastAsia="SimHei" w:cs="Times New Roman"/>
-        </w:rPr>
-        <w:t>题</w:t>
-      </w:r>
-    </w:p>
-    <w:p>
-      <w:pPr>
-        <w:pStyle w:val="FirstParagraph"/>
-        <w:ind w:firstLine="420"/>
-      </w:pPr>
-      <m:oMath>
-        <m:oMathPr>
-          <m:ctrlPr>
-            <w:rPr>
-              <w:sz w:val="28"/>
-              <w:szCs w:val="28"/>
-            </w:rPr>
-          </m:ctrlPr>
-        </m:oMathPr>
-        <m:r>
-          <m:rPr>
-            <m:sty m:val="p"/>
-          </m:rPr>
-          <m:t>C</m:t>
-        </m:r>
-        <m:r>
-          <m:rPr>
-            <m:sty m:val="p"/>
-          </m:rPr>
-          <m:t>O</m:t>
-        </m:r>
-        <m:r>
-          <m:rPr>
-            <m:sty m:val="p"/>
-          </m:rPr>
-          <m:t>,</m:t>
-        </m:r>
-        <m:sSub>
-          <m:e>
-            <m:r>
-              <m:rPr>
-                <m:sty m:val="p"/>
-              </m:rPr>
-              <m:t>C</m:t>
-            </m:r>
-            <m:r>
-              <m:rPr>
-                <m:sty m:val="p"/>
-              </m:rPr>
-              <m:t>O</m:t>
-            </m:r>
-          </m:e>
-          <m:sub>
-            <m:r>
-              <m:t>2</m:t>
-            </m:r>
-          </m:sub>
-        </m:sSub>
-      </m:oMath>
-      <w:r>
-        <w:rPr>
-          <w:rFonts w:ascii="Times New Roman" w:hAnsi="Times New Roman" w:eastAsia="Times New Roman" w:cs="Times New Roman"/>
-        </w:rPr>
-        <w:t xml:space="preserve"> </w:t>
-      </w:r>
-      <w:r>
-        <w:rPr>
-          <w:rFonts w:hint="eastAsia" w:ascii="Times New Roman" w:hAnsi="Times New Roman" w:eastAsia="FangSong" w:cs="Times New Roman"/>
-        </w:rPr>
-        <w:t>是常见的碳族氧化物</w:t>
-      </w:r>
-      <w:r>
-        <w:rPr>
-          <w:rFonts w:hint="eastAsia" w:ascii="Times New Roman" w:hAnsi="Times New Roman" w:eastAsia="Times New Roman" w:cs="Times New Roman"/>
-        </w:rPr>
-        <w:t>。</w:t>
-      </w:r>
-      <w:r>
-        <w:rPr>
-          <w:rFonts w:hint="eastAsia" w:ascii="Times New Roman" w:hAnsi="Times New Roman" w:eastAsia="FangSong" w:cs="Times New Roman"/>
-        </w:rPr>
-        <w:t>与之类似的硅不同</w:t>
-      </w:r>
-      <w:r>
-        <w:rPr>
-          <w:rFonts w:hint="eastAsia" w:ascii="Times New Roman" w:hAnsi="Times New Roman" w:eastAsia="Times New Roman" w:cs="Times New Roman"/>
-        </w:rPr>
-        <w:t>，</w:t>
-      </w:r>
-      <w:r>
-        <w:rPr>
-          <w:rFonts w:hint="eastAsia" w:ascii="Times New Roman" w:hAnsi="Times New Roman" w:eastAsia="FangSong" w:cs="Times New Roman"/>
-        </w:rPr>
-        <w:t>虽然</w:t>
-      </w:r>
-      <w:r>
-        <w:rPr>
-          <w:rFonts w:ascii="Times New Roman" w:hAnsi="Times New Roman" w:eastAsia="Times New Roman" w:cs="Times New Roman"/>
-        </w:rPr>
-        <w:t xml:space="preserve"> </w:t>
-      </w:r>
-      <m:oMath>
-        <m:sSub>
-          <m:e>
-            <m:r>
-              <m:rPr>
-                <m:sty m:val="p"/>
-              </m:rPr>
-              <m:t>S</m:t>
-            </m:r>
-            <m:r>
-              <m:rPr>
-                <m:sty m:val="p"/>
-              </m:rPr>
-              <m:t>i</m:t>
-            </m:r>
-            <m:r>
-              <m:rPr>
-                <m:sty m:val="p"/>
-              </m:rPr>
-              <m:t>O</m:t>
-            </m:r>
-          </m:e>
-          <m:sub>
-            <m:r>
-              <m:t>2</m:t>
-            </m:r>
-          </m:sub>
-        </m:sSub>
-      </m:oMath>
-      <w:r>
-        <w:rPr>
-          <w:rFonts w:ascii="Times New Roman" w:hAnsi="Times New Roman" w:eastAsia="Times New Roman" w:cs="Times New Roman"/>
-        </w:rPr>
-        <w:t xml:space="preserve"> </w:t>
-      </w:r>
-      <w:r>
-        <w:rPr>
-          <w:rFonts w:hint="eastAsia" w:ascii="Times New Roman" w:hAnsi="Times New Roman" w:eastAsia="FangSong" w:cs="Times New Roman"/>
-        </w:rPr>
-        <w:t>是常见的</w:t>
-      </w:r>
-      <w:r>
-        <w:rPr>
-          <w:rFonts w:hint="eastAsia" w:ascii="Times New Roman" w:hAnsi="Times New Roman" w:eastAsia="Times New Roman" w:cs="Times New Roman"/>
-        </w:rPr>
-        <w:t>，</w:t>
-      </w:r>
-      <w:r>
-        <w:rPr>
-          <w:rFonts w:hint="eastAsia" w:ascii="Times New Roman" w:hAnsi="Times New Roman" w:eastAsia="FangSong" w:cs="Times New Roman"/>
-        </w:rPr>
-        <w:t>但是</w:t>
-      </w:r>
-      <w:r>
-        <w:rPr>
-          <w:rFonts w:hint="eastAsia" w:ascii="Times New Roman" w:hAnsi="Times New Roman" w:eastAsia="Times New Roman" w:cs="Times New Roman"/>
-        </w:rPr>
-        <w:t>SiO</w:t>
-      </w:r>
-      <w:r>
-        <w:rPr>
-          <w:rFonts w:hint="eastAsia" w:ascii="Times New Roman" w:hAnsi="Times New Roman" w:eastAsia="FangSong" w:cs="Times New Roman"/>
-        </w:rPr>
-        <w:t>却是非常不稳定的物种</w:t>
-      </w:r>
-      <w:r>
-        <w:rPr>
-          <w:rFonts w:hint="eastAsia" w:ascii="Times New Roman" w:hAnsi="Times New Roman" w:eastAsia="Times New Roman" w:cs="Times New Roman"/>
-        </w:rPr>
-        <w:t>。</w:t>
-      </w:r>
-      <w:r>
-        <w:rPr>
-          <w:rFonts w:hint="eastAsia" w:ascii="Times New Roman" w:hAnsi="Times New Roman" w:eastAsia="FangSong" w:cs="Times New Roman"/>
-        </w:rPr>
-        <w:t>通过配位化学中的给</w:t>
-      </w:r>
-      <w:r>
-        <w:rPr>
-          <w:rFonts w:hint="eastAsia" w:ascii="Times New Roman" w:hAnsi="Times New Roman" w:eastAsia="Times New Roman" w:cs="Times New Roman"/>
-        </w:rPr>
-        <w:t>-</w:t>
-      </w:r>
-      <w:r>
-        <w:rPr>
-          <w:rFonts w:hint="eastAsia" w:ascii="Times New Roman" w:hAnsi="Times New Roman" w:eastAsia="FangSong" w:cs="Times New Roman"/>
-        </w:rPr>
-        <w:t>受体作用的合成策略</w:t>
-      </w:r>
-      <w:r>
-        <w:rPr>
-          <w:rFonts w:hint="eastAsia" w:ascii="Times New Roman" w:hAnsi="Times New Roman" w:eastAsia="Times New Roman" w:cs="Times New Roman"/>
-        </w:rPr>
-        <w:t>，</w:t>
-      </w:r>
-      <w:r>
-        <w:rPr>
-          <w:rFonts w:hint="eastAsia" w:ascii="Times New Roman" w:hAnsi="Times New Roman" w:eastAsia="FangSong" w:cs="Times New Roman"/>
-        </w:rPr>
-        <w:t>可以在下面的反应观察到一种特殊的</w:t>
-      </w:r>
-      <w:r>
-        <w:rPr>
-          <w:rFonts w:hint="eastAsia" w:ascii="Times New Roman" w:hAnsi="Times New Roman" w:eastAsia="Times New Roman" w:cs="Times New Roman"/>
-        </w:rPr>
-        <w:t>SiO</w:t>
-      </w:r>
-      <w:r>
-        <w:rPr>
-          <w:rFonts w:hint="eastAsia" w:ascii="Times New Roman" w:hAnsi="Times New Roman" w:eastAsia="FangSong" w:cs="Times New Roman"/>
-        </w:rPr>
-        <w:t>结构</w:t>
-      </w:r>
-      <w:r>
-        <w:rPr>
-          <w:rFonts w:hint="eastAsia" w:ascii="Times New Roman" w:hAnsi="Times New Roman" w:eastAsia="Times New Roman" w:cs="Times New Roman"/>
-        </w:rPr>
-        <w:t>B。</w:t>
-      </w:r>
-      <w:r>
-        <w:rPr>
-          <w:rFonts w:hint="eastAsia" w:ascii="Times New Roman" w:hAnsi="Times New Roman" w:eastAsia="FangSong" w:cs="Times New Roman"/>
-        </w:rPr>
-        <w:t>其中</w:t>
-      </w:r>
-      <w:r>
-        <w:rPr>
-          <w:rFonts w:hint="eastAsia" w:ascii="Times New Roman" w:hAnsi="Times New Roman" w:eastAsia="Times New Roman" w:cs="Times New Roman"/>
-        </w:rPr>
-        <w:t>，A</w:t>
-      </w:r>
-      <w:r>
-        <w:rPr>
-          <w:rFonts w:hint="eastAsia" w:ascii="Times New Roman" w:hAnsi="Times New Roman" w:eastAsia="FangSong" w:cs="Times New Roman"/>
-        </w:rPr>
-        <w:t>为最终产物</w:t>
-      </w:r>
-      <w:r>
-        <w:rPr>
-          <w:rFonts w:hint="eastAsia" w:ascii="Times New Roman" w:hAnsi="Times New Roman" w:eastAsia="Times New Roman" w:cs="Times New Roman"/>
-        </w:rPr>
-        <w:t>，</w:t>
-      </w:r>
-      <w:r>
-        <w:rPr>
-          <w:rFonts w:hint="eastAsia" w:ascii="Times New Roman" w:hAnsi="Times New Roman" w:eastAsia="FangSong" w:cs="Times New Roman"/>
-        </w:rPr>
-        <w:t>底物和等量</w:t>
-      </w:r>
-      <w:r>
-        <w:rPr>
-          <w:rFonts w:ascii="Times New Roman" w:hAnsi="Times New Roman" w:eastAsia="Times New Roman" w:cs="Times New Roman"/>
-        </w:rPr>
-        <w:t xml:space="preserve"> </w:t>
-      </w:r>
-      <m:oMath>
-        <m:sSub>
-          <m:e>
-            <m:r>
-              <m:rPr>
-                <m:sty m:val="p"/>
-              </m:rPr>
-              <m:t>C</m:t>
-            </m:r>
-            <m:r>
-              <m:rPr>
-                <m:sty m:val="p"/>
-              </m:rPr>
-              <m:t>O</m:t>
-            </m:r>
-          </m:e>
-          <m:sub>
-            <m:r>
-              <m:t>2</m:t>
-            </m:r>
-          </m:sub>
-        </m:sSub>
-      </m:oMath>
-      <w:r>
-        <w:rPr>
-          <w:rFonts w:ascii="Times New Roman" w:hAnsi="Times New Roman" w:eastAsia="Times New Roman" w:cs="Times New Roman"/>
-        </w:rPr>
-        <w:t xml:space="preserve"> </w:t>
-      </w:r>
-      <w:r>
-        <w:rPr>
-          <w:rFonts w:hint="eastAsia" w:ascii="Times New Roman" w:hAnsi="Times New Roman" w:eastAsia="FangSong" w:cs="Times New Roman"/>
-        </w:rPr>
-        <w:t>反应并脱去等量</w:t>
-      </w:r>
-      <w:r>
-        <w:rPr>
-          <w:rFonts w:hint="eastAsia" w:ascii="Times New Roman" w:hAnsi="Times New Roman" w:eastAsia="Times New Roman" w:cs="Times New Roman"/>
-        </w:rPr>
-        <w:t>CO</w:t>
-      </w:r>
-      <w:r>
-        <w:rPr>
-          <w:rFonts w:hint="eastAsia" w:ascii="Times New Roman" w:hAnsi="Times New Roman" w:eastAsia="FangSong" w:cs="Times New Roman"/>
-        </w:rPr>
-        <w:t>得到</w:t>
-      </w:r>
-      <w:r>
-        <w:rPr>
-          <w:rFonts w:hint="eastAsia" w:ascii="Times New Roman" w:hAnsi="Times New Roman" w:eastAsia="Times New Roman" w:cs="Times New Roman"/>
-        </w:rPr>
-        <w:t>B，</w:t>
-      </w:r>
-      <w:r>
-        <w:rPr>
-          <w:rFonts w:hint="eastAsia" w:ascii="Times New Roman" w:hAnsi="Times New Roman" w:eastAsia="FangSong" w:cs="Times New Roman"/>
-        </w:rPr>
-        <w:t>再和等量</w:t>
-      </w:r>
-      <w:r>
-        <w:rPr>
-          <w:rFonts w:ascii="Times New Roman" w:hAnsi="Times New Roman" w:eastAsia="Times New Roman" w:cs="Times New Roman"/>
-        </w:rPr>
-        <w:t xml:space="preserve"> </w:t>
-      </w:r>
-      <m:oMath>
-        <m:sSub>
-          <m:e>
-            <m:r>
-              <m:rPr>
-                <m:sty m:val="p"/>
-              </m:rPr>
-              <m:t>C</m:t>
-            </m:r>
-            <m:r>
-              <m:rPr>
-                <m:sty m:val="p"/>
-              </m:rPr>
-              <m:t>O</m:t>
-            </m:r>
-          </m:e>
-          <m:sub>
-            <m:r>
-              <m:t>2</m:t>
-            </m:r>
-          </m:sub>
-        </m:sSub>
-      </m:oMath>
-      <w:r>
-        <w:rPr>
-          <w:rFonts w:ascii="Times New Roman" w:hAnsi="Times New Roman" w:eastAsia="Times New Roman" w:cs="Times New Roman"/>
-        </w:rPr>
-        <w:t xml:space="preserve"> </w:t>
-      </w:r>
-      <w:r>
-        <w:rPr>
-          <w:rFonts w:hint="eastAsia" w:ascii="Times New Roman" w:hAnsi="Times New Roman" w:eastAsia="FangSong" w:cs="Times New Roman"/>
-        </w:rPr>
-        <w:t>反应并脱去等量</w:t>
-      </w:r>
-      <w:r>
-        <w:rPr>
-          <w:rFonts w:hint="eastAsia" w:ascii="Times New Roman" w:hAnsi="Times New Roman" w:eastAsia="Times New Roman" w:cs="Times New Roman"/>
-        </w:rPr>
-        <w:t>CO</w:t>
-      </w:r>
-      <w:r>
-        <w:rPr>
-          <w:rFonts w:hint="eastAsia" w:ascii="Times New Roman" w:hAnsi="Times New Roman" w:eastAsia="FangSong" w:cs="Times New Roman"/>
-        </w:rPr>
-        <w:t>得到</w:t>
-      </w:r>
-      <w:r>
-        <w:rPr>
-          <w:rFonts w:hint="eastAsia" w:ascii="Times New Roman" w:hAnsi="Times New Roman" w:eastAsia="Times New Roman" w:cs="Times New Roman"/>
-        </w:rPr>
-        <w:t>C，</w:t>
-      </w:r>
-      <w:r>
-        <w:rPr>
-          <w:rFonts w:hint="eastAsia" w:ascii="Times New Roman" w:hAnsi="Times New Roman" w:eastAsia="FangSong" w:cs="Times New Roman"/>
-        </w:rPr>
-        <w:t>最后和两当量</w:t>
-      </w:r>
-      <w:r>
-        <w:rPr>
-          <w:rFonts w:ascii="Times New Roman" w:hAnsi="Times New Roman" w:eastAsia="Times New Roman" w:cs="Times New Roman"/>
-        </w:rPr>
-        <w:t xml:space="preserve"> </w:t>
-      </w:r>
-      <m:oMath>
-        <m:sSub>
-          <m:e>
-            <m:r>
-              <m:rPr>
-                <m:sty m:val="p"/>
-              </m:rPr>
-              <m:t>C</m:t>
-            </m:r>
-            <m:r>
-              <m:rPr>
-                <m:sty m:val="p"/>
-              </m:rPr>
-              <m:t>O</m:t>
-            </m:r>
-          </m:e>
-          <m:sub>
-            <m:r>
-              <m:t>2</m:t>
-            </m:r>
-          </m:sub>
-        </m:sSub>
-      </m:oMath>
-      <w:r>
-        <w:rPr>
-          <w:rFonts w:ascii="Times New Roman" w:hAnsi="Times New Roman" w:eastAsia="Times New Roman" w:cs="Times New Roman"/>
-        </w:rPr>
-        <w:t xml:space="preserve"> </w:t>
-      </w:r>
-      <w:r>
-        <w:rPr>
-          <w:rFonts w:hint="eastAsia" w:ascii="Times New Roman" w:hAnsi="Times New Roman" w:eastAsia="FangSong" w:cs="Times New Roman"/>
-        </w:rPr>
-        <w:t>反应得到</w:t>
-      </w:r>
-      <w:r>
-        <w:rPr>
-          <w:rFonts w:hint="eastAsia" w:ascii="Times New Roman" w:hAnsi="Times New Roman" w:eastAsia="Times New Roman" w:cs="Times New Roman"/>
-        </w:rPr>
-        <w:t>A，R</w:t>
-      </w:r>
-      <w:r>
-        <w:rPr>
-          <w:rFonts w:hint="eastAsia" w:ascii="Times New Roman" w:hAnsi="Times New Roman" w:eastAsia="FangSong" w:cs="Times New Roman"/>
-        </w:rPr>
-        <w:t>为大体积芳基</w:t>
-      </w:r>
-      <w:r>
-        <w:rPr>
-          <w:rFonts w:hint="eastAsia" w:ascii="Times New Roman" w:hAnsi="Times New Roman" w:eastAsia="Times New Roman" w:cs="Times New Roman"/>
-        </w:rPr>
-        <w:t>。</w:t>
-      </w:r>
-    </w:p>
-    <w:p>
-      <w:pPr>
-        <w:pStyle w:val="BodyText"/>
-        <w:ind w:firstLine="420"/>
-      </w:pPr>
-      <w:r>
-        <w:rPr>
-          <w:rFonts w:hint="eastAsia" w:ascii="Times New Roman" w:hAnsi="Times New Roman" w:eastAsia="Times New Roman" w:cs="Times New Roman"/>
-        </w:rPr>
-        <w:t>（</w:t>
-      </w:r>
-      <w:r>
-        <w:rPr>
-          <w:rFonts w:hint="eastAsia" w:ascii="Times New Roman" w:hAnsi="Times New Roman" w:eastAsia="FangSong" w:cs="Times New Roman"/>
-        </w:rPr>
-        <w:t>注</w:t>
-      </w:r>
-      <w:r>
-        <w:rPr>
-          <w:rFonts w:hint="eastAsia" w:ascii="Times New Roman" w:hAnsi="Times New Roman" w:eastAsia="Times New Roman" w:cs="Times New Roman"/>
-        </w:rPr>
-        <w:t>：</w:t>
-      </w:r>
-      <w:r>
-        <w:rPr>
-          <w:rFonts w:hint="eastAsia" w:ascii="Times New Roman" w:hAnsi="Times New Roman" w:eastAsia="FangSong" w:cs="Times New Roman"/>
-        </w:rPr>
-        <w:t>原题含化学反应方程式图片</w:t>
-      </w:r>
-      <w:r>
-        <w:rPr>
-          <w:rFonts w:hint="eastAsia" w:ascii="Times New Roman" w:hAnsi="Times New Roman" w:eastAsia="Times New Roman" w:cs="Times New Roman"/>
-        </w:rPr>
-        <w:t>，OCR</w:t>
-      </w:r>
-      <w:r>
-        <w:rPr>
-          <w:rFonts w:hint="eastAsia" w:ascii="Times New Roman" w:hAnsi="Times New Roman" w:eastAsia="FangSong" w:cs="Times New Roman"/>
-        </w:rPr>
-        <w:t>原文中为图片引用</w:t>
-      </w:r>
-      <w:r>
-        <w:rPr>
-          <w:rFonts w:hint="eastAsia" w:ascii="Times New Roman" w:hAnsi="Times New Roman" w:eastAsia="Times New Roman" w:cs="Times New Roman"/>
-        </w:rPr>
-        <w:t>）</w:t>
-      </w:r>
-    </w:p>
-    <w:p>
-      <w:pPr>
-        <w:pStyle w:val="Compact"/>
-        <w:numPr>
-          <w:ilvl w:val="0"/>
-          <w:numId w:val="1008"/>
-        </w:numPr>
-        <w:ind w:firstLine="420"/>
-      </w:pPr>
-      <w:r>
-        <w:rPr>
-          <w:rFonts w:hint="eastAsia" w:ascii="Times New Roman" w:hAnsi="Times New Roman" w:eastAsia="FangSong" w:cs="Times New Roman"/>
-        </w:rPr>
-        <w:t xml:space="preserve">已知</w:t>
-      </w:r>
-      <w:r>
-        <w:rPr>
-          <w:rFonts w:ascii="Times New Roman" w:hAnsi="Times New Roman" w:eastAsia="Times New Roman" w:cs="Times New Roman"/>
-        </w:rPr>
-        <w:t xml:space="preserve"> A </w:t>
-      </w:r>
-      <w:r>
-        <w:rPr>
-          <w:rFonts w:hint="eastAsia" w:ascii="Times New Roman" w:hAnsi="Times New Roman" w:eastAsia="FangSong" w:cs="Times New Roman"/>
-        </w:rPr>
-        <w:t xml:space="preserve">中</w:t>
-      </w:r>
-      <w:r>
-        <w:rPr>
-          <w:rFonts w:ascii="Times New Roman" w:hAnsi="Times New Roman" w:eastAsia="Times New Roman" w:cs="Times New Roman"/>
-        </w:rPr>
-        <w:t xml:space="preserve"> Si </w:t>
-      </w:r>
-      <w:r>
-        <w:rPr>
-          <w:rFonts w:hint="eastAsia" w:ascii="Times New Roman" w:hAnsi="Times New Roman" w:eastAsia="FangSong" w:cs="Times New Roman"/>
-        </w:rPr>
-        <w:t xml:space="preserve">的配位数为</w:t>
-      </w:r>
-      <w:r>
-        <w:rPr>
-          <w:rFonts w:ascii="Times New Roman" w:hAnsi="Times New Roman" w:eastAsia="Times New Roman" w:cs="Times New Roman"/>
-        </w:rPr>
-        <w:t xml:space="preserve"> </w:t>
-      </w:r>
-      <w:r>
-        <w:rPr>
-          <w:rFonts w:hint="eastAsia" w:ascii="Times New Roman" w:hAnsi="Times New Roman" w:eastAsia="Times New Roman" w:cs="Times New Roman"/>
-        </w:rPr>
-        <w:t>6，</w:t>
-      </w:r>
-      <w:r>
-        <w:rPr>
-          <w:rFonts w:hint="eastAsia" w:ascii="Times New Roman" w:hAnsi="Times New Roman" w:eastAsia="FangSong" w:cs="Times New Roman"/>
-        </w:rPr>
-        <w:t>给出</w:t>
-      </w:r>
-      <w:r>
-        <w:rPr>
-          <w:rFonts w:ascii="Times New Roman" w:hAnsi="Times New Roman" w:eastAsia="Times New Roman" w:cs="Times New Roman"/>
-        </w:rPr>
-        <w:t xml:space="preserve"> A、B、C </w:t>
-      </w:r>
-      <w:r>
-        <w:rPr>
-          <w:rFonts w:hint="eastAsia" w:ascii="Times New Roman" w:hAnsi="Times New Roman" w:eastAsia="FangSong" w:cs="Times New Roman"/>
-        </w:rPr>
-        <w:t>的结构</w:t>
-      </w:r>
-      <w:r>
-        <w:rPr>
-          <w:rFonts w:hint="eastAsia" w:ascii="Times New Roman" w:hAnsi="Times New Roman" w:eastAsia="Times New Roman" w:cs="Times New Roman"/>
-        </w:rPr>
-        <w:t>，</w:t>
-      </w:r>
-      <w:r>
-        <w:rPr>
-          <w:rFonts w:hint="eastAsia" w:ascii="Times New Roman" w:hAnsi="Times New Roman" w:eastAsia="FangSong" w:cs="Times New Roman"/>
-        </w:rPr>
-        <w:t>其中</w:t>
-      </w:r>
-      <w:r>
-        <w:rPr>
-          <w:rFonts w:ascii="Times New Roman" w:hAnsi="Times New Roman" w:eastAsia="Times New Roman" w:cs="Times New Roman"/>
-        </w:rPr>
-        <w:t xml:space="preserve"> C </w:t>
-      </w:r>
-      <w:r>
-        <w:rPr>
-          <w:rFonts w:hint="eastAsia" w:ascii="Times New Roman" w:hAnsi="Times New Roman" w:eastAsia="FangSong" w:cs="Times New Roman"/>
-        </w:rPr>
-        <w:t>请另写出共振式</w:t>
-      </w:r>
-      <w:r>
-        <w:rPr>
-          <w:rFonts w:hint="eastAsia" w:ascii="Times New Roman" w:hAnsi="Times New Roman" w:eastAsia="Times New Roman" w:cs="Times New Roman"/>
-        </w:rPr>
-        <w:t>。</w:t>
-      </w:r>
-    </w:p>
-    <w:p>
-      <w:pPr>
-        <w:pStyle w:val="Compact"/>
-        <w:numPr>
-          <w:ilvl w:val="0"/>
-          <w:numId w:val="1008"/>
         </w:numPr>
         <w:ind w:firstLine="420"/>
       </w:pPr>
@@ -8930,16 +8443,6 @@
         </w:pict>
       </w:r>
     </w:p>
-    <w:p>
-      <w:pPr>
-        <w:spacing w:before="160" w:after="80"/>
-      </w:pPr>
-      <w:r>
-        <w:pict>
-          <v:rect style="width:0;height:1.5pt" o:hralign="center" o:hrstd="t" o:hr="t"/>
-        </w:pict>
-      </w:r>
-    </w:p>
     <w:bookmarkEnd w:id="26"/>
     <w:bookmarkStart w:id="27" w:name="第16题"/>
     <w:p>
@@ -9085,7 +8588,7 @@
         <w:pStyle w:val="Compact"/>
         <w:numPr>
           <w:ilvl w:val="0"/>
-          <w:numId w:val="1009"/>
+          <w:numId w:val="1007"/>
         </w:numPr>
         <w:ind w:firstLine="420"/>
       </w:pPr>
@@ -9391,7 +8894,7 @@
         <w:pStyle w:val="Compact"/>
         <w:numPr>
           <w:ilvl w:val="0"/>
-          <w:numId w:val="1009"/>
+          <w:numId w:val="1007"/>
         </w:numPr>
         <w:ind w:firstLine="420"/>
       </w:pPr>
@@ -9648,16 +9151,6 @@
         </w:pict>
       </w:r>
     </w:p>
-    <w:p>
-      <w:pPr>
-        <w:spacing w:before="160" w:after="80"/>
-      </w:pPr>
-      <w:r>
-        <w:pict>
-          <v:rect style="width:0;height:1.5pt" o:hralign="center" o:hrstd="t" o:hr="t"/>
-        </w:pict>
-      </w:r>
-    </w:p>
     <w:bookmarkEnd w:id="27"/>
     <w:bookmarkStart w:id="28" w:name="第17题"/>
     <w:p>
@@ -9701,7 +9194,7 @@
         <w:pStyle w:val="Compact"/>
         <w:numPr>
           <w:ilvl w:val="0"/>
-          <w:numId w:val="1010"/>
+          <w:numId w:val="1008"/>
         </w:numPr>
         <w:ind w:firstLine="420"/>
       </w:pPr>
@@ -9723,7 +9216,7 @@
         <w:pStyle w:val="Compact"/>
         <w:numPr>
           <w:ilvl w:val="0"/>
-          <w:numId w:val="1010"/>
+          <w:numId w:val="1008"/>
         </w:numPr>
         <w:ind w:firstLine="420"/>
       </w:pPr>
@@ -9769,7 +9262,7 @@
         <w:pStyle w:val="Compact"/>
         <w:numPr>
           <w:ilvl w:val="0"/>
-          <w:numId w:val="1010"/>
+          <w:numId w:val="1008"/>
         </w:numPr>
         <w:ind w:firstLine="420"/>
       </w:pPr>
@@ -9881,7 +9374,7 @@
         <w:pStyle w:val="Compact"/>
         <w:numPr>
           <w:ilvl w:val="0"/>
-          <w:numId w:val="1010"/>
+          <w:numId w:val="1008"/>
         </w:numPr>
         <w:ind w:firstLine="420"/>
       </w:pPr>
@@ -10000,16 +9493,6 @@
           <w:rFonts w:ascii="Times New Roman" w:hAnsi="Times New Roman" w:eastAsia="Times New Roman" w:cs="Times New Roman"/>
         </w:rPr>
         <w:t xml:space="preserve"> p</w:t>
-      </w:r>
-    </w:p>
-    <w:p>
-      <w:pPr>
-        <w:spacing w:before="160" w:after="80"/>
-      </w:pPr>
-      <w:r>
-        <w:pict>
-          <v:rect style="width:0;height:1.5pt" o:hralign="center" o:hrstd="t" o:hr="t"/>
-        </w:pict>
       </w:r>
     </w:p>
     <w:p>
@@ -10134,16 +9617,6 @@
         </w:pict>
       </w:r>
     </w:p>
-    <w:p>
-      <w:pPr>
-        <w:spacing w:before="160" w:after="80"/>
-      </w:pPr>
-      <w:r>
-        <w:pict>
-          <v:rect style="width:0;height:1.5pt" o:hralign="center" o:hrstd="t" o:hr="t"/>
-        </w:pict>
-      </w:r>
-    </w:p>
     <w:bookmarkEnd w:id="32"/>
     <w:bookmarkStart w:id="33" w:name="第19题"/>
     <w:p>
@@ -10463,7 +9936,7 @@
         <w:pStyle w:val="Compact"/>
         <w:numPr>
           <w:ilvl w:val="0"/>
-          <w:numId w:val="1011"/>
+          <w:numId w:val="1009"/>
         </w:numPr>
         <w:ind w:firstLine="420"/>
       </w:pPr>
@@ -10479,21 +9952,11 @@
         </w:rPr>
         <w:t xml:space="preserve">逐渐增大</w:t>
       </w:r>
-    </w:p>
-    <w:p>
-      <w:pPr>
-        <w:pStyle w:val="Compact"/>
-        <w:numPr>
-          <w:ilvl w:val="0"/>
-          <w:numId w:val="1011"/>
-        </w:numPr>
-        <w:ind w:firstLine="420"/>
-      </w:pPr>
-      <w:r>
-        <w:rPr>
-          <w:rFonts w:ascii="Times New Roman" w:hAnsi="Times New Roman" w:eastAsia="Times New Roman" w:cs="Times New Roman"/>
-        </w:rPr>
-        <w:t xml:space="preserve">B. </w:t>
+      <w:r>
+        <w:rPr>
+          <w:rFonts w:ascii="Times New Roman" w:hAnsi="Times New Roman" w:eastAsia="Times New Roman" w:cs="Times New Roman"/>
+        </w:rPr>
+        <w:t xml:space="preserve">　　B. </w:t>
       </w:r>
       <w:r>
         <w:rPr>
@@ -10501,21 +9964,11 @@
         </w:rPr>
         <w:t xml:space="preserve">逐渐减小</w:t>
       </w:r>
-    </w:p>
-    <w:p>
-      <w:pPr>
-        <w:pStyle w:val="Compact"/>
-        <w:numPr>
-          <w:ilvl w:val="0"/>
-          <w:numId w:val="1011"/>
-        </w:numPr>
-        <w:ind w:firstLine="420"/>
-      </w:pPr>
-      <w:r>
-        <w:rPr>
-          <w:rFonts w:ascii="Times New Roman" w:hAnsi="Times New Roman" w:eastAsia="Times New Roman" w:cs="Times New Roman"/>
-        </w:rPr>
-        <w:t xml:space="preserve">C. </w:t>
+      <w:r>
+        <w:rPr>
+          <w:rFonts w:ascii="Times New Roman" w:hAnsi="Times New Roman" w:eastAsia="Times New Roman" w:cs="Times New Roman"/>
+        </w:rPr>
+        <w:t xml:space="preserve">　　C. </w:t>
       </w:r>
       <w:r>
         <w:rPr>
@@ -10523,37 +9976,17 @@
         </w:rPr>
         <w:t xml:space="preserve">先增大后减小</w:t>
       </w:r>
-    </w:p>
-    <w:p>
-      <w:pPr>
-        <w:pStyle w:val="Compact"/>
-        <w:numPr>
-          <w:ilvl w:val="0"/>
-          <w:numId w:val="1011"/>
-        </w:numPr>
-        <w:ind w:firstLine="420"/>
-      </w:pPr>
-      <w:r>
-        <w:rPr>
-          <w:rFonts w:ascii="Times New Roman" w:hAnsi="Times New Roman" w:eastAsia="Times New Roman" w:cs="Times New Roman"/>
-        </w:rPr>
-        <w:t xml:space="preserve">D. </w:t>
+      <w:r>
+        <w:rPr>
+          <w:rFonts w:ascii="Times New Roman" w:hAnsi="Times New Roman" w:eastAsia="Times New Roman" w:cs="Times New Roman"/>
+        </w:rPr>
+        <w:t xml:space="preserve">　　D. </w:t>
       </w:r>
       <w:r>
         <w:rPr>
           <w:rFonts w:hint="eastAsia" w:ascii="Times New Roman" w:hAnsi="Times New Roman" w:eastAsia="FangSong" w:cs="Times New Roman"/>
         </w:rPr>
         <w:t xml:space="preserve">先减小后增大</w:t>
-      </w:r>
-    </w:p>
-    <w:p>
-      <w:pPr>
-        <w:spacing w:before="160" w:after="80"/>
-      </w:pPr>
-      <w:r>
-        <w:pict>
-          <v:rect style="width:0;height:1.5pt" o:hralign="center" o:hrstd="t" o:hr="t"/>
-        </w:pict>
       </w:r>
     </w:p>
     <w:p>
@@ -10914,7 +10347,7 @@
         <w:pStyle w:val="Compact"/>
         <w:numPr>
           <w:ilvl w:val="0"/>
-          <w:numId w:val="1012"/>
+          <w:numId w:val="1010"/>
         </w:numPr>
         <w:ind w:firstLine="420"/>
       </w:pPr>
@@ -11008,7 +10441,7 @@
         <w:pStyle w:val="Compact"/>
         <w:numPr>
           <w:ilvl w:val="0"/>
-          <w:numId w:val="1012"/>
+          <w:numId w:val="1010"/>
         </w:numPr>
         <w:ind w:firstLine="420"/>
       </w:pPr>
@@ -11079,7 +10512,7 @@
         <w:pStyle w:val="Compact"/>
         <w:numPr>
           <w:ilvl w:val="0"/>
-          <w:numId w:val="1012"/>
+          <w:numId w:val="1010"/>
         </w:numPr>
         <w:ind w:firstLine="420"/>
       </w:pPr>
@@ -11165,7 +10598,7 @@
         <w:pStyle w:val="Compact"/>
         <w:numPr>
           <w:ilvl w:val="0"/>
-          <w:numId w:val="1012"/>
+          <w:numId w:val="1010"/>
         </w:numPr>
         <w:ind w:firstLine="420"/>
       </w:pPr>
@@ -11192,16 +10625,6 @@
           <w:rFonts w:hint="eastAsia" w:ascii="Times New Roman" w:hAnsi="Times New Roman" w:eastAsia="FangSong" w:cs="Times New Roman"/>
         </w:rPr>
         <w:t xml:space="preserve">值基本上不发生变化</w:t>
-      </w:r>
-    </w:p>
-    <w:p>
-      <w:pPr>
-        <w:spacing w:before="160" w:after="80"/>
-      </w:pPr>
-      <w:r>
-        <w:pict>
-          <v:rect style="width:0;height:1.5pt" o:hralign="center" o:hrstd="t" o:hr="t"/>
-        </w:pict>
       </w:r>
     </w:p>
     <w:p>
@@ -11949,58 +11372,6 @@
     </w:p>
     <w:p>
       <w:pPr>
-        <w:pStyle w:val="BodyText"/>
-        <w:ind w:firstLine="420"/>
-      </w:pPr>
-      <w:r>
-        <w:rPr>
-          <w:rFonts w:hint="eastAsia" w:ascii="Times New Roman" w:hAnsi="Times New Roman" w:eastAsia="FangSong" w:cs="Times New Roman"/>
-        </w:rPr>
-        <w:t>写出上述各反应的化学方程式</w:t>
-      </w:r>
-      <w:r>
-        <w:rPr>
-          <w:rFonts w:hint="eastAsia" w:ascii="Times New Roman" w:hAnsi="Times New Roman" w:eastAsia="Times New Roman" w:cs="Times New Roman"/>
-        </w:rPr>
-        <w:t>（</w:t>
-      </w:r>
-      <w:r>
-        <w:rPr>
-          <w:rFonts w:hint="eastAsia" w:ascii="Times New Roman" w:hAnsi="Times New Roman" w:eastAsia="FangSong" w:cs="Times New Roman"/>
-        </w:rPr>
-        <w:t>若为溶液中的离子反应</w:t>
-      </w:r>
-      <w:r>
-        <w:rPr>
-          <w:rFonts w:hint="eastAsia" w:ascii="Times New Roman" w:hAnsi="Times New Roman" w:eastAsia="Times New Roman" w:cs="Times New Roman"/>
-        </w:rPr>
-        <w:t>，</w:t>
-      </w:r>
-      <w:r>
-        <w:rPr>
-          <w:rFonts w:hint="eastAsia" w:ascii="Times New Roman" w:hAnsi="Times New Roman" w:eastAsia="FangSong" w:cs="Times New Roman"/>
-        </w:rPr>
-        <w:t>同时写出离子方程式</w:t>
-      </w:r>
-      <w:r>
-        <w:rPr>
-          <w:rFonts w:hint="eastAsia" w:ascii="Times New Roman" w:hAnsi="Times New Roman" w:eastAsia="Times New Roman" w:cs="Times New Roman"/>
-        </w:rPr>
-        <w:t>）。</w:t>
-      </w:r>
-    </w:p>
-    <w:p>
-      <w:pPr>
-        <w:spacing w:before="160" w:after="80"/>
-      </w:pPr>
-      <w:r>
-        <w:pict>
-          <v:rect style="width:0;height:1.5pt" o:hralign="center" o:hrstd="t" o:hr="t"/>
-        </w:pict>
-      </w:r>
-    </w:p>
-    <w:p>
-      <w:pPr>
         <w:spacing w:before="160" w:after="80"/>
       </w:pPr>
       <w:r>
@@ -12178,16 +11549,6 @@
           <w:rFonts w:hint="eastAsia" w:ascii="Times New Roman" w:hAnsi="Times New Roman" w:eastAsia="Times New Roman" w:cs="Times New Roman"/>
         </w:rPr>
         <w:t>。</w:t>
-      </w:r>
-    </w:p>
-    <w:p>
-      <w:pPr>
-        <w:spacing w:before="160" w:after="80"/>
-      </w:pPr>
-      <w:r>
-        <w:pict>
-          <v:rect style="width:0;height:1.5pt" o:hralign="center" o:hrstd="t" o:hr="t"/>
-        </w:pict>
       </w:r>
     </w:p>
     <w:p>
@@ -12760,16 +12121,6 @@
         </w:pict>
       </w:r>
     </w:p>
-    <w:p>
-      <w:pPr>
-        <w:spacing w:before="160" w:after="80"/>
-      </w:pPr>
-      <w:r>
-        <w:pict>
-          <v:rect style="width:0;height:1.5pt" o:hralign="center" o:hrstd="t" o:hr="t"/>
-        </w:pict>
-      </w:r>
-    </w:p>
     <w:bookmarkEnd w:id="40"/>
     <w:bookmarkStart w:id="47" w:name="第24题"/>
     <w:p>
@@ -13456,12 +12807,15 @@
     </w:p>
     <w:p>
       <w:pPr>
-        <w:numPr>
-          <w:ilvl w:val="0"/>
-          <w:numId w:val="1013"/>
-        </w:numPr>
+        <w:pStyle w:val="BodyText"/>
         <w:ind w:firstLine="420"/>
       </w:pPr>
+      <w:r>
+        <w:rPr>
+          <w:rFonts w:ascii="Times New Roman" w:hAnsi="Times New Roman" w:eastAsia="Times New Roman" w:cs="Times New Roman"/>
+        </w:rPr>
+        <w:t xml:space="preserve">10-1 </w:t>
+      </w:r>
       <w:r>
         <w:rPr>
           <w:rFonts w:hint="eastAsia" w:ascii="Times New Roman" w:hAnsi="Times New Roman" w:eastAsia="FangSong" w:cs="Times New Roman"/>
@@ -13513,12 +12867,15 @@
     </w:p>
     <w:p>
       <w:pPr>
-        <w:numPr>
-          <w:ilvl w:val="0"/>
-          <w:numId w:val="1013"/>
-        </w:numPr>
+        <w:pStyle w:val="BodyText"/>
         <w:ind w:firstLine="420"/>
       </w:pPr>
+      <w:r>
+        <w:rPr>
+          <w:rFonts w:ascii="Times New Roman" w:hAnsi="Times New Roman" w:eastAsia="Times New Roman" w:cs="Times New Roman"/>
+        </w:rPr>
+        <w:t xml:space="preserve">10-2 </w:t>
+      </w:r>
       <w:r>
         <w:rPr>
           <w:rFonts w:hint="eastAsia" w:ascii="Times New Roman" w:hAnsi="Times New Roman" w:eastAsia="FangSong" w:cs="Times New Roman"/>
@@ -13628,12 +12985,15 @@
     </w:p>
     <w:p>
       <w:pPr>
-        <w:numPr>
-          <w:ilvl w:val="0"/>
-          <w:numId w:val="1013"/>
-        </w:numPr>
+        <w:pStyle w:val="BodyText"/>
         <w:ind w:firstLine="420"/>
       </w:pPr>
+      <w:r>
+        <w:rPr>
+          <w:rFonts w:ascii="Times New Roman" w:hAnsi="Times New Roman" w:eastAsia="Times New Roman" w:cs="Times New Roman"/>
+        </w:rPr>
+        <w:t xml:space="preserve">10-3 </w:t>
+      </w:r>
       <w:r>
         <w:rPr>
           <w:rFonts w:hint="eastAsia" w:ascii="Times New Roman" w:hAnsi="Times New Roman" w:eastAsia="FangSong" w:cs="Times New Roman"/>
@@ -13649,14 +13009,17 @@
     </w:p>
     <w:p>
       <w:pPr>
-        <w:numPr>
-          <w:ilvl w:val="0"/>
-          <w:numId w:val="1013"/>
-        </w:numPr>
+        <w:pStyle w:val="BodyText"/>
         <w:ind w:firstLine="420"/>
       </w:pPr>
       <w:r>
         <w:rPr>
+          <w:rFonts w:ascii="Times New Roman" w:hAnsi="Times New Roman" w:eastAsia="Times New Roman" w:cs="Times New Roman"/>
+        </w:rPr>
+        <w:t xml:space="preserve">10-4 </w:t>
+      </w:r>
+      <w:r>
+        <w:rPr>
           <w:rFonts w:hint="eastAsia" w:ascii="Times New Roman" w:hAnsi="Times New Roman" w:eastAsia="FangSong" w:cs="Times New Roman"/>
         </w:rPr>
         <w:t>该超分子化合物在什么温度以下稳定</w:t>
@@ -13678,16 +13041,6 @@
           <w:rFonts w:hint="eastAsia" w:ascii="Times New Roman" w:hAnsi="Times New Roman" w:eastAsia="Times New Roman" w:cs="Times New Roman"/>
         </w:rPr>
         <w:t>？</w:t>
-      </w:r>
-    </w:p>
-    <w:p>
-      <w:pPr>
-        <w:spacing w:before="160" w:after="80"/>
-      </w:pPr>
-      <w:r>
-        <w:pict>
-          <v:rect style="width:0;height:1.5pt" o:hralign="center" o:hrstd="t" o:hr="t"/>
-        </w:pict>
       </w:r>
     </w:p>
     <w:p>
@@ -14616,12 +13969,15 @@
     </w:p>
     <w:p>
       <w:pPr>
-        <w:numPr>
-          <w:ilvl w:val="0"/>
-          <w:numId w:val="1014"/>
-        </w:numPr>
+        <w:pStyle w:val="BodyText"/>
         <w:ind w:firstLine="420"/>
       </w:pPr>
+      <w:r>
+        <w:rPr>
+          <w:rFonts w:ascii="Times New Roman" w:hAnsi="Times New Roman" w:eastAsia="Times New Roman" w:cs="Times New Roman"/>
+        </w:rPr>
+        <w:t xml:space="preserve">7-1 </w:t>
+      </w:r>
       <w:r>
         <w:rPr>
           <w:rFonts w:hint="eastAsia" w:ascii="Times New Roman" w:hAnsi="Times New Roman" w:eastAsia="FangSong" w:cs="Times New Roman"/>
@@ -14637,12 +13993,15 @@
     </w:p>
     <w:p>
       <w:pPr>
-        <w:numPr>
-          <w:ilvl w:val="0"/>
-          <w:numId w:val="1014"/>
-        </w:numPr>
+        <w:pStyle w:val="BodyText"/>
         <w:ind w:firstLine="420"/>
       </w:pPr>
+      <w:r>
+        <w:rPr>
+          <w:rFonts w:ascii="Times New Roman" w:hAnsi="Times New Roman" w:eastAsia="Times New Roman" w:cs="Times New Roman"/>
+        </w:rPr>
+        <w:t xml:space="preserve">7-2 </w:t>
+      </w:r>
       <w:r>
         <w:rPr>
           <w:rFonts w:hint="eastAsia" w:ascii="Times New Roman" w:hAnsi="Times New Roman" w:eastAsia="FangSong" w:cs="Times New Roman"/>
@@ -14698,16 +14057,6 @@
           <w:rFonts w:hint="eastAsia" w:ascii="Times New Roman" w:hAnsi="Times New Roman" w:eastAsia="Times New Roman" w:cs="Times New Roman"/>
         </w:rPr>
         <w:t>。</w:t>
-      </w:r>
-    </w:p>
-    <w:p>
-      <w:pPr>
-        <w:spacing w:before="160" w:after="80"/>
-      </w:pPr>
-      <w:r>
-        <w:pict>
-          <v:rect style="width:0;height:1.5pt" o:hralign="center" o:hrstd="t" o:hr="t"/>
-        </w:pict>
       </w:r>
     </w:p>
     <w:p>
@@ -15203,16 +14552,6 @@
           <w:rFonts w:hint="eastAsia" w:ascii="Times New Roman" w:hAnsi="Times New Roman" w:eastAsia="Times New Roman" w:cs="Times New Roman"/>
         </w:rPr>
         <w:t>。</w:t>
-      </w:r>
-    </w:p>
-    <w:p>
-      <w:pPr>
-        <w:spacing w:before="160" w:after="80"/>
-      </w:pPr>
-      <w:r>
-        <w:pict>
-          <v:rect style="width:0;height:1.5pt" o:hralign="center" o:hrstd="t" o:hr="t"/>
-        </w:pict>
       </w:r>
     </w:p>
     <w:p>
@@ -15558,91 +14897,6 @@
       </w:rPr>
     </w:lvl>
   </w:abstractNum>
-  <w:abstractNum w:abstractNumId="99411">
-    <w:nsid w:val="00A99411"/>
-    <w:multiLevelType w:val="multilevel"/>
-    <w:lvl w:ilvl="0">
-      <w:start w:val="1"/>
-      <w:numFmt w:val="decimal"/>
-      <w:lvlText w:val="%1."/>
-      <w:lvlJc w:val="left"/>
-      <w:pPr>
-        <w:ind w:left="720" w:hanging="360"/>
-      </w:pPr>
-    </w:lvl>
-    <w:lvl w:ilvl="1">
-      <w:start w:val="1"/>
-      <w:numFmt w:val="decimal"/>
-      <w:lvlText w:val="%2."/>
-      <w:lvlJc w:val="left"/>
-      <w:pPr>
-        <w:ind w:left="1440" w:hanging="360"/>
-      </w:pPr>
-    </w:lvl>
-    <w:lvl w:ilvl="2">
-      <w:start w:val="1"/>
-      <w:numFmt w:val="decimal"/>
-      <w:lvlText w:val="%3."/>
-      <w:lvlJc w:val="left"/>
-      <w:pPr>
-        <w:ind w:left="2160" w:hanging="360"/>
-      </w:pPr>
-    </w:lvl>
-    <w:lvl w:ilvl="3">
-      <w:start w:val="1"/>
-      <w:numFmt w:val="decimal"/>
-      <w:lvlText w:val="%4."/>
-      <w:lvlJc w:val="left"/>
-      <w:pPr>
-        <w:ind w:left="2880" w:hanging="360"/>
-      </w:pPr>
-    </w:lvl>
-    <w:lvl w:ilvl="4">
-      <w:start w:val="1"/>
-      <w:numFmt w:val="decimal"/>
-      <w:lvlText w:val="%5."/>
-      <w:lvlJc w:val="left"/>
-      <w:pPr>
-        <w:ind w:left="3600" w:hanging="360"/>
-      </w:pPr>
-    </w:lvl>
-    <w:lvl w:ilvl="5">
-      <w:start w:val="1"/>
-      <w:numFmt w:val="decimal"/>
-      <w:lvlText w:val="%6."/>
-      <w:lvlJc w:val="left"/>
-      <w:pPr>
-        <w:ind w:left="4320" w:hanging="360"/>
-      </w:pPr>
-    </w:lvl>
-    <w:lvl w:ilvl="6">
-      <w:start w:val="1"/>
-      <w:numFmt w:val="decimal"/>
-      <w:lvlText w:val="%7."/>
-      <w:lvlJc w:val="left"/>
-      <w:pPr>
-        <w:ind w:left="5040" w:hanging="360"/>
-      </w:pPr>
-    </w:lvl>
-    <w:lvl w:ilvl="7">
-      <w:start w:val="1"/>
-      <w:numFmt w:val="decimal"/>
-      <w:lvlText w:val="%8."/>
-      <w:lvlJc w:val="left"/>
-      <w:pPr>
-        <w:ind w:left="5760" w:hanging="360"/>
-      </w:pPr>
-    </w:lvl>
-    <w:lvl w:ilvl="8">
-      <w:start w:val="1"/>
-      <w:numFmt w:val="decimal"/>
-      <w:lvlText w:val="%9."/>
-      <w:lvlJc w:val="left"/>
-      <w:pPr>
-        <w:ind w:left="6480" w:hanging="360"/>
-      </w:pPr>
-    </w:lvl>
-  </w:abstractNum>
   <w:abstractNum w:abstractNumId="99431">
     <w:nsid w:val="00A99431"/>
     <w:multiLevelType w:val="multilevel"/>
@@ -15813,6 +15067,91 @@
       </w:pPr>
     </w:lvl>
   </w:abstractNum>
+  <w:abstractNum w:abstractNumId="99411">
+    <w:nsid w:val="00A99411"/>
+    <w:multiLevelType w:val="multilevel"/>
+    <w:lvl w:ilvl="0">
+      <w:start w:val="1"/>
+      <w:numFmt w:val="decimal"/>
+      <w:lvlText w:val="%1."/>
+      <w:lvlJc w:val="left"/>
+      <w:pPr>
+        <w:ind w:left="720" w:hanging="360"/>
+      </w:pPr>
+    </w:lvl>
+    <w:lvl w:ilvl="1">
+      <w:start w:val="1"/>
+      <w:numFmt w:val="decimal"/>
+      <w:lvlText w:val="%2."/>
+      <w:lvlJc w:val="left"/>
+      <w:pPr>
+        <w:ind w:left="1440" w:hanging="360"/>
+      </w:pPr>
+    </w:lvl>
+    <w:lvl w:ilvl="2">
+      <w:start w:val="1"/>
+      <w:numFmt w:val="decimal"/>
+      <w:lvlText w:val="%3."/>
+      <w:lvlJc w:val="left"/>
+      <w:pPr>
+        <w:ind w:left="2160" w:hanging="360"/>
+      </w:pPr>
+    </w:lvl>
+    <w:lvl w:ilvl="3">
+      <w:start w:val="1"/>
+      <w:numFmt w:val="decimal"/>
+      <w:lvlText w:val="%4."/>
+      <w:lvlJc w:val="left"/>
+      <w:pPr>
+        <w:ind w:left="2880" w:hanging="360"/>
+      </w:pPr>
+    </w:lvl>
+    <w:lvl w:ilvl="4">
+      <w:start w:val="1"/>
+      <w:numFmt w:val="decimal"/>
+      <w:lvlText w:val="%5."/>
+      <w:lvlJc w:val="left"/>
+      <w:pPr>
+        <w:ind w:left="3600" w:hanging="360"/>
+      </w:pPr>
+    </w:lvl>
+    <w:lvl w:ilvl="5">
+      <w:start w:val="1"/>
+      <w:numFmt w:val="decimal"/>
+      <w:lvlText w:val="%6."/>
+      <w:lvlJc w:val="left"/>
+      <w:pPr>
+        <w:ind w:left="4320" w:hanging="360"/>
+      </w:pPr>
+    </w:lvl>
+    <w:lvl w:ilvl="6">
+      <w:start w:val="1"/>
+      <w:numFmt w:val="decimal"/>
+      <w:lvlText w:val="%7."/>
+      <w:lvlJc w:val="left"/>
+      <w:pPr>
+        <w:ind w:left="5040" w:hanging="360"/>
+      </w:pPr>
+    </w:lvl>
+    <w:lvl w:ilvl="7">
+      <w:start w:val="1"/>
+      <w:numFmt w:val="decimal"/>
+      <w:lvlText w:val="%8."/>
+      <w:lvlJc w:val="left"/>
+      <w:pPr>
+        <w:ind w:left="5760" w:hanging="360"/>
+      </w:pPr>
+    </w:lvl>
+    <w:lvl w:ilvl="8">
+      <w:start w:val="1"/>
+      <w:numFmt w:val="decimal"/>
+      <w:lvlText w:val="%9."/>
+      <w:lvlJc w:val="left"/>
+      <w:pPr>
+        <w:ind w:left="6480" w:hanging="360"/>
+      </w:pPr>
+    </w:lvl>
+  </w:abstractNum>
   <w:num w:numId="1000">
     <w:abstractNumId w:val="990"/>
   </w:num>
@@ -15820,6 +15159,66 @@
     <w:abstractNumId w:val="991"/>
   </w:num>
   <w:num w:numId="1002">
+    <w:abstractNumId w:val="99431"/>
+    <w:lvlOverride w:ilvl="0">
+      <w:startOverride w:val="1"/>
+    </w:lvlOverride>
+    <w:lvlOverride w:ilvl="1">
+      <w:startOverride w:val="1"/>
+    </w:lvlOverride>
+    <w:lvlOverride w:ilvl="2">
+      <w:startOverride w:val="1"/>
+    </w:lvlOverride>
+    <w:lvlOverride w:ilvl="3">
+      <w:startOverride w:val="1"/>
+    </w:lvlOverride>
+    <w:lvlOverride w:ilvl="4">
+      <w:startOverride w:val="1"/>
+    </w:lvlOverride>
+    <w:lvlOverride w:ilvl="5">
+      <w:startOverride w:val="1"/>
+    </w:lvlOverride>
+    <w:lvlOverride w:ilvl="6">
+      <w:startOverride w:val="1"/>
+    </w:lvlOverride>
+    <w:lvlOverride w:ilvl="7">
+      <w:startOverride w:val="1"/>
+    </w:lvlOverride>
+    <w:lvlOverride w:ilvl="8">
+      <w:startOverride w:val="1"/>
+    </w:lvlOverride>
+  </w:num>
+  <w:num w:numId="1003">
+    <w:abstractNumId w:val="99731"/>
+    <w:lvlOverride w:ilvl="0">
+      <w:startOverride w:val="1"/>
+    </w:lvlOverride>
+    <w:lvlOverride w:ilvl="1">
+      <w:startOverride w:val="1"/>
+    </w:lvlOverride>
+    <w:lvlOverride w:ilvl="2">
+      <w:startOverride w:val="1"/>
+    </w:lvlOverride>
+    <w:lvlOverride w:ilvl="3">
+      <w:startOverride w:val="1"/>
+    </w:lvlOverride>
+    <w:lvlOverride w:ilvl="4">
+      <w:startOverride w:val="1"/>
+    </w:lvlOverride>
+    <w:lvlOverride w:ilvl="5">
+      <w:startOverride w:val="1"/>
+    </w:lvlOverride>
+    <w:lvlOverride w:ilvl="6">
+      <w:startOverride w:val="1"/>
+    </w:lvlOverride>
+    <w:lvlOverride w:ilvl="7">
+      <w:startOverride w:val="1"/>
+    </w:lvlOverride>
+    <w:lvlOverride w:ilvl="8">
+      <w:startOverride w:val="1"/>
+    </w:lvlOverride>
+  </w:num>
+  <w:num w:numId="1004">
     <w:abstractNumId w:val="99411"/>
     <w:lvlOverride w:ilvl="0">
       <w:startOverride w:val="1"/>
@@ -15849,68 +15248,8 @@
       <w:startOverride w:val="1"/>
     </w:lvlOverride>
   </w:num>
-  <w:num w:numId="1003">
-    <w:abstractNumId w:val="99431"/>
-    <w:lvlOverride w:ilvl="0">
-      <w:startOverride w:val="1"/>
-    </w:lvlOverride>
-    <w:lvlOverride w:ilvl="1">
-      <w:startOverride w:val="1"/>
-    </w:lvlOverride>
-    <w:lvlOverride w:ilvl="2">
-      <w:startOverride w:val="1"/>
-    </w:lvlOverride>
-    <w:lvlOverride w:ilvl="3">
-      <w:startOverride w:val="1"/>
-    </w:lvlOverride>
-    <w:lvlOverride w:ilvl="4">
-      <w:startOverride w:val="1"/>
-    </w:lvlOverride>
-    <w:lvlOverride w:ilvl="5">
-      <w:startOverride w:val="1"/>
-    </w:lvlOverride>
-    <w:lvlOverride w:ilvl="6">
-      <w:startOverride w:val="1"/>
-    </w:lvlOverride>
-    <w:lvlOverride w:ilvl="7">
-      <w:startOverride w:val="1"/>
-    </w:lvlOverride>
-    <w:lvlOverride w:ilvl="8">
-      <w:startOverride w:val="1"/>
-    </w:lvlOverride>
-  </w:num>
-  <w:num w:numId="1004">
-    <w:abstractNumId w:val="99731"/>
-    <w:lvlOverride w:ilvl="0">
-      <w:startOverride w:val="1"/>
-    </w:lvlOverride>
-    <w:lvlOverride w:ilvl="1">
-      <w:startOverride w:val="1"/>
-    </w:lvlOverride>
-    <w:lvlOverride w:ilvl="2">
-      <w:startOverride w:val="1"/>
-    </w:lvlOverride>
-    <w:lvlOverride w:ilvl="3">
-      <w:startOverride w:val="1"/>
-    </w:lvlOverride>
-    <w:lvlOverride w:ilvl="4">
-      <w:startOverride w:val="1"/>
-    </w:lvlOverride>
-    <w:lvlOverride w:ilvl="5">
-      <w:startOverride w:val="1"/>
-    </w:lvlOverride>
-    <w:lvlOverride w:ilvl="6">
-      <w:startOverride w:val="1"/>
-    </w:lvlOverride>
-    <w:lvlOverride w:ilvl="7">
-      <w:startOverride w:val="1"/>
-    </w:lvlOverride>
-    <w:lvlOverride w:ilvl="8">
-      <w:startOverride w:val="1"/>
-    </w:lvlOverride>
-  </w:num>
   <w:num w:numId="1005">
-    <w:abstractNumId w:val="99431"/>
+    <w:abstractNumId w:val="99411"/>
     <w:lvlOverride w:ilvl="0">
       <w:startOverride w:val="1"/>
     </w:lvlOverride>
@@ -16000,133 +15339,13 @@
     </w:lvlOverride>
   </w:num>
   <w:num w:numId="1008">
-    <w:abstractNumId w:val="99411"/>
-    <w:lvlOverride w:ilvl="0">
-      <w:startOverride w:val="1"/>
-    </w:lvlOverride>
-    <w:lvlOverride w:ilvl="1">
-      <w:startOverride w:val="1"/>
-    </w:lvlOverride>
-    <w:lvlOverride w:ilvl="2">
-      <w:startOverride w:val="1"/>
-    </w:lvlOverride>
-    <w:lvlOverride w:ilvl="3">
-      <w:startOverride w:val="1"/>
-    </w:lvlOverride>
-    <w:lvlOverride w:ilvl="4">
-      <w:startOverride w:val="1"/>
-    </w:lvlOverride>
-    <w:lvlOverride w:ilvl="5">
-      <w:startOverride w:val="1"/>
-    </w:lvlOverride>
-    <w:lvlOverride w:ilvl="6">
-      <w:startOverride w:val="1"/>
-    </w:lvlOverride>
-    <w:lvlOverride w:ilvl="7">
-      <w:startOverride w:val="1"/>
-    </w:lvlOverride>
-    <w:lvlOverride w:ilvl="8">
-      <w:startOverride w:val="1"/>
-    </w:lvlOverride>
+    <w:abstractNumId w:val="991"/>
   </w:num>
   <w:num w:numId="1009">
-    <w:abstractNumId w:val="99411"/>
-    <w:lvlOverride w:ilvl="0">
-      <w:startOverride w:val="1"/>
-    </w:lvlOverride>
-    <w:lvlOverride w:ilvl="1">
-      <w:startOverride w:val="1"/>
-    </w:lvlOverride>
-    <w:lvlOverride w:ilvl="2">
-      <w:startOverride w:val="1"/>
-    </w:lvlOverride>
-    <w:lvlOverride w:ilvl="3">
-      <w:startOverride w:val="1"/>
-    </w:lvlOverride>
-    <w:lvlOverride w:ilvl="4">
-      <w:startOverride w:val="1"/>
-    </w:lvlOverride>
-    <w:lvlOverride w:ilvl="5">
-      <w:startOverride w:val="1"/>
-    </w:lvlOverride>
-    <w:lvlOverride w:ilvl="6">
-      <w:startOverride w:val="1"/>
-    </w:lvlOverride>
-    <w:lvlOverride w:ilvl="7">
-      <w:startOverride w:val="1"/>
-    </w:lvlOverride>
-    <w:lvlOverride w:ilvl="8">
-      <w:startOverride w:val="1"/>
-    </w:lvlOverride>
+    <w:abstractNumId w:val="991"/>
   </w:num>
   <w:num w:numId="1010">
     <w:abstractNumId w:val="991"/>
-  </w:num>
-  <w:num w:numId="1011">
-    <w:abstractNumId w:val="991"/>
-  </w:num>
-  <w:num w:numId="1012">
-    <w:abstractNumId w:val="991"/>
-  </w:num>
-  <w:num w:numId="1013">
-    <w:abstractNumId w:val="99431"/>
-    <w:lvlOverride w:ilvl="0">
-      <w:startOverride w:val="1"/>
-    </w:lvlOverride>
-    <w:lvlOverride w:ilvl="1">
-      <w:startOverride w:val="1"/>
-    </w:lvlOverride>
-    <w:lvlOverride w:ilvl="2">
-      <w:startOverride w:val="1"/>
-    </w:lvlOverride>
-    <w:lvlOverride w:ilvl="3">
-      <w:startOverride w:val="1"/>
-    </w:lvlOverride>
-    <w:lvlOverride w:ilvl="4">
-      <w:startOverride w:val="1"/>
-    </w:lvlOverride>
-    <w:lvlOverride w:ilvl="5">
-      <w:startOverride w:val="1"/>
-    </w:lvlOverride>
-    <w:lvlOverride w:ilvl="6">
-      <w:startOverride w:val="1"/>
-    </w:lvlOverride>
-    <w:lvlOverride w:ilvl="7">
-      <w:startOverride w:val="1"/>
-    </w:lvlOverride>
-    <w:lvlOverride w:ilvl="8">
-      <w:startOverride w:val="1"/>
-    </w:lvlOverride>
-  </w:num>
-  <w:num w:numId="1014">
-    <w:abstractNumId w:val="99431"/>
-    <w:lvlOverride w:ilvl="0">
-      <w:startOverride w:val="1"/>
-    </w:lvlOverride>
-    <w:lvlOverride w:ilvl="1">
-      <w:startOverride w:val="1"/>
-    </w:lvlOverride>
-    <w:lvlOverride w:ilvl="2">
-      <w:startOverride w:val="1"/>
-    </w:lvlOverride>
-    <w:lvlOverride w:ilvl="3">
-      <w:startOverride w:val="1"/>
-    </w:lvlOverride>
-    <w:lvlOverride w:ilvl="4">
-      <w:startOverride w:val="1"/>
-    </w:lvlOverride>
-    <w:lvlOverride w:ilvl="5">
-      <w:startOverride w:val="1"/>
-    </w:lvlOverride>
-    <w:lvlOverride w:ilvl="6">
-      <w:startOverride w:val="1"/>
-    </w:lvlOverride>
-    <w:lvlOverride w:ilvl="7">
-      <w:startOverride w:val="1"/>
-    </w:lvlOverride>
-    <w:lvlOverride w:ilvl="8">
-      <w:startOverride w:val="1"/>
-    </w:lvlOverride>
   </w:num>
 </w:numbering>
 </file>

--- a/00-首页/题组Word/第一轮·综合套卷/第一轮综合卷11（学生版-打印版）.docx
+++ b/00-首页/题组Word/第一轮·综合套卷/第一轮综合卷11（学生版-打印版）.docx
@@ -1828,7 +1828,7 @@
         <w:rPr>
           <w:rFonts w:ascii="Times New Roman" w:hAnsi="Times New Roman" w:eastAsia="Times New Roman" w:cs="Times New Roman"/>
         </w:rPr>
-        <w:t xml:space="preserve">A.</w:t>
+        <w:t xml:space="preserve">- A.</w:t>
       </w:r>
       <w:r>
         <w:rPr>
@@ -1895,7 +1895,7 @@
         <w:rPr>
           <w:rFonts w:ascii="Times New Roman" w:hAnsi="Times New Roman" w:eastAsia="Times New Roman" w:cs="Times New Roman"/>
         </w:rPr>
-        <w:t xml:space="preserve">B.</w:t>
+        <w:t xml:space="preserve">- B.</w:t>
       </w:r>
       <w:r>
         <w:rPr>
@@ -1962,7 +1962,7 @@
         <w:rPr>
           <w:rFonts w:ascii="Times New Roman" w:hAnsi="Times New Roman" w:eastAsia="Times New Roman" w:cs="Times New Roman"/>
         </w:rPr>
-        <w:t xml:space="preserve">C.</w:t>
+        <w:t xml:space="preserve">- C.</w:t>
       </w:r>
       <w:r>
         <w:rPr>
@@ -2038,7 +2038,7 @@
         <w:rPr>
           <w:rFonts w:ascii="Times New Roman" w:hAnsi="Times New Roman" w:eastAsia="Times New Roman" w:cs="Times New Roman"/>
         </w:rPr>
-        <w:t xml:space="preserve">D.</w:t>
+        <w:t xml:space="preserve">- D.</w:t>
       </w:r>
       <w:r>
         <w:rPr>
@@ -3306,7 +3306,7 @@
         <w:rPr>
           <w:rFonts w:ascii="Times New Roman" w:hAnsi="Times New Roman" w:eastAsia="Times New Roman" w:cs="Times New Roman"/>
         </w:rPr>
-        <w:t xml:space="preserve">A.</w:t>
+        <w:t xml:space="preserve">- A.</w:t>
       </w:r>
       <w:r>
         <w:rPr>
@@ -3444,7 +3444,7 @@
         <w:rPr>
           <w:rFonts w:ascii="Times New Roman" w:hAnsi="Times New Roman" w:eastAsia="Times New Roman" w:cs="Times New Roman"/>
         </w:rPr>
-        <w:t xml:space="preserve">B.</w:t>
+        <w:t xml:space="preserve">- B.</w:t>
       </w:r>
       <w:r>
         <w:rPr>
@@ -3573,7 +3573,7 @@
         <w:rPr>
           <w:rFonts w:ascii="Times New Roman" w:hAnsi="Times New Roman" w:eastAsia="Times New Roman" w:cs="Times New Roman"/>
         </w:rPr>
-        <w:t xml:space="preserve">C.</w:t>
+        <w:t xml:space="preserve">- C.</w:t>
       </w:r>
       <w:r>
         <w:rPr>
@@ -3675,7 +3675,7 @@
         <w:rPr>
           <w:rFonts w:ascii="Times New Roman" w:hAnsi="Times New Roman" w:eastAsia="Times New Roman" w:cs="Times New Roman"/>
         </w:rPr>
-        <w:t xml:space="preserve">D.</w:t>
+        <w:t xml:space="preserve">- D.</w:t>
       </w:r>
       <w:r>
         <w:rPr>
@@ -4937,7 +4937,7 @@
           <w:b/>
           <w:bCs/>
         </w:rPr>
-        <w:t xml:space="preserve">73-1</w:t>
+        <w:t xml:space="preserve">(1)</w:t>
       </w:r>
       <w:r>
         <w:rPr>
@@ -4993,7 +4993,7 @@
           <w:b/>
           <w:bCs/>
         </w:rPr>
-        <w:t xml:space="preserve">73-2</w:t>
+        <w:t xml:space="preserve">(2)</w:t>
       </w:r>
       <w:r>
         <w:rPr>
@@ -5582,88 +5582,85 @@
     </w:p>
     <w:p>
       <w:pPr>
-        <w:spacing w:before="160" w:after="80"/>
-      </w:pPr>
-      <w:r>
-        <w:pict>
-          <v:rect style="width:0;height:1.5pt" o:hralign="center" o:hrstd="t" o:hr="t"/>
-        </w:pict>
-      </w:r>
-    </w:p>
-    <w:bookmarkEnd w:id="18"/>
-    <w:bookmarkStart w:id="19" w:name="第11题"/>
-    <w:p>
-      <w:pPr>
-        <w:pStyle w:val="Heading3"/>
-        <w:spacing w:before="280" w:after="120"/>
-      </w:pPr>
-      <w:r>
-        <w:rPr>
-          <w:rFonts w:hint="eastAsia" w:ascii="Times New Roman" w:hAnsi="Times New Roman" w:eastAsia="SimHei" w:cs="Times New Roman"/>
-        </w:rPr>
-        <w:t>第</w:t>
-      </w:r>
-      <w:r>
-        <w:rPr>
-          <w:rFonts w:hint="eastAsia" w:ascii="Times New Roman" w:hAnsi="Times New Roman" w:eastAsia="Times New Roman" w:cs="Times New Roman"/>
-        </w:rPr>
-        <w:t>11</w:t>
-      </w:r>
-      <w:r>
-        <w:rPr>
-          <w:rFonts w:hint="eastAsia" w:ascii="Times New Roman" w:hAnsi="Times New Roman" w:eastAsia="SimHei" w:cs="Times New Roman"/>
-        </w:rPr>
-        <w:t>题</w:t>
+        <w:numPr>
+          <w:ilvl w:val="0"/>
+          <w:numId w:val="1003"/>
+        </w:numPr>
+        <w:ind w:firstLine="420"/>
+      </w:pPr>
+      <w:r>
+        <w:rPr>
+          <w:rFonts w:hint="eastAsia" w:ascii="Times New Roman" w:hAnsi="Times New Roman" w:eastAsia="FangSong" w:cs="Times New Roman"/>
+        </w:rPr>
+        <w:t xml:space="preserve">请画出</w:t>
+      </w:r>
+      <w:r>
+        <w:rPr>
+          <w:rFonts w:ascii="Times New Roman" w:hAnsi="Times New Roman" w:eastAsia="Times New Roman" w:cs="Times New Roman"/>
+        </w:rPr>
+        <w:t xml:space="preserve"> </w:t>
+      </w:r>
+      <m:oMath>
+        <m:r>
+          <m:t>γ</m:t>
+        </m:r>
+      </m:oMath>
+      <w:r>
+        <w:rPr>
+          <w:rFonts w:ascii="Times New Roman" w:hAnsi="Times New Roman" w:eastAsia="Times New Roman" w:cs="Times New Roman"/>
+        </w:rPr>
+        <w:t xml:space="preserve"> </w:t>
+      </w:r>
+      <w:r>
+        <w:rPr>
+          <w:rFonts w:ascii="Times New Roman" w:hAnsi="Times New Roman" w:eastAsia="Times New Roman" w:cs="Times New Roman"/>
+        </w:rPr>
+        <w:t xml:space="preserve">-MgAgSb </w:t>
+      </w:r>
+      <w:r>
+        <w:rPr>
+          <w:rFonts w:hint="eastAsia" w:ascii="Times New Roman" w:hAnsi="Times New Roman" w:eastAsia="FangSong" w:cs="Times New Roman"/>
+        </w:rPr>
+        <w:t>的正当晶胞</w:t>
+      </w:r>
+      <w:r>
+        <w:rPr>
+          <w:rFonts w:hint="eastAsia" w:ascii="Times New Roman" w:hAnsi="Times New Roman" w:eastAsia="Times New Roman" w:cs="Times New Roman"/>
+        </w:rPr>
+        <w:t>。</w:t>
       </w:r>
     </w:p>
     <w:p>
       <w:pPr>
-        <w:pStyle w:val="FirstParagraph"/>
+        <w:numPr>
+          <w:ilvl w:val="0"/>
+          <w:numId w:val="1003"/>
+        </w:numPr>
         <w:ind w:firstLine="420"/>
       </w:pPr>
       <w:r>
         <w:rPr>
-          <w:rFonts w:ascii="Times New Roman" w:hAnsi="Times New Roman" w:eastAsia="Times New Roman" w:cs="Times New Roman"/>
-          <w:b/>
-          <w:bCs/>
-        </w:rPr>
-        <w:t xml:space="preserve">75-1</w:t>
-      </w:r>
-      <w:r>
-        <w:rPr>
-          <w:rFonts w:ascii="Times New Roman" w:hAnsi="Times New Roman" w:eastAsia="Times New Roman" w:cs="Times New Roman"/>
-        </w:rPr>
-        <w:t xml:space="preserve"> </w:t>
-      </w:r>
-      <w:r>
-        <w:rPr>
-          <w:rFonts w:hint="eastAsia" w:ascii="Times New Roman" w:hAnsi="Times New Roman" w:eastAsia="FangSong" w:cs="Times New Roman"/>
-        </w:rPr>
-        <w:t xml:space="preserve">将</w:t>
-      </w:r>
-      <w:r>
-        <w:rPr>
-          <w:rFonts w:ascii="Times New Roman" w:hAnsi="Times New Roman" w:eastAsia="Times New Roman" w:cs="Times New Roman"/>
-        </w:rPr>
-        <w:t xml:space="preserve"> ZnO </w:t>
-      </w:r>
-      <w:r>
-        <w:rPr>
-          <w:rFonts w:hint="eastAsia" w:ascii="Times New Roman" w:hAnsi="Times New Roman" w:eastAsia="FangSong" w:cs="Times New Roman"/>
-        </w:rPr>
-        <w:t xml:space="preserve">和</w:t>
-      </w:r>
-      <w:r>
-        <w:rPr>
-          <w:rFonts w:ascii="Times New Roman" w:hAnsi="Times New Roman" w:eastAsia="Times New Roman" w:cs="Times New Roman"/>
-        </w:rPr>
-        <w:t xml:space="preserve"> Zn </w:t>
-      </w:r>
-      <w:r>
-        <w:rPr>
-          <w:rFonts w:hint="eastAsia" w:ascii="Times New Roman" w:hAnsi="Times New Roman" w:eastAsia="FangSong" w:cs="Times New Roman"/>
-        </w:rPr>
-        <w:t xml:space="preserve">混合后隔绝空气加热可得到</w:t>
+          <w:rFonts w:hint="eastAsia" w:ascii="Times New Roman" w:hAnsi="Times New Roman" w:eastAsia="FangSong" w:cs="Times New Roman"/>
+        </w:rPr>
+        <w:t>计算说明在高温下银离子能否自由移动而导电</w:t>
+      </w:r>
+      <w:r>
+        <w:rPr>
+          <w:rFonts w:hint="eastAsia" w:ascii="Times New Roman" w:hAnsi="Times New Roman" w:eastAsia="Times New Roman" w:cs="Times New Roman"/>
+        </w:rPr>
+        <w:t>。</w:t>
+      </w:r>
+      <w:r>
+        <w:rPr>
+          <w:rFonts w:hint="eastAsia" w:ascii="Times New Roman" w:hAnsi="Times New Roman" w:eastAsia="FangSong" w:cs="Times New Roman"/>
+        </w:rPr>
+        <w:t>离子半径数据</w:t>
+      </w:r>
+      <w:r>
+        <w:rPr>
+          <w:rFonts w:hint="eastAsia" w:ascii="Times New Roman" w:hAnsi="Times New Roman" w:eastAsia="Times New Roman" w:cs="Times New Roman"/>
+        </w:rPr>
+        <w:t>：</w:t>
       </w:r>
       <w:r>
         <w:rPr>
@@ -5681,209 +5678,87 @@
           </m:ctrlPr>
         </m:oMathPr>
         <m:r>
+          <m:t>r</m:t>
+        </m:r>
+        <m:r>
           <m:rPr>
             <m:sty m:val="p"/>
           </m:rPr>
-          <m:t>Z</m:t>
-        </m:r>
+          <m:t>(</m:t>
+        </m:r>
+        <m:sSup>
+          <m:e>
+            <m:r>
+              <m:rPr>
+                <m:sty m:val="p"/>
+              </m:rPr>
+              <m:t>M</m:t>
+            </m:r>
+            <m:r>
+              <m:rPr>
+                <m:sty m:val="p"/>
+              </m:rPr>
+              <m:t>g</m:t>
+            </m:r>
+          </m:e>
+          <m:sup>
+            <m:r>
+              <m:t>2</m:t>
+            </m:r>
+            <m:r>
+              <m:rPr>
+                <m:sty m:val="p"/>
+              </m:rPr>
+              <m:t>+</m:t>
+            </m:r>
+          </m:sup>
+        </m:sSup>
         <m:r>
           <m:rPr>
             <m:sty m:val="p"/>
           </m:rPr>
-          <m:t>n</m:t>
-        </m:r>
-        <m:sSub>
-          <m:e>
-            <m:r>
-              <m:rPr>
-                <m:sty m:val="p"/>
-              </m:rPr>
-              <m:t>O</m:t>
-            </m:r>
-          </m:e>
-          <m:sub>
-            <m:r>
-              <m:rPr>
-                <m:sty m:val="p"/>
-              </m:rPr>
-              <m:t>1</m:t>
-            </m:r>
-            <m:r>
-              <m:rPr>
-                <m:sty m:val="p"/>
-              </m:rPr>
-              <m:t>−</m:t>
-            </m:r>
-            <m:r>
-              <m:rPr>
-                <m:sty m:val="p"/>
-              </m:rPr>
-              <m:t>x</m:t>
-            </m:r>
-          </m:sub>
-        </m:sSub>
+          <m:t>)</m:t>
+        </m:r>
+        <m:r>
+          <m:rPr>
+            <m:sty m:val="p"/>
+          </m:rPr>
+          <m:t>=</m:t>
+        </m:r>
+        <m:r>
+          <m:t>72</m:t>
+        </m:r>
+        <m:r>
+          <m:rPr>
+            <m:sty m:val="p"/>
+          </m:rPr>
+          <m:t>p</m:t>
+        </m:r>
+        <m:r>
+          <m:rPr>
+            <m:sty m:val="p"/>
+          </m:rPr>
+          <m:t>m</m:t>
+        </m:r>
       </m:oMath>
       <w:r>
         <w:rPr>
-          <w:rFonts w:hint="eastAsia" w:ascii="Times New Roman" w:hAnsi="Times New Roman" w:eastAsia="Times New Roman" w:cs="Times New Roman"/>
-        </w:rPr>
-        <w:t>，</w:t>
-      </w:r>
-      <w:r>
-        <w:rPr>
-          <w:rFonts w:hint="eastAsia" w:ascii="Times New Roman" w:hAnsi="Times New Roman" w:eastAsia="FangSong" w:cs="Times New Roman"/>
-        </w:rPr>
-        <w:t>通过调整</w:t>
-      </w:r>
-      <w:r>
-        <w:rPr>
-          <w:rFonts w:ascii="Times New Roman" w:hAnsi="Times New Roman" w:eastAsia="Times New Roman" w:cs="Times New Roman"/>
-        </w:rPr>
-        <w:t xml:space="preserve"> ZnO/Zn </w:t>
-      </w:r>
-      <w:r>
-        <w:rPr>
-          <w:rFonts w:hint="eastAsia" w:ascii="Times New Roman" w:hAnsi="Times New Roman" w:eastAsia="FangSong" w:cs="Times New Roman"/>
-        </w:rPr>
-        <w:t>的比例可以得到不同颜色的化合物</w:t>
-      </w:r>
-      <w:r>
-        <w:rPr>
-          <w:rFonts w:hint="eastAsia" w:ascii="Times New Roman" w:hAnsi="Times New Roman" w:eastAsia="Times New Roman" w:cs="Times New Roman"/>
-        </w:rPr>
-        <w:t>，</w:t>
-      </w:r>
-      <w:r>
-        <w:rPr>
-          <w:rFonts w:hint="eastAsia" w:ascii="Times New Roman" w:hAnsi="Times New Roman" w:eastAsia="FangSong" w:cs="Times New Roman"/>
-        </w:rPr>
-        <w:t>解释原因</w:t>
-      </w:r>
-      <w:r>
-        <w:rPr>
-          <w:rFonts w:hint="eastAsia" w:ascii="Times New Roman" w:hAnsi="Times New Roman" w:eastAsia="Times New Roman" w:cs="Times New Roman"/>
-        </w:rPr>
-        <w:t>。</w:t>
-      </w:r>
-    </w:p>
-    <w:p>
-      <w:pPr>
-        <w:pStyle w:val="BodyText"/>
-        <w:ind w:firstLine="420"/>
-      </w:pPr>
-      <w:r>
-        <w:rPr>
-          <w:rFonts w:ascii="Times New Roman" w:hAnsi="Times New Roman" w:eastAsia="Times New Roman" w:cs="Times New Roman"/>
-          <w:b/>
-          <w:bCs/>
-        </w:rPr>
-        <w:t xml:space="preserve">75-2</w:t>
-      </w:r>
-      <w:r>
-        <w:rPr>
-          <w:rFonts w:ascii="Times New Roman" w:hAnsi="Times New Roman" w:eastAsia="Times New Roman" w:cs="Times New Roman"/>
-        </w:rPr>
-        <w:t xml:space="preserve"> </w:t>
-      </w:r>
-      <w:r>
-        <w:rPr>
-          <w:rFonts w:ascii="Times New Roman" w:hAnsi="Times New Roman" w:eastAsia="Times New Roman" w:cs="Times New Roman"/>
-        </w:rPr>
-        <w:t xml:space="preserve">ZnO </w:t>
-      </w:r>
-      <w:r>
-        <w:rPr>
-          <w:rFonts w:hint="eastAsia" w:ascii="Times New Roman" w:hAnsi="Times New Roman" w:eastAsia="FangSong" w:cs="Times New Roman"/>
-        </w:rPr>
-        <w:t>呈白色</w:t>
-      </w:r>
-      <w:r>
-        <w:rPr>
-          <w:rFonts w:hint="eastAsia" w:ascii="Times New Roman" w:hAnsi="Times New Roman" w:eastAsia="Times New Roman" w:cs="Times New Roman"/>
-        </w:rPr>
-        <w:t>，</w:t>
-      </w:r>
-      <w:r>
-        <w:rPr>
-          <w:rFonts w:hint="eastAsia" w:ascii="Times New Roman" w:hAnsi="Times New Roman" w:eastAsia="FangSong" w:cs="Times New Roman"/>
-        </w:rPr>
-        <w:t>而</w:t>
-      </w:r>
-      <w:r>
-        <w:rPr>
-          <w:rFonts w:ascii="Times New Roman" w:hAnsi="Times New Roman" w:eastAsia="Times New Roman" w:cs="Times New Roman"/>
-        </w:rPr>
-        <w:t xml:space="preserve"> HgO </w:t>
-      </w:r>
-      <w:r>
-        <w:rPr>
-          <w:rFonts w:hint="eastAsia" w:ascii="Times New Roman" w:hAnsi="Times New Roman" w:eastAsia="FangSong" w:cs="Times New Roman"/>
-        </w:rPr>
-        <w:t>有红色</w:t>
-      </w:r>
-      <w:r>
-        <w:rPr>
-          <w:rFonts w:hint="eastAsia" w:ascii="Times New Roman" w:hAnsi="Times New Roman" w:eastAsia="Times New Roman" w:cs="Times New Roman"/>
-        </w:rPr>
-        <w:t>、</w:t>
-      </w:r>
-      <w:r>
-        <w:rPr>
-          <w:rFonts w:hint="eastAsia" w:ascii="Times New Roman" w:hAnsi="Times New Roman" w:eastAsia="FangSong" w:cs="Times New Roman"/>
-        </w:rPr>
-        <w:t>黄色</w:t>
-      </w:r>
-      <w:r>
-        <w:rPr>
-          <w:rFonts w:hint="eastAsia" w:ascii="Times New Roman" w:hAnsi="Times New Roman" w:eastAsia="Times New Roman" w:cs="Times New Roman"/>
-        </w:rPr>
-        <w:t>。</w:t>
-      </w:r>
-      <w:r>
-        <w:rPr>
-          <w:rFonts w:hint="eastAsia" w:ascii="Times New Roman" w:hAnsi="Times New Roman" w:eastAsia="FangSong" w:cs="Times New Roman"/>
-        </w:rPr>
-        <w:t>红黄颜色的差异是由颗粒大小决定的</w:t>
-      </w:r>
-      <w:r>
-        <w:rPr>
-          <w:rFonts w:hint="eastAsia" w:ascii="Times New Roman" w:hAnsi="Times New Roman" w:eastAsia="Times New Roman" w:cs="Times New Roman"/>
-        </w:rPr>
-        <w:t>，</w:t>
-      </w:r>
-      <w:r>
-        <w:rPr>
-          <w:rFonts w:hint="eastAsia" w:ascii="Times New Roman" w:hAnsi="Times New Roman" w:eastAsia="FangSong" w:cs="Times New Roman"/>
-        </w:rPr>
-        <w:t>黄色氧化汞的颗粒较小</w:t>
-      </w:r>
-      <w:r>
-        <w:rPr>
-          <w:rFonts w:hint="eastAsia" w:ascii="Times New Roman" w:hAnsi="Times New Roman" w:eastAsia="Times New Roman" w:cs="Times New Roman"/>
-        </w:rPr>
-        <w:t>。</w:t>
-      </w:r>
-      <w:r>
-        <w:rPr>
-          <w:rFonts w:hint="eastAsia" w:ascii="Times New Roman" w:hAnsi="Times New Roman" w:eastAsia="FangSong" w:cs="Times New Roman"/>
-        </w:rPr>
-        <w:t>试写出以下方程式并推测固体产物的颜色</w:t>
-      </w:r>
-      <w:r>
-        <w:rPr>
-          <w:rFonts w:hint="eastAsia" w:ascii="Times New Roman" w:hAnsi="Times New Roman" w:eastAsia="Times New Roman" w:cs="Times New Roman"/>
-        </w:rPr>
-        <w:t>：</w:t>
-      </w:r>
-    </w:p>
-    <w:p>
-      <w:pPr>
-        <w:numPr>
-          <w:ilvl w:val="0"/>
-          <w:numId w:val="1003"/>
-        </w:numPr>
-        <w:ind w:firstLine="420"/>
-      </w:pPr>
+          <w:rFonts w:ascii="Times New Roman" w:hAnsi="Times New Roman" w:eastAsia="Times New Roman" w:cs="Times New Roman"/>
+        </w:rPr>
+        <w:t xml:space="preserve"> </w:t>
+      </w:r>
+      <w:r>
+        <w:rPr>
+          <w:rFonts w:hint="eastAsia" w:ascii="Times New Roman" w:hAnsi="Times New Roman" w:eastAsia="Times New Roman" w:cs="Times New Roman"/>
+        </w:rPr>
+        <w:t xml:space="preserve">，</w:t>
+      </w:r>
+      <w:r>
+        <w:rPr>
+          <w:rFonts w:ascii="Times New Roman" w:hAnsi="Times New Roman" w:eastAsia="Times New Roman" w:cs="Times New Roman"/>
+        </w:rPr>
+        <w:t xml:space="preserve"> </w:t>
+      </w:r>
       <m:oMath>
         <m:oMathPr>
           <m:ctrlPr>
@@ -5894,16 +5769,7 @@
           </m:ctrlPr>
         </m:oMathPr>
         <m:r>
-          <m:rPr>
-            <m:sty m:val="p"/>
-          </m:rPr>
-          <m:t>H</m:t>
-        </m:r>
-        <m:r>
-          <m:rPr>
-            <m:sty m:val="p"/>
-          </m:rPr>
-          <m:t>g</m:t>
+          <m:t>r</m:t>
         </m:r>
         <m:r>
           <m:rPr>
@@ -5911,48 +5777,60 @@
           </m:rPr>
           <m:t>(</m:t>
         </m:r>
+        <m:sSup>
+          <m:e>
+            <m:r>
+              <m:rPr>
+                <m:sty m:val="p"/>
+              </m:rPr>
+              <m:t>S</m:t>
+            </m:r>
+            <m:r>
+              <m:rPr>
+                <m:sty m:val="p"/>
+              </m:rPr>
+              <m:t>b</m:t>
+            </m:r>
+          </m:e>
+          <m:sup>
+            <m:r>
+              <m:t>3</m:t>
+            </m:r>
+            <m:r>
+              <m:rPr>
+                <m:sty m:val="p"/>
+              </m:rPr>
+              <m:t>−</m:t>
+            </m:r>
+          </m:sup>
+        </m:sSup>
         <m:r>
           <m:rPr>
             <m:sty m:val="p"/>
           </m:rPr>
-          <m:t>N</m:t>
-        </m:r>
-        <m:sSub>
-          <m:e>
-            <m:r>
-              <m:rPr>
-                <m:sty m:val="p"/>
-              </m:rPr>
-              <m:t>O</m:t>
-            </m:r>
-          </m:e>
-          <m:sub>
-            <m:r>
-              <m:rPr>
-                <m:sty m:val="p"/>
-              </m:rPr>
-              <m:t>3</m:t>
-            </m:r>
-          </m:sub>
-        </m:sSub>
-        <m:sSub>
-          <m:e>
-            <m:r>
-              <m:rPr>
-                <m:sty m:val="p"/>
-              </m:rPr>
-              <m:t>)</m:t>
-            </m:r>
-          </m:e>
-          <m:sub>
-            <m:r>
-              <m:rPr>
-                <m:sty m:val="p"/>
-              </m:rPr>
-              <m:t>2</m:t>
-            </m:r>
-          </m:sub>
-        </m:sSub>
+          <m:t>)</m:t>
+        </m:r>
+        <m:r>
+          <m:rPr>
+            <m:sty m:val="p"/>
+          </m:rPr>
+          <m:t>=</m:t>
+        </m:r>
+        <m:r>
+          <m:t>220</m:t>
+        </m:r>
+        <m:r>
+          <m:rPr>
+            <m:sty m:val="p"/>
+          </m:rPr>
+          <m:t>p</m:t>
+        </m:r>
+        <m:r>
+          <m:rPr>
+            <m:sty m:val="p"/>
+          </m:rPr>
+          <m:t>m</m:t>
+        </m:r>
       </m:oMath>
       <w:r>
         <w:rPr>
@@ -5962,31 +5840,16 @@
       </w:r>
       <w:r>
         <w:rPr>
-          <w:rFonts w:hint="eastAsia" w:ascii="Times New Roman" w:hAnsi="Times New Roman" w:eastAsia="FangSong" w:cs="Times New Roman"/>
-        </w:rPr>
-        <w:t xml:space="preserve">热分解为</w:t>
-      </w:r>
-      <w:r>
-        <w:rPr>
-          <w:rFonts w:ascii="Times New Roman" w:hAnsi="Times New Roman" w:eastAsia="Times New Roman" w:cs="Times New Roman"/>
-        </w:rPr>
-        <w:t xml:space="preserve"> </w:t>
-      </w:r>
-      <w:r>
-        <w:rPr>
-          <w:rFonts w:hint="eastAsia" w:ascii="Times New Roman" w:hAnsi="Times New Roman" w:eastAsia="Times New Roman" w:cs="Times New Roman"/>
-        </w:rPr>
-        <w:t xml:space="preserve">HgO；</w:t>
-      </w:r>
-    </w:p>
-    <w:p>
-      <w:pPr>
-        <w:numPr>
-          <w:ilvl w:val="0"/>
-          <w:numId w:val="1003"/>
-        </w:numPr>
-        <w:ind w:firstLine="420"/>
-      </w:pPr>
+          <w:rFonts w:hint="eastAsia" w:ascii="Times New Roman" w:hAnsi="Times New Roman" w:eastAsia="Times New Roman" w:cs="Times New Roman"/>
+        </w:rPr>
+        <w:t xml:space="preserve">，</w:t>
+      </w:r>
+      <w:r>
+        <w:rPr>
+          <w:rFonts w:ascii="Times New Roman" w:hAnsi="Times New Roman" w:eastAsia="Times New Roman" w:cs="Times New Roman"/>
+        </w:rPr>
+        <w:t xml:space="preserve"> </w:t>
+      </w:r>
       <m:oMath>
         <m:oMathPr>
           <m:ctrlPr>
@@ -5997,16 +5860,7 @@
           </m:ctrlPr>
         </m:oMathPr>
         <m:r>
-          <m:rPr>
-            <m:sty m:val="p"/>
-          </m:rPr>
-          <m:t>H</m:t>
-        </m:r>
-        <m:r>
-          <m:rPr>
-            <m:sty m:val="p"/>
-          </m:rPr>
-          <m:t>g</m:t>
+          <m:t>r</m:t>
         </m:r>
         <m:r>
           <m:rPr>
@@ -6014,48 +5868,57 @@
           </m:rPr>
           <m:t>(</m:t>
         </m:r>
+        <m:sSup>
+          <m:e>
+            <m:r>
+              <m:rPr>
+                <m:sty m:val="p"/>
+              </m:rPr>
+              <m:t>A</m:t>
+            </m:r>
+            <m:r>
+              <m:rPr>
+                <m:sty m:val="p"/>
+              </m:rPr>
+              <m:t>g</m:t>
+            </m:r>
+          </m:e>
+          <m:sup>
+            <m:r>
+              <m:rPr>
+                <m:sty m:val="p"/>
+              </m:rPr>
+              <m:t>+</m:t>
+            </m:r>
+          </m:sup>
+        </m:sSup>
         <m:r>
           <m:rPr>
             <m:sty m:val="p"/>
           </m:rPr>
-          <m:t>N</m:t>
-        </m:r>
-        <m:sSub>
-          <m:e>
-            <m:r>
-              <m:rPr>
-                <m:sty m:val="p"/>
-              </m:rPr>
-              <m:t>O</m:t>
-            </m:r>
-          </m:e>
-          <m:sub>
-            <m:r>
-              <m:rPr>
-                <m:sty m:val="p"/>
-              </m:rPr>
-              <m:t>3</m:t>
-            </m:r>
-          </m:sub>
-        </m:sSub>
-        <m:sSub>
-          <m:e>
-            <m:r>
-              <m:rPr>
-                <m:sty m:val="p"/>
-              </m:rPr>
-              <m:t>)</m:t>
-            </m:r>
-          </m:e>
-          <m:sub>
-            <m:r>
-              <m:rPr>
-                <m:sty m:val="p"/>
-              </m:rPr>
-              <m:t>2</m:t>
-            </m:r>
-          </m:sub>
-        </m:sSub>
+          <m:t>)</m:t>
+        </m:r>
+        <m:r>
+          <m:rPr>
+            <m:sty m:val="p"/>
+          </m:rPr>
+          <m:t>=</m:t>
+        </m:r>
+        <m:r>
+          <m:t>115</m:t>
+        </m:r>
+        <m:r>
+          <m:rPr>
+            <m:sty m:val="p"/>
+          </m:rPr>
+          <m:t>p</m:t>
+        </m:r>
+        <m:r>
+          <m:rPr>
+            <m:sty m:val="p"/>
+          </m:rPr>
+          <m:t>m</m:t>
+        </m:r>
       </m:oMath>
       <w:r>
         <w:rPr>
@@ -6065,224 +5928,77 @@
       </w:r>
       <w:r>
         <w:rPr>
-          <w:rFonts w:hint="eastAsia" w:ascii="Times New Roman" w:hAnsi="Times New Roman" w:eastAsia="FangSong" w:cs="Times New Roman"/>
-        </w:rPr>
-        <w:t xml:space="preserve">与足量</w:t>
-      </w:r>
-      <w:r>
-        <w:rPr>
-          <w:rFonts w:ascii="Times New Roman" w:hAnsi="Times New Roman" w:eastAsia="Times New Roman" w:cs="Times New Roman"/>
-        </w:rPr>
-        <w:t xml:space="preserve"> NaOH </w:t>
-      </w:r>
-      <w:r>
-        <w:rPr>
-          <w:rFonts w:hint="eastAsia" w:ascii="Times New Roman" w:hAnsi="Times New Roman" w:eastAsia="FangSong" w:cs="Times New Roman"/>
-        </w:rPr>
-        <w:t xml:space="preserve">溶液反应</w:t>
-      </w:r>
-      <w:r>
-        <w:rPr>
-          <w:rFonts w:ascii="Times New Roman" w:hAnsi="Times New Roman" w:eastAsia="Times New Roman" w:cs="Times New Roman"/>
-        </w:rPr>
-        <w:t xml:space="preserve"> HgO。</w:t>
+          <w:rFonts w:ascii="Times New Roman" w:hAnsi="Times New Roman" w:eastAsia="Times New Roman" w:cs="Times New Roman"/>
+        </w:rPr>
+        <w:t xml:space="preserve">。</w:t>
       </w:r>
     </w:p>
     <w:p>
       <w:pPr>
+        <w:spacing w:before="160" w:after="80"/>
+      </w:pPr>
+      <w:r>
+        <w:pict>
+          <v:rect style="width:0;height:1.5pt" o:hralign="center" o:hrstd="t" o:hr="t"/>
+        </w:pict>
+      </w:r>
+    </w:p>
+    <w:bookmarkEnd w:id="18"/>
+    <w:bookmarkStart w:id="19" w:name="第11题"/>
+    <w:p>
+      <w:pPr>
+        <w:pStyle w:val="Heading3"/>
+        <w:spacing w:before="280" w:after="120"/>
+      </w:pPr>
+      <w:r>
+        <w:rPr>
+          <w:rFonts w:hint="eastAsia" w:ascii="Times New Roman" w:hAnsi="Times New Roman" w:eastAsia="SimHei" w:cs="Times New Roman"/>
+        </w:rPr>
+        <w:t>第</w:t>
+      </w:r>
+      <w:r>
+        <w:rPr>
+          <w:rFonts w:hint="eastAsia" w:ascii="Times New Roman" w:hAnsi="Times New Roman" w:eastAsia="Times New Roman" w:cs="Times New Roman"/>
+        </w:rPr>
+        <w:t>11</w:t>
+      </w:r>
+      <w:r>
+        <w:rPr>
+          <w:rFonts w:hint="eastAsia" w:ascii="Times New Roman" w:hAnsi="Times New Roman" w:eastAsia="SimHei" w:cs="Times New Roman"/>
+        </w:rPr>
+        <w:t>题</w:t>
+      </w:r>
+    </w:p>
+    <w:p>
+      <w:pPr>
         <w:pStyle w:val="FirstParagraph"/>
         <w:ind w:firstLine="420"/>
       </w:pPr>
       <w:r>
         <w:rPr>
           <w:rFonts w:ascii="Times New Roman" w:hAnsi="Times New Roman" w:eastAsia="Times New Roman" w:cs="Times New Roman"/>
-        </w:rPr>
-        <w:t xml:space="preserve">HgS </w:t>
-      </w:r>
-      <w:r>
-        <w:rPr>
-          <w:rFonts w:hint="eastAsia" w:ascii="Times New Roman" w:hAnsi="Times New Roman" w:eastAsia="FangSong" w:cs="Times New Roman"/>
-        </w:rPr>
-        <w:t>同样有红</w:t>
-      </w:r>
-      <w:r>
-        <w:rPr>
-          <w:rFonts w:hint="eastAsia" w:ascii="Times New Roman" w:hAnsi="Times New Roman" w:eastAsia="Times New Roman" w:cs="Times New Roman"/>
-        </w:rPr>
-        <w:t>、</w:t>
-      </w:r>
-      <w:r>
-        <w:rPr>
-          <w:rFonts w:hint="eastAsia" w:ascii="Times New Roman" w:hAnsi="Times New Roman" w:eastAsia="FangSong" w:cs="Times New Roman"/>
-        </w:rPr>
-        <w:t>黑两种颜色</w:t>
-      </w:r>
-      <w:r>
-        <w:rPr>
-          <w:rFonts w:hint="eastAsia" w:ascii="Times New Roman" w:hAnsi="Times New Roman" w:eastAsia="Times New Roman" w:cs="Times New Roman"/>
-        </w:rPr>
-        <w:t>，</w:t>
-      </w:r>
-      <w:r>
-        <w:rPr>
-          <w:rFonts w:hint="eastAsia" w:ascii="Times New Roman" w:hAnsi="Times New Roman" w:eastAsia="FangSong" w:cs="Times New Roman"/>
-        </w:rPr>
-        <w:t>两者晶型不同</w:t>
-      </w:r>
-      <w:r>
-        <w:rPr>
-          <w:rFonts w:hint="eastAsia" w:ascii="Times New Roman" w:hAnsi="Times New Roman" w:eastAsia="Times New Roman" w:cs="Times New Roman"/>
-        </w:rPr>
-        <w:t>：</w:t>
-      </w:r>
-      <w:r>
-        <w:rPr>
-          <w:rFonts w:hint="eastAsia" w:ascii="Times New Roman" w:hAnsi="Times New Roman" w:eastAsia="FangSong" w:cs="Times New Roman"/>
-        </w:rPr>
-        <w:t>红色的</w:t>
-      </w:r>
-      <w:r>
-        <w:rPr>
-          <w:rFonts w:ascii="Times New Roman" w:hAnsi="Times New Roman" w:eastAsia="Times New Roman" w:cs="Times New Roman"/>
-        </w:rPr>
-        <w:t xml:space="preserve"> </w:t>
-      </w:r>
-      <m:oMath>
-        <m:r>
-          <m:t>α</m:t>
-        </m:r>
-      </m:oMath>
-      <w:r>
-        <w:rPr>
-          <w:rFonts w:ascii="Times New Roman" w:hAnsi="Times New Roman" w:eastAsia="Times New Roman" w:cs="Times New Roman"/>
-        </w:rPr>
-        <w:t xml:space="preserve">-HgS </w:t>
-      </w:r>
-      <w:r>
-        <w:rPr>
-          <w:rFonts w:hint="eastAsia" w:ascii="Times New Roman" w:hAnsi="Times New Roman" w:eastAsia="FangSong" w:cs="Times New Roman"/>
-        </w:rPr>
-        <w:t>为岩盐</w:t>
-      </w:r>
-      <w:r>
-        <w:rPr>
-          <w:rFonts w:hint="eastAsia" w:ascii="Times New Roman" w:hAnsi="Times New Roman" w:eastAsia="Times New Roman" w:cs="Times New Roman"/>
-        </w:rPr>
-        <w:t>（NaCl）</w:t>
-      </w:r>
-      <w:r>
-        <w:rPr>
-          <w:rFonts w:hint="eastAsia" w:ascii="Times New Roman" w:hAnsi="Times New Roman" w:eastAsia="FangSong" w:cs="Times New Roman"/>
-        </w:rPr>
-        <w:t>型</w:t>
-      </w:r>
-      <w:r>
-        <w:rPr>
-          <w:rFonts w:hint="eastAsia" w:ascii="Times New Roman" w:hAnsi="Times New Roman" w:eastAsia="Times New Roman" w:cs="Times New Roman"/>
-        </w:rPr>
-        <w:t>，</w:t>
-      </w:r>
-      <w:r>
-        <w:rPr>
-          <w:rFonts w:hint="eastAsia" w:ascii="Times New Roman" w:hAnsi="Times New Roman" w:eastAsia="FangSong" w:cs="Times New Roman"/>
-        </w:rPr>
-        <w:t>黑色的</w:t>
-      </w:r>
-      <w:r>
-        <w:rPr>
-          <w:rFonts w:ascii="Times New Roman" w:hAnsi="Times New Roman" w:eastAsia="Times New Roman" w:cs="Times New Roman"/>
-        </w:rPr>
-        <w:t xml:space="preserve"> </w:t>
-      </w:r>
-      <m:oMath>
-        <m:r>
-          <m:t>β</m:t>
-        </m:r>
-      </m:oMath>
-      <w:r>
-        <w:rPr>
-          <w:rFonts w:ascii="Times New Roman" w:hAnsi="Times New Roman" w:eastAsia="Times New Roman" w:cs="Times New Roman"/>
-        </w:rPr>
-        <w:t xml:space="preserve">-HgS </w:t>
-      </w:r>
-      <w:r>
-        <w:rPr>
-          <w:rFonts w:hint="eastAsia" w:ascii="Times New Roman" w:hAnsi="Times New Roman" w:eastAsia="FangSong" w:cs="Times New Roman"/>
-        </w:rPr>
-        <w:t>为闪锌矿型</w:t>
-      </w:r>
-      <w:r>
-        <w:rPr>
-          <w:rFonts w:hint="eastAsia" w:ascii="Times New Roman" w:hAnsi="Times New Roman" w:eastAsia="Times New Roman" w:cs="Times New Roman"/>
-        </w:rPr>
-        <w:t>。</w:t>
-      </w:r>
-    </w:p>
-    <w:p>
-      <w:pPr>
-        <w:pStyle w:val="BodyText"/>
-        <w:ind w:firstLine="420"/>
-      </w:pPr>
-      <w:r>
-        <w:rPr>
-          <w:rFonts w:ascii="Times New Roman" w:hAnsi="Times New Roman" w:eastAsia="Times New Roman" w:cs="Times New Roman"/>
           <w:b/>
           <w:bCs/>
         </w:rPr>
-        <w:t xml:space="preserve">75-3</w:t>
-      </w:r>
-      <w:r>
-        <w:rPr>
-          <w:rFonts w:ascii="Times New Roman" w:hAnsi="Times New Roman" w:eastAsia="Times New Roman" w:cs="Times New Roman"/>
-        </w:rPr>
-        <w:t xml:space="preserve"> </w:t>
-      </w:r>
-      <w:r>
-        <w:rPr>
-          <w:rFonts w:hint="eastAsia" w:ascii="Times New Roman" w:hAnsi="Times New Roman" w:eastAsia="FangSong" w:cs="Times New Roman"/>
-        </w:rPr>
-        <w:t xml:space="preserve">假设两种矿石中</w:t>
-      </w:r>
-      <w:r>
-        <w:rPr>
-          <w:rFonts w:ascii="Times New Roman" w:hAnsi="Times New Roman" w:eastAsia="Times New Roman" w:cs="Times New Roman"/>
-        </w:rPr>
-        <w:t xml:space="preserve"> Hg—S </w:t>
-      </w:r>
-      <w:r>
-        <w:rPr>
-          <w:rFonts w:hint="eastAsia" w:ascii="Times New Roman" w:hAnsi="Times New Roman" w:eastAsia="FangSong" w:cs="Times New Roman"/>
-        </w:rPr>
-        <w:t>键长相同</w:t>
-      </w:r>
-      <w:r>
-        <w:rPr>
-          <w:rFonts w:hint="eastAsia" w:ascii="Times New Roman" w:hAnsi="Times New Roman" w:eastAsia="Times New Roman" w:cs="Times New Roman"/>
-        </w:rPr>
-        <w:t>，</w:t>
-      </w:r>
-      <w:r>
-        <w:rPr>
-          <w:rFonts w:hint="eastAsia" w:ascii="Times New Roman" w:hAnsi="Times New Roman" w:eastAsia="FangSong" w:cs="Times New Roman"/>
-        </w:rPr>
-        <w:t>求</w:t>
-      </w:r>
-      <w:r>
-        <w:rPr>
-          <w:rFonts w:ascii="Times New Roman" w:hAnsi="Times New Roman" w:eastAsia="Times New Roman" w:cs="Times New Roman"/>
-        </w:rPr>
-        <w:t xml:space="preserve"> </w:t>
-      </w:r>
-      <m:oMath>
-        <m:r>
-          <m:t>α</m:t>
-        </m:r>
-      </m:oMath>
-      <w:r>
-        <w:rPr>
-          <w:rFonts w:ascii="Times New Roman" w:hAnsi="Times New Roman" w:eastAsia="Times New Roman" w:cs="Times New Roman"/>
-        </w:rPr>
-        <w:t xml:space="preserve">-HgS </w:t>
+        <w:t xml:space="preserve">(1)</w:t>
+      </w:r>
+      <w:r>
+        <w:rPr>
+          <w:rFonts w:ascii="Times New Roman" w:hAnsi="Times New Roman" w:eastAsia="Times New Roman" w:cs="Times New Roman"/>
+        </w:rPr>
+        <w:t xml:space="preserve"> </w:t>
+      </w:r>
+      <w:r>
+        <w:rPr>
+          <w:rFonts w:hint="eastAsia" w:ascii="Times New Roman" w:hAnsi="Times New Roman" w:eastAsia="FangSong" w:cs="Times New Roman"/>
+        </w:rPr>
+        <w:t xml:space="preserve">将</w:t>
+      </w:r>
+      <w:r>
+        <w:rPr>
+          <w:rFonts w:ascii="Times New Roman" w:hAnsi="Times New Roman" w:eastAsia="Times New Roman" w:cs="Times New Roman"/>
+        </w:rPr>
+        <w:t xml:space="preserve"> ZnO </w:t>
       </w:r>
       <w:r>
         <w:rPr>
@@ -6294,102 +6010,13 @@
         <w:rPr>
           <w:rFonts w:ascii="Times New Roman" w:hAnsi="Times New Roman" w:eastAsia="Times New Roman" w:cs="Times New Roman"/>
         </w:rPr>
-        <w:t xml:space="preserve"> </w:t>
-      </w:r>
-      <m:oMath>
-        <m:r>
-          <m:t>β</m:t>
-        </m:r>
-      </m:oMath>
-      <w:r>
-        <w:rPr>
-          <w:rFonts w:ascii="Times New Roman" w:hAnsi="Times New Roman" w:eastAsia="Times New Roman" w:cs="Times New Roman"/>
-        </w:rPr>
-        <w:t xml:space="preserve">-HgS </w:t>
-      </w:r>
-      <w:r>
-        <w:rPr>
-          <w:rFonts w:hint="eastAsia" w:ascii="Times New Roman" w:hAnsi="Times New Roman" w:eastAsia="FangSong" w:cs="Times New Roman"/>
-        </w:rPr>
-        <w:t>的密度比</w:t>
-      </w:r>
-      <w:r>
-        <w:rPr>
-          <w:rFonts w:hint="eastAsia" w:ascii="Times New Roman" w:hAnsi="Times New Roman" w:eastAsia="Times New Roman" w:cs="Times New Roman"/>
-        </w:rPr>
-        <w:t>。</w:t>
-      </w:r>
-    </w:p>
-    <w:p>
-      <w:pPr>
-        <w:pStyle w:val="BodyText"/>
-        <w:ind w:firstLine="420"/>
-      </w:pPr>
-      <w:r>
-        <w:rPr>
-          <w:rFonts w:ascii="Times New Roman" w:hAnsi="Times New Roman" w:eastAsia="Times New Roman" w:cs="Times New Roman"/>
-          <w:b/>
-          <w:bCs/>
-        </w:rPr>
-        <w:t xml:space="preserve">75-4</w:t>
-      </w:r>
-      <w:r>
-        <w:rPr>
-          <w:rFonts w:ascii="Times New Roman" w:hAnsi="Times New Roman" w:eastAsia="Times New Roman" w:cs="Times New Roman"/>
-        </w:rPr>
-        <w:t xml:space="preserve"> </w:t>
-      </w:r>
-      <w:r>
-        <w:rPr>
-          <w:rFonts w:hint="eastAsia" w:ascii="Times New Roman" w:hAnsi="Times New Roman" w:eastAsia="FangSong" w:cs="Times New Roman"/>
-        </w:rPr>
-        <w:t>实际上</w:t>
-      </w:r>
-      <w:r>
-        <w:rPr>
-          <w:rFonts w:hint="eastAsia" w:ascii="Times New Roman" w:hAnsi="Times New Roman" w:eastAsia="Times New Roman" w:cs="Times New Roman"/>
-        </w:rPr>
-        <w:t>，</w:t>
-      </w:r>
-      <m:oMath>
-        <m:r>
-          <m:t>α</m:t>
-        </m:r>
-      </m:oMath>
-      <w:r>
-        <w:rPr>
-          <w:rFonts w:ascii="Times New Roman" w:hAnsi="Times New Roman" w:eastAsia="Times New Roman" w:cs="Times New Roman"/>
-        </w:rPr>
-        <w:t xml:space="preserve">-HgS </w:t>
-      </w:r>
-      <w:r>
-        <w:rPr>
-          <w:rFonts w:hint="eastAsia" w:ascii="Times New Roman" w:hAnsi="Times New Roman" w:eastAsia="FangSong" w:cs="Times New Roman"/>
-        </w:rPr>
-        <w:t xml:space="preserve">和</w:t>
-      </w:r>
-      <w:r>
-        <w:rPr>
-          <w:rFonts w:ascii="Times New Roman" w:hAnsi="Times New Roman" w:eastAsia="Times New Roman" w:cs="Times New Roman"/>
-        </w:rPr>
-        <w:t xml:space="preserve"> </w:t>
-      </w:r>
-      <m:oMath>
-        <m:r>
-          <m:t>β</m:t>
-        </m:r>
-      </m:oMath>
-      <w:r>
-        <w:rPr>
-          <w:rFonts w:ascii="Times New Roman" w:hAnsi="Times New Roman" w:eastAsia="Times New Roman" w:cs="Times New Roman"/>
-        </w:rPr>
-        <w:t xml:space="preserve">-HgS </w:t>
-      </w:r>
-      <w:r>
-        <w:rPr>
-          <w:rFonts w:hint="eastAsia" w:ascii="Times New Roman" w:hAnsi="Times New Roman" w:eastAsia="FangSong" w:cs="Times New Roman"/>
-        </w:rPr>
-        <w:t xml:space="preserve">的密度分别为</w:t>
+        <w:t xml:space="preserve"> Zn </w:t>
+      </w:r>
+      <w:r>
+        <w:rPr>
+          <w:rFonts w:hint="eastAsia" w:ascii="Times New Roman" w:hAnsi="Times New Roman" w:eastAsia="FangSong" w:cs="Times New Roman"/>
+        </w:rPr>
+        <w:t xml:space="preserve">混合后隔绝空气加热可得到</w:t>
       </w:r>
       <w:r>
         <w:rPr>
@@ -6407,66 +6034,209 @@
           </m:ctrlPr>
         </m:oMathPr>
         <m:r>
-          <m:t>8.10</m:t>
-        </m:r>
-        <m:r>
-          <m:t> </m:t>
-        </m:r>
-        <m:r>
           <m:rPr>
             <m:sty m:val="p"/>
           </m:rPr>
-          <m:t>g</m:t>
+          <m:t>Z</m:t>
         </m:r>
         <m:r>
           <m:rPr>
             <m:sty m:val="p"/>
           </m:rPr>
-          <m:t>/</m:t>
-        </m:r>
-        <m:r>
-          <m:rPr>
-            <m:sty m:val="p"/>
-          </m:rPr>
-          <m:t>c</m:t>
-        </m:r>
-        <m:sSup>
+          <m:t>n</m:t>
+        </m:r>
+        <m:sSub>
           <m:e>
             <m:r>
               <m:rPr>
                 <m:sty m:val="p"/>
               </m:rPr>
-              <m:t>m</m:t>
+              <m:t>O</m:t>
             </m:r>
           </m:e>
-          <m:sup>
-            <m:r>
-              <m:rPr>
-                <m:sty m:val="p"/>
-              </m:rPr>
-              <m:t>3</m:t>
-            </m:r>
-          </m:sup>
-        </m:sSup>
+          <m:sub>
+            <m:r>
+              <m:rPr>
+                <m:sty m:val="p"/>
+              </m:rPr>
+              <m:t>1</m:t>
+            </m:r>
+            <m:r>
+              <m:rPr>
+                <m:sty m:val="p"/>
+              </m:rPr>
+              <m:t>−</m:t>
+            </m:r>
+            <m:r>
+              <m:rPr>
+                <m:sty m:val="p"/>
+              </m:rPr>
+              <m:t>x</m:t>
+            </m:r>
+          </m:sub>
+        </m:sSub>
       </m:oMath>
       <w:r>
         <w:rPr>
-          <w:rFonts w:ascii="Times New Roman" w:hAnsi="Times New Roman" w:eastAsia="Times New Roman" w:cs="Times New Roman"/>
-        </w:rPr>
-        <w:t xml:space="preserve"> </w:t>
-      </w:r>
-      <w:r>
-        <w:rPr>
-          <w:rFonts w:hint="eastAsia" w:ascii="Times New Roman" w:hAnsi="Times New Roman" w:eastAsia="FangSong" w:cs="Times New Roman"/>
-        </w:rPr>
-        <w:t xml:space="preserve">和</w:t>
-      </w:r>
-      <w:r>
-        <w:rPr>
-          <w:rFonts w:ascii="Times New Roman" w:hAnsi="Times New Roman" w:eastAsia="Times New Roman" w:cs="Times New Roman"/>
-        </w:rPr>
-        <w:t xml:space="preserve"> </w:t>
-      </w:r>
+          <w:rFonts w:hint="eastAsia" w:ascii="Times New Roman" w:hAnsi="Times New Roman" w:eastAsia="Times New Roman" w:cs="Times New Roman"/>
+        </w:rPr>
+        <w:t>，</w:t>
+      </w:r>
+      <w:r>
+        <w:rPr>
+          <w:rFonts w:hint="eastAsia" w:ascii="Times New Roman" w:hAnsi="Times New Roman" w:eastAsia="FangSong" w:cs="Times New Roman"/>
+        </w:rPr>
+        <w:t>通过调整</w:t>
+      </w:r>
+      <w:r>
+        <w:rPr>
+          <w:rFonts w:ascii="Times New Roman" w:hAnsi="Times New Roman" w:eastAsia="Times New Roman" w:cs="Times New Roman"/>
+        </w:rPr>
+        <w:t xml:space="preserve"> ZnO/Zn </w:t>
+      </w:r>
+      <w:r>
+        <w:rPr>
+          <w:rFonts w:hint="eastAsia" w:ascii="Times New Roman" w:hAnsi="Times New Roman" w:eastAsia="FangSong" w:cs="Times New Roman"/>
+        </w:rPr>
+        <w:t>的比例可以得到不同颜色的化合物</w:t>
+      </w:r>
+      <w:r>
+        <w:rPr>
+          <w:rFonts w:hint="eastAsia" w:ascii="Times New Roman" w:hAnsi="Times New Roman" w:eastAsia="Times New Roman" w:cs="Times New Roman"/>
+        </w:rPr>
+        <w:t>，</w:t>
+      </w:r>
+      <w:r>
+        <w:rPr>
+          <w:rFonts w:hint="eastAsia" w:ascii="Times New Roman" w:hAnsi="Times New Roman" w:eastAsia="FangSong" w:cs="Times New Roman"/>
+        </w:rPr>
+        <w:t>解释原因</w:t>
+      </w:r>
+      <w:r>
+        <w:rPr>
+          <w:rFonts w:hint="eastAsia" w:ascii="Times New Roman" w:hAnsi="Times New Roman" w:eastAsia="Times New Roman" w:cs="Times New Roman"/>
+        </w:rPr>
+        <w:t>。</w:t>
+      </w:r>
+    </w:p>
+    <w:p>
+      <w:pPr>
+        <w:pStyle w:val="BodyText"/>
+        <w:ind w:firstLine="420"/>
+      </w:pPr>
+      <w:r>
+        <w:rPr>
+          <w:rFonts w:ascii="Times New Roman" w:hAnsi="Times New Roman" w:eastAsia="Times New Roman" w:cs="Times New Roman"/>
+          <w:b/>
+          <w:bCs/>
+        </w:rPr>
+        <w:t xml:space="preserve">(2)</w:t>
+      </w:r>
+      <w:r>
+        <w:rPr>
+          <w:rFonts w:ascii="Times New Roman" w:hAnsi="Times New Roman" w:eastAsia="Times New Roman" w:cs="Times New Roman"/>
+        </w:rPr>
+        <w:t xml:space="preserve"> </w:t>
+      </w:r>
+      <w:r>
+        <w:rPr>
+          <w:rFonts w:ascii="Times New Roman" w:hAnsi="Times New Roman" w:eastAsia="Times New Roman" w:cs="Times New Roman"/>
+        </w:rPr>
+        <w:t xml:space="preserve">ZnO </w:t>
+      </w:r>
+      <w:r>
+        <w:rPr>
+          <w:rFonts w:hint="eastAsia" w:ascii="Times New Roman" w:hAnsi="Times New Roman" w:eastAsia="FangSong" w:cs="Times New Roman"/>
+        </w:rPr>
+        <w:t>呈白色</w:t>
+      </w:r>
+      <w:r>
+        <w:rPr>
+          <w:rFonts w:hint="eastAsia" w:ascii="Times New Roman" w:hAnsi="Times New Roman" w:eastAsia="Times New Roman" w:cs="Times New Roman"/>
+        </w:rPr>
+        <w:t>，</w:t>
+      </w:r>
+      <w:r>
+        <w:rPr>
+          <w:rFonts w:hint="eastAsia" w:ascii="Times New Roman" w:hAnsi="Times New Roman" w:eastAsia="FangSong" w:cs="Times New Roman"/>
+        </w:rPr>
+        <w:t>而</w:t>
+      </w:r>
+      <w:r>
+        <w:rPr>
+          <w:rFonts w:ascii="Times New Roman" w:hAnsi="Times New Roman" w:eastAsia="Times New Roman" w:cs="Times New Roman"/>
+        </w:rPr>
+        <w:t xml:space="preserve"> HgO </w:t>
+      </w:r>
+      <w:r>
+        <w:rPr>
+          <w:rFonts w:hint="eastAsia" w:ascii="Times New Roman" w:hAnsi="Times New Roman" w:eastAsia="FangSong" w:cs="Times New Roman"/>
+        </w:rPr>
+        <w:t>有红色</w:t>
+      </w:r>
+      <w:r>
+        <w:rPr>
+          <w:rFonts w:hint="eastAsia" w:ascii="Times New Roman" w:hAnsi="Times New Roman" w:eastAsia="Times New Roman" w:cs="Times New Roman"/>
+        </w:rPr>
+        <w:t>、</w:t>
+      </w:r>
+      <w:r>
+        <w:rPr>
+          <w:rFonts w:hint="eastAsia" w:ascii="Times New Roman" w:hAnsi="Times New Roman" w:eastAsia="FangSong" w:cs="Times New Roman"/>
+        </w:rPr>
+        <w:t>黄色</w:t>
+      </w:r>
+      <w:r>
+        <w:rPr>
+          <w:rFonts w:hint="eastAsia" w:ascii="Times New Roman" w:hAnsi="Times New Roman" w:eastAsia="Times New Roman" w:cs="Times New Roman"/>
+        </w:rPr>
+        <w:t>。</w:t>
+      </w:r>
+      <w:r>
+        <w:rPr>
+          <w:rFonts w:hint="eastAsia" w:ascii="Times New Roman" w:hAnsi="Times New Roman" w:eastAsia="FangSong" w:cs="Times New Roman"/>
+        </w:rPr>
+        <w:t>红黄颜色的差异是由颗粒大小决定的</w:t>
+      </w:r>
+      <w:r>
+        <w:rPr>
+          <w:rFonts w:hint="eastAsia" w:ascii="Times New Roman" w:hAnsi="Times New Roman" w:eastAsia="Times New Roman" w:cs="Times New Roman"/>
+        </w:rPr>
+        <w:t>，</w:t>
+      </w:r>
+      <w:r>
+        <w:rPr>
+          <w:rFonts w:hint="eastAsia" w:ascii="Times New Roman" w:hAnsi="Times New Roman" w:eastAsia="FangSong" w:cs="Times New Roman"/>
+        </w:rPr>
+        <w:t>黄色氧化汞的颗粒较小</w:t>
+      </w:r>
+      <w:r>
+        <w:rPr>
+          <w:rFonts w:hint="eastAsia" w:ascii="Times New Roman" w:hAnsi="Times New Roman" w:eastAsia="Times New Roman" w:cs="Times New Roman"/>
+        </w:rPr>
+        <w:t>。</w:t>
+      </w:r>
+      <w:r>
+        <w:rPr>
+          <w:rFonts w:hint="eastAsia" w:ascii="Times New Roman" w:hAnsi="Times New Roman" w:eastAsia="FangSong" w:cs="Times New Roman"/>
+        </w:rPr>
+        <w:t>试写出以下方程式并推测固体产物的颜色</w:t>
+      </w:r>
+      <w:r>
+        <w:rPr>
+          <w:rFonts w:hint="eastAsia" w:ascii="Times New Roman" w:hAnsi="Times New Roman" w:eastAsia="Times New Roman" w:cs="Times New Roman"/>
+        </w:rPr>
+        <w:t>：</w:t>
+      </w:r>
+    </w:p>
+    <w:p>
+      <w:pPr>
+        <w:numPr>
+          <w:ilvl w:val="0"/>
+          <w:numId w:val="1004"/>
+        </w:numPr>
+        <w:ind w:firstLine="420"/>
+      </w:pPr>
       <m:oMath>
         <m:oMathPr>
           <m:ctrlPr>
@@ -6477,10 +6247,10 @@
           </m:ctrlPr>
         </m:oMathPr>
         <m:r>
-          <m:t>7.73</m:t>
-        </m:r>
-        <m:r>
-          <m:t> </m:t>
+          <m:rPr>
+            <m:sty m:val="p"/>
+          </m:rPr>
+          <m:t>H</m:t>
         </m:r>
         <m:r>
           <m:rPr>
@@ -6492,238 +6262,46 @@
           <m:rPr>
             <m:sty m:val="p"/>
           </m:rPr>
-          <m:t>/</m:t>
+          <m:t>(</m:t>
         </m:r>
         <m:r>
           <m:rPr>
             <m:sty m:val="p"/>
           </m:rPr>
-          <m:t>c</m:t>
-        </m:r>
-        <m:sSup>
-          <m:e>
-            <m:r>
-              <m:rPr>
-                <m:sty m:val="p"/>
-              </m:rPr>
-              <m:t>m</m:t>
-            </m:r>
-          </m:e>
-          <m:sup>
-            <m:r>
-              <m:rPr>
-                <m:sty m:val="p"/>
-              </m:rPr>
-              <m:t>3</m:t>
-            </m:r>
-          </m:sup>
-        </m:sSup>
-      </m:oMath>
-      <w:r>
-        <w:rPr>
-          <w:rFonts w:hint="eastAsia" w:ascii="Times New Roman" w:hAnsi="Times New Roman" w:eastAsia="Times New Roman" w:cs="Times New Roman"/>
-        </w:rPr>
-        <w:t>。</w:t>
-      </w:r>
-      <w:r>
-        <w:rPr>
-          <w:rFonts w:hint="eastAsia" w:ascii="Times New Roman" w:hAnsi="Times New Roman" w:eastAsia="FangSong" w:cs="Times New Roman"/>
-        </w:rPr>
-        <w:t>通过计算写出</w:t>
-      </w:r>
-      <w:r>
-        <w:rPr>
-          <w:rFonts w:ascii="Times New Roman" w:hAnsi="Times New Roman" w:eastAsia="Times New Roman" w:cs="Times New Roman"/>
-        </w:rPr>
-        <w:t xml:space="preserve"> </w:t>
-      </w:r>
-      <m:oMath>
-        <m:r>
-          <m:t>α</m:t>
-        </m:r>
-      </m:oMath>
-      <w:r>
-        <w:rPr>
-          <w:rFonts w:ascii="Times New Roman" w:hAnsi="Times New Roman" w:eastAsia="Times New Roman" w:cs="Times New Roman"/>
-        </w:rPr>
-        <w:t xml:space="preserve">-HgS </w:t>
-      </w:r>
-      <w:r>
-        <w:rPr>
-          <w:rFonts w:hint="eastAsia" w:ascii="Times New Roman" w:hAnsi="Times New Roman" w:eastAsia="FangSong" w:cs="Times New Roman"/>
-        </w:rPr>
-        <w:t xml:space="preserve">和</w:t>
-      </w:r>
-      <w:r>
-        <w:rPr>
-          <w:rFonts w:ascii="Times New Roman" w:hAnsi="Times New Roman" w:eastAsia="Times New Roman" w:cs="Times New Roman"/>
-        </w:rPr>
-        <w:t xml:space="preserve"> </w:t>
-      </w:r>
-      <m:oMath>
-        <m:r>
-          <m:t>β</m:t>
-        </m:r>
-      </m:oMath>
-      <w:r>
-        <w:rPr>
-          <w:rFonts w:ascii="Times New Roman" w:hAnsi="Times New Roman" w:eastAsia="Times New Roman" w:cs="Times New Roman"/>
-        </w:rPr>
-        <w:t xml:space="preserve">-HgS </w:t>
-      </w:r>
-      <w:r>
-        <w:rPr>
-          <w:rFonts w:hint="eastAsia" w:ascii="Times New Roman" w:hAnsi="Times New Roman" w:eastAsia="FangSong" w:cs="Times New Roman"/>
-        </w:rPr>
-        <w:t xml:space="preserve">中</w:t>
-      </w:r>
-      <w:r>
-        <w:rPr>
-          <w:rFonts w:ascii="Times New Roman" w:hAnsi="Times New Roman" w:eastAsia="Times New Roman" w:cs="Times New Roman"/>
-        </w:rPr>
-        <w:t xml:space="preserve"> Hg—S </w:t>
-      </w:r>
-      <w:r>
-        <w:rPr>
-          <w:rFonts w:hint="eastAsia" w:ascii="Times New Roman" w:hAnsi="Times New Roman" w:eastAsia="FangSong" w:cs="Times New Roman"/>
-        </w:rPr>
-        <w:t>键长并解释这种差异</w:t>
-      </w:r>
-      <w:r>
-        <w:rPr>
-          <w:rFonts w:hint="eastAsia" w:ascii="Times New Roman" w:hAnsi="Times New Roman" w:eastAsia="Times New Roman" w:cs="Times New Roman"/>
-        </w:rPr>
-        <w:t>。</w:t>
-      </w:r>
-    </w:p>
-    <w:p>
-      <w:pPr>
-        <w:spacing w:before="160" w:after="80"/>
-      </w:pPr>
-      <w:r>
-        <w:pict>
-          <v:rect style="width:0;height:1.5pt" o:hralign="center" o:hrstd="t" o:hr="t"/>
-        </w:pict>
-      </w:r>
-    </w:p>
-    <w:bookmarkEnd w:id="19"/>
-    <w:bookmarkStart w:id="20" w:name="第12题"/>
-    <w:p>
-      <w:pPr>
-        <w:pStyle w:val="Heading3"/>
-        <w:spacing w:before="280" w:after="120"/>
-      </w:pPr>
-      <w:r>
-        <w:rPr>
-          <w:rFonts w:hint="eastAsia" w:ascii="Times New Roman" w:hAnsi="Times New Roman" w:eastAsia="SimHei" w:cs="Times New Roman"/>
-        </w:rPr>
-        <w:t>第</w:t>
-      </w:r>
-      <w:r>
-        <w:rPr>
-          <w:rFonts w:hint="eastAsia" w:ascii="Times New Roman" w:hAnsi="Times New Roman" w:eastAsia="Times New Roman" w:cs="Times New Roman"/>
-        </w:rPr>
-        <w:t>12</w:t>
-      </w:r>
-      <w:r>
-        <w:rPr>
-          <w:rFonts w:hint="eastAsia" w:ascii="Times New Roman" w:hAnsi="Times New Roman" w:eastAsia="SimHei" w:cs="Times New Roman"/>
-        </w:rPr>
-        <w:t>题</w:t>
-      </w:r>
-    </w:p>
-    <w:p>
-      <w:pPr>
-        <w:pStyle w:val="FirstParagraph"/>
-        <w:ind w:firstLine="420"/>
-      </w:pPr>
-      <w:r>
-        <w:rPr>
-          <w:rFonts w:hint="eastAsia" w:ascii="Times New Roman" w:hAnsi="Times New Roman" w:eastAsia="FangSong" w:cs="Times New Roman"/>
-        </w:rPr>
-        <w:t>已知以下数据</w:t>
-      </w:r>
-      <w:r>
-        <w:rPr>
-          <w:rFonts w:hint="eastAsia" w:ascii="Times New Roman" w:hAnsi="Times New Roman" w:eastAsia="Times New Roman" w:cs="Times New Roman"/>
-        </w:rPr>
-        <w:t>：Ca</w:t>
-      </w:r>
-      <w:r>
-        <w:rPr>
-          <w:rFonts w:ascii="Times New Roman" w:hAnsi="Times New Roman" w:eastAsia="Times New Roman" w:cs="Times New Roman"/>
-        </w:rPr>
-        <w:t xml:space="preserve"> </w:t>
-      </w:r>
-      <w:r>
-        <w:rPr>
-          <w:rFonts w:hint="eastAsia" w:ascii="Times New Roman" w:hAnsi="Times New Roman" w:eastAsia="FangSong" w:cs="Times New Roman"/>
-        </w:rPr>
-        <w:t xml:space="preserve">的升华热为</w:t>
-      </w:r>
-      <w:r>
-        <w:rPr>
-          <w:rFonts w:ascii="Times New Roman" w:hAnsi="Times New Roman" w:eastAsia="Times New Roman" w:cs="Times New Roman"/>
-        </w:rPr>
-        <w:t xml:space="preserve"> </w:t>
-      </w:r>
-      <w:r>
-        <w:rPr>
-          <w:rFonts w:hint="eastAsia" w:ascii="Times New Roman" w:hAnsi="Times New Roman" w:eastAsia="Times New Roman" w:cs="Times New Roman"/>
-        </w:rPr>
-        <w:t xml:space="preserve">193kJ/mol，Ca</w:t>
-      </w:r>
-      <w:r>
-        <w:rPr>
-          <w:rFonts w:ascii="Times New Roman" w:hAnsi="Times New Roman" w:eastAsia="Times New Roman" w:cs="Times New Roman"/>
-        </w:rPr>
-        <w:t xml:space="preserve"> </w:t>
-      </w:r>
-      <w:r>
-        <w:rPr>
-          <w:rFonts w:hint="eastAsia" w:ascii="Times New Roman" w:hAnsi="Times New Roman" w:eastAsia="FangSong" w:cs="Times New Roman"/>
-        </w:rPr>
-        <w:t xml:space="preserve">的第一和第二电离能分别为</w:t>
-      </w:r>
-      <w:r>
-        <w:rPr>
-          <w:rFonts w:ascii="Times New Roman" w:hAnsi="Times New Roman" w:eastAsia="Times New Roman" w:cs="Times New Roman"/>
-        </w:rPr>
-        <w:t xml:space="preserve"> 590 </w:t>
-      </w:r>
-      <w:r>
-        <w:rPr>
-          <w:rFonts w:hint="eastAsia" w:ascii="Times New Roman" w:hAnsi="Times New Roman" w:eastAsia="FangSong" w:cs="Times New Roman"/>
-        </w:rPr>
-        <w:t xml:space="preserve">和</w:t>
-      </w:r>
-      <w:r>
-        <w:rPr>
-          <w:rFonts w:ascii="Times New Roman" w:hAnsi="Times New Roman" w:eastAsia="Times New Roman" w:cs="Times New Roman"/>
-        </w:rPr>
-        <w:t xml:space="preserve"> </w:t>
-      </w:r>
-      <w:r>
-        <w:rPr>
-          <w:rFonts w:hint="eastAsia" w:ascii="Times New Roman" w:hAnsi="Times New Roman" w:eastAsia="Times New Roman" w:cs="Times New Roman"/>
-        </w:rPr>
-        <w:t xml:space="preserve">1010kJ/mol，</w:t>
-      </w:r>
-      <w:r>
-        <w:rPr>
-          <w:rFonts w:ascii="Times New Roman" w:hAnsi="Times New Roman" w:eastAsia="Times New Roman" w:cs="Times New Roman"/>
-        </w:rPr>
-        <w:t xml:space="preserve"> </w:t>
-      </w:r>
-      <m:oMath>
+          <m:t>N</m:t>
+        </m:r>
         <m:sSub>
           <m:e>
             <m:r>
+              <m:rPr>
+                <m:sty m:val="p"/>
+              </m:rPr>
               <m:t>O</m:t>
             </m:r>
           </m:e>
           <m:sub>
             <m:r>
+              <m:rPr>
+                <m:sty m:val="p"/>
+              </m:rPr>
+              <m:t>3</m:t>
+            </m:r>
+          </m:sub>
+        </m:sSub>
+        <m:sSub>
+          <m:e>
+            <m:r>
+              <m:rPr>
+                <m:sty m:val="p"/>
+              </m:rPr>
+              <m:t>)</m:t>
+            </m:r>
+          </m:e>
+          <m:sub>
+            <m:r>
+              <m:rPr>
+                <m:sty m:val="p"/>
+              </m:rPr>
               <m:t>2</m:t>
             </m:r>
           </m:sub>
@@ -6739,998 +6317,27 @@
         <w:rPr>
           <w:rFonts w:hint="eastAsia" w:ascii="Times New Roman" w:hAnsi="Times New Roman" w:eastAsia="FangSong" w:cs="Times New Roman"/>
         </w:rPr>
-        <w:t xml:space="preserve">的键能为</w:t>
-      </w:r>
-      <w:r>
-        <w:rPr>
-          <w:rFonts w:ascii="Times New Roman" w:hAnsi="Times New Roman" w:eastAsia="Times New Roman" w:cs="Times New Roman"/>
-        </w:rPr>
-        <w:t xml:space="preserve"> </w:t>
-      </w:r>
-      <w:r>
-        <w:rPr>
-          <w:rFonts w:hint="eastAsia" w:ascii="Times New Roman" w:hAnsi="Times New Roman" w:eastAsia="Times New Roman" w:cs="Times New Roman"/>
-        </w:rPr>
-        <w:t xml:space="preserve">498kJ/mol，O</w:t>
-      </w:r>
-      <w:r>
-        <w:rPr>
-          <w:rFonts w:ascii="Times New Roman" w:hAnsi="Times New Roman" w:eastAsia="Times New Roman" w:cs="Times New Roman"/>
-        </w:rPr>
-        <w:t xml:space="preserve"> </w:t>
-      </w:r>
-      <w:r>
-        <w:rPr>
-          <w:rFonts w:hint="eastAsia" w:ascii="Times New Roman" w:hAnsi="Times New Roman" w:eastAsia="FangSong" w:cs="Times New Roman"/>
-        </w:rPr>
-        <w:t xml:space="preserve">的第一和第二电子亲和能分别为</w:t>
-      </w:r>
-      <w:r>
-        <w:rPr>
-          <w:rFonts w:ascii="Times New Roman" w:hAnsi="Times New Roman" w:eastAsia="Times New Roman" w:cs="Times New Roman"/>
-        </w:rPr>
-        <w:t xml:space="preserve"> 141 </w:t>
-      </w:r>
-      <w:r>
-        <w:rPr>
-          <w:rFonts w:hint="eastAsia" w:ascii="Times New Roman" w:hAnsi="Times New Roman" w:eastAsia="FangSong" w:cs="Times New Roman"/>
-        </w:rPr>
-        <w:t xml:space="preserve">和</w:t>
-      </w:r>
-      <w:r>
-        <w:rPr>
-          <w:rFonts w:ascii="Times New Roman" w:hAnsi="Times New Roman" w:eastAsia="Times New Roman" w:cs="Times New Roman"/>
-        </w:rPr>
-        <w:t xml:space="preserve"> </w:t>
-      </w:r>
-      <w:r>
-        <w:rPr>
-          <w:rFonts w:hint="eastAsia" w:ascii="Times New Roman" w:hAnsi="Times New Roman" w:eastAsia="Times New Roman" w:cs="Times New Roman"/>
-        </w:rPr>
-        <w:t xml:space="preserve">-878kJ/mol，CaO</w:t>
-      </w:r>
-      <w:r>
-        <w:rPr>
-          <w:rFonts w:ascii="Times New Roman" w:hAnsi="Times New Roman" w:eastAsia="Times New Roman" w:cs="Times New Roman"/>
-        </w:rPr>
-        <w:t xml:space="preserve"> </w:t>
-      </w:r>
-      <w:r>
-        <w:rPr>
-          <w:rFonts w:hint="eastAsia" w:ascii="Times New Roman" w:hAnsi="Times New Roman" w:eastAsia="FangSong" w:cs="Times New Roman"/>
-        </w:rPr>
-        <w:t xml:space="preserve">的标准摩尔生成焓为</w:t>
-      </w:r>
-      <w:r>
-        <w:rPr>
-          <w:rFonts w:ascii="Times New Roman" w:hAnsi="Times New Roman" w:eastAsia="Times New Roman" w:cs="Times New Roman"/>
-        </w:rPr>
-        <w:t xml:space="preserve"> -635kJ/mol。</w:t>
+        <w:t xml:space="preserve">热分解为</w:t>
+      </w:r>
+      <w:r>
+        <w:rPr>
+          <w:rFonts w:ascii="Times New Roman" w:hAnsi="Times New Roman" w:eastAsia="Times New Roman" w:cs="Times New Roman"/>
+        </w:rPr>
+        <w:t xml:space="preserve"> </w:t>
+      </w:r>
+      <w:r>
+        <w:rPr>
+          <w:rFonts w:hint="eastAsia" w:ascii="Times New Roman" w:hAnsi="Times New Roman" w:eastAsia="Times New Roman" w:cs="Times New Roman"/>
+        </w:rPr>
+        <w:t xml:space="preserve">HgO；</w:t>
       </w:r>
     </w:p>
     <w:p>
       <w:pPr>
-        <w:pStyle w:val="BodyText"/>
-        <w:ind w:firstLine="420"/>
-      </w:pPr>
-      <w:r>
-        <w:rPr>
-          <w:rFonts w:ascii="Times New Roman" w:hAnsi="Times New Roman" w:eastAsia="Times New Roman" w:cs="Times New Roman"/>
-        </w:rPr>
-        <w:t xml:space="preserve">76-1 </w:t>
-      </w:r>
-      <w:r>
-        <w:rPr>
-          <w:rFonts w:hint="eastAsia" w:ascii="Times New Roman" w:hAnsi="Times New Roman" w:eastAsia="FangSong" w:cs="Times New Roman"/>
-        </w:rPr>
-        <w:t xml:space="preserve">从实验数据中求出</w:t>
-      </w:r>
-      <w:r>
-        <w:rPr>
-          <w:rFonts w:ascii="Times New Roman" w:hAnsi="Times New Roman" w:eastAsia="Times New Roman" w:cs="Times New Roman"/>
-        </w:rPr>
-        <w:t xml:space="preserve"> CaO </w:t>
-      </w:r>
-      <w:r>
-        <w:rPr>
-          <w:rFonts w:hint="eastAsia" w:ascii="Times New Roman" w:hAnsi="Times New Roman" w:eastAsia="FangSong" w:cs="Times New Roman"/>
-        </w:rPr>
-        <w:t>的晶格能</w:t>
-      </w:r>
-      <w:r>
-        <w:rPr>
-          <w:rFonts w:hint="eastAsia" w:ascii="Times New Roman" w:hAnsi="Times New Roman" w:eastAsia="Times New Roman" w:cs="Times New Roman"/>
-        </w:rPr>
-        <w:t>。</w:t>
-      </w:r>
-    </w:p>
-    <w:p>
-      <w:pPr>
-        <w:pStyle w:val="BodyText"/>
-        <w:ind w:firstLine="420"/>
-      </w:pPr>
-      <w:r>
-        <w:rPr>
-          <w:rFonts w:ascii="Times New Roman" w:hAnsi="Times New Roman" w:eastAsia="Times New Roman" w:cs="Times New Roman"/>
-        </w:rPr>
-        <w:t xml:space="preserve">76-2 </w:t>
-      </w:r>
-      <w:r>
-        <w:rPr>
-          <w:rFonts w:hint="eastAsia" w:ascii="Times New Roman" w:hAnsi="Times New Roman" w:eastAsia="FangSong" w:cs="Times New Roman"/>
-        </w:rPr>
-        <w:t>晶格能也可以从理论上求出</w:t>
-      </w:r>
-      <w:r>
-        <w:rPr>
-          <w:rFonts w:hint="eastAsia" w:ascii="Times New Roman" w:hAnsi="Times New Roman" w:eastAsia="Times New Roman" w:cs="Times New Roman"/>
-        </w:rPr>
-        <w:t>。</w:t>
-      </w:r>
-      <w:r>
-        <w:rPr>
-          <w:rFonts w:hint="eastAsia" w:ascii="Times New Roman" w:hAnsi="Times New Roman" w:eastAsia="FangSong" w:cs="Times New Roman"/>
-        </w:rPr>
-        <w:t>已知</w:t>
-      </w:r>
-      <w:r>
-        <w:rPr>
-          <w:rFonts w:ascii="Times New Roman" w:hAnsi="Times New Roman" w:eastAsia="Times New Roman" w:cs="Times New Roman"/>
-        </w:rPr>
-        <w:t xml:space="preserve"> CaO </w:t>
-      </w:r>
-      <w:r>
-        <w:rPr>
-          <w:rFonts w:hint="eastAsia" w:ascii="Times New Roman" w:hAnsi="Times New Roman" w:eastAsia="FangSong" w:cs="Times New Roman"/>
-        </w:rPr>
-        <w:t xml:space="preserve">是</w:t>
-      </w:r>
-      <w:r>
-        <w:rPr>
-          <w:rFonts w:ascii="Times New Roman" w:hAnsi="Times New Roman" w:eastAsia="Times New Roman" w:cs="Times New Roman"/>
-        </w:rPr>
-        <w:t xml:space="preserve"> NaCl </w:t>
-      </w:r>
-      <w:r>
-        <w:rPr>
-          <w:rFonts w:hint="eastAsia" w:ascii="Times New Roman" w:hAnsi="Times New Roman" w:eastAsia="FangSong" w:cs="Times New Roman"/>
-        </w:rPr>
-        <w:t>型结构</w:t>
-      </w:r>
-      <w:r>
-        <w:rPr>
-          <w:rFonts w:hint="eastAsia" w:ascii="Times New Roman" w:hAnsi="Times New Roman" w:eastAsia="Times New Roman" w:cs="Times New Roman"/>
-        </w:rPr>
-        <w:t>，</w:t>
-      </w:r>
-      <w:r>
-        <w:rPr>
-          <w:rFonts w:hint="eastAsia" w:ascii="Times New Roman" w:hAnsi="Times New Roman" w:eastAsia="FangSong" w:cs="Times New Roman"/>
-        </w:rPr>
-        <w:t>晶胞参数为</w:t>
-      </w:r>
-      <w:r>
-        <w:rPr>
-          <w:rFonts w:ascii="Times New Roman" w:hAnsi="Times New Roman" w:eastAsia="Times New Roman" w:cs="Times New Roman"/>
-        </w:rPr>
-        <w:t xml:space="preserve"> </w:t>
-      </w:r>
-      <w:r>
-        <w:rPr>
-          <w:rFonts w:hint="eastAsia" w:ascii="Times New Roman" w:hAnsi="Times New Roman" w:eastAsia="Times New Roman" w:cs="Times New Roman"/>
-        </w:rPr>
-        <w:t>0.480nm。</w:t>
-      </w:r>
-      <w:r>
-        <w:rPr>
-          <w:rFonts w:hint="eastAsia" w:ascii="Times New Roman" w:hAnsi="Times New Roman" w:eastAsia="FangSong" w:cs="Times New Roman"/>
-        </w:rPr>
-        <w:t>假设我们只考虑一个</w:t>
-      </w:r>
-      <w:r>
-        <w:rPr>
-          <w:rFonts w:ascii="Times New Roman" w:hAnsi="Times New Roman" w:eastAsia="Times New Roman" w:cs="Times New Roman"/>
-        </w:rPr>
-        <w:t xml:space="preserve"> </w:t>
-      </w:r>
-      <m:oMath>
-        <m:r>
-          <m:t>C</m:t>
-        </m:r>
-        <m:sSup>
-          <m:e>
-            <m:r>
-              <m:t>a</m:t>
-            </m:r>
-          </m:e>
-          <m:sup>
-            <m:r>
-              <m:t>2</m:t>
-            </m:r>
-            <m:r>
-              <m:rPr>
-                <m:sty m:val="p"/>
-              </m:rPr>
-              <m:t>+</m:t>
-            </m:r>
-          </m:sup>
-        </m:sSup>
-      </m:oMath>
-      <w:r>
-        <w:rPr>
-          <w:rFonts w:ascii="Times New Roman" w:hAnsi="Times New Roman" w:eastAsia="Times New Roman" w:cs="Times New Roman"/>
-        </w:rPr>
-        <w:t xml:space="preserve"> </w:t>
-      </w:r>
-      <w:r>
-        <w:rPr>
-          <w:rFonts w:hint="eastAsia" w:ascii="Times New Roman" w:hAnsi="Times New Roman" w:eastAsia="FangSong" w:cs="Times New Roman"/>
-        </w:rPr>
-        <w:t>周围最近和次近的离子</w:t>
-      </w:r>
-      <w:r>
-        <w:rPr>
-          <w:rFonts w:hint="eastAsia" w:ascii="Times New Roman" w:hAnsi="Times New Roman" w:eastAsia="Times New Roman" w:cs="Times New Roman"/>
-        </w:rPr>
-        <w:t>，</w:t>
-      </w:r>
-      <w:r>
-        <w:rPr>
-          <w:rFonts w:hint="eastAsia" w:ascii="Times New Roman" w:hAnsi="Times New Roman" w:eastAsia="FangSong" w:cs="Times New Roman"/>
-        </w:rPr>
-        <w:t>求该</w:t>
-      </w:r>
-      <w:r>
-        <w:rPr>
-          <w:rFonts w:ascii="Times New Roman" w:hAnsi="Times New Roman" w:eastAsia="Times New Roman" w:cs="Times New Roman"/>
-        </w:rPr>
-        <w:t xml:space="preserve"> </w:t>
-      </w:r>
-      <m:oMath>
-        <m:r>
-          <m:t>C</m:t>
-        </m:r>
-        <m:sSup>
-          <m:e>
-            <m:r>
-              <m:t>a</m:t>
-            </m:r>
-          </m:e>
-          <m:sup>
-            <m:r>
-              <m:t>2</m:t>
-            </m:r>
-            <m:r>
-              <m:rPr>
-                <m:sty m:val="p"/>
-              </m:rPr>
-              <m:t>+</m:t>
-            </m:r>
-          </m:sup>
-        </m:sSup>
-      </m:oMath>
-      <w:r>
-        <w:rPr>
-          <w:rFonts w:ascii="Times New Roman" w:hAnsi="Times New Roman" w:eastAsia="Times New Roman" w:cs="Times New Roman"/>
-        </w:rPr>
-        <w:t xml:space="preserve"> </w:t>
-      </w:r>
-      <w:r>
-        <w:rPr>
-          <w:rFonts w:hint="eastAsia" w:ascii="Times New Roman" w:hAnsi="Times New Roman" w:eastAsia="FangSong" w:cs="Times New Roman"/>
-        </w:rPr>
-        <w:t>静电势能的大小</w:t>
-      </w:r>
-      <w:r>
-        <w:rPr>
-          <w:rFonts w:hint="eastAsia" w:ascii="Times New Roman" w:hAnsi="Times New Roman" w:eastAsia="Times New Roman" w:cs="Times New Roman"/>
-        </w:rPr>
-        <w:t>。</w:t>
-      </w:r>
-    </w:p>
-    <w:p>
-      <w:pPr>
-        <w:spacing w:before="160" w:after="80"/>
-      </w:pPr>
-      <w:r>
-        <w:pict>
-          <v:rect style="width:0;height:1.5pt" o:hralign="center" o:hrstd="t" o:hr="t"/>
-        </w:pict>
-      </w:r>
-    </w:p>
-    <w:bookmarkEnd w:id="20"/>
-    <w:bookmarkStart w:id="21" w:name="第13题"/>
-    <w:p>
-      <w:pPr>
-        <w:pStyle w:val="Heading3"/>
-        <w:spacing w:before="280" w:after="120"/>
-      </w:pPr>
-      <w:r>
-        <w:rPr>
-          <w:rFonts w:hint="eastAsia" w:ascii="Times New Roman" w:hAnsi="Times New Roman" w:eastAsia="SimHei" w:cs="Times New Roman"/>
-        </w:rPr>
-        <w:t>第</w:t>
-      </w:r>
-      <w:r>
-        <w:rPr>
-          <w:rFonts w:hint="eastAsia" w:ascii="Times New Roman" w:hAnsi="Times New Roman" w:eastAsia="Times New Roman" w:cs="Times New Roman"/>
-        </w:rPr>
-        <w:t>13</w:t>
-      </w:r>
-      <w:r>
-        <w:rPr>
-          <w:rFonts w:hint="eastAsia" w:ascii="Times New Roman" w:hAnsi="Times New Roman" w:eastAsia="SimHei" w:cs="Times New Roman"/>
-        </w:rPr>
-        <w:t>题</w:t>
-      </w:r>
-    </w:p>
-    <w:p>
-      <w:pPr>
-        <w:pStyle w:val="FirstParagraph"/>
-        <w:ind w:firstLine="420"/>
-      </w:pPr>
-      <w:r>
-        <w:rPr>
-          <w:rFonts w:hint="eastAsia" w:ascii="Times New Roman" w:hAnsi="Times New Roman" w:eastAsia="FangSong" w:cs="Times New Roman"/>
-        </w:rPr>
-        <w:t xml:space="preserve">钒与</w:t>
-      </w:r>
-      <w:r>
-        <w:rPr>
-          <w:rFonts w:ascii="Times New Roman" w:hAnsi="Times New Roman" w:eastAsia="Times New Roman" w:cs="Times New Roman"/>
-        </w:rPr>
-        <w:t xml:space="preserve"> </w:t>
-      </w:r>
-      <w:r>
-        <w:rPr>
-          <w:rFonts w:hint="eastAsia" w:ascii="Times New Roman" w:hAnsi="Times New Roman" w:eastAsia="Times New Roman" w:cs="Times New Roman"/>
-        </w:rPr>
-        <w:t>N-</w:t>
-      </w:r>
-      <w:r>
-        <w:rPr>
-          <w:rFonts w:hint="eastAsia" w:ascii="Times New Roman" w:hAnsi="Times New Roman" w:eastAsia="FangSong" w:cs="Times New Roman"/>
-        </w:rPr>
-        <w:t>苯甲酰</w:t>
-      </w:r>
-      <w:r>
-        <w:rPr>
-          <w:rFonts w:hint="eastAsia" w:ascii="Times New Roman" w:hAnsi="Times New Roman" w:eastAsia="Times New Roman" w:cs="Times New Roman"/>
-        </w:rPr>
-        <w:t>-N-</w:t>
-      </w:r>
-      <w:r>
-        <w:rPr>
-          <w:rFonts w:hint="eastAsia" w:ascii="Times New Roman" w:hAnsi="Times New Roman" w:eastAsia="FangSong" w:cs="Times New Roman"/>
-        </w:rPr>
-        <w:t>苯基羟胺</w:t>
-      </w:r>
-      <w:r>
-        <w:rPr>
-          <w:rFonts w:hint="eastAsia" w:ascii="Times New Roman" w:hAnsi="Times New Roman" w:eastAsia="Times New Roman" w:cs="Times New Roman"/>
-        </w:rPr>
-        <w:t>(213g/mol)</w:t>
-      </w:r>
-      <w:r>
-        <w:rPr>
-          <w:rFonts w:hint="eastAsia" w:ascii="Times New Roman" w:hAnsi="Times New Roman" w:eastAsia="FangSong" w:cs="Times New Roman"/>
-        </w:rPr>
-        <w:t>根离子在</w:t>
-      </w:r>
-      <w:r>
-        <w:rPr>
-          <w:rFonts w:ascii="Times New Roman" w:hAnsi="Times New Roman" w:eastAsia="Times New Roman" w:cs="Times New Roman"/>
-        </w:rPr>
-        <w:t xml:space="preserve"> 4mol/L </w:t>
-      </w:r>
-      <w:r>
-        <w:rPr>
-          <w:rFonts w:hint="eastAsia" w:ascii="Times New Roman" w:hAnsi="Times New Roman" w:eastAsia="FangSong" w:cs="Times New Roman"/>
-        </w:rPr>
-        <w:t>盐酸介质中形成紫红色的单核配合物</w:t>
-      </w:r>
-      <w:r>
-        <w:rPr>
-          <w:rFonts w:hint="eastAsia" w:ascii="Times New Roman" w:hAnsi="Times New Roman" w:eastAsia="Times New Roman" w:cs="Times New Roman"/>
-        </w:rPr>
-        <w:t>，</w:t>
-      </w:r>
-      <w:r>
-        <w:rPr>
-          <w:rFonts w:hint="eastAsia" w:ascii="Times New Roman" w:hAnsi="Times New Roman" w:eastAsia="FangSong" w:cs="Times New Roman"/>
-        </w:rPr>
-        <w:t>该配合物溶液可进行比色测定</w:t>
-      </w:r>
-      <w:r>
-        <w:rPr>
-          <w:rFonts w:hint="eastAsia" w:ascii="Times New Roman" w:hAnsi="Times New Roman" w:eastAsia="Times New Roman" w:cs="Times New Roman"/>
-        </w:rPr>
-        <w:t>，</w:t>
-      </w:r>
-      <w:r>
-        <w:rPr>
-          <w:rFonts w:hint="eastAsia" w:ascii="Times New Roman" w:hAnsi="Times New Roman" w:eastAsia="FangSong" w:cs="Times New Roman"/>
-        </w:rPr>
-        <w:t>用以定量测定钢中钒的含量</w:t>
-      </w:r>
-      <w:r>
-        <w:rPr>
-          <w:rFonts w:hint="eastAsia" w:ascii="Times New Roman" w:hAnsi="Times New Roman" w:eastAsia="Times New Roman" w:cs="Times New Roman"/>
-        </w:rPr>
-        <w:t>。</w:t>
-      </w:r>
-      <w:r>
-        <w:rPr>
-          <w:rFonts w:hint="eastAsia" w:ascii="Times New Roman" w:hAnsi="Times New Roman" w:eastAsia="FangSong" w:cs="Times New Roman"/>
-        </w:rPr>
-        <w:t>该配合物是电中性分子</w:t>
-      </w:r>
-      <w:r>
-        <w:rPr>
-          <w:rFonts w:hint="eastAsia" w:ascii="Times New Roman" w:hAnsi="Times New Roman" w:eastAsia="Times New Roman" w:cs="Times New Roman"/>
-        </w:rPr>
-        <w:t>，</w:t>
-      </w:r>
-      <w:r>
-        <w:rPr>
-          <w:rFonts w:hint="eastAsia" w:ascii="Times New Roman" w:hAnsi="Times New Roman" w:eastAsia="FangSong" w:cs="Times New Roman"/>
-        </w:rPr>
-        <w:t>实验测得其氧的质量分数为</w:t>
-      </w:r>
-      <w:r>
-        <w:rPr>
-          <w:rFonts w:ascii="Times New Roman" w:hAnsi="Times New Roman" w:eastAsia="Times New Roman" w:cs="Times New Roman"/>
-        </w:rPr>
-        <w:t xml:space="preserve"> 15.2%。</w:t>
-      </w:r>
-    </w:p>
-    <w:p>
-      <w:pPr>
-        <w:pStyle w:val="Compact"/>
         <w:numPr>
           <w:ilvl w:val="0"/>
           <w:numId w:val="1004"/>
         </w:numPr>
-        <w:ind w:firstLine="420"/>
-      </w:pPr>
-      <w:r>
-        <w:rPr>
-          <w:rFonts w:hint="eastAsia" w:ascii="Times New Roman" w:hAnsi="Times New Roman" w:eastAsia="FangSong" w:cs="Times New Roman"/>
-        </w:rPr>
-        <w:t>通过计算确定该配合物的化学式</w:t>
-      </w:r>
-      <w:r>
-        <w:rPr>
-          <w:rFonts w:hint="eastAsia" w:ascii="Times New Roman" w:hAnsi="Times New Roman" w:eastAsia="Times New Roman" w:cs="Times New Roman"/>
-        </w:rPr>
-        <w:t>。</w:t>
-      </w:r>
-    </w:p>
-    <w:p>
-      <w:pPr>
-        <w:pStyle w:val="Compact"/>
-        <w:numPr>
-          <w:ilvl w:val="0"/>
-          <w:numId w:val="1004"/>
-        </w:numPr>
-        <w:ind w:firstLine="420"/>
-      </w:pPr>
-      <w:r>
-        <w:rPr>
-          <w:rFonts w:hint="eastAsia" w:ascii="Times New Roman" w:hAnsi="Times New Roman" w:eastAsia="FangSong" w:cs="Times New Roman"/>
-        </w:rPr>
-        <w:t>该配合物共有几种可能立体结构体</w:t>
-      </w:r>
-      <w:r>
-        <w:rPr>
-          <w:rFonts w:hint="eastAsia" w:ascii="Times New Roman" w:hAnsi="Times New Roman" w:eastAsia="Times New Roman" w:cs="Times New Roman"/>
-        </w:rPr>
-        <w:t>(</w:t>
-      </w:r>
-      <w:r>
-        <w:rPr>
-          <w:rFonts w:hint="eastAsia" w:ascii="Times New Roman" w:hAnsi="Times New Roman" w:eastAsia="FangSong" w:cs="Times New Roman"/>
-        </w:rPr>
-        <w:t>不包括光学异构体</w:t>
-      </w:r>
-      <w:r>
-        <w:rPr>
-          <w:rFonts w:hint="eastAsia" w:ascii="Times New Roman" w:hAnsi="Times New Roman" w:eastAsia="Times New Roman" w:cs="Times New Roman"/>
-        </w:rPr>
-        <w:t>)?</w:t>
-      </w:r>
-      <w:r>
-        <w:rPr>
-          <w:rFonts w:ascii="Times New Roman" w:hAnsi="Times New Roman" w:eastAsia="Times New Roman" w:cs="Times New Roman"/>
-        </w:rPr>
-        <w:t xml:space="preserve"> </w:t>
-      </w:r>
-      <w:r>
-        <w:rPr>
-          <w:rFonts w:hint="eastAsia" w:ascii="Times New Roman" w:hAnsi="Times New Roman" w:eastAsia="FangSong" w:cs="Times New Roman"/>
-        </w:rPr>
-        <w:t>画出其中最稳定的一种</w:t>
-      </w:r>
-      <w:r>
-        <w:rPr>
-          <w:rFonts w:hint="eastAsia" w:ascii="Times New Roman" w:hAnsi="Times New Roman" w:eastAsia="Times New Roman" w:cs="Times New Roman"/>
-        </w:rPr>
-        <w:t>。</w:t>
-      </w:r>
-    </w:p>
-    <w:p>
-      <w:pPr>
-        <w:spacing w:before="160" w:after="80"/>
-      </w:pPr>
-      <w:r>
-        <w:pict>
-          <v:rect style="width:0;height:1.5pt" o:hralign="center" o:hrstd="t" o:hr="t"/>
-        </w:pict>
-      </w:r>
-    </w:p>
-    <w:bookmarkEnd w:id="21"/>
-    <w:bookmarkStart w:id="22" w:name="第14题"/>
-    <w:p>
-      <w:pPr>
-        <w:pStyle w:val="Heading3"/>
-        <w:spacing w:before="280" w:after="120"/>
-      </w:pPr>
-      <w:r>
-        <w:rPr>
-          <w:rFonts w:hint="eastAsia" w:ascii="Times New Roman" w:hAnsi="Times New Roman" w:eastAsia="SimHei" w:cs="Times New Roman"/>
-        </w:rPr>
-        <w:t>第</w:t>
-      </w:r>
-      <w:r>
-        <w:rPr>
-          <w:rFonts w:hint="eastAsia" w:ascii="Times New Roman" w:hAnsi="Times New Roman" w:eastAsia="Times New Roman" w:cs="Times New Roman"/>
-        </w:rPr>
-        <w:t>14</w:t>
-      </w:r>
-      <w:r>
-        <w:rPr>
-          <w:rFonts w:hint="eastAsia" w:ascii="Times New Roman" w:hAnsi="Times New Roman" w:eastAsia="SimHei" w:cs="Times New Roman"/>
-        </w:rPr>
-        <w:t>题</w:t>
-      </w:r>
-    </w:p>
-    <w:p>
-      <w:pPr>
-        <w:pStyle w:val="FirstParagraph"/>
-        <w:ind w:firstLine="420"/>
-      </w:pPr>
-      <w:r>
-        <w:rPr>
-          <w:rFonts w:hint="eastAsia" w:ascii="Times New Roman" w:hAnsi="Times New Roman" w:eastAsia="FangSong" w:cs="Times New Roman"/>
-        </w:rPr>
-        <w:t>一般说来</w:t>
-      </w:r>
-      <w:r>
-        <w:rPr>
-          <w:rFonts w:hint="eastAsia" w:ascii="Times New Roman" w:hAnsi="Times New Roman" w:eastAsia="Times New Roman" w:cs="Times New Roman"/>
-        </w:rPr>
-        <w:t>,</w:t>
-      </w:r>
-      <w:r>
-        <w:rPr>
-          <w:rFonts w:ascii="Times New Roman" w:hAnsi="Times New Roman" w:eastAsia="Times New Roman" w:cs="Times New Roman"/>
-        </w:rPr>
-        <w:t xml:space="preserve"> Co(Ⅲ) </w:t>
-      </w:r>
-      <w:r>
-        <w:rPr>
-          <w:rFonts w:hint="eastAsia" w:ascii="Times New Roman" w:hAnsi="Times New Roman" w:eastAsia="FangSong" w:cs="Times New Roman"/>
-        </w:rPr>
-        <w:t>具有强氧化性</w:t>
-      </w:r>
-      <w:r>
-        <w:rPr>
-          <w:rFonts w:hint="eastAsia" w:ascii="Times New Roman" w:hAnsi="Times New Roman" w:eastAsia="Times New Roman" w:cs="Times New Roman"/>
-        </w:rPr>
-        <w:t>,</w:t>
-      </w:r>
-      <w:r>
-        <w:rPr>
-          <w:rFonts w:ascii="Times New Roman" w:hAnsi="Times New Roman" w:eastAsia="Times New Roman" w:cs="Times New Roman"/>
-        </w:rPr>
-        <w:t xml:space="preserve"> </w:t>
-      </w:r>
-      <w:r>
-        <w:rPr>
-          <w:rFonts w:hint="eastAsia" w:ascii="Times New Roman" w:hAnsi="Times New Roman" w:eastAsia="FangSong" w:cs="Times New Roman"/>
-        </w:rPr>
-        <w:t xml:space="preserve">极易被还原为</w:t>
-      </w:r>
-      <w:r>
-        <w:rPr>
-          <w:rFonts w:ascii="Times New Roman" w:hAnsi="Times New Roman" w:eastAsia="Times New Roman" w:cs="Times New Roman"/>
-        </w:rPr>
-        <w:t xml:space="preserve"> </w:t>
-      </w:r>
-      <w:r>
-        <w:rPr>
-          <w:rFonts w:hint="eastAsia" w:ascii="Times New Roman" w:hAnsi="Times New Roman" w:eastAsia="Times New Roman" w:cs="Times New Roman"/>
-        </w:rPr>
-        <w:t>Co(Ⅱ)。</w:t>
-      </w:r>
-      <w:r>
-        <w:rPr>
-          <w:rFonts w:hint="eastAsia" w:ascii="Times New Roman" w:hAnsi="Times New Roman" w:eastAsia="FangSong" w:cs="Times New Roman"/>
-        </w:rPr>
-        <w:t>然而在配合物中</w:t>
-      </w:r>
-      <w:r>
-        <w:rPr>
-          <w:rFonts w:hint="eastAsia" w:ascii="Times New Roman" w:hAnsi="Times New Roman" w:eastAsia="Times New Roman" w:cs="Times New Roman"/>
-        </w:rPr>
-        <w:t>,</w:t>
-      </w:r>
-      <w:r>
-        <w:rPr>
-          <w:rFonts w:ascii="Times New Roman" w:hAnsi="Times New Roman" w:eastAsia="Times New Roman" w:cs="Times New Roman"/>
-        </w:rPr>
-        <w:t xml:space="preserve"> Co(Ⅲ) </w:t>
-      </w:r>
-      <w:r>
-        <w:rPr>
-          <w:rFonts w:hint="eastAsia" w:ascii="Times New Roman" w:hAnsi="Times New Roman" w:eastAsia="FangSong" w:cs="Times New Roman"/>
-        </w:rPr>
-        <w:t xml:space="preserve">配合物的稳定性却大于</w:t>
-      </w:r>
-      <w:r>
-        <w:rPr>
-          <w:rFonts w:ascii="Times New Roman" w:hAnsi="Times New Roman" w:eastAsia="Times New Roman" w:cs="Times New Roman"/>
-        </w:rPr>
-        <w:t xml:space="preserve"> </w:t>
-      </w:r>
-      <w:r>
-        <w:rPr>
-          <w:rFonts w:hint="eastAsia" w:ascii="Times New Roman" w:hAnsi="Times New Roman" w:eastAsia="Times New Roman" w:cs="Times New Roman"/>
-        </w:rPr>
-        <w:t>Co(Ⅱ)。</w:t>
-      </w:r>
-      <w:r>
-        <w:rPr>
-          <w:rFonts w:hint="eastAsia" w:ascii="Times New Roman" w:hAnsi="Times New Roman" w:eastAsia="FangSong" w:cs="Times New Roman"/>
-        </w:rPr>
-        <w:t>有人通过</w:t>
-      </w:r>
-      <w:r>
-        <w:rPr>
-          <w:rFonts w:ascii="Times New Roman" w:hAnsi="Times New Roman" w:eastAsia="Times New Roman" w:cs="Times New Roman"/>
-        </w:rPr>
-        <w:t xml:space="preserve"> 8.076g CoCl</w:t>
-      </w:r>
-      <w:r>
-        <w:rPr>
-          <w:rFonts w:ascii="Times New Roman" w:hAnsi="Times New Roman" w:eastAsia="Times New Roman" w:cs="Times New Roman"/>
-          <w:vertAlign w:val="subscript"/>
-        </w:rPr>
-        <w:t>2</w:t>
-      </w:r>
-      <w:r>
-        <w:rPr>
-          <w:rFonts w:ascii="Times New Roman" w:hAnsi="Times New Roman" w:eastAsia="Times New Roman" w:cs="Times New Roman"/>
-        </w:rPr>
-        <w:t>·4H</w:t>
-      </w:r>
-      <w:r>
-        <w:rPr>
-          <w:rFonts w:ascii="Times New Roman" w:hAnsi="Times New Roman" w:eastAsia="Times New Roman" w:cs="Times New Roman"/>
-          <w:vertAlign w:val="subscript"/>
-        </w:rPr>
-        <w:t>2</w:t>
-      </w:r>
-      <w:r>
-        <w:rPr>
-          <w:rFonts w:ascii="Times New Roman" w:hAnsi="Times New Roman" w:eastAsia="Times New Roman" w:cs="Times New Roman"/>
-        </w:rPr>
-        <w:t xml:space="preserve">O </w:t>
-      </w:r>
-      <w:r>
-        <w:rPr>
-          <w:rFonts w:hint="eastAsia" w:ascii="Times New Roman" w:hAnsi="Times New Roman" w:eastAsia="FangSong" w:cs="Times New Roman"/>
-        </w:rPr>
-        <w:t xml:space="preserve">与过量过氧化氢和足量氨的乙醇溶液反应正好得</w:t>
-      </w:r>
-      <w:r>
-        <w:rPr>
-          <w:rFonts w:ascii="Times New Roman" w:hAnsi="Times New Roman" w:eastAsia="Times New Roman" w:cs="Times New Roman"/>
-        </w:rPr>
-        <w:t xml:space="preserve"> 8.076g </w:t>
-      </w:r>
-      <w:r>
-        <w:rPr>
-          <w:rFonts w:hint="eastAsia" w:ascii="Times New Roman" w:hAnsi="Times New Roman" w:eastAsia="FangSong" w:cs="Times New Roman"/>
-        </w:rPr>
-        <w:t xml:space="preserve">的</w:t>
-      </w:r>
-      <w:r>
-        <w:rPr>
-          <w:rFonts w:ascii="Times New Roman" w:hAnsi="Times New Roman" w:eastAsia="Times New Roman" w:cs="Times New Roman"/>
-        </w:rPr>
-        <w:t xml:space="preserve"> A </w:t>
-      </w:r>
-      <w:r>
-        <w:rPr>
-          <w:rFonts w:hint="eastAsia" w:ascii="Times New Roman" w:hAnsi="Times New Roman" w:eastAsia="FangSong" w:cs="Times New Roman"/>
-        </w:rPr>
-        <w:t>物质</w:t>
-      </w:r>
-      <w:r>
-        <w:rPr>
-          <w:rFonts w:hint="eastAsia" w:ascii="Times New Roman" w:hAnsi="Times New Roman" w:eastAsia="Times New Roman" w:cs="Times New Roman"/>
-        </w:rPr>
-        <w:t>,</w:t>
-      </w:r>
-      <w:r>
-        <w:rPr>
-          <w:rFonts w:ascii="Times New Roman" w:hAnsi="Times New Roman" w:eastAsia="Times New Roman" w:cs="Times New Roman"/>
-        </w:rPr>
-        <w:t xml:space="preserve"> </w:t>
-      </w:r>
-      <w:r>
-        <w:rPr>
-          <w:rFonts w:hint="eastAsia" w:ascii="Times New Roman" w:hAnsi="Times New Roman" w:eastAsia="FangSong" w:cs="Times New Roman"/>
-        </w:rPr>
-        <w:t xml:space="preserve">产率为</w:t>
-      </w:r>
-      <w:r>
-        <w:rPr>
-          <w:rFonts w:ascii="Times New Roman" w:hAnsi="Times New Roman" w:eastAsia="Times New Roman" w:cs="Times New Roman"/>
-        </w:rPr>
-        <w:t xml:space="preserve"> </w:t>
-      </w:r>
-      <w:r>
-        <w:rPr>
-          <w:rFonts w:hint="eastAsia" w:ascii="Times New Roman" w:hAnsi="Times New Roman" w:eastAsia="Times New Roman" w:cs="Times New Roman"/>
-        </w:rPr>
-        <w:t>90.96%。</w:t>
-      </w:r>
-      <w:r>
-        <w:rPr>
-          <w:rFonts w:hint="eastAsia" w:ascii="Times New Roman" w:hAnsi="Times New Roman" w:eastAsia="FangSong" w:cs="Times New Roman"/>
-        </w:rPr>
-        <w:t>元素分析表明</w:t>
-      </w:r>
-      <w:r>
-        <w:rPr>
-          <w:rFonts w:ascii="Times New Roman" w:hAnsi="Times New Roman" w:eastAsia="Times New Roman" w:cs="Times New Roman"/>
-        </w:rPr>
-        <w:t xml:space="preserve"> A </w:t>
-      </w:r>
-      <w:r>
-        <w:rPr>
-          <w:rFonts w:hint="eastAsia" w:ascii="Times New Roman" w:hAnsi="Times New Roman" w:eastAsia="FangSong" w:cs="Times New Roman"/>
-        </w:rPr>
-        <w:t xml:space="preserve">中含</w:t>
-      </w:r>
-      <w:r>
-        <w:rPr>
-          <w:rFonts w:ascii="Times New Roman" w:hAnsi="Times New Roman" w:eastAsia="Times New Roman" w:cs="Times New Roman"/>
-        </w:rPr>
-        <w:t xml:space="preserve"> Cl 31.94%, </w:t>
-      </w:r>
-      <w:r>
-        <w:rPr>
-          <w:rFonts w:hint="eastAsia" w:ascii="Times New Roman" w:hAnsi="Times New Roman" w:eastAsia="FangSong" w:cs="Times New Roman"/>
-        </w:rPr>
-        <w:t xml:space="preserve">含</w:t>
-      </w:r>
-      <w:r>
-        <w:rPr>
-          <w:rFonts w:ascii="Times New Roman" w:hAnsi="Times New Roman" w:eastAsia="Times New Roman" w:cs="Times New Roman"/>
-        </w:rPr>
-        <w:t xml:space="preserve"> N </w:t>
-      </w:r>
-      <w:r>
-        <w:rPr>
-          <w:rFonts w:hint="eastAsia" w:ascii="Times New Roman" w:hAnsi="Times New Roman" w:eastAsia="Times New Roman" w:cs="Times New Roman"/>
-        </w:rPr>
-        <w:t>28.40%。</w:t>
-      </w:r>
-      <w:r>
-        <w:rPr>
-          <w:rFonts w:hint="eastAsia" w:ascii="Times New Roman" w:hAnsi="Times New Roman" w:eastAsia="FangSong" w:cs="Times New Roman"/>
-        </w:rPr>
-        <w:t>红外光谱中没有发现</w:t>
-      </w:r>
-      <w:r>
-        <w:rPr>
-          <w:rFonts w:ascii="Times New Roman" w:hAnsi="Times New Roman" w:eastAsia="Times New Roman" w:cs="Times New Roman"/>
-        </w:rPr>
-        <w:t xml:space="preserve"> Co—Cl </w:t>
-      </w:r>
-      <w:r>
-        <w:rPr>
-          <w:rFonts w:hint="eastAsia" w:ascii="Times New Roman" w:hAnsi="Times New Roman" w:eastAsia="FangSong" w:cs="Times New Roman"/>
-        </w:rPr>
-        <w:t>键</w:t>
-      </w:r>
-      <w:r>
-        <w:rPr>
-          <w:rFonts w:hint="eastAsia" w:ascii="Times New Roman" w:hAnsi="Times New Roman" w:eastAsia="Times New Roman" w:cs="Times New Roman"/>
-        </w:rPr>
-        <w:t>。</w:t>
-      </w:r>
-      <w:r>
-        <w:rPr>
-          <w:rFonts w:hint="eastAsia" w:ascii="Times New Roman" w:hAnsi="Times New Roman" w:eastAsia="FangSong" w:cs="Times New Roman"/>
-        </w:rPr>
-        <w:t>单晶衍射表明</w:t>
-      </w:r>
-      <w:r>
-        <w:rPr>
-          <w:rFonts w:ascii="Times New Roman" w:hAnsi="Times New Roman" w:eastAsia="Times New Roman" w:cs="Times New Roman"/>
-        </w:rPr>
-        <w:t xml:space="preserve"> A </w:t>
-      </w:r>
-      <w:r>
-        <w:rPr>
-          <w:rFonts w:hint="eastAsia" w:ascii="Times New Roman" w:hAnsi="Times New Roman" w:eastAsia="FangSong" w:cs="Times New Roman"/>
-        </w:rPr>
-        <w:t>分子中含有对称面</w:t>
-      </w:r>
-      <w:r>
-        <w:rPr>
-          <w:rFonts w:hint="eastAsia" w:ascii="Times New Roman" w:hAnsi="Times New Roman" w:eastAsia="Times New Roman" w:cs="Times New Roman"/>
-        </w:rPr>
-        <w:t>。</w:t>
-      </w:r>
-      <w:r>
-        <w:rPr>
-          <w:rFonts w:hint="eastAsia" w:ascii="Times New Roman" w:hAnsi="Times New Roman" w:eastAsia="FangSong" w:cs="Times New Roman"/>
-        </w:rPr>
-        <w:t>分子呈顺磁性</w:t>
-      </w:r>
-      <w:r>
-        <w:rPr>
-          <w:rFonts w:hint="eastAsia" w:ascii="Times New Roman" w:hAnsi="Times New Roman" w:eastAsia="Times New Roman" w:cs="Times New Roman"/>
-        </w:rPr>
-        <w:t>。</w:t>
-      </w:r>
-    </w:p>
-    <w:p>
-      <w:pPr>
-        <w:pStyle w:val="Compact"/>
-        <w:numPr>
-          <w:ilvl w:val="0"/>
-          <w:numId w:val="1005"/>
-        </w:numPr>
-        <w:ind w:firstLine="420"/>
-      </w:pPr>
-      <w:r>
-        <w:rPr>
-          <w:rFonts w:hint="eastAsia" w:ascii="Times New Roman" w:hAnsi="Times New Roman" w:eastAsia="FangSong" w:cs="Times New Roman"/>
-        </w:rPr>
-        <w:t xml:space="preserve">推出</w:t>
-      </w:r>
-      <w:r>
-        <w:rPr>
-          <w:rFonts w:ascii="Times New Roman" w:hAnsi="Times New Roman" w:eastAsia="Times New Roman" w:cs="Times New Roman"/>
-        </w:rPr>
-        <w:t xml:space="preserve"> A </w:t>
-      </w:r>
-      <w:r>
-        <w:rPr>
-          <w:rFonts w:hint="eastAsia" w:ascii="Times New Roman" w:hAnsi="Times New Roman" w:eastAsia="FangSong" w:cs="Times New Roman"/>
-        </w:rPr>
-        <w:t>的分子式并画出其结构式</w:t>
-      </w:r>
-      <w:r>
-        <w:rPr>
-          <w:rFonts w:hint="eastAsia" w:ascii="Times New Roman" w:hAnsi="Times New Roman" w:eastAsia="Times New Roman" w:cs="Times New Roman"/>
-        </w:rPr>
-        <w:t>。</w:t>
-      </w:r>
-    </w:p>
-    <w:p>
-      <w:pPr>
-        <w:pStyle w:val="Compact"/>
-        <w:numPr>
-          <w:ilvl w:val="0"/>
-          <w:numId w:val="1005"/>
-        </w:numPr>
-        <w:ind w:firstLine="420"/>
-      </w:pPr>
-      <w:r>
-        <w:rPr>
-          <w:rFonts w:hint="eastAsia" w:ascii="Times New Roman" w:hAnsi="Times New Roman" w:eastAsia="FangSong" w:cs="Times New Roman"/>
-        </w:rPr>
-        <w:t xml:space="preserve">写出合成</w:t>
-      </w:r>
-      <w:r>
-        <w:rPr>
-          <w:rFonts w:ascii="Times New Roman" w:hAnsi="Times New Roman" w:eastAsia="Times New Roman" w:cs="Times New Roman"/>
-        </w:rPr>
-        <w:t xml:space="preserve"> A </w:t>
-      </w:r>
-      <w:r>
-        <w:rPr>
-          <w:rFonts w:hint="eastAsia" w:ascii="Times New Roman" w:hAnsi="Times New Roman" w:eastAsia="FangSong" w:cs="Times New Roman"/>
-        </w:rPr>
-        <w:t>的反应方程式</w:t>
-      </w:r>
-      <w:r>
-        <w:rPr>
-          <w:rFonts w:hint="eastAsia" w:ascii="Times New Roman" w:hAnsi="Times New Roman" w:eastAsia="Times New Roman" w:cs="Times New Roman"/>
-        </w:rPr>
-        <w:t>。</w:t>
-      </w:r>
-    </w:p>
-    <w:p>
-      <w:pPr>
-        <w:pStyle w:val="Compact"/>
-        <w:numPr>
-          <w:ilvl w:val="0"/>
-          <w:numId w:val="1005"/>
-        </w:numPr>
-        <w:ind w:firstLine="420"/>
-      </w:pPr>
-      <w:r>
-        <w:rPr>
-          <w:rFonts w:hint="eastAsia" w:ascii="Times New Roman" w:hAnsi="Times New Roman" w:eastAsia="FangSong" w:cs="Times New Roman"/>
-        </w:rPr>
-        <w:t xml:space="preserve">指出</w:t>
-      </w:r>
-      <w:r>
-        <w:rPr>
-          <w:rFonts w:ascii="Times New Roman" w:hAnsi="Times New Roman" w:eastAsia="Times New Roman" w:cs="Times New Roman"/>
-        </w:rPr>
-        <w:t xml:space="preserve"> A </w:t>
-      </w:r>
-      <w:r>
-        <w:rPr>
-          <w:rFonts w:hint="eastAsia" w:ascii="Times New Roman" w:hAnsi="Times New Roman" w:eastAsia="FangSong" w:cs="Times New Roman"/>
-        </w:rPr>
-        <w:t>中氧元素的氧化态以及中心钴离子的价电子排布和杂化方式</w:t>
-      </w:r>
-      <w:r>
-        <w:rPr>
-          <w:rFonts w:hint="eastAsia" w:ascii="Times New Roman" w:hAnsi="Times New Roman" w:eastAsia="Times New Roman" w:cs="Times New Roman"/>
-        </w:rPr>
-        <w:t>。</w:t>
-      </w:r>
-    </w:p>
-    <w:p>
-      <w:pPr>
-        <w:spacing w:before="160" w:after="80"/>
-      </w:pPr>
-      <w:r>
-        <w:pict>
-          <v:rect style="width:0;height:1.5pt" o:hralign="center" o:hrstd="t" o:hr="t"/>
-        </w:pict>
-      </w:r>
-    </w:p>
-    <w:bookmarkEnd w:id="22"/>
-    <w:bookmarkStart w:id="26" w:name="第15题"/>
-    <w:p>
-      <w:pPr>
-        <w:pStyle w:val="Heading3"/>
-        <w:spacing w:before="280" w:after="120"/>
-      </w:pPr>
-      <w:r>
-        <w:rPr>
-          <w:rFonts w:hint="eastAsia" w:ascii="Times New Roman" w:hAnsi="Times New Roman" w:eastAsia="SimHei" w:cs="Times New Roman"/>
-        </w:rPr>
-        <w:t>第</w:t>
-      </w:r>
-      <w:r>
-        <w:rPr>
-          <w:rFonts w:hint="eastAsia" w:ascii="Times New Roman" w:hAnsi="Times New Roman" w:eastAsia="Times New Roman" w:cs="Times New Roman"/>
-        </w:rPr>
-        <w:t>15</w:t>
-      </w:r>
-      <w:r>
-        <w:rPr>
-          <w:rFonts w:hint="eastAsia" w:ascii="Times New Roman" w:hAnsi="Times New Roman" w:eastAsia="SimHei" w:cs="Times New Roman"/>
-        </w:rPr>
-        <w:t>题</w:t>
-      </w:r>
-    </w:p>
-    <w:p>
-      <w:pPr>
-        <w:pStyle w:val="FirstParagraph"/>
         <w:ind w:firstLine="420"/>
       </w:pPr>
       <m:oMath>
@@ -7746,19 +6353,25 @@
           <m:rPr>
             <m:sty m:val="p"/>
           </m:rPr>
-          <m:t>C</m:t>
+          <m:t>H</m:t>
         </m:r>
         <m:r>
           <m:rPr>
             <m:sty m:val="p"/>
           </m:rPr>
-          <m:t>O</m:t>
+          <m:t>g</m:t>
         </m:r>
         <m:r>
           <m:rPr>
             <m:sty m:val="p"/>
           </m:rPr>
-          <m:t>,</m:t>
+          <m:t>(</m:t>
+        </m:r>
+        <m:r>
+          <m:rPr>
+            <m:sty m:val="p"/>
+          </m:rPr>
+          <m:t>N</m:t>
         </m:r>
         <m:sSub>
           <m:e>
@@ -7766,17 +6379,32 @@
               <m:rPr>
                 <m:sty m:val="p"/>
               </m:rPr>
-              <m:t>C</m:t>
-            </m:r>
-            <m:r>
-              <m:rPr>
-                <m:sty m:val="p"/>
-              </m:rPr>
               <m:t>O</m:t>
             </m:r>
           </m:e>
           <m:sub>
             <m:r>
+              <m:rPr>
+                <m:sty m:val="p"/>
+              </m:rPr>
+              <m:t>3</m:t>
+            </m:r>
+          </m:sub>
+        </m:sSub>
+        <m:sSub>
+          <m:e>
+            <m:r>
+              <m:rPr>
+                <m:sty m:val="p"/>
+              </m:rPr>
+              <m:t>)</m:t>
+            </m:r>
+          </m:e>
+          <m:sub>
+            <m:r>
+              <m:rPr>
+                <m:sty m:val="p"/>
+              </m:rPr>
               <m:t>2</m:t>
             </m:r>
           </m:sub>
@@ -7792,7 +6420,149 @@
         <w:rPr>
           <w:rFonts w:hint="eastAsia" w:ascii="Times New Roman" w:hAnsi="Times New Roman" w:eastAsia="FangSong" w:cs="Times New Roman"/>
         </w:rPr>
-        <w:t>是常见的碳族氧化物</w:t>
+        <w:t xml:space="preserve">与足量</w:t>
+      </w:r>
+      <w:r>
+        <w:rPr>
+          <w:rFonts w:ascii="Times New Roman" w:hAnsi="Times New Roman" w:eastAsia="Times New Roman" w:cs="Times New Roman"/>
+        </w:rPr>
+        <w:t xml:space="preserve"> NaOH </w:t>
+      </w:r>
+      <w:r>
+        <w:rPr>
+          <w:rFonts w:hint="eastAsia" w:ascii="Times New Roman" w:hAnsi="Times New Roman" w:eastAsia="FangSong" w:cs="Times New Roman"/>
+        </w:rPr>
+        <w:t xml:space="preserve">溶液反应</w:t>
+      </w:r>
+      <w:r>
+        <w:rPr>
+          <w:rFonts w:ascii="Times New Roman" w:hAnsi="Times New Roman" w:eastAsia="Times New Roman" w:cs="Times New Roman"/>
+        </w:rPr>
+        <w:t xml:space="preserve"> HgO。</w:t>
+      </w:r>
+    </w:p>
+    <w:p>
+      <w:pPr>
+        <w:pStyle w:val="FirstParagraph"/>
+        <w:ind w:firstLine="420"/>
+      </w:pPr>
+      <w:r>
+        <w:rPr>
+          <w:rFonts w:ascii="Times New Roman" w:hAnsi="Times New Roman" w:eastAsia="Times New Roman" w:cs="Times New Roman"/>
+        </w:rPr>
+        <w:t xml:space="preserve">HgS </w:t>
+      </w:r>
+      <w:r>
+        <w:rPr>
+          <w:rFonts w:hint="eastAsia" w:ascii="Times New Roman" w:hAnsi="Times New Roman" w:eastAsia="FangSong" w:cs="Times New Roman"/>
+        </w:rPr>
+        <w:t>同样有红</w:t>
+      </w:r>
+      <w:r>
+        <w:rPr>
+          <w:rFonts w:hint="eastAsia" w:ascii="Times New Roman" w:hAnsi="Times New Roman" w:eastAsia="Times New Roman" w:cs="Times New Roman"/>
+        </w:rPr>
+        <w:t>、</w:t>
+      </w:r>
+      <w:r>
+        <w:rPr>
+          <w:rFonts w:hint="eastAsia" w:ascii="Times New Roman" w:hAnsi="Times New Roman" w:eastAsia="FangSong" w:cs="Times New Roman"/>
+        </w:rPr>
+        <w:t>黑两种颜色</w:t>
+      </w:r>
+      <w:r>
+        <w:rPr>
+          <w:rFonts w:hint="eastAsia" w:ascii="Times New Roman" w:hAnsi="Times New Roman" w:eastAsia="Times New Roman" w:cs="Times New Roman"/>
+        </w:rPr>
+        <w:t>，</w:t>
+      </w:r>
+      <w:r>
+        <w:rPr>
+          <w:rFonts w:hint="eastAsia" w:ascii="Times New Roman" w:hAnsi="Times New Roman" w:eastAsia="FangSong" w:cs="Times New Roman"/>
+        </w:rPr>
+        <w:t>两者晶型不同</w:t>
+      </w:r>
+      <w:r>
+        <w:rPr>
+          <w:rFonts w:hint="eastAsia" w:ascii="Times New Roman" w:hAnsi="Times New Roman" w:eastAsia="Times New Roman" w:cs="Times New Roman"/>
+        </w:rPr>
+        <w:t>：</w:t>
+      </w:r>
+      <w:r>
+        <w:rPr>
+          <w:rFonts w:hint="eastAsia" w:ascii="Times New Roman" w:hAnsi="Times New Roman" w:eastAsia="FangSong" w:cs="Times New Roman"/>
+        </w:rPr>
+        <w:t>红色的</w:t>
+      </w:r>
+      <w:r>
+        <w:rPr>
+          <w:rFonts w:ascii="Times New Roman" w:hAnsi="Times New Roman" w:eastAsia="Times New Roman" w:cs="Times New Roman"/>
+        </w:rPr>
+        <w:t xml:space="preserve"> </w:t>
+      </w:r>
+      <m:oMath>
+        <m:r>
+          <m:t>α</m:t>
+        </m:r>
+      </m:oMath>
+      <w:r>
+        <w:rPr>
+          <w:rFonts w:ascii="Times New Roman" w:hAnsi="Times New Roman" w:eastAsia="Times New Roman" w:cs="Times New Roman"/>
+        </w:rPr>
+        <w:t xml:space="preserve">-HgS </w:t>
+      </w:r>
+      <w:r>
+        <w:rPr>
+          <w:rFonts w:hint="eastAsia" w:ascii="Times New Roman" w:hAnsi="Times New Roman" w:eastAsia="FangSong" w:cs="Times New Roman"/>
+        </w:rPr>
+        <w:t>为岩盐</w:t>
+      </w:r>
+      <w:r>
+        <w:rPr>
+          <w:rFonts w:hint="eastAsia" w:ascii="Times New Roman" w:hAnsi="Times New Roman" w:eastAsia="Times New Roman" w:cs="Times New Roman"/>
+        </w:rPr>
+        <w:t>（NaCl）</w:t>
+      </w:r>
+      <w:r>
+        <w:rPr>
+          <w:rFonts w:hint="eastAsia" w:ascii="Times New Roman" w:hAnsi="Times New Roman" w:eastAsia="FangSong" w:cs="Times New Roman"/>
+        </w:rPr>
+        <w:t>型</w:t>
+      </w:r>
+      <w:r>
+        <w:rPr>
+          <w:rFonts w:hint="eastAsia" w:ascii="Times New Roman" w:hAnsi="Times New Roman" w:eastAsia="Times New Roman" w:cs="Times New Roman"/>
+        </w:rPr>
+        <w:t>，</w:t>
+      </w:r>
+      <w:r>
+        <w:rPr>
+          <w:rFonts w:hint="eastAsia" w:ascii="Times New Roman" w:hAnsi="Times New Roman" w:eastAsia="FangSong" w:cs="Times New Roman"/>
+        </w:rPr>
+        <w:t>黑色的</w:t>
+      </w:r>
+      <w:r>
+        <w:rPr>
+          <w:rFonts w:ascii="Times New Roman" w:hAnsi="Times New Roman" w:eastAsia="Times New Roman" w:cs="Times New Roman"/>
+        </w:rPr>
+        <w:t xml:space="preserve"> </w:t>
+      </w:r>
+      <m:oMath>
+        <m:r>
+          <m:t>β</m:t>
+        </m:r>
+      </m:oMath>
+      <w:r>
+        <w:rPr>
+          <w:rFonts w:ascii="Times New Roman" w:hAnsi="Times New Roman" w:eastAsia="Times New Roman" w:cs="Times New Roman"/>
+        </w:rPr>
+        <w:t xml:space="preserve">-HgS </w:t>
+      </w:r>
+      <w:r>
+        <w:rPr>
+          <w:rFonts w:hint="eastAsia" w:ascii="Times New Roman" w:hAnsi="Times New Roman" w:eastAsia="FangSong" w:cs="Times New Roman"/>
+        </w:rPr>
+        <w:t>为闪锌矿型</w:t>
       </w:r>
       <w:r>
         <w:rPr>
@@ -7800,11 +6570,43 @@
         </w:rPr>
         <w:t>。</w:t>
       </w:r>
-      <w:r>
-        <w:rPr>
-          <w:rFonts w:hint="eastAsia" w:ascii="Times New Roman" w:hAnsi="Times New Roman" w:eastAsia="FangSong" w:cs="Times New Roman"/>
-        </w:rPr>
-        <w:t>与之类似的硅不同</w:t>
+    </w:p>
+    <w:p>
+      <w:pPr>
+        <w:pStyle w:val="BodyText"/>
+        <w:ind w:firstLine="420"/>
+      </w:pPr>
+      <w:r>
+        <w:rPr>
+          <w:rFonts w:ascii="Times New Roman" w:hAnsi="Times New Roman" w:eastAsia="Times New Roman" w:cs="Times New Roman"/>
+          <w:b/>
+          <w:bCs/>
+        </w:rPr>
+        <w:t xml:space="preserve">(3)</w:t>
+      </w:r>
+      <w:r>
+        <w:rPr>
+          <w:rFonts w:ascii="Times New Roman" w:hAnsi="Times New Roman" w:eastAsia="Times New Roman" w:cs="Times New Roman"/>
+        </w:rPr>
+        <w:t xml:space="preserve"> </w:t>
+      </w:r>
+      <w:r>
+        <w:rPr>
+          <w:rFonts w:hint="eastAsia" w:ascii="Times New Roman" w:hAnsi="Times New Roman" w:eastAsia="FangSong" w:cs="Times New Roman"/>
+        </w:rPr>
+        <w:t xml:space="preserve">假设两种矿石中</w:t>
+      </w:r>
+      <w:r>
+        <w:rPr>
+          <w:rFonts w:ascii="Times New Roman" w:hAnsi="Times New Roman" w:eastAsia="Times New Roman" w:cs="Times New Roman"/>
+        </w:rPr>
+        <w:t xml:space="preserve"> Hg—S </w:t>
+      </w:r>
+      <w:r>
+        <w:rPr>
+          <w:rFonts w:hint="eastAsia" w:ascii="Times New Roman" w:hAnsi="Times New Roman" w:eastAsia="FangSong" w:cs="Times New Roman"/>
+        </w:rPr>
+        <w:t>键长相同</w:t>
       </w:r>
       <w:r>
         <w:rPr>
@@ -7816,7 +6618,449 @@
         <w:rPr>
           <w:rFonts w:hint="eastAsia" w:ascii="Times New Roman" w:hAnsi="Times New Roman" w:eastAsia="FangSong" w:cs="Times New Roman"/>
         </w:rPr>
-        <w:t>虽然</w:t>
+        <w:t>求</w:t>
+      </w:r>
+      <w:r>
+        <w:rPr>
+          <w:rFonts w:ascii="Times New Roman" w:hAnsi="Times New Roman" w:eastAsia="Times New Roman" w:cs="Times New Roman"/>
+        </w:rPr>
+        <w:t xml:space="preserve"> </w:t>
+      </w:r>
+      <m:oMath>
+        <m:r>
+          <m:t>α</m:t>
+        </m:r>
+      </m:oMath>
+      <w:r>
+        <w:rPr>
+          <w:rFonts w:ascii="Times New Roman" w:hAnsi="Times New Roman" w:eastAsia="Times New Roman" w:cs="Times New Roman"/>
+        </w:rPr>
+        <w:t xml:space="preserve">-HgS </w:t>
+      </w:r>
+      <w:r>
+        <w:rPr>
+          <w:rFonts w:hint="eastAsia" w:ascii="Times New Roman" w:hAnsi="Times New Roman" w:eastAsia="FangSong" w:cs="Times New Roman"/>
+        </w:rPr>
+        <w:t xml:space="preserve">和</w:t>
+      </w:r>
+      <w:r>
+        <w:rPr>
+          <w:rFonts w:ascii="Times New Roman" w:hAnsi="Times New Roman" w:eastAsia="Times New Roman" w:cs="Times New Roman"/>
+        </w:rPr>
+        <w:t xml:space="preserve"> </w:t>
+      </w:r>
+      <m:oMath>
+        <m:r>
+          <m:t>β</m:t>
+        </m:r>
+      </m:oMath>
+      <w:r>
+        <w:rPr>
+          <w:rFonts w:ascii="Times New Roman" w:hAnsi="Times New Roman" w:eastAsia="Times New Roman" w:cs="Times New Roman"/>
+        </w:rPr>
+        <w:t xml:space="preserve">-HgS </w:t>
+      </w:r>
+      <w:r>
+        <w:rPr>
+          <w:rFonts w:hint="eastAsia" w:ascii="Times New Roman" w:hAnsi="Times New Roman" w:eastAsia="FangSong" w:cs="Times New Roman"/>
+        </w:rPr>
+        <w:t>的密度比</w:t>
+      </w:r>
+      <w:r>
+        <w:rPr>
+          <w:rFonts w:hint="eastAsia" w:ascii="Times New Roman" w:hAnsi="Times New Roman" w:eastAsia="Times New Roman" w:cs="Times New Roman"/>
+        </w:rPr>
+        <w:t>。</w:t>
+      </w:r>
+    </w:p>
+    <w:p>
+      <w:pPr>
+        <w:pStyle w:val="BodyText"/>
+        <w:ind w:firstLine="420"/>
+      </w:pPr>
+      <w:r>
+        <w:rPr>
+          <w:rFonts w:ascii="Times New Roman" w:hAnsi="Times New Roman" w:eastAsia="Times New Roman" w:cs="Times New Roman"/>
+          <w:b/>
+          <w:bCs/>
+        </w:rPr>
+        <w:t xml:space="preserve">(4)</w:t>
+      </w:r>
+      <w:r>
+        <w:rPr>
+          <w:rFonts w:ascii="Times New Roman" w:hAnsi="Times New Roman" w:eastAsia="Times New Roman" w:cs="Times New Roman"/>
+        </w:rPr>
+        <w:t xml:space="preserve"> </w:t>
+      </w:r>
+      <w:r>
+        <w:rPr>
+          <w:rFonts w:hint="eastAsia" w:ascii="Times New Roman" w:hAnsi="Times New Roman" w:eastAsia="FangSong" w:cs="Times New Roman"/>
+        </w:rPr>
+        <w:t>实际上</w:t>
+      </w:r>
+      <w:r>
+        <w:rPr>
+          <w:rFonts w:hint="eastAsia" w:ascii="Times New Roman" w:hAnsi="Times New Roman" w:eastAsia="Times New Roman" w:cs="Times New Roman"/>
+        </w:rPr>
+        <w:t>，</w:t>
+      </w:r>
+      <m:oMath>
+        <m:r>
+          <m:t>α</m:t>
+        </m:r>
+      </m:oMath>
+      <w:r>
+        <w:rPr>
+          <w:rFonts w:ascii="Times New Roman" w:hAnsi="Times New Roman" w:eastAsia="Times New Roman" w:cs="Times New Roman"/>
+        </w:rPr>
+        <w:t xml:space="preserve">-HgS </w:t>
+      </w:r>
+      <w:r>
+        <w:rPr>
+          <w:rFonts w:hint="eastAsia" w:ascii="Times New Roman" w:hAnsi="Times New Roman" w:eastAsia="FangSong" w:cs="Times New Roman"/>
+        </w:rPr>
+        <w:t xml:space="preserve">和</w:t>
+      </w:r>
+      <w:r>
+        <w:rPr>
+          <w:rFonts w:ascii="Times New Roman" w:hAnsi="Times New Roman" w:eastAsia="Times New Roman" w:cs="Times New Roman"/>
+        </w:rPr>
+        <w:t xml:space="preserve"> </w:t>
+      </w:r>
+      <m:oMath>
+        <m:r>
+          <m:t>β</m:t>
+        </m:r>
+      </m:oMath>
+      <w:r>
+        <w:rPr>
+          <w:rFonts w:ascii="Times New Roman" w:hAnsi="Times New Roman" w:eastAsia="Times New Roman" w:cs="Times New Roman"/>
+        </w:rPr>
+        <w:t xml:space="preserve">-HgS </w:t>
+      </w:r>
+      <w:r>
+        <w:rPr>
+          <w:rFonts w:hint="eastAsia" w:ascii="Times New Roman" w:hAnsi="Times New Roman" w:eastAsia="FangSong" w:cs="Times New Roman"/>
+        </w:rPr>
+        <w:t xml:space="preserve">的密度分别为</w:t>
+      </w:r>
+      <w:r>
+        <w:rPr>
+          <w:rFonts w:ascii="Times New Roman" w:hAnsi="Times New Roman" w:eastAsia="Times New Roman" w:cs="Times New Roman"/>
+        </w:rPr>
+        <w:t xml:space="preserve"> </w:t>
+      </w:r>
+      <m:oMath>
+        <m:oMathPr>
+          <m:ctrlPr>
+            <w:rPr>
+              <w:sz w:val="28"/>
+              <w:szCs w:val="28"/>
+            </w:rPr>
+          </m:ctrlPr>
+        </m:oMathPr>
+        <m:r>
+          <m:t>8.10</m:t>
+        </m:r>
+        <m:r>
+          <m:t> </m:t>
+        </m:r>
+        <m:r>
+          <m:rPr>
+            <m:sty m:val="p"/>
+          </m:rPr>
+          <m:t>g</m:t>
+        </m:r>
+        <m:r>
+          <m:rPr>
+            <m:sty m:val="p"/>
+          </m:rPr>
+          <m:t>/</m:t>
+        </m:r>
+        <m:r>
+          <m:rPr>
+            <m:sty m:val="p"/>
+          </m:rPr>
+          <m:t>c</m:t>
+        </m:r>
+        <m:sSup>
+          <m:e>
+            <m:r>
+              <m:rPr>
+                <m:sty m:val="p"/>
+              </m:rPr>
+              <m:t>m</m:t>
+            </m:r>
+          </m:e>
+          <m:sup>
+            <m:r>
+              <m:rPr>
+                <m:sty m:val="p"/>
+              </m:rPr>
+              <m:t>3</m:t>
+            </m:r>
+          </m:sup>
+        </m:sSup>
+      </m:oMath>
+      <w:r>
+        <w:rPr>
+          <w:rFonts w:ascii="Times New Roman" w:hAnsi="Times New Roman" w:eastAsia="Times New Roman" w:cs="Times New Roman"/>
+        </w:rPr>
+        <w:t xml:space="preserve"> </w:t>
+      </w:r>
+      <w:r>
+        <w:rPr>
+          <w:rFonts w:hint="eastAsia" w:ascii="Times New Roman" w:hAnsi="Times New Roman" w:eastAsia="FangSong" w:cs="Times New Roman"/>
+        </w:rPr>
+        <w:t xml:space="preserve">和</w:t>
+      </w:r>
+      <w:r>
+        <w:rPr>
+          <w:rFonts w:ascii="Times New Roman" w:hAnsi="Times New Roman" w:eastAsia="Times New Roman" w:cs="Times New Roman"/>
+        </w:rPr>
+        <w:t xml:space="preserve"> </w:t>
+      </w:r>
+      <m:oMath>
+        <m:oMathPr>
+          <m:ctrlPr>
+            <w:rPr>
+              <w:sz w:val="28"/>
+              <w:szCs w:val="28"/>
+            </w:rPr>
+          </m:ctrlPr>
+        </m:oMathPr>
+        <m:r>
+          <m:t>7.73</m:t>
+        </m:r>
+        <m:r>
+          <m:t> </m:t>
+        </m:r>
+        <m:r>
+          <m:rPr>
+            <m:sty m:val="p"/>
+          </m:rPr>
+          <m:t>g</m:t>
+        </m:r>
+        <m:r>
+          <m:rPr>
+            <m:sty m:val="p"/>
+          </m:rPr>
+          <m:t>/</m:t>
+        </m:r>
+        <m:r>
+          <m:rPr>
+            <m:sty m:val="p"/>
+          </m:rPr>
+          <m:t>c</m:t>
+        </m:r>
+        <m:sSup>
+          <m:e>
+            <m:r>
+              <m:rPr>
+                <m:sty m:val="p"/>
+              </m:rPr>
+              <m:t>m</m:t>
+            </m:r>
+          </m:e>
+          <m:sup>
+            <m:r>
+              <m:rPr>
+                <m:sty m:val="p"/>
+              </m:rPr>
+              <m:t>3</m:t>
+            </m:r>
+          </m:sup>
+        </m:sSup>
+      </m:oMath>
+      <w:r>
+        <w:rPr>
+          <w:rFonts w:hint="eastAsia" w:ascii="Times New Roman" w:hAnsi="Times New Roman" w:eastAsia="Times New Roman" w:cs="Times New Roman"/>
+        </w:rPr>
+        <w:t>。</w:t>
+      </w:r>
+      <w:r>
+        <w:rPr>
+          <w:rFonts w:hint="eastAsia" w:ascii="Times New Roman" w:hAnsi="Times New Roman" w:eastAsia="FangSong" w:cs="Times New Roman"/>
+        </w:rPr>
+        <w:t>通过计算写出</w:t>
+      </w:r>
+      <w:r>
+        <w:rPr>
+          <w:rFonts w:ascii="Times New Roman" w:hAnsi="Times New Roman" w:eastAsia="Times New Roman" w:cs="Times New Roman"/>
+        </w:rPr>
+        <w:t xml:space="preserve"> </w:t>
+      </w:r>
+      <m:oMath>
+        <m:r>
+          <m:t>α</m:t>
+        </m:r>
+      </m:oMath>
+      <w:r>
+        <w:rPr>
+          <w:rFonts w:ascii="Times New Roman" w:hAnsi="Times New Roman" w:eastAsia="Times New Roman" w:cs="Times New Roman"/>
+        </w:rPr>
+        <w:t xml:space="preserve">-HgS </w:t>
+      </w:r>
+      <w:r>
+        <w:rPr>
+          <w:rFonts w:hint="eastAsia" w:ascii="Times New Roman" w:hAnsi="Times New Roman" w:eastAsia="FangSong" w:cs="Times New Roman"/>
+        </w:rPr>
+        <w:t xml:space="preserve">和</w:t>
+      </w:r>
+      <w:r>
+        <w:rPr>
+          <w:rFonts w:ascii="Times New Roman" w:hAnsi="Times New Roman" w:eastAsia="Times New Roman" w:cs="Times New Roman"/>
+        </w:rPr>
+        <w:t xml:space="preserve"> </w:t>
+      </w:r>
+      <m:oMath>
+        <m:r>
+          <m:t>β</m:t>
+        </m:r>
+      </m:oMath>
+      <w:r>
+        <w:rPr>
+          <w:rFonts w:ascii="Times New Roman" w:hAnsi="Times New Roman" w:eastAsia="Times New Roman" w:cs="Times New Roman"/>
+        </w:rPr>
+        <w:t xml:space="preserve">-HgS </w:t>
+      </w:r>
+      <w:r>
+        <w:rPr>
+          <w:rFonts w:hint="eastAsia" w:ascii="Times New Roman" w:hAnsi="Times New Roman" w:eastAsia="FangSong" w:cs="Times New Roman"/>
+        </w:rPr>
+        <w:t xml:space="preserve">中</w:t>
+      </w:r>
+      <w:r>
+        <w:rPr>
+          <w:rFonts w:ascii="Times New Roman" w:hAnsi="Times New Roman" w:eastAsia="Times New Roman" w:cs="Times New Roman"/>
+        </w:rPr>
+        <w:t xml:space="preserve"> Hg—S </w:t>
+      </w:r>
+      <w:r>
+        <w:rPr>
+          <w:rFonts w:hint="eastAsia" w:ascii="Times New Roman" w:hAnsi="Times New Roman" w:eastAsia="FangSong" w:cs="Times New Roman"/>
+        </w:rPr>
+        <w:t>键长并解释这种差异</w:t>
+      </w:r>
+      <w:r>
+        <w:rPr>
+          <w:rFonts w:hint="eastAsia" w:ascii="Times New Roman" w:hAnsi="Times New Roman" w:eastAsia="Times New Roman" w:cs="Times New Roman"/>
+        </w:rPr>
+        <w:t>。</w:t>
+      </w:r>
+    </w:p>
+    <w:p>
+      <w:pPr>
+        <w:spacing w:before="160" w:after="80"/>
+      </w:pPr>
+      <w:r>
+        <w:pict>
+          <v:rect style="width:0;height:1.5pt" o:hralign="center" o:hrstd="t" o:hr="t"/>
+        </w:pict>
+      </w:r>
+    </w:p>
+    <w:bookmarkEnd w:id="19"/>
+    <w:bookmarkStart w:id="20" w:name="第12题"/>
+    <w:p>
+      <w:pPr>
+        <w:pStyle w:val="Heading3"/>
+        <w:spacing w:before="280" w:after="120"/>
+      </w:pPr>
+      <w:r>
+        <w:rPr>
+          <w:rFonts w:hint="eastAsia" w:ascii="Times New Roman" w:hAnsi="Times New Roman" w:eastAsia="SimHei" w:cs="Times New Roman"/>
+        </w:rPr>
+        <w:t>第</w:t>
+      </w:r>
+      <w:r>
+        <w:rPr>
+          <w:rFonts w:hint="eastAsia" w:ascii="Times New Roman" w:hAnsi="Times New Roman" w:eastAsia="Times New Roman" w:cs="Times New Roman"/>
+        </w:rPr>
+        <w:t>12</w:t>
+      </w:r>
+      <w:r>
+        <w:rPr>
+          <w:rFonts w:hint="eastAsia" w:ascii="Times New Roman" w:hAnsi="Times New Roman" w:eastAsia="SimHei" w:cs="Times New Roman"/>
+        </w:rPr>
+        <w:t>题</w:t>
+      </w:r>
+    </w:p>
+    <w:p>
+      <w:pPr>
+        <w:pStyle w:val="FirstParagraph"/>
+        <w:ind w:firstLine="420"/>
+      </w:pPr>
+      <w:r>
+        <w:rPr>
+          <w:rFonts w:hint="eastAsia" w:ascii="Times New Roman" w:hAnsi="Times New Roman" w:eastAsia="FangSong" w:cs="Times New Roman"/>
+        </w:rPr>
+        <w:t>已知以下数据</w:t>
+      </w:r>
+      <w:r>
+        <w:rPr>
+          <w:rFonts w:hint="eastAsia" w:ascii="Times New Roman" w:hAnsi="Times New Roman" w:eastAsia="Times New Roman" w:cs="Times New Roman"/>
+        </w:rPr>
+        <w:t>：Ca</w:t>
+      </w:r>
+      <w:r>
+        <w:rPr>
+          <w:rFonts w:ascii="Times New Roman" w:hAnsi="Times New Roman" w:eastAsia="Times New Roman" w:cs="Times New Roman"/>
+        </w:rPr>
+        <w:t xml:space="preserve"> </w:t>
+      </w:r>
+      <w:r>
+        <w:rPr>
+          <w:rFonts w:hint="eastAsia" w:ascii="Times New Roman" w:hAnsi="Times New Roman" w:eastAsia="FangSong" w:cs="Times New Roman"/>
+        </w:rPr>
+        <w:t xml:space="preserve">的升华热为</w:t>
+      </w:r>
+      <w:r>
+        <w:rPr>
+          <w:rFonts w:ascii="Times New Roman" w:hAnsi="Times New Roman" w:eastAsia="Times New Roman" w:cs="Times New Roman"/>
+        </w:rPr>
+        <w:t xml:space="preserve"> </w:t>
+      </w:r>
+      <w:r>
+        <w:rPr>
+          <w:rFonts w:hint="eastAsia" w:ascii="Times New Roman" w:hAnsi="Times New Roman" w:eastAsia="Times New Roman" w:cs="Times New Roman"/>
+        </w:rPr>
+        <w:t xml:space="preserve">193kJ/mol，Ca</w:t>
+      </w:r>
+      <w:r>
+        <w:rPr>
+          <w:rFonts w:ascii="Times New Roman" w:hAnsi="Times New Roman" w:eastAsia="Times New Roman" w:cs="Times New Roman"/>
+        </w:rPr>
+        <w:t xml:space="preserve"> </w:t>
+      </w:r>
+      <w:r>
+        <w:rPr>
+          <w:rFonts w:hint="eastAsia" w:ascii="Times New Roman" w:hAnsi="Times New Roman" w:eastAsia="FangSong" w:cs="Times New Roman"/>
+        </w:rPr>
+        <w:t xml:space="preserve">的第一和第二电离能分别为</w:t>
+      </w:r>
+      <w:r>
+        <w:rPr>
+          <w:rFonts w:ascii="Times New Roman" w:hAnsi="Times New Roman" w:eastAsia="Times New Roman" w:cs="Times New Roman"/>
+        </w:rPr>
+        <w:t xml:space="preserve"> 590 </w:t>
+      </w:r>
+      <w:r>
+        <w:rPr>
+          <w:rFonts w:hint="eastAsia" w:ascii="Times New Roman" w:hAnsi="Times New Roman" w:eastAsia="FangSong" w:cs="Times New Roman"/>
+        </w:rPr>
+        <w:t xml:space="preserve">和</w:t>
+      </w:r>
+      <w:r>
+        <w:rPr>
+          <w:rFonts w:ascii="Times New Roman" w:hAnsi="Times New Roman" w:eastAsia="Times New Roman" w:cs="Times New Roman"/>
+        </w:rPr>
+        <w:t xml:space="preserve"> </w:t>
+      </w:r>
+      <w:r>
+        <w:rPr>
+          <w:rFonts w:hint="eastAsia" w:ascii="Times New Roman" w:hAnsi="Times New Roman" w:eastAsia="Times New Roman" w:cs="Times New Roman"/>
+        </w:rPr>
+        <w:t xml:space="preserve">1010kJ/mol，</w:t>
       </w:r>
       <w:r>
         <w:rPr>
@@ -7828,21 +7072,6 @@
         <m:sSub>
           <m:e>
             <m:r>
-              <m:rPr>
-                <m:sty m:val="p"/>
-              </m:rPr>
-              <m:t>S</m:t>
-            </m:r>
-            <m:r>
-              <m:rPr>
-                <m:sty m:val="p"/>
-              </m:rPr>
-              <m:t>i</m:t>
-            </m:r>
-            <m:r>
-              <m:rPr>
-                <m:sty m:val="p"/>
-              </m:rPr>
               <m:t>O</m:t>
             </m:r>
           </m:e>
@@ -7863,352 +7092,443 @@
         <w:rPr>
           <w:rFonts w:hint="eastAsia" w:ascii="Times New Roman" w:hAnsi="Times New Roman" w:eastAsia="FangSong" w:cs="Times New Roman"/>
         </w:rPr>
-        <w:t>是常见的</w:t>
-      </w:r>
-      <w:r>
-        <w:rPr>
-          <w:rFonts w:hint="eastAsia" w:ascii="Times New Roman" w:hAnsi="Times New Roman" w:eastAsia="Times New Roman" w:cs="Times New Roman"/>
-        </w:rPr>
-        <w:t>，</w:t>
-      </w:r>
-      <w:r>
-        <w:rPr>
-          <w:rFonts w:hint="eastAsia" w:ascii="Times New Roman" w:hAnsi="Times New Roman" w:eastAsia="FangSong" w:cs="Times New Roman"/>
-        </w:rPr>
-        <w:t>但是</w:t>
-      </w:r>
-      <w:r>
-        <w:rPr>
-          <w:rFonts w:hint="eastAsia" w:ascii="Times New Roman" w:hAnsi="Times New Roman" w:eastAsia="Times New Roman" w:cs="Times New Roman"/>
-        </w:rPr>
-        <w:t>SiO</w:t>
-      </w:r>
-      <w:r>
-        <w:rPr>
-          <w:rFonts w:hint="eastAsia" w:ascii="Times New Roman" w:hAnsi="Times New Roman" w:eastAsia="FangSong" w:cs="Times New Roman"/>
-        </w:rPr>
-        <w:t>却是非常不稳定的物种</w:t>
-      </w:r>
-      <w:r>
-        <w:rPr>
-          <w:rFonts w:hint="eastAsia" w:ascii="Times New Roman" w:hAnsi="Times New Roman" w:eastAsia="Times New Roman" w:cs="Times New Roman"/>
-        </w:rPr>
-        <w:t>。</w:t>
-      </w:r>
-      <w:r>
-        <w:rPr>
-          <w:rFonts w:hint="eastAsia" w:ascii="Times New Roman" w:hAnsi="Times New Roman" w:eastAsia="FangSong" w:cs="Times New Roman"/>
-        </w:rPr>
-        <w:t>通过配位化学中的给</w:t>
-      </w:r>
-      <w:r>
-        <w:rPr>
-          <w:rFonts w:hint="eastAsia" w:ascii="Times New Roman" w:hAnsi="Times New Roman" w:eastAsia="Times New Roman" w:cs="Times New Roman"/>
-        </w:rPr>
-        <w:t>-</w:t>
-      </w:r>
-      <w:r>
-        <w:rPr>
-          <w:rFonts w:hint="eastAsia" w:ascii="Times New Roman" w:hAnsi="Times New Roman" w:eastAsia="FangSong" w:cs="Times New Roman"/>
-        </w:rPr>
-        <w:t>受体作用的合成策略</w:t>
-      </w:r>
-      <w:r>
-        <w:rPr>
-          <w:rFonts w:hint="eastAsia" w:ascii="Times New Roman" w:hAnsi="Times New Roman" w:eastAsia="Times New Roman" w:cs="Times New Roman"/>
-        </w:rPr>
-        <w:t>，</w:t>
-      </w:r>
-      <w:r>
-        <w:rPr>
-          <w:rFonts w:hint="eastAsia" w:ascii="Times New Roman" w:hAnsi="Times New Roman" w:eastAsia="FangSong" w:cs="Times New Roman"/>
-        </w:rPr>
-        <w:t>可以在下面的反应观察到一种特殊的</w:t>
-      </w:r>
-      <w:r>
-        <w:rPr>
-          <w:rFonts w:hint="eastAsia" w:ascii="Times New Roman" w:hAnsi="Times New Roman" w:eastAsia="Times New Roman" w:cs="Times New Roman"/>
-        </w:rPr>
-        <w:t>SiO</w:t>
-      </w:r>
-      <w:r>
-        <w:rPr>
-          <w:rFonts w:hint="eastAsia" w:ascii="Times New Roman" w:hAnsi="Times New Roman" w:eastAsia="FangSong" w:cs="Times New Roman"/>
-        </w:rPr>
-        <w:t>结构</w:t>
-      </w:r>
-      <w:r>
-        <w:rPr>
-          <w:rFonts w:hint="eastAsia" w:ascii="Times New Roman" w:hAnsi="Times New Roman" w:eastAsia="Times New Roman" w:cs="Times New Roman"/>
-        </w:rPr>
-        <w:t>B。</w:t>
-      </w:r>
-      <w:r>
-        <w:rPr>
-          <w:rFonts w:hint="eastAsia" w:ascii="Times New Roman" w:hAnsi="Times New Roman" w:eastAsia="FangSong" w:cs="Times New Roman"/>
-        </w:rPr>
-        <w:t>其中</w:t>
-      </w:r>
-      <w:r>
-        <w:rPr>
-          <w:rFonts w:hint="eastAsia" w:ascii="Times New Roman" w:hAnsi="Times New Roman" w:eastAsia="Times New Roman" w:cs="Times New Roman"/>
-        </w:rPr>
-        <w:t>，A</w:t>
-      </w:r>
-      <w:r>
-        <w:rPr>
-          <w:rFonts w:hint="eastAsia" w:ascii="Times New Roman" w:hAnsi="Times New Roman" w:eastAsia="FangSong" w:cs="Times New Roman"/>
-        </w:rPr>
-        <w:t>为最终产物</w:t>
-      </w:r>
-      <w:r>
-        <w:rPr>
-          <w:rFonts w:hint="eastAsia" w:ascii="Times New Roman" w:hAnsi="Times New Roman" w:eastAsia="Times New Roman" w:cs="Times New Roman"/>
-        </w:rPr>
-        <w:t>，</w:t>
-      </w:r>
-      <w:r>
-        <w:rPr>
-          <w:rFonts w:hint="eastAsia" w:ascii="Times New Roman" w:hAnsi="Times New Roman" w:eastAsia="FangSong" w:cs="Times New Roman"/>
-        </w:rPr>
-        <w:t>底物和等量</w:t>
-      </w:r>
-      <w:r>
-        <w:rPr>
-          <w:rFonts w:ascii="Times New Roman" w:hAnsi="Times New Roman" w:eastAsia="Times New Roman" w:cs="Times New Roman"/>
-        </w:rPr>
-        <w:t xml:space="preserve"> </w:t>
-      </w:r>
-      <m:oMath>
-        <m:sSub>
-          <m:e>
-            <m:r>
-              <m:rPr>
-                <m:sty m:val="p"/>
-              </m:rPr>
-              <m:t>C</m:t>
-            </m:r>
-            <m:r>
-              <m:rPr>
-                <m:sty m:val="p"/>
-              </m:rPr>
-              <m:t>O</m:t>
-            </m:r>
-          </m:e>
-          <m:sub>
-            <m:r>
-              <m:t>2</m:t>
-            </m:r>
-          </m:sub>
-        </m:sSub>
-      </m:oMath>
-      <w:r>
-        <w:rPr>
-          <w:rFonts w:ascii="Times New Roman" w:hAnsi="Times New Roman" w:eastAsia="Times New Roman" w:cs="Times New Roman"/>
-        </w:rPr>
-        <w:t xml:space="preserve"> </w:t>
-      </w:r>
-      <w:r>
-        <w:rPr>
-          <w:rFonts w:hint="eastAsia" w:ascii="Times New Roman" w:hAnsi="Times New Roman" w:eastAsia="FangSong" w:cs="Times New Roman"/>
-        </w:rPr>
-        <w:t>反应并脱去等量</w:t>
-      </w:r>
-      <w:r>
-        <w:rPr>
-          <w:rFonts w:hint="eastAsia" w:ascii="Times New Roman" w:hAnsi="Times New Roman" w:eastAsia="Times New Roman" w:cs="Times New Roman"/>
-        </w:rPr>
-        <w:t>CO</w:t>
-      </w:r>
-      <w:r>
-        <w:rPr>
-          <w:rFonts w:hint="eastAsia" w:ascii="Times New Roman" w:hAnsi="Times New Roman" w:eastAsia="FangSong" w:cs="Times New Roman"/>
-        </w:rPr>
-        <w:t>得到</w:t>
-      </w:r>
-      <w:r>
-        <w:rPr>
-          <w:rFonts w:hint="eastAsia" w:ascii="Times New Roman" w:hAnsi="Times New Roman" w:eastAsia="Times New Roman" w:cs="Times New Roman"/>
-        </w:rPr>
-        <w:t>B，</w:t>
-      </w:r>
-      <w:r>
-        <w:rPr>
-          <w:rFonts w:hint="eastAsia" w:ascii="Times New Roman" w:hAnsi="Times New Roman" w:eastAsia="FangSong" w:cs="Times New Roman"/>
-        </w:rPr>
-        <w:t>再和等量</w:t>
-      </w:r>
-      <w:r>
-        <w:rPr>
-          <w:rFonts w:ascii="Times New Roman" w:hAnsi="Times New Roman" w:eastAsia="Times New Roman" w:cs="Times New Roman"/>
-        </w:rPr>
-        <w:t xml:space="preserve"> </w:t>
-      </w:r>
-      <m:oMath>
-        <m:sSub>
-          <m:e>
-            <m:r>
-              <m:rPr>
-                <m:sty m:val="p"/>
-              </m:rPr>
-              <m:t>C</m:t>
-            </m:r>
-            <m:r>
-              <m:rPr>
-                <m:sty m:val="p"/>
-              </m:rPr>
-              <m:t>O</m:t>
-            </m:r>
-          </m:e>
-          <m:sub>
-            <m:r>
-              <m:t>2</m:t>
-            </m:r>
-          </m:sub>
-        </m:sSub>
-      </m:oMath>
-      <w:r>
-        <w:rPr>
-          <w:rFonts w:ascii="Times New Roman" w:hAnsi="Times New Roman" w:eastAsia="Times New Roman" w:cs="Times New Roman"/>
-        </w:rPr>
-        <w:t xml:space="preserve"> </w:t>
-      </w:r>
-      <w:r>
-        <w:rPr>
-          <w:rFonts w:hint="eastAsia" w:ascii="Times New Roman" w:hAnsi="Times New Roman" w:eastAsia="FangSong" w:cs="Times New Roman"/>
-        </w:rPr>
-        <w:t>反应并脱去等量</w:t>
-      </w:r>
-      <w:r>
-        <w:rPr>
-          <w:rFonts w:hint="eastAsia" w:ascii="Times New Roman" w:hAnsi="Times New Roman" w:eastAsia="Times New Roman" w:cs="Times New Roman"/>
-        </w:rPr>
-        <w:t>CO</w:t>
-      </w:r>
-      <w:r>
-        <w:rPr>
-          <w:rFonts w:hint="eastAsia" w:ascii="Times New Roman" w:hAnsi="Times New Roman" w:eastAsia="FangSong" w:cs="Times New Roman"/>
-        </w:rPr>
-        <w:t>得到</w:t>
-      </w:r>
-      <w:r>
-        <w:rPr>
-          <w:rFonts w:hint="eastAsia" w:ascii="Times New Roman" w:hAnsi="Times New Roman" w:eastAsia="Times New Roman" w:cs="Times New Roman"/>
-        </w:rPr>
-        <w:t>C，</w:t>
-      </w:r>
-      <w:r>
-        <w:rPr>
-          <w:rFonts w:hint="eastAsia" w:ascii="Times New Roman" w:hAnsi="Times New Roman" w:eastAsia="FangSong" w:cs="Times New Roman"/>
-        </w:rPr>
-        <w:t>最后和两当量</w:t>
-      </w:r>
-      <w:r>
-        <w:rPr>
-          <w:rFonts w:ascii="Times New Roman" w:hAnsi="Times New Roman" w:eastAsia="Times New Roman" w:cs="Times New Roman"/>
-        </w:rPr>
-        <w:t xml:space="preserve"> </w:t>
-      </w:r>
-      <m:oMath>
-        <m:sSub>
-          <m:e>
-            <m:r>
-              <m:rPr>
-                <m:sty m:val="p"/>
-              </m:rPr>
-              <m:t>C</m:t>
-            </m:r>
-            <m:r>
-              <m:rPr>
-                <m:sty m:val="p"/>
-              </m:rPr>
-              <m:t>O</m:t>
-            </m:r>
-          </m:e>
-          <m:sub>
-            <m:r>
-              <m:t>2</m:t>
-            </m:r>
-          </m:sub>
-        </m:sSub>
-      </m:oMath>
-      <w:r>
-        <w:rPr>
-          <w:rFonts w:ascii="Times New Roman" w:hAnsi="Times New Roman" w:eastAsia="Times New Roman" w:cs="Times New Roman"/>
-        </w:rPr>
-        <w:t xml:space="preserve"> </w:t>
-      </w:r>
-      <w:r>
-        <w:rPr>
-          <w:rFonts w:hint="eastAsia" w:ascii="Times New Roman" w:hAnsi="Times New Roman" w:eastAsia="FangSong" w:cs="Times New Roman"/>
-        </w:rPr>
-        <w:t>反应得到</w:t>
-      </w:r>
-      <w:r>
-        <w:rPr>
-          <w:rFonts w:hint="eastAsia" w:ascii="Times New Roman" w:hAnsi="Times New Roman" w:eastAsia="Times New Roman" w:cs="Times New Roman"/>
-        </w:rPr>
-        <w:t>A，R</w:t>
-      </w:r>
-      <w:r>
-        <w:rPr>
-          <w:rFonts w:hint="eastAsia" w:ascii="Times New Roman" w:hAnsi="Times New Roman" w:eastAsia="FangSong" w:cs="Times New Roman"/>
-        </w:rPr>
-        <w:t>为大体积芳基</w:t>
-      </w:r>
-      <w:r>
-        <w:rPr>
-          <w:rFonts w:hint="eastAsia" w:ascii="Times New Roman" w:hAnsi="Times New Roman" w:eastAsia="Times New Roman" w:cs="Times New Roman"/>
-        </w:rPr>
-        <w:t>。</w:t>
+        <w:t xml:space="preserve">的键能为</w:t>
+      </w:r>
+      <w:r>
+        <w:rPr>
+          <w:rFonts w:ascii="Times New Roman" w:hAnsi="Times New Roman" w:eastAsia="Times New Roman" w:cs="Times New Roman"/>
+        </w:rPr>
+        <w:t xml:space="preserve"> </w:t>
+      </w:r>
+      <w:r>
+        <w:rPr>
+          <w:rFonts w:hint="eastAsia" w:ascii="Times New Roman" w:hAnsi="Times New Roman" w:eastAsia="Times New Roman" w:cs="Times New Roman"/>
+        </w:rPr>
+        <w:t xml:space="preserve">498kJ/mol，O</w:t>
+      </w:r>
+      <w:r>
+        <w:rPr>
+          <w:rFonts w:ascii="Times New Roman" w:hAnsi="Times New Roman" w:eastAsia="Times New Roman" w:cs="Times New Roman"/>
+        </w:rPr>
+        <w:t xml:space="preserve"> </w:t>
+      </w:r>
+      <w:r>
+        <w:rPr>
+          <w:rFonts w:hint="eastAsia" w:ascii="Times New Roman" w:hAnsi="Times New Roman" w:eastAsia="FangSong" w:cs="Times New Roman"/>
+        </w:rPr>
+        <w:t xml:space="preserve">的第一和第二电子亲和能分别为</w:t>
+      </w:r>
+      <w:r>
+        <w:rPr>
+          <w:rFonts w:ascii="Times New Roman" w:hAnsi="Times New Roman" w:eastAsia="Times New Roman" w:cs="Times New Roman"/>
+        </w:rPr>
+        <w:t xml:space="preserve"> 141 </w:t>
+      </w:r>
+      <w:r>
+        <w:rPr>
+          <w:rFonts w:hint="eastAsia" w:ascii="Times New Roman" w:hAnsi="Times New Roman" w:eastAsia="FangSong" w:cs="Times New Roman"/>
+        </w:rPr>
+        <w:t xml:space="preserve">和</w:t>
+      </w:r>
+      <w:r>
+        <w:rPr>
+          <w:rFonts w:ascii="Times New Roman" w:hAnsi="Times New Roman" w:eastAsia="Times New Roman" w:cs="Times New Roman"/>
+        </w:rPr>
+        <w:t xml:space="preserve"> </w:t>
+      </w:r>
+      <w:r>
+        <w:rPr>
+          <w:rFonts w:hint="eastAsia" w:ascii="Times New Roman" w:hAnsi="Times New Roman" w:eastAsia="Times New Roman" w:cs="Times New Roman"/>
+        </w:rPr>
+        <w:t xml:space="preserve">-878kJ/mol，CaO</w:t>
+      </w:r>
+      <w:r>
+        <w:rPr>
+          <w:rFonts w:ascii="Times New Roman" w:hAnsi="Times New Roman" w:eastAsia="Times New Roman" w:cs="Times New Roman"/>
+        </w:rPr>
+        <w:t xml:space="preserve"> </w:t>
+      </w:r>
+      <w:r>
+        <w:rPr>
+          <w:rFonts w:hint="eastAsia" w:ascii="Times New Roman" w:hAnsi="Times New Roman" w:eastAsia="FangSong" w:cs="Times New Roman"/>
+        </w:rPr>
+        <w:t xml:space="preserve">的标准摩尔生成焓为</w:t>
+      </w:r>
+      <w:r>
+        <w:rPr>
+          <w:rFonts w:ascii="Times New Roman" w:hAnsi="Times New Roman" w:eastAsia="Times New Roman" w:cs="Times New Roman"/>
+        </w:rPr>
+        <w:t xml:space="preserve"> -635kJ/mol。</w:t>
       </w:r>
     </w:p>
     <w:p>
       <w:pPr>
-        <w:pStyle w:val="BodyText"/>
+        <w:numPr>
+          <w:ilvl w:val="0"/>
+          <w:numId w:val="1005"/>
+        </w:numPr>
         <w:ind w:firstLine="420"/>
       </w:pPr>
       <w:r>
         <w:rPr>
-          <w:rFonts w:hint="eastAsia" w:ascii="Times New Roman" w:hAnsi="Times New Roman" w:eastAsia="Times New Roman" w:cs="Times New Roman"/>
-        </w:rPr>
-        <w:t>（</w:t>
-      </w:r>
-      <w:r>
-        <w:rPr>
-          <w:rFonts w:hint="eastAsia" w:ascii="Times New Roman" w:hAnsi="Times New Roman" w:eastAsia="FangSong" w:cs="Times New Roman"/>
-        </w:rPr>
-        <w:t>注</w:t>
-      </w:r>
-      <w:r>
-        <w:rPr>
-          <w:rFonts w:hint="eastAsia" w:ascii="Times New Roman" w:hAnsi="Times New Roman" w:eastAsia="Times New Roman" w:cs="Times New Roman"/>
-        </w:rPr>
-        <w:t>：</w:t>
-      </w:r>
-      <w:r>
-        <w:rPr>
-          <w:rFonts w:hint="eastAsia" w:ascii="Times New Roman" w:hAnsi="Times New Roman" w:eastAsia="FangSong" w:cs="Times New Roman"/>
-        </w:rPr>
-        <w:t>原题含化学反应方程式图片</w:t>
-      </w:r>
-      <w:r>
-        <w:rPr>
-          <w:rFonts w:hint="eastAsia" w:ascii="Times New Roman" w:hAnsi="Times New Roman" w:eastAsia="Times New Roman" w:cs="Times New Roman"/>
-        </w:rPr>
-        <w:t>，OCR</w:t>
-      </w:r>
-      <w:r>
-        <w:rPr>
-          <w:rFonts w:hint="eastAsia" w:ascii="Times New Roman" w:hAnsi="Times New Roman" w:eastAsia="FangSong" w:cs="Times New Roman"/>
-        </w:rPr>
-        <w:t>原文中为图片引用</w:t>
-      </w:r>
-      <w:r>
-        <w:rPr>
-          <w:rFonts w:hint="eastAsia" w:ascii="Times New Roman" w:hAnsi="Times New Roman" w:eastAsia="Times New Roman" w:cs="Times New Roman"/>
-        </w:rPr>
-        <w:t>）</w:t>
+          <w:rFonts w:hint="eastAsia" w:ascii="Times New Roman" w:hAnsi="Times New Roman" w:eastAsia="FangSong" w:cs="Times New Roman"/>
+        </w:rPr>
+        <w:t xml:space="preserve">从实验数据中求出</w:t>
+      </w:r>
+      <w:r>
+        <w:rPr>
+          <w:rFonts w:ascii="Times New Roman" w:hAnsi="Times New Roman" w:eastAsia="Times New Roman" w:cs="Times New Roman"/>
+        </w:rPr>
+        <w:t xml:space="preserve"> CaO </w:t>
+      </w:r>
+      <w:r>
+        <w:rPr>
+          <w:rFonts w:hint="eastAsia" w:ascii="Times New Roman" w:hAnsi="Times New Roman" w:eastAsia="FangSong" w:cs="Times New Roman"/>
+        </w:rPr>
+        <w:t>的晶格能</w:t>
+      </w:r>
+      <w:r>
+        <w:rPr>
+          <w:rFonts w:hint="eastAsia" w:ascii="Times New Roman" w:hAnsi="Times New Roman" w:eastAsia="Times New Roman" w:cs="Times New Roman"/>
+        </w:rPr>
+        <w:t>。</w:t>
+      </w:r>
+    </w:p>
+    <w:p>
+      <w:pPr>
+        <w:numPr>
+          <w:ilvl w:val="0"/>
+          <w:numId w:val="1005"/>
+        </w:numPr>
+        <w:ind w:firstLine="420"/>
+      </w:pPr>
+      <w:r>
+        <w:rPr>
+          <w:rFonts w:hint="eastAsia" w:ascii="Times New Roman" w:hAnsi="Times New Roman" w:eastAsia="FangSong" w:cs="Times New Roman"/>
+        </w:rPr>
+        <w:t>晶格能也可以从理论上求出</w:t>
+      </w:r>
+      <w:r>
+        <w:rPr>
+          <w:rFonts w:hint="eastAsia" w:ascii="Times New Roman" w:hAnsi="Times New Roman" w:eastAsia="Times New Roman" w:cs="Times New Roman"/>
+        </w:rPr>
+        <w:t>。</w:t>
+      </w:r>
+      <w:r>
+        <w:rPr>
+          <w:rFonts w:hint="eastAsia" w:ascii="Times New Roman" w:hAnsi="Times New Roman" w:eastAsia="FangSong" w:cs="Times New Roman"/>
+        </w:rPr>
+        <w:t>已知</w:t>
+      </w:r>
+      <w:r>
+        <w:rPr>
+          <w:rFonts w:ascii="Times New Roman" w:hAnsi="Times New Roman" w:eastAsia="Times New Roman" w:cs="Times New Roman"/>
+        </w:rPr>
+        <w:t xml:space="preserve"> CaO </w:t>
+      </w:r>
+      <w:r>
+        <w:rPr>
+          <w:rFonts w:hint="eastAsia" w:ascii="Times New Roman" w:hAnsi="Times New Roman" w:eastAsia="FangSong" w:cs="Times New Roman"/>
+        </w:rPr>
+        <w:t xml:space="preserve">是</w:t>
+      </w:r>
+      <w:r>
+        <w:rPr>
+          <w:rFonts w:ascii="Times New Roman" w:hAnsi="Times New Roman" w:eastAsia="Times New Roman" w:cs="Times New Roman"/>
+        </w:rPr>
+        <w:t xml:space="preserve"> NaCl </w:t>
+      </w:r>
+      <w:r>
+        <w:rPr>
+          <w:rFonts w:hint="eastAsia" w:ascii="Times New Roman" w:hAnsi="Times New Roman" w:eastAsia="FangSong" w:cs="Times New Roman"/>
+        </w:rPr>
+        <w:t>型结构</w:t>
+      </w:r>
+      <w:r>
+        <w:rPr>
+          <w:rFonts w:hint="eastAsia" w:ascii="Times New Roman" w:hAnsi="Times New Roman" w:eastAsia="Times New Roman" w:cs="Times New Roman"/>
+        </w:rPr>
+        <w:t>，</w:t>
+      </w:r>
+      <w:r>
+        <w:rPr>
+          <w:rFonts w:hint="eastAsia" w:ascii="Times New Roman" w:hAnsi="Times New Roman" w:eastAsia="FangSong" w:cs="Times New Roman"/>
+        </w:rPr>
+        <w:t>晶胞参数为</w:t>
+      </w:r>
+      <w:r>
+        <w:rPr>
+          <w:rFonts w:ascii="Times New Roman" w:hAnsi="Times New Roman" w:eastAsia="Times New Roman" w:cs="Times New Roman"/>
+        </w:rPr>
+        <w:t xml:space="preserve"> </w:t>
+      </w:r>
+      <w:r>
+        <w:rPr>
+          <w:rFonts w:hint="eastAsia" w:ascii="Times New Roman" w:hAnsi="Times New Roman" w:eastAsia="Times New Roman" w:cs="Times New Roman"/>
+        </w:rPr>
+        <w:t>0.480nm。</w:t>
+      </w:r>
+      <w:r>
+        <w:rPr>
+          <w:rFonts w:hint="eastAsia" w:ascii="Times New Roman" w:hAnsi="Times New Roman" w:eastAsia="FangSong" w:cs="Times New Roman"/>
+        </w:rPr>
+        <w:t>假设我们只考虑一个</w:t>
+      </w:r>
+      <w:r>
+        <w:rPr>
+          <w:rFonts w:ascii="Times New Roman" w:hAnsi="Times New Roman" w:eastAsia="Times New Roman" w:cs="Times New Roman"/>
+        </w:rPr>
+        <w:t xml:space="preserve"> </w:t>
+      </w:r>
+      <m:oMath>
+        <m:r>
+          <m:t>C</m:t>
+        </m:r>
+        <m:sSup>
+          <m:e>
+            <m:r>
+              <m:t>a</m:t>
+            </m:r>
+          </m:e>
+          <m:sup>
+            <m:r>
+              <m:t>2</m:t>
+            </m:r>
+            <m:r>
+              <m:rPr>
+                <m:sty m:val="p"/>
+              </m:rPr>
+              <m:t>+</m:t>
+            </m:r>
+          </m:sup>
+        </m:sSup>
+      </m:oMath>
+      <w:r>
+        <w:rPr>
+          <w:rFonts w:ascii="Times New Roman" w:hAnsi="Times New Roman" w:eastAsia="Times New Roman" w:cs="Times New Roman"/>
+        </w:rPr>
+        <w:t xml:space="preserve"> </w:t>
+      </w:r>
+      <w:r>
+        <w:rPr>
+          <w:rFonts w:hint="eastAsia" w:ascii="Times New Roman" w:hAnsi="Times New Roman" w:eastAsia="FangSong" w:cs="Times New Roman"/>
+        </w:rPr>
+        <w:t>周围最近和次近的离子</w:t>
+      </w:r>
+      <w:r>
+        <w:rPr>
+          <w:rFonts w:hint="eastAsia" w:ascii="Times New Roman" w:hAnsi="Times New Roman" w:eastAsia="Times New Roman" w:cs="Times New Roman"/>
+        </w:rPr>
+        <w:t>，</w:t>
+      </w:r>
+      <w:r>
+        <w:rPr>
+          <w:rFonts w:hint="eastAsia" w:ascii="Times New Roman" w:hAnsi="Times New Roman" w:eastAsia="FangSong" w:cs="Times New Roman"/>
+        </w:rPr>
+        <w:t>求该</w:t>
+      </w:r>
+      <w:r>
+        <w:rPr>
+          <w:rFonts w:ascii="Times New Roman" w:hAnsi="Times New Roman" w:eastAsia="Times New Roman" w:cs="Times New Roman"/>
+        </w:rPr>
+        <w:t xml:space="preserve"> </w:t>
+      </w:r>
+      <m:oMath>
+        <m:r>
+          <m:t>C</m:t>
+        </m:r>
+        <m:sSup>
+          <m:e>
+            <m:r>
+              <m:t>a</m:t>
+            </m:r>
+          </m:e>
+          <m:sup>
+            <m:r>
+              <m:t>2</m:t>
+            </m:r>
+            <m:r>
+              <m:rPr>
+                <m:sty m:val="p"/>
+              </m:rPr>
+              <m:t>+</m:t>
+            </m:r>
+          </m:sup>
+        </m:sSup>
+      </m:oMath>
+      <w:r>
+        <w:rPr>
+          <w:rFonts w:ascii="Times New Roman" w:hAnsi="Times New Roman" w:eastAsia="Times New Roman" w:cs="Times New Roman"/>
+        </w:rPr>
+        <w:t xml:space="preserve"> </w:t>
+      </w:r>
+      <w:r>
+        <w:rPr>
+          <w:rFonts w:hint="eastAsia" w:ascii="Times New Roman" w:hAnsi="Times New Roman" w:eastAsia="FangSong" w:cs="Times New Roman"/>
+        </w:rPr>
+        <w:t>静电势能的大小</w:t>
+      </w:r>
+      <w:r>
+        <w:rPr>
+          <w:rFonts w:hint="eastAsia" w:ascii="Times New Roman" w:hAnsi="Times New Roman" w:eastAsia="Times New Roman" w:cs="Times New Roman"/>
+        </w:rPr>
+        <w:t>。</w:t>
+      </w:r>
+    </w:p>
+    <w:p>
+      <w:pPr>
+        <w:spacing w:before="160" w:after="80"/>
+      </w:pPr>
+      <w:r>
+        <w:pict>
+          <v:rect style="width:0;height:1.5pt" o:hralign="center" o:hrstd="t" o:hr="t"/>
+        </w:pict>
+      </w:r>
+    </w:p>
+    <w:bookmarkEnd w:id="20"/>
+    <w:bookmarkStart w:id="21" w:name="第13题"/>
+    <w:p>
+      <w:pPr>
+        <w:pStyle w:val="Heading3"/>
+        <w:spacing w:before="280" w:after="120"/>
+      </w:pPr>
+      <w:r>
+        <w:rPr>
+          <w:rFonts w:hint="eastAsia" w:ascii="Times New Roman" w:hAnsi="Times New Roman" w:eastAsia="SimHei" w:cs="Times New Roman"/>
+        </w:rPr>
+        <w:t>第</w:t>
+      </w:r>
+      <w:r>
+        <w:rPr>
+          <w:rFonts w:hint="eastAsia" w:ascii="Times New Roman" w:hAnsi="Times New Roman" w:eastAsia="Times New Roman" w:cs="Times New Roman"/>
+        </w:rPr>
+        <w:t>13</w:t>
+      </w:r>
+      <w:r>
+        <w:rPr>
+          <w:rFonts w:hint="eastAsia" w:ascii="Times New Roman" w:hAnsi="Times New Roman" w:eastAsia="SimHei" w:cs="Times New Roman"/>
+        </w:rPr>
+        <w:t>题</w:t>
+      </w:r>
+    </w:p>
+    <w:p>
+      <w:pPr>
+        <w:pStyle w:val="FirstParagraph"/>
+        <w:ind w:firstLine="420"/>
+      </w:pPr>
+      <w:r>
+        <w:rPr>
+          <w:rFonts w:hint="eastAsia" w:ascii="Times New Roman" w:hAnsi="Times New Roman" w:eastAsia="FangSong" w:cs="Times New Roman"/>
+        </w:rPr>
+        <w:t xml:space="preserve">钒与</w:t>
+      </w:r>
+      <w:r>
+        <w:rPr>
+          <w:rFonts w:ascii="Times New Roman" w:hAnsi="Times New Roman" w:eastAsia="Times New Roman" w:cs="Times New Roman"/>
+        </w:rPr>
+        <w:t xml:space="preserve"> </w:t>
+      </w:r>
+      <w:r>
+        <w:rPr>
+          <w:rFonts w:hint="eastAsia" w:ascii="Times New Roman" w:hAnsi="Times New Roman" w:eastAsia="Times New Roman" w:cs="Times New Roman"/>
+        </w:rPr>
+        <w:t>N-</w:t>
+      </w:r>
+      <w:r>
+        <w:rPr>
+          <w:rFonts w:hint="eastAsia" w:ascii="Times New Roman" w:hAnsi="Times New Roman" w:eastAsia="FangSong" w:cs="Times New Roman"/>
+        </w:rPr>
+        <w:t>苯甲酰</w:t>
+      </w:r>
+      <w:r>
+        <w:rPr>
+          <w:rFonts w:hint="eastAsia" w:ascii="Times New Roman" w:hAnsi="Times New Roman" w:eastAsia="Times New Roman" w:cs="Times New Roman"/>
+        </w:rPr>
+        <w:t>-N-</w:t>
+      </w:r>
+      <w:r>
+        <w:rPr>
+          <w:rFonts w:hint="eastAsia" w:ascii="Times New Roman" w:hAnsi="Times New Roman" w:eastAsia="FangSong" w:cs="Times New Roman"/>
+        </w:rPr>
+        <w:t>苯基羟胺</w:t>
+      </w:r>
+      <w:r>
+        <w:rPr>
+          <w:rFonts w:hint="eastAsia" w:ascii="Times New Roman" w:hAnsi="Times New Roman" w:eastAsia="Times New Roman" w:cs="Times New Roman"/>
+        </w:rPr>
+        <w:t>(213g/mol)</w:t>
+      </w:r>
+      <w:r>
+        <w:rPr>
+          <w:rFonts w:hint="eastAsia" w:ascii="Times New Roman" w:hAnsi="Times New Roman" w:eastAsia="FangSong" w:cs="Times New Roman"/>
+        </w:rPr>
+        <w:t>根离子在</w:t>
+      </w:r>
+      <w:r>
+        <w:rPr>
+          <w:rFonts w:ascii="Times New Roman" w:hAnsi="Times New Roman" w:eastAsia="Times New Roman" w:cs="Times New Roman"/>
+        </w:rPr>
+        <w:t xml:space="preserve"> 4mol/L </w:t>
+      </w:r>
+      <w:r>
+        <w:rPr>
+          <w:rFonts w:hint="eastAsia" w:ascii="Times New Roman" w:hAnsi="Times New Roman" w:eastAsia="FangSong" w:cs="Times New Roman"/>
+        </w:rPr>
+        <w:t>盐酸介质中形成紫红色的单核配合物</w:t>
+      </w:r>
+      <w:r>
+        <w:rPr>
+          <w:rFonts w:hint="eastAsia" w:ascii="Times New Roman" w:hAnsi="Times New Roman" w:eastAsia="Times New Roman" w:cs="Times New Roman"/>
+        </w:rPr>
+        <w:t>，</w:t>
+      </w:r>
+      <w:r>
+        <w:rPr>
+          <w:rFonts w:hint="eastAsia" w:ascii="Times New Roman" w:hAnsi="Times New Roman" w:eastAsia="FangSong" w:cs="Times New Roman"/>
+        </w:rPr>
+        <w:t>该配合物溶液可进行比色测定</w:t>
+      </w:r>
+      <w:r>
+        <w:rPr>
+          <w:rFonts w:hint="eastAsia" w:ascii="Times New Roman" w:hAnsi="Times New Roman" w:eastAsia="Times New Roman" w:cs="Times New Roman"/>
+        </w:rPr>
+        <w:t>，</w:t>
+      </w:r>
+      <w:r>
+        <w:rPr>
+          <w:rFonts w:hint="eastAsia" w:ascii="Times New Roman" w:hAnsi="Times New Roman" w:eastAsia="FangSong" w:cs="Times New Roman"/>
+        </w:rPr>
+        <w:t>用以定量测定钢中钒的含量</w:t>
+      </w:r>
+      <w:r>
+        <w:rPr>
+          <w:rFonts w:hint="eastAsia" w:ascii="Times New Roman" w:hAnsi="Times New Roman" w:eastAsia="Times New Roman" w:cs="Times New Roman"/>
+        </w:rPr>
+        <w:t>。</w:t>
+      </w:r>
+      <w:r>
+        <w:rPr>
+          <w:rFonts w:hint="eastAsia" w:ascii="Times New Roman" w:hAnsi="Times New Roman" w:eastAsia="FangSong" w:cs="Times New Roman"/>
+        </w:rPr>
+        <w:t>该配合物是电中性分子</w:t>
+      </w:r>
+      <w:r>
+        <w:rPr>
+          <w:rFonts w:hint="eastAsia" w:ascii="Times New Roman" w:hAnsi="Times New Roman" w:eastAsia="Times New Roman" w:cs="Times New Roman"/>
+        </w:rPr>
+        <w:t>，</w:t>
+      </w:r>
+      <w:r>
+        <w:rPr>
+          <w:rFonts w:hint="eastAsia" w:ascii="Times New Roman" w:hAnsi="Times New Roman" w:eastAsia="FangSong" w:cs="Times New Roman"/>
+        </w:rPr>
+        <w:t>实验测得其氧的质量分数为</w:t>
+      </w:r>
+      <w:r>
+        <w:rPr>
+          <w:rFonts w:ascii="Times New Roman" w:hAnsi="Times New Roman" w:eastAsia="Times New Roman" w:cs="Times New Roman"/>
+        </w:rPr>
+        <w:t xml:space="preserve"> 15.2%。</w:t>
       </w:r>
     </w:p>
     <w:p>
@@ -8224,85 +7544,7 @@
         <w:rPr>
           <w:rFonts w:hint="eastAsia" w:ascii="Times New Roman" w:hAnsi="Times New Roman" w:eastAsia="FangSong" w:cs="Times New Roman"/>
         </w:rPr>
-        <w:t xml:space="preserve">已知</w:t>
-      </w:r>
-      <w:r>
-        <w:rPr>
-          <w:rFonts w:ascii="Times New Roman" w:hAnsi="Times New Roman" w:eastAsia="Times New Roman" w:cs="Times New Roman"/>
-        </w:rPr>
-        <w:t xml:space="preserve"> A </w:t>
-      </w:r>
-      <w:r>
-        <w:rPr>
-          <w:rFonts w:hint="eastAsia" w:ascii="Times New Roman" w:hAnsi="Times New Roman" w:eastAsia="FangSong" w:cs="Times New Roman"/>
-        </w:rPr>
-        <w:t xml:space="preserve">中</w:t>
-      </w:r>
-      <w:r>
-        <w:rPr>
-          <w:rFonts w:ascii="Times New Roman" w:hAnsi="Times New Roman" w:eastAsia="Times New Roman" w:cs="Times New Roman"/>
-        </w:rPr>
-        <w:t xml:space="preserve"> Si </w:t>
-      </w:r>
-      <w:r>
-        <w:rPr>
-          <w:rFonts w:hint="eastAsia" w:ascii="Times New Roman" w:hAnsi="Times New Roman" w:eastAsia="FangSong" w:cs="Times New Roman"/>
-        </w:rPr>
-        <w:t xml:space="preserve">的配位数为</w:t>
-      </w:r>
-      <w:r>
-        <w:rPr>
-          <w:rFonts w:ascii="Times New Roman" w:hAnsi="Times New Roman" w:eastAsia="Times New Roman" w:cs="Times New Roman"/>
-        </w:rPr>
-        <w:t xml:space="preserve"> </w:t>
-      </w:r>
-      <w:r>
-        <w:rPr>
-          <w:rFonts w:hint="eastAsia" w:ascii="Times New Roman" w:hAnsi="Times New Roman" w:eastAsia="Times New Roman" w:cs="Times New Roman"/>
-        </w:rPr>
-        <w:t>6，</w:t>
-      </w:r>
-      <w:r>
-        <w:rPr>
-          <w:rFonts w:hint="eastAsia" w:ascii="Times New Roman" w:hAnsi="Times New Roman" w:eastAsia="FangSong" w:cs="Times New Roman"/>
-        </w:rPr>
-        <w:t>给出</w:t>
-      </w:r>
-      <w:r>
-        <w:rPr>
-          <w:rFonts w:ascii="Times New Roman" w:hAnsi="Times New Roman" w:eastAsia="Times New Roman" w:cs="Times New Roman"/>
-        </w:rPr>
-        <w:t xml:space="preserve"> A、B、C </w:t>
-      </w:r>
-      <w:r>
-        <w:rPr>
-          <w:rFonts w:hint="eastAsia" w:ascii="Times New Roman" w:hAnsi="Times New Roman" w:eastAsia="FangSong" w:cs="Times New Roman"/>
-        </w:rPr>
-        <w:t>的结构</w:t>
-      </w:r>
-      <w:r>
-        <w:rPr>
-          <w:rFonts w:hint="eastAsia" w:ascii="Times New Roman" w:hAnsi="Times New Roman" w:eastAsia="Times New Roman" w:cs="Times New Roman"/>
-        </w:rPr>
-        <w:t>，</w:t>
-      </w:r>
-      <w:r>
-        <w:rPr>
-          <w:rFonts w:hint="eastAsia" w:ascii="Times New Roman" w:hAnsi="Times New Roman" w:eastAsia="FangSong" w:cs="Times New Roman"/>
-        </w:rPr>
-        <w:t>其中</w:t>
-      </w:r>
-      <w:r>
-        <w:rPr>
-          <w:rFonts w:ascii="Times New Roman" w:hAnsi="Times New Roman" w:eastAsia="Times New Roman" w:cs="Times New Roman"/>
-        </w:rPr>
-        <w:t xml:space="preserve"> C </w:t>
-      </w:r>
-      <w:r>
-        <w:rPr>
-          <w:rFonts w:hint="eastAsia" w:ascii="Times New Roman" w:hAnsi="Times New Roman" w:eastAsia="FangSong" w:cs="Times New Roman"/>
-        </w:rPr>
-        <w:t>请另写出共振式</w:t>
+        <w:t>通过计算确定该配合物的化学式</w:t>
       </w:r>
       <w:r>
         <w:rPr>
@@ -8317,6 +7559,1111 @@
         <w:numPr>
           <w:ilvl w:val="0"/>
           <w:numId w:val="1006"/>
+        </w:numPr>
+        <w:ind w:firstLine="420"/>
+      </w:pPr>
+      <w:r>
+        <w:rPr>
+          <w:rFonts w:hint="eastAsia" w:ascii="Times New Roman" w:hAnsi="Times New Roman" w:eastAsia="FangSong" w:cs="Times New Roman"/>
+        </w:rPr>
+        <w:t>该配合物共有几种可能立体结构体</w:t>
+      </w:r>
+      <w:r>
+        <w:rPr>
+          <w:rFonts w:hint="eastAsia" w:ascii="Times New Roman" w:hAnsi="Times New Roman" w:eastAsia="Times New Roman" w:cs="Times New Roman"/>
+        </w:rPr>
+        <w:t>(</w:t>
+      </w:r>
+      <w:r>
+        <w:rPr>
+          <w:rFonts w:hint="eastAsia" w:ascii="Times New Roman" w:hAnsi="Times New Roman" w:eastAsia="FangSong" w:cs="Times New Roman"/>
+        </w:rPr>
+        <w:t>不包括光学异构体</w:t>
+      </w:r>
+      <w:r>
+        <w:rPr>
+          <w:rFonts w:hint="eastAsia" w:ascii="Times New Roman" w:hAnsi="Times New Roman" w:eastAsia="Times New Roman" w:cs="Times New Roman"/>
+        </w:rPr>
+        <w:t>)?</w:t>
+      </w:r>
+      <w:r>
+        <w:rPr>
+          <w:rFonts w:ascii="Times New Roman" w:hAnsi="Times New Roman" w:eastAsia="Times New Roman" w:cs="Times New Roman"/>
+        </w:rPr>
+        <w:t xml:space="preserve"> </w:t>
+      </w:r>
+      <w:r>
+        <w:rPr>
+          <w:rFonts w:hint="eastAsia" w:ascii="Times New Roman" w:hAnsi="Times New Roman" w:eastAsia="FangSong" w:cs="Times New Roman"/>
+        </w:rPr>
+        <w:t>画出其中最稳定的一种</w:t>
+      </w:r>
+      <w:r>
+        <w:rPr>
+          <w:rFonts w:hint="eastAsia" w:ascii="Times New Roman" w:hAnsi="Times New Roman" w:eastAsia="Times New Roman" w:cs="Times New Roman"/>
+        </w:rPr>
+        <w:t>。</w:t>
+      </w:r>
+    </w:p>
+    <w:p>
+      <w:pPr>
+        <w:spacing w:before="160" w:after="80"/>
+      </w:pPr>
+      <w:r>
+        <w:pict>
+          <v:rect style="width:0;height:1.5pt" o:hralign="center" o:hrstd="t" o:hr="t"/>
+        </w:pict>
+      </w:r>
+    </w:p>
+    <w:bookmarkEnd w:id="21"/>
+    <w:bookmarkStart w:id="22" w:name="第14题"/>
+    <w:p>
+      <w:pPr>
+        <w:pStyle w:val="Heading3"/>
+        <w:spacing w:before="280" w:after="120"/>
+      </w:pPr>
+      <w:r>
+        <w:rPr>
+          <w:rFonts w:hint="eastAsia" w:ascii="Times New Roman" w:hAnsi="Times New Roman" w:eastAsia="SimHei" w:cs="Times New Roman"/>
+        </w:rPr>
+        <w:t>第</w:t>
+      </w:r>
+      <w:r>
+        <w:rPr>
+          <w:rFonts w:hint="eastAsia" w:ascii="Times New Roman" w:hAnsi="Times New Roman" w:eastAsia="Times New Roman" w:cs="Times New Roman"/>
+        </w:rPr>
+        <w:t>14</w:t>
+      </w:r>
+      <w:r>
+        <w:rPr>
+          <w:rFonts w:hint="eastAsia" w:ascii="Times New Roman" w:hAnsi="Times New Roman" w:eastAsia="SimHei" w:cs="Times New Roman"/>
+        </w:rPr>
+        <w:t>题</w:t>
+      </w:r>
+    </w:p>
+    <w:p>
+      <w:pPr>
+        <w:pStyle w:val="FirstParagraph"/>
+        <w:ind w:firstLine="420"/>
+      </w:pPr>
+      <w:r>
+        <w:rPr>
+          <w:rFonts w:hint="eastAsia" w:ascii="Times New Roman" w:hAnsi="Times New Roman" w:eastAsia="FangSong" w:cs="Times New Roman"/>
+        </w:rPr>
+        <w:t>一般说来</w:t>
+      </w:r>
+      <w:r>
+        <w:rPr>
+          <w:rFonts w:hint="eastAsia" w:ascii="Times New Roman" w:hAnsi="Times New Roman" w:eastAsia="Times New Roman" w:cs="Times New Roman"/>
+        </w:rPr>
+        <w:t>,</w:t>
+      </w:r>
+      <w:r>
+        <w:rPr>
+          <w:rFonts w:ascii="Times New Roman" w:hAnsi="Times New Roman" w:eastAsia="Times New Roman" w:cs="Times New Roman"/>
+        </w:rPr>
+        <w:t xml:space="preserve"> Co(Ⅲ) </w:t>
+      </w:r>
+      <w:r>
+        <w:rPr>
+          <w:rFonts w:hint="eastAsia" w:ascii="Times New Roman" w:hAnsi="Times New Roman" w:eastAsia="FangSong" w:cs="Times New Roman"/>
+        </w:rPr>
+        <w:t>具有强氧化性</w:t>
+      </w:r>
+      <w:r>
+        <w:rPr>
+          <w:rFonts w:hint="eastAsia" w:ascii="Times New Roman" w:hAnsi="Times New Roman" w:eastAsia="Times New Roman" w:cs="Times New Roman"/>
+        </w:rPr>
+        <w:t>,</w:t>
+      </w:r>
+      <w:r>
+        <w:rPr>
+          <w:rFonts w:ascii="Times New Roman" w:hAnsi="Times New Roman" w:eastAsia="Times New Roman" w:cs="Times New Roman"/>
+        </w:rPr>
+        <w:t xml:space="preserve"> </w:t>
+      </w:r>
+      <w:r>
+        <w:rPr>
+          <w:rFonts w:hint="eastAsia" w:ascii="Times New Roman" w:hAnsi="Times New Roman" w:eastAsia="FangSong" w:cs="Times New Roman"/>
+        </w:rPr>
+        <w:t xml:space="preserve">极易被还原为</w:t>
+      </w:r>
+      <w:r>
+        <w:rPr>
+          <w:rFonts w:ascii="Times New Roman" w:hAnsi="Times New Roman" w:eastAsia="Times New Roman" w:cs="Times New Roman"/>
+        </w:rPr>
+        <w:t xml:space="preserve"> </w:t>
+      </w:r>
+      <w:r>
+        <w:rPr>
+          <w:rFonts w:hint="eastAsia" w:ascii="Times New Roman" w:hAnsi="Times New Roman" w:eastAsia="Times New Roman" w:cs="Times New Roman"/>
+        </w:rPr>
+        <w:t>Co(Ⅱ)。</w:t>
+      </w:r>
+      <w:r>
+        <w:rPr>
+          <w:rFonts w:hint="eastAsia" w:ascii="Times New Roman" w:hAnsi="Times New Roman" w:eastAsia="FangSong" w:cs="Times New Roman"/>
+        </w:rPr>
+        <w:t>然而在配合物中</w:t>
+      </w:r>
+      <w:r>
+        <w:rPr>
+          <w:rFonts w:hint="eastAsia" w:ascii="Times New Roman" w:hAnsi="Times New Roman" w:eastAsia="Times New Roman" w:cs="Times New Roman"/>
+        </w:rPr>
+        <w:t>,</w:t>
+      </w:r>
+      <w:r>
+        <w:rPr>
+          <w:rFonts w:ascii="Times New Roman" w:hAnsi="Times New Roman" w:eastAsia="Times New Roman" w:cs="Times New Roman"/>
+        </w:rPr>
+        <w:t xml:space="preserve"> Co(Ⅲ) </w:t>
+      </w:r>
+      <w:r>
+        <w:rPr>
+          <w:rFonts w:hint="eastAsia" w:ascii="Times New Roman" w:hAnsi="Times New Roman" w:eastAsia="FangSong" w:cs="Times New Roman"/>
+        </w:rPr>
+        <w:t xml:space="preserve">配合物的稳定性却大于</w:t>
+      </w:r>
+      <w:r>
+        <w:rPr>
+          <w:rFonts w:ascii="Times New Roman" w:hAnsi="Times New Roman" w:eastAsia="Times New Roman" w:cs="Times New Roman"/>
+        </w:rPr>
+        <w:t xml:space="preserve"> </w:t>
+      </w:r>
+      <w:r>
+        <w:rPr>
+          <w:rFonts w:hint="eastAsia" w:ascii="Times New Roman" w:hAnsi="Times New Roman" w:eastAsia="Times New Roman" w:cs="Times New Roman"/>
+        </w:rPr>
+        <w:t>Co(Ⅱ)。</w:t>
+      </w:r>
+      <w:r>
+        <w:rPr>
+          <w:rFonts w:hint="eastAsia" w:ascii="Times New Roman" w:hAnsi="Times New Roman" w:eastAsia="FangSong" w:cs="Times New Roman"/>
+        </w:rPr>
+        <w:t>有人通过</w:t>
+      </w:r>
+      <w:r>
+        <w:rPr>
+          <w:rFonts w:ascii="Times New Roman" w:hAnsi="Times New Roman" w:eastAsia="Times New Roman" w:cs="Times New Roman"/>
+        </w:rPr>
+        <w:t xml:space="preserve"> 8.076g CoCl</w:t>
+      </w:r>
+      <w:r>
+        <w:rPr>
+          <w:rFonts w:ascii="Times New Roman" w:hAnsi="Times New Roman" w:eastAsia="Times New Roman" w:cs="Times New Roman"/>
+          <w:vertAlign w:val="subscript"/>
+        </w:rPr>
+        <w:t>2</w:t>
+      </w:r>
+      <w:r>
+        <w:rPr>
+          <w:rFonts w:ascii="Times New Roman" w:hAnsi="Times New Roman" w:eastAsia="Times New Roman" w:cs="Times New Roman"/>
+        </w:rPr>
+        <w:t>·4H</w:t>
+      </w:r>
+      <w:r>
+        <w:rPr>
+          <w:rFonts w:ascii="Times New Roman" w:hAnsi="Times New Roman" w:eastAsia="Times New Roman" w:cs="Times New Roman"/>
+          <w:vertAlign w:val="subscript"/>
+        </w:rPr>
+        <w:t>2</w:t>
+      </w:r>
+      <w:r>
+        <w:rPr>
+          <w:rFonts w:ascii="Times New Roman" w:hAnsi="Times New Roman" w:eastAsia="Times New Roman" w:cs="Times New Roman"/>
+        </w:rPr>
+        <w:t xml:space="preserve">O </w:t>
+      </w:r>
+      <w:r>
+        <w:rPr>
+          <w:rFonts w:hint="eastAsia" w:ascii="Times New Roman" w:hAnsi="Times New Roman" w:eastAsia="FangSong" w:cs="Times New Roman"/>
+        </w:rPr>
+        <w:t xml:space="preserve">与过量过氧化氢和足量氨的乙醇溶液反应正好得</w:t>
+      </w:r>
+      <w:r>
+        <w:rPr>
+          <w:rFonts w:ascii="Times New Roman" w:hAnsi="Times New Roman" w:eastAsia="Times New Roman" w:cs="Times New Roman"/>
+        </w:rPr>
+        <w:t xml:space="preserve"> 8.076g </w:t>
+      </w:r>
+      <w:r>
+        <w:rPr>
+          <w:rFonts w:hint="eastAsia" w:ascii="Times New Roman" w:hAnsi="Times New Roman" w:eastAsia="FangSong" w:cs="Times New Roman"/>
+        </w:rPr>
+        <w:t xml:space="preserve">的</w:t>
+      </w:r>
+      <w:r>
+        <w:rPr>
+          <w:rFonts w:ascii="Times New Roman" w:hAnsi="Times New Roman" w:eastAsia="Times New Roman" w:cs="Times New Roman"/>
+        </w:rPr>
+        <w:t xml:space="preserve"> A </w:t>
+      </w:r>
+      <w:r>
+        <w:rPr>
+          <w:rFonts w:hint="eastAsia" w:ascii="Times New Roman" w:hAnsi="Times New Roman" w:eastAsia="FangSong" w:cs="Times New Roman"/>
+        </w:rPr>
+        <w:t>物质</w:t>
+      </w:r>
+      <w:r>
+        <w:rPr>
+          <w:rFonts w:hint="eastAsia" w:ascii="Times New Roman" w:hAnsi="Times New Roman" w:eastAsia="Times New Roman" w:cs="Times New Roman"/>
+        </w:rPr>
+        <w:t>,</w:t>
+      </w:r>
+      <w:r>
+        <w:rPr>
+          <w:rFonts w:ascii="Times New Roman" w:hAnsi="Times New Roman" w:eastAsia="Times New Roman" w:cs="Times New Roman"/>
+        </w:rPr>
+        <w:t xml:space="preserve"> </w:t>
+      </w:r>
+      <w:r>
+        <w:rPr>
+          <w:rFonts w:hint="eastAsia" w:ascii="Times New Roman" w:hAnsi="Times New Roman" w:eastAsia="FangSong" w:cs="Times New Roman"/>
+        </w:rPr>
+        <w:t xml:space="preserve">产率为</w:t>
+      </w:r>
+      <w:r>
+        <w:rPr>
+          <w:rFonts w:ascii="Times New Roman" w:hAnsi="Times New Roman" w:eastAsia="Times New Roman" w:cs="Times New Roman"/>
+        </w:rPr>
+        <w:t xml:space="preserve"> </w:t>
+      </w:r>
+      <w:r>
+        <w:rPr>
+          <w:rFonts w:hint="eastAsia" w:ascii="Times New Roman" w:hAnsi="Times New Roman" w:eastAsia="Times New Roman" w:cs="Times New Roman"/>
+        </w:rPr>
+        <w:t>90.96%。</w:t>
+      </w:r>
+      <w:r>
+        <w:rPr>
+          <w:rFonts w:hint="eastAsia" w:ascii="Times New Roman" w:hAnsi="Times New Roman" w:eastAsia="FangSong" w:cs="Times New Roman"/>
+        </w:rPr>
+        <w:t>元素分析表明</w:t>
+      </w:r>
+      <w:r>
+        <w:rPr>
+          <w:rFonts w:ascii="Times New Roman" w:hAnsi="Times New Roman" w:eastAsia="Times New Roman" w:cs="Times New Roman"/>
+        </w:rPr>
+        <w:t xml:space="preserve"> A </w:t>
+      </w:r>
+      <w:r>
+        <w:rPr>
+          <w:rFonts w:hint="eastAsia" w:ascii="Times New Roman" w:hAnsi="Times New Roman" w:eastAsia="FangSong" w:cs="Times New Roman"/>
+        </w:rPr>
+        <w:t xml:space="preserve">中含</w:t>
+      </w:r>
+      <w:r>
+        <w:rPr>
+          <w:rFonts w:ascii="Times New Roman" w:hAnsi="Times New Roman" w:eastAsia="Times New Roman" w:cs="Times New Roman"/>
+        </w:rPr>
+        <w:t xml:space="preserve"> Cl 31.94%, </w:t>
+      </w:r>
+      <w:r>
+        <w:rPr>
+          <w:rFonts w:hint="eastAsia" w:ascii="Times New Roman" w:hAnsi="Times New Roman" w:eastAsia="FangSong" w:cs="Times New Roman"/>
+        </w:rPr>
+        <w:t xml:space="preserve">含</w:t>
+      </w:r>
+      <w:r>
+        <w:rPr>
+          <w:rFonts w:ascii="Times New Roman" w:hAnsi="Times New Roman" w:eastAsia="Times New Roman" w:cs="Times New Roman"/>
+        </w:rPr>
+        <w:t xml:space="preserve"> N </w:t>
+      </w:r>
+      <w:r>
+        <w:rPr>
+          <w:rFonts w:hint="eastAsia" w:ascii="Times New Roman" w:hAnsi="Times New Roman" w:eastAsia="Times New Roman" w:cs="Times New Roman"/>
+        </w:rPr>
+        <w:t>28.40%。</w:t>
+      </w:r>
+      <w:r>
+        <w:rPr>
+          <w:rFonts w:hint="eastAsia" w:ascii="Times New Roman" w:hAnsi="Times New Roman" w:eastAsia="FangSong" w:cs="Times New Roman"/>
+        </w:rPr>
+        <w:t>红外光谱中没有发现</w:t>
+      </w:r>
+      <w:r>
+        <w:rPr>
+          <w:rFonts w:ascii="Times New Roman" w:hAnsi="Times New Roman" w:eastAsia="Times New Roman" w:cs="Times New Roman"/>
+        </w:rPr>
+        <w:t xml:space="preserve"> Co—Cl </w:t>
+      </w:r>
+      <w:r>
+        <w:rPr>
+          <w:rFonts w:hint="eastAsia" w:ascii="Times New Roman" w:hAnsi="Times New Roman" w:eastAsia="FangSong" w:cs="Times New Roman"/>
+        </w:rPr>
+        <w:t>键</w:t>
+      </w:r>
+      <w:r>
+        <w:rPr>
+          <w:rFonts w:hint="eastAsia" w:ascii="Times New Roman" w:hAnsi="Times New Roman" w:eastAsia="Times New Roman" w:cs="Times New Roman"/>
+        </w:rPr>
+        <w:t>。</w:t>
+      </w:r>
+      <w:r>
+        <w:rPr>
+          <w:rFonts w:hint="eastAsia" w:ascii="Times New Roman" w:hAnsi="Times New Roman" w:eastAsia="FangSong" w:cs="Times New Roman"/>
+        </w:rPr>
+        <w:t>单晶衍射表明</w:t>
+      </w:r>
+      <w:r>
+        <w:rPr>
+          <w:rFonts w:ascii="Times New Roman" w:hAnsi="Times New Roman" w:eastAsia="Times New Roman" w:cs="Times New Roman"/>
+        </w:rPr>
+        <w:t xml:space="preserve"> A </w:t>
+      </w:r>
+      <w:r>
+        <w:rPr>
+          <w:rFonts w:hint="eastAsia" w:ascii="Times New Roman" w:hAnsi="Times New Roman" w:eastAsia="FangSong" w:cs="Times New Roman"/>
+        </w:rPr>
+        <w:t>分子中含有对称面</w:t>
+      </w:r>
+      <w:r>
+        <w:rPr>
+          <w:rFonts w:hint="eastAsia" w:ascii="Times New Roman" w:hAnsi="Times New Roman" w:eastAsia="Times New Roman" w:cs="Times New Roman"/>
+        </w:rPr>
+        <w:t>。</w:t>
+      </w:r>
+      <w:r>
+        <w:rPr>
+          <w:rFonts w:hint="eastAsia" w:ascii="Times New Roman" w:hAnsi="Times New Roman" w:eastAsia="FangSong" w:cs="Times New Roman"/>
+        </w:rPr>
+        <w:t>分子呈顺磁性</w:t>
+      </w:r>
+      <w:r>
+        <w:rPr>
+          <w:rFonts w:hint="eastAsia" w:ascii="Times New Roman" w:hAnsi="Times New Roman" w:eastAsia="Times New Roman" w:cs="Times New Roman"/>
+        </w:rPr>
+        <w:t>。</w:t>
+      </w:r>
+    </w:p>
+    <w:p>
+      <w:pPr>
+        <w:pStyle w:val="Compact"/>
+        <w:numPr>
+          <w:ilvl w:val="0"/>
+          <w:numId w:val="1007"/>
+        </w:numPr>
+        <w:ind w:firstLine="420"/>
+      </w:pPr>
+      <w:r>
+        <w:rPr>
+          <w:rFonts w:hint="eastAsia" w:ascii="Times New Roman" w:hAnsi="Times New Roman" w:eastAsia="FangSong" w:cs="Times New Roman"/>
+        </w:rPr>
+        <w:t xml:space="preserve">推出</w:t>
+      </w:r>
+      <w:r>
+        <w:rPr>
+          <w:rFonts w:ascii="Times New Roman" w:hAnsi="Times New Roman" w:eastAsia="Times New Roman" w:cs="Times New Roman"/>
+        </w:rPr>
+        <w:t xml:space="preserve"> A </w:t>
+      </w:r>
+      <w:r>
+        <w:rPr>
+          <w:rFonts w:hint="eastAsia" w:ascii="Times New Roman" w:hAnsi="Times New Roman" w:eastAsia="FangSong" w:cs="Times New Roman"/>
+        </w:rPr>
+        <w:t>的分子式并画出其结构式</w:t>
+      </w:r>
+      <w:r>
+        <w:rPr>
+          <w:rFonts w:hint="eastAsia" w:ascii="Times New Roman" w:hAnsi="Times New Roman" w:eastAsia="Times New Roman" w:cs="Times New Roman"/>
+        </w:rPr>
+        <w:t>。</w:t>
+      </w:r>
+    </w:p>
+    <w:p>
+      <w:pPr>
+        <w:pStyle w:val="Compact"/>
+        <w:numPr>
+          <w:ilvl w:val="0"/>
+          <w:numId w:val="1007"/>
+        </w:numPr>
+        <w:ind w:firstLine="420"/>
+      </w:pPr>
+      <w:r>
+        <w:rPr>
+          <w:rFonts w:hint="eastAsia" w:ascii="Times New Roman" w:hAnsi="Times New Roman" w:eastAsia="FangSong" w:cs="Times New Roman"/>
+        </w:rPr>
+        <w:t xml:space="preserve">写出合成</w:t>
+      </w:r>
+      <w:r>
+        <w:rPr>
+          <w:rFonts w:ascii="Times New Roman" w:hAnsi="Times New Roman" w:eastAsia="Times New Roman" w:cs="Times New Roman"/>
+        </w:rPr>
+        <w:t xml:space="preserve"> A </w:t>
+      </w:r>
+      <w:r>
+        <w:rPr>
+          <w:rFonts w:hint="eastAsia" w:ascii="Times New Roman" w:hAnsi="Times New Roman" w:eastAsia="FangSong" w:cs="Times New Roman"/>
+        </w:rPr>
+        <w:t>的反应方程式</w:t>
+      </w:r>
+      <w:r>
+        <w:rPr>
+          <w:rFonts w:hint="eastAsia" w:ascii="Times New Roman" w:hAnsi="Times New Roman" w:eastAsia="Times New Roman" w:cs="Times New Roman"/>
+        </w:rPr>
+        <w:t>。</w:t>
+      </w:r>
+    </w:p>
+    <w:p>
+      <w:pPr>
+        <w:pStyle w:val="Compact"/>
+        <w:numPr>
+          <w:ilvl w:val="0"/>
+          <w:numId w:val="1007"/>
+        </w:numPr>
+        <w:ind w:firstLine="420"/>
+      </w:pPr>
+      <w:r>
+        <w:rPr>
+          <w:rFonts w:hint="eastAsia" w:ascii="Times New Roman" w:hAnsi="Times New Roman" w:eastAsia="FangSong" w:cs="Times New Roman"/>
+        </w:rPr>
+        <w:t xml:space="preserve">指出</w:t>
+      </w:r>
+      <w:r>
+        <w:rPr>
+          <w:rFonts w:ascii="Times New Roman" w:hAnsi="Times New Roman" w:eastAsia="Times New Roman" w:cs="Times New Roman"/>
+        </w:rPr>
+        <w:t xml:space="preserve"> A </w:t>
+      </w:r>
+      <w:r>
+        <w:rPr>
+          <w:rFonts w:hint="eastAsia" w:ascii="Times New Roman" w:hAnsi="Times New Roman" w:eastAsia="FangSong" w:cs="Times New Roman"/>
+        </w:rPr>
+        <w:t>中氧元素的氧化态以及中心钴离子的价电子排布和杂化方式</w:t>
+      </w:r>
+      <w:r>
+        <w:rPr>
+          <w:rFonts w:hint="eastAsia" w:ascii="Times New Roman" w:hAnsi="Times New Roman" w:eastAsia="Times New Roman" w:cs="Times New Roman"/>
+        </w:rPr>
+        <w:t>。</w:t>
+      </w:r>
+    </w:p>
+    <w:p>
+      <w:pPr>
+        <w:spacing w:before="160" w:after="80"/>
+      </w:pPr>
+      <w:r>
+        <w:pict>
+          <v:rect style="width:0;height:1.5pt" o:hralign="center" o:hrstd="t" o:hr="t"/>
+        </w:pict>
+      </w:r>
+    </w:p>
+    <w:bookmarkEnd w:id="22"/>
+    <w:bookmarkStart w:id="26" w:name="第15题"/>
+    <w:p>
+      <w:pPr>
+        <w:pStyle w:val="Heading3"/>
+        <w:spacing w:before="280" w:after="120"/>
+      </w:pPr>
+      <w:r>
+        <w:rPr>
+          <w:rFonts w:hint="eastAsia" w:ascii="Times New Roman" w:hAnsi="Times New Roman" w:eastAsia="SimHei" w:cs="Times New Roman"/>
+        </w:rPr>
+        <w:t>第</w:t>
+      </w:r>
+      <w:r>
+        <w:rPr>
+          <w:rFonts w:hint="eastAsia" w:ascii="Times New Roman" w:hAnsi="Times New Roman" w:eastAsia="Times New Roman" w:cs="Times New Roman"/>
+        </w:rPr>
+        <w:t>15</w:t>
+      </w:r>
+      <w:r>
+        <w:rPr>
+          <w:rFonts w:hint="eastAsia" w:ascii="Times New Roman" w:hAnsi="Times New Roman" w:eastAsia="SimHei" w:cs="Times New Roman"/>
+        </w:rPr>
+        <w:t>题</w:t>
+      </w:r>
+    </w:p>
+    <w:p>
+      <w:pPr>
+        <w:pStyle w:val="FirstParagraph"/>
+        <w:ind w:firstLine="420"/>
+      </w:pPr>
+      <m:oMath>
+        <m:oMathPr>
+          <m:ctrlPr>
+            <w:rPr>
+              <w:sz w:val="28"/>
+              <w:szCs w:val="28"/>
+            </w:rPr>
+          </m:ctrlPr>
+        </m:oMathPr>
+        <m:r>
+          <m:rPr>
+            <m:sty m:val="p"/>
+          </m:rPr>
+          <m:t>C</m:t>
+        </m:r>
+        <m:r>
+          <m:rPr>
+            <m:sty m:val="p"/>
+          </m:rPr>
+          <m:t>O</m:t>
+        </m:r>
+        <m:r>
+          <m:rPr>
+            <m:sty m:val="p"/>
+          </m:rPr>
+          <m:t>,</m:t>
+        </m:r>
+        <m:sSub>
+          <m:e>
+            <m:r>
+              <m:rPr>
+                <m:sty m:val="p"/>
+              </m:rPr>
+              <m:t>C</m:t>
+            </m:r>
+            <m:r>
+              <m:rPr>
+                <m:sty m:val="p"/>
+              </m:rPr>
+              <m:t>O</m:t>
+            </m:r>
+          </m:e>
+          <m:sub>
+            <m:r>
+              <m:t>2</m:t>
+            </m:r>
+          </m:sub>
+        </m:sSub>
+      </m:oMath>
+      <w:r>
+        <w:rPr>
+          <w:rFonts w:ascii="Times New Roman" w:hAnsi="Times New Roman" w:eastAsia="Times New Roman" w:cs="Times New Roman"/>
+        </w:rPr>
+        <w:t xml:space="preserve"> </w:t>
+      </w:r>
+      <w:r>
+        <w:rPr>
+          <w:rFonts w:hint="eastAsia" w:ascii="Times New Roman" w:hAnsi="Times New Roman" w:eastAsia="FangSong" w:cs="Times New Roman"/>
+        </w:rPr>
+        <w:t>是常见的碳族氧化物</w:t>
+      </w:r>
+      <w:r>
+        <w:rPr>
+          <w:rFonts w:hint="eastAsia" w:ascii="Times New Roman" w:hAnsi="Times New Roman" w:eastAsia="Times New Roman" w:cs="Times New Roman"/>
+        </w:rPr>
+        <w:t>。</w:t>
+      </w:r>
+      <w:r>
+        <w:rPr>
+          <w:rFonts w:hint="eastAsia" w:ascii="Times New Roman" w:hAnsi="Times New Roman" w:eastAsia="FangSong" w:cs="Times New Roman"/>
+        </w:rPr>
+        <w:t>与之类似的硅不同</w:t>
+      </w:r>
+      <w:r>
+        <w:rPr>
+          <w:rFonts w:hint="eastAsia" w:ascii="Times New Roman" w:hAnsi="Times New Roman" w:eastAsia="Times New Roman" w:cs="Times New Roman"/>
+        </w:rPr>
+        <w:t>，</w:t>
+      </w:r>
+      <w:r>
+        <w:rPr>
+          <w:rFonts w:hint="eastAsia" w:ascii="Times New Roman" w:hAnsi="Times New Roman" w:eastAsia="FangSong" w:cs="Times New Roman"/>
+        </w:rPr>
+        <w:t>虽然</w:t>
+      </w:r>
+      <w:r>
+        <w:rPr>
+          <w:rFonts w:ascii="Times New Roman" w:hAnsi="Times New Roman" w:eastAsia="Times New Roman" w:cs="Times New Roman"/>
+        </w:rPr>
+        <w:t xml:space="preserve"> </w:t>
+      </w:r>
+      <m:oMath>
+        <m:sSub>
+          <m:e>
+            <m:r>
+              <m:rPr>
+                <m:sty m:val="p"/>
+              </m:rPr>
+              <m:t>S</m:t>
+            </m:r>
+            <m:r>
+              <m:rPr>
+                <m:sty m:val="p"/>
+              </m:rPr>
+              <m:t>i</m:t>
+            </m:r>
+            <m:r>
+              <m:rPr>
+                <m:sty m:val="p"/>
+              </m:rPr>
+              <m:t>O</m:t>
+            </m:r>
+          </m:e>
+          <m:sub>
+            <m:r>
+              <m:t>2</m:t>
+            </m:r>
+          </m:sub>
+        </m:sSub>
+      </m:oMath>
+      <w:r>
+        <w:rPr>
+          <w:rFonts w:ascii="Times New Roman" w:hAnsi="Times New Roman" w:eastAsia="Times New Roman" w:cs="Times New Roman"/>
+        </w:rPr>
+        <w:t xml:space="preserve"> </w:t>
+      </w:r>
+      <w:r>
+        <w:rPr>
+          <w:rFonts w:hint="eastAsia" w:ascii="Times New Roman" w:hAnsi="Times New Roman" w:eastAsia="FangSong" w:cs="Times New Roman"/>
+        </w:rPr>
+        <w:t>是常见的</w:t>
+      </w:r>
+      <w:r>
+        <w:rPr>
+          <w:rFonts w:hint="eastAsia" w:ascii="Times New Roman" w:hAnsi="Times New Roman" w:eastAsia="Times New Roman" w:cs="Times New Roman"/>
+        </w:rPr>
+        <w:t>，</w:t>
+      </w:r>
+      <w:r>
+        <w:rPr>
+          <w:rFonts w:hint="eastAsia" w:ascii="Times New Roman" w:hAnsi="Times New Roman" w:eastAsia="FangSong" w:cs="Times New Roman"/>
+        </w:rPr>
+        <w:t>但是</w:t>
+      </w:r>
+      <w:r>
+        <w:rPr>
+          <w:rFonts w:hint="eastAsia" w:ascii="Times New Roman" w:hAnsi="Times New Roman" w:eastAsia="Times New Roman" w:cs="Times New Roman"/>
+        </w:rPr>
+        <w:t>SiO</w:t>
+      </w:r>
+      <w:r>
+        <w:rPr>
+          <w:rFonts w:hint="eastAsia" w:ascii="Times New Roman" w:hAnsi="Times New Roman" w:eastAsia="FangSong" w:cs="Times New Roman"/>
+        </w:rPr>
+        <w:t>却是非常不稳定的物种</w:t>
+      </w:r>
+      <w:r>
+        <w:rPr>
+          <w:rFonts w:hint="eastAsia" w:ascii="Times New Roman" w:hAnsi="Times New Roman" w:eastAsia="Times New Roman" w:cs="Times New Roman"/>
+        </w:rPr>
+        <w:t>。</w:t>
+      </w:r>
+      <w:r>
+        <w:rPr>
+          <w:rFonts w:hint="eastAsia" w:ascii="Times New Roman" w:hAnsi="Times New Roman" w:eastAsia="FangSong" w:cs="Times New Roman"/>
+        </w:rPr>
+        <w:t>通过配位化学中的给</w:t>
+      </w:r>
+      <w:r>
+        <w:rPr>
+          <w:rFonts w:hint="eastAsia" w:ascii="Times New Roman" w:hAnsi="Times New Roman" w:eastAsia="Times New Roman" w:cs="Times New Roman"/>
+        </w:rPr>
+        <w:t>-</w:t>
+      </w:r>
+      <w:r>
+        <w:rPr>
+          <w:rFonts w:hint="eastAsia" w:ascii="Times New Roman" w:hAnsi="Times New Roman" w:eastAsia="FangSong" w:cs="Times New Roman"/>
+        </w:rPr>
+        <w:t>受体作用的合成策略</w:t>
+      </w:r>
+      <w:r>
+        <w:rPr>
+          <w:rFonts w:hint="eastAsia" w:ascii="Times New Roman" w:hAnsi="Times New Roman" w:eastAsia="Times New Roman" w:cs="Times New Roman"/>
+        </w:rPr>
+        <w:t>，</w:t>
+      </w:r>
+      <w:r>
+        <w:rPr>
+          <w:rFonts w:hint="eastAsia" w:ascii="Times New Roman" w:hAnsi="Times New Roman" w:eastAsia="FangSong" w:cs="Times New Roman"/>
+        </w:rPr>
+        <w:t>可以在下面的反应观察到一种特殊的</w:t>
+      </w:r>
+      <w:r>
+        <w:rPr>
+          <w:rFonts w:hint="eastAsia" w:ascii="Times New Roman" w:hAnsi="Times New Roman" w:eastAsia="Times New Roman" w:cs="Times New Roman"/>
+        </w:rPr>
+        <w:t>SiO</w:t>
+      </w:r>
+      <w:r>
+        <w:rPr>
+          <w:rFonts w:hint="eastAsia" w:ascii="Times New Roman" w:hAnsi="Times New Roman" w:eastAsia="FangSong" w:cs="Times New Roman"/>
+        </w:rPr>
+        <w:t>结构</w:t>
+      </w:r>
+      <w:r>
+        <w:rPr>
+          <w:rFonts w:hint="eastAsia" w:ascii="Times New Roman" w:hAnsi="Times New Roman" w:eastAsia="Times New Roman" w:cs="Times New Roman"/>
+        </w:rPr>
+        <w:t>B。</w:t>
+      </w:r>
+      <w:r>
+        <w:rPr>
+          <w:rFonts w:hint="eastAsia" w:ascii="Times New Roman" w:hAnsi="Times New Roman" w:eastAsia="FangSong" w:cs="Times New Roman"/>
+        </w:rPr>
+        <w:t>其中</w:t>
+      </w:r>
+      <w:r>
+        <w:rPr>
+          <w:rFonts w:hint="eastAsia" w:ascii="Times New Roman" w:hAnsi="Times New Roman" w:eastAsia="Times New Roman" w:cs="Times New Roman"/>
+        </w:rPr>
+        <w:t>，A</w:t>
+      </w:r>
+      <w:r>
+        <w:rPr>
+          <w:rFonts w:hint="eastAsia" w:ascii="Times New Roman" w:hAnsi="Times New Roman" w:eastAsia="FangSong" w:cs="Times New Roman"/>
+        </w:rPr>
+        <w:t>为最终产物</w:t>
+      </w:r>
+      <w:r>
+        <w:rPr>
+          <w:rFonts w:hint="eastAsia" w:ascii="Times New Roman" w:hAnsi="Times New Roman" w:eastAsia="Times New Roman" w:cs="Times New Roman"/>
+        </w:rPr>
+        <w:t>，</w:t>
+      </w:r>
+      <w:r>
+        <w:rPr>
+          <w:rFonts w:hint="eastAsia" w:ascii="Times New Roman" w:hAnsi="Times New Roman" w:eastAsia="FangSong" w:cs="Times New Roman"/>
+        </w:rPr>
+        <w:t>底物和等量</w:t>
+      </w:r>
+      <w:r>
+        <w:rPr>
+          <w:rFonts w:ascii="Times New Roman" w:hAnsi="Times New Roman" w:eastAsia="Times New Roman" w:cs="Times New Roman"/>
+        </w:rPr>
+        <w:t xml:space="preserve"> </w:t>
+      </w:r>
+      <m:oMath>
+        <m:sSub>
+          <m:e>
+            <m:r>
+              <m:rPr>
+                <m:sty m:val="p"/>
+              </m:rPr>
+              <m:t>C</m:t>
+            </m:r>
+            <m:r>
+              <m:rPr>
+                <m:sty m:val="p"/>
+              </m:rPr>
+              <m:t>O</m:t>
+            </m:r>
+          </m:e>
+          <m:sub>
+            <m:r>
+              <m:t>2</m:t>
+            </m:r>
+          </m:sub>
+        </m:sSub>
+      </m:oMath>
+      <w:r>
+        <w:rPr>
+          <w:rFonts w:ascii="Times New Roman" w:hAnsi="Times New Roman" w:eastAsia="Times New Roman" w:cs="Times New Roman"/>
+        </w:rPr>
+        <w:t xml:space="preserve"> </w:t>
+      </w:r>
+      <w:r>
+        <w:rPr>
+          <w:rFonts w:hint="eastAsia" w:ascii="Times New Roman" w:hAnsi="Times New Roman" w:eastAsia="FangSong" w:cs="Times New Roman"/>
+        </w:rPr>
+        <w:t>反应并脱去等量</w:t>
+      </w:r>
+      <w:r>
+        <w:rPr>
+          <w:rFonts w:hint="eastAsia" w:ascii="Times New Roman" w:hAnsi="Times New Roman" w:eastAsia="Times New Roman" w:cs="Times New Roman"/>
+        </w:rPr>
+        <w:t>CO</w:t>
+      </w:r>
+      <w:r>
+        <w:rPr>
+          <w:rFonts w:hint="eastAsia" w:ascii="Times New Roman" w:hAnsi="Times New Roman" w:eastAsia="FangSong" w:cs="Times New Roman"/>
+        </w:rPr>
+        <w:t>得到</w:t>
+      </w:r>
+      <w:r>
+        <w:rPr>
+          <w:rFonts w:hint="eastAsia" w:ascii="Times New Roman" w:hAnsi="Times New Roman" w:eastAsia="Times New Roman" w:cs="Times New Roman"/>
+        </w:rPr>
+        <w:t>B，</w:t>
+      </w:r>
+      <w:r>
+        <w:rPr>
+          <w:rFonts w:hint="eastAsia" w:ascii="Times New Roman" w:hAnsi="Times New Roman" w:eastAsia="FangSong" w:cs="Times New Roman"/>
+        </w:rPr>
+        <w:t>再和等量</w:t>
+      </w:r>
+      <w:r>
+        <w:rPr>
+          <w:rFonts w:ascii="Times New Roman" w:hAnsi="Times New Roman" w:eastAsia="Times New Roman" w:cs="Times New Roman"/>
+        </w:rPr>
+        <w:t xml:space="preserve"> </w:t>
+      </w:r>
+      <m:oMath>
+        <m:sSub>
+          <m:e>
+            <m:r>
+              <m:rPr>
+                <m:sty m:val="p"/>
+              </m:rPr>
+              <m:t>C</m:t>
+            </m:r>
+            <m:r>
+              <m:rPr>
+                <m:sty m:val="p"/>
+              </m:rPr>
+              <m:t>O</m:t>
+            </m:r>
+          </m:e>
+          <m:sub>
+            <m:r>
+              <m:t>2</m:t>
+            </m:r>
+          </m:sub>
+        </m:sSub>
+      </m:oMath>
+      <w:r>
+        <w:rPr>
+          <w:rFonts w:ascii="Times New Roman" w:hAnsi="Times New Roman" w:eastAsia="Times New Roman" w:cs="Times New Roman"/>
+        </w:rPr>
+        <w:t xml:space="preserve"> </w:t>
+      </w:r>
+      <w:r>
+        <w:rPr>
+          <w:rFonts w:hint="eastAsia" w:ascii="Times New Roman" w:hAnsi="Times New Roman" w:eastAsia="FangSong" w:cs="Times New Roman"/>
+        </w:rPr>
+        <w:t>反应并脱去等量</w:t>
+      </w:r>
+      <w:r>
+        <w:rPr>
+          <w:rFonts w:hint="eastAsia" w:ascii="Times New Roman" w:hAnsi="Times New Roman" w:eastAsia="Times New Roman" w:cs="Times New Roman"/>
+        </w:rPr>
+        <w:t>CO</w:t>
+      </w:r>
+      <w:r>
+        <w:rPr>
+          <w:rFonts w:hint="eastAsia" w:ascii="Times New Roman" w:hAnsi="Times New Roman" w:eastAsia="FangSong" w:cs="Times New Roman"/>
+        </w:rPr>
+        <w:t>得到</w:t>
+      </w:r>
+      <w:r>
+        <w:rPr>
+          <w:rFonts w:hint="eastAsia" w:ascii="Times New Roman" w:hAnsi="Times New Roman" w:eastAsia="Times New Roman" w:cs="Times New Roman"/>
+        </w:rPr>
+        <w:t>C，</w:t>
+      </w:r>
+      <w:r>
+        <w:rPr>
+          <w:rFonts w:hint="eastAsia" w:ascii="Times New Roman" w:hAnsi="Times New Roman" w:eastAsia="FangSong" w:cs="Times New Roman"/>
+        </w:rPr>
+        <w:t>最后和两当量</w:t>
+      </w:r>
+      <w:r>
+        <w:rPr>
+          <w:rFonts w:ascii="Times New Roman" w:hAnsi="Times New Roman" w:eastAsia="Times New Roman" w:cs="Times New Roman"/>
+        </w:rPr>
+        <w:t xml:space="preserve"> </w:t>
+      </w:r>
+      <m:oMath>
+        <m:sSub>
+          <m:e>
+            <m:r>
+              <m:rPr>
+                <m:sty m:val="p"/>
+              </m:rPr>
+              <m:t>C</m:t>
+            </m:r>
+            <m:r>
+              <m:rPr>
+                <m:sty m:val="p"/>
+              </m:rPr>
+              <m:t>O</m:t>
+            </m:r>
+          </m:e>
+          <m:sub>
+            <m:r>
+              <m:t>2</m:t>
+            </m:r>
+          </m:sub>
+        </m:sSub>
+      </m:oMath>
+      <w:r>
+        <w:rPr>
+          <w:rFonts w:ascii="Times New Roman" w:hAnsi="Times New Roman" w:eastAsia="Times New Roman" w:cs="Times New Roman"/>
+        </w:rPr>
+        <w:t xml:space="preserve"> </w:t>
+      </w:r>
+      <w:r>
+        <w:rPr>
+          <w:rFonts w:hint="eastAsia" w:ascii="Times New Roman" w:hAnsi="Times New Roman" w:eastAsia="FangSong" w:cs="Times New Roman"/>
+        </w:rPr>
+        <w:t>反应得到</w:t>
+      </w:r>
+      <w:r>
+        <w:rPr>
+          <w:rFonts w:hint="eastAsia" w:ascii="Times New Roman" w:hAnsi="Times New Roman" w:eastAsia="Times New Roman" w:cs="Times New Roman"/>
+        </w:rPr>
+        <w:t>A，R</w:t>
+      </w:r>
+      <w:r>
+        <w:rPr>
+          <w:rFonts w:hint="eastAsia" w:ascii="Times New Roman" w:hAnsi="Times New Roman" w:eastAsia="FangSong" w:cs="Times New Roman"/>
+        </w:rPr>
+        <w:t>为大体积芳基</w:t>
+      </w:r>
+      <w:r>
+        <w:rPr>
+          <w:rFonts w:hint="eastAsia" w:ascii="Times New Roman" w:hAnsi="Times New Roman" w:eastAsia="Times New Roman" w:cs="Times New Roman"/>
+        </w:rPr>
+        <w:t>。</w:t>
+      </w:r>
+    </w:p>
+    <w:p>
+      <w:pPr>
+        <w:pStyle w:val="BodyText"/>
+        <w:ind w:firstLine="420"/>
+      </w:pPr>
+      <w:r>
+        <w:rPr>
+          <w:rFonts w:hint="eastAsia" w:ascii="Times New Roman" w:hAnsi="Times New Roman" w:eastAsia="Times New Roman" w:cs="Times New Roman"/>
+        </w:rPr>
+        <w:t>（</w:t>
+      </w:r>
+      <w:r>
+        <w:rPr>
+          <w:rFonts w:hint="eastAsia" w:ascii="Times New Roman" w:hAnsi="Times New Roman" w:eastAsia="FangSong" w:cs="Times New Roman"/>
+        </w:rPr>
+        <w:t>注</w:t>
+      </w:r>
+      <w:r>
+        <w:rPr>
+          <w:rFonts w:hint="eastAsia" w:ascii="Times New Roman" w:hAnsi="Times New Roman" w:eastAsia="Times New Roman" w:cs="Times New Roman"/>
+        </w:rPr>
+        <w:t>：</w:t>
+      </w:r>
+      <w:r>
+        <w:rPr>
+          <w:rFonts w:hint="eastAsia" w:ascii="Times New Roman" w:hAnsi="Times New Roman" w:eastAsia="FangSong" w:cs="Times New Roman"/>
+        </w:rPr>
+        <w:t>原题含化学反应方程式图片</w:t>
+      </w:r>
+      <w:r>
+        <w:rPr>
+          <w:rFonts w:hint="eastAsia" w:ascii="Times New Roman" w:hAnsi="Times New Roman" w:eastAsia="Times New Roman" w:cs="Times New Roman"/>
+        </w:rPr>
+        <w:t>，OCR</w:t>
+      </w:r>
+      <w:r>
+        <w:rPr>
+          <w:rFonts w:hint="eastAsia" w:ascii="Times New Roman" w:hAnsi="Times New Roman" w:eastAsia="FangSong" w:cs="Times New Roman"/>
+        </w:rPr>
+        <w:t>原文中为图片引用</w:t>
+      </w:r>
+      <w:r>
+        <w:rPr>
+          <w:rFonts w:hint="eastAsia" w:ascii="Times New Roman" w:hAnsi="Times New Roman" w:eastAsia="Times New Roman" w:cs="Times New Roman"/>
+        </w:rPr>
+        <w:t>）</w:t>
+      </w:r>
+    </w:p>
+    <w:p>
+      <w:pPr>
+        <w:pStyle w:val="Compact"/>
+        <w:numPr>
+          <w:ilvl w:val="0"/>
+          <w:numId w:val="1008"/>
+        </w:numPr>
+        <w:ind w:firstLine="420"/>
+      </w:pPr>
+      <w:r>
+        <w:rPr>
+          <w:rFonts w:hint="eastAsia" w:ascii="Times New Roman" w:hAnsi="Times New Roman" w:eastAsia="FangSong" w:cs="Times New Roman"/>
+        </w:rPr>
+        <w:t xml:space="preserve">已知</w:t>
+      </w:r>
+      <w:r>
+        <w:rPr>
+          <w:rFonts w:ascii="Times New Roman" w:hAnsi="Times New Roman" w:eastAsia="Times New Roman" w:cs="Times New Roman"/>
+        </w:rPr>
+        <w:t xml:space="preserve"> A </w:t>
+      </w:r>
+      <w:r>
+        <w:rPr>
+          <w:rFonts w:hint="eastAsia" w:ascii="Times New Roman" w:hAnsi="Times New Roman" w:eastAsia="FangSong" w:cs="Times New Roman"/>
+        </w:rPr>
+        <w:t xml:space="preserve">中</w:t>
+      </w:r>
+      <w:r>
+        <w:rPr>
+          <w:rFonts w:ascii="Times New Roman" w:hAnsi="Times New Roman" w:eastAsia="Times New Roman" w:cs="Times New Roman"/>
+        </w:rPr>
+        <w:t xml:space="preserve"> Si </w:t>
+      </w:r>
+      <w:r>
+        <w:rPr>
+          <w:rFonts w:hint="eastAsia" w:ascii="Times New Roman" w:hAnsi="Times New Roman" w:eastAsia="FangSong" w:cs="Times New Roman"/>
+        </w:rPr>
+        <w:t xml:space="preserve">的配位数为</w:t>
+      </w:r>
+      <w:r>
+        <w:rPr>
+          <w:rFonts w:ascii="Times New Roman" w:hAnsi="Times New Roman" w:eastAsia="Times New Roman" w:cs="Times New Roman"/>
+        </w:rPr>
+        <w:t xml:space="preserve"> </w:t>
+      </w:r>
+      <w:r>
+        <w:rPr>
+          <w:rFonts w:hint="eastAsia" w:ascii="Times New Roman" w:hAnsi="Times New Roman" w:eastAsia="Times New Roman" w:cs="Times New Roman"/>
+        </w:rPr>
+        <w:t>6，</w:t>
+      </w:r>
+      <w:r>
+        <w:rPr>
+          <w:rFonts w:hint="eastAsia" w:ascii="Times New Roman" w:hAnsi="Times New Roman" w:eastAsia="FangSong" w:cs="Times New Roman"/>
+        </w:rPr>
+        <w:t>给出</w:t>
+      </w:r>
+      <w:r>
+        <w:rPr>
+          <w:rFonts w:ascii="Times New Roman" w:hAnsi="Times New Roman" w:eastAsia="Times New Roman" w:cs="Times New Roman"/>
+        </w:rPr>
+        <w:t xml:space="preserve"> A、B、C </w:t>
+      </w:r>
+      <w:r>
+        <w:rPr>
+          <w:rFonts w:hint="eastAsia" w:ascii="Times New Roman" w:hAnsi="Times New Roman" w:eastAsia="FangSong" w:cs="Times New Roman"/>
+        </w:rPr>
+        <w:t>的结构</w:t>
+      </w:r>
+      <w:r>
+        <w:rPr>
+          <w:rFonts w:hint="eastAsia" w:ascii="Times New Roman" w:hAnsi="Times New Roman" w:eastAsia="Times New Roman" w:cs="Times New Roman"/>
+        </w:rPr>
+        <w:t>，</w:t>
+      </w:r>
+      <w:r>
+        <w:rPr>
+          <w:rFonts w:hint="eastAsia" w:ascii="Times New Roman" w:hAnsi="Times New Roman" w:eastAsia="FangSong" w:cs="Times New Roman"/>
+        </w:rPr>
+        <w:t>其中</w:t>
+      </w:r>
+      <w:r>
+        <w:rPr>
+          <w:rFonts w:ascii="Times New Roman" w:hAnsi="Times New Roman" w:eastAsia="Times New Roman" w:cs="Times New Roman"/>
+        </w:rPr>
+        <w:t xml:space="preserve"> C </w:t>
+      </w:r>
+      <w:r>
+        <w:rPr>
+          <w:rFonts w:hint="eastAsia" w:ascii="Times New Roman" w:hAnsi="Times New Roman" w:eastAsia="FangSong" w:cs="Times New Roman"/>
+        </w:rPr>
+        <w:t>请另写出共振式</w:t>
+      </w:r>
+      <w:r>
+        <w:rPr>
+          <w:rFonts w:hint="eastAsia" w:ascii="Times New Roman" w:hAnsi="Times New Roman" w:eastAsia="Times New Roman" w:cs="Times New Roman"/>
+        </w:rPr>
+        <w:t>。</w:t>
+      </w:r>
+    </w:p>
+    <w:p>
+      <w:pPr>
+        <w:pStyle w:val="Compact"/>
+        <w:numPr>
+          <w:ilvl w:val="0"/>
+          <w:numId w:val="1008"/>
         </w:numPr>
         <w:ind w:firstLine="420"/>
       </w:pPr>
@@ -8588,7 +8935,7 @@
         <w:pStyle w:val="Compact"/>
         <w:numPr>
           <w:ilvl w:val="0"/>
-          <w:numId w:val="1007"/>
+          <w:numId w:val="1009"/>
         </w:numPr>
         <w:ind w:firstLine="420"/>
       </w:pPr>
@@ -8894,7 +9241,7 @@
         <w:pStyle w:val="Compact"/>
         <w:numPr>
           <w:ilvl w:val="0"/>
-          <w:numId w:val="1007"/>
+          <w:numId w:val="1009"/>
         </w:numPr>
         <w:ind w:firstLine="420"/>
       </w:pPr>
@@ -9194,7 +9541,7 @@
         <w:pStyle w:val="Compact"/>
         <w:numPr>
           <w:ilvl w:val="0"/>
-          <w:numId w:val="1008"/>
+          <w:numId w:val="1010"/>
         </w:numPr>
         <w:ind w:firstLine="420"/>
       </w:pPr>
@@ -9216,7 +9563,7 @@
         <w:pStyle w:val="Compact"/>
         <w:numPr>
           <w:ilvl w:val="0"/>
-          <w:numId w:val="1008"/>
+          <w:numId w:val="1010"/>
         </w:numPr>
         <w:ind w:firstLine="420"/>
       </w:pPr>
@@ -9262,7 +9609,7 @@
         <w:pStyle w:val="Compact"/>
         <w:numPr>
           <w:ilvl w:val="0"/>
-          <w:numId w:val="1008"/>
+          <w:numId w:val="1010"/>
         </w:numPr>
         <w:ind w:firstLine="420"/>
       </w:pPr>
@@ -9374,7 +9721,7 @@
         <w:pStyle w:val="Compact"/>
         <w:numPr>
           <w:ilvl w:val="0"/>
-          <w:numId w:val="1008"/>
+          <w:numId w:val="1010"/>
         </w:numPr>
         <w:ind w:firstLine="420"/>
       </w:pPr>
@@ -9936,7 +10283,7 @@
         <w:pStyle w:val="Compact"/>
         <w:numPr>
           <w:ilvl w:val="0"/>
-          <w:numId w:val="1009"/>
+          <w:numId w:val="1011"/>
         </w:numPr>
         <w:ind w:firstLine="420"/>
       </w:pPr>
@@ -9952,11 +10299,21 @@
         </w:rPr>
         <w:t xml:space="preserve">逐渐增大</w:t>
       </w:r>
-      <w:r>
-        <w:rPr>
-          <w:rFonts w:ascii="Times New Roman" w:hAnsi="Times New Roman" w:eastAsia="Times New Roman" w:cs="Times New Roman"/>
-        </w:rPr>
-        <w:t xml:space="preserve">　　B. </w:t>
+    </w:p>
+    <w:p>
+      <w:pPr>
+        <w:pStyle w:val="Compact"/>
+        <w:numPr>
+          <w:ilvl w:val="0"/>
+          <w:numId w:val="1011"/>
+        </w:numPr>
+        <w:ind w:firstLine="420"/>
+      </w:pPr>
+      <w:r>
+        <w:rPr>
+          <w:rFonts w:ascii="Times New Roman" w:hAnsi="Times New Roman" w:eastAsia="Times New Roman" w:cs="Times New Roman"/>
+        </w:rPr>
+        <w:t xml:space="preserve">B. </w:t>
       </w:r>
       <w:r>
         <w:rPr>
@@ -9964,11 +10321,21 @@
         </w:rPr>
         <w:t xml:space="preserve">逐渐减小</w:t>
       </w:r>
-      <w:r>
-        <w:rPr>
-          <w:rFonts w:ascii="Times New Roman" w:hAnsi="Times New Roman" w:eastAsia="Times New Roman" w:cs="Times New Roman"/>
-        </w:rPr>
-        <w:t xml:space="preserve">　　C. </w:t>
+    </w:p>
+    <w:p>
+      <w:pPr>
+        <w:pStyle w:val="Compact"/>
+        <w:numPr>
+          <w:ilvl w:val="0"/>
+          <w:numId w:val="1011"/>
+        </w:numPr>
+        <w:ind w:firstLine="420"/>
+      </w:pPr>
+      <w:r>
+        <w:rPr>
+          <w:rFonts w:ascii="Times New Roman" w:hAnsi="Times New Roman" w:eastAsia="Times New Roman" w:cs="Times New Roman"/>
+        </w:rPr>
+        <w:t xml:space="preserve">C. </w:t>
       </w:r>
       <w:r>
         <w:rPr>
@@ -9976,11 +10343,21 @@
         </w:rPr>
         <w:t xml:space="preserve">先增大后减小</w:t>
       </w:r>
-      <w:r>
-        <w:rPr>
-          <w:rFonts w:ascii="Times New Roman" w:hAnsi="Times New Roman" w:eastAsia="Times New Roman" w:cs="Times New Roman"/>
-        </w:rPr>
-        <w:t xml:space="preserve">　　D. </w:t>
+    </w:p>
+    <w:p>
+      <w:pPr>
+        <w:pStyle w:val="Compact"/>
+        <w:numPr>
+          <w:ilvl w:val="0"/>
+          <w:numId w:val="1011"/>
+        </w:numPr>
+        <w:ind w:firstLine="420"/>
+      </w:pPr>
+      <w:r>
+        <w:rPr>
+          <w:rFonts w:ascii="Times New Roman" w:hAnsi="Times New Roman" w:eastAsia="Times New Roman" w:cs="Times New Roman"/>
+        </w:rPr>
+        <w:t xml:space="preserve">D. </w:t>
       </w:r>
       <w:r>
         <w:rPr>
@@ -10347,7 +10724,7 @@
         <w:pStyle w:val="Compact"/>
         <w:numPr>
           <w:ilvl w:val="0"/>
-          <w:numId w:val="1010"/>
+          <w:numId w:val="1012"/>
         </w:numPr>
         <w:ind w:firstLine="420"/>
       </w:pPr>
@@ -10441,7 +10818,7 @@
         <w:pStyle w:val="Compact"/>
         <w:numPr>
           <w:ilvl w:val="0"/>
-          <w:numId w:val="1010"/>
+          <w:numId w:val="1012"/>
         </w:numPr>
         <w:ind w:firstLine="420"/>
       </w:pPr>
@@ -10512,7 +10889,7 @@
         <w:pStyle w:val="Compact"/>
         <w:numPr>
           <w:ilvl w:val="0"/>
-          <w:numId w:val="1010"/>
+          <w:numId w:val="1012"/>
         </w:numPr>
         <w:ind w:firstLine="420"/>
       </w:pPr>
@@ -10598,7 +10975,7 @@
         <w:pStyle w:val="Compact"/>
         <w:numPr>
           <w:ilvl w:val="0"/>
-          <w:numId w:val="1010"/>
+          <w:numId w:val="1012"/>
         </w:numPr>
         <w:ind w:firstLine="420"/>
       </w:pPr>
@@ -10666,6 +11043,27 @@
     <w:p>
       <w:pPr>
         <w:pStyle w:val="FirstParagraph"/>
+        <w:ind w:firstLine="420"/>
+      </w:pPr>
+      <w:r>
+        <w:rPr>
+          <w:rFonts w:hint="eastAsia" w:ascii="Times New Roman" w:hAnsi="Times New Roman" w:eastAsia="FangSong" w:cs="Times New Roman"/>
+        </w:rPr>
+        <w:t>写出下列各化学反应的方程式</w:t>
+      </w:r>
+      <w:r>
+        <w:rPr>
+          <w:rFonts w:hint="eastAsia" w:ascii="Times New Roman" w:hAnsi="Times New Roman" w:eastAsia="Times New Roman" w:cs="Times New Roman"/>
+        </w:rPr>
+        <w:t>：</w:t>
+      </w:r>
+    </w:p>
+    <w:p>
+      <w:pPr>
+        <w:numPr>
+          <w:ilvl w:val="0"/>
+          <w:numId w:val="1013"/>
+        </w:numPr>
         <w:ind w:firstLine="420"/>
       </w:pPr>
       <w:r>
@@ -10808,7 +11206,10 @@
     </w:p>
     <w:p>
       <w:pPr>
-        <w:pStyle w:val="BodyText"/>
+        <w:numPr>
+          <w:ilvl w:val="0"/>
+          <w:numId w:val="1013"/>
+        </w:numPr>
         <w:ind w:firstLine="420"/>
       </w:pPr>
       <w:r>
@@ -11004,7 +11405,10 @@
     </w:p>
     <w:p>
       <w:pPr>
-        <w:pStyle w:val="BodyText"/>
+        <w:numPr>
+          <w:ilvl w:val="0"/>
+          <w:numId w:val="1013"/>
+        </w:numPr>
         <w:ind w:firstLine="420"/>
       </w:pPr>
       <w:r>
@@ -11195,7 +11599,10 @@
     </w:p>
     <w:p>
       <w:pPr>
-        <w:pStyle w:val="BodyText"/>
+        <w:numPr>
+          <w:ilvl w:val="0"/>
+          <w:numId w:val="1013"/>
+        </w:numPr>
         <w:ind w:firstLine="420"/>
       </w:pPr>
       <w:r>
@@ -12807,15 +13214,12 @@
     </w:p>
     <w:p>
       <w:pPr>
-        <w:pStyle w:val="BodyText"/>
+        <w:numPr>
+          <w:ilvl w:val="0"/>
+          <w:numId w:val="1014"/>
+        </w:numPr>
         <w:ind w:firstLine="420"/>
       </w:pPr>
-      <w:r>
-        <w:rPr>
-          <w:rFonts w:ascii="Times New Roman" w:hAnsi="Times New Roman" w:eastAsia="Times New Roman" w:cs="Times New Roman"/>
-        </w:rPr>
-        <w:t xml:space="preserve">10-1 </w:t>
-      </w:r>
       <w:r>
         <w:rPr>
           <w:rFonts w:hint="eastAsia" w:ascii="Times New Roman" w:hAnsi="Times New Roman" w:eastAsia="FangSong" w:cs="Times New Roman"/>
@@ -12867,15 +13271,12 @@
     </w:p>
     <w:p>
       <w:pPr>
-        <w:pStyle w:val="BodyText"/>
+        <w:numPr>
+          <w:ilvl w:val="0"/>
+          <w:numId w:val="1014"/>
+        </w:numPr>
         <w:ind w:firstLine="420"/>
       </w:pPr>
-      <w:r>
-        <w:rPr>
-          <w:rFonts w:ascii="Times New Roman" w:hAnsi="Times New Roman" w:eastAsia="Times New Roman" w:cs="Times New Roman"/>
-        </w:rPr>
-        <w:t xml:space="preserve">10-2 </w:t>
-      </w:r>
       <w:r>
         <w:rPr>
           <w:rFonts w:hint="eastAsia" w:ascii="Times New Roman" w:hAnsi="Times New Roman" w:eastAsia="FangSong" w:cs="Times New Roman"/>
@@ -12985,15 +13386,12 @@
     </w:p>
     <w:p>
       <w:pPr>
-        <w:pStyle w:val="BodyText"/>
+        <w:numPr>
+          <w:ilvl w:val="0"/>
+          <w:numId w:val="1014"/>
+        </w:numPr>
         <w:ind w:firstLine="420"/>
       </w:pPr>
-      <w:r>
-        <w:rPr>
-          <w:rFonts w:ascii="Times New Roman" w:hAnsi="Times New Roman" w:eastAsia="Times New Roman" w:cs="Times New Roman"/>
-        </w:rPr>
-        <w:t xml:space="preserve">10-3 </w:t>
-      </w:r>
       <w:r>
         <w:rPr>
           <w:rFonts w:hint="eastAsia" w:ascii="Times New Roman" w:hAnsi="Times New Roman" w:eastAsia="FangSong" w:cs="Times New Roman"/>
@@ -13009,15 +13407,12 @@
     </w:p>
     <w:p>
       <w:pPr>
-        <w:pStyle w:val="BodyText"/>
+        <w:numPr>
+          <w:ilvl w:val="0"/>
+          <w:numId w:val="1014"/>
+        </w:numPr>
         <w:ind w:firstLine="420"/>
       </w:pPr>
-      <w:r>
-        <w:rPr>
-          <w:rFonts w:ascii="Times New Roman" w:hAnsi="Times New Roman" w:eastAsia="Times New Roman" w:cs="Times New Roman"/>
-        </w:rPr>
-        <w:t xml:space="preserve">10-4 </w:t>
-      </w:r>
       <w:r>
         <w:rPr>
           <w:rFonts w:hint="eastAsia" w:ascii="Times New Roman" w:hAnsi="Times New Roman" w:eastAsia="FangSong" w:cs="Times New Roman"/>
@@ -13969,15 +14364,12 @@
     </w:p>
     <w:p>
       <w:pPr>
-        <w:pStyle w:val="BodyText"/>
+        <w:numPr>
+          <w:ilvl w:val="0"/>
+          <w:numId w:val="1015"/>
+        </w:numPr>
         <w:ind w:firstLine="420"/>
       </w:pPr>
-      <w:r>
-        <w:rPr>
-          <w:rFonts w:ascii="Times New Roman" w:hAnsi="Times New Roman" w:eastAsia="Times New Roman" w:cs="Times New Roman"/>
-        </w:rPr>
-        <w:t xml:space="preserve">7-1 </w:t>
-      </w:r>
       <w:r>
         <w:rPr>
           <w:rFonts w:hint="eastAsia" w:ascii="Times New Roman" w:hAnsi="Times New Roman" w:eastAsia="FangSong" w:cs="Times New Roman"/>
@@ -13993,15 +14385,12 @@
     </w:p>
     <w:p>
       <w:pPr>
-        <w:pStyle w:val="BodyText"/>
+        <w:numPr>
+          <w:ilvl w:val="0"/>
+          <w:numId w:val="1015"/>
+        </w:numPr>
         <w:ind w:firstLine="420"/>
       </w:pPr>
-      <w:r>
-        <w:rPr>
-          <w:rFonts w:ascii="Times New Roman" w:hAnsi="Times New Roman" w:eastAsia="Times New Roman" w:cs="Times New Roman"/>
-        </w:rPr>
-        <w:t xml:space="preserve">7-2 </w:t>
-      </w:r>
       <w:r>
         <w:rPr>
           <w:rFonts w:hint="eastAsia" w:ascii="Times New Roman" w:hAnsi="Times New Roman" w:eastAsia="FangSong" w:cs="Times New Roman"/>
@@ -15189,6 +15578,36 @@
     </w:lvlOverride>
   </w:num>
   <w:num w:numId="1003">
+    <w:abstractNumId w:val="99431"/>
+    <w:lvlOverride w:ilvl="0">
+      <w:startOverride w:val="1"/>
+    </w:lvlOverride>
+    <w:lvlOverride w:ilvl="1">
+      <w:startOverride w:val="1"/>
+    </w:lvlOverride>
+    <w:lvlOverride w:ilvl="2">
+      <w:startOverride w:val="1"/>
+    </w:lvlOverride>
+    <w:lvlOverride w:ilvl="3">
+      <w:startOverride w:val="1"/>
+    </w:lvlOverride>
+    <w:lvlOverride w:ilvl="4">
+      <w:startOverride w:val="1"/>
+    </w:lvlOverride>
+    <w:lvlOverride w:ilvl="5">
+      <w:startOverride w:val="1"/>
+    </w:lvlOverride>
+    <w:lvlOverride w:ilvl="6">
+      <w:startOverride w:val="1"/>
+    </w:lvlOverride>
+    <w:lvlOverride w:ilvl="7">
+      <w:startOverride w:val="1"/>
+    </w:lvlOverride>
+    <w:lvlOverride w:ilvl="8">
+      <w:startOverride w:val="1"/>
+    </w:lvlOverride>
+  </w:num>
+  <w:num w:numId="1004">
     <w:abstractNumId w:val="99731"/>
     <w:lvlOverride w:ilvl="0">
       <w:startOverride w:val="1"/>
@@ -15218,38 +15637,8 @@
       <w:startOverride w:val="1"/>
     </w:lvlOverride>
   </w:num>
-  <w:num w:numId="1004">
-    <w:abstractNumId w:val="99411"/>
-    <w:lvlOverride w:ilvl="0">
-      <w:startOverride w:val="1"/>
-    </w:lvlOverride>
-    <w:lvlOverride w:ilvl="1">
-      <w:startOverride w:val="1"/>
-    </w:lvlOverride>
-    <w:lvlOverride w:ilvl="2">
-      <w:startOverride w:val="1"/>
-    </w:lvlOverride>
-    <w:lvlOverride w:ilvl="3">
-      <w:startOverride w:val="1"/>
-    </w:lvlOverride>
-    <w:lvlOverride w:ilvl="4">
-      <w:startOverride w:val="1"/>
-    </w:lvlOverride>
-    <w:lvlOverride w:ilvl="5">
-      <w:startOverride w:val="1"/>
-    </w:lvlOverride>
-    <w:lvlOverride w:ilvl="6">
-      <w:startOverride w:val="1"/>
-    </w:lvlOverride>
-    <w:lvlOverride w:ilvl="7">
-      <w:startOverride w:val="1"/>
-    </w:lvlOverride>
-    <w:lvlOverride w:ilvl="8">
-      <w:startOverride w:val="1"/>
-    </w:lvlOverride>
-  </w:num>
   <w:num w:numId="1005">
-    <w:abstractNumId w:val="99411"/>
+    <w:abstractNumId w:val="99431"/>
     <w:lvlOverride w:ilvl="0">
       <w:startOverride w:val="1"/>
     </w:lvlOverride>
@@ -15339,13 +15728,163 @@
     </w:lvlOverride>
   </w:num>
   <w:num w:numId="1008">
-    <w:abstractNumId w:val="991"/>
+    <w:abstractNumId w:val="99411"/>
+    <w:lvlOverride w:ilvl="0">
+      <w:startOverride w:val="1"/>
+    </w:lvlOverride>
+    <w:lvlOverride w:ilvl="1">
+      <w:startOverride w:val="1"/>
+    </w:lvlOverride>
+    <w:lvlOverride w:ilvl="2">
+      <w:startOverride w:val="1"/>
+    </w:lvlOverride>
+    <w:lvlOverride w:ilvl="3">
+      <w:startOverride w:val="1"/>
+    </w:lvlOverride>
+    <w:lvlOverride w:ilvl="4">
+      <w:startOverride w:val="1"/>
+    </w:lvlOverride>
+    <w:lvlOverride w:ilvl="5">
+      <w:startOverride w:val="1"/>
+    </w:lvlOverride>
+    <w:lvlOverride w:ilvl="6">
+      <w:startOverride w:val="1"/>
+    </w:lvlOverride>
+    <w:lvlOverride w:ilvl="7">
+      <w:startOverride w:val="1"/>
+    </w:lvlOverride>
+    <w:lvlOverride w:ilvl="8">
+      <w:startOverride w:val="1"/>
+    </w:lvlOverride>
   </w:num>
   <w:num w:numId="1009">
-    <w:abstractNumId w:val="991"/>
+    <w:abstractNumId w:val="99411"/>
+    <w:lvlOverride w:ilvl="0">
+      <w:startOverride w:val="1"/>
+    </w:lvlOverride>
+    <w:lvlOverride w:ilvl="1">
+      <w:startOverride w:val="1"/>
+    </w:lvlOverride>
+    <w:lvlOverride w:ilvl="2">
+      <w:startOverride w:val="1"/>
+    </w:lvlOverride>
+    <w:lvlOverride w:ilvl="3">
+      <w:startOverride w:val="1"/>
+    </w:lvlOverride>
+    <w:lvlOverride w:ilvl="4">
+      <w:startOverride w:val="1"/>
+    </w:lvlOverride>
+    <w:lvlOverride w:ilvl="5">
+      <w:startOverride w:val="1"/>
+    </w:lvlOverride>
+    <w:lvlOverride w:ilvl="6">
+      <w:startOverride w:val="1"/>
+    </w:lvlOverride>
+    <w:lvlOverride w:ilvl="7">
+      <w:startOverride w:val="1"/>
+    </w:lvlOverride>
+    <w:lvlOverride w:ilvl="8">
+      <w:startOverride w:val="1"/>
+    </w:lvlOverride>
   </w:num>
   <w:num w:numId="1010">
     <w:abstractNumId w:val="991"/>
+  </w:num>
+  <w:num w:numId="1011">
+    <w:abstractNumId w:val="991"/>
+  </w:num>
+  <w:num w:numId="1012">
+    <w:abstractNumId w:val="991"/>
+  </w:num>
+  <w:num w:numId="1013">
+    <w:abstractNumId w:val="99431"/>
+    <w:lvlOverride w:ilvl="0">
+      <w:startOverride w:val="1"/>
+    </w:lvlOverride>
+    <w:lvlOverride w:ilvl="1">
+      <w:startOverride w:val="1"/>
+    </w:lvlOverride>
+    <w:lvlOverride w:ilvl="2">
+      <w:startOverride w:val="1"/>
+    </w:lvlOverride>
+    <w:lvlOverride w:ilvl="3">
+      <w:startOverride w:val="1"/>
+    </w:lvlOverride>
+    <w:lvlOverride w:ilvl="4">
+      <w:startOverride w:val="1"/>
+    </w:lvlOverride>
+    <w:lvlOverride w:ilvl="5">
+      <w:startOverride w:val="1"/>
+    </w:lvlOverride>
+    <w:lvlOverride w:ilvl="6">
+      <w:startOverride w:val="1"/>
+    </w:lvlOverride>
+    <w:lvlOverride w:ilvl="7">
+      <w:startOverride w:val="1"/>
+    </w:lvlOverride>
+    <w:lvlOverride w:ilvl="8">
+      <w:startOverride w:val="1"/>
+    </w:lvlOverride>
+  </w:num>
+  <w:num w:numId="1014">
+    <w:abstractNumId w:val="99431"/>
+    <w:lvlOverride w:ilvl="0">
+      <w:startOverride w:val="1"/>
+    </w:lvlOverride>
+    <w:lvlOverride w:ilvl="1">
+      <w:startOverride w:val="1"/>
+    </w:lvlOverride>
+    <w:lvlOverride w:ilvl="2">
+      <w:startOverride w:val="1"/>
+    </w:lvlOverride>
+    <w:lvlOverride w:ilvl="3">
+      <w:startOverride w:val="1"/>
+    </w:lvlOverride>
+    <w:lvlOverride w:ilvl="4">
+      <w:startOverride w:val="1"/>
+    </w:lvlOverride>
+    <w:lvlOverride w:ilvl="5">
+      <w:startOverride w:val="1"/>
+    </w:lvlOverride>
+    <w:lvlOverride w:ilvl="6">
+      <w:startOverride w:val="1"/>
+    </w:lvlOverride>
+    <w:lvlOverride w:ilvl="7">
+      <w:startOverride w:val="1"/>
+    </w:lvlOverride>
+    <w:lvlOverride w:ilvl="8">
+      <w:startOverride w:val="1"/>
+    </w:lvlOverride>
+  </w:num>
+  <w:num w:numId="1015">
+    <w:abstractNumId w:val="99431"/>
+    <w:lvlOverride w:ilvl="0">
+      <w:startOverride w:val="1"/>
+    </w:lvlOverride>
+    <w:lvlOverride w:ilvl="1">
+      <w:startOverride w:val="1"/>
+    </w:lvlOverride>
+    <w:lvlOverride w:ilvl="2">
+      <w:startOverride w:val="1"/>
+    </w:lvlOverride>
+    <w:lvlOverride w:ilvl="3">
+      <w:startOverride w:val="1"/>
+    </w:lvlOverride>
+    <w:lvlOverride w:ilvl="4">
+      <w:startOverride w:val="1"/>
+    </w:lvlOverride>
+    <w:lvlOverride w:ilvl="5">
+      <w:startOverride w:val="1"/>
+    </w:lvlOverride>
+    <w:lvlOverride w:ilvl="6">
+      <w:startOverride w:val="1"/>
+    </w:lvlOverride>
+    <w:lvlOverride w:ilvl="7">
+      <w:startOverride w:val="1"/>
+    </w:lvlOverride>
+    <w:lvlOverride w:ilvl="8">
+      <w:startOverride w:val="1"/>
+    </w:lvlOverride>
   </w:num>
 </w:numbering>
 </file>

--- a/00-首页/题组Word/第一轮·综合套卷/第一轮综合卷11（学生版-打印版）.docx
+++ b/00-首页/题组Word/第一轮·综合套卷/第一轮综合卷11（学生版-打印版）.docx
@@ -2,7 +2,7 @@
 <file path=word/document.xml><?xml version="1.0" encoding="utf-8"?>
 <w:document xmlns:w="http://schemas.openxmlformats.org/wordprocessingml/2006/main" xmlns:m="http://schemas.openxmlformats.org/officeDocument/2006/math" xmlns:r="http://schemas.openxmlformats.org/officeDocument/2006/relationships" xmlns:o="urn:schemas-microsoft-com:office:office" xmlns:v="urn:schemas-microsoft-com:vml" xmlns:w10="urn:schemas-microsoft-com:office:word" xmlns:a="http://schemas.openxmlformats.org/drawingml/2006/main" xmlns:pic="http://schemas.openxmlformats.org/drawingml/2006/picture" xmlns:wp="http://schemas.openxmlformats.org/drawingml/2006/wordprocessingDrawing">
   <w:body>
-    <w:bookmarkStart w:id="51" w:name="第一轮综合练习-第11卷"/>
+    <w:bookmarkStart w:id="48" w:name="第一轮综合练习-第11卷"/>
     <w:p>
       <w:pPr>
         <w:pStyle w:val="Heading1"/>
@@ -105,7 +105,7 @@
         </w:pict>
       </w:r>
     </w:p>
-    <w:bookmarkStart w:id="50" w:name="题目"/>
+    <w:bookmarkStart w:id="47" w:name="题目"/>
     <w:p>
       <w:pPr>
         <w:pStyle w:val="Heading2"/>
@@ -8050,7 +8050,7 @@
       </w:r>
     </w:p>
     <w:bookmarkEnd w:id="22"/>
-    <w:bookmarkStart w:id="26" w:name="第15题"/>
+    <w:bookmarkStart w:id="23" w:name="第15题"/>
     <w:p>
       <w:pPr>
         <w:pStyle w:val="Heading3"/>
@@ -8683,8 +8683,7 @@
     <w:p>
       <w:pPr>
         <w:pStyle w:val="FirstParagraph"/>
-        <w:spacing w:before="160" w:after="80"/>
-        <w:jc w:val="center"/>
+        <w:ind w:firstLine="420"/>
       </w:pPr>
       <w:r>
         <w:rPr>
@@ -8727,57 +8726,6 @@
           <w:rFonts w:hint="eastAsia" w:ascii="Times New Roman" w:hAnsi="Times New Roman" w:eastAsia="Times New Roman" w:cs="Times New Roman"/>
         </w:rPr>
         <w:t>）</w:t>
-      </w:r>
-      <w:r>
-        <w:rPr>
-          <w:rFonts w:ascii="Times New Roman" w:hAnsi="Times New Roman" w:eastAsia="Times New Roman" w:cs="Times New Roman"/>
-        </w:rPr>
-        <w:t xml:space="preserve"> </w:t>
-      </w:r>
-      <w:r>
-        <w:rPr>
-          <w:rFonts w:ascii="Times New Roman" w:hAnsi="Times New Roman" w:eastAsia="Times New Roman" w:cs="Times New Roman"/>
-        </w:rPr>
-        <w:drawing>
-          <wp:inline>
-            <wp:extent cx="3600000" cy="2308332"/>
-            <wp:effectExtent b="0" l="0" r="0" t="0"/>
-            <wp:docPr descr="" title="" id="24" name="Picture"/>
-            <a:graphic>
-              <a:graphicData uri="http://schemas.openxmlformats.org/drawingml/2006/picture">
-                <pic:pic>
-                  <pic:nvPicPr>
-                    <pic:cNvPr descr="7937fa3a4ad6d5d9124ba067bca2710abd9c4ab591c0e70741f298f0452bda78.png" id="25" name="Picture"/>
-                    <pic:cNvPicPr>
-                      <a:picLocks noChangeArrowheads="1" noChangeAspect="1"/>
-                    </pic:cNvPicPr>
-                  </pic:nvPicPr>
-                  <pic:blipFill>
-                    <a:blip r:embed="rId23"/>
-                    <a:stretch>
-                      <a:fillRect/>
-                    </a:stretch>
-                  </pic:blipFill>
-                  <pic:spPr bwMode="auto">
-                    <a:xfrm>
-                      <a:off x="0" y="0"/>
-                      <a:ext cx="3600000" cy="2308332"/>
-                    </a:xfrm>
-                    <a:prstGeom prst="rect">
-                      <a:avLst/>
-                    </a:prstGeom>
-                    <a:noFill/>
-                    <a:ln w="9525">
-                      <a:noFill/>
-                      <a:headEnd/>
-                      <a:tailEnd/>
-                    </a:ln>
-                  </pic:spPr>
-                </pic:pic>
-              </a:graphicData>
-            </a:graphic>
-          </wp:inline>
-        </w:drawing>
       </w:r>
     </w:p>
     <w:p>
@@ -8790,8 +8738,8 @@
         </w:pict>
       </w:r>
     </w:p>
-    <w:bookmarkEnd w:id="26"/>
-    <w:bookmarkStart w:id="27" w:name="第16题"/>
+    <w:bookmarkEnd w:id="23"/>
+    <w:bookmarkStart w:id="24" w:name="第16题"/>
     <w:p>
       <w:pPr>
         <w:pStyle w:val="Heading3"/>
@@ -9498,8 +9446,8 @@
         </w:pict>
       </w:r>
     </w:p>
-    <w:bookmarkEnd w:id="27"/>
-    <w:bookmarkStart w:id="28" w:name="第17题"/>
+    <w:bookmarkEnd w:id="24"/>
+    <w:bookmarkStart w:id="25" w:name="第17题"/>
     <w:p>
       <w:pPr>
         <w:pStyle w:val="Heading3"/>
@@ -9852,8 +9800,8 @@
         </w:pict>
       </w:r>
     </w:p>
-    <w:bookmarkEnd w:id="28"/>
-    <w:bookmarkStart w:id="32" w:name="第18题"/>
+    <w:bookmarkEnd w:id="25"/>
+    <w:bookmarkStart w:id="29" w:name="第18题"/>
     <w:p>
       <w:pPr>
         <w:pStyle w:val="Heading3"/>
@@ -9916,18 +9864,18 @@
           <wp:inline>
             <wp:extent cx="3600000" cy="690908"/>
             <wp:effectExtent b="0" l="0" r="0" t="0"/>
-            <wp:docPr descr="" title="" id="30" name="Picture"/>
+            <wp:docPr descr="" title="" id="27" name="Picture"/>
             <a:graphic>
               <a:graphicData uri="http://schemas.openxmlformats.org/drawingml/2006/picture">
                 <pic:pic>
                   <pic:nvPicPr>
-                    <pic:cNvPr descr="bf4abd03f46fc9c3.png" id="31" name="Picture"/>
+                    <pic:cNvPr descr="bf4abd03f46fc9c3.png" id="28" name="Picture"/>
                     <pic:cNvPicPr>
                       <a:picLocks noChangeArrowheads="1" noChangeAspect="1"/>
                     </pic:cNvPicPr>
                   </pic:nvPicPr>
                   <pic:blipFill>
-                    <a:blip r:embed="rId29"/>
+                    <a:blip r:embed="rId26"/>
                     <a:stretch>
                       <a:fillRect/>
                     </a:stretch>
@@ -9964,8 +9912,8 @@
         </w:pict>
       </w:r>
     </w:p>
-    <w:bookmarkEnd w:id="32"/>
-    <w:bookmarkStart w:id="33" w:name="第19题"/>
+    <w:bookmarkEnd w:id="29"/>
+    <w:bookmarkStart w:id="30" w:name="第19题"/>
     <w:p>
       <w:pPr>
         <w:pStyle w:val="Heading3"/>
@@ -10376,8 +10324,8 @@
         </w:pict>
       </w:r>
     </w:p>
-    <w:bookmarkEnd w:id="33"/>
-    <w:bookmarkStart w:id="37" w:name="第20题"/>
+    <w:bookmarkEnd w:id="30"/>
+    <w:bookmarkStart w:id="34" w:name="第20题"/>
     <w:p>
       <w:pPr>
         <w:pStyle w:val="Heading3"/>
@@ -10681,18 +10629,18 @@
           <wp:inline>
             <wp:extent cx="3600000" cy="1489250"/>
             <wp:effectExtent b="0" l="0" r="0" t="0"/>
-            <wp:docPr descr="" title="" id="35" name="Picture"/>
+            <wp:docPr descr="" title="" id="32" name="Picture"/>
             <a:graphic>
               <a:graphicData uri="http://schemas.openxmlformats.org/drawingml/2006/picture">
                 <pic:pic>
                   <pic:nvPicPr>
-                    <pic:cNvPr descr="38468233632903bb.png" id="36" name="Picture"/>
+                    <pic:cNvPr descr="38468233632903bb.png" id="33" name="Picture"/>
                     <pic:cNvPicPr>
                       <a:picLocks noChangeArrowheads="1" noChangeAspect="1"/>
                     </pic:cNvPicPr>
                   </pic:nvPicPr>
                   <pic:blipFill>
-                    <a:blip r:embed="rId34"/>
+                    <a:blip r:embed="rId31"/>
                     <a:stretch>
                       <a:fillRect/>
                     </a:stretch>
@@ -11014,8 +10962,8 @@
         </w:pict>
       </w:r>
     </w:p>
-    <w:bookmarkEnd w:id="37"/>
-    <w:bookmarkStart w:id="38" w:name="第21题"/>
+    <w:bookmarkEnd w:id="34"/>
+    <w:bookmarkStart w:id="35" w:name="第21题"/>
     <w:p>
       <w:pPr>
         <w:pStyle w:val="Heading3"/>
@@ -11787,8 +11735,8 @@
         </w:pict>
       </w:r>
     </w:p>
-    <w:bookmarkEnd w:id="38"/>
-    <w:bookmarkStart w:id="39" w:name="第22题"/>
+    <w:bookmarkEnd w:id="35"/>
+    <w:bookmarkStart w:id="36" w:name="第22题"/>
     <w:p>
       <w:pPr>
         <w:pStyle w:val="Heading3"/>
@@ -11968,8 +11916,8 @@
         </w:pict>
       </w:r>
     </w:p>
-    <w:bookmarkEnd w:id="39"/>
-    <w:bookmarkStart w:id="40" w:name="第23题"/>
+    <w:bookmarkEnd w:id="36"/>
+    <w:bookmarkStart w:id="37" w:name="第23题"/>
     <w:p>
       <w:pPr>
         <w:pStyle w:val="Heading3"/>
@@ -12528,8 +12476,8 @@
         </w:pict>
       </w:r>
     </w:p>
-    <w:bookmarkEnd w:id="40"/>
-    <w:bookmarkStart w:id="47" w:name="第24题"/>
+    <w:bookmarkEnd w:id="37"/>
+    <w:bookmarkStart w:id="44" w:name="第24题"/>
     <w:p>
       <w:pPr>
         <w:pStyle w:val="Heading3"/>
@@ -12764,18 +12712,18 @@
           <wp:inline>
             <wp:extent cx="2654300" cy="1816100"/>
             <wp:effectExtent b="0" l="0" r="0" t="0"/>
-            <wp:docPr descr="" title="" id="42" name="Picture"/>
+            <wp:docPr descr="" title="" id="39" name="Picture"/>
             <a:graphic>
               <a:graphicData uri="http://schemas.openxmlformats.org/drawingml/2006/picture">
                 <pic:pic>
                   <pic:nvPicPr>
-                    <pic:cNvPr descr="f7d1189b37a09b50253b53792883563ae8eb6868f82a7445cb43180e89aabfd7.jpg" id="43" name="Picture"/>
+                    <pic:cNvPr descr="f7d1189b37a09b50253b53792883563ae8eb6868f82a7445cb43180e89aabfd7.jpg" id="40" name="Picture"/>
                     <pic:cNvPicPr>
                       <a:picLocks noChangeArrowheads="1" noChangeAspect="1"/>
                     </pic:cNvPicPr>
                   </pic:nvPicPr>
                   <pic:blipFill>
-                    <a:blip r:embed="rId41"/>
+                    <a:blip r:embed="rId38"/>
                     <a:stretch>
                       <a:fillRect/>
                     </a:stretch>
@@ -13132,18 +13080,18 @@
           <wp:inline>
             <wp:extent cx="3600000" cy="2543119"/>
             <wp:effectExtent b="0" l="0" r="0" t="0"/>
-            <wp:docPr descr="" title="" id="45" name="Picture"/>
+            <wp:docPr descr="" title="" id="42" name="Picture"/>
             <a:graphic>
               <a:graphicData uri="http://schemas.openxmlformats.org/drawingml/2006/picture">
                 <pic:pic>
                   <pic:nvPicPr>
-                    <pic:cNvPr descr="5b14386fb0b452fff0a37af3bf785b303ac550ebc7b4183db003f61e6424b355.jpg" id="46" name="Picture"/>
+                    <pic:cNvPr descr="5b14386fb0b452fff0a37af3bf785b303ac550ebc7b4183db003f61e6424b355.jpg" id="43" name="Picture"/>
                     <pic:cNvPicPr>
                       <a:picLocks noChangeArrowheads="1" noChangeAspect="1"/>
                     </pic:cNvPicPr>
                   </pic:nvPicPr>
                   <pic:blipFill>
-                    <a:blip r:embed="rId44"/>
+                    <a:blip r:embed="rId41"/>
                     <a:stretch>
                       <a:fillRect/>
                     </a:stretch>
@@ -13448,8 +13396,8 @@
         </w:pict>
       </w:r>
     </w:p>
-    <w:bookmarkEnd w:id="47"/>
-    <w:bookmarkStart w:id="48" w:name="第25题"/>
+    <w:bookmarkEnd w:id="44"/>
+    <w:bookmarkStart w:id="45" w:name="第25题"/>
     <w:p>
       <w:pPr>
         <w:pStyle w:val="Heading3"/>
@@ -14458,8 +14406,8 @@
         </w:pict>
       </w:r>
     </w:p>
-    <w:bookmarkEnd w:id="48"/>
-    <w:bookmarkStart w:id="49" w:name="第26题"/>
+    <w:bookmarkEnd w:id="45"/>
+    <w:bookmarkStart w:id="46" w:name="第26题"/>
     <w:p>
       <w:pPr>
         <w:pStyle w:val="Heading3"/>
@@ -14953,9 +14901,9 @@
         </w:pict>
       </w:r>
     </w:p>
-    <w:bookmarkEnd w:id="49"/>
-    <w:bookmarkEnd w:id="50"/>
-    <w:bookmarkEnd w:id="51"/>
+    <w:bookmarkEnd w:id="46"/>
+    <w:bookmarkEnd w:id="47"/>
+    <w:bookmarkEnd w:id="48"/>
     <w:sectPr>
       <w:footerReference w:type="default" r:id="rId9"/>
       <w:headerReference w:type="default" r:id="rId10"/>
